--- a/public/content/works/hcu-phd-proposal.docx
+++ b/public/content/works/hcu-phd-proposal.docx
@@ -14,22 +14,7 @@
           <w:i w:val="0"/>
           <w:sz w:val="36"/>
         </w:rPr>
-        <w:t>人間性的歷史生成</w:t>
-      </w:r>
-    </w:p>
-    <w:p>
-      <w:pPr>
-        <w:spacing w:line="360" w:lineRule="auto" w:after="200" w:before="240"/>
-        <w:jc w:val="center"/>
-      </w:pPr>
-      <w:r>
-        <w:rPr>
-          <w:rFonts w:ascii="Times New Roman" w:hAnsi="Times New Roman" w:eastAsia="新細明體"/>
-          <w:b/>
-          <w:i w:val="0"/>
-          <w:sz w:val="28"/>
-        </w:rPr>
-        <w:t>近代東亞宗教復興與戰後台灣佛教、基督教公共性之比較宗教史研究（1890–2020）</w:t>
+        <w:t>戰後台灣佛教、基督教公共性之宗教史比較研究</w:t>
       </w:r>
     </w:p>
     <w:p>
@@ -44,7 +29,7 @@
           <w:i/>
           <w:sz w:val="24"/>
         </w:rPr>
-        <w:t>The Making of the Human Realm: A Comparative Religious History of the East Asian Religious Revival and the Public Turn of Buddhism and Christianity in Taiwan, 1890–2020</w:t>
+        <w:t>The Public Character of Buddhism and Christianity in Postwar Taiwan: A Comparative Study in Religious History</w:t>
       </w:r>
     </w:p>
     <w:p>
@@ -103,7 +88,7 @@
           <w:i w:val="0"/>
           <w:sz w:val="24"/>
         </w:rPr>
-        <w:t>本研究是一項比較宗教史（comparative religious history）的研究，處理的問題是：</w:t>
+        <w:t>本研究是一項宗教史的比較研究（comparative study in religious history），處理的問題是：</w:t>
       </w:r>
       <w:r>
         <w:rPr>
@@ -142,7 +127,7 @@
           <w:i w:val="0"/>
           <w:sz w:val="24"/>
         </w:rPr>
-        <w:t>本研究先以四地並置的方式，重探近代東亞宗教復興的共同源頭——日本明治以降的佛教改革與基督教社會運動、中國自廟產興學危機而起的佛教革命與社會福音、朝鮮三一運動中的跨宗教結盟、台灣新文化運動中的宗教覺醒——指出「入世」並非某一宗教的內部教義發展，而是東亞各宗教在同一波現代性衝擊、殖民處境與救亡需求下，被迫重新界定自身與此世關係的共同結果。</w:t>
+        <w:t>本研究先以四地並置的方式，重探近代東亞宗教變革的共同源頭——日本明治以降的佛教改革與基督教社會運動、中國自廟產興學危機而起的佛教革命與社會福音、朝鮮三一運動中的跨宗教結盟、台灣新文化運動中的宗教覺醒——指出「入世」並非某一宗教的內部教義發展，而是東亞各宗教在同一波現代性衝擊、殖民處境與救亡需求下，被迫重新界定自身與此世關係的共同結果。</w:t>
       </w:r>
     </w:p>
     <w:p>
@@ -208,7 +193,7 @@
           <w:i w:val="0"/>
           <w:sz w:val="24"/>
         </w:rPr>
-        <w:t>第四章處理兩條線的實際交會：戰後台灣佛耶關係如何從一九五〇年代的護教論戰，經一九八〇年代的對話，走向二〇〇〇年以降在反賭、動保、廢死、性別平權等議題上的結盟；此處輔以口述歷史訪談，補足文獻所不能保存的行動者自我理解。</w:t>
+        <w:t>第五章把兩條線並置比較，指出其生成機制的同構與差異，並處理兩者的實際交會：戰後台灣佛耶關係如何從一九五〇年代的護教論戰，經一九八〇年代的對話，走向二〇〇〇年以降在反賭、動保、廢死、性別平權等議題上的結盟；此處輔以口述歷史訪談，補足文獻所不能保存的行動者自我理解。</w:t>
       </w:r>
     </w:p>
     <w:p>
@@ -223,7 +208,7 @@
           <w:i w:val="0"/>
           <w:sz w:val="24"/>
         </w:rPr>
-        <w:t>第五章才回到理論：把前四章歸納出的歷史範式命名為「人間宗教」（Religion of the Human Realm），並檢討此一由歷史歸納而得的範式，對宗教學的世俗化理論與宗教多元論、以及對比較神學的方法論，各具有什麼樣的修正意義。本研究主張，「人間性」不是宗教的世俗化讓步，而是各宗教在現代處境中回到自身創教關懷的重新界定；而以歷史經驗為基礎的比較，比以形上學設定為基礎的比較，更能保全各宗教的主體性。</w:t>
+        <w:t>第六章才回到理論：把前面各章歸納出的歷史範式命名為「人間宗教」（Religion of the Human Realm），並檢討此一由歷史歸納而得的範式，對宗教學的世俗化理論與宗教多元論、以及對比較神學的方法論，各具有什麼樣的修正意義。本研究主張，「人間性」不是宗教的世俗化讓步，而是各宗教在現代處境中回到自身創教關懷的重新界定；而以歷史經驗為基礎的比較，比以形上學設定為基礎的比較，更能保全各宗教的主體性。</w:t>
       </w:r>
     </w:p>
     <w:p>
@@ -247,7 +232,7 @@
           <w:i w:val="0"/>
           <w:sz w:val="24"/>
         </w:rPr>
-        <w:t>：比較宗教史、人間佛教、本土神學、宗教公共性、台灣宗教史、人間宗教</w:t>
+        <w:t>：宗教史比較研究、人間佛教、公共神學、宗教公共性、台灣宗教史、人間宗教</w:t>
       </w:r>
     </w:p>
     <w:p>
@@ -1223,7 +1208,7 @@
           <w:i w:val="0"/>
           <w:sz w:val="24"/>
         </w:rPr>
-        <w:t>比較宗教史</w:t>
+        <w:t>宗教史比較</w:t>
       </w:r>
       <w:r>
         <w:rPr>
@@ -1293,7 +1278,7 @@
           <w:i w:val="0"/>
           <w:sz w:val="26"/>
         </w:rPr>
-        <w:t>（一）比較宗教史（comparative religious history）</w:t>
+        <w:t>（一）宗教史的比較（comparative religious history）</w:t>
       </w:r>
     </w:p>
     <w:p>
@@ -1652,7 +1637,7 @@
           <w:i w:val="0"/>
           <w:sz w:val="24"/>
         </w:rPr>
-        <w:t>：一八九〇年代至二〇二〇年代。上限取明治佛教改革與廟產興學危機成形之際，下限取當前跨宗教議題結盟的最新發展。</w:t>
+        <w:t>：核心斷限在戰後至今。十九世紀末至一九四五年的東亞宗教變革（第二章）作為前史處理，目的在說明戰後台灣兩條線索的思想與制度資源從何而來，而非另立一段長時段通史；戰前部分因此以既有研究的綜合為主，不作獨立的史料考證。</w:t>
       </w:r>
     </w:p>
     <w:p>
@@ -1748,20 +1733,6 @@
     </w:p>
     <w:p>
       <w:pPr>
-        <w:spacing w:line="360" w:lineRule="auto" w:after="200" w:before="160"/>
-      </w:pPr>
-      <w:r>
-        <w:rPr>
-          <w:rFonts w:ascii="Times New Roman" w:hAnsi="Times New Roman" w:eastAsia="新細明體"/>
-          <w:b/>
-          <w:i w:val="0"/>
-          <w:sz w:val="26"/>
-        </w:rPr>
-        <w:t>緒論</w:t>
-      </w:r>
-    </w:p>
-    <w:p>
-      <w:pPr>
         <w:spacing w:line="360" w:lineRule="auto" w:after="120"/>
         <w:ind w:firstLine="480"/>
       </w:pPr>
@@ -1772,7 +1743,7 @@
           <w:i w:val="0"/>
           <w:sz w:val="24"/>
         </w:rPr>
-        <w:t>一、研究動機與問題意識　二、研究回顧　三、研究方法與史料　四、章節安排</w:t>
+        <w:t>全論文分七章。第一章交代方法與研究缺口，第二章立東亞背景，第三、四章各自重建一條系譜，第五章把兩條線並置比較並處理其實際交會，第六章才把歷史發現提升為理論範式。</w:t>
       </w:r>
     </w:p>
     <w:p>
@@ -1786,7 +1757,7 @@
           <w:i w:val="0"/>
           <w:sz w:val="26"/>
         </w:rPr>
-        <w:t>第一章　近代東亞宗教復興的源頭：一個比較的考察（1890–1945）</w:t>
+        <w:t>第一章　研究方法與文獻回顧</w:t>
       </w:r>
     </w:p>
     <w:p>
@@ -1801,16 +1772,16 @@
           <w:i w:val="0"/>
           <w:sz w:val="24"/>
         </w:rPr>
-        <w:t>第一節　共同的歷史條件</w:t>
-      </w:r>
-      <w:r>
-        <w:rPr>
-          <w:rFonts w:ascii="Times New Roman" w:hAnsi="Times New Roman" w:eastAsia="新細明體"/>
-          <w:b w:val="0"/>
-          <w:i w:val="0"/>
-          <w:sz w:val="24"/>
-        </w:rPr>
-        <w:t>：帝國主義擴張下的東亞秩序重組；近代國家對宗教財產與制度的整編（日本神佛分離與廢佛毀釋的餘波、中國廟產興學、朝鮮總督府的宗教政策、台灣總督府的寺廟整理）；宗教在「迷信—科學」新知識體制中的正當性危機。</w:t>
+        <w:t>第一節　問題意識與研究提問</w:t>
+      </w:r>
+      <w:r>
+        <w:rPr>
+          <w:rFonts w:ascii="Times New Roman" w:hAnsi="Times New Roman" w:eastAsia="新細明體"/>
+          <w:b w:val="0"/>
+          <w:i w:val="0"/>
+          <w:sz w:val="24"/>
+        </w:rPr>
+        <w:t>：兩段一向分開講述的歷史；為何從歷史比較起手而非從理論起手；三層提問（源頭、生成、意義）。</w:t>
       </w:r>
     </w:p>
     <w:p>
@@ -1825,16 +1796,16 @@
           <w:i w:val="0"/>
           <w:sz w:val="24"/>
         </w:rPr>
-        <w:t>第二節　日本：改革與左翼的兩條線</w:t>
-      </w:r>
-      <w:r>
-        <w:rPr>
-          <w:rFonts w:ascii="Times New Roman" w:hAnsi="Times New Roman" w:eastAsia="新細明體"/>
-          <w:b w:val="0"/>
-          <w:i w:val="0"/>
-          <w:sz w:val="24"/>
-        </w:rPr>
-        <w:t>。清沢満之的精神主義與新佛教徒運動；日蓮主義的國家化與其反面；內村鑑三的無教會主義與矢內原忠雄的批判傳統；賀川豐彥的基督教社會運動；妹尾義郎與新興佛教青年同盟。此節說明「宗教的社會化」在日本如何同時開出國家主義與社會主義兩種截然不同的方向。</w:t>
+        <w:t>第二節　文獻回顧與研究缺口</w:t>
+      </w:r>
+      <w:r>
+        <w:rPr>
+          <w:rFonts w:ascii="Times New Roman" w:hAnsi="Times New Roman" w:eastAsia="新細明體"/>
+          <w:b w:val="0"/>
+          <w:i w:val="0"/>
+          <w:sz w:val="24"/>
+        </w:rPr>
+        <w:t>：四個領域逐一檢視——東亞近代宗教變革的比較史、台灣佛教史與人間佛教研究、台灣基督教史與本土神學研究、戰後佛耶關係與跨宗教研究；指出四者各自成史而未曾接合，以及傳道、王憲治兩條線索的研究空白。</w:t>
       </w:r>
     </w:p>
     <w:p>
@@ -1849,16 +1820,16 @@
           <w:i w:val="0"/>
           <w:sz w:val="24"/>
         </w:rPr>
-        <w:t>第三節　中國：從存亡危機到佛教革命與社會福音</w:t>
-      </w:r>
-      <w:r>
-        <w:rPr>
-          <w:rFonts w:ascii="Times New Roman" w:hAnsi="Times New Roman" w:eastAsia="新細明體"/>
-          <w:b w:val="0"/>
-          <w:i w:val="0"/>
-          <w:sz w:val="24"/>
-        </w:rPr>
-        <w:t>。廟產興學危機與佛教界的組織性回應；太虛的三大革命與人生佛教；基督教方面吳耀宗與青年會系統的社會福音路線。此節指出「革命」語彙如何同時進入佛教與基督教的自我表述。</w:t>
+        <w:t>第三節　研究方法</w:t>
+      </w:r>
+      <w:r>
+        <w:rPr>
+          <w:rFonts w:ascii="Times New Roman" w:hAnsi="Times New Roman" w:eastAsia="新細明體"/>
+          <w:b w:val="0"/>
+          <w:i w:val="0"/>
+          <w:sz w:val="24"/>
+        </w:rPr>
+        <w:t>：宗教史比較的比較單位如何界定；思想史與概念史對關鍵詞的追蹤；文獻史料學的兩項使用原則；口述歷史的定位與倫理程序。</w:t>
       </w:r>
     </w:p>
     <w:p>
@@ -1873,16 +1844,16 @@
           <w:i w:val="0"/>
           <w:sz w:val="24"/>
         </w:rPr>
-        <w:t>第四節　朝鮮：三一運動中的跨宗教結盟</w:t>
-      </w:r>
-      <w:r>
-        <w:rPr>
-          <w:rFonts w:ascii="Times New Roman" w:hAnsi="Times New Roman" w:eastAsia="新細明體"/>
-          <w:b w:val="0"/>
-          <w:i w:val="0"/>
-          <w:sz w:val="24"/>
-        </w:rPr>
-        <w:t>。東學至天道教的轉化；一九一九年獨立宣言簽署者的宗教組成所顯示的結盟事實；韓龍雲的佛教維新論；此一經驗如何成為後來民眾神學的前史。</w:t>
+        <w:t>第四節　史料來源、研究範圍與研究限制</w:t>
+      </w:r>
+      <w:r>
+        <w:rPr>
+          <w:rFonts w:ascii="Times New Roman" w:hAnsi="Times New Roman" w:eastAsia="新細明體"/>
+          <w:b w:val="0"/>
+          <w:i w:val="0"/>
+          <w:sz w:val="24"/>
+        </w:rPr>
+        <w:t>：佛教、基督教、跨宗教三大史料群；時間與空間的斷限；本研究在日韓一手史料、口述記憶與信眾層次上的限制。</w:t>
       </w:r>
     </w:p>
     <w:p>
@@ -1897,16 +1868,30 @@
           <w:i w:val="0"/>
           <w:sz w:val="24"/>
         </w:rPr>
-        <w:t>第五節　台灣：新文化運動中的宗教覺醒</w:t>
-      </w:r>
-      <w:r>
-        <w:rPr>
-          <w:rFonts w:ascii="Times New Roman" w:hAnsi="Times New Roman" w:eastAsia="新細明體"/>
-          <w:b w:val="0"/>
-          <w:i w:val="0"/>
-          <w:sz w:val="24"/>
-        </w:rPr>
-        <w:t>。台灣文化協會與新文化運動的宗教面向；林秋梧（證峰）的社會主義佛教論述；南瀛佛教會體制下的僧侶教育；長老教會自日治時期起的自立運動與教育事業。</w:t>
+        <w:t>第五節　名詞界定</w:t>
+      </w:r>
+      <w:r>
+        <w:rPr>
+          <w:rFonts w:ascii="Times New Roman" w:hAnsi="Times New Roman" w:eastAsia="新細明體"/>
+          <w:b w:val="0"/>
+          <w:i w:val="0"/>
+          <w:sz w:val="24"/>
+        </w:rPr>
+        <w:t>：人間性、公共性、公共神學、人間宗教——說明本研究在何種意義上使用這些詞，以及它們與世俗化、政治參與、社會運動的分野。</w:t>
+      </w:r>
+    </w:p>
+    <w:p>
+      <w:pPr>
+        <w:spacing w:line="360" w:lineRule="auto" w:after="200" w:before="160"/>
+      </w:pPr>
+      <w:r>
+        <w:rPr>
+          <w:rFonts w:ascii="Times New Roman" w:hAnsi="Times New Roman" w:eastAsia="新細明體"/>
+          <w:b/>
+          <w:i w:val="0"/>
+          <w:sz w:val="26"/>
+        </w:rPr>
+        <w:t>第二章　東亞近代宗教變革：復興的共同源頭</w:t>
       </w:r>
     </w:p>
     <w:p>
@@ -1921,30 +1906,16 @@
           <w:i w:val="0"/>
           <w:sz w:val="24"/>
         </w:rPr>
-        <w:t>第六節　比較與歸納</w:t>
-      </w:r>
-      <w:r>
-        <w:rPr>
-          <w:rFonts w:ascii="Times New Roman" w:hAnsi="Times New Roman" w:eastAsia="新細明體"/>
-          <w:b w:val="0"/>
-          <w:i w:val="0"/>
-          <w:sz w:val="24"/>
-        </w:rPr>
-        <w:t>。四地共享的三項條件（國家整編、殖民或半殖民處境、外來社會思潮）與兩項差異變項（宗教與國家的既有關係、殖民者與被殖民者的宗教歸屬）；「入世」作為東亞宗教的共同轉向，其性質是回應性的、跨宗教的、且與民族處境緊密綁定。此一結論構成後續兩章的歷史前提。</w:t>
-      </w:r>
-    </w:p>
-    <w:p>
-      <w:pPr>
-        <w:spacing w:line="360" w:lineRule="auto" w:after="200" w:before="160"/>
-      </w:pPr>
-      <w:r>
-        <w:rPr>
-          <w:rFonts w:ascii="Times New Roman" w:hAnsi="Times New Roman" w:eastAsia="新細明體"/>
-          <w:b/>
-          <w:i w:val="0"/>
-          <w:sz w:val="26"/>
-        </w:rPr>
-        <w:t>第二章　台灣佛教公共性與人間性的產生：太虛—印順—傳道—昭慧（1920–2020）</w:t>
+        <w:t>第一節　共同的歷史條件</w:t>
+      </w:r>
+      <w:r>
+        <w:rPr>
+          <w:rFonts w:ascii="Times New Roman" w:hAnsi="Times New Roman" w:eastAsia="新細明體"/>
+          <w:b w:val="0"/>
+          <w:i w:val="0"/>
+          <w:sz w:val="24"/>
+        </w:rPr>
+        <w:t>：帝國主義擴張下的東亞秩序重組；近代國家對宗教財產與制度的整編（日本神佛分離與廢佛毀釋的餘波、中國廟產興學、朝鮮總督府的宗教政策、台灣總督府的寺廟整理）；宗教在「迷信—科學」新知識體制中的正當性危機。</w:t>
       </w:r>
     </w:p>
     <w:p>
@@ -1959,16 +1930,16 @@
           <w:i w:val="0"/>
           <w:sz w:val="24"/>
         </w:rPr>
-        <w:t>第一節　太虛：發動者</w:t>
-      </w:r>
-      <w:r>
-        <w:rPr>
-          <w:rFonts w:ascii="Times New Roman" w:hAnsi="Times New Roman" w:eastAsia="新細明體"/>
-          <w:b w:val="0"/>
-          <w:i w:val="0"/>
-          <w:sz w:val="24"/>
-        </w:rPr>
-        <w:t>。三大革命的內容與其制度上的受挫；「人生佛教」的提出與其對天乘與鬼神信仰的批判；太虛路線在戰後台灣的殘留與轉化。</w:t>
+        <w:t>第二節　日本：改革與左翼的兩條線</w:t>
+      </w:r>
+      <w:r>
+        <w:rPr>
+          <w:rFonts w:ascii="Times New Roman" w:hAnsi="Times New Roman" w:eastAsia="新細明體"/>
+          <w:b w:val="0"/>
+          <w:i w:val="0"/>
+          <w:sz w:val="24"/>
+        </w:rPr>
+        <w:t>：清沢満之的精神主義與新佛教徒運動；日蓮主義的國家化與其反面；內村鑑三的無教會主義與矢內原忠雄的批判傳統；賀川豐彥的基督教社會運動；妹尾義郎與新興佛教青年同盟。說明「宗教的社會化」在日本何以同時開出國家主義與社會主義兩種方向。</w:t>
       </w:r>
     </w:p>
     <w:p>
@@ -1983,16 +1954,16 @@
           <w:i w:val="0"/>
           <w:sz w:val="24"/>
         </w:rPr>
-        <w:t>第二節　印順：詮釋者</w:t>
-      </w:r>
-      <w:r>
-        <w:rPr>
-          <w:rFonts w:ascii="Times New Roman" w:hAnsi="Times New Roman" w:eastAsia="新細明體"/>
-          <w:b w:val="0"/>
-          <w:i w:val="0"/>
-          <w:sz w:val="24"/>
-        </w:rPr>
-        <w:t>。以教史研究重新界定佛教的核心關懷；《印度之佛教》至《印度佛教思想史》的教史重詮工程；〈契理契機之人間佛教〉所確立的方法論；「此時、此地、此人」何以不是世俗化的讓步，而是對佛陀本懷與初期大乘精神的重新宣稱。</w:t>
+        <w:t>第三節　中國：從存亡危機到佛教革命與社會福音</w:t>
+      </w:r>
+      <w:r>
+        <w:rPr>
+          <w:rFonts w:ascii="Times New Roman" w:hAnsi="Times New Roman" w:eastAsia="新細明體"/>
+          <w:b w:val="0"/>
+          <w:i w:val="0"/>
+          <w:sz w:val="24"/>
+        </w:rPr>
+        <w:t>：廟產興學危機與佛教界的組織性回應；太虛的三大革命與人生佛教；吳耀宗與青年會系統的社會福音路線。指出「革命」語彙如何同時進入佛教與基督教的自我表述。</w:t>
       </w:r>
     </w:p>
     <w:p>
@@ -2007,16 +1978,16 @@
           <w:i w:val="0"/>
           <w:sz w:val="24"/>
         </w:rPr>
-        <w:t>第三節　傳道：落地者</w:t>
-      </w:r>
-      <w:r>
-        <w:rPr>
-          <w:rFonts w:ascii="Times New Roman" w:hAnsi="Times New Roman" w:eastAsia="新細明體"/>
-          <w:b w:val="0"/>
-          <w:i w:val="0"/>
-          <w:sz w:val="24"/>
-        </w:rPr>
-        <w:t>。妙心寺路線的形成；台語弘法與在地語言的宗教意義；《妙心雜誌》與中華佛教百科文獻基金會的文獻事業；環境、社區與教育議題上的參與；作為印順學派三大法系之一，妙心寺一系與弘誓一系在實踐取向上的分工與差異。</w:t>
+        <w:t>第四節　朝鮮：三一運動中的跨宗教結盟</w:t>
+      </w:r>
+      <w:r>
+        <w:rPr>
+          <w:rFonts w:ascii="Times New Roman" w:hAnsi="Times New Roman" w:eastAsia="新細明體"/>
+          <w:b w:val="0"/>
+          <w:i w:val="0"/>
+          <w:sz w:val="24"/>
+        </w:rPr>
+        <w:t>：東學至天道教的轉化；一九一九年獨立宣言簽署者的宗教組成所顯示的結盟事實；韓龍雲的佛教維新論；此一經驗如何成為民眾神學的前史。</w:t>
       </w:r>
     </w:p>
     <w:p>
@@ -2031,16 +2002,16 @@
           <w:i w:val="0"/>
           <w:sz w:val="24"/>
         </w:rPr>
-        <w:t>第四節　昭慧：建制者</w:t>
-      </w:r>
-      <w:r>
-        <w:rPr>
-          <w:rFonts w:ascii="Times New Roman" w:hAnsi="Times New Roman" w:eastAsia="新細明體"/>
-          <w:b w:val="0"/>
-          <w:i w:val="0"/>
-          <w:sz w:val="24"/>
-        </w:rPr>
-        <w:t>。律學重詮與教內體制改革（含廢除八敬法的訴求及其爭議）；從護教運動到社會運動的路徑；《佛教倫理學》至《佛教規範倫理學》的體系化，如何把佛教立場轉譯為可與世俗倫理學對話的公共論述。</w:t>
+        <w:t>第五節　台灣：新文化運動中的宗教覺醒</w:t>
+      </w:r>
+      <w:r>
+        <w:rPr>
+          <w:rFonts w:ascii="Times New Roman" w:hAnsi="Times New Roman" w:eastAsia="新細明體"/>
+          <w:b w:val="0"/>
+          <w:i w:val="0"/>
+          <w:sz w:val="24"/>
+        </w:rPr>
+        <w:t>：台灣文化協會與新文化運動的宗教面向；林秋梧（證峰）的社會主義佛教論述；南瀛佛教會體制下的僧侶教育；長老教會自日治時期起的自立運動與教育事業。</w:t>
       </w:r>
     </w:p>
     <w:p>
@@ -2055,16 +2026,16 @@
           <w:i w:val="0"/>
           <w:sz w:val="24"/>
         </w:rPr>
-        <w:t>第五節　小結：佛教人間性的生成機制</w:t>
-      </w:r>
-      <w:r>
-        <w:rPr>
-          <w:rFonts w:ascii="Times New Roman" w:hAnsi="Times New Roman" w:eastAsia="新細明體"/>
-          <w:b w:val="0"/>
-          <w:i w:val="0"/>
-          <w:sz w:val="24"/>
-        </w:rPr>
-        <w:t>。四階段結構的提出：危機中的改革發動→教史與教理的重新詮釋→在地語言與草根組織的落實→倫理論述的建制化與公共化。</w:t>
+        <w:t>第六節　比較與歸納</w:t>
+      </w:r>
+      <w:r>
+        <w:rPr>
+          <w:rFonts w:ascii="Times New Roman" w:hAnsi="Times New Roman" w:eastAsia="新細明體"/>
+          <w:b w:val="0"/>
+          <w:i w:val="0"/>
+          <w:sz w:val="24"/>
+        </w:rPr>
+        <w:t>：四地共享的三項條件（國家整編、殖民或半殖民處境、外來社會思潮）與兩項差異變項（宗教與國家的既有關係、殖民者與被殖民者的宗教歸屬）；「入世」作為共同轉向，其性質是回應性的、跨宗教的、且與民族處境緊密綁定。此結論構成第三、四章的歷史前提。</w:t>
       </w:r>
     </w:p>
     <w:p>
@@ -2078,7 +2049,7 @@
           <w:i w:val="0"/>
           <w:sz w:val="26"/>
         </w:rPr>
-        <w:t>第三章　台灣基督教公共性與人間性的產生：黃彰輝—宋泉盛—王憲治—黃伯和（1940–2020）</w:t>
+        <w:t>第三章　人間佛教在台灣的發展：太虛、印順、傳道、昭慧</w:t>
       </w:r>
     </w:p>
     <w:p>
@@ -2093,16 +2064,16 @@
           <w:i w:val="0"/>
           <w:sz w:val="24"/>
         </w:rPr>
-        <w:t>第一節　黃彰輝：概念的鑄造</w:t>
-      </w:r>
-      <w:r>
-        <w:rPr>
-          <w:rFonts w:ascii="Times New Roman" w:hAnsi="Times New Roman" w:eastAsia="新細明體"/>
-          <w:b w:val="0"/>
-          <w:i w:val="0"/>
-          <w:sz w:val="24"/>
-        </w:rPr>
-        <w:t>。自台南神學院復校至 WCC 神學教育基金會；「實況化」（contextualization）相對於「本色化」（indigenization）的概念轉折；台灣經驗如何成為一個普世神學概念的來源；一九七〇年代台灣人民自決運動中的角色。</w:t>
+        <w:t>第一節　太虛與佛教革命的提出</w:t>
+      </w:r>
+      <w:r>
+        <w:rPr>
+          <w:rFonts w:ascii="Times New Roman" w:hAnsi="Times New Roman" w:eastAsia="新細明體"/>
+          <w:b w:val="0"/>
+          <w:i w:val="0"/>
+          <w:sz w:val="24"/>
+        </w:rPr>
+        <w:t>：教理、教制、教產三大革命的內容與其制度上的受挫；「人生佛教」的提出與其對天乘及鬼神信仰的批判；太虛路線在戰後台灣的殘留與轉化。</w:t>
       </w:r>
     </w:p>
     <w:p>
@@ -2117,16 +2088,16 @@
           <w:i w:val="0"/>
           <w:sz w:val="24"/>
         </w:rPr>
-        <w:t>第二節　宋泉盛：方法的具體化</w:t>
-      </w:r>
-      <w:r>
-        <w:rPr>
-          <w:rFonts w:ascii="Times New Roman" w:hAnsi="Times New Roman" w:eastAsia="新細明體"/>
-          <w:b w:val="0"/>
-          <w:i w:val="0"/>
-          <w:sz w:val="24"/>
-        </w:rPr>
-        <w:t>。以亞洲民間故事與受苦記憶作為神學材料；《第三眼神學》至《耶穌，被釘十字架的人民》的方法演進；在 WCC 體制內的位置與影響。</w:t>
+        <w:t>第二節　印順與「人間佛教」範式的確立</w:t>
+      </w:r>
+      <w:r>
+        <w:rPr>
+          <w:rFonts w:ascii="Times New Roman" w:hAnsi="Times New Roman" w:eastAsia="新細明體"/>
+          <w:b w:val="0"/>
+          <w:i w:val="0"/>
+          <w:sz w:val="24"/>
+        </w:rPr>
+        <w:t>：以教史研究重新界定佛教的核心關懷；《印度之佛教》至《印度佛教思想史》的教史重詮工程；〈契理契機之人間佛教〉所確立的方法論；「此時、此地、此人」何以不是世俗化的讓步，而是對佛陀本懷與初期大乘精神的重新宣稱。</w:t>
       </w:r>
     </w:p>
     <w:p>
@@ -2141,16 +2112,16 @@
           <w:i w:val="0"/>
           <w:sz w:val="24"/>
         </w:rPr>
-        <w:t>第三節　王憲治：鄉土的落地</w:t>
-      </w:r>
-      <w:r>
-        <w:rPr>
-          <w:rFonts w:ascii="Times New Roman" w:hAnsi="Times New Roman" w:eastAsia="新細明體"/>
-          <w:b w:val="0"/>
-          <w:i w:val="0"/>
-          <w:sz w:val="24"/>
-        </w:rPr>
-        <w:t>。《台灣鄉土神學論文集》的問題架構——人民、鄉土、權力、上帝四主題；鄉土神學與自決論述的接合；南神教學現場作為神學生產的場所；此一路線因其早逝而中斷的部分，以及由誰承接。</w:t>
+        <w:t>第三節　傳道與妙心寺路線的在地實踐</w:t>
+      </w:r>
+      <w:r>
+        <w:rPr>
+          <w:rFonts w:ascii="Times New Roman" w:hAnsi="Times New Roman" w:eastAsia="新細明體"/>
+          <w:b w:val="0"/>
+          <w:i w:val="0"/>
+          <w:sz w:val="24"/>
+        </w:rPr>
+        <w:t>：台語弘法與在地語言的宗教意義；《妙心雜誌》與中華佛教百科文獻基金會的文獻事業；環境、社區與教育議題上的參與；作為印順學派三大法系之一，妙心寺一系與弘誓一系在實踐取向上的分工與差異。</w:t>
       </w:r>
     </w:p>
     <w:p>
@@ -2165,16 +2136,16 @@
           <w:i w:val="0"/>
           <w:sz w:val="24"/>
         </w:rPr>
-        <w:t>第四節　黃伯和：本土神學的體制化</w:t>
-      </w:r>
-      <w:r>
-        <w:rPr>
-          <w:rFonts w:ascii="Times New Roman" w:hAnsi="Times New Roman" w:eastAsia="新細明體"/>
-          <w:b w:val="0"/>
-          <w:i w:val="0"/>
-          <w:sz w:val="24"/>
-        </w:rPr>
-        <w:t>。「出頭天」作為神學範疇的提出；自《宗教與自決》、《奔向出頭天的子民》至二〇二二年五卷本系列的長期工程；神學教育與亞洲普世網絡中的制度性佈局。</w:t>
+        <w:t>第四節　昭慧與佛教倫理的公共化</w:t>
+      </w:r>
+      <w:r>
+        <w:rPr>
+          <w:rFonts w:ascii="Times New Roman" w:hAnsi="Times New Roman" w:eastAsia="新細明體"/>
+          <w:b w:val="0"/>
+          <w:i w:val="0"/>
+          <w:sz w:val="24"/>
+        </w:rPr>
+        <w:t>：律學重詮與教內體制改革（含廢除八敬法的訴求及其爭議）；從護教運動到社會運動的路徑；《佛教倫理學》至《佛教規範倫理學》的體系化，如何把佛教立場轉譯為可與世俗倫理學對話的公共論述。</w:t>
       </w:r>
     </w:p>
     <w:p>
@@ -2189,16 +2160,16 @@
           <w:i w:val="0"/>
           <w:sz w:val="24"/>
         </w:rPr>
-        <w:t>第五節　小結：基督教人間性的生成機制</w:t>
-      </w:r>
-      <w:r>
-        <w:rPr>
-          <w:rFonts w:ascii="Times New Roman" w:hAnsi="Times New Roman" w:eastAsia="新細明體"/>
-          <w:b w:val="0"/>
-          <w:i w:val="0"/>
-          <w:sz w:val="24"/>
-        </w:rPr>
-        <w:t>。同樣四階段結構的驗證，以及與佛教一線的異同：基督教一線的「發動」較早進入普世體制，佛教一線的「建制」則較深地嵌入公民社會組織。</w:t>
+        <w:t>第五節　小結</w:t>
+      </w:r>
+      <w:r>
+        <w:rPr>
+          <w:rFonts w:ascii="Times New Roman" w:hAnsi="Times New Roman" w:eastAsia="新細明體"/>
+          <w:b w:val="0"/>
+          <w:i w:val="0"/>
+          <w:sz w:val="24"/>
+        </w:rPr>
+        <w:t>：佛教公共性與人間性的生成機制——危機中的改革發動、教史與教理的重新詮釋、在地語言與草根組織的落實、倫理論述的建制化與公共化。</w:t>
       </w:r>
     </w:p>
     <w:p>
@@ -2212,7 +2183,7 @@
           <w:i w:val="0"/>
           <w:sz w:val="26"/>
         </w:rPr>
-        <w:t>第四章　交會與結盟：戰後台灣佛耶關係史（1950–2020）</w:t>
+        <w:t>第四章　台灣長老教會的公共神學發展：黃彰輝、宋泉盛、王憲治、黃伯和</w:t>
       </w:r>
     </w:p>
     <w:p>
@@ -2227,16 +2198,16 @@
           <w:i w:val="0"/>
           <w:sz w:val="24"/>
         </w:rPr>
-        <w:t>第一節　護教論戰期（1950s–1970s）</w:t>
-      </w:r>
-      <w:r>
-        <w:rPr>
-          <w:rFonts w:ascii="Times New Roman" w:hAnsi="Times New Roman" w:eastAsia="新細明體"/>
-          <w:b w:val="0"/>
-          <w:i w:val="0"/>
-          <w:sz w:val="24"/>
-        </w:rPr>
-        <w:t>。煮雲、聖嚴與吳恩溥、龔天民等人的論戰文獻；論戰的社會條件（傳教競爭、美援背景、戒嚴體制）。</w:t>
+        <w:t>第一節　從自立到實況：公共性的體制條件</w:t>
+      </w:r>
+      <w:r>
+        <w:rPr>
+          <w:rFonts w:ascii="Times New Roman" w:hAnsi="Times New Roman" w:eastAsia="新細明體"/>
+          <w:b w:val="0"/>
+          <w:i w:val="0"/>
+          <w:sz w:val="24"/>
+        </w:rPr>
+        <w:t>：長老教會自日治時期的自立運動、戰後的在地認同轉折，到一九七〇年代〈國是聲明〉、〈我們的呼籲〉、〈人權宣言〉三大聲明的形成；教育、醫療與地方教會網絡如何構成公共介入的組織基礎。</w:t>
       </w:r>
     </w:p>
     <w:p>
@@ -2251,16 +2222,16 @@
           <w:i w:val="0"/>
           <w:sz w:val="24"/>
         </w:rPr>
-        <w:t>第二節　對話期（1980s–1990s）</w:t>
-      </w:r>
-      <w:r>
-        <w:rPr>
-          <w:rFonts w:ascii="Times New Roman" w:hAnsi="Times New Roman" w:eastAsia="新細明體"/>
-          <w:b w:val="0"/>
-          <w:i w:val="0"/>
-          <w:sz w:val="24"/>
-        </w:rPr>
-        <w:t>。學界與教界對話管道的建立；宗教交談的體制化嘗試；此期對話為何多停留在教義與靈修層次。</w:t>
+        <w:t>第二節　黃彰輝與「實況化」概念的鑄造</w:t>
+      </w:r>
+      <w:r>
+        <w:rPr>
+          <w:rFonts w:ascii="Times New Roman" w:hAnsi="Times New Roman" w:eastAsia="新細明體"/>
+          <w:b w:val="0"/>
+          <w:i w:val="0"/>
+          <w:sz w:val="24"/>
+        </w:rPr>
+        <w:t>：自台南神學院復校至普世教會協會神學教育基金會；「實況化」（contextualization）相對於「本色化」（indigenization）的概念轉折；台灣經驗如何成為一個普世神學概念的來源；一九七〇年代台灣人民自決運動中的角色。</w:t>
       </w:r>
     </w:p>
     <w:p>
@@ -2275,16 +2246,16 @@
           <w:i w:val="0"/>
           <w:sz w:val="24"/>
         </w:rPr>
-        <w:t>第三節　議題結盟期（2000s–2020s）</w:t>
-      </w:r>
-      <w:r>
-        <w:rPr>
-          <w:rFonts w:ascii="Times New Roman" w:hAnsi="Times New Roman" w:eastAsia="新細明體"/>
-          <w:b w:val="0"/>
-          <w:i w:val="0"/>
-          <w:sz w:val="24"/>
-        </w:rPr>
-        <w:t>。反賭博合法化、動物保護、廢除死刑、性別平權等議題上的跨宗教合作；結盟如何在「不談教義、只談議題」的默契下運作；佛教的護生與緣起論述如何與基督教的先知傳統與人權論述並置而不衝突。</w:t>
+        <w:t>第三節　宋泉盛與亞洲受苦經驗的神學轉譯</w:t>
+      </w:r>
+      <w:r>
+        <w:rPr>
+          <w:rFonts w:ascii="Times New Roman" w:hAnsi="Times New Roman" w:eastAsia="新細明體"/>
+          <w:b w:val="0"/>
+          <w:i w:val="0"/>
+          <w:sz w:val="24"/>
+        </w:rPr>
+        <w:t>：以亞洲民間故事與受苦記憶作為神學材料；《第三眼神學》至《耶穌，被釘十字架的人民》的方法演進；在普世教會協會體制內的位置與影響。</w:t>
       </w:r>
     </w:p>
     <w:p>
@@ -2299,16 +2270,16 @@
           <w:i w:val="0"/>
           <w:sz w:val="24"/>
         </w:rPr>
-        <w:t>第四節　口述歷史：行動者的自我理解</w:t>
-      </w:r>
-      <w:r>
-        <w:rPr>
-          <w:rFonts w:ascii="Times New Roman" w:hAnsi="Times New Roman" w:eastAsia="新細明體"/>
-          <w:b w:val="0"/>
-          <w:i w:val="0"/>
-          <w:sz w:val="24"/>
-        </w:rPr>
-        <w:t>。透過訪談呈現文獻不會記錄的部分——結盟的發起過程、彼此的認知落差、對「一起做事會不會被自己人質疑」的處理。</w:t>
+        <w:t>第四節　王憲治與台灣鄉土神學</w:t>
+      </w:r>
+      <w:r>
+        <w:rPr>
+          <w:rFonts w:ascii="Times New Roman" w:hAnsi="Times New Roman" w:eastAsia="新細明體"/>
+          <w:b w:val="0"/>
+          <w:i w:val="0"/>
+          <w:sz w:val="24"/>
+        </w:rPr>
+        <w:t>：《台灣鄉土神學論文集》的問題架構——人民、鄉土、權力、上帝四主題；鄉土神學與自決論述的接合；南神教學現場作為神學生產的場所；此一路線因其早逝而中斷的部分，以及由誰承接。</w:t>
       </w:r>
     </w:p>
     <w:p>
@@ -2323,30 +2294,16 @@
           <w:i w:val="0"/>
           <w:sz w:val="24"/>
         </w:rPr>
-        <w:t>第五節　小結</w:t>
-      </w:r>
-      <w:r>
-        <w:rPr>
-          <w:rFonts w:ascii="Times New Roman" w:hAnsi="Times New Roman" w:eastAsia="新細明體"/>
-          <w:b w:val="0"/>
-          <w:i w:val="0"/>
-          <w:sz w:val="24"/>
-        </w:rPr>
-        <w:t>。佛耶交會史的階段變化，證明第二、三章所述兩條生成路線並非平行而不相交，而是在公共領域中實際會合。</w:t>
-      </w:r>
-    </w:p>
-    <w:p>
-      <w:pPr>
-        <w:spacing w:line="360" w:lineRule="auto" w:after="200" w:before="160"/>
-      </w:pPr>
-      <w:r>
-        <w:rPr>
-          <w:rFonts w:ascii="Times New Roman" w:hAnsi="Times New Roman" w:eastAsia="新細明體"/>
-          <w:b/>
-          <w:i w:val="0"/>
-          <w:sz w:val="26"/>
-        </w:rPr>
-        <w:t>第五章　歷史範式的理論意義：作為新範式的「人間宗教」</w:t>
+        <w:t>第五節　黃伯和與本土神學的體制化</w:t>
+      </w:r>
+      <w:r>
+        <w:rPr>
+          <w:rFonts w:ascii="Times New Roman" w:hAnsi="Times New Roman" w:eastAsia="新細明體"/>
+          <w:b w:val="0"/>
+          <w:i w:val="0"/>
+          <w:sz w:val="24"/>
+        </w:rPr>
+        <w:t>：「出頭天」作為神學範疇的提出；自《宗教與自決》、《奔向出頭天的子民》至二〇二二年五卷本系列的長期工程；神學教育與亞洲普世網絡中的制度性佈局。</w:t>
       </w:r>
     </w:p>
     <w:p>
@@ -2361,16 +2318,30 @@
           <w:i w:val="0"/>
           <w:sz w:val="24"/>
         </w:rPr>
-        <w:t>第一節　從歷史歸納到範式命名</w:t>
-      </w:r>
-      <w:r>
-        <w:rPr>
-          <w:rFonts w:ascii="Times New Roman" w:hAnsi="Times New Roman" w:eastAsia="新細明體"/>
-          <w:b w:val="0"/>
-          <w:i w:val="0"/>
-          <w:sz w:val="24"/>
-        </w:rPr>
-        <w:t>。整理前四章的發現，提出「人間宗教」（Religion of the Human Realm）作為對此一歷史範式的命名，並界定其三項成分：關懷定位於此世、正當性訴諸各自傳統的本源、公共參與作為宗教性實踐本身。</w:t>
+        <w:t>第六節　小結</w:t>
+      </w:r>
+      <w:r>
+        <w:rPr>
+          <w:rFonts w:ascii="Times New Roman" w:hAnsi="Times New Roman" w:eastAsia="新細明體"/>
+          <w:b w:val="0"/>
+          <w:i w:val="0"/>
+          <w:sz w:val="24"/>
+        </w:rPr>
+        <w:t>：基督教公共性與人間性的生成機制——同一四段結構在長老教會脈絡中的具體形態。</w:t>
+      </w:r>
+    </w:p>
+    <w:p>
+      <w:pPr>
+        <w:spacing w:line="360" w:lineRule="auto" w:after="200" w:before="160"/>
+      </w:pPr>
+      <w:r>
+        <w:rPr>
+          <w:rFonts w:ascii="Times New Roman" w:hAnsi="Times New Roman" w:eastAsia="新細明體"/>
+          <w:b/>
+          <w:i w:val="0"/>
+          <w:sz w:val="26"/>
+        </w:rPr>
+        <w:t>第五章　人間佛教與公共神學之比較</w:t>
       </w:r>
     </w:p>
     <w:p>
@@ -2385,16 +2356,16 @@
           <w:i w:val="0"/>
           <w:sz w:val="24"/>
         </w:rPr>
-        <w:t>第二節　對宗教學的意義</w:t>
-      </w:r>
-      <w:r>
-        <w:rPr>
-          <w:rFonts w:ascii="Times New Roman" w:hAnsi="Times New Roman" w:eastAsia="新細明體"/>
-          <w:b w:val="0"/>
-          <w:i w:val="0"/>
-          <w:sz w:val="24"/>
-        </w:rPr>
-        <w:t>。以東亞經驗檢討世俗化理論——這裡的宗教並非在現代化中退場，而是藉由入世而復振；並檢討宗教多元論的預設：當比較的基礎由形上學設定改為歷史經驗時，各宗教的主體性得以保全，而對話不必以教義讓步為代價。此節將與希克、尼特、潘尼卡等既有理論進行有節制的對話，但立場是以歷史材料檢驗理論，而非以理論裁決歷史。</w:t>
+        <w:t>第一節　生成機制的比較</w:t>
+      </w:r>
+      <w:r>
+        <w:rPr>
+          <w:rFonts w:ascii="Times New Roman" w:hAnsi="Times New Roman" w:eastAsia="新細明體"/>
+          <w:b w:val="0"/>
+          <w:i w:val="0"/>
+          <w:sz w:val="24"/>
+        </w:rPr>
+        <w:t>：兩條系譜在「發動—詮釋—落地—建制」四個位置上的對應；此一同構由哪些共同的歷史條件促成，而非出於彼此模仿。</w:t>
       </w:r>
     </w:p>
     <w:p>
@@ -2409,34 +2380,16 @@
           <w:i w:val="0"/>
           <w:sz w:val="24"/>
         </w:rPr>
-        <w:t>第三節　對比較神學的意義</w:t>
-      </w:r>
-      <w:r>
-        <w:rPr>
-          <w:rFonts w:ascii="Times New Roman" w:hAnsi="Times New Roman" w:eastAsia="新細明體"/>
-          <w:b w:val="0"/>
-          <w:i w:val="0"/>
-          <w:sz w:val="24"/>
-        </w:rPr>
-        <w:t>。比較神學若以「歷史處境的相似」而非「教義命題的對應」作為比較單位，可以得到什麼？本節以第二、三章所得的四階段結構為例，說明一種</w:t>
-      </w:r>
-      <w:r>
-        <w:rPr>
-          <w:rFonts w:ascii="Times New Roman" w:hAnsi="Times New Roman" w:eastAsia="新細明體"/>
-          <w:b/>
-          <w:i w:val="0"/>
-          <w:sz w:val="24"/>
-        </w:rPr>
-        <w:t>以歷史為基礎的比較神學</w:t>
-      </w:r>
-      <w:r>
-        <w:rPr>
-          <w:rFonts w:ascii="Times New Roman" w:hAnsi="Times New Roman" w:eastAsia="新細明體"/>
-          <w:b w:val="0"/>
-          <w:i w:val="0"/>
-          <w:sz w:val="24"/>
-        </w:rPr>
-        <w:t>的可能操作方式。</w:t>
+        <w:t>第二節　語彙與概念的比較</w:t>
+      </w:r>
+      <w:r>
+        <w:rPr>
+          <w:rFonts w:ascii="Times New Roman" w:hAnsi="Times New Roman" w:eastAsia="新細明體"/>
+          <w:b w:val="0"/>
+          <w:i w:val="0"/>
+          <w:sz w:val="24"/>
+        </w:rPr>
+        <w:t>：「人生／人間」與「本色化／實況化／鄉土／出頭天」兩組關鍵詞的形成軌跡；兩者如何各自在自身傳統內部取得正當性，而非借用對方或借用世俗語言。</w:t>
       </w:r>
     </w:p>
     <w:p>
@@ -2451,16 +2404,16 @@
           <w:i w:val="0"/>
           <w:sz w:val="24"/>
         </w:rPr>
-        <w:t>第四節　「人間」作為空間場域</w:t>
-      </w:r>
-      <w:r>
-        <w:rPr>
-          <w:rFonts w:ascii="Times New Roman" w:hAnsi="Times New Roman" w:eastAsia="新細明體"/>
-          <w:b w:val="0"/>
-          <w:i w:val="0"/>
-          <w:sz w:val="24"/>
-        </w:rPr>
-        <w:t>。從歷史材料中的護生、環境、動物、生態關懷出發，論證兩條系譜實際上都已把「人間」擴張為涵蓋非人受造物的場域，因而此一範式內在地具備超越人類中心主義的延伸能力。</w:t>
+        <w:t>第三節　正當性來源的比較</w:t>
+      </w:r>
+      <w:r>
+        <w:rPr>
+          <w:rFonts w:ascii="Times New Roman" w:hAnsi="Times New Roman" w:eastAsia="新細明體"/>
+          <w:b w:val="0"/>
+          <w:i w:val="0"/>
+          <w:sz w:val="24"/>
+        </w:rPr>
+        <w:t>：佛教一線訴諸「回到佛陀本懷」，基督教一線訴諸「回應此時此地的實況」；兩種正當性策略的效力與代價。</w:t>
       </w:r>
     </w:p>
     <w:p>
@@ -2475,30 +2428,16 @@
           <w:i w:val="0"/>
           <w:sz w:val="24"/>
         </w:rPr>
-        <w:t>第五節　範式的限度</w:t>
-      </w:r>
-      <w:r>
-        <w:rPr>
-          <w:rFonts w:ascii="Times New Roman" w:hAnsi="Times New Roman" w:eastAsia="新細明體"/>
-          <w:b w:val="0"/>
-          <w:i w:val="0"/>
-          <w:sz w:val="24"/>
-        </w:rPr>
-        <w:t>。本範式適用於何種條件下的宗教（有本源可資訴諸、有公共空間可資參與、有處境壓力可資回應）；不適用於何種情況；以及把台灣經驗普遍化時應有的保留。</w:t>
-      </w:r>
-    </w:p>
-    <w:p>
-      <w:pPr>
-        <w:spacing w:line="360" w:lineRule="auto" w:after="200" w:before="160"/>
-      </w:pPr>
-      <w:r>
-        <w:rPr>
-          <w:rFonts w:ascii="Times New Roman" w:hAnsi="Times New Roman" w:eastAsia="新細明體"/>
-          <w:b/>
-          <w:i w:val="0"/>
-          <w:sz w:val="26"/>
-        </w:rPr>
-        <w:t>結論</w:t>
+        <w:t>第四節　組織形態與行動方式的比較</w:t>
+      </w:r>
+      <w:r>
+        <w:rPr>
+          <w:rFonts w:ascii="Times New Roman" w:hAnsi="Times New Roman" w:eastAsia="新細明體"/>
+          <w:b w:val="0"/>
+          <w:i w:val="0"/>
+          <w:sz w:val="24"/>
+        </w:rPr>
+        <w:t>：教團與教會的組織差異如何決定公共介入的形式——佛教一線深嵌於社運與公民團體，基督教一線則較早進入普世體制與政治發言。</w:t>
       </w:r>
     </w:p>
     <w:p>
@@ -2509,39 +2448,20 @@
       <w:r>
         <w:rPr>
           <w:rFonts w:ascii="Times New Roman" w:hAnsi="Times New Roman" w:eastAsia="新細明體"/>
-          <w:b w:val="0"/>
-          <w:i w:val="0"/>
-          <w:sz w:val="24"/>
-        </w:rPr>
-        <w:t>一、歷史發現的總結　二、「人間宗教」範式的成立條件與理論位置　三、未來研究方向：東亞其他個案的檢證、跨宗教公共倫理的可能形態</w:t>
-      </w:r>
-    </w:p>
-    <w:p>
-      <w:pPr>
-        <w:spacing w:line="360" w:lineRule="auto" w:after="200" w:before="240"/>
-      </w:pPr>
-      <w:r>
-        <w:rPr>
-          <w:rFonts w:ascii="Times New Roman" w:hAnsi="Times New Roman" w:eastAsia="新細明體"/>
           <w:b/>
           <w:i w:val="0"/>
-          <w:sz w:val="28"/>
-        </w:rPr>
-        <w:t>五、預期研究成果與貢獻</w:t>
-      </w:r>
-    </w:p>
-    <w:p>
-      <w:pPr>
-        <w:spacing w:line="360" w:lineRule="auto" w:after="200" w:before="160"/>
-      </w:pPr>
-      <w:r>
-        <w:rPr>
-          <w:rFonts w:ascii="Times New Roman" w:hAnsi="Times New Roman" w:eastAsia="新細明體"/>
-          <w:b/>
-          <w:i w:val="0"/>
-          <w:sz w:val="26"/>
-        </w:rPr>
-        <w:t>（一）史學貢獻：兩段歷史的接合與兩條線索的補白</w:t>
+          <w:sz w:val="24"/>
+        </w:rPr>
+        <w:t>第五節　實際的交會</w:t>
+      </w:r>
+      <w:r>
+        <w:rPr>
+          <w:rFonts w:ascii="Times New Roman" w:hAnsi="Times New Roman" w:eastAsia="新細明體"/>
+          <w:b w:val="0"/>
+          <w:i w:val="0"/>
+          <w:sz w:val="24"/>
+        </w:rPr>
+        <w:t>：戰後台灣佛耶關係的三個階段——一九五〇至七〇年代的護教論戰、一九八〇至九〇年代的對話、二〇〇〇年以降在反賭、動保、廢死、性別平權等議題上的結盟；輔以口述歷史，呈現結盟的發起過程、認知落差與內部質疑。</w:t>
       </w:r>
     </w:p>
     <w:p>
@@ -2552,61 +2472,34 @@
       <w:r>
         <w:rPr>
           <w:rFonts w:ascii="Times New Roman" w:hAnsi="Times New Roman" w:eastAsia="新細明體"/>
-          <w:b w:val="0"/>
-          <w:i w:val="0"/>
-          <w:sz w:val="24"/>
-        </w:rPr>
-        <w:t>本研究預期完成的第一件事，是把台灣佛教史與台灣基督教史這兩段一向分開講述的歷史，放在同一個問題（公共性與人間性的生成）之下接合起來，並以四地比較的東亞背景為之定位。其次，在史實層面補足兩條研究薄弱的線索：</w:t>
-      </w:r>
-      <w:r>
-        <w:rPr>
-          <w:rFonts w:ascii="Times New Roman" w:hAnsi="Times New Roman" w:eastAsia="新細明體"/>
           <w:b/>
           <w:i w:val="0"/>
           <w:sz w:val="24"/>
         </w:rPr>
-        <w:t>傳道法師與妙心寺一系</w:t>
-      </w:r>
-      <w:r>
-        <w:rPr>
-          <w:rFonts w:ascii="Times New Roman" w:hAnsi="Times New Roman" w:eastAsia="新細明體"/>
-          <w:b w:val="0"/>
-          <w:i w:val="0"/>
-          <w:sz w:val="24"/>
-        </w:rPr>
-        <w:t>在人間佛教落地過程中的位置，以及</w:t>
-      </w:r>
+        <w:t>第六節　小結</w:t>
+      </w:r>
+      <w:r>
+        <w:rPr>
+          <w:rFonts w:ascii="Times New Roman" w:hAnsi="Times New Roman" w:eastAsia="新細明體"/>
+          <w:b w:val="0"/>
+          <w:i w:val="0"/>
+          <w:sz w:val="24"/>
+        </w:rPr>
+        <w:t>：異與同各自的歷史解釋——同構來自共同處境，差異來自傳統資源與組織形態。</w:t>
+      </w:r>
+    </w:p>
+    <w:p>
+      <w:pPr>
+        <w:spacing w:line="360" w:lineRule="auto" w:after="200" w:before="160"/>
+      </w:pPr>
       <w:r>
         <w:rPr>
           <w:rFonts w:ascii="Times New Roman" w:hAnsi="Times New Roman" w:eastAsia="新細明體"/>
           <w:b/>
           <w:i w:val="0"/>
-          <w:sz w:val="24"/>
-        </w:rPr>
-        <w:t>王憲治與台灣鄉土神學</w:t>
-      </w:r>
-      <w:r>
-        <w:rPr>
-          <w:rFonts w:ascii="Times New Roman" w:hAnsi="Times New Roman" w:eastAsia="新細明體"/>
-          <w:b w:val="0"/>
-          <w:i w:val="0"/>
-          <w:sz w:val="24"/>
-        </w:rPr>
-        <w:t>在本土神學系譜中的中介角色。這兩項補白本身即具獨立的學術價值。</w:t>
-      </w:r>
-    </w:p>
-    <w:p>
-      <w:pPr>
-        <w:spacing w:line="360" w:lineRule="auto" w:after="200" w:before="160"/>
-      </w:pPr>
-      <w:r>
-        <w:rPr>
-          <w:rFonts w:ascii="Times New Roman" w:hAnsi="Times New Roman" w:eastAsia="新細明體"/>
-          <w:b/>
-          <w:i w:val="0"/>
           <w:sz w:val="26"/>
         </w:rPr>
-        <w:t>（二）方法貢獻：以歷史經驗為基礎的宗教比較</w:t>
+        <w:t>第六章　人間宗教的範式</w:t>
       </w:r>
     </w:p>
     <w:p>
@@ -2617,25 +2510,20 @@
       <w:r>
         <w:rPr>
           <w:rFonts w:ascii="Times New Roman" w:hAnsi="Times New Roman" w:eastAsia="新細明體"/>
-          <w:b w:val="0"/>
-          <w:i w:val="0"/>
-          <w:sz w:val="24"/>
-        </w:rPr>
-        <w:t>本研究示範一種操作程序：先以比較宗教史建立歷史範式，再據以檢討既有理論。相對於「以理論框架收編個案」的常見做法，此一程序把理論的正當性建立在史料之上，因而對於被比較的各宗教而言，其主體性的折損最小。此一程序若成立，可推廣至東亞其他個案（韓國民眾神學與圓佛教、日本的入世佛教與無教會主義、越南的入世佛教）。</w:t>
-      </w:r>
-    </w:p>
-    <w:p>
-      <w:pPr>
-        <w:spacing w:line="360" w:lineRule="auto" w:after="200" w:before="160"/>
-      </w:pPr>
-      <w:r>
-        <w:rPr>
-          <w:rFonts w:ascii="Times New Roman" w:hAnsi="Times New Roman" w:eastAsia="新細明體"/>
           <w:b/>
           <w:i w:val="0"/>
-          <w:sz w:val="26"/>
-        </w:rPr>
-        <w:t>（三）理論貢獻：「人間宗教」作為一個經歷史檢證的範式</w:t>
+          <w:sz w:val="24"/>
+        </w:rPr>
+        <w:t>第一節　從歷史歸納到範式命名</w:t>
+      </w:r>
+      <w:r>
+        <w:rPr>
+          <w:rFonts w:ascii="Times New Roman" w:hAnsi="Times New Roman" w:eastAsia="新細明體"/>
+          <w:b w:val="0"/>
+          <w:i w:val="0"/>
+          <w:sz w:val="24"/>
+        </w:rPr>
+        <w:t>：整理前面各章的發現，提出「人間宗教」（Religion of the Human Realm）作為對此一歷史範式的命名，並界定其三項成分：關懷定位於此世、正當性訴諸各自傳統的本源、公共參與作為宗教性實踐本身。</w:t>
       </w:r>
     </w:p>
     <w:p>
@@ -2646,25 +2534,20 @@
       <w:r>
         <w:rPr>
           <w:rFonts w:ascii="Times New Roman" w:hAnsi="Times New Roman" w:eastAsia="新細明體"/>
-          <w:b w:val="0"/>
-          <w:i w:val="0"/>
-          <w:sz w:val="24"/>
-        </w:rPr>
-        <w:t>本研究預期提出的「人間宗教」，與過去以「宗教對話理論」形式出現的各種主張不同之處在於：它不是一項應然的倡議，而是對一段已發生之歷史的歸納。其可檢驗性即在於此——它可以被更多的歷史個案支持或否證。就當代處境而言，此一範式對於兩個現實問題具有參考價值：面對生態與動物倫理等跨越信仰界線的議題時，各宗教如何在不放棄自身傳統的前提下共同行動；以及面對宗教在公共領域中日益兩極化的處境時，是否存在一條既保有神聖向度、又具備自我改革能力的路徑。</w:t>
-      </w:r>
-    </w:p>
-    <w:p>
-      <w:pPr>
-        <w:spacing w:line="360" w:lineRule="auto" w:after="200" w:before="240"/>
-      </w:pPr>
-      <w:r>
-        <w:rPr>
-          <w:rFonts w:ascii="Times New Roman" w:hAnsi="Times New Roman" w:eastAsia="新細明體"/>
           <w:b/>
           <w:i w:val="0"/>
-          <w:sz w:val="28"/>
-        </w:rPr>
-        <w:t>六、研究進度規劃</w:t>
+          <w:sz w:val="24"/>
+        </w:rPr>
+        <w:t>第二節　對宗教學的意義</w:t>
+      </w:r>
+      <w:r>
+        <w:rPr>
+          <w:rFonts w:ascii="Times New Roman" w:hAnsi="Times New Roman" w:eastAsia="新細明體"/>
+          <w:b w:val="0"/>
+          <w:i w:val="0"/>
+          <w:sz w:val="24"/>
+        </w:rPr>
+        <w:t>：以東亞經驗檢討世俗化理論——這裡的宗教並非在現代化中退場，而是藉由入世而復振；並檢討宗教多元論的預設：當比較的基礎由形上學設定改為歷史經驗時，各宗教的主體性得以保全，而對話不必以教義讓步為代價。與希克、尼特、潘尼卡等既有理論的對話以此為限：以歷史材料檢驗理論，而非以理論裁決歷史。</w:t>
       </w:r>
     </w:p>
     <w:p>
@@ -2675,11 +2558,20 @@
       <w:r>
         <w:rPr>
           <w:rFonts w:ascii="Times New Roman" w:hAnsi="Times New Roman" w:eastAsia="新細明體"/>
-          <w:b w:val="0"/>
-          <w:i w:val="0"/>
-          <w:sz w:val="24"/>
-        </w:rPr>
-        <w:t>本研究預定以四年完成。第一年完成第一章與研究架構的確立，並開始口述訪談的規劃；第二年完成第二章與第三章的史料處理與初稿；第三年完成第四章（含口述歷史採集）與第五章初稿；第四年進行全稿修訂、部分成果投稿與學位考試準備。</w:t>
+          <w:b/>
+          <w:i w:val="0"/>
+          <w:sz w:val="24"/>
+        </w:rPr>
+        <w:t>第三節　對比較神學的意義</w:t>
+      </w:r>
+      <w:r>
+        <w:rPr>
+          <w:rFonts w:ascii="Times New Roman" w:hAnsi="Times New Roman" w:eastAsia="新細明體"/>
+          <w:b w:val="0"/>
+          <w:i w:val="0"/>
+          <w:sz w:val="24"/>
+        </w:rPr>
+        <w:t>：比較神學若以「歷史處境的相似」而非「教義命題的對應」作為比較單位，可以得到什麼？以第五章所得的四段結構為例，說明一種以歷史為基礎的比較神學的操作方式。</w:t>
       </w:r>
     </w:p>
     <w:p>
@@ -2690,6 +2582,306 @@
       <w:r>
         <w:rPr>
           <w:rFonts w:ascii="Times New Roman" w:hAnsi="Times New Roman" w:eastAsia="新細明體"/>
+          <w:b/>
+          <w:i w:val="0"/>
+          <w:sz w:val="24"/>
+        </w:rPr>
+        <w:t>第四節　「人間」作為空間場域</w:t>
+      </w:r>
+      <w:r>
+        <w:rPr>
+          <w:rFonts w:ascii="Times New Roman" w:hAnsi="Times New Roman" w:eastAsia="新細明體"/>
+          <w:b w:val="0"/>
+          <w:i w:val="0"/>
+          <w:sz w:val="24"/>
+        </w:rPr>
+        <w:t>：從史料中的護生、環境、動物與生態關懷出發，論證兩條系譜實際上都已把「人間」擴張為涵蓋非人受造物的場域，因而此一範式內在地具備超越人類中心主義的延伸能力。</w:t>
+      </w:r>
+    </w:p>
+    <w:p>
+      <w:pPr>
+        <w:spacing w:line="360" w:lineRule="auto" w:after="120"/>
+        <w:ind w:firstLine="480"/>
+      </w:pPr>
+      <w:r>
+        <w:rPr>
+          <w:rFonts w:ascii="Times New Roman" w:hAnsi="Times New Roman" w:eastAsia="新細明體"/>
+          <w:b/>
+          <w:i w:val="0"/>
+          <w:sz w:val="24"/>
+        </w:rPr>
+        <w:t>第五節　範式的限度與適用條件</w:t>
+      </w:r>
+      <w:r>
+        <w:rPr>
+          <w:rFonts w:ascii="Times New Roman" w:hAnsi="Times New Roman" w:eastAsia="新細明體"/>
+          <w:b w:val="0"/>
+          <w:i w:val="0"/>
+          <w:sz w:val="24"/>
+        </w:rPr>
+        <w:t>：本範式適用於何種條件下的宗教（有本源可資訴諸、有公共空間可資參與、有處境壓力可資回應）；不適用於何種情況；把台灣經驗普遍化時應有的保留。</w:t>
+      </w:r>
+    </w:p>
+    <w:p>
+      <w:pPr>
+        <w:spacing w:line="360" w:lineRule="auto" w:after="200" w:before="160"/>
+      </w:pPr>
+      <w:r>
+        <w:rPr>
+          <w:rFonts w:ascii="Times New Roman" w:hAnsi="Times New Roman" w:eastAsia="新細明體"/>
+          <w:b/>
+          <w:i w:val="0"/>
+          <w:sz w:val="26"/>
+        </w:rPr>
+        <w:t>第七章　結論</w:t>
+      </w:r>
+    </w:p>
+    <w:p>
+      <w:pPr>
+        <w:spacing w:line="360" w:lineRule="auto" w:after="120"/>
+        <w:ind w:firstLine="480"/>
+      </w:pPr>
+      <w:r>
+        <w:rPr>
+          <w:rFonts w:ascii="Times New Roman" w:hAnsi="Times New Roman" w:eastAsia="新細明體"/>
+          <w:b/>
+          <w:i w:val="0"/>
+          <w:sz w:val="24"/>
+        </w:rPr>
+        <w:t>第一節　歷史發現的總結</w:t>
+      </w:r>
+      <w:r>
+        <w:rPr>
+          <w:rFonts w:ascii="Times New Roman" w:hAnsi="Times New Roman" w:eastAsia="新細明體"/>
+          <w:b w:val="0"/>
+          <w:i w:val="0"/>
+          <w:sz w:val="24"/>
+        </w:rPr>
+        <w:t>：東亞近代宗教變革的共同源頭，與台灣佛教、基督教公共性生成的同構歷程。</w:t>
+      </w:r>
+    </w:p>
+    <w:p>
+      <w:pPr>
+        <w:spacing w:line="360" w:lineRule="auto" w:after="120"/>
+        <w:ind w:firstLine="480"/>
+      </w:pPr>
+      <w:r>
+        <w:rPr>
+          <w:rFonts w:ascii="Times New Roman" w:hAnsi="Times New Roman" w:eastAsia="新細明體"/>
+          <w:b/>
+          <w:i w:val="0"/>
+          <w:sz w:val="24"/>
+        </w:rPr>
+        <w:t>第二節　「人間宗教」範式的成立條件與理論位置</w:t>
+      </w:r>
+      <w:r>
+        <w:rPr>
+          <w:rFonts w:ascii="Times New Roman" w:hAnsi="Times New Roman" w:eastAsia="新細明體"/>
+          <w:b w:val="0"/>
+          <w:i w:val="0"/>
+          <w:sz w:val="24"/>
+        </w:rPr>
+        <w:t>：此範式在宗教學與比較神學中的位置，及其可檢驗性。</w:t>
+      </w:r>
+    </w:p>
+    <w:p>
+      <w:pPr>
+        <w:spacing w:line="360" w:lineRule="auto" w:after="120"/>
+        <w:ind w:firstLine="480"/>
+      </w:pPr>
+      <w:r>
+        <w:rPr>
+          <w:rFonts w:ascii="Times New Roman" w:hAnsi="Times New Roman" w:eastAsia="新細明體"/>
+          <w:b/>
+          <w:i w:val="0"/>
+          <w:sz w:val="24"/>
+        </w:rPr>
+        <w:t>第三節　未來研究方向</w:t>
+      </w:r>
+      <w:r>
+        <w:rPr>
+          <w:rFonts w:ascii="Times New Roman" w:hAnsi="Times New Roman" w:eastAsia="新細明體"/>
+          <w:b w:val="0"/>
+          <w:i w:val="0"/>
+          <w:sz w:val="24"/>
+        </w:rPr>
+        <w:t>：東亞其他個案（韓國民眾神學與圓佛教、日本入世佛教與無教會主義、越南入世佛教）的檢證；跨宗教公共倫理的可能形態。</w:t>
+      </w:r>
+    </w:p>
+    <w:p>
+      <w:pPr>
+        <w:spacing w:line="360" w:lineRule="auto" w:after="200" w:before="240"/>
+      </w:pPr>
+      <w:r>
+        <w:rPr>
+          <w:rFonts w:ascii="Times New Roman" w:hAnsi="Times New Roman" w:eastAsia="新細明體"/>
+          <w:b/>
+          <w:i w:val="0"/>
+          <w:sz w:val="28"/>
+        </w:rPr>
+        <w:t>五、預期研究成果與貢獻</w:t>
+      </w:r>
+    </w:p>
+    <w:p>
+      <w:pPr>
+        <w:spacing w:line="360" w:lineRule="auto" w:after="200" w:before="160"/>
+      </w:pPr>
+      <w:r>
+        <w:rPr>
+          <w:rFonts w:ascii="Times New Roman" w:hAnsi="Times New Roman" w:eastAsia="新細明體"/>
+          <w:b/>
+          <w:i w:val="0"/>
+          <w:sz w:val="26"/>
+        </w:rPr>
+        <w:t>（一）史學貢獻：兩段歷史的接合與兩條線索的補白</w:t>
+      </w:r>
+    </w:p>
+    <w:p>
+      <w:pPr>
+        <w:spacing w:line="360" w:lineRule="auto" w:after="120"/>
+        <w:ind w:firstLine="480"/>
+      </w:pPr>
+      <w:r>
+        <w:rPr>
+          <w:rFonts w:ascii="Times New Roman" w:hAnsi="Times New Roman" w:eastAsia="新細明體"/>
+          <w:b w:val="0"/>
+          <w:i w:val="0"/>
+          <w:sz w:val="24"/>
+        </w:rPr>
+        <w:t>本研究預期完成的第一件事，是把台灣佛教史與台灣基督教史這兩段一向分開講述的歷史，放在同一個問題（公共性與人間性的生成）之下接合起來，並以四地比較的東亞背景為之定位。其次，在史實層面補足兩條研究薄弱的線索：</w:t>
+      </w:r>
+      <w:r>
+        <w:rPr>
+          <w:rFonts w:ascii="Times New Roman" w:hAnsi="Times New Roman" w:eastAsia="新細明體"/>
+          <w:b/>
+          <w:i w:val="0"/>
+          <w:sz w:val="24"/>
+        </w:rPr>
+        <w:t>傳道法師與妙心寺一系</w:t>
+      </w:r>
+      <w:r>
+        <w:rPr>
+          <w:rFonts w:ascii="Times New Roman" w:hAnsi="Times New Roman" w:eastAsia="新細明體"/>
+          <w:b w:val="0"/>
+          <w:i w:val="0"/>
+          <w:sz w:val="24"/>
+        </w:rPr>
+        <w:t>在人間佛教落地過程中的位置，以及</w:t>
+      </w:r>
+      <w:r>
+        <w:rPr>
+          <w:rFonts w:ascii="Times New Roman" w:hAnsi="Times New Roman" w:eastAsia="新細明體"/>
+          <w:b/>
+          <w:i w:val="0"/>
+          <w:sz w:val="24"/>
+        </w:rPr>
+        <w:t>王憲治與台灣鄉土神學</w:t>
+      </w:r>
+      <w:r>
+        <w:rPr>
+          <w:rFonts w:ascii="Times New Roman" w:hAnsi="Times New Roman" w:eastAsia="新細明體"/>
+          <w:b w:val="0"/>
+          <w:i w:val="0"/>
+          <w:sz w:val="24"/>
+        </w:rPr>
+        <w:t>在本土神學系譜中的中介角色。這兩項補白本身即具獨立的學術價值。</w:t>
+      </w:r>
+    </w:p>
+    <w:p>
+      <w:pPr>
+        <w:spacing w:line="360" w:lineRule="auto" w:after="200" w:before="160"/>
+      </w:pPr>
+      <w:r>
+        <w:rPr>
+          <w:rFonts w:ascii="Times New Roman" w:hAnsi="Times New Roman" w:eastAsia="新細明體"/>
+          <w:b/>
+          <w:i w:val="0"/>
+          <w:sz w:val="26"/>
+        </w:rPr>
+        <w:t>（二）方法貢獻：以歷史經驗為基礎的宗教比較</w:t>
+      </w:r>
+    </w:p>
+    <w:p>
+      <w:pPr>
+        <w:spacing w:line="360" w:lineRule="auto" w:after="120"/>
+        <w:ind w:firstLine="480"/>
+      </w:pPr>
+      <w:r>
+        <w:rPr>
+          <w:rFonts w:ascii="Times New Roman" w:hAnsi="Times New Roman" w:eastAsia="新細明體"/>
+          <w:b w:val="0"/>
+          <w:i w:val="0"/>
+          <w:sz w:val="24"/>
+        </w:rPr>
+        <w:t>本研究示範一種操作程序：先以宗教史的比較建立歷史範式，再據以檢討既有理論。相對於「以理論框架收編個案」的常見做法，此一程序把理論的正當性建立在史料之上，因而對於被比較的各宗教而言，其主體性的折損最小。此一程序若成立，可推廣至東亞其他個案（韓國民眾神學與圓佛教、日本的入世佛教與無教會主義、越南的入世佛教）。</w:t>
+      </w:r>
+    </w:p>
+    <w:p>
+      <w:pPr>
+        <w:spacing w:line="360" w:lineRule="auto" w:after="200" w:before="160"/>
+      </w:pPr>
+      <w:r>
+        <w:rPr>
+          <w:rFonts w:ascii="Times New Roman" w:hAnsi="Times New Roman" w:eastAsia="新細明體"/>
+          <w:b/>
+          <w:i w:val="0"/>
+          <w:sz w:val="26"/>
+        </w:rPr>
+        <w:t>（三）理論貢獻：「人間宗教」作為一個經歷史檢證的範式</w:t>
+      </w:r>
+    </w:p>
+    <w:p>
+      <w:pPr>
+        <w:spacing w:line="360" w:lineRule="auto" w:after="120"/>
+        <w:ind w:firstLine="480"/>
+      </w:pPr>
+      <w:r>
+        <w:rPr>
+          <w:rFonts w:ascii="Times New Roman" w:hAnsi="Times New Roman" w:eastAsia="新細明體"/>
+          <w:b w:val="0"/>
+          <w:i w:val="0"/>
+          <w:sz w:val="24"/>
+        </w:rPr>
+        <w:t>本研究預期提出的「人間宗教」，與過去以「宗教對話理論」形式出現的各種主張不同之處在於：它不是一項應然的倡議，而是對一段已發生之歷史的歸納。其可檢驗性即在於此——它可以被更多的歷史個案支持或否證。就當代處境而言，此一範式對於兩個現實問題具有參考價值：面對生態與動物倫理等跨越信仰界線的議題時，各宗教如何在不放棄自身傳統的前提下共同行動；以及面對宗教在公共領域中日益兩極化的處境時，是否存在一條既保有神聖向度、又具備自我改革能力的路徑。</w:t>
+      </w:r>
+    </w:p>
+    <w:p>
+      <w:pPr>
+        <w:spacing w:line="360" w:lineRule="auto" w:after="200" w:before="240"/>
+      </w:pPr>
+      <w:r>
+        <w:rPr>
+          <w:rFonts w:ascii="Times New Roman" w:hAnsi="Times New Roman" w:eastAsia="新細明體"/>
+          <w:b/>
+          <w:i w:val="0"/>
+          <w:sz w:val="28"/>
+        </w:rPr>
+        <w:t>六、研究進度規劃</w:t>
+      </w:r>
+    </w:p>
+    <w:p>
+      <w:pPr>
+        <w:spacing w:line="360" w:lineRule="auto" w:after="120"/>
+        <w:ind w:firstLine="480"/>
+      </w:pPr>
+      <w:r>
+        <w:rPr>
+          <w:rFonts w:ascii="Times New Roman" w:hAnsi="Times New Roman" w:eastAsia="新細明體"/>
+          <w:b w:val="0"/>
+          <w:i w:val="0"/>
+          <w:sz w:val="24"/>
+        </w:rPr>
+        <w:t>本研究預定以四年完成。第一年確立研究架構，完成第一章（研究方法與文獻回顧）與第二章（東亞近代宗教變革），並著手口述訪談的規劃；第二年完成第三、四章的史料處理與初稿；第三年完成第五章（含口述歷史採集）與第六章初稿；第四年進行全稿修訂、部分成果投稿與學位考試準備。</w:t>
+      </w:r>
+    </w:p>
+    <w:p>
+      <w:pPr>
+        <w:spacing w:line="360" w:lineRule="auto" w:after="120"/>
+        <w:ind w:firstLine="480"/>
+      </w:pPr>
+      <w:r>
+        <w:rPr>
+          <w:rFonts w:ascii="Times New Roman" w:hAnsi="Times New Roman" w:eastAsia="新細明體"/>
           <w:b w:val="0"/>
           <w:i w:val="0"/>
           <w:sz w:val="24"/>
@@ -4325,7 +4517,7 @@
           <w:i w:val="0"/>
           <w:sz w:val="24"/>
         </w:rPr>
-        <w:t>釋昭慧（2011）。〈傳道法師對南傳佛教在台灣之觀察與評議〉。《法印學報》，(1)。</w:t>
+        <w:t>釋昭慧（2011）。〈傳道法師對南傳佛教在台灣之觀察與評議〉。《法印學報》，(1)，1-32。</w:t>
       </w:r>
     </w:p>
     <w:p>
@@ -5307,7 +5499,7 @@
           <w:i w:val="0"/>
           <w:sz w:val="24"/>
         </w:rPr>
-        <w:t>：＿＿＿＿＿＿</w:t>
+        <w:t>：釋昭慧</w:t>
       </w:r>
     </w:p>
     <w:p>
@@ -5331,7 +5523,7 @@
           <w:i w:val="0"/>
           <w:sz w:val="24"/>
         </w:rPr>
-        <w:t>：人間性的歷史生成——近代東亞宗教復興與戰後台灣佛教、基督教公共性之比較宗教史研究（1890–2020）</w:t>
+        <w:t>：戰後台灣佛教、基督教公共性之宗教史比較研究</w:t>
       </w:r>
     </w:p>
     <w:p>
@@ -5488,7 +5680,7 @@
           <w:i w:val="0"/>
           <w:sz w:val="24"/>
         </w:rPr>
-        <w:t xml:space="preserve">1. </w:t>
+        <w:t>第一學期以</w:t>
       </w:r>
       <w:r>
         <w:rPr>
@@ -5497,16 +5689,34 @@
           <w:i w:val="0"/>
           <w:sz w:val="24"/>
         </w:rPr>
-        <w:t>完成第一章〈近代東亞宗教復興的源頭〉全章初稿</w:t>
-      </w:r>
-      <w:r>
-        <w:rPr>
-          <w:rFonts w:ascii="Times New Roman" w:hAnsi="Times New Roman" w:eastAsia="新細明體"/>
-          <w:b w:val="0"/>
-          <w:i w:val="0"/>
-          <w:sz w:val="24"/>
-        </w:rPr>
-        <w:t>（約四萬字），並投稿一場學術研討會。</w:t>
+        <w:t>讀</w:t>
+      </w:r>
+      <w:r>
+        <w:rPr>
+          <w:rFonts w:ascii="Times New Roman" w:hAnsi="Times New Roman" w:eastAsia="新細明體"/>
+          <w:b w:val="0"/>
+          <w:i w:val="0"/>
+          <w:sz w:val="24"/>
+        </w:rPr>
+        <w:t>為主、第二學期以</w:t>
+      </w:r>
+      <w:r>
+        <w:rPr>
+          <w:rFonts w:ascii="Times New Roman" w:hAnsi="Times New Roman" w:eastAsia="新細明體"/>
+          <w:b/>
+          <w:i w:val="0"/>
+          <w:sz w:val="24"/>
+        </w:rPr>
+        <w:t>寫</w:t>
+      </w:r>
+      <w:r>
+        <w:rPr>
+          <w:rFonts w:ascii="Times New Roman" w:hAnsi="Times New Roman" w:eastAsia="新細明體"/>
+          <w:b w:val="0"/>
+          <w:i w:val="0"/>
+          <w:sz w:val="24"/>
+        </w:rPr>
+        <w:t>為主：先把兩條系譜的歷史脈絡讀通、把史料清單與索引建起來，再進入分章寫作。</w:t>
       </w:r>
     </w:p>
     <w:p>
@@ -5521,7 +5731,7 @@
           <w:i w:val="0"/>
           <w:sz w:val="24"/>
         </w:rPr>
-        <w:t xml:space="preserve">2. </w:t>
+        <w:t xml:space="preserve">1. </w:t>
       </w:r>
       <w:r>
         <w:rPr>
@@ -5530,16 +5740,16 @@
           <w:i w:val="0"/>
           <w:sz w:val="24"/>
         </w:rPr>
-        <w:t>建置全論文的史料基礎工程</w:t>
-      </w:r>
-      <w:r>
-        <w:rPr>
-          <w:rFonts w:ascii="Times New Roman" w:hAnsi="Times New Roman" w:eastAsia="新細明體"/>
-          <w:b w:val="0"/>
-          <w:i w:val="0"/>
-          <w:sz w:val="24"/>
-        </w:rPr>
-        <w:t>：兩條系譜八位人物的著作編年目錄、四份教團刊物（《妙心雜誌》、《弘誓雙月刊》、《台灣教會公報》、《神學與教會》）的相關篇目索引，以及六組關鍵詞的概念史語料索引。</w:t>
+        <w:t>第一學期（9月–1月）</w:t>
+      </w:r>
+      <w:r>
+        <w:rPr>
+          <w:rFonts w:ascii="Times New Roman" w:hAnsi="Times New Roman" w:eastAsia="新細明體"/>
+          <w:b w:val="0"/>
+          <w:i w:val="0"/>
+          <w:sz w:val="24"/>
+        </w:rPr>
+        <w:t>：前兩個月專讀人間佛教的歷史脈絡，後兩個月專讀台灣長老教會公共神學的歷史脈絡，第五個月收束為第一章〈研究方法與文獻回顧〉初稿。</w:t>
       </w:r>
     </w:p>
     <w:p>
@@ -5554,7 +5764,7 @@
           <w:i w:val="0"/>
           <w:sz w:val="24"/>
         </w:rPr>
-        <w:t xml:space="preserve">3. </w:t>
+        <w:t xml:space="preserve">2. </w:t>
       </w:r>
       <w:r>
         <w:rPr>
@@ -5563,16 +5773,16 @@
           <w:i w:val="0"/>
           <w:sz w:val="24"/>
         </w:rPr>
-        <w:t>完成第二、三章的史料訪查與寫作大綱</w:t>
-      </w:r>
-      <w:r>
-        <w:rPr>
-          <w:rFonts w:ascii="Times New Roman" w:hAnsi="Times New Roman" w:eastAsia="新細明體"/>
-          <w:b w:val="0"/>
-          <w:i w:val="0"/>
-          <w:sz w:val="24"/>
-        </w:rPr>
-        <w:t>，特別是傳道法師（妙心寺一系）與王憲治（台灣鄉土神學）兩條研究薄弱線索的一手材料蒐集。</w:t>
+        <w:t>第二學期（2月–6月）</w:t>
+      </w:r>
+      <w:r>
+        <w:rPr>
+          <w:rFonts w:ascii="Times New Roman" w:hAnsi="Times New Roman" w:eastAsia="新細明體"/>
+          <w:b w:val="0"/>
+          <w:i w:val="0"/>
+          <w:sz w:val="24"/>
+        </w:rPr>
+        <w:t>：完成第二章〈東亞近代宗教變革〉全章初稿，並推進第三章的前三節與第四章的寫作大綱。</w:t>
       </w:r>
     </w:p>
     <w:p>
@@ -5587,7 +5797,7 @@
           <w:i w:val="0"/>
           <w:sz w:val="24"/>
         </w:rPr>
-        <w:t xml:space="preserve">4. </w:t>
+        <w:t xml:space="preserve">3. </w:t>
       </w:r>
       <w:r>
         <w:rPr>
@@ -5596,30 +5806,16 @@
           <w:i w:val="0"/>
           <w:sz w:val="24"/>
         </w:rPr>
-        <w:t>完成口述歷史的前置作業</w:t>
-      </w:r>
-      <w:r>
-        <w:rPr>
-          <w:rFonts w:ascii="Times New Roman" w:hAnsi="Times New Roman" w:eastAsia="新細明體"/>
-          <w:b w:val="0"/>
-          <w:i w:val="0"/>
-          <w:sz w:val="24"/>
-        </w:rPr>
-        <w:t>：受訪名單、訪綱、學術倫理程序與同意書格式，並開始第一批訪談。</w:t>
-      </w:r>
-    </w:p>
-    <w:p>
-      <w:pPr>
-        <w:spacing w:line="360" w:lineRule="auto" w:after="200" w:before="160"/>
-      </w:pPr>
-      <w:r>
-        <w:rPr>
-          <w:rFonts w:ascii="Times New Roman" w:hAnsi="Times New Roman" w:eastAsia="新細明體"/>
-          <w:b/>
-          <w:i w:val="0"/>
-          <w:sz w:val="26"/>
-        </w:rPr>
-        <w:t>三、逐月指導目標</w:t>
+        <w:t>史料基礎工程</w:t>
+      </w:r>
+      <w:r>
+        <w:rPr>
+          <w:rFonts w:ascii="Times New Roman" w:hAnsi="Times New Roman" w:eastAsia="新細明體"/>
+          <w:b w:val="0"/>
+          <w:i w:val="0"/>
+          <w:sz w:val="24"/>
+        </w:rPr>
+        <w:t>：兩條系譜八位人物的著作編年目錄、四份教團刊物（《妙心雜誌》、《弘誓雙月刊》、《台灣教會公報》、《神學與教會》）的相關篇目索引，以及兩組關鍵詞的概念史語料索引。</w:t>
       </w:r>
     </w:p>
     <w:p>
@@ -5630,11 +5826,57 @@
       <w:r>
         <w:rPr>
           <w:rFonts w:ascii="Times New Roman" w:hAnsi="Times New Roman" w:eastAsia="新細明體"/>
+          <w:b w:val="0"/>
+          <w:i w:val="0"/>
+          <w:sz w:val="24"/>
+        </w:rPr>
+        <w:t xml:space="preserve">4. </w:t>
+      </w:r>
+      <w:r>
+        <w:rPr>
+          <w:rFonts w:ascii="Times New Roman" w:hAnsi="Times New Roman" w:eastAsia="新細明體"/>
           <w:b/>
           <w:i w:val="0"/>
           <w:sz w:val="24"/>
         </w:rPr>
-        <w:t>第一個月（2026年9月）　研究架構的確立</w:t>
+        <w:t>口述歷史前置</w:t>
+      </w:r>
+      <w:r>
+        <w:rPr>
+          <w:rFonts w:ascii="Times New Roman" w:hAnsi="Times New Roman" w:eastAsia="新細明體"/>
+          <w:b w:val="0"/>
+          <w:i w:val="0"/>
+          <w:sz w:val="24"/>
+        </w:rPr>
+        <w:t>：受訪名單、訪綱、學術倫理程序與同意書格式，並於期末開始第一批訪談。</w:t>
+      </w:r>
+    </w:p>
+    <w:p>
+      <w:pPr>
+        <w:spacing w:line="360" w:lineRule="auto" w:after="200" w:before="160"/>
+      </w:pPr>
+      <w:r>
+        <w:rPr>
+          <w:rFonts w:ascii="Times New Roman" w:hAnsi="Times New Roman" w:eastAsia="新細明體"/>
+          <w:b/>
+          <w:i w:val="0"/>
+          <w:sz w:val="26"/>
+        </w:rPr>
+        <w:t>三、逐月指導目標</w:t>
+      </w:r>
+    </w:p>
+    <w:p>
+      <w:pPr>
+        <w:spacing w:line="360" w:lineRule="auto" w:after="200" w:before="160"/>
+      </w:pPr>
+      <w:r>
+        <w:rPr>
+          <w:rFonts w:ascii="Times New Roman" w:hAnsi="Times New Roman" w:eastAsia="新細明體"/>
+          <w:b/>
+          <w:i w:val="0"/>
+          <w:sz w:val="24"/>
+        </w:rPr>
+        <w:t>第一學期</w:t>
       </w:r>
     </w:p>
     <w:p>
@@ -5645,11 +5887,11 @@
       <w:r>
         <w:rPr>
           <w:rFonts w:ascii="Times New Roman" w:hAnsi="Times New Roman" w:eastAsia="新細明體"/>
-          <w:b w:val="0"/>
-          <w:i w:val="0"/>
-          <w:sz w:val="24"/>
-        </w:rPr>
-        <w:t>研究生：完成全論文章節架構與時間斷限的最終定案；提出史料清單（依教團、刊物、檔案館分類）；完成東亞比較史二手研究的閱讀清單。</w:t>
+          <w:b/>
+          <w:i w:val="0"/>
+          <w:sz w:val="24"/>
+        </w:rPr>
+        <w:t>第一個月（2026年9月）　人間佛教的歷史脈絡（一）：太虛與印順</w:t>
       </w:r>
     </w:p>
     <w:p>
@@ -5664,7 +5906,7 @@
           <w:i w:val="0"/>
           <w:sz w:val="24"/>
         </w:rPr>
-        <w:t>指導重點：檢視題目與章節是否切合歷史學方法論的要求，確認第五章的理論處理不逾越史學論證的界線。</w:t>
+        <w:t>研究生：研讀《太虛大師全書》相關編帙與印順教史著作（《印度之佛教》、《印度佛教思想史》、《原始佛教聖典之集成》、《初期大乘佛教之起源與開展》）及〈契理契機之人間佛教〉；同步整理太虛、印順著作編年目錄與問題清單。</w:t>
       </w:r>
     </w:p>
     <w:p>
@@ -5679,7 +5921,7 @@
           <w:i w:val="0"/>
           <w:sz w:val="24"/>
         </w:rPr>
-        <w:t>產出：〈研究架構定稿說明〉一份、史料清單一份。</w:t>
+        <w:t>指導重點：確認研讀順序與取材範圍；辨明「印順自己的論證」與「後人對印順的詮釋」，避免以研究文獻代替原典。</w:t>
       </w:r>
     </w:p>
     <w:p>
@@ -5690,11 +5932,11 @@
       <w:r>
         <w:rPr>
           <w:rFonts w:ascii="Times New Roman" w:hAnsi="Times New Roman" w:eastAsia="新細明體"/>
-          <w:b/>
-          <w:i w:val="0"/>
-          <w:sz w:val="24"/>
-        </w:rPr>
-        <w:t>第二個月（2026年10月）　第一章第一節：共同的歷史條件</w:t>
+          <w:b w:val="0"/>
+          <w:i w:val="0"/>
+          <w:sz w:val="24"/>
+        </w:rPr>
+        <w:t>產出：太虛、印順著作編年目錄；研讀札記與問題清單。</w:t>
       </w:r>
     </w:p>
     <w:p>
@@ -5705,11 +5947,11 @@
       <w:r>
         <w:rPr>
           <w:rFonts w:ascii="Times New Roman" w:hAnsi="Times New Roman" w:eastAsia="新細明體"/>
-          <w:b w:val="0"/>
-          <w:i w:val="0"/>
-          <w:sz w:val="24"/>
-        </w:rPr>
-        <w:t>研究生：處理近代東亞國家對宗教財產與制度整編的比較材料（日本神佛分離餘波、中國廟產興學、朝鮮總督府宗教政策、台灣總督府寺廟整理），完成第一節初稿。</w:t>
+          <w:b/>
+          <w:i w:val="0"/>
+          <w:sz w:val="24"/>
+        </w:rPr>
+        <w:t>第二個月（2026年10月）　人間佛教的歷史脈絡（二）：傳道與昭慧</w:t>
       </w:r>
     </w:p>
     <w:p>
@@ -5724,7 +5966,7 @@
           <w:i w:val="0"/>
           <w:sz w:val="24"/>
         </w:rPr>
-        <w:t>指導重點：比較單位的界定是否嚴謹；避免以「危機—回應」模式過度簡化各地差異。</w:t>
+        <w:t>研究生：研讀傳道法師著述與《人間佛教的理論與實踐——傳道法師訪談錄》，及昭慧法師律學與倫理學著作；建置《妙心雜誌》、《弘誓雙月刊》、《法印學報》相關篇目索引。</w:t>
       </w:r>
     </w:p>
     <w:p>
@@ -5739,7 +5981,7 @@
           <w:i w:val="0"/>
           <w:sz w:val="24"/>
         </w:rPr>
-        <w:t>產出：第一章第一節初稿（約六千字）。</w:t>
+        <w:t>指導重點：妙心寺一系與弘誓一系在實踐取向上的分工，應以材料呈現而非逕作評價；傳道相關一手材料的取得管道與引用授權，由指導教授協助引介。</w:t>
       </w:r>
     </w:p>
     <w:p>
@@ -5750,11 +5992,11 @@
       <w:r>
         <w:rPr>
           <w:rFonts w:ascii="Times New Roman" w:hAnsi="Times New Roman" w:eastAsia="新細明體"/>
-          <w:b/>
-          <w:i w:val="0"/>
-          <w:sz w:val="24"/>
-        </w:rPr>
-        <w:t>第三個月（2026年11月）　第一章第二節：日本線</w:t>
+          <w:b w:val="0"/>
+          <w:i w:val="0"/>
+          <w:sz w:val="24"/>
+        </w:rPr>
+        <w:t>產出：傳道、昭慧著作編年目錄；三份佛教刊物篇目索引；第三章問題清單。</w:t>
       </w:r>
     </w:p>
     <w:p>
@@ -5765,11 +6007,11 @@
       <w:r>
         <w:rPr>
           <w:rFonts w:ascii="Times New Roman" w:hAnsi="Times New Roman" w:eastAsia="新細明體"/>
-          <w:b w:val="0"/>
-          <w:i w:val="0"/>
-          <w:sz w:val="24"/>
-        </w:rPr>
-        <w:t>研究生：處理明治以降佛教改革（清沢満之、新佛教徒運動）、日蓮主義、無教會主義（內村鑑三、矢內原忠雄）、賀川豐彥與新興佛教青年同盟等材料，完成第二節初稿。</w:t>
+          <w:b/>
+          <w:i w:val="0"/>
+          <w:sz w:val="24"/>
+        </w:rPr>
+        <w:t>第三個月（2026年11月）　長老教會公共神學（一）：體制脈絡與黃彰輝</w:t>
       </w:r>
     </w:p>
     <w:p>
@@ -5784,7 +6026,7 @@
           <w:i w:val="0"/>
           <w:sz w:val="24"/>
         </w:rPr>
-        <w:t>指導重點：說明「宗教的社會化」何以在日本同時開出國家主義與社會主義兩種方向，避免單向度敘述。</w:t>
+        <w:t>研究生：研讀台灣基督長老教會史（鄭仰恩主編兩卷）、三大聲明相關文獻，及黃彰輝回憶錄與文集；整理長老教會自立至實況化的年表。</w:t>
       </w:r>
     </w:p>
     <w:p>
@@ -5799,7 +6041,7 @@
           <w:i w:val="0"/>
           <w:sz w:val="24"/>
         </w:rPr>
-        <w:t>產出：第一章第二節初稿（約八千字）。</w:t>
+        <w:t>指導重點：注意教會體制史與神學思想史的分工，避免把神學概念直接當成組織行為的解釋。</w:t>
       </w:r>
     </w:p>
     <w:p>
@@ -5810,11 +6052,11 @@
       <w:r>
         <w:rPr>
           <w:rFonts w:ascii="Times New Roman" w:hAnsi="Times New Roman" w:eastAsia="新細明體"/>
-          <w:b/>
-          <w:i w:val="0"/>
-          <w:sz w:val="24"/>
-        </w:rPr>
-        <w:t>第四個月（2026年12月）　第一章第三、四節：中國線與朝鮮線</w:t>
+          <w:b w:val="0"/>
+          <w:i w:val="0"/>
+          <w:sz w:val="24"/>
+        </w:rPr>
+        <w:t>產出：長老教會公共性年表；黃彰輝著作編年目錄；研讀札記。</w:t>
       </w:r>
     </w:p>
     <w:p>
@@ -5825,11 +6067,11 @@
       <w:r>
         <w:rPr>
           <w:rFonts w:ascii="Times New Roman" w:hAnsi="Times New Roman" w:eastAsia="新細明體"/>
-          <w:b w:val="0"/>
-          <w:i w:val="0"/>
-          <w:sz w:val="24"/>
-        </w:rPr>
-        <w:t>研究生：處理太虛三大革命與人生佛教、吳耀宗與青年會系統的社會福音；三一運動的跨宗教結盟與韓龍雲的佛教維新論；完成兩節初稿。</w:t>
+          <w:b/>
+          <w:i w:val="0"/>
+          <w:sz w:val="24"/>
+        </w:rPr>
+        <w:t>第四個月（2026年12月）　長老教會公共神學（二）：宋泉盛、王憲治、黃伯和</w:t>
       </w:r>
     </w:p>
     <w:p>
@@ -5844,7 +6086,7 @@
           <w:i w:val="0"/>
           <w:sz w:val="24"/>
         </w:rPr>
-        <w:t>指導重點：中國線材料須與第二章的太虛部分明確分工，避免重複；朝鮮線的二手研究依賴度較高，須在行文中誠實標示。</w:t>
+        <w:t>研究生：研讀宋泉盛中英文著作、王憲治《台灣鄉土神學論文集》及其南神時期論述、黃伯和自一九九〇年代至二〇二二年的系列著作；建置《台灣教會公報》、《新使者》、《神學與教會》、《道雜誌》相關篇目索引。</w:t>
       </w:r>
     </w:p>
     <w:p>
@@ -5859,7 +6101,7 @@
           <w:i w:val="0"/>
           <w:sz w:val="24"/>
         </w:rPr>
-        <w:t>產出：第一章第三、四節初稿（約一萬字）。</w:t>
+        <w:t>指導重點：王憲治材料稀少，本月須確認可及範圍並及早規劃替代材料（同期南神刊物、學生筆記、追思文集）。</w:t>
       </w:r>
     </w:p>
     <w:p>
@@ -5870,11 +6112,11 @@
       <w:r>
         <w:rPr>
           <w:rFonts w:ascii="Times New Roman" w:hAnsi="Times New Roman" w:eastAsia="新細明體"/>
-          <w:b/>
-          <w:i w:val="0"/>
-          <w:sz w:val="24"/>
-        </w:rPr>
-        <w:t>第五個月（2027年1月）　第一章第五、六節：台灣線與比較歸納｜第一學期查核點</w:t>
+          <w:b w:val="0"/>
+          <w:i w:val="0"/>
+          <w:sz w:val="24"/>
+        </w:rPr>
+        <w:t>產出：三人著作編年目錄；四份基督教刊物篇目索引；第四章問題清單。</w:t>
       </w:r>
     </w:p>
     <w:p>
@@ -5885,11 +6127,11 @@
       <w:r>
         <w:rPr>
           <w:rFonts w:ascii="Times New Roman" w:hAnsi="Times New Roman" w:eastAsia="新細明體"/>
-          <w:b w:val="0"/>
-          <w:i w:val="0"/>
-          <w:sz w:val="24"/>
-        </w:rPr>
-        <w:t>研究生：處理台灣文化協會的宗教面向、林秋梧的社會主義佛教論述、南瀛佛教會體制、長老教會自立運動；完成第五節初稿與第六節比較歸納。</w:t>
+          <w:b/>
+          <w:i w:val="0"/>
+          <w:sz w:val="24"/>
+        </w:rPr>
+        <w:t>第五個月（2027年1月）　收束：第一章初稿｜第一學期查核點</w:t>
       </w:r>
     </w:p>
     <w:p>
@@ -5904,7 +6146,7 @@
           <w:i w:val="0"/>
           <w:sz w:val="24"/>
         </w:rPr>
-        <w:t>指導重點：檢驗第六節所提三項共同條件與兩項差異變項，是否確實由前五節的材料支撐，而非後設加上。</w:t>
+        <w:t>研究生：把前四個月的研讀成果收束為第一章〈研究方法與文獻回顧〉初稿（含四塊文獻回顧與研究缺口、研究方法、史料來源與限制、名詞界定）；建置兩組關鍵詞（人生佛教／人間佛教／此時此地此人；本色化／實況化／鄉土／出頭天）的出處編年索引。</w:t>
       </w:r>
     </w:p>
     <w:p>
@@ -5919,25 +6161,7 @@
           <w:i w:val="0"/>
           <w:sz w:val="24"/>
         </w:rPr>
-        <w:t>產出：第一章第五、六節初稿；</w:t>
-      </w:r>
-      <w:r>
-        <w:rPr>
-          <w:rFonts w:ascii="Times New Roman" w:hAnsi="Times New Roman" w:eastAsia="新細明體"/>
-          <w:b/>
-          <w:i w:val="0"/>
-          <w:sz w:val="24"/>
-        </w:rPr>
-        <w:t>第一學期論文進度審查表</w:t>
-      </w:r>
-      <w:r>
-        <w:rPr>
-          <w:rFonts w:ascii="Times New Roman" w:hAnsi="Times New Roman" w:eastAsia="新細明體"/>
-          <w:b w:val="0"/>
-          <w:i w:val="0"/>
-          <w:sz w:val="24"/>
-        </w:rPr>
-        <w:t>。</w:t>
+        <w:t>指導重點：檢驗研究缺口的陳述是否確由前四個月的研讀支撐；概念史索引的判準是否一致、引文年代是否可回溯至最早出處。</w:t>
       </w:r>
     </w:p>
     <w:p>
@@ -5948,11 +6172,43 @@
       <w:r>
         <w:rPr>
           <w:rFonts w:ascii="Times New Roman" w:hAnsi="Times New Roman" w:eastAsia="新細明體"/>
+          <w:b w:val="0"/>
+          <w:i w:val="0"/>
+          <w:sz w:val="24"/>
+        </w:rPr>
+        <w:t>產出：第一章初稿（約兩萬字）；關鍵詞概念史索引；</w:t>
+      </w:r>
+      <w:r>
+        <w:rPr>
+          <w:rFonts w:ascii="Times New Roman" w:hAnsi="Times New Roman" w:eastAsia="新細明體"/>
           <w:b/>
           <w:i w:val="0"/>
           <w:sz w:val="24"/>
         </w:rPr>
-        <w:t>第六個月（2027年2月）　第一章修訂與概念史索引</w:t>
+        <w:t>第一學期論文進度審查表</w:t>
+      </w:r>
+      <w:r>
+        <w:rPr>
+          <w:rFonts w:ascii="Times New Roman" w:hAnsi="Times New Roman" w:eastAsia="新細明體"/>
+          <w:b w:val="0"/>
+          <w:i w:val="0"/>
+          <w:sz w:val="24"/>
+        </w:rPr>
+        <w:t>。</w:t>
+      </w:r>
+    </w:p>
+    <w:p>
+      <w:pPr>
+        <w:spacing w:line="360" w:lineRule="auto" w:after="200" w:before="160"/>
+      </w:pPr>
+      <w:r>
+        <w:rPr>
+          <w:rFonts w:ascii="Times New Roman" w:hAnsi="Times New Roman" w:eastAsia="新細明體"/>
+          <w:b/>
+          <w:i w:val="0"/>
+          <w:sz w:val="24"/>
+        </w:rPr>
+        <w:t>第二學期</w:t>
       </w:r>
     </w:p>
     <w:p>
@@ -5963,11 +6219,11 @@
       <w:r>
         <w:rPr>
           <w:rFonts w:ascii="Times New Roman" w:hAnsi="Times New Roman" w:eastAsia="新細明體"/>
-          <w:b w:val="0"/>
-          <w:i w:val="0"/>
-          <w:sz w:val="24"/>
-        </w:rPr>
-        <w:t>研究生：依指導意見修訂第一章全章；建置六組關鍵詞（人生佛教／人間佛教／此時此地此人／本色化／實況化／鄉土／出頭天）的出處編年索引。</w:t>
+          <w:b/>
+          <w:i w:val="0"/>
+          <w:sz w:val="24"/>
+        </w:rPr>
+        <w:t>第六個月（2027年2月）　第二章：日本線與中國線</w:t>
       </w:r>
     </w:p>
     <w:p>
@@ -5982,7 +6238,7 @@
           <w:i w:val="0"/>
           <w:sz w:val="24"/>
         </w:rPr>
-        <w:t>指導重點：概念史索引的判準是否一致；引文的年代標註是否可回溯至最早出處。</w:t>
+        <w:t>研究生：完成第二章第一節（共同的歷史條件）、第二節（日本）、第三節（中國）初稿。</w:t>
       </w:r>
     </w:p>
     <w:p>
@@ -5997,7 +6253,7 @@
           <w:i w:val="0"/>
           <w:sz w:val="24"/>
         </w:rPr>
-        <w:t>產出：第一章修訂稿（約四萬字）；關鍵詞索引一份。</w:t>
+        <w:t>指導重點：比較單位的界定是否嚴謹；避免以「危機—回應」模式過度簡化各地差異；中國線材料須與第三章的太虛部分明確分工。</w:t>
       </w:r>
     </w:p>
     <w:p>
@@ -6008,11 +6264,11 @@
       <w:r>
         <w:rPr>
           <w:rFonts w:ascii="Times New Roman" w:hAnsi="Times New Roman" w:eastAsia="新細明體"/>
-          <w:b/>
-          <w:i w:val="0"/>
-          <w:sz w:val="24"/>
-        </w:rPr>
-        <w:t>第七個月（2027年3月）　第二章史料處理：太虛與印順</w:t>
+          <w:b w:val="0"/>
+          <w:i w:val="0"/>
+          <w:sz w:val="24"/>
+        </w:rPr>
+        <w:t>產出：第二章第一至三節初稿（約一萬六千字）。</w:t>
       </w:r>
     </w:p>
     <w:p>
@@ -6023,11 +6279,11 @@
       <w:r>
         <w:rPr>
           <w:rFonts w:ascii="Times New Roman" w:hAnsi="Times New Roman" w:eastAsia="新細明體"/>
-          <w:b w:val="0"/>
-          <w:i w:val="0"/>
-          <w:sz w:val="24"/>
-        </w:rPr>
-        <w:t>研究生：處理《太虛大師全書》與印順教史著作的相關卷帙，完成第二章第一、二節的材料整理與論證大綱。</w:t>
+          <w:b/>
+          <w:i w:val="0"/>
+          <w:sz w:val="24"/>
+        </w:rPr>
+        <w:t>第七個月（2027年3月）　第二章：朝鮮線、台灣線與比較歸納</w:t>
       </w:r>
     </w:p>
     <w:p>
@@ -6042,7 +6298,7 @@
           <w:i w:val="0"/>
           <w:sz w:val="24"/>
         </w:rPr>
-        <w:t>指導重點：處理印順教史重詮時，須區分「印順自己的論證」與「後人對印順的詮釋」，避免以研究文獻代替原典。</w:t>
+        <w:t>研究生：完成第二章第四節（朝鮮）、第五節（台灣）、第六節（比較與歸納）初稿，並整章統稿。</w:t>
       </w:r>
     </w:p>
     <w:p>
@@ -6057,7 +6313,7 @@
           <w:i w:val="0"/>
           <w:sz w:val="24"/>
         </w:rPr>
-        <w:t>產出：第二章第一、二節寫作大綱與引文長編。</w:t>
+        <w:t>指導重點：檢驗第六節所提三項共同條件與兩項差異變項，是否確實由前五節材料支撐，而非後設加上；朝鮮線的二手研究依賴度較高，須在行文中誠實標示。</w:t>
       </w:r>
     </w:p>
     <w:p>
@@ -6068,11 +6324,11 @@
       <w:r>
         <w:rPr>
           <w:rFonts w:ascii="Times New Roman" w:hAnsi="Times New Roman" w:eastAsia="新細明體"/>
-          <w:b/>
-          <w:i w:val="0"/>
-          <w:sz w:val="24"/>
-        </w:rPr>
-        <w:t>第八個月（2027年4月）　第二章第三節：傳道與妙心寺</w:t>
+          <w:b w:val="0"/>
+          <w:i w:val="0"/>
+          <w:sz w:val="24"/>
+        </w:rPr>
+        <w:t>產出：第二章全章初稿（約四萬字）。</w:t>
       </w:r>
     </w:p>
     <w:p>
@@ -6083,11 +6339,11 @@
       <w:r>
         <w:rPr>
           <w:rFonts w:ascii="Times New Roman" w:hAnsi="Times New Roman" w:eastAsia="新細明體"/>
-          <w:b w:val="0"/>
-          <w:i w:val="0"/>
-          <w:sz w:val="24"/>
-        </w:rPr>
-        <w:t>研究生：赴台南妙心寺與中華佛教百科文獻基金會訪查；完成《妙心雜誌》相關篇目索引；整理傳道法師著述與訪談錄材料；完成第三節初稿。</w:t>
+          <w:b/>
+          <w:i w:val="0"/>
+          <w:sz w:val="24"/>
+        </w:rPr>
+        <w:t>第八個月（2027年4月）　第三章前三節：太虛、印順、傳道</w:t>
       </w:r>
     </w:p>
     <w:p>
@@ -6102,7 +6358,7 @@
           <w:i w:val="0"/>
           <w:sz w:val="24"/>
         </w:rPr>
-        <w:t>指導重點：這是本研究補白的重點之一，須留意一手材料的取得程序與引用授權；台語弘法的宗教史意義應以材料說明，不宜逕作評價。</w:t>
+        <w:t>研究生：以第一學期的長編為基礎，完成第三章第一、二、三節初稿；赴台南妙心寺與中華佛教百科文獻基金會訪查，補齊傳道一節的一手材料。</w:t>
       </w:r>
     </w:p>
     <w:p>
@@ -6117,7 +6373,7 @@
           <w:i w:val="0"/>
           <w:sz w:val="24"/>
         </w:rPr>
-        <w:t>產出：第二章第三節初稿（約八千字）；《妙心雜誌》篇目索引。</w:t>
+        <w:t>指導重點：傳道一節是本研究的補白重點，須留意材料取得程序與引用授權；台語弘法的宗教史意義應以材料說明。</w:t>
       </w:r>
     </w:p>
     <w:p>
@@ -6128,11 +6384,11 @@
       <w:r>
         <w:rPr>
           <w:rFonts w:ascii="Times New Roman" w:hAnsi="Times New Roman" w:eastAsia="新細明體"/>
-          <w:b/>
-          <w:i w:val="0"/>
-          <w:sz w:val="24"/>
-        </w:rPr>
-        <w:t>第九個月（2027年5月）　第三章史料訪查：南神一線</w:t>
+          <w:b w:val="0"/>
+          <w:i w:val="0"/>
+          <w:sz w:val="24"/>
+        </w:rPr>
+        <w:t>產出：第三章第一至三節初稿（約兩萬字）；妙心寺訪查紀錄。</w:t>
       </w:r>
     </w:p>
     <w:p>
@@ -6143,11 +6399,11 @@
       <w:r>
         <w:rPr>
           <w:rFonts w:ascii="Times New Roman" w:hAnsi="Times New Roman" w:eastAsia="新細明體"/>
-          <w:b w:val="0"/>
-          <w:i w:val="0"/>
-          <w:sz w:val="24"/>
-        </w:rPr>
-        <w:t>研究生：赴台南神學院、台灣教會公報社訪查；蒐集黃彰輝 WCC 時期文獻、宋泉盛著作編年、王憲治《台灣鄉土神學論文集》及其南神時期論述與遺稿線索、黃伯和自1990年代以來的著作系列；完成第三章寫作大綱。</w:t>
+          <w:b/>
+          <w:i w:val="0"/>
+          <w:sz w:val="24"/>
+        </w:rPr>
+        <w:t>第九個月（2027年5月）　第三章第四節與第四章大綱</w:t>
       </w:r>
     </w:p>
     <w:p>
@@ -6162,7 +6418,7 @@
           <w:i w:val="0"/>
           <w:sz w:val="24"/>
         </w:rPr>
-        <w:t>指導重點：王憲治材料稀少，須確認可及範圍並及早規劃替代材料（如同期南神刊物、學生筆記、追思文集）。</w:t>
+        <w:t>研究生：完成第三章第四節（昭慧）與第五節小結；赴台南神學院、台灣教會公報社訪查，完成第四章寫作大綱與引文長編。</w:t>
       </w:r>
     </w:p>
     <w:p>
@@ -6177,7 +6433,7 @@
           <w:i w:val="0"/>
           <w:sz w:val="24"/>
         </w:rPr>
-        <w:t>產出：第三章寫作大綱與引文長編；基督教一線史料清單。</w:t>
+        <w:t>指導重點：昭慧一節涉及教內爭議，敘述須以文獻與時序為據，正反材料並列；第四章大綱應與第三章的四段結構可對照，以利第五章比較。</w:t>
       </w:r>
     </w:p>
     <w:p>
@@ -6188,11 +6444,11 @@
       <w:r>
         <w:rPr>
           <w:rFonts w:ascii="Times New Roman" w:hAnsi="Times New Roman" w:eastAsia="新細明體"/>
-          <w:b/>
-          <w:i w:val="0"/>
-          <w:sz w:val="24"/>
-        </w:rPr>
-        <w:t>第十個月（2027年6月）　第一章定稿、口述訪談啟動｜第二學期查核點</w:t>
+          <w:b w:val="0"/>
+          <w:i w:val="0"/>
+          <w:sz w:val="24"/>
+        </w:rPr>
+        <w:t>產出：第三章全章初稿；第四章寫作大綱與引文長編。</w:t>
       </w:r>
     </w:p>
     <w:p>
@@ -6203,11 +6459,11 @@
       <w:r>
         <w:rPr>
           <w:rFonts w:ascii="Times New Roman" w:hAnsi="Times New Roman" w:eastAsia="新細明體"/>
-          <w:b w:val="0"/>
-          <w:i w:val="0"/>
-          <w:sz w:val="24"/>
-        </w:rPr>
-        <w:t>研究生：第一章定稿並投稿學術研討會；完成口述歷史受訪名單、訪綱與學術倫理程序，進行第一批訪談（至少三場）；提出第二年工作計畫。</w:t>
+          <w:b/>
+          <w:i w:val="0"/>
+          <w:sz w:val="24"/>
+        </w:rPr>
+        <w:t>第十個月（2027年6月）　投稿、口述訪談啟動｜第二學期查核點</w:t>
       </w:r>
     </w:p>
     <w:p>
@@ -6222,7 +6478,7 @@
           <w:i w:val="0"/>
           <w:sz w:val="24"/>
         </w:rPr>
-        <w:t>指導重點：訪談對象的代表性與訪綱的中立性；確認第二年進度與學位考試時程的銜接。</w:t>
+        <w:t>研究生：第二章定稿並投稿學術研討會；完成口述歷史受訪名單、訪綱與學術倫理程序，進行第一批訪談（至少三場）；提出第二年工作計畫。</w:t>
       </w:r>
     </w:p>
     <w:p>
@@ -6237,39 +6493,7 @@
           <w:i w:val="0"/>
           <w:sz w:val="24"/>
         </w:rPr>
-        <w:t>產出：第一章定稿與投稿紀錄；訪談逐字稿三份；第二年工作計畫；</w:t>
-      </w:r>
-      <w:r>
-        <w:rPr>
-          <w:rFonts w:ascii="Times New Roman" w:hAnsi="Times New Roman" w:eastAsia="新細明體"/>
-          <w:b/>
-          <w:i w:val="0"/>
-          <w:sz w:val="24"/>
-        </w:rPr>
-        <w:t>第二學期論文進度審查表</w:t>
-      </w:r>
-      <w:r>
-        <w:rPr>
-          <w:rFonts w:ascii="Times New Roman" w:hAnsi="Times New Roman" w:eastAsia="新細明體"/>
-          <w:b w:val="0"/>
-          <w:i w:val="0"/>
-          <w:sz w:val="24"/>
-        </w:rPr>
-        <w:t>。</w:t>
-      </w:r>
-    </w:p>
-    <w:p>
-      <w:pPr>
-        <w:spacing w:line="360" w:lineRule="auto" w:after="200" w:before="160"/>
-      </w:pPr>
-      <w:r>
-        <w:rPr>
-          <w:rFonts w:ascii="Times New Roman" w:hAnsi="Times New Roman" w:eastAsia="新細明體"/>
-          <w:b/>
-          <w:i w:val="0"/>
-          <w:sz w:val="26"/>
-        </w:rPr>
-        <w:t>四、指導方式與紀錄</w:t>
+        <w:t>指導重點：訪談對象的代表性與訪綱的中立性；確認第二年進度與學位考試時程的銜接。</w:t>
       </w:r>
     </w:p>
     <w:p>
@@ -6280,20 +6504,43 @@
       <w:r>
         <w:rPr>
           <w:rFonts w:ascii="Times New Roman" w:hAnsi="Times New Roman" w:eastAsia="新細明體"/>
+          <w:b w:val="0"/>
+          <w:i w:val="0"/>
+          <w:sz w:val="24"/>
+        </w:rPr>
+        <w:t>產出：第二章定稿與投稿紀錄；訪談逐字稿三份；第二年工作計畫；</w:t>
+      </w:r>
+      <w:r>
+        <w:rPr>
+          <w:rFonts w:ascii="Times New Roman" w:hAnsi="Times New Roman" w:eastAsia="新細明體"/>
           <w:b/>
           <w:i w:val="0"/>
           <w:sz w:val="24"/>
         </w:rPr>
-        <w:t>討論頻率</w:t>
-      </w:r>
-      <w:r>
-        <w:rPr>
-          <w:rFonts w:ascii="Times New Roman" w:hAnsi="Times New Roman" w:eastAsia="新細明體"/>
-          <w:b w:val="0"/>
-          <w:i w:val="0"/>
-          <w:sz w:val="24"/>
-        </w:rPr>
-        <w:t>：每月二次以上（上旬、下旬各一次為原則），形式為個別面談，必要時輔以線上會議。</w:t>
+        <w:t>第二學期論文進度審查表</w:t>
+      </w:r>
+      <w:r>
+        <w:rPr>
+          <w:rFonts w:ascii="Times New Roman" w:hAnsi="Times New Roman" w:eastAsia="新細明體"/>
+          <w:b w:val="0"/>
+          <w:i w:val="0"/>
+          <w:sz w:val="24"/>
+        </w:rPr>
+        <w:t>。</w:t>
+      </w:r>
+    </w:p>
+    <w:p>
+      <w:pPr>
+        <w:spacing w:line="360" w:lineRule="auto" w:after="200" w:before="160"/>
+      </w:pPr>
+      <w:r>
+        <w:rPr>
+          <w:rFonts w:ascii="Times New Roman" w:hAnsi="Times New Roman" w:eastAsia="新細明體"/>
+          <w:b/>
+          <w:i w:val="0"/>
+          <w:sz w:val="26"/>
+        </w:rPr>
+        <w:t>四、指導方式與紀錄</w:t>
       </w:r>
     </w:p>
     <w:p>
@@ -6308,16 +6555,16 @@
           <w:i w:val="0"/>
           <w:sz w:val="24"/>
         </w:rPr>
-        <w:t>紀錄方式</w:t>
-      </w:r>
-      <w:r>
-        <w:rPr>
-          <w:rFonts w:ascii="Times New Roman" w:hAnsi="Times New Roman" w:eastAsia="新細明體"/>
-          <w:b w:val="0"/>
-          <w:i w:val="0"/>
-          <w:sz w:val="24"/>
-        </w:rPr>
-        <w:t>：每次討論後由研究生當日填寫「研究生論文指導紀錄表」，記載討論主題、指導意見與下次工作項目，經指導教授簽核後，由系所於次月五日前彙整送研發處。</w:t>
+        <w:t>討論頻率</w:t>
+      </w:r>
+      <w:r>
+        <w:rPr>
+          <w:rFonts w:ascii="Times New Roman" w:hAnsi="Times New Roman" w:eastAsia="新細明體"/>
+          <w:b w:val="0"/>
+          <w:i w:val="0"/>
+          <w:sz w:val="24"/>
+        </w:rPr>
+        <w:t>：每月二次以上（上旬、下旬各一次為原則），形式為個別面談，必要時輔以線上會議。</w:t>
       </w:r>
     </w:p>
     <w:p>
@@ -6332,16 +6579,16 @@
           <w:i w:val="0"/>
           <w:sz w:val="24"/>
         </w:rPr>
-        <w:t>進度管控</w:t>
-      </w:r>
-      <w:r>
-        <w:rPr>
-          <w:rFonts w:ascii="Times New Roman" w:hAnsi="Times New Roman" w:eastAsia="新細明體"/>
-          <w:b w:val="0"/>
-          <w:i w:val="0"/>
-          <w:sz w:val="24"/>
-        </w:rPr>
-        <w:t>：每月末提交當月產出文件（初稿、索引、長編或訪談稿）；未達成之項目於次月列為優先工作並記錄原因。</w:t>
+        <w:t>紀錄方式</w:t>
+      </w:r>
+      <w:r>
+        <w:rPr>
+          <w:rFonts w:ascii="Times New Roman" w:hAnsi="Times New Roman" w:eastAsia="新細明體"/>
+          <w:b w:val="0"/>
+          <w:i w:val="0"/>
+          <w:sz w:val="24"/>
+        </w:rPr>
+        <w:t>：每次討論後由研究生當日填寫「研究生論文指導紀錄表」，記載討論主題、指導意見與下次工作項目，經指導教授簽核後，由系所於次月五日前彙整送研發處。</w:t>
       </w:r>
     </w:p>
     <w:p>
@@ -6356,30 +6603,16 @@
           <w:i w:val="0"/>
           <w:sz w:val="24"/>
         </w:rPr>
-        <w:t>查核點</w:t>
-      </w:r>
-      <w:r>
-        <w:rPr>
-          <w:rFonts w:ascii="Times New Roman" w:hAnsi="Times New Roman" w:eastAsia="新細明體"/>
-          <w:b w:val="0"/>
-          <w:i w:val="0"/>
-          <w:sz w:val="24"/>
-        </w:rPr>
-        <w:t>：2027年1月、2027年6月各繳交一次論文進度審查表，並附該學期完成之文稿。</w:t>
-      </w:r>
-    </w:p>
-    <w:p>
-      <w:pPr>
-        <w:spacing w:line="360" w:lineRule="auto" w:after="200" w:before="160"/>
-      </w:pPr>
-      <w:r>
-        <w:rPr>
-          <w:rFonts w:ascii="Times New Roman" w:hAnsi="Times New Roman" w:eastAsia="新細明體"/>
-          <w:b/>
-          <w:i w:val="0"/>
-          <w:sz w:val="26"/>
-        </w:rPr>
-        <w:t>五、預期十個月後的具體成果</w:t>
+        <w:t>進度管控</w:t>
+      </w:r>
+      <w:r>
+        <w:rPr>
+          <w:rFonts w:ascii="Times New Roman" w:hAnsi="Times New Roman" w:eastAsia="新細明體"/>
+          <w:b w:val="0"/>
+          <w:i w:val="0"/>
+          <w:sz w:val="24"/>
+        </w:rPr>
+        <w:t>：每月末提交當月產出文件（研讀札記、編年目錄、索引、初稿或訪談稿）；未達成之項目於次月列為優先工作並記錄原因。</w:t>
       </w:r>
     </w:p>
     <w:p>
@@ -6390,11 +6623,34 @@
       <w:r>
         <w:rPr>
           <w:rFonts w:ascii="Times New Roman" w:hAnsi="Times New Roman" w:eastAsia="新細明體"/>
-          <w:b w:val="0"/>
-          <w:i w:val="0"/>
-          <w:sz w:val="24"/>
-        </w:rPr>
-        <w:t>1. 第一章〈近代東亞宗教復興的源頭〉定稿（約四萬字），並完成一場學術研討會發表。</w:t>
+          <w:b/>
+          <w:i w:val="0"/>
+          <w:sz w:val="24"/>
+        </w:rPr>
+        <w:t>查核點</w:t>
+      </w:r>
+      <w:r>
+        <w:rPr>
+          <w:rFonts w:ascii="Times New Roman" w:hAnsi="Times New Roman" w:eastAsia="新細明體"/>
+          <w:b w:val="0"/>
+          <w:i w:val="0"/>
+          <w:sz w:val="24"/>
+        </w:rPr>
+        <w:t>：2027年1月、2027年6月各繳交一次論文進度審查表，並附該學期完成之文稿。</w:t>
+      </w:r>
+    </w:p>
+    <w:p>
+      <w:pPr>
+        <w:spacing w:line="360" w:lineRule="auto" w:after="200" w:before="160"/>
+      </w:pPr>
+      <w:r>
+        <w:rPr>
+          <w:rFonts w:ascii="Times New Roman" w:hAnsi="Times New Roman" w:eastAsia="新細明體"/>
+          <w:b/>
+          <w:i w:val="0"/>
+          <w:sz w:val="26"/>
+        </w:rPr>
+        <w:t>五、預期十個月後的具體成果</w:t>
       </w:r>
     </w:p>
     <w:p>
@@ -6409,7 +6665,7 @@
           <w:i w:val="0"/>
           <w:sz w:val="24"/>
         </w:rPr>
-        <w:t>2. 第二章第三節〈傳道：落地者〉初稿（約八千字）——本研究補白重點之一。</w:t>
+        <w:t>1. 第一章〈研究方法與文獻回顧〉初稿（約兩萬字）。</w:t>
       </w:r>
     </w:p>
     <w:p>
@@ -6424,7 +6680,7 @@
           <w:i w:val="0"/>
           <w:sz w:val="24"/>
         </w:rPr>
-        <w:t>3. 第二、三章完整寫作大綱與引文長編。</w:t>
+        <w:t>2. 第二章〈東亞近代宗教變革〉定稿（約四萬字），並完成一場學術研討會發表。</w:t>
       </w:r>
     </w:p>
     <w:p>
@@ -6439,7 +6695,7 @@
           <w:i w:val="0"/>
           <w:sz w:val="24"/>
         </w:rPr>
-        <w:t>4. 八位人物的著作編年目錄、四份教團刊物的篇目索引、六組關鍵詞的概念史索引。</w:t>
+        <w:t>3. 第三章〈人間佛教在台灣的發展〉全章初稿，其中第三節〈傳道與妙心寺路線的在地實踐〉為本研究補白重點。</w:t>
       </w:r>
     </w:p>
     <w:p>
@@ -6454,7 +6710,7 @@
           <w:i w:val="0"/>
           <w:sz w:val="24"/>
         </w:rPr>
-        <w:t>5. 口述歷史訪談三場以上之逐字稿，及後續訪談名單與訪綱。</w:t>
+        <w:t>4. 第四章〈台灣長老教會的公共神學發展〉寫作大綱與引文長編。</w:t>
       </w:r>
     </w:p>
     <w:p>
@@ -6469,7 +6725,37 @@
           <w:i w:val="0"/>
           <w:sz w:val="24"/>
         </w:rPr>
-        <w:t>6. 兩份論文進度審查表與十個月份的論文指導紀錄表。</w:t>
+        <w:t>5. 八位人物的著作編年目錄、七份教團刊物的篇目索引、兩組關鍵詞的概念史索引。</w:t>
+      </w:r>
+    </w:p>
+    <w:p>
+      <w:pPr>
+        <w:spacing w:line="360" w:lineRule="auto" w:after="120"/>
+        <w:ind w:firstLine="480"/>
+      </w:pPr>
+      <w:r>
+        <w:rPr>
+          <w:rFonts w:ascii="Times New Roman" w:hAnsi="Times New Roman" w:eastAsia="新細明體"/>
+          <w:b w:val="0"/>
+          <w:i w:val="0"/>
+          <w:sz w:val="24"/>
+        </w:rPr>
+        <w:t>6. 口述歷史訪談三場以上之逐字稿，及後續訪談名單與訪綱。</w:t>
+      </w:r>
+    </w:p>
+    <w:p>
+      <w:pPr>
+        <w:spacing w:line="360" w:lineRule="auto" w:after="120"/>
+        <w:ind w:firstLine="480"/>
+      </w:pPr>
+      <w:r>
+        <w:rPr>
+          <w:rFonts w:ascii="Times New Roman" w:hAnsi="Times New Roman" w:eastAsia="新細明體"/>
+          <w:b w:val="0"/>
+          <w:i w:val="0"/>
+          <w:sz w:val="24"/>
+        </w:rPr>
+        <w:t>7. 兩份論文進度審查表與十個月份的論文指導紀錄表。</w:t>
       </w:r>
     </w:p>
     <w:p>

--- a/public/content/works/hcu-phd-proposal.docx
+++ b/public/content/works/hcu-phd-proposal.docx
@@ -193,7 +193,7 @@
           <w:i w:val="0"/>
           <w:sz w:val="24"/>
         </w:rPr>
-        <w:t>第五章把兩條線並置比較，指出其生成機制的同構與差異，並處理兩者的實際交會：戰後台灣佛耶關係如何從一九五〇年代的護教論戰，經一九八〇年代的對話，走向二〇〇〇年以降在反賭、動保、廢死、性別平權等議題上的結盟；此處輔以口述歷史訪談，補足文獻所不能保存的行動者自我理解。</w:t>
+        <w:t>第五章把兩條線並置比較，指出其生成機制的同構與差異，以及差異從何而來。</w:t>
       </w:r>
     </w:p>
     <w:p>
@@ -208,7 +208,7 @@
           <w:i w:val="0"/>
           <w:sz w:val="24"/>
         </w:rPr>
-        <w:t>第六章才回到理論：把前面各章歸納出的歷史範式命名為「人間宗教」（Religion of the Human Realm），並檢討此一由歷史歸納而得的範式，對宗教學的世俗化理論與宗教多元論、以及對比較神學的方法論，各具有什麼樣的修正意義。本研究主張，「人間性」不是宗教的世俗化讓步，而是各宗教在現代處境中回到自身創教關懷的重新界定；而以歷史經驗為基礎的比較，比以形上學設定為基礎的比較，更能保全各宗教的主體性。</w:t>
+        <w:t>第六章提出範式並予以檢證：把前面各章歸納出的歷史範式命名為「人間宗教」（Religion of the Human Realm），並以戰後台灣佛耶關係的實際歷程作為經驗檢證——雙方如何從一九五〇年代的護教論戰，經一九八〇年代的對話，走向二〇〇〇年以降在反賭、動保、廢死、性別平權等議題上的結盟；此處輔以口述歷史訪談，補足文獻所不能保存的行動者自我理解。交會史置於此章而非另立專章，是因為它在本研究中的作用正是證明「人間性的共同」足以作為宗教對話與合作的基礎。其後才檢討此一範式對宗教學的世俗化理論與宗教多元論、以及對比較神學的方法論，各具有什麼樣的修正意義。本研究主張，「人間性」不是宗教的世俗化讓步，而是各宗教在現代處境中回到自身創教關懷的重新界定；而以歷史經驗為基礎的比較，比以形上學設定為基礎的比較，更能保全各宗教的主體性。</w:t>
       </w:r>
     </w:p>
     <w:p>
@@ -1092,7 +1092,7 @@
           <w:i w:val="0"/>
           <w:sz w:val="24"/>
         </w:rPr>
-        <w:t>賴品超及其與學愚合編的耶佛對話研究、賴賢宗對當代台灣佛耶對話的整理、莊秉潔的碩士論文、以及筆者關於昭慧法師與盧俊義牧師、洪山川主教之跨宗教友誼與合作的研究，是本題第四章的既有基礎。</w:t>
+        <w:t>賴品超及其與學愚合編的耶佛對話研究、賴賢宗對當代台灣佛耶對話的整理、莊秉潔的碩士論文、以及筆者關於昭慧法師與盧俊義牧師、洪山川主教之跨宗教友誼與合作的研究，是本題第六章交會與結盟部分的既有基礎。</w:t>
       </w:r>
     </w:p>
     <w:p>
@@ -1599,7 +1599,7 @@
           <w:i w:val="0"/>
           <w:sz w:val="24"/>
         </w:rPr>
-        <w:t>用於第四章。針對一九九〇年代以降跨宗教行動結盟的參與者——包含教界領袖、神職人員、社運工作者——進行半結構式訪談，補足文獻中不會留下的協商過程、認知落差與情感因素。訪談稿依學術倫理程序取得受訪人同意後使用，並與同時期文獻交叉查核。筆者過去已完成數次相關訪談（含昭慧法師），具備延續此一工作的基礎。</w:t>
+        <w:t>用於第六章。針對一九九〇年代以降跨宗教行動結盟的參與者——包含教界領袖、神職人員、社運工作者——進行半結構式訪談，補足文獻中不會留下的協商過程、認知落差與情感因素。訪談稿依學術倫理程序取得受訪人同意後使用，並與同時期文獻交叉查核。筆者過去已完成數次相關訪談（含昭慧法師），具備延續此一工作的基礎。</w:t>
       </w:r>
     </w:p>
     <w:p>
@@ -1685,7 +1685,7 @@
           <w:i w:val="0"/>
           <w:sz w:val="24"/>
         </w:rPr>
-        <w:t>：以佛教與基督教（特別是台灣基督長老教會）為兩條主線。天主教（單國璽、洪山川等）在第四章的議題結盟中作為重要參與者出現，但不另立系譜。</w:t>
+        <w:t>：以佛教與基督教（特別是台灣基督長老教會）為兩條主線。天主教（單國璽、洪山川等）在第六章的議題結盟中作為重要參與者出現，但不另立系譜。</w:t>
       </w:r>
     </w:p>
     <w:p>
@@ -1714,7 +1714,7 @@
           <w:i w:val="0"/>
           <w:sz w:val="24"/>
         </w:rPr>
-        <w:t>第一，四地比較必然仰賴既有的專題研究與譯本，本研究在日文、韓文一手史料上的處理深度有其限度，故第一章定位為比較框架的建立，而非各地宗教史的原創考證。第二，口述歷史受限於受訪者的記憶與立場，其效力在於補充而非取代文獻。第三，本研究處理的是宗教菁英與組織層次的公共性，一般信眾的態度變遷需要另一套量化方法，不在本研究範圍之內。</w:t>
+        <w:t>第一，四地比較必然仰賴既有的專題研究與譯本，本研究在日文、韓文一手史料上的處理深度有其限度，故第二章定位為前史背景的綜合，而非各地宗教史的原創考證。第二，口述歷史受限於受訪者的記憶與立場，其效力在於補充而非取代文獻。第三，本研究處理的是宗教菁英與組織層次的公共性，一般信眾的態度變遷需要另一套量化方法，不在本研究範圍之內。</w:t>
       </w:r>
     </w:p>
     <w:p>
@@ -1743,7 +1743,7 @@
           <w:i w:val="0"/>
           <w:sz w:val="24"/>
         </w:rPr>
-        <w:t>全論文分七章。第一章交代方法與研究缺口，第二章立東亞背景，第三、四章各自重建一條系譜，第五章把兩條線並置比較並處理其實際交會，第六章才把歷史發現提升為理論範式。</w:t>
+        <w:t>全論文分七章。第一章交代方法與研究缺口，第二章立東亞前史背景，第三、四章各自重建一條系譜，第五章把兩條線並置比較，第六章提出「人間宗教」範式並以戰後佛耶交會與結盟的實際歷程加以檢證。</w:t>
       </w:r>
     </w:p>
     <w:p>
@@ -2452,16 +2452,30 @@
           <w:i w:val="0"/>
           <w:sz w:val="24"/>
         </w:rPr>
-        <w:t>第五節　實際的交會</w:t>
-      </w:r>
-      <w:r>
-        <w:rPr>
-          <w:rFonts w:ascii="Times New Roman" w:hAnsi="Times New Roman" w:eastAsia="新細明體"/>
-          <w:b w:val="0"/>
-          <w:i w:val="0"/>
-          <w:sz w:val="24"/>
-        </w:rPr>
-        <w:t>：戰後台灣佛耶關係的三個階段——一九五〇至七〇年代的護教論戰、一九八〇至九〇年代的對話、二〇〇〇年以降在反賭、動保、廢死、性別平權等議題上的結盟；輔以口述歷史，呈現結盟的發起過程、認知落差與內部質疑。</w:t>
+        <w:t>第五節　小結</w:t>
+      </w:r>
+      <w:r>
+        <w:rPr>
+          <w:rFonts w:ascii="Times New Roman" w:hAnsi="Times New Roman" w:eastAsia="新細明體"/>
+          <w:b w:val="0"/>
+          <w:i w:val="0"/>
+          <w:sz w:val="24"/>
+        </w:rPr>
+        <w:t>：異與同各自的歷史解釋——同構來自共同處境，差異來自傳統資源與組織形態；兩者在「人間性」上的交集，構成第六章範式的立論起點。</w:t>
+      </w:r>
+    </w:p>
+    <w:p>
+      <w:pPr>
+        <w:spacing w:line="360" w:lineRule="auto" w:after="200" w:before="160"/>
+      </w:pPr>
+      <w:r>
+        <w:rPr>
+          <w:rFonts w:ascii="Times New Roman" w:hAnsi="Times New Roman" w:eastAsia="新細明體"/>
+          <w:b/>
+          <w:i w:val="0"/>
+          <w:sz w:val="26"/>
+        </w:rPr>
+        <w:t>第六章　人間宗教的範式</w:t>
       </w:r>
     </w:p>
     <w:p>
@@ -2476,30 +2490,16 @@
           <w:i w:val="0"/>
           <w:sz w:val="24"/>
         </w:rPr>
-        <w:t>第六節　小結</w:t>
-      </w:r>
-      <w:r>
-        <w:rPr>
-          <w:rFonts w:ascii="Times New Roman" w:hAnsi="Times New Roman" w:eastAsia="新細明體"/>
-          <w:b w:val="0"/>
-          <w:i w:val="0"/>
-          <w:sz w:val="24"/>
-        </w:rPr>
-        <w:t>：異與同各自的歷史解釋——同構來自共同處境，差異來自傳統資源與組織形態。</w:t>
-      </w:r>
-    </w:p>
-    <w:p>
-      <w:pPr>
-        <w:spacing w:line="360" w:lineRule="auto" w:after="200" w:before="160"/>
-      </w:pPr>
-      <w:r>
-        <w:rPr>
-          <w:rFonts w:ascii="Times New Roman" w:hAnsi="Times New Roman" w:eastAsia="新細明體"/>
-          <w:b/>
-          <w:i w:val="0"/>
-          <w:sz w:val="26"/>
-        </w:rPr>
-        <w:t>第六章　人間宗教的範式</w:t>
+        <w:t>第一節　從歷史歸納到範式命名</w:t>
+      </w:r>
+      <w:r>
+        <w:rPr>
+          <w:rFonts w:ascii="Times New Roman" w:hAnsi="Times New Roman" w:eastAsia="新細明體"/>
+          <w:b w:val="0"/>
+          <w:i w:val="0"/>
+          <w:sz w:val="24"/>
+        </w:rPr>
+        <w:t>：整理前面各章的發現，提出「人間宗教」（Religion of the Human Realm）作為對此一歷史範式的命名，並界定其三項成分：關懷定位於此世、正當性訴諸各自傳統的本源、公共參與作為宗教性實踐本身。</w:t>
       </w:r>
     </w:p>
     <w:p>
@@ -2514,16 +2514,16 @@
           <w:i w:val="0"/>
           <w:sz w:val="24"/>
         </w:rPr>
-        <w:t>第一節　從歷史歸納到範式命名</w:t>
-      </w:r>
-      <w:r>
-        <w:rPr>
-          <w:rFonts w:ascii="Times New Roman" w:hAnsi="Times New Roman" w:eastAsia="新細明體"/>
-          <w:b w:val="0"/>
-          <w:i w:val="0"/>
-          <w:sz w:val="24"/>
-        </w:rPr>
-        <w:t>：整理前面各章的發現，提出「人間宗教」（Religion of the Human Realm）作為對此一歷史範式的命名，並界定其三項成分：關懷定位於此世、正當性訴諸各自傳統的本源、公共參與作為宗教性實踐本身。</w:t>
+        <w:t>第二節　從護教論戰到對話：戰後台灣佛耶關係的前兩個階段</w:t>
+      </w:r>
+      <w:r>
+        <w:rPr>
+          <w:rFonts w:ascii="Times New Roman" w:hAnsi="Times New Roman" w:eastAsia="新細明體"/>
+          <w:b w:val="0"/>
+          <w:i w:val="0"/>
+          <w:sz w:val="24"/>
+        </w:rPr>
+        <w:t>：一九五〇至七〇年代的護教論戰（煮雲、聖嚴與吳恩溥、龔天民等人的文獻）及其社會條件——傳教競爭、美援背景、戒嚴體制；一九八〇至九〇年代對話管道的建立，及此期對話為何多停留在教義與靈修層次。</w:t>
       </w:r>
     </w:p>
     <w:p>
@@ -2538,16 +2538,16 @@
           <w:i w:val="0"/>
           <w:sz w:val="24"/>
         </w:rPr>
-        <w:t>第二節　對宗教學的意義</w:t>
-      </w:r>
-      <w:r>
-        <w:rPr>
-          <w:rFonts w:ascii="Times New Roman" w:hAnsi="Times New Roman" w:eastAsia="新細明體"/>
-          <w:b w:val="0"/>
-          <w:i w:val="0"/>
-          <w:sz w:val="24"/>
-        </w:rPr>
-        <w:t>：以東亞經驗檢討世俗化理論——這裡的宗教並非在現代化中退場，而是藉由入世而復振；並檢討宗教多元論的預設：當比較的基礎由形上學設定改為歷史經驗時，各宗教的主體性得以保全，而對話不必以教義讓步為代價。與希克、尼特、潘尼卡等既有理論的對話以此為限：以歷史材料檢驗理論，而非以理論裁決歷史。</w:t>
+        <w:t>第三節　議題結盟：跨宗教合作的當代形態</w:t>
+      </w:r>
+      <w:r>
+        <w:rPr>
+          <w:rFonts w:ascii="Times New Roman" w:hAnsi="Times New Roman" w:eastAsia="新細明體"/>
+          <w:b w:val="0"/>
+          <w:i w:val="0"/>
+          <w:sz w:val="24"/>
+        </w:rPr>
+        <w:t>：二〇〇〇年以降在反賭博合法化、動物保護、廢除死刑、性別平權等議題上的合作；結盟如何在「不談教義、只談議題」的默契下運作；輔以口述歷史，呈現結盟的發起過程、彼此的認知落差，以及行動者如何處理來自各自教內的質疑。</w:t>
       </w:r>
     </w:p>
     <w:p>
@@ -2562,16 +2562,16 @@
           <w:i w:val="0"/>
           <w:sz w:val="24"/>
         </w:rPr>
-        <w:t>第三節　對比較神學的意義</w:t>
-      </w:r>
-      <w:r>
-        <w:rPr>
-          <w:rFonts w:ascii="Times New Roman" w:hAnsi="Times New Roman" w:eastAsia="新細明體"/>
-          <w:b w:val="0"/>
-          <w:i w:val="0"/>
-          <w:sz w:val="24"/>
-        </w:rPr>
-        <w:t>：比較神學若以「歷史處境的相似」而非「教義命題的對應」作為比較單位，可以得到什麼？以第五章所得的四段結構為例，說明一種以歷史為基礎的比較神學的操作方式。</w:t>
+        <w:t>第四節　人間性的共同作為對話與合作的基礎</w:t>
+      </w:r>
+      <w:r>
+        <w:rPr>
+          <w:rFonts w:ascii="Times New Roman" w:hAnsi="Times New Roman" w:eastAsia="新細明體"/>
+          <w:b w:val="0"/>
+          <w:i w:val="0"/>
+          <w:sz w:val="24"/>
+        </w:rPr>
+        <w:t>：以前兩節的經驗檢證範式——佛教的護生與緣起論述何以能與基督教的先知傳統與人權論述並置而不衝突；為何在「人間」這個共同場域上，合作不需要以教義讓步為前提。這一節說明本研究提出「人間宗教」的實踐意義：它不只是對一段歷史的命名，也是一種可操作的宗教對話與合作模式。</w:t>
       </w:r>
     </w:p>
     <w:p>
@@ -2586,16 +2586,16 @@
           <w:i w:val="0"/>
           <w:sz w:val="24"/>
         </w:rPr>
-        <w:t>第四節　「人間」作為空間場域</w:t>
-      </w:r>
-      <w:r>
-        <w:rPr>
-          <w:rFonts w:ascii="Times New Roman" w:hAnsi="Times New Roman" w:eastAsia="新細明體"/>
-          <w:b w:val="0"/>
-          <w:i w:val="0"/>
-          <w:sz w:val="24"/>
-        </w:rPr>
-        <w:t>：從史料中的護生、環境、動物與生態關懷出發，論證兩條系譜實際上都已把「人間」擴張為涵蓋非人受造物的場域，因而此一範式內在地具備超越人類中心主義的延伸能力。</w:t>
+        <w:t>第五節　對宗教學的意義</w:t>
+      </w:r>
+      <w:r>
+        <w:rPr>
+          <w:rFonts w:ascii="Times New Roman" w:hAnsi="Times New Roman" w:eastAsia="新細明體"/>
+          <w:b w:val="0"/>
+          <w:i w:val="0"/>
+          <w:sz w:val="24"/>
+        </w:rPr>
+        <w:t>：以東亞經驗檢討世俗化理論——這裡的宗教並非在現代化中退場，而是藉由入世而復振；並檢討宗教多元論的預設：當比較的基礎由形上學設定改為歷史經驗時，各宗教的主體性得以保全，而對話不必以教義讓步為代價。與希克、尼特、潘尼卡等既有理論的對話以此為限：以歷史材料檢驗理論，而非以理論裁決歷史。</w:t>
       </w:r>
     </w:p>
     <w:p>
@@ -2610,30 +2610,16 @@
           <w:i w:val="0"/>
           <w:sz w:val="24"/>
         </w:rPr>
-        <w:t>第五節　範式的限度與適用條件</w:t>
-      </w:r>
-      <w:r>
-        <w:rPr>
-          <w:rFonts w:ascii="Times New Roman" w:hAnsi="Times New Roman" w:eastAsia="新細明體"/>
-          <w:b w:val="0"/>
-          <w:i w:val="0"/>
-          <w:sz w:val="24"/>
-        </w:rPr>
-        <w:t>：本範式適用於何種條件下的宗教（有本源可資訴諸、有公共空間可資參與、有處境壓力可資回應）；不適用於何種情況；把台灣經驗普遍化時應有的保留。</w:t>
-      </w:r>
-    </w:p>
-    <w:p>
-      <w:pPr>
-        <w:spacing w:line="360" w:lineRule="auto" w:after="200" w:before="160"/>
-      </w:pPr>
-      <w:r>
-        <w:rPr>
-          <w:rFonts w:ascii="Times New Roman" w:hAnsi="Times New Roman" w:eastAsia="新細明體"/>
-          <w:b/>
-          <w:i w:val="0"/>
-          <w:sz w:val="26"/>
-        </w:rPr>
-        <w:t>第七章　結論</w:t>
+        <w:t>第六節　對比較神學的意義</w:t>
+      </w:r>
+      <w:r>
+        <w:rPr>
+          <w:rFonts w:ascii="Times New Roman" w:hAnsi="Times New Roman" w:eastAsia="新細明體"/>
+          <w:b w:val="0"/>
+          <w:i w:val="0"/>
+          <w:sz w:val="24"/>
+        </w:rPr>
+        <w:t>：比較神學若以「歷史處境的相似」而非「教義命題的對應」作為比較單位，可以得到什麼？以第三至五章所得的四段結構為例，說明一種以歷史為基礎的比較神學的操作方式。</w:t>
       </w:r>
     </w:p>
     <w:p>
@@ -2648,16 +2634,16 @@
           <w:i w:val="0"/>
           <w:sz w:val="24"/>
         </w:rPr>
-        <w:t>第一節　歷史發現的總結</w:t>
-      </w:r>
-      <w:r>
-        <w:rPr>
-          <w:rFonts w:ascii="Times New Roman" w:hAnsi="Times New Roman" w:eastAsia="新細明體"/>
-          <w:b w:val="0"/>
-          <w:i w:val="0"/>
-          <w:sz w:val="24"/>
-        </w:rPr>
-        <w:t>：東亞近代宗教變革的共同源頭，與台灣佛教、基督教公共性生成的同構歷程。</w:t>
+        <w:t>第七節　「人間」作為空間場域</w:t>
+      </w:r>
+      <w:r>
+        <w:rPr>
+          <w:rFonts w:ascii="Times New Roman" w:hAnsi="Times New Roman" w:eastAsia="新細明體"/>
+          <w:b w:val="0"/>
+          <w:i w:val="0"/>
+          <w:sz w:val="24"/>
+        </w:rPr>
+        <w:t>：從史料中的護生、環境、動物與生態關懷出發，論證兩條系譜實際上都已把「人間」擴張為涵蓋非人受造物的場域，因而此一範式內在地具備超越人類中心主義的延伸能力。</w:t>
       </w:r>
     </w:p>
     <w:p>
@@ -2672,16 +2658,30 @@
           <w:i w:val="0"/>
           <w:sz w:val="24"/>
         </w:rPr>
-        <w:t>第二節　「人間宗教」範式的成立條件與理論位置</w:t>
-      </w:r>
-      <w:r>
-        <w:rPr>
-          <w:rFonts w:ascii="Times New Roman" w:hAnsi="Times New Roman" w:eastAsia="新細明體"/>
-          <w:b w:val="0"/>
-          <w:i w:val="0"/>
-          <w:sz w:val="24"/>
-        </w:rPr>
-        <w:t>：此範式在宗教學與比較神學中的位置，及其可檢驗性。</w:t>
+        <w:t>第八節　範式的限度與適用條件</w:t>
+      </w:r>
+      <w:r>
+        <w:rPr>
+          <w:rFonts w:ascii="Times New Roman" w:hAnsi="Times New Roman" w:eastAsia="新細明體"/>
+          <w:b w:val="0"/>
+          <w:i w:val="0"/>
+          <w:sz w:val="24"/>
+        </w:rPr>
+        <w:t>：本範式適用於何種條件下的宗教（有本源可資訴諸、有公共空間可資參與、有處境壓力可資回應）；不適用於何種情況；把台灣經驗普遍化時應有的保留。</w:t>
+      </w:r>
+    </w:p>
+    <w:p>
+      <w:pPr>
+        <w:spacing w:line="360" w:lineRule="auto" w:after="200" w:before="160"/>
+      </w:pPr>
+      <w:r>
+        <w:rPr>
+          <w:rFonts w:ascii="Times New Roman" w:hAnsi="Times New Roman" w:eastAsia="新細明體"/>
+          <w:b/>
+          <w:i w:val="0"/>
+          <w:sz w:val="26"/>
+        </w:rPr>
+        <w:t>第七章　結論</w:t>
       </w:r>
     </w:p>
     <w:p>
@@ -2696,44 +2696,16 @@
           <w:i w:val="0"/>
           <w:sz w:val="24"/>
         </w:rPr>
-        <w:t>第三節　未來研究方向</w:t>
-      </w:r>
-      <w:r>
-        <w:rPr>
-          <w:rFonts w:ascii="Times New Roman" w:hAnsi="Times New Roman" w:eastAsia="新細明體"/>
-          <w:b w:val="0"/>
-          <w:i w:val="0"/>
-          <w:sz w:val="24"/>
-        </w:rPr>
-        <w:t>：東亞其他個案（韓國民眾神學與圓佛教、日本入世佛教與無教會主義、越南入世佛教）的檢證；跨宗教公共倫理的可能形態。</w:t>
-      </w:r>
-    </w:p>
-    <w:p>
-      <w:pPr>
-        <w:spacing w:line="360" w:lineRule="auto" w:after="200" w:before="240"/>
-      </w:pPr>
-      <w:r>
-        <w:rPr>
-          <w:rFonts w:ascii="Times New Roman" w:hAnsi="Times New Roman" w:eastAsia="新細明體"/>
-          <w:b/>
-          <w:i w:val="0"/>
-          <w:sz w:val="28"/>
-        </w:rPr>
-        <w:t>五、預期研究成果與貢獻</w:t>
-      </w:r>
-    </w:p>
-    <w:p>
-      <w:pPr>
-        <w:spacing w:line="360" w:lineRule="auto" w:after="200" w:before="160"/>
-      </w:pPr>
-      <w:r>
-        <w:rPr>
-          <w:rFonts w:ascii="Times New Roman" w:hAnsi="Times New Roman" w:eastAsia="新細明體"/>
-          <w:b/>
-          <w:i w:val="0"/>
-          <w:sz w:val="26"/>
-        </w:rPr>
-        <w:t>（一）史學貢獻：兩段歷史的接合與兩條線索的補白</w:t>
+        <w:t>第一節　歷史發現的總結</w:t>
+      </w:r>
+      <w:r>
+        <w:rPr>
+          <w:rFonts w:ascii="Times New Roman" w:hAnsi="Times New Roman" w:eastAsia="新細明體"/>
+          <w:b w:val="0"/>
+          <w:i w:val="0"/>
+          <w:sz w:val="24"/>
+        </w:rPr>
+        <w:t>：東亞近代宗教變革的共同源頭，與台灣佛教、基督教公共性生成的同構歷程。</w:t>
       </w:r>
     </w:p>
     <w:p>
@@ -2744,61 +2716,20 @@
       <w:r>
         <w:rPr>
           <w:rFonts w:ascii="Times New Roman" w:hAnsi="Times New Roman" w:eastAsia="新細明體"/>
-          <w:b w:val="0"/>
-          <w:i w:val="0"/>
-          <w:sz w:val="24"/>
-        </w:rPr>
-        <w:t>本研究預期完成的第一件事，是把台灣佛教史與台灣基督教史這兩段一向分開講述的歷史，放在同一個問題（公共性與人間性的生成）之下接合起來，並以四地比較的東亞背景為之定位。其次，在史實層面補足兩條研究薄弱的線索：</w:t>
-      </w:r>
-      <w:r>
-        <w:rPr>
-          <w:rFonts w:ascii="Times New Roman" w:hAnsi="Times New Roman" w:eastAsia="新細明體"/>
           <w:b/>
           <w:i w:val="0"/>
           <w:sz w:val="24"/>
         </w:rPr>
-        <w:t>傳道法師與妙心寺一系</w:t>
-      </w:r>
-      <w:r>
-        <w:rPr>
-          <w:rFonts w:ascii="Times New Roman" w:hAnsi="Times New Roman" w:eastAsia="新細明體"/>
-          <w:b w:val="0"/>
-          <w:i w:val="0"/>
-          <w:sz w:val="24"/>
-        </w:rPr>
-        <w:t>在人間佛教落地過程中的位置，以及</w:t>
-      </w:r>
-      <w:r>
-        <w:rPr>
-          <w:rFonts w:ascii="Times New Roman" w:hAnsi="Times New Roman" w:eastAsia="新細明體"/>
-          <w:b/>
-          <w:i w:val="0"/>
-          <w:sz w:val="24"/>
-        </w:rPr>
-        <w:t>王憲治與台灣鄉土神學</w:t>
-      </w:r>
-      <w:r>
-        <w:rPr>
-          <w:rFonts w:ascii="Times New Roman" w:hAnsi="Times New Roman" w:eastAsia="新細明體"/>
-          <w:b w:val="0"/>
-          <w:i w:val="0"/>
-          <w:sz w:val="24"/>
-        </w:rPr>
-        <w:t>在本土神學系譜中的中介角色。這兩項補白本身即具獨立的學術價值。</w:t>
-      </w:r>
-    </w:p>
-    <w:p>
-      <w:pPr>
-        <w:spacing w:line="360" w:lineRule="auto" w:after="200" w:before="160"/>
-      </w:pPr>
-      <w:r>
-        <w:rPr>
-          <w:rFonts w:ascii="Times New Roman" w:hAnsi="Times New Roman" w:eastAsia="新細明體"/>
-          <w:b/>
-          <w:i w:val="0"/>
-          <w:sz w:val="26"/>
-        </w:rPr>
-        <w:t>（二）方法貢獻：以歷史經驗為基礎的宗教比較</w:t>
+        <w:t>第二節　「人間宗教」範式的成立條件與理論位置</w:t>
+      </w:r>
+      <w:r>
+        <w:rPr>
+          <w:rFonts w:ascii="Times New Roman" w:hAnsi="Times New Roman" w:eastAsia="新細明體"/>
+          <w:b w:val="0"/>
+          <w:i w:val="0"/>
+          <w:sz w:val="24"/>
+        </w:rPr>
+        <w:t>：此範式在宗教學與比較神學中的位置，及其可檢驗性。</w:t>
       </w:r>
     </w:p>
     <w:p>
@@ -2809,11 +2740,34 @@
       <w:r>
         <w:rPr>
           <w:rFonts w:ascii="Times New Roman" w:hAnsi="Times New Roman" w:eastAsia="新細明體"/>
-          <w:b w:val="0"/>
-          <w:i w:val="0"/>
-          <w:sz w:val="24"/>
-        </w:rPr>
-        <w:t>本研究示範一種操作程序：先以宗教史的比較建立歷史範式，再據以檢討既有理論。相對於「以理論框架收編個案」的常見做法，此一程序把理論的正當性建立在史料之上，因而對於被比較的各宗教而言，其主體性的折損最小。此一程序若成立，可推廣至東亞其他個案（韓國民眾神學與圓佛教、日本的入世佛教與無教會主義、越南的入世佛教）。</w:t>
+          <w:b/>
+          <w:i w:val="0"/>
+          <w:sz w:val="24"/>
+        </w:rPr>
+        <w:t>第三節　未來研究方向</w:t>
+      </w:r>
+      <w:r>
+        <w:rPr>
+          <w:rFonts w:ascii="Times New Roman" w:hAnsi="Times New Roman" w:eastAsia="新細明體"/>
+          <w:b w:val="0"/>
+          <w:i w:val="0"/>
+          <w:sz w:val="24"/>
+        </w:rPr>
+        <w:t>：東亞其他個案（韓國民眾神學與圓佛教、日本入世佛教與無教會主義、越南入世佛教）的檢證；跨宗教公共倫理的可能形態。</w:t>
+      </w:r>
+    </w:p>
+    <w:p>
+      <w:pPr>
+        <w:spacing w:line="360" w:lineRule="auto" w:after="200" w:before="240"/>
+      </w:pPr>
+      <w:r>
+        <w:rPr>
+          <w:rFonts w:ascii="Times New Roman" w:hAnsi="Times New Roman" w:eastAsia="新細明體"/>
+          <w:b/>
+          <w:i w:val="0"/>
+          <w:sz w:val="28"/>
+        </w:rPr>
+        <w:t>五、預期研究成果與貢獻</w:t>
       </w:r>
     </w:p>
     <w:p>
@@ -2827,7 +2781,7 @@
           <w:i w:val="0"/>
           <w:sz w:val="26"/>
         </w:rPr>
-        <w:t>（三）理論貢獻：「人間宗教」作為一個經歷史檢證的範式</w:t>
+        <w:t>（一）史學貢獻：兩段歷史的接合與兩條線索的補白</w:t>
       </w:r>
     </w:p>
     <w:p>
@@ -2842,21 +2796,57 @@
           <w:i w:val="0"/>
           <w:sz w:val="24"/>
         </w:rPr>
-        <w:t>本研究預期提出的「人間宗教」，與過去以「宗教對話理論」形式出現的各種主張不同之處在於：它不是一項應然的倡議，而是對一段已發生之歷史的歸納。其可檢驗性即在於此——它可以被更多的歷史個案支持或否證。就當代處境而言，此一範式對於兩個現實問題具有參考價值：面對生態與動物倫理等跨越信仰界線的議題時，各宗教如何在不放棄自身傳統的前提下共同行動；以及面對宗教在公共領域中日益兩極化的處境時，是否存在一條既保有神聖向度、又具備自我改革能力的路徑。</w:t>
-      </w:r>
-    </w:p>
-    <w:p>
-      <w:pPr>
-        <w:spacing w:line="360" w:lineRule="auto" w:after="200" w:before="240"/>
-      </w:pPr>
+        <w:t>本研究預期完成的第一件事，是把台灣佛教史與台灣基督教史這兩段一向分開講述的歷史，放在同一個問題（公共性與人間性的生成）之下接合起來，並以四地比較的東亞背景為之定位。其次，在史實層面補足兩條研究薄弱的線索：</w:t>
+      </w:r>
       <w:r>
         <w:rPr>
           <w:rFonts w:ascii="Times New Roman" w:hAnsi="Times New Roman" w:eastAsia="新細明體"/>
           <w:b/>
           <w:i w:val="0"/>
-          <w:sz w:val="28"/>
-        </w:rPr>
-        <w:t>六、研究進度規劃</w:t>
+          <w:sz w:val="24"/>
+        </w:rPr>
+        <w:t>傳道法師與妙心寺一系</w:t>
+      </w:r>
+      <w:r>
+        <w:rPr>
+          <w:rFonts w:ascii="Times New Roman" w:hAnsi="Times New Roman" w:eastAsia="新細明體"/>
+          <w:b w:val="0"/>
+          <w:i w:val="0"/>
+          <w:sz w:val="24"/>
+        </w:rPr>
+        <w:t>在人間佛教落地過程中的位置，以及</w:t>
+      </w:r>
+      <w:r>
+        <w:rPr>
+          <w:rFonts w:ascii="Times New Roman" w:hAnsi="Times New Roman" w:eastAsia="新細明體"/>
+          <w:b/>
+          <w:i w:val="0"/>
+          <w:sz w:val="24"/>
+        </w:rPr>
+        <w:t>王憲治與台灣鄉土神學</w:t>
+      </w:r>
+      <w:r>
+        <w:rPr>
+          <w:rFonts w:ascii="Times New Roman" w:hAnsi="Times New Roman" w:eastAsia="新細明體"/>
+          <w:b w:val="0"/>
+          <w:i w:val="0"/>
+          <w:sz w:val="24"/>
+        </w:rPr>
+        <w:t>在本土神學系譜中的中介角色。這兩項補白本身即具獨立的學術價值。</w:t>
+      </w:r>
+    </w:p>
+    <w:p>
+      <w:pPr>
+        <w:spacing w:line="360" w:lineRule="auto" w:after="200" w:before="160"/>
+      </w:pPr>
+      <w:r>
+        <w:rPr>
+          <w:rFonts w:ascii="Times New Roman" w:hAnsi="Times New Roman" w:eastAsia="新細明體"/>
+          <w:b/>
+          <w:i w:val="0"/>
+          <w:sz w:val="26"/>
+        </w:rPr>
+        <w:t>（二）方法貢獻：以歷史經驗為基礎的宗教比較</w:t>
       </w:r>
     </w:p>
     <w:p>
@@ -2871,7 +2861,65 @@
           <w:i w:val="0"/>
           <w:sz w:val="24"/>
         </w:rPr>
-        <w:t>本研究預定以四年完成。第一年確立研究架構，完成第一章（研究方法與文獻回顧）與第二章（東亞近代宗教變革），並著手口述訪談的規劃；第二年完成第三、四章的史料處理與初稿；第三年完成第五章（含口述歷史採集）與第六章初稿；第四年進行全稿修訂、部分成果投稿與學位考試準備。</w:t>
+        <w:t>本研究示範一種操作程序：先以宗教史的比較建立歷史範式，再據以檢討既有理論。相對於「以理論框架收編個案」的常見做法，此一程序把理論的正當性建立在史料之上，因而對於被比較的各宗教而言，其主體性的折損最小。此一程序若成立，可推廣至東亞其他個案（韓國民眾神學與圓佛教、日本的入世佛教與無教會主義、越南的入世佛教）。</w:t>
+      </w:r>
+    </w:p>
+    <w:p>
+      <w:pPr>
+        <w:spacing w:line="360" w:lineRule="auto" w:after="200" w:before="160"/>
+      </w:pPr>
+      <w:r>
+        <w:rPr>
+          <w:rFonts w:ascii="Times New Roman" w:hAnsi="Times New Roman" w:eastAsia="新細明體"/>
+          <w:b/>
+          <w:i w:val="0"/>
+          <w:sz w:val="26"/>
+        </w:rPr>
+        <w:t>（三）理論貢獻：「人間宗教」作為一個經歷史檢證的範式</w:t>
+      </w:r>
+    </w:p>
+    <w:p>
+      <w:pPr>
+        <w:spacing w:line="360" w:lineRule="auto" w:after="120"/>
+        <w:ind w:firstLine="480"/>
+      </w:pPr>
+      <w:r>
+        <w:rPr>
+          <w:rFonts w:ascii="Times New Roman" w:hAnsi="Times New Roman" w:eastAsia="新細明體"/>
+          <w:b w:val="0"/>
+          <w:i w:val="0"/>
+          <w:sz w:val="24"/>
+        </w:rPr>
+        <w:t>本研究預期提出的「人間宗教」，與過去以「宗教對話理論」形式出現的各種主張不同之處在於：它不是一項應然的倡議，而是對一段已發生之歷史的歸納。其可檢驗性即在於此——它可以被更多的歷史個案支持或否證。就當代處境而言，此一範式對於兩個現實問題具有參考價值：面對生態與動物倫理等跨越信仰界線的議題時，各宗教如何在不放棄自身傳統的前提下共同行動；以及面對宗教在公共領域中日益兩極化的處境時，是否存在一條既保有神聖向度、又具備自我改革能力的路徑。</w:t>
+      </w:r>
+    </w:p>
+    <w:p>
+      <w:pPr>
+        <w:spacing w:line="360" w:lineRule="auto" w:after="200" w:before="240"/>
+      </w:pPr>
+      <w:r>
+        <w:rPr>
+          <w:rFonts w:ascii="Times New Roman" w:hAnsi="Times New Roman" w:eastAsia="新細明體"/>
+          <w:b/>
+          <w:i w:val="0"/>
+          <w:sz w:val="28"/>
+        </w:rPr>
+        <w:t>六、研究進度規劃</w:t>
+      </w:r>
+    </w:p>
+    <w:p>
+      <w:pPr>
+        <w:spacing w:line="360" w:lineRule="auto" w:after="120"/>
+        <w:ind w:firstLine="480"/>
+      </w:pPr>
+      <w:r>
+        <w:rPr>
+          <w:rFonts w:ascii="Times New Roman" w:hAnsi="Times New Roman" w:eastAsia="新細明體"/>
+          <w:b w:val="0"/>
+          <w:i w:val="0"/>
+          <w:sz w:val="24"/>
+        </w:rPr>
+        <w:t>本研究預定以四年完成。第一年確立研究架構，完成第一章（研究方法與文獻回顧）與第二章（東亞近代宗教變革），並著手口述訪談的規劃；第二年完成第三、四章的史料處理與初稿；第三年完成第五章與第六章（含口述歷史採集）初稿；第四年進行全稿修訂、部分成果投稿與學位考試準備。</w:t>
       </w:r>
     </w:p>
     <w:p>

--- a/public/content/works/hcu-phd-proposal.docx
+++ b/public/content/works/hcu-phd-proposal.docx
@@ -14,7 +14,22 @@
           <w:i w:val="0"/>
           <w:sz w:val="36"/>
         </w:rPr>
-        <w:t>戰後台灣佛教、基督教公共性之宗教史比較研究</w:t>
+        <w:t>從彼岸向此岸的轉向</w:t>
+      </w:r>
+    </w:p>
+    <w:p>
+      <w:pPr>
+        <w:spacing w:line="360" w:lineRule="auto" w:after="200" w:before="240"/>
+        <w:jc w:val="center"/>
+      </w:pPr>
+      <w:r>
+        <w:rPr>
+          <w:rFonts w:ascii="Times New Roman" w:hAnsi="Times New Roman" w:eastAsia="新細明體"/>
+          <w:b/>
+          <w:i w:val="0"/>
+          <w:sz w:val="28"/>
+        </w:rPr>
+        <w:t>近代東亞宗教變革與戰後台灣佛教、基督教公共性之宗教史比較研究</w:t>
       </w:r>
     </w:p>
     <w:p>
@@ -29,7 +44,7 @@
           <w:i/>
           <w:sz w:val="24"/>
         </w:rPr>
-        <w:t>The Public Character of Buddhism and Christianity in Postwar Taiwan: A Comparative Study in Religious History</w:t>
+        <w:t>The Turn from the Other Shore to This World: Modern East Asian Religious Transformation and the Public Character of Buddhism and Christianity in Postwar Taiwan — A Comparative Study in Religious History</w:t>
       </w:r>
     </w:p>
     <w:p>
@@ -127,7 +142,7 @@
           <w:i w:val="0"/>
           <w:sz w:val="24"/>
         </w:rPr>
-        <w:t>本研究先以四地並置的方式，重探近代東亞宗教變革的共同源頭——日本明治以降的佛教改革與基督教社會運動、中國自廟產興學危機而起的佛教革命與社會福音、朝鮮三一運動中的跨宗教結盟、台灣新文化運動中的宗教覺醒——指出「入世」並非某一宗教的內部教義發展，而是東亞各宗教在同一波現代性衝擊、殖民處境與救亡需求下，被迫重新界定自身與此世關係的共同結果。</w:t>
+        <w:t>本研究先以四地並置的方式，重探近代東亞宗教變革的共同源頭——日本大正民主下的佛教改革與基督教社會運動、中國自廟產興學危機而起的佛教革命與社會福音、朝鮮三一運動中的跨宗教結盟、台灣新文化運動中的宗教覺醒——指出「入世」並非某一宗教的內部教義發展，而是東亞各宗教在同一波現代性衝擊、殖民處境與救亡需求下，被迫重新界定自身與此世關係的共同結果。</w:t>
       </w:r>
     </w:p>
     <w:p>
@@ -323,7 +338,7 @@
           <w:i w:val="0"/>
           <w:sz w:val="24"/>
         </w:rPr>
-        <w:t>兩者都在十九世紀末、二十世紀初的東亞危機中啟動；都經歷了「先自我批判、再重新詮釋自身傳統」的階段；都在一九七〇至九〇年代的台灣社會轉型中，把宗教語言轉譯為公共語言；也都在二十一世紀初，於同一批社會議題上出現在同一個街頭。</w:t>
+        <w:t>兩者都在一次大戰後的東亞變局中啟動；都經歷了「先自我批判、再重新詮釋自身傳統」的階段；都在一九七〇至九〇年代的台灣社會轉型中，把宗教語言轉譯為公共語言；也都在二十一世紀初，於同一批社會議題上出現在同一個街頭。</w:t>
       </w:r>
     </w:p>
     <w:p>
@@ -537,7 +552,7 @@
           <w:i w:val="0"/>
           <w:sz w:val="24"/>
         </w:rPr>
-        <w:t>：十九世紀末至二十世紀前期，日本、中國、朝鮮、台灣四地的宗教變革，是否共享同一組歷史條件？如果是，這組條件是什麼？各地的差異又由什麼決定？</w:t>
+        <w:t>：一次大戰結束至二次大戰之間，日本、中國、朝鮮、台灣四地的宗教變革，是否共享同一組歷史條件？如果是，這組條件是什麼？各地的差異又由什麼決定？</w:t>
       </w:r>
     </w:p>
     <w:p>
@@ -1637,7 +1652,7 @@
           <w:i w:val="0"/>
           <w:sz w:val="24"/>
         </w:rPr>
-        <w:t>：核心斷限在戰後至今。十九世紀末至一九四五年的東亞宗教變革（第二章）作為前史處理，目的在說明戰後台灣兩條線索的思想與制度資源從何而來，而非另立一段長時段通史；戰前部分因此以既有研究的綜合為主，不作獨立的史料考證。</w:t>
+        <w:t>：核心斷限在戰後台灣至今。東亞部分（第二章）自一次大戰後民族自決思潮與社會思想傳入東亞、各地宗教改革運動同時啟動之際寫起，止於二次大戰結束，作為前史處理——目的在說明戰後台灣兩條線索的思想與制度資源從何而來，而非另立一段長時段通史；此一部分因此以既有研究的綜合為主，不作獨立的史料考證。</w:t>
       </w:r>
     </w:p>
     <w:p>
@@ -1915,7 +1930,7 @@
           <w:i w:val="0"/>
           <w:sz w:val="24"/>
         </w:rPr>
-        <w:t>：帝國主義擴張下的東亞秩序重組；近代國家對宗教財產與制度的整編（日本神佛分離與廢佛毀釋的餘波、中國廟產興學、朝鮮總督府的宗教政策、台灣總督府的寺廟整理）；宗教在「迷信—科學」新知識體制中的正當性危機。</w:t>
+        <w:t>：一次大戰後民族自決思潮席捲東亞，殖民體制與帝國秩序同時鬆動又收緊；社會主義與美國社會福音思潮先後傳入；此前十九世紀末以來近代國家對宗教財產與制度的整編（日本神佛分離與廢佛毀釋的餘波、中國廟產興學、朝鮮總督府的宗教政策、台灣總督府的寺廟整理）已使各地宗教陷於存亡與正當性的雙重危機——民族主義浪潮與宗教復興因此在一九二〇年代前後同時發生，這是本章比較的共同起點。</w:t>
       </w:r>
     </w:p>
     <w:p>
@@ -1939,7 +1954,7 @@
           <w:i w:val="0"/>
           <w:sz w:val="24"/>
         </w:rPr>
-        <w:t>：清沢満之的精神主義與新佛教徒運動；日蓮主義的國家化與其反面；內村鑑三的無教會主義與矢內原忠雄的批判傳統；賀川豐彥的基督教社會運動；妹尾義郎與新興佛教青年同盟。說明「宗教的社會化」在日本何以同時開出國家主義與社會主義兩種方向。</w:t>
+        <w:t>：大正民主下的宗教社會運動，其思想前身為清沢満之的精神主義與新佛教徒運動；日蓮主義的國家化與其反面；內村鑑三的無教會主義與矢內原忠雄的批判傳統；賀川豐彥的基督教社會運動；妹尾義郎與新興佛教青年同盟。說明「宗教的社會化」在日本何以同時開出國家主義與社會主義兩種方向。</w:t>
       </w:r>
     </w:p>
     <w:p>
@@ -3249,7 +3264,7 @@
           <w:i w:val="0"/>
           <w:sz w:val="24"/>
         </w:rPr>
-        <w:t>釋傳道。《法句經講記》（一）～（三）。台南：妙心出版社。</w:t>
+        <w:t>釋傳道（2017）。《法句經講記（三）》。台南：中華佛教百科文獻基金會。</w:t>
       </w:r>
     </w:p>
     <w:p>
@@ -3264,7 +3279,7 @@
           <w:i w:val="0"/>
           <w:sz w:val="24"/>
         </w:rPr>
-        <w:t>釋傳道（1997）。〈太虛大師對僧伽教育的貢獻〉。《妙心雜誌》，(16)，2-4。</w:t>
+        <w:t>釋傳道。《法句經講記》（一）、（二）。台南：中華佛教百科文獻基金會。（原連載於《妙心雜誌》，出版年待查校）</w:t>
       </w:r>
     </w:p>
     <w:p>
@@ -3279,7 +3294,7 @@
           <w:i w:val="0"/>
           <w:sz w:val="24"/>
         </w:rPr>
-        <w:t>釋傳道、伍麗滿（2005）。〈印順導師「人間佛教思想」之實踐——以妙心寺為例〉。載於玄奘大學宗教學系（編），《第六屆「印順導師思想之理論與實踐」學術會議論文集》。新竹：玄奘大學宗教學系。</w:t>
+        <w:t>釋傳道（1997）。〈太虛大師對僧伽教育的貢獻〉。《妙心雜誌》，(16)，2-4。</w:t>
       </w:r>
     </w:p>
     <w:p>
@@ -3294,7 +3309,7 @@
           <w:i w:val="0"/>
           <w:sz w:val="24"/>
         </w:rPr>
-        <w:t>釋昭慧（1995）。《佛教倫理學》。台北：法界出版社。</w:t>
+        <w:t>釋傳道、伍麗滿（2005）。〈印順導師「人間佛教思想」之實踐——以妙心寺為例〉。載於玄奘大學宗教學系（編），《第六屆「印順導師思想之理論與實踐」學術會議論文集》。新竹：玄奘大學宗教學系。</w:t>
       </w:r>
     </w:p>
     <w:p>
@@ -3309,7 +3324,7 @@
           <w:i w:val="0"/>
           <w:sz w:val="24"/>
         </w:rPr>
-        <w:t>釋昭慧（1995）。《願同弱少抗強權》。台北：法界出版社。</w:t>
+        <w:t>釋昭慧（1995）。《佛教倫理學》。台北：法界出版社。</w:t>
       </w:r>
     </w:p>
     <w:p>
@@ -3324,7 +3339,7 @@
           <w:i w:val="0"/>
           <w:sz w:val="24"/>
         </w:rPr>
-        <w:t>釋昭慧（1999）。《律學今詮》。台北：法界出版社。</w:t>
+        <w:t>釋昭慧（1995）。《願同弱少抗強權》。台北：法界出版社。</w:t>
       </w:r>
     </w:p>
     <w:p>
@@ -3339,7 +3354,7 @@
           <w:i w:val="0"/>
           <w:sz w:val="24"/>
         </w:rPr>
-        <w:t>釋昭慧（2001）。《千載沉吟——新世紀的佛教女性思維》。台北：法界出版社。</w:t>
+        <w:t>釋昭慧（1999）。《律學今詮》。台北：法界出版社。</w:t>
       </w:r>
     </w:p>
     <w:p>
@@ -3354,7 +3369,7 @@
           <w:i w:val="0"/>
           <w:sz w:val="24"/>
         </w:rPr>
-        <w:t>釋昭慧（2003）。《佛教規範倫理學》。台北：法界出版社。</w:t>
+        <w:t>釋昭慧（2001）。《千載沉吟——新世紀的佛教女性思維》。台北：法界出版社。</w:t>
       </w:r>
     </w:p>
     <w:p>
@@ -3369,7 +3384,7 @@
           <w:i w:val="0"/>
           <w:sz w:val="24"/>
         </w:rPr>
-        <w:t>釋昭慧（2008）。《佛教後設倫理學》。台北：法界出版社。</w:t>
+        <w:t>釋昭慧（2003）。《佛教規範倫理學》。台北：法界出版社。</w:t>
       </w:r>
     </w:p>
     <w:p>
@@ -3384,7 +3399,7 @@
           <w:i w:val="0"/>
           <w:sz w:val="24"/>
         </w:rPr>
-        <w:t>釋昭慧（2009）。《法與律之深層探索》。台北：法界出版社。</w:t>
+        <w:t>釋昭慧（2008）。《佛教後設倫理學》。台北：法界出版社。</w:t>
       </w:r>
     </w:p>
     <w:p>
@@ -3399,7 +3414,7 @@
           <w:i w:val="0"/>
           <w:sz w:val="24"/>
         </w:rPr>
-        <w:t>釋昭慧（2022）。《生命倫理與環境倫理——倫理抉擇的中道智慧(一)》。桃園：法界出版社。</w:t>
+        <w:t>釋昭慧（2009）。《法與律之深層探索》。台北：法界出版社。</w:t>
       </w:r>
     </w:p>
     <w:p>
@@ -3414,7 +3429,7 @@
           <w:i w:val="0"/>
           <w:sz w:val="24"/>
         </w:rPr>
-        <w:t>釋昭慧（2022）。《性別倫理與社會關懷——倫理抉擇的中道智慧(二)》。桃園：法界出版社。</w:t>
+        <w:t>釋昭慧（2022）。《生命倫理與環境倫理——倫理抉擇的中道智慧(一)》。桃園：法界出版社。</w:t>
       </w:r>
     </w:p>
     <w:p>
@@ -3429,7 +3444,7 @@
           <w:i w:val="0"/>
           <w:sz w:val="24"/>
         </w:rPr>
-        <w:t>釋昭慧（2023）。《令梵行久住——僧制與戒規之當代詮釋》。桃園：法界出版社。</w:t>
+        <w:t>釋昭慧（2022）。《性別倫理與社會關懷——倫理抉擇的中道智慧(二)》。桃園：法界出版社。</w:t>
       </w:r>
     </w:p>
     <w:p>
@@ -3444,7 +3459,7 @@
           <w:i w:val="0"/>
           <w:sz w:val="24"/>
         </w:rPr>
-        <w:t>釋昭慧、江燦騰編（2002）。《世紀新聲：當代台灣佛教的入世與出世之爭》。台北：法界出版社。</w:t>
+        <w:t>釋昭慧（2023）。《令梵行久住——僧制與戒規之當代詮釋》。桃園：法界出版社。</w:t>
       </w:r>
     </w:p>
     <w:p>
@@ -3459,7 +3474,7 @@
           <w:i w:val="0"/>
           <w:sz w:val="24"/>
         </w:rPr>
-        <w:t>釋性廣（2001）。《人間佛教禪法及其當代實踐：印順導師禪學思想研究》。台北：法界出版社。</w:t>
+        <w:t>釋昭慧、江燦騰編（2002）。《世紀新聲：當代台灣佛教的入世與出世之爭》。台北：法界出版社。</w:t>
       </w:r>
     </w:p>
     <w:p>
@@ -3474,7 +3489,7 @@
           <w:i w:val="0"/>
           <w:sz w:val="24"/>
         </w:rPr>
-        <w:t>闞正宗、卓遵宏、侯坤宏訪問（2007）。《人間佛教的理論與實踐——傳道法師訪談錄》。台北：國史館。</w:t>
+        <w:t>釋性廣（2001）。《人間佛教禪法及其當代實踐：印順導師禪學思想研究》。台北：法界出版社。</w:t>
       </w:r>
     </w:p>
     <w:p>
@@ -3489,7 +3504,7 @@
           <w:i w:val="0"/>
           <w:sz w:val="24"/>
         </w:rPr>
-        <w:t>釋昭慧口述，侯坤宏、卓遵宏訪問（2017）。《浩蕩赴前程：昭慧法師訪談錄》。桃園：法界出版社。</w:t>
+        <w:t>闞正宗、卓遵宏、侯坤宏訪問（2007）。《人間佛教的理論與實踐——傳道法師訪談錄》。台北：國史館。</w:t>
       </w:r>
     </w:p>
     <w:p>
@@ -3504,7 +3519,7 @@
           <w:i w:val="0"/>
           <w:sz w:val="24"/>
         </w:rPr>
-        <w:t>《妙心雜誌》（台南：妙心寺，1993–）。</w:t>
+        <w:t>釋昭慧口述，侯坤宏、卓遵宏訪問（2017）。《浩蕩赴前程：昭慧法師訪談錄》。桃園：法界出版社。</w:t>
       </w:r>
     </w:p>
     <w:p>
@@ -3519,7 +3534,7 @@
           <w:i w:val="0"/>
           <w:sz w:val="24"/>
         </w:rPr>
-        <w:t>《弘誓雙月刊》（桃園：佛教弘誓學院，1993–）。</w:t>
+        <w:t>《妙心雜誌》（台南：妙心寺，1993–）。</w:t>
       </w:r>
     </w:p>
     <w:p>
@@ -3534,21 +3549,7 @@
           <w:i w:val="0"/>
           <w:sz w:val="24"/>
         </w:rPr>
-        <w:t>《法印學報》（桃園：佛教弘誓學院，2011–）。</w:t>
-      </w:r>
-    </w:p>
-    <w:p>
-      <w:pPr>
-        <w:spacing w:line="360" w:lineRule="auto" w:after="200" w:before="160"/>
-      </w:pPr>
-      <w:r>
-        <w:rPr>
-          <w:rFonts w:ascii="Times New Roman" w:hAnsi="Times New Roman" w:eastAsia="新細明體"/>
-          <w:b/>
-          <w:i w:val="0"/>
-          <w:sz w:val="24"/>
-        </w:rPr>
-        <w:t>（二）基督教</w:t>
+        <w:t>《弘誓雙月刊》（桃園：佛教弘誓學院，1993–）。</w:t>
       </w:r>
     </w:p>
     <w:p>
@@ -3563,7 +3564,21 @@
           <w:i w:val="0"/>
           <w:sz w:val="24"/>
         </w:rPr>
-        <w:t>Coe, S.（黃彰輝）(1993). *Recollections and reflections*. New York: The Rev. Dr. Shoki Coe's Memorial Fund.</w:t>
+        <w:t>《法印學報》（桃園：佛教弘誓學院，2011–）。</w:t>
+      </w:r>
+    </w:p>
+    <w:p>
+      <w:pPr>
+        <w:spacing w:line="360" w:lineRule="auto" w:after="200" w:before="160"/>
+      </w:pPr>
+      <w:r>
+        <w:rPr>
+          <w:rFonts w:ascii="Times New Roman" w:hAnsi="Times New Roman" w:eastAsia="新細明體"/>
+          <w:b/>
+          <w:i w:val="0"/>
+          <w:sz w:val="24"/>
+        </w:rPr>
+        <w:t>（二）基督教</w:t>
       </w:r>
     </w:p>
     <w:p>
@@ -3578,7 +3593,7 @@
           <w:i w:val="0"/>
           <w:sz w:val="24"/>
         </w:rPr>
-        <w:t>Coe, S.（黃彰輝）(2011). *Christian mission in the context of Asian nation building*. New Jersey: Princeton Theological Seminary Educational Media.</w:t>
+        <w:t>Coe, S.（黃彰輝）(1993). *Recollections and reflections*. New York: The Rev. Dr. Shoki Coe's Memorial Fund.</w:t>
       </w:r>
     </w:p>
     <w:p>
@@ -3593,7 +3608,7 @@
           <w:i w:val="0"/>
           <w:sz w:val="24"/>
         </w:rPr>
-        <w:t>Coe, S.（黃彰輝）(2012). *Christian mission and the test of discipleship*. New Jersey: Princeton Theological Seminary Educational Media.</w:t>
+        <w:t>Coe, S.（黃彰輝）(2011). *Christian mission in the context of Asian nation building*. New Jersey: Princeton Theological Seminary Educational Media.</w:t>
       </w:r>
     </w:p>
     <w:p>
@@ -3608,7 +3623,7 @@
           <w:i w:val="0"/>
           <w:sz w:val="24"/>
         </w:rPr>
-        <w:t>黃彰輝（2000）。〈不斷處境化的神學〉（林毓芬譯）。《台灣教會公報》，(2539)，12版。</w:t>
+        <w:t>Coe, S.（黃彰輝）(2012). *Christian mission and the test of discipleship*. New Jersey: Princeton Theological Seminary Educational Media.</w:t>
       </w:r>
     </w:p>
     <w:p>
@@ -3623,7 +3638,7 @@
           <w:i w:val="0"/>
           <w:sz w:val="24"/>
         </w:rPr>
-        <w:t>宋泉盛（1989）。《第三眼神學》（莊雅棠譯）。台南：台灣教會公報社。</w:t>
+        <w:t>黃彰輝（2000）。〈不斷處境化的神學〉（林毓芬譯）。《台灣教會公報》，(2539)，12版。</w:t>
       </w:r>
     </w:p>
     <w:p>
@@ -3638,7 +3653,7 @@
           <w:i w:val="0"/>
           <w:sz w:val="24"/>
         </w:rPr>
-        <w:t>宋泉盛（1990）。《故事神學》（莊雅棠譯）。台南：台灣教會公報社。</w:t>
+        <w:t>宋泉盛（1989）。《第三眼神學》（莊雅棠譯）。台南：台灣教會公報社。</w:t>
       </w:r>
     </w:p>
     <w:p>
@@ -3653,7 +3668,7 @@
           <w:i w:val="0"/>
           <w:sz w:val="24"/>
         </w:rPr>
-        <w:t>宋泉盛（2002）。《孟姜女的眼淚》（鄭加泰譯）。台南：人光出版社。</w:t>
+        <w:t>宋泉盛（1990）。《故事神學》（莊雅棠譯）。台南：台灣教會公報社。</w:t>
       </w:r>
     </w:p>
     <w:p>
@@ -3668,7 +3683,7 @@
           <w:i w:val="0"/>
           <w:sz w:val="24"/>
         </w:rPr>
-        <w:t>宋泉盛（2002）。《耶穌，被釘十字架的人民》（莊雅棠譯）。台南：人光出版社。</w:t>
+        <w:t>宋泉盛（2002）。《孟姜女的眼淚》（鄭加泰譯）。台南：人光出版社。</w:t>
       </w:r>
     </w:p>
     <w:p>
@@ -3683,7 +3698,7 @@
           <w:i w:val="0"/>
           <w:sz w:val="24"/>
         </w:rPr>
-        <w:t>宋泉盛（2012）。《悲天憫人的上帝》（林弘宣譯）。台南：台灣教會公報社。</w:t>
+        <w:t>宋泉盛（2002）。《耶穌，被釘十字架的人民》（莊雅棠譯）。台南：人光出版社。</w:t>
       </w:r>
     </w:p>
     <w:p>
@@ -3698,7 +3713,7 @@
           <w:i w:val="0"/>
           <w:sz w:val="24"/>
         </w:rPr>
-        <w:t>陳榮爝編（2025）。《故事神學家開講——宋泉盛牧師文集》。台南：南神出版社。</w:t>
+        <w:t>宋泉盛（2012）。《悲天憫人的上帝》（林弘宣譯）。台南：台灣教會公報社。</w:t>
       </w:r>
     </w:p>
     <w:p>
@@ -3713,7 +3728,7 @@
           <w:i w:val="0"/>
           <w:sz w:val="24"/>
         </w:rPr>
-        <w:t>王憲治（1988）。《台灣鄉土神學論文集（一）》。台南：台南神學院。</w:t>
+        <w:t>陳榮爝編（2025）。《故事神學家開講——宋泉盛牧師文集》。台南：南神出版社。</w:t>
       </w:r>
     </w:p>
     <w:p>
@@ -3728,7 +3743,7 @@
           <w:i w:val="0"/>
           <w:sz w:val="24"/>
         </w:rPr>
-        <w:t>王憲治（1978）。《道德經之自然觀及其神學意義》（神學博士論文）。東南亞神學研究院。</w:t>
+        <w:t>王憲治（1988）。《台灣鄉土神學論文集（一）》。台南：台南神學院。</w:t>
       </w:r>
     </w:p>
     <w:p>
@@ -3743,7 +3758,7 @@
           <w:i w:val="0"/>
           <w:sz w:val="24"/>
         </w:rPr>
-        <w:t>黃伯和（1990）。《宗教與自決》。台北：稻鄉出版社。</w:t>
+        <w:t>王憲治（1978）。《道德經之自然觀及其神學意義》（神學博士論文）。東南亞神學研究院。</w:t>
       </w:r>
     </w:p>
     <w:p>
@@ -3758,7 +3773,7 @@
           <w:i w:val="0"/>
           <w:sz w:val="24"/>
         </w:rPr>
-        <w:t>黃伯和（1991）。《奔向出頭天的子民》。台北：稻鄉出版社。</w:t>
+        <w:t>黃伯和（1990）。《宗教與自決》。台北：稻鄉出版社。</w:t>
       </w:r>
     </w:p>
     <w:p>
@@ -3773,7 +3788,7 @@
           <w:i w:val="0"/>
           <w:sz w:val="24"/>
         </w:rPr>
-        <w:t>黃伯和（2022）。《道‧自決出頭天：神學的道成肉身》。台南：恩惠文教基金會。</w:t>
+        <w:t>黃伯和（1991）。《奔向出頭天的子民》。台北：稻鄉出版社。</w:t>
       </w:r>
     </w:p>
     <w:p>
@@ -3788,7 +3803,7 @@
           <w:i w:val="0"/>
           <w:sz w:val="24"/>
         </w:rPr>
-        <w:t>黃伯和（2022）。《旅‧轉身與啟程：神學的典範轉移》。台南：恩惠文教基金會。</w:t>
+        <w:t>黃伯和（2022）。《道‧自決出頭天：神學的道成肉身》。台南：恩惠文教基金會。</w:t>
       </w:r>
     </w:p>
     <w:p>
@@ -3803,7 +3818,7 @@
           <w:i w:val="0"/>
           <w:sz w:val="24"/>
         </w:rPr>
-        <w:t>黃伯和（2022）。《盼‧委身再告白：神學的應許之地》。台南：恩惠文教基金會。</w:t>
+        <w:t>黃伯和（2022）。《旅‧轉身與啟程：神學的典範轉移》。台南：恩惠文教基金會。</w:t>
       </w:r>
     </w:p>
     <w:p>
@@ -3818,7 +3833,7 @@
           <w:i w:val="0"/>
           <w:sz w:val="24"/>
         </w:rPr>
-        <w:t>黃伯和（2022）。《悲憫‧虛己的愛：本土的倫理學》。台南：恩惠文教基金會。</w:t>
+        <w:t>黃伯和（2022）。《盼‧委身再告白：神學的應許之地》。台南：恩惠文教基金會。</w:t>
       </w:r>
     </w:p>
     <w:p>
@@ -3833,7 +3848,7 @@
           <w:i w:val="0"/>
           <w:sz w:val="24"/>
         </w:rPr>
-        <w:t>黃伯和（2022）。《希望‧使命傳承：處境化神學教育》。台南：恩惠文教基金會。</w:t>
+        <w:t>黃伯和（2022）。《悲憫‧虛己的愛：本土的倫理學》。台南：恩惠文教基金會。</w:t>
       </w:r>
     </w:p>
     <w:p>
@@ -3848,7 +3863,7 @@
           <w:i w:val="0"/>
           <w:sz w:val="24"/>
         </w:rPr>
-        <w:t>林芳仲主編（2014）。《台灣新而獨立的國家——台灣基督長老教會人權宣言30週年國際研討會文集》。台北：台灣基督長老教會信仰與教制委員會。</w:t>
+        <w:t>黃伯和（2022）。《希望‧使命傳承：處境化神學教育》。台南：恩惠文教基金會。</w:t>
       </w:r>
     </w:p>
     <w:p>
@@ -3863,7 +3878,7 @@
           <w:i w:val="0"/>
           <w:sz w:val="24"/>
         </w:rPr>
-        <w:t>《台灣教會公報》（台南：台灣教會公報社）。</w:t>
+        <w:t>林芳仲主編（2014）。《台灣新而獨立的國家——台灣基督長老教會人權宣言30週年國際研討會文集》。台北：台灣基督長老教會信仰與教制委員會。</w:t>
       </w:r>
     </w:p>
     <w:p>
@@ -3878,7 +3893,7 @@
           <w:i w:val="0"/>
           <w:sz w:val="24"/>
         </w:rPr>
-        <w:t>《新使者》（台北：台灣基督長老教會新使者雜誌社）。</w:t>
+        <w:t>《台灣教會公報》（台南：台灣教會公報社）。</w:t>
       </w:r>
     </w:p>
     <w:p>
@@ -3893,7 +3908,7 @@
           <w:i w:val="0"/>
           <w:sz w:val="24"/>
         </w:rPr>
-        <w:t>《神學與教會》（台南：台南神學院）。</w:t>
+        <w:t>《新使者》（台北：台灣基督長老教會新使者雜誌社）。</w:t>
       </w:r>
     </w:p>
     <w:p>
@@ -3908,21 +3923,7 @@
           <w:i w:val="0"/>
           <w:sz w:val="24"/>
         </w:rPr>
-        <w:t>《道雜誌》（台南）。</w:t>
-      </w:r>
-    </w:p>
-    <w:p>
-      <w:pPr>
-        <w:spacing w:line="360" w:lineRule="auto" w:after="200" w:before="160"/>
-      </w:pPr>
-      <w:r>
-        <w:rPr>
-          <w:rFonts w:ascii="Times New Roman" w:hAnsi="Times New Roman" w:eastAsia="新細明體"/>
-          <w:b/>
-          <w:i w:val="0"/>
-          <w:sz w:val="24"/>
-        </w:rPr>
-        <w:t>（三）跨宗教與論戰文獻</w:t>
+        <w:t>《神學與教會》（台南：台南神學院）。</w:t>
       </w:r>
     </w:p>
     <w:p>
@@ -3937,7 +3938,21 @@
           <w:i w:val="0"/>
           <w:sz w:val="24"/>
         </w:rPr>
-        <w:t>釋煮雲（1960）。《佛教與基督教的比較》。新北：華成書局。</w:t>
+        <w:t>《道雜誌》（台南）。</w:t>
+      </w:r>
+    </w:p>
+    <w:p>
+      <w:pPr>
+        <w:spacing w:line="360" w:lineRule="auto" w:after="200" w:before="160"/>
+      </w:pPr>
+      <w:r>
+        <w:rPr>
+          <w:rFonts w:ascii="Times New Roman" w:hAnsi="Times New Roman" w:eastAsia="新細明體"/>
+          <w:b/>
+          <w:i w:val="0"/>
+          <w:sz w:val="24"/>
+        </w:rPr>
+        <w:t>（三）跨宗教與論戰文獻</w:t>
       </w:r>
     </w:p>
     <w:p>
@@ -3952,7 +3967,7 @@
           <w:i w:val="0"/>
           <w:sz w:val="24"/>
         </w:rPr>
-        <w:t>吳恩溥（1956）。《駁「佛教與基督教的比較」》。台北：聖文社。</w:t>
+        <w:t>釋煮雲（1960）。《佛教與基督教的比較》。新北：華成書局。</w:t>
       </w:r>
     </w:p>
     <w:p>
@@ -3967,7 +3982,7 @@
           <w:i w:val="0"/>
           <w:sz w:val="24"/>
         </w:rPr>
-        <w:t>釋聖嚴（1967）。《基督教之研究》。台北：佛教文化服務處。</w:t>
+        <w:t>吳恩溥（1956）。《駁「佛教與基督教的比較」》。台北：聖文社。</w:t>
       </w:r>
     </w:p>
     <w:p>
@@ -3982,7 +3997,7 @@
           <w:i w:val="0"/>
           <w:sz w:val="24"/>
         </w:rPr>
-        <w:t>釋聖嚴（1968）。《比較宗教學》。台北：中華佛教文化館。</w:t>
+        <w:t>釋聖嚴（1967）。《基督教之研究》。台北：佛教文化服務處。</w:t>
       </w:r>
     </w:p>
     <w:p>
@@ -3997,7 +4012,7 @@
           <w:i w:val="0"/>
           <w:sz w:val="24"/>
         </w:rPr>
-        <w:t>龔天民（1989）。《真理自明：基督教與佛教的比較》。香港：橄欖文化。</w:t>
+        <w:t>釋聖嚴（1968）。《比較宗教學》。台北：中華佛教文化館。</w:t>
       </w:r>
     </w:p>
     <w:p>
@@ -4012,7 +4027,7 @@
           <w:i w:val="0"/>
           <w:sz w:val="24"/>
         </w:rPr>
-        <w:t>現代禪教研部主編（2002）。《佛教與基督教信仰的交會：現代禪與中華信義神學院的對話》。台北：現代禪出版社。</w:t>
+        <w:t>龔天民（1989）。《真理自明：基督教與佛教的比較》。香港：橄欖文化。</w:t>
       </w:r>
     </w:p>
     <w:p>
@@ -4027,7 +4042,7 @@
           <w:i w:val="0"/>
           <w:sz w:val="24"/>
         </w:rPr>
-        <w:t>釋聖嚴（2001）。《聖嚴法師與宗教對話》。台北：法鼓文化。</w:t>
+        <w:t>現代禪教研部主編（2002）。《佛教與基督教信仰的交會：現代禪與中華信義神學院的對話》。台北：現代禪出版社。</w:t>
       </w:r>
     </w:p>
     <w:p>
@@ -4042,7 +4057,7 @@
           <w:i w:val="0"/>
           <w:sz w:val="24"/>
         </w:rPr>
-        <w:t>單國璽、林保寶（2008）。《生命告別之旅》。台北：天下文化。</w:t>
+        <w:t>釋聖嚴（2001）。《聖嚴法師與宗教對話》。台北：法鼓文化。</w:t>
       </w:r>
     </w:p>
     <w:p>
@@ -4057,7 +4072,7 @@
           <w:i w:val="0"/>
           <w:sz w:val="24"/>
         </w:rPr>
-        <w:t>釋昭慧、古倫（Anselm Grün）（2013）。《你信什麼？——基督宗教與佛教之對話》（吳信如譯）。台北：南與北文化。</w:t>
+        <w:t>單國璽、林保寶（2008）。《生命告別之旅》。台北：天下文化。</w:t>
       </w:r>
     </w:p>
     <w:p>
@@ -4072,21 +4087,7 @@
           <w:i w:val="0"/>
           <w:sz w:val="24"/>
         </w:rPr>
-        <w:t>釋昭慧、彼得‧辛格（Peter Singer）（2021）。《心靈的交會——山間對話》。桃園：法界出版社。</w:t>
-      </w:r>
-    </w:p>
-    <w:p>
-      <w:pPr>
-        <w:spacing w:line="360" w:lineRule="auto" w:after="200" w:before="160"/>
-      </w:pPr>
-      <w:r>
-        <w:rPr>
-          <w:rFonts w:ascii="Times New Roman" w:hAnsi="Times New Roman" w:eastAsia="新細明體"/>
-          <w:b/>
-          <w:i w:val="0"/>
-          <w:sz w:val="26"/>
-        </w:rPr>
-        <w:t>二、研究專書</w:t>
+        <w:t>釋昭慧、古倫（Anselm Grün）（2013）。《你信什麼？——基督宗教與佛教之對話》（吳信如譯）。台北：南與北文化。</w:t>
       </w:r>
     </w:p>
     <w:p>
@@ -4101,7 +4102,21 @@
           <w:i w:val="0"/>
           <w:sz w:val="24"/>
         </w:rPr>
-        <w:t>侯坤宏（2009）。《真實與方便：印順思想研究》。台北：法界出版社。</w:t>
+        <w:t>釋昭慧、彼得‧辛格（Peter Singer）（2021）。《心靈的交會——山間對話》。桃園：法界出版社。</w:t>
+      </w:r>
+    </w:p>
+    <w:p>
+      <w:pPr>
+        <w:spacing w:line="360" w:lineRule="auto" w:after="200" w:before="160"/>
+      </w:pPr>
+      <w:r>
+        <w:rPr>
+          <w:rFonts w:ascii="Times New Roman" w:hAnsi="Times New Roman" w:eastAsia="新細明體"/>
+          <w:b/>
+          <w:i w:val="0"/>
+          <w:sz w:val="26"/>
+        </w:rPr>
+        <w:t>二、研究專書</w:t>
       </w:r>
     </w:p>
     <w:p>
@@ -4116,7 +4131,7 @@
           <w:i w:val="0"/>
           <w:sz w:val="24"/>
         </w:rPr>
-        <w:t>侯坤宏（2018）。《太虛時代：多維視角下的民國佛教（1912-1949）》。台北：政大出版社。</w:t>
+        <w:t>侯坤宏（2009）。《真實與方便：印順思想研究》。台北：法界出版社。</w:t>
       </w:r>
     </w:p>
     <w:p>
@@ -4131,7 +4146,7 @@
           <w:i w:val="0"/>
           <w:sz w:val="24"/>
         </w:rPr>
-        <w:t>侯坤宏編（2022）。《台灣佛教通史》（第八冊）。台北：彌陀出版社。</w:t>
+        <w:t>侯坤宏（2018）。《太虛時代：多維視角下的民國佛教（1912-1949）》。台北：政大出版社。</w:t>
       </w:r>
     </w:p>
     <w:p>
@@ -4146,7 +4161,7 @@
           <w:i w:val="0"/>
           <w:sz w:val="24"/>
         </w:rPr>
-        <w:t>藍吉富編（2013）。《臺灣佛教辭典》。台南：妙心出版社、中華佛教百科文獻基金會。</w:t>
+        <w:t>侯坤宏編（2022）。《台灣佛教通史》（第八冊）。台北：彌陀出版社。</w:t>
       </w:r>
     </w:p>
     <w:p>
@@ -4161,7 +4176,7 @@
           <w:i w:val="0"/>
           <w:sz w:val="24"/>
         </w:rPr>
-        <w:t>邱敏捷（2000）。《印順導師的佛教思想》。台北：法界出版社。</w:t>
+        <w:t>藍吉富編（2013）。《臺灣佛教辭典》。台南：妙心出版社、中華佛教百科文獻基金會。</w:t>
       </w:r>
     </w:p>
     <w:p>
@@ -4176,7 +4191,7 @@
           <w:i w:val="0"/>
           <w:sz w:val="24"/>
         </w:rPr>
-        <w:t>楊惠南（1991）。《當代佛教思想展望》。台北：東大圖書公司。</w:t>
+        <w:t>邱敏捷（2015）。《傳道法師年譜》。台南：妙心出版社。</w:t>
       </w:r>
     </w:p>
     <w:p>
@@ -4191,7 +4206,7 @@
           <w:i w:val="0"/>
           <w:sz w:val="24"/>
         </w:rPr>
-        <w:t>溫金柯（2001）。《繼承與批判印順法師人間佛教思想》。台北：現代禪出版社。</w:t>
+        <w:t>邱敏捷（2000）。《印順導師的佛教思想》。台北：法界出版社。</w:t>
       </w:r>
     </w:p>
     <w:p>
@@ -4206,7 +4221,7 @@
           <w:i w:val="0"/>
           <w:sz w:val="24"/>
         </w:rPr>
-        <w:t>李玉珍（2016）。《戰後台灣佛教與女性：李玉珍自選集》。新北：博揚文化。</w:t>
+        <w:t>楊惠南（1991）。《當代佛教思想展望》。台北：東大圖書公司。</w:t>
       </w:r>
     </w:p>
     <w:p>
@@ -4221,7 +4236,7 @@
           <w:i w:val="0"/>
           <w:sz w:val="24"/>
         </w:rPr>
-        <w:t>李筱峰（2026）。《革命，和尚，公民覺醒：台灣文化啟蒙先驅林秋梧傳記》。台北：明白文化。</w:t>
+        <w:t>溫金柯（2001）。《繼承與批判印順法師人間佛教思想》。台北：現代禪出版社。</w:t>
       </w:r>
     </w:p>
     <w:p>
@@ -4236,7 +4251,7 @@
           <w:i w:val="0"/>
           <w:sz w:val="24"/>
         </w:rPr>
-        <w:t>黃運喜（2019）。《佛教的社會關懷與寺產問題》。新北：大千出版社。</w:t>
+        <w:t>李玉珍（2016）。《戰後台灣佛教與女性：李玉珍自選集》。新北：博揚文化。</w:t>
       </w:r>
     </w:p>
     <w:p>
@@ -4251,7 +4266,7 @@
           <w:i w:val="0"/>
           <w:sz w:val="24"/>
         </w:rPr>
-        <w:t>釋清德（2022）。《當代佛教戒律新詮：印順導師人間佛教的戒律思想》。台北：紹印出版社。</w:t>
+        <w:t>李筱峰（2026）。《革命，和尚，公民覺醒：台灣文化啟蒙先驅林秋梧傳記》。台北：明白文化。</w:t>
       </w:r>
     </w:p>
     <w:p>
@@ -4266,7 +4281,7 @@
           <w:i w:val="0"/>
           <w:sz w:val="24"/>
         </w:rPr>
-        <w:t>林建德（2003）。《諸說中第一：力挺佛陀在人間》。台南：妙心出版社。</w:t>
+        <w:t>黃運喜（2019）。《佛教的社會關懷與寺產問題》。新北：大千出版社。</w:t>
       </w:r>
     </w:p>
     <w:p>
@@ -4281,7 +4296,7 @@
           <w:i w:val="0"/>
           <w:sz w:val="24"/>
         </w:rPr>
-        <w:t>田智雄（2012）。《絕地逢生：澎湖公民力量的展現——台灣首次公投勝利的故事》。台北：法界出版社。</w:t>
+        <w:t>釋清德（2022）。《當代佛教戒律新詮：印順導師人間佛教的戒律思想》。台北：紹印出版社。</w:t>
       </w:r>
     </w:p>
     <w:p>
@@ -4296,7 +4311,7 @@
           <w:i w:val="0"/>
           <w:sz w:val="24"/>
         </w:rPr>
-        <w:t>汪盈利（2013）。《動保足履：關懷二十年（1992-2012）》。台北：關懷生命協會。</w:t>
+        <w:t>林建德（2003）。《諸說中第一：力挺佛陀在人間》。台南：妙心出版社。</w:t>
       </w:r>
     </w:p>
     <w:p>
@@ -4311,7 +4326,7 @@
           <w:i w:val="0"/>
           <w:sz w:val="24"/>
         </w:rPr>
-        <w:t>鄭仰恩（2010）。《定根本土的臺灣基督教：臺灣基督教史研究論集》。台南：人光出版社。</w:t>
+        <w:t>田智雄（2012）。《絕地逢生：澎湖公民力量的展現——台灣首次公投勝利的故事》。台北：法界出版社。</w:t>
       </w:r>
     </w:p>
     <w:p>
@@ -4326,7 +4341,7 @@
           <w:i w:val="0"/>
           <w:sz w:val="24"/>
         </w:rPr>
-        <w:t>鄭仰恩主編（2024）。《台灣基督長老教會史（1865-2015）卷一：分期史》。台北：使徒出版社。</w:t>
+        <w:t>汪盈利（2013）。《動保足履：關懷二十年（1992-2012）》。台北：關懷生命協會。</w:t>
       </w:r>
     </w:p>
     <w:p>
@@ -4341,7 +4356,7 @@
           <w:i w:val="0"/>
           <w:sz w:val="24"/>
         </w:rPr>
-        <w:t>鄭仰恩主編（2025）。《台灣基督長老教會史（1865-2015）卷二：專題史》。台北：使徒出版社。</w:t>
+        <w:t>鄭仰恩（2010）。《定根本土的臺灣基督教：臺灣基督教史研究論集》。台南：人光出版社。</w:t>
       </w:r>
     </w:p>
     <w:p>
@@ -4356,7 +4371,7 @@
           <w:i w:val="0"/>
           <w:sz w:val="24"/>
         </w:rPr>
-        <w:t>蔡榮芳（2020）。《從宗教到政治：黃彰輝牧師普世神學的實踐》。台北：玉山社。</w:t>
+        <w:t>鄭仰恩主編（2024）。《台灣基督長老教會史（1865-2015）卷一：分期史》。台北：使徒出版社。</w:t>
       </w:r>
     </w:p>
     <w:p>
@@ -4371,7 +4386,7 @@
           <w:i w:val="0"/>
           <w:sz w:val="24"/>
         </w:rPr>
-        <w:t>張瑞雄（2014）。《台灣人的先覺：黃彰輝》。台南：南神出版社。</w:t>
+        <w:t>鄭仰恩主編（2025）。《台灣基督長老教會史（1865-2015）卷二：專題史》。台北：使徒出版社。</w:t>
       </w:r>
     </w:p>
     <w:p>
@@ -4386,7 +4401,7 @@
           <w:i w:val="0"/>
           <w:sz w:val="24"/>
         </w:rPr>
-        <w:t>鄭睦群（2023）。《從大中華到台灣國：台灣基督長老教會的國家認同及其論述轉換》。台北：政大出版社。</w:t>
+        <w:t>蔡榮芳（2020）。《從宗教到政治：黃彰輝牧師普世神學的實踐》。台北：玉山社。</w:t>
       </w:r>
     </w:p>
     <w:p>
@@ -4401,7 +4416,7 @@
           <w:i w:val="0"/>
           <w:sz w:val="24"/>
         </w:rPr>
-        <w:t>王鏡玲（2016）。《分別為聖：長老教會‧普渡‧通靈象徵》。台北：前衛出版社。</w:t>
+        <w:t>張瑞雄（2014）。《台灣人的先覺：黃彰輝》。台南：南神出版社。</w:t>
       </w:r>
     </w:p>
     <w:p>
@@ -4416,7 +4431,7 @@
           <w:i w:val="0"/>
           <w:sz w:val="24"/>
         </w:rPr>
-        <w:t>董芳苑（2008）。《台灣宗教大觀》。台北：前衛出版社。</w:t>
+        <w:t>鄭睦群（2023）。《從大中華到台灣國：台灣基督長老教會的國家認同及其論述轉換》。台北：政大出版社。</w:t>
       </w:r>
     </w:p>
     <w:p>
@@ -4431,7 +4446,7 @@
           <w:i w:val="0"/>
           <w:sz w:val="24"/>
         </w:rPr>
-        <w:t>盧俊義（2003）。《台灣之愛：盧俊義牧師的牧會筆記》。台北：前衛出版社。</w:t>
+        <w:t>王鏡玲（2016）。《分別為聖：長老教會‧普渡‧通靈象徵》。台北：前衛出版社。</w:t>
       </w:r>
     </w:p>
     <w:p>
@@ -4446,7 +4461,7 @@
           <w:i w:val="0"/>
           <w:sz w:val="24"/>
         </w:rPr>
-        <w:t>劉錦昌（2014）。《神學的公共事務》。新竹：台灣基督長老教會聖經書院。</w:t>
+        <w:t>董芳苑（2008）。《台灣宗教大觀》。台北：前衛出版社。</w:t>
       </w:r>
     </w:p>
     <w:p>
@@ -4461,7 +4476,7 @@
           <w:i w:val="0"/>
           <w:sz w:val="24"/>
         </w:rPr>
-        <w:t>李熾昌（1996）。《亞洲處境與聖經詮釋》。香港：基督教文藝出版社。</w:t>
+        <w:t>盧俊義（2003）。《台灣之愛：盧俊義牧師的牧會筆記》。台北：前衛出版社。</w:t>
       </w:r>
     </w:p>
     <w:p>
@@ -4476,7 +4491,7 @@
           <w:i w:val="0"/>
           <w:sz w:val="24"/>
         </w:rPr>
-        <w:t>賴品超（2011）。《大乘基督教神學：漢語神學的思想實驗》。香港：道風書社。</w:t>
+        <w:t>劉錦昌（2014）。《神學的公共事務》。新竹：台灣基督長老教會聖經書院。</w:t>
       </w:r>
     </w:p>
     <w:p>
@@ -4491,7 +4506,7 @@
           <w:i w:val="0"/>
           <w:sz w:val="24"/>
         </w:rPr>
-        <w:t>賴品超、學愚主編（2008）。《天國、淨土與人間：耶佛對話與社會關懷》。香港：中華書局。</w:t>
+        <w:t>李熾昌（1996）。《亞洲處境與聖經詮釋》。香港：基督教文藝出版社。</w:t>
       </w:r>
     </w:p>
     <w:p>
@@ -4506,7 +4521,7 @@
           <w:i w:val="0"/>
           <w:sz w:val="24"/>
         </w:rPr>
-        <w:t>賴品超主編（2008）。《佛耶對話：近代中國佛教與基督宗教的相遇》。北京：宗教文化出版社。</w:t>
+        <w:t>賴品超（2011）。《大乘基督教神學：漢語神學的思想實驗》。香港：道風書社。</w:t>
       </w:r>
     </w:p>
     <w:p>
@@ -4521,21 +4536,7 @@
           <w:i w:val="0"/>
           <w:sz w:val="24"/>
         </w:rPr>
-        <w:t>吳耀宗（1949）。《黑暗與光明》。上海：青年協會書局。</w:t>
-      </w:r>
-    </w:p>
-    <w:p>
-      <w:pPr>
-        <w:spacing w:line="360" w:lineRule="auto" w:after="200" w:before="160"/>
-      </w:pPr>
-      <w:r>
-        <w:rPr>
-          <w:rFonts w:ascii="Times New Roman" w:hAnsi="Times New Roman" w:eastAsia="新細明體"/>
-          <w:b/>
-          <w:i w:val="0"/>
-          <w:sz w:val="26"/>
-        </w:rPr>
-        <w:t>三、期刊論文、會議論文與學位論文</w:t>
+        <w:t>賴品超、學愚主編（2008）。《天國、淨土與人間：耶佛對話與社會關懷》。香港：中華書局。</w:t>
       </w:r>
     </w:p>
     <w:p>
@@ -4550,7 +4551,7 @@
           <w:i w:val="0"/>
           <w:sz w:val="24"/>
         </w:rPr>
-        <w:t>闞正宗（2011）。〈傳法弘道——傳道法師人間佛教理路〉。《法印學報》，(1)，119-143。</w:t>
+        <w:t>賴品超主編（2008）。《佛耶對話：近代中國佛教與基督宗教的相遇》。北京：宗教文化出版社。</w:t>
       </w:r>
     </w:p>
     <w:p>
@@ -4565,7 +4566,21 @@
           <w:i w:val="0"/>
           <w:sz w:val="24"/>
         </w:rPr>
-        <w:t>釋昭慧（2011）。〈傳道法師對南傳佛教在台灣之觀察與評議〉。《法印學報》，(1)，1-32。</w:t>
+        <w:t>吳耀宗（1949）。《黑暗與光明》。上海：青年協會書局。</w:t>
+      </w:r>
+    </w:p>
+    <w:p>
+      <w:pPr>
+        <w:spacing w:line="360" w:lineRule="auto" w:after="200" w:before="160"/>
+      </w:pPr>
+      <w:r>
+        <w:rPr>
+          <w:rFonts w:ascii="Times New Roman" w:hAnsi="Times New Roman" w:eastAsia="新細明體"/>
+          <w:b/>
+          <w:i w:val="0"/>
+          <w:sz w:val="26"/>
+        </w:rPr>
+        <w:t>三、期刊論文、會議論文與學位論文</w:t>
       </w:r>
     </w:p>
     <w:p>
@@ -4580,7 +4595,7 @@
           <w:i w:val="0"/>
           <w:sz w:val="24"/>
         </w:rPr>
-        <w:t>伍麗滿（2006）。《台南妙心寺對印順「人間佛教」的落實與弘展》（碩士論文）。玄奘大學宗教學系碩士在職專班，新竹。</w:t>
+        <w:t>闞正宗（2011）。〈傳法弘道——傳道法師人間佛教理路〉。《法印學報》，(1)，119-143。</w:t>
       </w:r>
     </w:p>
     <w:p>
@@ -4595,7 +4610,7 @@
           <w:i w:val="0"/>
           <w:sz w:val="24"/>
         </w:rPr>
-        <w:t>陳玉峯（2011）。〈草根和尚——傳道法師與我〉。《弘誓雙月刊》，(109)，22-29。</w:t>
+        <w:t>釋昭慧（2011）。〈傳道法師對南傳佛教在台灣之觀察與評議〉。《法印學報》，(1)，1-32。</w:t>
       </w:r>
     </w:p>
     <w:p>
@@ -4610,7 +4625,7 @@
           <w:i w:val="0"/>
           <w:sz w:val="24"/>
         </w:rPr>
-        <w:t>侯坤宏（2004）。〈從太虛大師到印順法師：一個思想史角度的觀察〉。載於弘誓文教基金會（編），《第五屆「印順導師思想之理論與實踐」學術會議論文集》。桃園：弘誓文教基金會。</w:t>
+        <w:t>伍麗滿（2006）。《台南妙心寺對印順「人間佛教」的落實與弘展》（碩士論文）。玄奘大學宗教學系碩士在職專班，新竹。</w:t>
       </w:r>
     </w:p>
     <w:p>
@@ -4625,7 +4640,7 @@
           <w:i w:val="0"/>
           <w:sz w:val="24"/>
         </w:rPr>
-        <w:t>侯坤宏（2016）。〈戰後台灣佛教正義議題之回顧〉。《法印學報》，(6)，103-148。</w:t>
+        <w:t>陳玉峯（2011）。〈草根和尚——傳道法師與我〉。《弘誓雙月刊》，(109)，22-29。</w:t>
       </w:r>
     </w:p>
     <w:p>
@@ -4640,7 +4655,7 @@
           <w:i w:val="0"/>
           <w:sz w:val="24"/>
         </w:rPr>
-        <w:t>藍吉富（2002）。〈台灣佛教思想史上的後印順時代〉。載於弘誓文教基金會（編），《第三屆「印順導師思想之理論與實踐」學術研討會論文集》。桃園：弘誓文教基金會。</w:t>
+        <w:t>侯坤宏（2004）。〈從太虛大師到印順法師：一個思想史角度的觀察〉。載於弘誓文教基金會（編），《第五屆「印順導師思想之理論與實踐」學術會議論文集》。桃園：弘誓文教基金會。</w:t>
       </w:r>
     </w:p>
     <w:p>
@@ -4655,7 +4670,7 @@
           <w:i w:val="0"/>
           <w:sz w:val="24"/>
         </w:rPr>
-        <w:t>邱敏捷（2013）。〈印順學派的核心思想：以人間佛教為中心的開展〉。《人文與社會研究學報》，(47)，19-32。</w:t>
+        <w:t>侯坤宏（2016）。〈戰後台灣佛教正義議題之回顧〉。《法印學報》，(6)，103-148。</w:t>
       </w:r>
     </w:p>
     <w:p>
@@ -4670,7 +4685,7 @@
           <w:i w:val="0"/>
           <w:sz w:val="24"/>
         </w:rPr>
-        <w:t>林建德（2012）。〈印順學派與慈濟宗門——試論印順思想對慈濟志業開展之可能啟發〉。《玄奘佛學研究》，(17)，93-134。</w:t>
+        <w:t>藍吉富（2002）。〈台灣佛教思想史上的後印順時代〉。載於弘誓文教基金會（編），《第三屆「印順導師思想之理論與實踐」學術研討會論文集》。桃園：弘誓文教基金會。</w:t>
       </w:r>
     </w:p>
     <w:p>
@@ -4685,7 +4700,7 @@
           <w:i w:val="0"/>
           <w:sz w:val="24"/>
         </w:rPr>
-        <w:t>林建德（2015）。〈「人類為本」與「眾生平等」——印順法師「人間佛教」觀點下的動物保護〉。《玄奘佛學研究》，(23)，197-222。</w:t>
+        <w:t>邱敏捷（2013）。〈印順學派的核心思想：以人間佛教為中心的開展〉。《人文與社會研究學報》，(47)，19-32。</w:t>
       </w:r>
     </w:p>
     <w:p>
@@ -4700,7 +4715,7 @@
           <w:i w:val="0"/>
           <w:sz w:val="24"/>
         </w:rPr>
-        <w:t>林建德（2023）。〈台灣「人間佛教」之承傳與開展——從證嚴法師是否為「印順學派」探討起〉。《成大中文學報》，(81)，69-98。</w:t>
+        <w:t>林建德（2012）。〈印順學派與慈濟宗門——試論印順思想對慈濟志業開展之可能啟發〉。《玄奘佛學研究》，(17)，93-134。</w:t>
       </w:r>
     </w:p>
     <w:p>
@@ -4715,7 +4730,7 @@
           <w:i w:val="0"/>
           <w:sz w:val="24"/>
         </w:rPr>
-        <w:t>林朝成（2015）。〈動物解放與護生行動：從關懷生命協會的角度來探討〉。《玄奘佛學研究》，(23)，175-195。</w:t>
+        <w:t>林建德（2015）。〈「人類為本」與「眾生平等」——印順法師「人間佛教」觀點下的動物保護〉。《玄奘佛學研究》，(23)，197-222。</w:t>
       </w:r>
     </w:p>
     <w:p>
@@ -4730,7 +4745,7 @@
           <w:i w:val="0"/>
           <w:sz w:val="24"/>
         </w:rPr>
-        <w:t>楊惠南（1990）。〈當代台灣佛教「出世」性格的分析〉。《東方宗教研究》，(新1)，317-343。</w:t>
+        <w:t>林建德（2023）。〈台灣「人間佛教」之承傳與開展——從證嚴法師是否為「印順學派」探討起〉。《成大中文學報》，(81)，69-98。</w:t>
       </w:r>
     </w:p>
     <w:p>
@@ -4745,7 +4760,7 @@
           <w:i w:val="0"/>
           <w:sz w:val="24"/>
         </w:rPr>
-        <w:t>李玉珍（2015）。〈受戒施教：戰後台灣比丘尼身分的形成與凝聚〉。《近代中國婦女史研究》，(25)，1-52。</w:t>
+        <w:t>林朝成（2015）。〈動物解放與護生行動：從關懷生命協會的角度來探討〉。《玄奘佛學研究》，(23)，175-195。</w:t>
       </w:r>
     </w:p>
     <w:p>
@@ -4760,7 +4775,7 @@
           <w:i w:val="0"/>
           <w:sz w:val="24"/>
         </w:rPr>
-        <w:t>蓑輪顕量（2016）。〈現代台灣佛教與印順法師——五大本山與人間佛教的背景一探〉。《佛光學報》，2(2)，31-53。</w:t>
+        <w:t>楊惠南（1990）。〈當代台灣佛教「出世」性格的分析〉。《東方宗教研究》，(新1)，317-343。</w:t>
       </w:r>
     </w:p>
     <w:p>
@@ -4775,7 +4790,7 @@
           <w:i w:val="0"/>
           <w:sz w:val="24"/>
         </w:rPr>
-        <w:t>劉文芳（釋傳法）（2002）。《當代台灣佛教的社會運動》（碩士論文）。玄奘人文社會學院宗教學研究所，新竹。</w:t>
+        <w:t>李玉珍（2015）。〈受戒施教：戰後台灣比丘尼身分的形成與凝聚〉。《近代中國婦女史研究》，(25)，1-52。</w:t>
       </w:r>
     </w:p>
     <w:p>
@@ -4790,7 +4805,7 @@
           <w:i w:val="0"/>
           <w:sz w:val="24"/>
         </w:rPr>
-        <w:t>劉文芳（釋傳法）（2019）。《左翼佛教和公民社會：泰國和馬來西亞的佛教公共介入之研究》（博士論文）。國立政治大學宗教研究所，台北。</w:t>
+        <w:t>蓑輪顕量（2016）。〈現代台灣佛教與印順法師——五大本山與人間佛教的背景一探〉。《佛光學報》，2(2)，31-53。</w:t>
       </w:r>
     </w:p>
     <w:p>
@@ -4805,7 +4820,7 @@
           <w:i w:val="0"/>
           <w:sz w:val="24"/>
         </w:rPr>
-        <w:t>釋傳法、釋性廣（2009）。〈社運浪潮中之護教運動——以中國佛教會護教組為探討核心〉。《玄奘佛學研究》，(11)，55-86。</w:t>
+        <w:t>劉文芳（釋傳法）（2002）。《當代台灣佛教的社會運動》（碩士論文）。玄奘人文社會學院宗教學研究所，新竹。</w:t>
       </w:r>
     </w:p>
     <w:p>
@@ -4820,7 +4835,7 @@
           <w:i w:val="0"/>
           <w:sz w:val="24"/>
         </w:rPr>
-        <w:t>莊雅棠（1997）。〈台灣鄉土神學的開拓者——王憲治牧師〉。《新使者》，(43)。</w:t>
+        <w:t>劉文芳（釋傳法）（2019）。《左翼佛教和公民社會：泰國和馬來西亞的佛教公共介入之研究》（博士論文）。國立政治大學宗教研究所，台北。</w:t>
       </w:r>
     </w:p>
     <w:p>
@@ -4835,7 +4850,7 @@
           <w:i w:val="0"/>
           <w:sz w:val="24"/>
         </w:rPr>
-        <w:t>莊雅棠（2001）。〈實況化神學的意義及其超越一般——台灣本土神學方法論的反思〉。《道雜誌》，(2)，30-39。</w:t>
+        <w:t>釋傳法、釋性廣（2009）。〈社運浪潮中之護教運動——以中國佛教會護教組為探討核心〉。《玄奘佛學研究》，(11)，55-86。</w:t>
       </w:r>
     </w:p>
     <w:p>
@@ -4850,7 +4865,7 @@
           <w:i w:val="0"/>
           <w:sz w:val="24"/>
         </w:rPr>
-        <w:t>莊雅棠（2003）。〈宋泉盛的故事神學〉。《神學與教會》，28(1)，123-145。</w:t>
+        <w:t>莊雅棠（1997）。〈台灣鄉土神學的開拓者——王憲治牧師〉。《新使者》，(43)。</w:t>
       </w:r>
     </w:p>
     <w:p>
@@ -4865,7 +4880,7 @@
           <w:i w:val="0"/>
           <w:sz w:val="24"/>
         </w:rPr>
-        <w:t>莊雅棠（2019）。〈在後現代處境中的台灣本土神學〉。《神學與教會》，44(1)，75-102。</w:t>
+        <w:t>莊雅棠（2001）。〈實況化神學的意義及其超越一般——台灣本土神學方法論的反思〉。《道雜誌》，(2)，30-39。</w:t>
       </w:r>
     </w:p>
     <w:p>
@@ -4880,7 +4895,7 @@
           <w:i w:val="0"/>
           <w:sz w:val="24"/>
         </w:rPr>
-        <w:t>陳南州（2004）。〈實況化神學的開展：黃彰輝牧師神學思想的探討〉。《台灣神學論刊》，(26)，59-83。</w:t>
+        <w:t>莊雅棠（2003）。〈宋泉盛的故事神學〉。《神學與教會》，28(1)，123-145。</w:t>
       </w:r>
     </w:p>
     <w:p>
@@ -4895,7 +4910,7 @@
           <w:i w:val="0"/>
           <w:sz w:val="24"/>
         </w:rPr>
-        <w:t>鄭仰恩（2001）。〈獻身普世運動的台灣本土神學家——黃彰輝牧師小傳〉。《新使者》，(64)，30-33。</w:t>
+        <w:t>莊雅棠（2019）。〈在後現代處境中的台灣本土神學〉。《神學與教會》，44(1)，75-102。</w:t>
       </w:r>
     </w:p>
     <w:p>
@@ -4910,7 +4925,7 @@
           <w:i w:val="0"/>
           <w:sz w:val="24"/>
         </w:rPr>
-        <w:t>鄭仰恩（2005）。〈從「自立」到「認同」：台灣基督長老教會本土化過程的歷史探討〉。《台灣神學論刊》，(27)，75-102。</w:t>
+        <w:t>陳南州（2004）。〈實況化神學的開展：黃彰輝牧師神學思想的探討〉。《台灣神學論刊》，(26)，59-83。</w:t>
       </w:r>
     </w:p>
     <w:p>
@@ -4925,7 +4940,7 @@
           <w:i w:val="0"/>
           <w:sz w:val="24"/>
         </w:rPr>
-        <w:t>鄭仰恩（2015）。〈黃彰輝牧師及現今普世視域中的實況化神學發展〉。載於王崇堯等（主編），《黃彰輝牧師的精神資產研討會論文集》（頁165-192）。台南：南神出版社。</w:t>
+        <w:t>鄭仰恩（2001）。〈獻身普世運動的台灣本土神學家——黃彰輝牧師小傳〉。《新使者》，(64)，30-33。</w:t>
       </w:r>
     </w:p>
     <w:p>
@@ -4940,7 +4955,7 @@
           <w:i w:val="0"/>
           <w:sz w:val="24"/>
         </w:rPr>
-        <w:t>歐力仁（2009）。〈亞洲神學之實況化詮釋學的形成與轉變〉。《宗教哲學》，(48)，123-142。</w:t>
+        <w:t>鄭仰恩（2005）。〈從「自立」到「認同」：台灣基督長老教會本土化過程的歷史探討〉。《台灣神學論刊》，(27)，75-102。</w:t>
       </w:r>
     </w:p>
     <w:p>
@@ -4955,7 +4970,7 @@
           <w:i w:val="0"/>
           <w:sz w:val="24"/>
         </w:rPr>
-        <w:t>歐力仁（2011）。〈訴說苦難生命的故事——宋泉盛的故事神學方法論及其批判〉。《道風：基督教文化評論》，(35)，245-277。</w:t>
+        <w:t>鄭仰恩（2015）。〈黃彰輝牧師及現今普世視域中的實況化神學發展〉。載於王崇堯等（主編），《黃彰輝牧師的精神資產研討會論文集》（頁165-192）。台南：南神出版社。</w:t>
       </w:r>
     </w:p>
     <w:p>
@@ -4970,7 +4985,7 @@
           <w:i w:val="0"/>
           <w:sz w:val="24"/>
         </w:rPr>
-        <w:t>謝易宏（2011）。〈鄉土神學「出埃及模式」的反思與再處境化〉。《神學與教會》，36(2)，387-408。</w:t>
+        <w:t>歐力仁（2009）。〈亞洲神學之實況化詮釋學的形成與轉變〉。《宗教哲學》，(48)，123-142。</w:t>
       </w:r>
     </w:p>
     <w:p>
@@ -4985,7 +5000,7 @@
           <w:i w:val="0"/>
           <w:sz w:val="24"/>
         </w:rPr>
-        <w:t>邱凱莉（2021）。〈從人民自決到獨立建國：以後殖民觀點分析台灣基督長老教會政治神學解嚴後三十年發展〉。《輔仁宗教研究》，(42)，121-146。</w:t>
+        <w:t>歐力仁（2011）。〈訴說苦難生命的故事——宋泉盛的故事神學方法論及其批判〉。《道風：基督教文化評論》，(35)，245-277。</w:t>
       </w:r>
     </w:p>
     <w:p>
@@ -5000,7 +5015,7 @@
           <w:i w:val="0"/>
           <w:sz w:val="24"/>
         </w:rPr>
-        <w:t>黃克先（2021）。〈跨國宗教與受限制的黨國：從監控檔案再探長老教會的政教關係〉。《臺灣社會學刊》，(70)，1-76。</w:t>
+        <w:t>謝易宏（2011）。〈鄉土神學「出埃及模式」的反思與再處境化〉。《神學與教會》，36(2)，387-408。</w:t>
       </w:r>
     </w:p>
     <w:p>
@@ -5015,7 +5030,7 @@
           <w:i w:val="0"/>
           <w:sz w:val="24"/>
         </w:rPr>
-        <w:t>王崇堯（2015）。〈台灣南部長老教會150年來宣教反思〉。《神學與教會》，40(2)，249-273。</w:t>
+        <w:t>邱凱莉（2021）。〈從人民自決到獨立建國：以後殖民觀點分析台灣基督長老教會政治神學解嚴後三十年發展〉。《輔仁宗教研究》，(42)，121-146。</w:t>
       </w:r>
     </w:p>
     <w:p>
@@ -5030,7 +5045,7 @@
           <w:i w:val="0"/>
           <w:sz w:val="24"/>
         </w:rPr>
-        <w:t>程璞爾（2017）。《論後太陽花運動教會參與公共性之「想像」——以台灣基督長老教會為例》（碩士論文）。中原大學宗教研究所，桃園。</w:t>
+        <w:t>黃克先（2021）。〈跨國宗教與受限制的黨國：從監控檔案再探長老教會的政教關係〉。《臺灣社會學刊》，(70)，1-76。</w:t>
       </w:r>
     </w:p>
     <w:p>
@@ -5045,7 +5060,7 @@
           <w:i w:val="0"/>
           <w:sz w:val="24"/>
         </w:rPr>
-        <w:t>莊秉潔（2011）。《當代台灣佛教與基督教對話之研究》（碩士論文）。玄奘大學宗教學研究所，新竹。</w:t>
+        <w:t>王崇堯（2015）。〈台灣南部長老教會150年來宣教反思〉。《神學與教會》，40(2)，249-273。</w:t>
       </w:r>
     </w:p>
     <w:p>
@@ -5060,7 +5075,7 @@
           <w:i w:val="0"/>
           <w:sz w:val="24"/>
         </w:rPr>
-        <w:t>賴賢宗（2004）。〈佛教與基督教的對話：以當代台灣宗教界為中心〉。《哲學與文化》，31(5)，23-41。</w:t>
+        <w:t>程璞爾（2017）。《論後太陽花運動教會參與公共性之「想像」——以台灣基督長老教會為例》（碩士論文）。中原大學宗教研究所，桃園。</w:t>
       </w:r>
     </w:p>
     <w:p>
@@ -5075,7 +5090,7 @@
           <w:i w:val="0"/>
           <w:sz w:val="24"/>
         </w:rPr>
-        <w:t>蔡怡佳（2016）。〈與佛相應、與神相契：臺灣佛教徒與基督徒的祈禱修行體驗〉。《臺灣宗教研究》，15(1)，51-78。</w:t>
+        <w:t>莊秉潔（2011）。《當代台灣佛教與基督教對話之研究》（碩士論文）。玄奘大學宗教學研究所，新竹。</w:t>
       </w:r>
     </w:p>
     <w:p>
@@ -5090,7 +5105,7 @@
           <w:i w:val="0"/>
           <w:sz w:val="24"/>
         </w:rPr>
-        <w:t>游祥洲（2007）。〈論全球入世佛教之發展進路——兼論其涉及公共事務時之政治取向〉。《弘誓雙月刊》，(88)，6-23。</w:t>
+        <w:t>賴賢宗（2004）。〈佛教與基督教的對話：以當代台灣宗教界為中心〉。《哲學與文化》，31(5)，23-41。</w:t>
       </w:r>
     </w:p>
     <w:p>
@@ -5105,7 +5120,7 @@
           <w:i w:val="0"/>
           <w:sz w:val="24"/>
         </w:rPr>
-        <w:t>張辰瑋（2023）。〈昭慧法師與性廣法師對印順學的傳承與實踐——以經營佛教弘誓學院、參與社運、闡揚人間佛教禪法為例〉。《法印學報》，(14)，181-204。</w:t>
+        <w:t>蔡怡佳（2016）。〈與佛相應、與神相契：臺灣佛教徒與基督徒的祈禱修行體驗〉。《臺灣宗教研究》，15(1)，51-78。</w:t>
       </w:r>
     </w:p>
     <w:p>
@@ -5120,7 +5135,7 @@
           <w:i w:val="0"/>
           <w:sz w:val="24"/>
         </w:rPr>
-        <w:t>張辰瑋（2024）。〈從「青年佛教」之精神看印順學派的歷史發展〉。《法印學報》，229-252。</w:t>
+        <w:t>游祥洲（2007）。〈論全球入世佛教之發展進路——兼論其涉及公共事務時之政治取向〉。《弘誓雙月刊》，(88)，6-23。</w:t>
       </w:r>
     </w:p>
     <w:p>
@@ -5135,7 +5150,7 @@
           <w:i w:val="0"/>
           <w:sz w:val="24"/>
         </w:rPr>
-        <w:t>張辰瑋（2024）。〈耶佛之間的跨宗教友誼與跨宗教合作：以釋昭慧法師、盧俊義牧師、洪山川主教為例〉。「2024年度台灣宗教學會年會」，中央研究院民族學研究所，台北。</w:t>
+        <w:t>張辰瑋（2023）。〈昭慧法師與性廣法師對印順學的傳承與實踐——以經營佛教弘誓學院、參與社運、闡揚人間佛教禪法為例〉。《法印學報》，(14)，181-204。</w:t>
       </w:r>
     </w:p>
     <w:p>
@@ -5150,7 +5165,7 @@
           <w:i w:val="0"/>
           <w:sz w:val="24"/>
         </w:rPr>
-        <w:t>張辰瑋（2025）。〈昭慧法師的戒律學思想與實踐：以性別議題為核心〉。第六屆中華國際佛學會議，法鼓山中華佛學研究所，台北。</w:t>
+        <w:t>張辰瑋（2024）。〈從「青年佛教」之精神看印順學派的歷史發展〉。《法印學報》，229-252。</w:t>
       </w:r>
     </w:p>
     <w:p>
@@ -5165,21 +5180,7 @@
           <w:i w:val="0"/>
           <w:sz w:val="24"/>
         </w:rPr>
-        <w:t>張辰瑋（2025）。《印順導師人間佛教思想的傳承與實踐：以昭慧法師、性廣法師為核心》（碩士論文）。國立台北教育大學台灣文化研究所，台北。</w:t>
-      </w:r>
-    </w:p>
-    <w:p>
-      <w:pPr>
-        <w:spacing w:line="360" w:lineRule="auto" w:after="200" w:before="160"/>
-      </w:pPr>
-      <w:r>
-        <w:rPr>
-          <w:rFonts w:ascii="Times New Roman" w:hAnsi="Times New Roman" w:eastAsia="新細明體"/>
-          <w:b/>
-          <w:i w:val="0"/>
-          <w:sz w:val="26"/>
-        </w:rPr>
-        <w:t>四、外文文獻</w:t>
+        <w:t>張辰瑋（2024）。〈耶佛之間的跨宗教友誼與跨宗教合作：以釋昭慧法師、盧俊義牧師、洪山川主教為例〉。「2024年度台灣宗教學會年會」，中央研究院民族學研究所，台北。</w:t>
       </w:r>
     </w:p>
     <w:p>
@@ -5194,7 +5195,7 @@
           <w:i w:val="0"/>
           <w:sz w:val="24"/>
         </w:rPr>
-        <w:t>Ahn, B.-M.（안병무）(1981). *Minjung theology: People as the subjects of history*. Maryknoll, NY: Orbis Books.</w:t>
+        <w:t>張辰瑋（2025）。〈昭慧法師的戒律學思想與實踐：以性別議題為核心〉。第六屆中華國際佛學會議，法鼓山中華佛學研究所，台北。</w:t>
       </w:r>
     </w:p>
     <w:p>
@@ -5209,7 +5210,21 @@
           <w:i w:val="0"/>
           <w:sz w:val="24"/>
         </w:rPr>
-        <w:t>Clooney, F. X. (2010). *Comparative theology: Deep learning across religious borders*. Malden, MA: Wiley-Blackwell.</w:t>
+        <w:t>張辰瑋（2025）。《印順導師人間佛教思想的傳承與實踐：以昭慧法師、性廣法師為核心》（碩士論文）。國立台北教育大學台灣文化研究所，台北。</w:t>
+      </w:r>
+    </w:p>
+    <w:p>
+      <w:pPr>
+        <w:spacing w:line="360" w:lineRule="auto" w:after="200" w:before="160"/>
+      </w:pPr>
+      <w:r>
+        <w:rPr>
+          <w:rFonts w:ascii="Times New Roman" w:hAnsi="Times New Roman" w:eastAsia="新細明體"/>
+          <w:b/>
+          <w:i w:val="0"/>
+          <w:sz w:val="26"/>
+        </w:rPr>
+        <w:t>四、外文文獻</w:t>
       </w:r>
     </w:p>
     <w:p>
@@ -5224,7 +5239,7 @@
           <w:i w:val="0"/>
           <w:sz w:val="24"/>
         </w:rPr>
-        <w:t>Duara, P. (2015). *The crisis of global modernity: Asian traditions and a sustainable future*. Cambridge: Cambridge University Press.</w:t>
+        <w:t>Ahn, B.-M.（안병무）(1981). *Minjung theology: People as the subjects of history*. Maryknoll, NY: Orbis Books.</w:t>
       </w:r>
     </w:p>
     <w:p>
@@ -5239,7 +5254,7 @@
           <w:i w:val="0"/>
           <w:sz w:val="24"/>
         </w:rPr>
-        <w:t>Goossaert, V., &amp; Palmer, D. A. (2011). *The religious question in modern China*. Chicago: University of Chicago Press.</w:t>
+        <w:t>Clooney, F. X. (2010). *Comparative theology: Deep learning across religious borders*. Malden, MA: Wiley-Blackwell.</w:t>
       </w:r>
     </w:p>
     <w:p>
@@ -5254,7 +5269,7 @@
           <w:i w:val="0"/>
           <w:sz w:val="24"/>
         </w:rPr>
-        <w:t>Hick, J. (1989). *An interpretation of religion: Human responses to the transcendent*. New Haven: Yale University Press.</w:t>
+        <w:t>Duara, P. (2015). *The crisis of global modernity: Asian traditions and a sustainable future*. Cambridge: Cambridge University Press.</w:t>
       </w:r>
     </w:p>
     <w:p>
@@ -5269,7 +5284,7 @@
           <w:i w:val="0"/>
           <w:sz w:val="24"/>
         </w:rPr>
-        <w:t>Kagawa, T.（賀川豊彦）(1936). *Brotherhood economics*. New York: Harper &amp; Brothers.</w:t>
+        <w:t>Goossaert, V., &amp; Palmer, D. A. (2011). *The religious question in modern China*. Chicago: University of Chicago Press.</w:t>
       </w:r>
     </w:p>
     <w:p>
@@ -5284,7 +5299,7 @@
           <w:i w:val="0"/>
           <w:sz w:val="24"/>
         </w:rPr>
-        <w:t>Knitter, P. F. (1995). *One earth many religions: Multifaith dialogue and global responsibility*. Maryknoll, NY: Orbis Books.</w:t>
+        <w:t>Hick, J. (1989). *An interpretation of religion: Human responses to the transcendent*. New Haven: Yale University Press.</w:t>
       </w:r>
     </w:p>
     <w:p>
@@ -5299,7 +5314,7 @@
           <w:i w:val="0"/>
           <w:sz w:val="24"/>
         </w:rPr>
-        <w:t>Koyama, K.（小山晃佑）(1974). *Water buffalo theology*. Maryknoll, NY: Orbis Books.</w:t>
+        <w:t>Kagawa, T.（賀川豊彦）(1936). *Brotherhood economics*. New York: Harper &amp; Brothers.</w:t>
       </w:r>
     </w:p>
     <w:p>
@@ -5314,7 +5329,7 @@
           <w:i w:val="0"/>
           <w:sz w:val="24"/>
         </w:rPr>
-        <w:t>Lian, X. (2010). *Redeemed by fire: The rise of popular Christianity in modern China*. New Haven: Yale University Press.</w:t>
+        <w:t>Knitter, P. F. (1995). *One earth many religions: Multifaith dialogue and global responsibility*. Maryknoll, NY: Orbis Books.</w:t>
       </w:r>
     </w:p>
     <w:p>
@@ -5329,7 +5344,7 @@
           <w:i w:val="0"/>
           <w:sz w:val="24"/>
         </w:rPr>
-        <w:t>Madsen, R. (2007). *Democracy's dharma: Religious renaissance and political development in Taiwan*. Berkeley: University of California Press.</w:t>
+        <w:t>Koyama, K.（小山晃佑）(1974). *Water buffalo theology*. Maryknoll, NY: Orbis Books.</w:t>
       </w:r>
     </w:p>
     <w:p>
@@ -5344,7 +5359,7 @@
           <w:i w:val="0"/>
           <w:sz w:val="24"/>
         </w:rPr>
-        <w:t>Panikkar, R. (1999). *The intra-religious dialogue* (Rev. ed.). New York: Paulist Press.</w:t>
+        <w:t>Lian, X. (2010). *Redeemed by fire: The rise of popular Christianity in modern China*. New Haven: Yale University Press.</w:t>
       </w:r>
     </w:p>
     <w:p>
@@ -5359,7 +5374,7 @@
           <w:i w:val="0"/>
           <w:sz w:val="24"/>
         </w:rPr>
-        <w:t>Pieris, A. (1988). *An Asian theology of liberation*. Maryknoll, NY: Orbis Books.</w:t>
+        <w:t>Madsen, R. (2007). *Democracy's dharma: Religious renaissance and political development in Taiwan*. Berkeley: University of California Press.</w:t>
       </w:r>
     </w:p>
     <w:p>
@@ -5374,7 +5389,7 @@
           <w:i w:val="0"/>
           <w:sz w:val="24"/>
         </w:rPr>
-        <w:t>Queen, C. S., &amp; King, S. B. (Eds.). (1996). *Engaged Buddhism: Buddhist liberation movements in Asia*. Albany: State University of New York Press.</w:t>
+        <w:t>Panikkar, R. (1999). *The intra-religious dialogue* (Rev. ed.). New York: Paulist Press.</w:t>
       </w:r>
     </w:p>
     <w:p>
@@ -5389,7 +5404,7 @@
           <w:i w:val="0"/>
           <w:sz w:val="24"/>
         </w:rPr>
-        <w:t>Rauschenbusch, W. (1917). *A theology for the social gospel*. New York: Macmillan.</w:t>
+        <w:t>Pieris, A. (1988). *An Asian theology of liberation*. Maryknoll, NY: Orbis Books.</w:t>
       </w:r>
     </w:p>
     <w:p>
@@ -5404,7 +5419,7 @@
           <w:i w:val="0"/>
           <w:sz w:val="24"/>
         </w:rPr>
-        <w:t>Ritzinger, J. R. (2017). *Anarchy in the Pure Land: Tradition and modernity in the movements of Taixu and Yinshun*. Honolulu: University of Hawaii Press.</w:t>
+        <w:t>Queen, C. S., &amp; King, S. B. (Eds.). (1996). *Engaged Buddhism: Buddhist liberation movements in Asia*. Albany: State University of New York Press.</w:t>
       </w:r>
     </w:p>
     <w:p>
@@ -5419,7 +5434,7 @@
           <w:i w:val="0"/>
           <w:sz w:val="24"/>
         </w:rPr>
-        <w:t>Shields, J. M. (2017). *Against harmony: Progressive and radical Buddhism in modern Japan*. Oxford: Oxford University Press.</w:t>
+        <w:t>Rauschenbusch, W. (1917). *A theology for the social gospel*. New York: Macmillan.</w:t>
       </w:r>
     </w:p>
     <w:p>
@@ -5434,7 +5449,7 @@
           <w:i w:val="0"/>
           <w:sz w:val="24"/>
         </w:rPr>
-        <w:t>Starr, C. (2016). *Chinese theology: Text and context*. New Haven: Yale University Press.</w:t>
+        <w:t>Ritzinger, J. R. (2017). *Anarchy in the Pure Land: Tradition and modernity in the movements of Taixu and Yinshun*. Honolulu: University of Hawaii Press.</w:t>
       </w:r>
     </w:p>
     <w:p>
@@ -5449,6 +5464,36 @@
           <w:i w:val="0"/>
           <w:sz w:val="24"/>
         </w:rPr>
+        <w:t>Shields, J. M. (2017). *Against harmony: Progressive and radical Buddhism in modern Japan*. Oxford: Oxford University Press.</w:t>
+      </w:r>
+    </w:p>
+    <w:p>
+      <w:pPr>
+        <w:spacing w:line="360" w:lineRule="auto" w:after="80"/>
+        <w:ind w:left="482" w:hanging="482"/>
+      </w:pPr>
+      <w:r>
+        <w:rPr>
+          <w:rFonts w:ascii="Times New Roman" w:hAnsi="Times New Roman" w:eastAsia="新細明體"/>
+          <w:b w:val="0"/>
+          <w:i w:val="0"/>
+          <w:sz w:val="24"/>
+        </w:rPr>
+        <w:t>Starr, C. (2016). *Chinese theology: Text and context*. New Haven: Yale University Press.</w:t>
+      </w:r>
+    </w:p>
+    <w:p>
+      <w:pPr>
+        <w:spacing w:line="360" w:lineRule="auto" w:after="80"/>
+        <w:ind w:left="482" w:hanging="482"/>
+      </w:pPr>
+      <w:r>
+        <w:rPr>
+          <w:rFonts w:ascii="Times New Roman" w:hAnsi="Times New Roman" w:eastAsia="新細明體"/>
+          <w:b w:val="0"/>
+          <w:i w:val="0"/>
+          <w:sz w:val="24"/>
+        </w:rPr>
         <w:t>Xing, J. (1996). *Baptized in the fire of revolution: The American social gospel and the YMCA in China, 1919-1937*. Bethlehem: Lehigh University Press.</w:t>
       </w:r>
     </w:p>
@@ -5571,7 +5616,7 @@
           <w:i w:val="0"/>
           <w:sz w:val="24"/>
         </w:rPr>
-        <w:t>：戰後台灣佛教、基督教公共性之宗教史比較研究</w:t>
+        <w:t>：從彼岸向此岸的轉向——近代東亞宗教變革與戰後台灣佛教、基督教公共性之宗教史比較研究</w:t>
       </w:r>
     </w:p>
     <w:p>
@@ -6014,7 +6059,7 @@
           <w:i w:val="0"/>
           <w:sz w:val="24"/>
         </w:rPr>
-        <w:t>研究生：研讀傳道法師著述與《人間佛教的理論與實踐——傳道法師訪談錄》，及昭慧法師律學與倫理學著作；建置《妙心雜誌》、《弘誓雙月刊》、《法印學報》相關篇目索引。</w:t>
+        <w:t>研究生：研讀傳道法師著述、《人間佛教的理論與實踐——傳道法師訪談錄》與邱敏捷《傳道法師年譜》，及昭慧法師律學與倫理學著作；建置《妙心雜誌》、《弘誓雙月刊》、《法印學報》相關篇目索引。</w:t>
       </w:r>
     </w:p>
     <w:p>

--- a/public/content/works/hcu-phd-proposal.docx
+++ b/public/content/works/hcu-phd-proposal.docx
@@ -29,7 +29,7 @@
           <w:i w:val="0"/>
           <w:sz w:val="28"/>
         </w:rPr>
-        <w:t>近代東亞宗教變革與戰後台灣佛教、基督教公共性之宗教史比較研究</w:t>
+        <w:t>台灣佛教與基督教公共性之宗教史比較研究（1920年代–2020年代）</w:t>
       </w:r>
     </w:p>
     <w:p>
@@ -44,7 +44,7 @@
           <w:i/>
           <w:sz w:val="24"/>
         </w:rPr>
-        <w:t>The Turn from the Other Shore to This World: Modern East Asian Religious Transformation and the Public Character of Buddhism and Christianity in Postwar Taiwan — A Comparative Study in Religious History</w:t>
+        <w:t>The Turn from the Other Shore to This World: A Comparative Study in Religious History of the Public Character of Buddhism and Christianity in Taiwan, 1920s–2020s</w:t>
       </w:r>
     </w:p>
     <w:p>
@@ -1652,7 +1652,7 @@
           <w:i w:val="0"/>
           <w:sz w:val="24"/>
         </w:rPr>
-        <w:t>：核心斷限在戰後台灣至今。東亞部分（第二章）自一次大戰後民族自決思潮與社會思想傳入東亞、各地宗教改革運動同時啟動之際寫起，止於二次大戰結束，作為前史處理——目的在說明戰後台灣兩條線索的思想與制度資源從何而來，而非另立一段長時段通史；此一部分因此以既有研究的綜合為主，不作獨立的史料考證。</w:t>
+        <w:t>：一九二〇年代至二〇二〇年代，整整一百年。上限取一次大戰後民族自決思潮與社會思想傳入東亞、各地宗教改革運動同時啟動之際；下限取當前跨宗教議題結盟的最新發展，二〇二〇年代的部分從簡，只交代趨勢而不作完整處理——距離太近的事件尚不足以作史。</w:t>
       </w:r>
     </w:p>
     <w:p>
@@ -1663,20 +1663,29 @@
       <w:r>
         <w:rPr>
           <w:rFonts w:ascii="Times New Roman" w:hAnsi="Times New Roman" w:eastAsia="新細明體"/>
+          <w:b w:val="0"/>
+          <w:i w:val="0"/>
+          <w:sz w:val="24"/>
+        </w:rPr>
+        <w:t>其中東亞部分（第二章）止於二次大戰結束，</w:t>
+      </w:r>
+      <w:r>
+        <w:rPr>
+          <w:rFonts w:ascii="Times New Roman" w:hAnsi="Times New Roman" w:eastAsia="新細明體"/>
           <w:b/>
           <w:i w:val="0"/>
           <w:sz w:val="24"/>
         </w:rPr>
-        <w:t>空間</w:t>
-      </w:r>
-      <w:r>
-        <w:rPr>
-          <w:rFonts w:ascii="Times New Roman" w:hAnsi="Times New Roman" w:eastAsia="新細明體"/>
-          <w:b w:val="0"/>
-          <w:i w:val="0"/>
-          <w:sz w:val="24"/>
-        </w:rPr>
-        <w:t>：以台灣為核心個案，以日本、中國、朝鮮為比較背景。第一章之外，其餘各章均以台灣為主。</w:t>
+        <w:t>作為前史處理</w:t>
+      </w:r>
+      <w:r>
+        <w:rPr>
+          <w:rFonts w:ascii="Times New Roman" w:hAnsi="Times New Roman" w:eastAsia="新細明體"/>
+          <w:b w:val="0"/>
+          <w:i w:val="0"/>
+          <w:sz w:val="24"/>
+        </w:rPr>
+        <w:t>：目的在說明戰後台灣兩條線索的思想與制度資源從何而來，而非另立一段東亞通史。此一部分因此以既有研究的綜合為主，不作獨立的史料考證；題目不列「東亞」，正是為了不對這一章作出它不打算履行的承諾。</w:t>
       </w:r>
     </w:p>
     <w:p>
@@ -1691,30 +1700,16 @@
           <w:i w:val="0"/>
           <w:sz w:val="24"/>
         </w:rPr>
-        <w:t>宗教</w:t>
-      </w:r>
-      <w:r>
-        <w:rPr>
-          <w:rFonts w:ascii="Times New Roman" w:hAnsi="Times New Roman" w:eastAsia="新細明體"/>
-          <w:b w:val="0"/>
-          <w:i w:val="0"/>
-          <w:sz w:val="24"/>
-        </w:rPr>
-        <w:t>：以佛教與基督教（特別是台灣基督長老教會）為兩條主線。天主教（單國璽、洪山川等）在第六章的議題結盟中作為重要參與者出現，但不另立系譜。</w:t>
-      </w:r>
-    </w:p>
-    <w:p>
-      <w:pPr>
-        <w:spacing w:line="360" w:lineRule="auto" w:after="200" w:before="160"/>
-      </w:pPr>
-      <w:r>
-        <w:rPr>
-          <w:rFonts w:ascii="Times New Roman" w:hAnsi="Times New Roman" w:eastAsia="新細明體"/>
-          <w:b/>
-          <w:i w:val="0"/>
-          <w:sz w:val="26"/>
-        </w:rPr>
-        <w:t>（六）研究限制</w:t>
+        <w:t>空間</w:t>
+      </w:r>
+      <w:r>
+        <w:rPr>
+          <w:rFonts w:ascii="Times New Roman" w:hAnsi="Times New Roman" w:eastAsia="新細明體"/>
+          <w:b w:val="0"/>
+          <w:i w:val="0"/>
+          <w:sz w:val="24"/>
+        </w:rPr>
+        <w:t>：以台灣為核心個案，以日本、中國、朝鮮為比較背景。第一章之外，其餘各章均以台灣為主。</w:t>
       </w:r>
     </w:p>
     <w:p>
@@ -1725,25 +1720,34 @@
       <w:r>
         <w:rPr>
           <w:rFonts w:ascii="Times New Roman" w:hAnsi="Times New Roman" w:eastAsia="新細明體"/>
-          <w:b w:val="0"/>
-          <w:i w:val="0"/>
-          <w:sz w:val="24"/>
-        </w:rPr>
-        <w:t>第一，四地比較必然仰賴既有的專題研究與譯本，本研究在日文、韓文一手史料上的處理深度有其限度，故第二章定位為前史背景的綜合，而非各地宗教史的原創考證。第二，口述歷史受限於受訪者的記憶與立場，其效力在於補充而非取代文獻。第三，本研究處理的是宗教菁英與組織層次的公共性，一般信眾的態度變遷需要另一套量化方法，不在本研究範圍之內。</w:t>
-      </w:r>
-    </w:p>
-    <w:p>
-      <w:pPr>
-        <w:spacing w:line="360" w:lineRule="auto" w:after="200" w:before="240"/>
-      </w:pPr>
-      <w:r>
-        <w:rPr>
-          <w:rFonts w:ascii="Times New Roman" w:hAnsi="Times New Roman" w:eastAsia="新細明體"/>
           <w:b/>
           <w:i w:val="0"/>
-          <w:sz w:val="28"/>
-        </w:rPr>
-        <w:t>四、章節架構</w:t>
+          <w:sz w:val="24"/>
+        </w:rPr>
+        <w:t>宗教</w:t>
+      </w:r>
+      <w:r>
+        <w:rPr>
+          <w:rFonts w:ascii="Times New Roman" w:hAnsi="Times New Roman" w:eastAsia="新細明體"/>
+          <w:b w:val="0"/>
+          <w:i w:val="0"/>
+          <w:sz w:val="24"/>
+        </w:rPr>
+        <w:t>：以佛教與基督教（特別是台灣基督長老教會）為兩條主線。天主教（單國璽、洪山川等）在第六章的議題結盟中作為重要參與者出現，但不另立系譜。</w:t>
+      </w:r>
+    </w:p>
+    <w:p>
+      <w:pPr>
+        <w:spacing w:line="360" w:lineRule="auto" w:after="200" w:before="160"/>
+      </w:pPr>
+      <w:r>
+        <w:rPr>
+          <w:rFonts w:ascii="Times New Roman" w:hAnsi="Times New Roman" w:eastAsia="新細明體"/>
+          <w:b/>
+          <w:i w:val="0"/>
+          <w:sz w:val="26"/>
+        </w:rPr>
+        <w:t>（六）研究限制</w:t>
       </w:r>
     </w:p>
     <w:p>
@@ -1758,21 +1762,21 @@
           <w:i w:val="0"/>
           <w:sz w:val="24"/>
         </w:rPr>
-        <w:t>全論文分七章。第一章交代方法與研究缺口，第二章立東亞前史背景，第三、四章各自重建一條系譜，第五章把兩條線並置比較，第六章提出「人間宗教」範式並以戰後佛耶交會與結盟的實際歷程加以檢證。</w:t>
-      </w:r>
-    </w:p>
-    <w:p>
-      <w:pPr>
-        <w:spacing w:line="360" w:lineRule="auto" w:after="200" w:before="160"/>
+        <w:t>第一，四地比較必然仰賴既有的專題研究與譯本，本研究在日文、韓文一手史料上的處理深度有其限度，故第二章定位為前史背景的綜合，而非各地宗教史的原創考證。第二，口述歷史受限於受訪者的記憶與立場，其效力在於補充而非取代文獻。第三，本研究處理的是宗教菁英與組織層次的公共性，一般信眾的態度變遷需要另一套量化方法，不在本研究範圍之內。</w:t>
+      </w:r>
+    </w:p>
+    <w:p>
+      <w:pPr>
+        <w:spacing w:line="360" w:lineRule="auto" w:after="200" w:before="240"/>
       </w:pPr>
       <w:r>
         <w:rPr>
           <w:rFonts w:ascii="Times New Roman" w:hAnsi="Times New Roman" w:eastAsia="新細明體"/>
           <w:b/>
           <w:i w:val="0"/>
-          <w:sz w:val="26"/>
-        </w:rPr>
-        <w:t>第一章　研究方法與文獻回顧</w:t>
+          <w:sz w:val="28"/>
+        </w:rPr>
+        <w:t>四、章節架構</w:t>
       </w:r>
     </w:p>
     <w:p>
@@ -1783,20 +1787,25 @@
       <w:r>
         <w:rPr>
           <w:rFonts w:ascii="Times New Roman" w:hAnsi="Times New Roman" w:eastAsia="新細明體"/>
+          <w:b w:val="0"/>
+          <w:i w:val="0"/>
+          <w:sz w:val="24"/>
+        </w:rPr>
+        <w:t>全論文分七章。第一章交代方法與研究缺口，第二章立東亞前史背景，第三、四章各自重建一條系譜，第五章把兩條線並置比較，第六章提出「人間宗教」範式並以戰後佛耶交會與結盟的實際歷程加以檢證。</w:t>
+      </w:r>
+    </w:p>
+    <w:p>
+      <w:pPr>
+        <w:spacing w:line="360" w:lineRule="auto" w:after="200" w:before="160"/>
+      </w:pPr>
+      <w:r>
+        <w:rPr>
+          <w:rFonts w:ascii="Times New Roman" w:hAnsi="Times New Roman" w:eastAsia="新細明體"/>
           <w:b/>
           <w:i w:val="0"/>
-          <w:sz w:val="24"/>
-        </w:rPr>
-        <w:t>第一節　問題意識與研究提問</w:t>
-      </w:r>
-      <w:r>
-        <w:rPr>
-          <w:rFonts w:ascii="Times New Roman" w:hAnsi="Times New Roman" w:eastAsia="新細明體"/>
-          <w:b w:val="0"/>
-          <w:i w:val="0"/>
-          <w:sz w:val="24"/>
-        </w:rPr>
-        <w:t>：兩段一向分開講述的歷史；為何從歷史比較起手而非從理論起手；三層提問（源頭、生成、意義）。</w:t>
+          <w:sz w:val="26"/>
+        </w:rPr>
+        <w:t>第一章　研究方法與文獻回顧</w:t>
       </w:r>
     </w:p>
     <w:p>
@@ -1811,16 +1820,16 @@
           <w:i w:val="0"/>
           <w:sz w:val="24"/>
         </w:rPr>
-        <w:t>第二節　文獻回顧與研究缺口</w:t>
-      </w:r>
-      <w:r>
-        <w:rPr>
-          <w:rFonts w:ascii="Times New Roman" w:hAnsi="Times New Roman" w:eastAsia="新細明體"/>
-          <w:b w:val="0"/>
-          <w:i w:val="0"/>
-          <w:sz w:val="24"/>
-        </w:rPr>
-        <w:t>：四個領域逐一檢視——東亞近代宗教變革的比較史、台灣佛教史與人間佛教研究、台灣基督教史與本土神學研究、戰後佛耶關係與跨宗教研究；指出四者各自成史而未曾接合，以及傳道、王憲治兩條線索的研究空白。</w:t>
+        <w:t>第一節　問題意識與研究提問</w:t>
+      </w:r>
+      <w:r>
+        <w:rPr>
+          <w:rFonts w:ascii="Times New Roman" w:hAnsi="Times New Roman" w:eastAsia="新細明體"/>
+          <w:b w:val="0"/>
+          <w:i w:val="0"/>
+          <w:sz w:val="24"/>
+        </w:rPr>
+        <w:t>：兩段一向分開講述的歷史；為何從歷史比較起手而非從理論起手；三層提問（源頭、生成、意義）。</w:t>
       </w:r>
     </w:p>
     <w:p>
@@ -1835,16 +1844,16 @@
           <w:i w:val="0"/>
           <w:sz w:val="24"/>
         </w:rPr>
-        <w:t>第三節　研究方法</w:t>
-      </w:r>
-      <w:r>
-        <w:rPr>
-          <w:rFonts w:ascii="Times New Roman" w:hAnsi="Times New Roman" w:eastAsia="新細明體"/>
-          <w:b w:val="0"/>
-          <w:i w:val="0"/>
-          <w:sz w:val="24"/>
-        </w:rPr>
-        <w:t>：宗教史比較的比較單位如何界定；思想史與概念史對關鍵詞的追蹤；文獻史料學的兩項使用原則；口述歷史的定位與倫理程序。</w:t>
+        <w:t>第二節　文獻回顧與研究缺口</w:t>
+      </w:r>
+      <w:r>
+        <w:rPr>
+          <w:rFonts w:ascii="Times New Roman" w:hAnsi="Times New Roman" w:eastAsia="新細明體"/>
+          <w:b w:val="0"/>
+          <w:i w:val="0"/>
+          <w:sz w:val="24"/>
+        </w:rPr>
+        <w:t>：四個領域逐一檢視——東亞近代宗教變革的比較史、台灣佛教史與人間佛教研究、台灣基督教史與本土神學研究、戰後佛耶關係與跨宗教研究；指出四者各自成史而未曾接合，以及傳道、王憲治兩條線索的研究空白。</w:t>
       </w:r>
     </w:p>
     <w:p>
@@ -1859,16 +1868,16 @@
           <w:i w:val="0"/>
           <w:sz w:val="24"/>
         </w:rPr>
-        <w:t>第四節　史料來源、研究範圍與研究限制</w:t>
-      </w:r>
-      <w:r>
-        <w:rPr>
-          <w:rFonts w:ascii="Times New Roman" w:hAnsi="Times New Roman" w:eastAsia="新細明體"/>
-          <w:b w:val="0"/>
-          <w:i w:val="0"/>
-          <w:sz w:val="24"/>
-        </w:rPr>
-        <w:t>：佛教、基督教、跨宗教三大史料群；時間與空間的斷限；本研究在日韓一手史料、口述記憶與信眾層次上的限制。</w:t>
+        <w:t>第三節　研究方法</w:t>
+      </w:r>
+      <w:r>
+        <w:rPr>
+          <w:rFonts w:ascii="Times New Roman" w:hAnsi="Times New Roman" w:eastAsia="新細明體"/>
+          <w:b w:val="0"/>
+          <w:i w:val="0"/>
+          <w:sz w:val="24"/>
+        </w:rPr>
+        <w:t>：宗教史比較的比較單位如何界定；思想史與概念史對關鍵詞的追蹤；文獻史料學的兩項使用原則；口述歷史的定位與倫理程序。</w:t>
       </w:r>
     </w:p>
     <w:p>
@@ -1883,30 +1892,16 @@
           <w:i w:val="0"/>
           <w:sz w:val="24"/>
         </w:rPr>
-        <w:t>第五節　名詞界定</w:t>
-      </w:r>
-      <w:r>
-        <w:rPr>
-          <w:rFonts w:ascii="Times New Roman" w:hAnsi="Times New Roman" w:eastAsia="新細明體"/>
-          <w:b w:val="0"/>
-          <w:i w:val="0"/>
-          <w:sz w:val="24"/>
-        </w:rPr>
-        <w:t>：人間性、公共性、公共神學、人間宗教——說明本研究在何種意義上使用這些詞，以及它們與世俗化、政治參與、社會運動的分野。</w:t>
-      </w:r>
-    </w:p>
-    <w:p>
-      <w:pPr>
-        <w:spacing w:line="360" w:lineRule="auto" w:after="200" w:before="160"/>
-      </w:pPr>
-      <w:r>
-        <w:rPr>
-          <w:rFonts w:ascii="Times New Roman" w:hAnsi="Times New Roman" w:eastAsia="新細明體"/>
-          <w:b/>
-          <w:i w:val="0"/>
-          <w:sz w:val="26"/>
-        </w:rPr>
-        <w:t>第二章　東亞近代宗教變革：復興的共同源頭</w:t>
+        <w:t>第四節　史料來源、研究範圍與研究限制</w:t>
+      </w:r>
+      <w:r>
+        <w:rPr>
+          <w:rFonts w:ascii="Times New Roman" w:hAnsi="Times New Roman" w:eastAsia="新細明體"/>
+          <w:b w:val="0"/>
+          <w:i w:val="0"/>
+          <w:sz w:val="24"/>
+        </w:rPr>
+        <w:t>：佛教、基督教、跨宗教三大史料群；時間與空間的斷限；本研究在日韓一手史料、口述記憶與信眾層次上的限制。</w:t>
       </w:r>
     </w:p>
     <w:p>
@@ -1921,16 +1916,30 @@
           <w:i w:val="0"/>
           <w:sz w:val="24"/>
         </w:rPr>
-        <w:t>第一節　共同的歷史條件</w:t>
-      </w:r>
-      <w:r>
-        <w:rPr>
-          <w:rFonts w:ascii="Times New Roman" w:hAnsi="Times New Roman" w:eastAsia="新細明體"/>
-          <w:b w:val="0"/>
-          <w:i w:val="0"/>
-          <w:sz w:val="24"/>
-        </w:rPr>
-        <w:t>：一次大戰後民族自決思潮席捲東亞，殖民體制與帝國秩序同時鬆動又收緊；社會主義與美國社會福音思潮先後傳入；此前十九世紀末以來近代國家對宗教財產與制度的整編（日本神佛分離與廢佛毀釋的餘波、中國廟產興學、朝鮮總督府的宗教政策、台灣總督府的寺廟整理）已使各地宗教陷於存亡與正當性的雙重危機——民族主義浪潮與宗教復興因此在一九二〇年代前後同時發生，這是本章比較的共同起點。</w:t>
+        <w:t>第五節　名詞界定</w:t>
+      </w:r>
+      <w:r>
+        <w:rPr>
+          <w:rFonts w:ascii="Times New Roman" w:hAnsi="Times New Roman" w:eastAsia="新細明體"/>
+          <w:b w:val="0"/>
+          <w:i w:val="0"/>
+          <w:sz w:val="24"/>
+        </w:rPr>
+        <w:t>：人間性、公共性、公共神學、人間宗教——說明本研究在何種意義上使用這些詞，以及它們與世俗化、政治參與、社會運動的分野。</w:t>
+      </w:r>
+    </w:p>
+    <w:p>
+      <w:pPr>
+        <w:spacing w:line="360" w:lineRule="auto" w:after="200" w:before="160"/>
+      </w:pPr>
+      <w:r>
+        <w:rPr>
+          <w:rFonts w:ascii="Times New Roman" w:hAnsi="Times New Roman" w:eastAsia="新細明體"/>
+          <w:b/>
+          <w:i w:val="0"/>
+          <w:sz w:val="26"/>
+        </w:rPr>
+        <w:t>第二章　東亞近代宗教變革：復興的共同源頭</w:t>
       </w:r>
     </w:p>
     <w:p>
@@ -1945,16 +1954,16 @@
           <w:i w:val="0"/>
           <w:sz w:val="24"/>
         </w:rPr>
-        <w:t>第二節　日本：改革與左翼的兩條線</w:t>
-      </w:r>
-      <w:r>
-        <w:rPr>
-          <w:rFonts w:ascii="Times New Roman" w:hAnsi="Times New Roman" w:eastAsia="新細明體"/>
-          <w:b w:val="0"/>
-          <w:i w:val="0"/>
-          <w:sz w:val="24"/>
-        </w:rPr>
-        <w:t>：大正民主下的宗教社會運動，其思想前身為清沢満之的精神主義與新佛教徒運動；日蓮主義的國家化與其反面；內村鑑三的無教會主義與矢內原忠雄的批判傳統；賀川豐彥的基督教社會運動；妹尾義郎與新興佛教青年同盟。說明「宗教的社會化」在日本何以同時開出國家主義與社會主義兩種方向。</w:t>
+        <w:t>第一節　共同的歷史條件</w:t>
+      </w:r>
+      <w:r>
+        <w:rPr>
+          <w:rFonts w:ascii="Times New Roman" w:hAnsi="Times New Roman" w:eastAsia="新細明體"/>
+          <w:b w:val="0"/>
+          <w:i w:val="0"/>
+          <w:sz w:val="24"/>
+        </w:rPr>
+        <w:t>：一次大戰後民族自決思潮席捲東亞，殖民體制與帝國秩序同時鬆動又收緊；社會主義與美國社會福音思潮先後傳入；此前十九世紀末以來近代國家對宗教財產與制度的整編（日本神佛分離與廢佛毀釋的餘波、中國廟產興學、朝鮮總督府的宗教政策、台灣總督府的寺廟整理）已使各地宗教陷於存亡與正當性的雙重危機——民族主義浪潮與宗教復興因此在一九二〇年代前後同時發生，這是本章比較的共同起點。</w:t>
       </w:r>
     </w:p>
     <w:p>
@@ -1969,16 +1978,16 @@
           <w:i w:val="0"/>
           <w:sz w:val="24"/>
         </w:rPr>
-        <w:t>第三節　中國：從存亡危機到佛教革命與社會福音</w:t>
-      </w:r>
-      <w:r>
-        <w:rPr>
-          <w:rFonts w:ascii="Times New Roman" w:hAnsi="Times New Roman" w:eastAsia="新細明體"/>
-          <w:b w:val="0"/>
-          <w:i w:val="0"/>
-          <w:sz w:val="24"/>
-        </w:rPr>
-        <w:t>：廟產興學危機與佛教界的組織性回應；太虛的三大革命與人生佛教；吳耀宗與青年會系統的社會福音路線。指出「革命」語彙如何同時進入佛教與基督教的自我表述。</w:t>
+        <w:t>第二節　日本：改革與左翼的兩條線</w:t>
+      </w:r>
+      <w:r>
+        <w:rPr>
+          <w:rFonts w:ascii="Times New Roman" w:hAnsi="Times New Roman" w:eastAsia="新細明體"/>
+          <w:b w:val="0"/>
+          <w:i w:val="0"/>
+          <w:sz w:val="24"/>
+        </w:rPr>
+        <w:t>：大正民主下的宗教社會運動，其思想前身為清沢満之的精神主義與新佛教徒運動；日蓮主義的國家化與其反面；內村鑑三的無教會主義與矢內原忠雄的批判傳統；賀川豐彥的基督教社會運動；妹尾義郎與新興佛教青年同盟。說明「宗教的社會化」在日本何以同時開出國家主義與社會主義兩種方向。</w:t>
       </w:r>
     </w:p>
     <w:p>
@@ -1993,16 +2002,16 @@
           <w:i w:val="0"/>
           <w:sz w:val="24"/>
         </w:rPr>
-        <w:t>第四節　朝鮮：三一運動中的跨宗教結盟</w:t>
-      </w:r>
-      <w:r>
-        <w:rPr>
-          <w:rFonts w:ascii="Times New Roman" w:hAnsi="Times New Roman" w:eastAsia="新細明體"/>
-          <w:b w:val="0"/>
-          <w:i w:val="0"/>
-          <w:sz w:val="24"/>
-        </w:rPr>
-        <w:t>：東學至天道教的轉化；一九一九年獨立宣言簽署者的宗教組成所顯示的結盟事實；韓龍雲的佛教維新論；此一經驗如何成為民眾神學的前史。</w:t>
+        <w:t>第三節　中國：從存亡危機到佛教革命與社會福音</w:t>
+      </w:r>
+      <w:r>
+        <w:rPr>
+          <w:rFonts w:ascii="Times New Roman" w:hAnsi="Times New Roman" w:eastAsia="新細明體"/>
+          <w:b w:val="0"/>
+          <w:i w:val="0"/>
+          <w:sz w:val="24"/>
+        </w:rPr>
+        <w:t>：廟產興學危機與佛教界的組織性回應；太虛的三大革命與人生佛教；吳耀宗與青年會系統的社會福音路線。指出「革命」語彙如何同時進入佛教與基督教的自我表述。</w:t>
       </w:r>
     </w:p>
     <w:p>
@@ -2017,16 +2026,16 @@
           <w:i w:val="0"/>
           <w:sz w:val="24"/>
         </w:rPr>
-        <w:t>第五節　台灣：新文化運動中的宗教覺醒</w:t>
-      </w:r>
-      <w:r>
-        <w:rPr>
-          <w:rFonts w:ascii="Times New Roman" w:hAnsi="Times New Roman" w:eastAsia="新細明體"/>
-          <w:b w:val="0"/>
-          <w:i w:val="0"/>
-          <w:sz w:val="24"/>
-        </w:rPr>
-        <w:t>：台灣文化協會與新文化運動的宗教面向；林秋梧（證峰）的社會主義佛教論述；南瀛佛教會體制下的僧侶教育；長老教會自日治時期起的自立運動與教育事業。</w:t>
+        <w:t>第四節　朝鮮：三一運動中的跨宗教結盟</w:t>
+      </w:r>
+      <w:r>
+        <w:rPr>
+          <w:rFonts w:ascii="Times New Roman" w:hAnsi="Times New Roman" w:eastAsia="新細明體"/>
+          <w:b w:val="0"/>
+          <w:i w:val="0"/>
+          <w:sz w:val="24"/>
+        </w:rPr>
+        <w:t>：東學至天道教的轉化；一九一九年獨立宣言簽署者的宗教組成所顯示的結盟事實；韓龍雲的佛教維新論；此一經驗如何成為民眾神學的前史。</w:t>
       </w:r>
     </w:p>
     <w:p>
@@ -2041,30 +2050,16 @@
           <w:i w:val="0"/>
           <w:sz w:val="24"/>
         </w:rPr>
-        <w:t>第六節　比較與歸納</w:t>
-      </w:r>
-      <w:r>
-        <w:rPr>
-          <w:rFonts w:ascii="Times New Roman" w:hAnsi="Times New Roman" w:eastAsia="新細明體"/>
-          <w:b w:val="0"/>
-          <w:i w:val="0"/>
-          <w:sz w:val="24"/>
-        </w:rPr>
-        <w:t>：四地共享的三項條件（國家整編、殖民或半殖民處境、外來社會思潮）與兩項差異變項（宗教與國家的既有關係、殖民者與被殖民者的宗教歸屬）；「入世」作為共同轉向，其性質是回應性的、跨宗教的、且與民族處境緊密綁定。此結論構成第三、四章的歷史前提。</w:t>
-      </w:r>
-    </w:p>
-    <w:p>
-      <w:pPr>
-        <w:spacing w:line="360" w:lineRule="auto" w:after="200" w:before="160"/>
-      </w:pPr>
-      <w:r>
-        <w:rPr>
-          <w:rFonts w:ascii="Times New Roman" w:hAnsi="Times New Roman" w:eastAsia="新細明體"/>
-          <w:b/>
-          <w:i w:val="0"/>
-          <w:sz w:val="26"/>
-        </w:rPr>
-        <w:t>第三章　人間佛教在台灣的發展：太虛、印順、傳道、昭慧</w:t>
+        <w:t>第五節　台灣：新文化運動中的宗教覺醒</w:t>
+      </w:r>
+      <w:r>
+        <w:rPr>
+          <w:rFonts w:ascii="Times New Roman" w:hAnsi="Times New Roman" w:eastAsia="新細明體"/>
+          <w:b w:val="0"/>
+          <w:i w:val="0"/>
+          <w:sz w:val="24"/>
+        </w:rPr>
+        <w:t>：台灣文化協會與新文化運動的宗教面向；林秋梧（證峰）的社會主義佛教論述；南瀛佛教會體制下的僧侶教育；長老教會自日治時期起的自立運動與教育事業。</w:t>
       </w:r>
     </w:p>
     <w:p>
@@ -2079,16 +2074,30 @@
           <w:i w:val="0"/>
           <w:sz w:val="24"/>
         </w:rPr>
-        <w:t>第一節　太虛與佛教革命的提出</w:t>
-      </w:r>
-      <w:r>
-        <w:rPr>
-          <w:rFonts w:ascii="Times New Roman" w:hAnsi="Times New Roman" w:eastAsia="新細明體"/>
-          <w:b w:val="0"/>
-          <w:i w:val="0"/>
-          <w:sz w:val="24"/>
-        </w:rPr>
-        <w:t>：教理、教制、教產三大革命的內容與其制度上的受挫；「人生佛教」的提出與其對天乘及鬼神信仰的批判；太虛路線在戰後台灣的殘留與轉化。</w:t>
+        <w:t>第六節　比較與歸納</w:t>
+      </w:r>
+      <w:r>
+        <w:rPr>
+          <w:rFonts w:ascii="Times New Roman" w:hAnsi="Times New Roman" w:eastAsia="新細明體"/>
+          <w:b w:val="0"/>
+          <w:i w:val="0"/>
+          <w:sz w:val="24"/>
+        </w:rPr>
+        <w:t>：四地共享的三項條件（國家整編、殖民或半殖民處境、外來社會思潮）與兩項差異變項（宗教與國家的既有關係、殖民者與被殖民者的宗教歸屬）；「入世」作為共同轉向，其性質是回應性的、跨宗教的、且與民族處境緊密綁定。此結論構成第三、四章的歷史前提。</w:t>
+      </w:r>
+    </w:p>
+    <w:p>
+      <w:pPr>
+        <w:spacing w:line="360" w:lineRule="auto" w:after="200" w:before="160"/>
+      </w:pPr>
+      <w:r>
+        <w:rPr>
+          <w:rFonts w:ascii="Times New Roman" w:hAnsi="Times New Roman" w:eastAsia="新細明體"/>
+          <w:b/>
+          <w:i w:val="0"/>
+          <w:sz w:val="26"/>
+        </w:rPr>
+        <w:t>第三章　人間佛教在台灣的發展：太虛、印順、傳道、昭慧</w:t>
       </w:r>
     </w:p>
     <w:p>
@@ -2103,16 +2112,16 @@
           <w:i w:val="0"/>
           <w:sz w:val="24"/>
         </w:rPr>
-        <w:t>第二節　印順與「人間佛教」範式的確立</w:t>
-      </w:r>
-      <w:r>
-        <w:rPr>
-          <w:rFonts w:ascii="Times New Roman" w:hAnsi="Times New Roman" w:eastAsia="新細明體"/>
-          <w:b w:val="0"/>
-          <w:i w:val="0"/>
-          <w:sz w:val="24"/>
-        </w:rPr>
-        <w:t>：以教史研究重新界定佛教的核心關懷；《印度之佛教》至《印度佛教思想史》的教史重詮工程；〈契理契機之人間佛教〉所確立的方法論；「此時、此地、此人」何以不是世俗化的讓步，而是對佛陀本懷與初期大乘精神的重新宣稱。</w:t>
+        <w:t>第一節　太虛與佛教革命的提出</w:t>
+      </w:r>
+      <w:r>
+        <w:rPr>
+          <w:rFonts w:ascii="Times New Roman" w:hAnsi="Times New Roman" w:eastAsia="新細明體"/>
+          <w:b w:val="0"/>
+          <w:i w:val="0"/>
+          <w:sz w:val="24"/>
+        </w:rPr>
+        <w:t>：教理、教制、教產三大革命的內容與其制度上的受挫；「人生佛教」的提出與其對天乘及鬼神信仰的批判；太虛路線在戰後台灣的殘留與轉化。</w:t>
       </w:r>
     </w:p>
     <w:p>
@@ -2127,16 +2136,16 @@
           <w:i w:val="0"/>
           <w:sz w:val="24"/>
         </w:rPr>
-        <w:t>第三節　傳道與妙心寺路線的在地實踐</w:t>
-      </w:r>
-      <w:r>
-        <w:rPr>
-          <w:rFonts w:ascii="Times New Roman" w:hAnsi="Times New Roman" w:eastAsia="新細明體"/>
-          <w:b w:val="0"/>
-          <w:i w:val="0"/>
-          <w:sz w:val="24"/>
-        </w:rPr>
-        <w:t>：台語弘法與在地語言的宗教意義；《妙心雜誌》與中華佛教百科文獻基金會的文獻事業；環境、社區與教育議題上的參與；作為印順學派三大法系之一，妙心寺一系與弘誓一系在實踐取向上的分工與差異。</w:t>
+        <w:t>第二節　印順與「人間佛教」範式的確立</w:t>
+      </w:r>
+      <w:r>
+        <w:rPr>
+          <w:rFonts w:ascii="Times New Roman" w:hAnsi="Times New Roman" w:eastAsia="新細明體"/>
+          <w:b w:val="0"/>
+          <w:i w:val="0"/>
+          <w:sz w:val="24"/>
+        </w:rPr>
+        <w:t>：以教史研究重新界定佛教的核心關懷；《印度之佛教》至《印度佛教思想史》的教史重詮工程；〈契理契機之人間佛教〉所確立的方法論；「此時、此地、此人」何以不是世俗化的讓步，而是對佛陀本懷與初期大乘精神的重新宣稱。</w:t>
       </w:r>
     </w:p>
     <w:p>
@@ -2151,16 +2160,16 @@
           <w:i w:val="0"/>
           <w:sz w:val="24"/>
         </w:rPr>
-        <w:t>第四節　昭慧與佛教倫理的公共化</w:t>
-      </w:r>
-      <w:r>
-        <w:rPr>
-          <w:rFonts w:ascii="Times New Roman" w:hAnsi="Times New Roman" w:eastAsia="新細明體"/>
-          <w:b w:val="0"/>
-          <w:i w:val="0"/>
-          <w:sz w:val="24"/>
-        </w:rPr>
-        <w:t>：律學重詮與教內體制改革（含廢除八敬法的訴求及其爭議）；從護教運動到社會運動的路徑；《佛教倫理學》至《佛教規範倫理學》的體系化，如何把佛教立場轉譯為可與世俗倫理學對話的公共論述。</w:t>
+        <w:t>第三節　傳道與妙心寺路線的在地實踐</w:t>
+      </w:r>
+      <w:r>
+        <w:rPr>
+          <w:rFonts w:ascii="Times New Roman" w:hAnsi="Times New Roman" w:eastAsia="新細明體"/>
+          <w:b w:val="0"/>
+          <w:i w:val="0"/>
+          <w:sz w:val="24"/>
+        </w:rPr>
+        <w:t>：台語弘法與在地語言的宗教意義；《妙心雜誌》與中華佛教百科文獻基金會的文獻事業；環境、社區與教育議題上的參與；作為印順學派三大法系之一，妙心寺一系與弘誓一系在實踐取向上的分工與差異。</w:t>
       </w:r>
     </w:p>
     <w:p>
@@ -2175,30 +2184,16 @@
           <w:i w:val="0"/>
           <w:sz w:val="24"/>
         </w:rPr>
-        <w:t>第五節　小結</w:t>
-      </w:r>
-      <w:r>
-        <w:rPr>
-          <w:rFonts w:ascii="Times New Roman" w:hAnsi="Times New Roman" w:eastAsia="新細明體"/>
-          <w:b w:val="0"/>
-          <w:i w:val="0"/>
-          <w:sz w:val="24"/>
-        </w:rPr>
-        <w:t>：佛教公共性與人間性的生成機制——危機中的改革發動、教史與教理的重新詮釋、在地語言與草根組織的落實、倫理論述的建制化與公共化。</w:t>
-      </w:r>
-    </w:p>
-    <w:p>
-      <w:pPr>
-        <w:spacing w:line="360" w:lineRule="auto" w:after="200" w:before="160"/>
-      </w:pPr>
-      <w:r>
-        <w:rPr>
-          <w:rFonts w:ascii="Times New Roman" w:hAnsi="Times New Roman" w:eastAsia="新細明體"/>
-          <w:b/>
-          <w:i w:val="0"/>
-          <w:sz w:val="26"/>
-        </w:rPr>
-        <w:t>第四章　台灣長老教會的公共神學發展：黃彰輝、宋泉盛、王憲治、黃伯和</w:t>
+        <w:t>第四節　昭慧與佛教倫理的公共化</w:t>
+      </w:r>
+      <w:r>
+        <w:rPr>
+          <w:rFonts w:ascii="Times New Roman" w:hAnsi="Times New Roman" w:eastAsia="新細明體"/>
+          <w:b w:val="0"/>
+          <w:i w:val="0"/>
+          <w:sz w:val="24"/>
+        </w:rPr>
+        <w:t>：律學重詮與教內體制改革（含廢除八敬法的訴求及其爭議）；從護教運動到社會運動的路徑；《佛教倫理學》至《佛教規範倫理學》的體系化，如何把佛教立場轉譯為可與世俗倫理學對話的公共論述。</w:t>
       </w:r>
     </w:p>
     <w:p>
@@ -2213,16 +2208,30 @@
           <w:i w:val="0"/>
           <w:sz w:val="24"/>
         </w:rPr>
-        <w:t>第一節　從自立到實況：公共性的體制條件</w:t>
-      </w:r>
-      <w:r>
-        <w:rPr>
-          <w:rFonts w:ascii="Times New Roman" w:hAnsi="Times New Roman" w:eastAsia="新細明體"/>
-          <w:b w:val="0"/>
-          <w:i w:val="0"/>
-          <w:sz w:val="24"/>
-        </w:rPr>
-        <w:t>：長老教會自日治時期的自立運動、戰後的在地認同轉折，到一九七〇年代〈國是聲明〉、〈我們的呼籲〉、〈人權宣言〉三大聲明的形成；教育、醫療與地方教會網絡如何構成公共介入的組織基礎。</w:t>
+        <w:t>第五節　小結</w:t>
+      </w:r>
+      <w:r>
+        <w:rPr>
+          <w:rFonts w:ascii="Times New Roman" w:hAnsi="Times New Roman" w:eastAsia="新細明體"/>
+          <w:b w:val="0"/>
+          <w:i w:val="0"/>
+          <w:sz w:val="24"/>
+        </w:rPr>
+        <w:t>：佛教公共性與人間性的生成機制——危機中的改革發動、教史與教理的重新詮釋、在地語言與草根組織的落實、倫理論述的建制化與公共化。</w:t>
+      </w:r>
+    </w:p>
+    <w:p>
+      <w:pPr>
+        <w:spacing w:line="360" w:lineRule="auto" w:after="200" w:before="160"/>
+      </w:pPr>
+      <w:r>
+        <w:rPr>
+          <w:rFonts w:ascii="Times New Roman" w:hAnsi="Times New Roman" w:eastAsia="新細明體"/>
+          <w:b/>
+          <w:i w:val="0"/>
+          <w:sz w:val="26"/>
+        </w:rPr>
+        <w:t>第四章　台灣長老教會的公共神學發展：黃彰輝、宋泉盛、王憲治、黃伯和</w:t>
       </w:r>
     </w:p>
     <w:p>
@@ -2237,16 +2246,16 @@
           <w:i w:val="0"/>
           <w:sz w:val="24"/>
         </w:rPr>
-        <w:t>第二節　黃彰輝與「實況化」概念的鑄造</w:t>
-      </w:r>
-      <w:r>
-        <w:rPr>
-          <w:rFonts w:ascii="Times New Roman" w:hAnsi="Times New Roman" w:eastAsia="新細明體"/>
-          <w:b w:val="0"/>
-          <w:i w:val="0"/>
-          <w:sz w:val="24"/>
-        </w:rPr>
-        <w:t>：自台南神學院復校至普世教會協會神學教育基金會；「實況化」（contextualization）相對於「本色化」（indigenization）的概念轉折；台灣經驗如何成為一個普世神學概念的來源；一九七〇年代台灣人民自決運動中的角色。</w:t>
+        <w:t>第一節　從自立到實況：公共性的體制條件</w:t>
+      </w:r>
+      <w:r>
+        <w:rPr>
+          <w:rFonts w:ascii="Times New Roman" w:hAnsi="Times New Roman" w:eastAsia="新細明體"/>
+          <w:b w:val="0"/>
+          <w:i w:val="0"/>
+          <w:sz w:val="24"/>
+        </w:rPr>
+        <w:t>：長老教會自日治時期的自立運動、戰後的在地認同轉折，到一九七〇年代〈國是聲明〉、〈我們的呼籲〉、〈人權宣言〉三大聲明的形成；教育、醫療與地方教會網絡如何構成公共介入的組織基礎。</w:t>
       </w:r>
     </w:p>
     <w:p>
@@ -2261,16 +2270,16 @@
           <w:i w:val="0"/>
           <w:sz w:val="24"/>
         </w:rPr>
-        <w:t>第三節　宋泉盛與亞洲受苦經驗的神學轉譯</w:t>
-      </w:r>
-      <w:r>
-        <w:rPr>
-          <w:rFonts w:ascii="Times New Roman" w:hAnsi="Times New Roman" w:eastAsia="新細明體"/>
-          <w:b w:val="0"/>
-          <w:i w:val="0"/>
-          <w:sz w:val="24"/>
-        </w:rPr>
-        <w:t>：以亞洲民間故事與受苦記憶作為神學材料；《第三眼神學》至《耶穌，被釘十字架的人民》的方法演進；在普世教會協會體制內的位置與影響。</w:t>
+        <w:t>第二節　黃彰輝與「實況化」概念的鑄造</w:t>
+      </w:r>
+      <w:r>
+        <w:rPr>
+          <w:rFonts w:ascii="Times New Roman" w:hAnsi="Times New Roman" w:eastAsia="新細明體"/>
+          <w:b w:val="0"/>
+          <w:i w:val="0"/>
+          <w:sz w:val="24"/>
+        </w:rPr>
+        <w:t>：自台南神學院復校至普世教會協會神學教育基金會；「實況化」（contextualization）相對於「本色化」（indigenization）的概念轉折；台灣經驗如何成為一個普世神學概念的來源；一九七〇年代台灣人民自決運動中的角色。</w:t>
       </w:r>
     </w:p>
     <w:p>
@@ -2285,16 +2294,16 @@
           <w:i w:val="0"/>
           <w:sz w:val="24"/>
         </w:rPr>
-        <w:t>第四節　王憲治與台灣鄉土神學</w:t>
-      </w:r>
-      <w:r>
-        <w:rPr>
-          <w:rFonts w:ascii="Times New Roman" w:hAnsi="Times New Roman" w:eastAsia="新細明體"/>
-          <w:b w:val="0"/>
-          <w:i w:val="0"/>
-          <w:sz w:val="24"/>
-        </w:rPr>
-        <w:t>：《台灣鄉土神學論文集》的問題架構——人民、鄉土、權力、上帝四主題；鄉土神學與自決論述的接合；南神教學現場作為神學生產的場所；此一路線因其早逝而中斷的部分，以及由誰承接。</w:t>
+        <w:t>第三節　宋泉盛與亞洲受苦經驗的神學轉譯</w:t>
+      </w:r>
+      <w:r>
+        <w:rPr>
+          <w:rFonts w:ascii="Times New Roman" w:hAnsi="Times New Roman" w:eastAsia="新細明體"/>
+          <w:b w:val="0"/>
+          <w:i w:val="0"/>
+          <w:sz w:val="24"/>
+        </w:rPr>
+        <w:t>：以亞洲民間故事與受苦記憶作為神學材料；《第三眼神學》至《耶穌，被釘十字架的人民》的方法演進；在普世教會協會體制內的位置與影響。</w:t>
       </w:r>
     </w:p>
     <w:p>
@@ -2309,16 +2318,16 @@
           <w:i w:val="0"/>
           <w:sz w:val="24"/>
         </w:rPr>
-        <w:t>第五節　黃伯和與本土神學的體制化</w:t>
-      </w:r>
-      <w:r>
-        <w:rPr>
-          <w:rFonts w:ascii="Times New Roman" w:hAnsi="Times New Roman" w:eastAsia="新細明體"/>
-          <w:b w:val="0"/>
-          <w:i w:val="0"/>
-          <w:sz w:val="24"/>
-        </w:rPr>
-        <w:t>：「出頭天」作為神學範疇的提出；自《宗教與自決》、《奔向出頭天的子民》至二〇二二年五卷本系列的長期工程；神學教育與亞洲普世網絡中的制度性佈局。</w:t>
+        <w:t>第四節　王憲治與台灣鄉土神學</w:t>
+      </w:r>
+      <w:r>
+        <w:rPr>
+          <w:rFonts w:ascii="Times New Roman" w:hAnsi="Times New Roman" w:eastAsia="新細明體"/>
+          <w:b w:val="0"/>
+          <w:i w:val="0"/>
+          <w:sz w:val="24"/>
+        </w:rPr>
+        <w:t>：《台灣鄉土神學論文集》的問題架構——人民、鄉土、權力、上帝四主題；鄉土神學與自決論述的接合；南神教學現場作為神學生產的場所；此一路線因其早逝而中斷的部分，以及由誰承接。</w:t>
       </w:r>
     </w:p>
     <w:p>
@@ -2333,30 +2342,16 @@
           <w:i w:val="0"/>
           <w:sz w:val="24"/>
         </w:rPr>
-        <w:t>第六節　小結</w:t>
-      </w:r>
-      <w:r>
-        <w:rPr>
-          <w:rFonts w:ascii="Times New Roman" w:hAnsi="Times New Roman" w:eastAsia="新細明體"/>
-          <w:b w:val="0"/>
-          <w:i w:val="0"/>
-          <w:sz w:val="24"/>
-        </w:rPr>
-        <w:t>：基督教公共性與人間性的生成機制——同一四段結構在長老教會脈絡中的具體形態。</w:t>
-      </w:r>
-    </w:p>
-    <w:p>
-      <w:pPr>
-        <w:spacing w:line="360" w:lineRule="auto" w:after="200" w:before="160"/>
-      </w:pPr>
-      <w:r>
-        <w:rPr>
-          <w:rFonts w:ascii="Times New Roman" w:hAnsi="Times New Roman" w:eastAsia="新細明體"/>
-          <w:b/>
-          <w:i w:val="0"/>
-          <w:sz w:val="26"/>
-        </w:rPr>
-        <w:t>第五章　人間佛教與公共神學之比較</w:t>
+        <w:t>第五節　黃伯和與本土神學的體制化</w:t>
+      </w:r>
+      <w:r>
+        <w:rPr>
+          <w:rFonts w:ascii="Times New Roman" w:hAnsi="Times New Roman" w:eastAsia="新細明體"/>
+          <w:b w:val="0"/>
+          <w:i w:val="0"/>
+          <w:sz w:val="24"/>
+        </w:rPr>
+        <w:t>：「出頭天」作為神學範疇的提出；自《宗教與自決》、《奔向出頭天的子民》至二〇二二年五卷本系列的長期工程；神學教育與亞洲普世網絡中的制度性佈局。</w:t>
       </w:r>
     </w:p>
     <w:p>
@@ -2371,16 +2366,30 @@
           <w:i w:val="0"/>
           <w:sz w:val="24"/>
         </w:rPr>
-        <w:t>第一節　生成機制的比較</w:t>
-      </w:r>
-      <w:r>
-        <w:rPr>
-          <w:rFonts w:ascii="Times New Roman" w:hAnsi="Times New Roman" w:eastAsia="新細明體"/>
-          <w:b w:val="0"/>
-          <w:i w:val="0"/>
-          <w:sz w:val="24"/>
-        </w:rPr>
-        <w:t>：兩條系譜在「發動—詮釋—落地—建制」四個位置上的對應；此一同構由哪些共同的歷史條件促成，而非出於彼此模仿。</w:t>
+        <w:t>第六節　小結</w:t>
+      </w:r>
+      <w:r>
+        <w:rPr>
+          <w:rFonts w:ascii="Times New Roman" w:hAnsi="Times New Roman" w:eastAsia="新細明體"/>
+          <w:b w:val="0"/>
+          <w:i w:val="0"/>
+          <w:sz w:val="24"/>
+        </w:rPr>
+        <w:t>：基督教公共性與人間性的生成機制——同一四段結構在長老教會脈絡中的具體形態。</w:t>
+      </w:r>
+    </w:p>
+    <w:p>
+      <w:pPr>
+        <w:spacing w:line="360" w:lineRule="auto" w:after="200" w:before="160"/>
+      </w:pPr>
+      <w:r>
+        <w:rPr>
+          <w:rFonts w:ascii="Times New Roman" w:hAnsi="Times New Roman" w:eastAsia="新細明體"/>
+          <w:b/>
+          <w:i w:val="0"/>
+          <w:sz w:val="26"/>
+        </w:rPr>
+        <w:t>第五章　人間佛教與公共神學之比較</w:t>
       </w:r>
     </w:p>
     <w:p>
@@ -2395,16 +2404,16 @@
           <w:i w:val="0"/>
           <w:sz w:val="24"/>
         </w:rPr>
-        <w:t>第二節　語彙與概念的比較</w:t>
-      </w:r>
-      <w:r>
-        <w:rPr>
-          <w:rFonts w:ascii="Times New Roman" w:hAnsi="Times New Roman" w:eastAsia="新細明體"/>
-          <w:b w:val="0"/>
-          <w:i w:val="0"/>
-          <w:sz w:val="24"/>
-        </w:rPr>
-        <w:t>：「人生／人間」與「本色化／實況化／鄉土／出頭天」兩組關鍵詞的形成軌跡；兩者如何各自在自身傳統內部取得正當性，而非借用對方或借用世俗語言。</w:t>
+        <w:t>第一節　生成機制的比較</w:t>
+      </w:r>
+      <w:r>
+        <w:rPr>
+          <w:rFonts w:ascii="Times New Roman" w:hAnsi="Times New Roman" w:eastAsia="新細明體"/>
+          <w:b w:val="0"/>
+          <w:i w:val="0"/>
+          <w:sz w:val="24"/>
+        </w:rPr>
+        <w:t>：兩條系譜在「發動—詮釋—落地—建制」四個位置上的對應；此一同構由哪些共同的歷史條件促成，而非出於彼此模仿。</w:t>
       </w:r>
     </w:p>
     <w:p>
@@ -2419,16 +2428,16 @@
           <w:i w:val="0"/>
           <w:sz w:val="24"/>
         </w:rPr>
-        <w:t>第三節　正當性來源的比較</w:t>
-      </w:r>
-      <w:r>
-        <w:rPr>
-          <w:rFonts w:ascii="Times New Roman" w:hAnsi="Times New Roman" w:eastAsia="新細明體"/>
-          <w:b w:val="0"/>
-          <w:i w:val="0"/>
-          <w:sz w:val="24"/>
-        </w:rPr>
-        <w:t>：佛教一線訴諸「回到佛陀本懷」，基督教一線訴諸「回應此時此地的實況」；兩種正當性策略的效力與代價。</w:t>
+        <w:t>第二節　語彙與概念的比較</w:t>
+      </w:r>
+      <w:r>
+        <w:rPr>
+          <w:rFonts w:ascii="Times New Roman" w:hAnsi="Times New Roman" w:eastAsia="新細明體"/>
+          <w:b w:val="0"/>
+          <w:i w:val="0"/>
+          <w:sz w:val="24"/>
+        </w:rPr>
+        <w:t>：「人生／人間」與「本色化／實況化／鄉土／出頭天」兩組關鍵詞的形成軌跡；兩者如何各自在自身傳統內部取得正當性，而非借用對方或借用世俗語言。</w:t>
       </w:r>
     </w:p>
     <w:p>
@@ -2443,16 +2452,16 @@
           <w:i w:val="0"/>
           <w:sz w:val="24"/>
         </w:rPr>
-        <w:t>第四節　組織形態與行動方式的比較</w:t>
-      </w:r>
-      <w:r>
-        <w:rPr>
-          <w:rFonts w:ascii="Times New Roman" w:hAnsi="Times New Roman" w:eastAsia="新細明體"/>
-          <w:b w:val="0"/>
-          <w:i w:val="0"/>
-          <w:sz w:val="24"/>
-        </w:rPr>
-        <w:t>：教團與教會的組織差異如何決定公共介入的形式——佛教一線深嵌於社運與公民團體，基督教一線則較早進入普世體制與政治發言。</w:t>
+        <w:t>第三節　正當性來源的比較</w:t>
+      </w:r>
+      <w:r>
+        <w:rPr>
+          <w:rFonts w:ascii="Times New Roman" w:hAnsi="Times New Roman" w:eastAsia="新細明體"/>
+          <w:b w:val="0"/>
+          <w:i w:val="0"/>
+          <w:sz w:val="24"/>
+        </w:rPr>
+        <w:t>：佛教一線訴諸「回到佛陀本懷」，基督教一線訴諸「回應此時此地的實況」；兩種正當性策略的效力與代價。</w:t>
       </w:r>
     </w:p>
     <w:p>
@@ -2467,30 +2476,16 @@
           <w:i w:val="0"/>
           <w:sz w:val="24"/>
         </w:rPr>
-        <w:t>第五節　小結</w:t>
-      </w:r>
-      <w:r>
-        <w:rPr>
-          <w:rFonts w:ascii="Times New Roman" w:hAnsi="Times New Roman" w:eastAsia="新細明體"/>
-          <w:b w:val="0"/>
-          <w:i w:val="0"/>
-          <w:sz w:val="24"/>
-        </w:rPr>
-        <w:t>：異與同各自的歷史解釋——同構來自共同處境，差異來自傳統資源與組織形態；兩者在「人間性」上的交集，構成第六章範式的立論起點。</w:t>
-      </w:r>
-    </w:p>
-    <w:p>
-      <w:pPr>
-        <w:spacing w:line="360" w:lineRule="auto" w:after="200" w:before="160"/>
-      </w:pPr>
-      <w:r>
-        <w:rPr>
-          <w:rFonts w:ascii="Times New Roman" w:hAnsi="Times New Roman" w:eastAsia="新細明體"/>
-          <w:b/>
-          <w:i w:val="0"/>
-          <w:sz w:val="26"/>
-        </w:rPr>
-        <w:t>第六章　人間宗教的範式</w:t>
+        <w:t>第四節　組織形態與行動方式的比較</w:t>
+      </w:r>
+      <w:r>
+        <w:rPr>
+          <w:rFonts w:ascii="Times New Roman" w:hAnsi="Times New Roman" w:eastAsia="新細明體"/>
+          <w:b w:val="0"/>
+          <w:i w:val="0"/>
+          <w:sz w:val="24"/>
+        </w:rPr>
+        <w:t>：教團與教會的組織差異如何決定公共介入的形式——佛教一線深嵌於社運與公民團體，基督教一線則較早進入普世體制與政治發言。</w:t>
       </w:r>
     </w:p>
     <w:p>
@@ -2505,16 +2500,30 @@
           <w:i w:val="0"/>
           <w:sz w:val="24"/>
         </w:rPr>
-        <w:t>第一節　從歷史歸納到範式命名</w:t>
-      </w:r>
-      <w:r>
-        <w:rPr>
-          <w:rFonts w:ascii="Times New Roman" w:hAnsi="Times New Roman" w:eastAsia="新細明體"/>
-          <w:b w:val="0"/>
-          <w:i w:val="0"/>
-          <w:sz w:val="24"/>
-        </w:rPr>
-        <w:t>：整理前面各章的發現，提出「人間宗教」（Religion of the Human Realm）作為對此一歷史範式的命名，並界定其三項成分：關懷定位於此世、正當性訴諸各自傳統的本源、公共參與作為宗教性實踐本身。</w:t>
+        <w:t>第五節　小結</w:t>
+      </w:r>
+      <w:r>
+        <w:rPr>
+          <w:rFonts w:ascii="Times New Roman" w:hAnsi="Times New Roman" w:eastAsia="新細明體"/>
+          <w:b w:val="0"/>
+          <w:i w:val="0"/>
+          <w:sz w:val="24"/>
+        </w:rPr>
+        <w:t>：異與同各自的歷史解釋——同構來自共同處境，差異來自傳統資源與組織形態；兩者在「人間性」上的交集，構成第六章範式的立論起點。</w:t>
+      </w:r>
+    </w:p>
+    <w:p>
+      <w:pPr>
+        <w:spacing w:line="360" w:lineRule="auto" w:after="200" w:before="160"/>
+      </w:pPr>
+      <w:r>
+        <w:rPr>
+          <w:rFonts w:ascii="Times New Roman" w:hAnsi="Times New Roman" w:eastAsia="新細明體"/>
+          <w:b/>
+          <w:i w:val="0"/>
+          <w:sz w:val="26"/>
+        </w:rPr>
+        <w:t>第六章　人間宗教的範式</w:t>
       </w:r>
     </w:p>
     <w:p>
@@ -2529,16 +2538,16 @@
           <w:i w:val="0"/>
           <w:sz w:val="24"/>
         </w:rPr>
-        <w:t>第二節　從護教論戰到對話：戰後台灣佛耶關係的前兩個階段</w:t>
-      </w:r>
-      <w:r>
-        <w:rPr>
-          <w:rFonts w:ascii="Times New Roman" w:hAnsi="Times New Roman" w:eastAsia="新細明體"/>
-          <w:b w:val="0"/>
-          <w:i w:val="0"/>
-          <w:sz w:val="24"/>
-        </w:rPr>
-        <w:t>：一九五〇至七〇年代的護教論戰（煮雲、聖嚴與吳恩溥、龔天民等人的文獻）及其社會條件——傳教競爭、美援背景、戒嚴體制；一九八〇至九〇年代對話管道的建立，及此期對話為何多停留在教義與靈修層次。</w:t>
+        <w:t>第一節　從歷史歸納到範式命名</w:t>
+      </w:r>
+      <w:r>
+        <w:rPr>
+          <w:rFonts w:ascii="Times New Roman" w:hAnsi="Times New Roman" w:eastAsia="新細明體"/>
+          <w:b w:val="0"/>
+          <w:i w:val="0"/>
+          <w:sz w:val="24"/>
+        </w:rPr>
+        <w:t>：整理前面各章的發現，提出「人間宗教」（Religion of the Human Realm）作為對此一歷史範式的命名，並界定其三項成分：關懷定位於此世、正當性訴諸各自傳統的本源、公共參與作為宗教性實踐本身。</w:t>
       </w:r>
     </w:p>
     <w:p>
@@ -2553,16 +2562,16 @@
           <w:i w:val="0"/>
           <w:sz w:val="24"/>
         </w:rPr>
-        <w:t>第三節　議題結盟：跨宗教合作的當代形態</w:t>
-      </w:r>
-      <w:r>
-        <w:rPr>
-          <w:rFonts w:ascii="Times New Roman" w:hAnsi="Times New Roman" w:eastAsia="新細明體"/>
-          <w:b w:val="0"/>
-          <w:i w:val="0"/>
-          <w:sz w:val="24"/>
-        </w:rPr>
-        <w:t>：二〇〇〇年以降在反賭博合法化、動物保護、廢除死刑、性別平權等議題上的合作；結盟如何在「不談教義、只談議題」的默契下運作；輔以口述歷史，呈現結盟的發起過程、彼此的認知落差，以及行動者如何處理來自各自教內的質疑。</w:t>
+        <w:t>第二節　從護教論戰到對話：戰後台灣佛耶關係的前兩個階段</w:t>
+      </w:r>
+      <w:r>
+        <w:rPr>
+          <w:rFonts w:ascii="Times New Roman" w:hAnsi="Times New Roman" w:eastAsia="新細明體"/>
+          <w:b w:val="0"/>
+          <w:i w:val="0"/>
+          <w:sz w:val="24"/>
+        </w:rPr>
+        <w:t>：一九五〇至七〇年代的護教論戰（煮雲、聖嚴與吳恩溥、龔天民等人的文獻）及其社會條件——傳教競爭、美援背景、戒嚴體制；一九八〇至九〇年代對話管道的建立，及此期對話為何多停留在教義與靈修層次。</w:t>
       </w:r>
     </w:p>
     <w:p>
@@ -2577,16 +2586,16 @@
           <w:i w:val="0"/>
           <w:sz w:val="24"/>
         </w:rPr>
-        <w:t>第四節　人間性的共同作為對話與合作的基礎</w:t>
-      </w:r>
-      <w:r>
-        <w:rPr>
-          <w:rFonts w:ascii="Times New Roman" w:hAnsi="Times New Roman" w:eastAsia="新細明體"/>
-          <w:b w:val="0"/>
-          <w:i w:val="0"/>
-          <w:sz w:val="24"/>
-        </w:rPr>
-        <w:t>：以前兩節的經驗檢證範式——佛教的護生與緣起論述何以能與基督教的先知傳統與人權論述並置而不衝突；為何在「人間」這個共同場域上，合作不需要以教義讓步為前提。這一節說明本研究提出「人間宗教」的實踐意義：它不只是對一段歷史的命名，也是一種可操作的宗教對話與合作模式。</w:t>
+        <w:t>第三節　議題結盟：跨宗教合作的當代形態</w:t>
+      </w:r>
+      <w:r>
+        <w:rPr>
+          <w:rFonts w:ascii="Times New Roman" w:hAnsi="Times New Roman" w:eastAsia="新細明體"/>
+          <w:b w:val="0"/>
+          <w:i w:val="0"/>
+          <w:sz w:val="24"/>
+        </w:rPr>
+        <w:t>：二〇〇〇年以降在反賭博合法化、動物保護、廢除死刑、性別平權等議題上的合作；結盟如何在「不談教義、只談議題」的默契下運作；輔以口述歷史，呈現結盟的發起過程、彼此的認知落差，以及行動者如何處理來自各自教內的質疑。</w:t>
       </w:r>
     </w:p>
     <w:p>
@@ -2601,16 +2610,16 @@
           <w:i w:val="0"/>
           <w:sz w:val="24"/>
         </w:rPr>
-        <w:t>第五節　對宗教學的意義</w:t>
-      </w:r>
-      <w:r>
-        <w:rPr>
-          <w:rFonts w:ascii="Times New Roman" w:hAnsi="Times New Roman" w:eastAsia="新細明體"/>
-          <w:b w:val="0"/>
-          <w:i w:val="0"/>
-          <w:sz w:val="24"/>
-        </w:rPr>
-        <w:t>：以東亞經驗檢討世俗化理論——這裡的宗教並非在現代化中退場，而是藉由入世而復振；並檢討宗教多元論的預設：當比較的基礎由形上學設定改為歷史經驗時，各宗教的主體性得以保全，而對話不必以教義讓步為代價。與希克、尼特、潘尼卡等既有理論的對話以此為限：以歷史材料檢驗理論，而非以理論裁決歷史。</w:t>
+        <w:t>第四節　人間性的共同作為對話與合作的基礎</w:t>
+      </w:r>
+      <w:r>
+        <w:rPr>
+          <w:rFonts w:ascii="Times New Roman" w:hAnsi="Times New Roman" w:eastAsia="新細明體"/>
+          <w:b w:val="0"/>
+          <w:i w:val="0"/>
+          <w:sz w:val="24"/>
+        </w:rPr>
+        <w:t>：以前兩節的經驗檢證範式——佛教的護生與緣起論述何以能與基督教的先知傳統與人權論述並置而不衝突；為何在「人間」這個共同場域上，合作不需要以教義讓步為前提。這一節說明本研究提出「人間宗教」的實踐意義：它不只是對一段歷史的命名，也是一種可操作的宗教對話與合作模式。</w:t>
       </w:r>
     </w:p>
     <w:p>
@@ -2625,16 +2634,16 @@
           <w:i w:val="0"/>
           <w:sz w:val="24"/>
         </w:rPr>
-        <w:t>第六節　對比較神學的意義</w:t>
-      </w:r>
-      <w:r>
-        <w:rPr>
-          <w:rFonts w:ascii="Times New Roman" w:hAnsi="Times New Roman" w:eastAsia="新細明體"/>
-          <w:b w:val="0"/>
-          <w:i w:val="0"/>
-          <w:sz w:val="24"/>
-        </w:rPr>
-        <w:t>：比較神學若以「歷史處境的相似」而非「教義命題的對應」作為比較單位，可以得到什麼？以第三至五章所得的四段結構為例，說明一種以歷史為基礎的比較神學的操作方式。</w:t>
+        <w:t>第五節　對宗教學的意義</w:t>
+      </w:r>
+      <w:r>
+        <w:rPr>
+          <w:rFonts w:ascii="Times New Roman" w:hAnsi="Times New Roman" w:eastAsia="新細明體"/>
+          <w:b w:val="0"/>
+          <w:i w:val="0"/>
+          <w:sz w:val="24"/>
+        </w:rPr>
+        <w:t>：以東亞經驗檢討世俗化理論——這裡的宗教並非在現代化中退場，而是藉由入世而復振；並檢討宗教多元論的預設：當比較的基礎由形上學設定改為歷史經驗時，各宗教的主體性得以保全，而對話不必以教義讓步為代價。與希克、尼特、潘尼卡等既有理論的對話以此為限：以歷史材料檢驗理論，而非以理論裁決歷史。</w:t>
       </w:r>
     </w:p>
     <w:p>
@@ -2649,16 +2658,16 @@
           <w:i w:val="0"/>
           <w:sz w:val="24"/>
         </w:rPr>
-        <w:t>第七節　「人間」作為空間場域</w:t>
-      </w:r>
-      <w:r>
-        <w:rPr>
-          <w:rFonts w:ascii="Times New Roman" w:hAnsi="Times New Roman" w:eastAsia="新細明體"/>
-          <w:b w:val="0"/>
-          <w:i w:val="0"/>
-          <w:sz w:val="24"/>
-        </w:rPr>
-        <w:t>：從史料中的護生、環境、動物與生態關懷出發，論證兩條系譜實際上都已把「人間」擴張為涵蓋非人受造物的場域，因而此一範式內在地具備超越人類中心主義的延伸能力。</w:t>
+        <w:t>第六節　對比較神學的意義</w:t>
+      </w:r>
+      <w:r>
+        <w:rPr>
+          <w:rFonts w:ascii="Times New Roman" w:hAnsi="Times New Roman" w:eastAsia="新細明體"/>
+          <w:b w:val="0"/>
+          <w:i w:val="0"/>
+          <w:sz w:val="24"/>
+        </w:rPr>
+        <w:t>：比較神學若以「歷史處境的相似」而非「教義命題的對應」作為比較單位，可以得到什麼？以第三至五章所得的四段結構為例，說明一種以歷史為基礎的比較神學的操作方式。</w:t>
       </w:r>
     </w:p>
     <w:p>
@@ -2673,30 +2682,16 @@
           <w:i w:val="0"/>
           <w:sz w:val="24"/>
         </w:rPr>
-        <w:t>第八節　範式的限度與適用條件</w:t>
-      </w:r>
-      <w:r>
-        <w:rPr>
-          <w:rFonts w:ascii="Times New Roman" w:hAnsi="Times New Roman" w:eastAsia="新細明體"/>
-          <w:b w:val="0"/>
-          <w:i w:val="0"/>
-          <w:sz w:val="24"/>
-        </w:rPr>
-        <w:t>：本範式適用於何種條件下的宗教（有本源可資訴諸、有公共空間可資參與、有處境壓力可資回應）；不適用於何種情況；把台灣經驗普遍化時應有的保留。</w:t>
-      </w:r>
-    </w:p>
-    <w:p>
-      <w:pPr>
-        <w:spacing w:line="360" w:lineRule="auto" w:after="200" w:before="160"/>
-      </w:pPr>
-      <w:r>
-        <w:rPr>
-          <w:rFonts w:ascii="Times New Roman" w:hAnsi="Times New Roman" w:eastAsia="新細明體"/>
-          <w:b/>
-          <w:i w:val="0"/>
-          <w:sz w:val="26"/>
-        </w:rPr>
-        <w:t>第七章　結論</w:t>
+        <w:t>第七節　「人間」作為空間場域</w:t>
+      </w:r>
+      <w:r>
+        <w:rPr>
+          <w:rFonts w:ascii="Times New Roman" w:hAnsi="Times New Roman" w:eastAsia="新細明體"/>
+          <w:b w:val="0"/>
+          <w:i w:val="0"/>
+          <w:sz w:val="24"/>
+        </w:rPr>
+        <w:t>：從史料中的護生、環境、動物與生態關懷出發，論證兩條系譜實際上都已把「人間」擴張為涵蓋非人受造物的場域，因而此一範式內在地具備超越人類中心主義的延伸能力。</w:t>
       </w:r>
     </w:p>
     <w:p>
@@ -2711,16 +2706,30 @@
           <w:i w:val="0"/>
           <w:sz w:val="24"/>
         </w:rPr>
-        <w:t>第一節　歷史發現的總結</w:t>
-      </w:r>
-      <w:r>
-        <w:rPr>
-          <w:rFonts w:ascii="Times New Roman" w:hAnsi="Times New Roman" w:eastAsia="新細明體"/>
-          <w:b w:val="0"/>
-          <w:i w:val="0"/>
-          <w:sz w:val="24"/>
-        </w:rPr>
-        <w:t>：東亞近代宗教變革的共同源頭，與台灣佛教、基督教公共性生成的同構歷程。</w:t>
+        <w:t>第八節　範式的限度與適用條件</w:t>
+      </w:r>
+      <w:r>
+        <w:rPr>
+          <w:rFonts w:ascii="Times New Roman" w:hAnsi="Times New Roman" w:eastAsia="新細明體"/>
+          <w:b w:val="0"/>
+          <w:i w:val="0"/>
+          <w:sz w:val="24"/>
+        </w:rPr>
+        <w:t>：本範式適用於何種條件下的宗教（有本源可資訴諸、有公共空間可資參與、有處境壓力可資回應）；不適用於何種情況；把台灣經驗普遍化時應有的保留。</w:t>
+      </w:r>
+    </w:p>
+    <w:p>
+      <w:pPr>
+        <w:spacing w:line="360" w:lineRule="auto" w:after="200" w:before="160"/>
+      </w:pPr>
+      <w:r>
+        <w:rPr>
+          <w:rFonts w:ascii="Times New Roman" w:hAnsi="Times New Roman" w:eastAsia="新細明體"/>
+          <w:b/>
+          <w:i w:val="0"/>
+          <w:sz w:val="26"/>
+        </w:rPr>
+        <w:t>第七章　結論</w:t>
       </w:r>
     </w:p>
     <w:p>
@@ -2735,16 +2744,16 @@
           <w:i w:val="0"/>
           <w:sz w:val="24"/>
         </w:rPr>
-        <w:t>第二節　「人間宗教」範式的成立條件與理論位置</w:t>
-      </w:r>
-      <w:r>
-        <w:rPr>
-          <w:rFonts w:ascii="Times New Roman" w:hAnsi="Times New Roman" w:eastAsia="新細明體"/>
-          <w:b w:val="0"/>
-          <w:i w:val="0"/>
-          <w:sz w:val="24"/>
-        </w:rPr>
-        <w:t>：此範式在宗教學與比較神學中的位置，及其可檢驗性。</w:t>
+        <w:t>第一節　歷史發現的總結</w:t>
+      </w:r>
+      <w:r>
+        <w:rPr>
+          <w:rFonts w:ascii="Times New Roman" w:hAnsi="Times New Roman" w:eastAsia="新細明體"/>
+          <w:b w:val="0"/>
+          <w:i w:val="0"/>
+          <w:sz w:val="24"/>
+        </w:rPr>
+        <w:t>：東亞近代宗教變革的共同源頭，與台灣佛教、基督教公共性生成的同構歷程。</w:t>
       </w:r>
     </w:p>
     <w:p>
@@ -2759,44 +2768,16 @@
           <w:i w:val="0"/>
           <w:sz w:val="24"/>
         </w:rPr>
-        <w:t>第三節　未來研究方向</w:t>
-      </w:r>
-      <w:r>
-        <w:rPr>
-          <w:rFonts w:ascii="Times New Roman" w:hAnsi="Times New Roman" w:eastAsia="新細明體"/>
-          <w:b w:val="0"/>
-          <w:i w:val="0"/>
-          <w:sz w:val="24"/>
-        </w:rPr>
-        <w:t>：東亞其他個案（韓國民眾神學與圓佛教、日本入世佛教與無教會主義、越南入世佛教）的檢證；跨宗教公共倫理的可能形態。</w:t>
-      </w:r>
-    </w:p>
-    <w:p>
-      <w:pPr>
-        <w:spacing w:line="360" w:lineRule="auto" w:after="200" w:before="240"/>
-      </w:pPr>
-      <w:r>
-        <w:rPr>
-          <w:rFonts w:ascii="Times New Roman" w:hAnsi="Times New Roman" w:eastAsia="新細明體"/>
-          <w:b/>
-          <w:i w:val="0"/>
-          <w:sz w:val="28"/>
-        </w:rPr>
-        <w:t>五、預期研究成果與貢獻</w:t>
-      </w:r>
-    </w:p>
-    <w:p>
-      <w:pPr>
-        <w:spacing w:line="360" w:lineRule="auto" w:after="200" w:before="160"/>
-      </w:pPr>
-      <w:r>
-        <w:rPr>
-          <w:rFonts w:ascii="Times New Roman" w:hAnsi="Times New Roman" w:eastAsia="新細明體"/>
-          <w:b/>
-          <w:i w:val="0"/>
-          <w:sz w:val="26"/>
-        </w:rPr>
-        <w:t>（一）史學貢獻：兩段歷史的接合與兩條線索的補白</w:t>
+        <w:t>第二節　「人間宗教」範式的成立條件與理論位置</w:t>
+      </w:r>
+      <w:r>
+        <w:rPr>
+          <w:rFonts w:ascii="Times New Roman" w:hAnsi="Times New Roman" w:eastAsia="新細明體"/>
+          <w:b w:val="0"/>
+          <w:i w:val="0"/>
+          <w:sz w:val="24"/>
+        </w:rPr>
+        <w:t>：此範式在宗教學與比較神學中的位置，及其可檢驗性。</w:t>
       </w:r>
     </w:p>
     <w:p>
@@ -2807,47 +2788,34 @@
       <w:r>
         <w:rPr>
           <w:rFonts w:ascii="Times New Roman" w:hAnsi="Times New Roman" w:eastAsia="新細明體"/>
-          <w:b w:val="0"/>
-          <w:i w:val="0"/>
-          <w:sz w:val="24"/>
-        </w:rPr>
-        <w:t>本研究預期完成的第一件事，是把台灣佛教史與台灣基督教史這兩段一向分開講述的歷史，放在同一個問題（公共性與人間性的生成）之下接合起來，並以四地比較的東亞背景為之定位。其次，在史實層面補足兩條研究薄弱的線索：</w:t>
-      </w:r>
-      <w:r>
-        <w:rPr>
-          <w:rFonts w:ascii="Times New Roman" w:hAnsi="Times New Roman" w:eastAsia="新細明體"/>
           <w:b/>
           <w:i w:val="0"/>
           <w:sz w:val="24"/>
         </w:rPr>
-        <w:t>傳道法師與妙心寺一系</w:t>
-      </w:r>
-      <w:r>
-        <w:rPr>
-          <w:rFonts w:ascii="Times New Roman" w:hAnsi="Times New Roman" w:eastAsia="新細明體"/>
-          <w:b w:val="0"/>
-          <w:i w:val="0"/>
-          <w:sz w:val="24"/>
-        </w:rPr>
-        <w:t>在人間佛教落地過程中的位置，以及</w:t>
-      </w:r>
+        <w:t>第三節　未來研究方向</w:t>
+      </w:r>
+      <w:r>
+        <w:rPr>
+          <w:rFonts w:ascii="Times New Roman" w:hAnsi="Times New Roman" w:eastAsia="新細明體"/>
+          <w:b w:val="0"/>
+          <w:i w:val="0"/>
+          <w:sz w:val="24"/>
+        </w:rPr>
+        <w:t>：東亞其他個案（韓國民眾神學與圓佛教、日本入世佛教與無教會主義、越南入世佛教）的檢證；跨宗教公共倫理的可能形態。</w:t>
+      </w:r>
+    </w:p>
+    <w:p>
+      <w:pPr>
+        <w:spacing w:line="360" w:lineRule="auto" w:after="200" w:before="240"/>
+      </w:pPr>
       <w:r>
         <w:rPr>
           <w:rFonts w:ascii="Times New Roman" w:hAnsi="Times New Roman" w:eastAsia="新細明體"/>
           <w:b/>
           <w:i w:val="0"/>
-          <w:sz w:val="24"/>
-        </w:rPr>
-        <w:t>王憲治與台灣鄉土神學</w:t>
-      </w:r>
-      <w:r>
-        <w:rPr>
-          <w:rFonts w:ascii="Times New Roman" w:hAnsi="Times New Roman" w:eastAsia="新細明體"/>
-          <w:b w:val="0"/>
-          <w:i w:val="0"/>
-          <w:sz w:val="24"/>
-        </w:rPr>
-        <w:t>在本土神學系譜中的中介角色。這兩項補白本身即具獨立的學術價值。</w:t>
+          <w:sz w:val="28"/>
+        </w:rPr>
+        <w:t>五、預期研究成果與貢獻</w:t>
       </w:r>
     </w:p>
     <w:p>
@@ -2861,7 +2829,7 @@
           <w:i w:val="0"/>
           <w:sz w:val="26"/>
         </w:rPr>
-        <w:t>（二）方法貢獻：以歷史經驗為基礎的宗教比較</w:t>
+        <w:t>（一）史學貢獻：兩段歷史的接合與兩條線索的補白</w:t>
       </w:r>
     </w:p>
     <w:p>
@@ -2876,7 +2844,43 @@
           <w:i w:val="0"/>
           <w:sz w:val="24"/>
         </w:rPr>
-        <w:t>本研究示範一種操作程序：先以宗教史的比較建立歷史範式，再據以檢討既有理論。相對於「以理論框架收編個案」的常見做法，此一程序把理論的正當性建立在史料之上，因而對於被比較的各宗教而言，其主體性的折損最小。此一程序若成立，可推廣至東亞其他個案（韓國民眾神學與圓佛教、日本的入世佛教與無教會主義、越南的入世佛教）。</w:t>
+        <w:t>本研究預期完成的第一件事，是把台灣佛教史與台灣基督教史這兩段一向分開講述的歷史，放在同一個問題（公共性與人間性的生成）之下接合起來，並以四地比較的東亞背景為之定位。其次，在史實層面補足兩條研究薄弱的線索：</w:t>
+      </w:r>
+      <w:r>
+        <w:rPr>
+          <w:rFonts w:ascii="Times New Roman" w:hAnsi="Times New Roman" w:eastAsia="新細明體"/>
+          <w:b/>
+          <w:i w:val="0"/>
+          <w:sz w:val="24"/>
+        </w:rPr>
+        <w:t>傳道法師與妙心寺一系</w:t>
+      </w:r>
+      <w:r>
+        <w:rPr>
+          <w:rFonts w:ascii="Times New Roman" w:hAnsi="Times New Roman" w:eastAsia="新細明體"/>
+          <w:b w:val="0"/>
+          <w:i w:val="0"/>
+          <w:sz w:val="24"/>
+        </w:rPr>
+        <w:t>在人間佛教落地過程中的位置，以及</w:t>
+      </w:r>
+      <w:r>
+        <w:rPr>
+          <w:rFonts w:ascii="Times New Roman" w:hAnsi="Times New Roman" w:eastAsia="新細明體"/>
+          <w:b/>
+          <w:i w:val="0"/>
+          <w:sz w:val="24"/>
+        </w:rPr>
+        <w:t>王憲治與台灣鄉土神學</w:t>
+      </w:r>
+      <w:r>
+        <w:rPr>
+          <w:rFonts w:ascii="Times New Roman" w:hAnsi="Times New Roman" w:eastAsia="新細明體"/>
+          <w:b w:val="0"/>
+          <w:i w:val="0"/>
+          <w:sz w:val="24"/>
+        </w:rPr>
+        <w:t>在本土神學系譜中的中介角色。這兩項補白本身即具獨立的學術價值。</w:t>
       </w:r>
     </w:p>
     <w:p>
@@ -2890,7 +2894,7 @@
           <w:i w:val="0"/>
           <w:sz w:val="26"/>
         </w:rPr>
-        <w:t>（三）理論貢獻：「人間宗教」作為一個經歷史檢證的範式</w:t>
+        <w:t>（二）方法貢獻：以歷史經驗為基礎的宗教比較</w:t>
       </w:r>
     </w:p>
     <w:p>
@@ -2905,21 +2909,21 @@
           <w:i w:val="0"/>
           <w:sz w:val="24"/>
         </w:rPr>
-        <w:t>本研究預期提出的「人間宗教」，與過去以「宗教對話理論」形式出現的各種主張不同之處在於：它不是一項應然的倡議，而是對一段已發生之歷史的歸納。其可檢驗性即在於此——它可以被更多的歷史個案支持或否證。就當代處境而言，此一範式對於兩個現實問題具有參考價值：面對生態與動物倫理等跨越信仰界線的議題時，各宗教如何在不放棄自身傳統的前提下共同行動；以及面對宗教在公共領域中日益兩極化的處境時，是否存在一條既保有神聖向度、又具備自我改革能力的路徑。</w:t>
-      </w:r>
-    </w:p>
-    <w:p>
-      <w:pPr>
-        <w:spacing w:line="360" w:lineRule="auto" w:after="200" w:before="240"/>
+        <w:t>本研究示範一種操作程序：先以宗教史的比較建立歷史範式，再據以檢討既有理論。相對於「以理論框架收編個案」的常見做法，此一程序把理論的正當性建立在史料之上，因而對於被比較的各宗教而言，其主體性的折損最小。此一程序若成立，可推廣至東亞其他個案（韓國民眾神學與圓佛教、日本的入世佛教與無教會主義、越南的入世佛教）。</w:t>
+      </w:r>
+    </w:p>
+    <w:p>
+      <w:pPr>
+        <w:spacing w:line="360" w:lineRule="auto" w:after="200" w:before="160"/>
       </w:pPr>
       <w:r>
         <w:rPr>
           <w:rFonts w:ascii="Times New Roman" w:hAnsi="Times New Roman" w:eastAsia="新細明體"/>
           <w:b/>
           <w:i w:val="0"/>
-          <w:sz w:val="28"/>
-        </w:rPr>
-        <w:t>六、研究進度規劃</w:t>
+          <w:sz w:val="26"/>
+        </w:rPr>
+        <w:t>（三）理論貢獻：「人間宗教」作為一個經歷史檢證的範式</w:t>
       </w:r>
     </w:p>
     <w:p>
@@ -2934,7 +2938,21 @@
           <w:i w:val="0"/>
           <w:sz w:val="24"/>
         </w:rPr>
-        <w:t>本研究預定以四年完成。第一年確立研究架構，完成第一章（研究方法與文獻回顧）與第二章（東亞近代宗教變革），並著手口述訪談的規劃；第二年完成第三、四章的史料處理與初稿；第三年完成第五章與第六章（含口述歷史採集）初稿；第四年進行全稿修訂、部分成果投稿與學位考試準備。</w:t>
+        <w:t>本研究預期提出的「人間宗教」，與過去以「宗教對話理論」形式出現的各種主張不同之處在於：它不是一項應然的倡議，而是對一段已發生之歷史的歸納。其可檢驗性即在於此——它可以被更多的歷史個案支持或否證。就當代處境而言，此一範式對於兩個現實問題具有參考價值：面對生態與動物倫理等跨越信仰界線的議題時，各宗教如何在不放棄自身傳統的前提下共同行動；以及面對宗教在公共領域中日益兩極化的處境時，是否存在一條既保有神聖向度、又具備自我改革能力的路徑。</w:t>
+      </w:r>
+    </w:p>
+    <w:p>
+      <w:pPr>
+        <w:spacing w:line="360" w:lineRule="auto" w:after="200" w:before="240"/>
+      </w:pPr>
+      <w:r>
+        <w:rPr>
+          <w:rFonts w:ascii="Times New Roman" w:hAnsi="Times New Roman" w:eastAsia="新細明體"/>
+          <w:b/>
+          <w:i w:val="0"/>
+          <w:sz w:val="28"/>
+        </w:rPr>
+        <w:t>六、研究進度規劃</w:t>
       </w:r>
     </w:p>
     <w:p>
@@ -2949,6 +2967,21 @@
           <w:i w:val="0"/>
           <w:sz w:val="24"/>
         </w:rPr>
+        <w:t>本研究預定以四年完成。第一年確立研究架構，完成第一章（研究方法與文獻回顧）與第二章（東亞近代宗教變革），並著手口述訪談的規劃；第二年完成第三、四章的史料處理與初稿；第三年完成第五章與第六章（含口述歷史採集）初稿；第四年進行全稿修訂、部分成果投稿與學位考試準備。</w:t>
+      </w:r>
+    </w:p>
+    <w:p>
+      <w:pPr>
+        <w:spacing w:line="360" w:lineRule="auto" w:after="120"/>
+        <w:ind w:firstLine="480"/>
+      </w:pPr>
+      <w:r>
+        <w:rPr>
+          <w:rFonts w:ascii="Times New Roman" w:hAnsi="Times New Roman" w:eastAsia="新細明體"/>
+          <w:b w:val="0"/>
+          <w:i w:val="0"/>
+          <w:sz w:val="24"/>
+        </w:rPr>
         <w:t>其中</w:t>
       </w:r>
       <w:r>
@@ -3279,7 +3312,7 @@
           <w:i w:val="0"/>
           <w:sz w:val="24"/>
         </w:rPr>
-        <w:t>釋傳道。《法句經講記》（一）、（二）。台南：中華佛教百科文獻基金會。（原連載於《妙心雜誌》，出版年待查校）</w:t>
+        <w:t>釋傳道（1997）。〈太虛大師對僧伽教育的貢獻〉。《妙心雜誌》，(16)，2-4。</w:t>
       </w:r>
     </w:p>
     <w:p>
@@ -3294,7 +3327,7 @@
           <w:i w:val="0"/>
           <w:sz w:val="24"/>
         </w:rPr>
-        <w:t>釋傳道（1997）。〈太虛大師對僧伽教育的貢獻〉。《妙心雜誌》，(16)，2-4。</w:t>
+        <w:t>釋傳道、伍麗滿（2005）。〈印順導師「人間佛教思想」之實踐——以妙心寺為例〉。載於玄奘大學宗教學系（編），《第六屆「印順導師思想之理論與實踐」學術會議論文集》。新竹：玄奘大學宗教學系。</w:t>
       </w:r>
     </w:p>
     <w:p>
@@ -3309,7 +3342,7 @@
           <w:i w:val="0"/>
           <w:sz w:val="24"/>
         </w:rPr>
-        <w:t>釋傳道、伍麗滿（2005）。〈印順導師「人間佛教思想」之實踐——以妙心寺為例〉。載於玄奘大學宗教學系（編），《第六屆「印順導師思想之理論與實踐」學術會議論文集》。新竹：玄奘大學宗教學系。</w:t>
+        <w:t>釋昭慧（1995）。《佛教倫理學》。台北：法界出版社。</w:t>
       </w:r>
     </w:p>
     <w:p>
@@ -3324,7 +3357,7 @@
           <w:i w:val="0"/>
           <w:sz w:val="24"/>
         </w:rPr>
-        <w:t>釋昭慧（1995）。《佛教倫理學》。台北：法界出版社。</w:t>
+        <w:t>釋昭慧（1995）。《願同弱少抗強權》。台北：法界出版社。</w:t>
       </w:r>
     </w:p>
     <w:p>
@@ -3339,7 +3372,7 @@
           <w:i w:val="0"/>
           <w:sz w:val="24"/>
         </w:rPr>
-        <w:t>釋昭慧（1995）。《願同弱少抗強權》。台北：法界出版社。</w:t>
+        <w:t>釋昭慧（1999）。《律學今詮》。台北：法界出版社。</w:t>
       </w:r>
     </w:p>
     <w:p>
@@ -3354,7 +3387,7 @@
           <w:i w:val="0"/>
           <w:sz w:val="24"/>
         </w:rPr>
-        <w:t>釋昭慧（1999）。《律學今詮》。台北：法界出版社。</w:t>
+        <w:t>釋昭慧（2001）。《千載沉吟——新世紀的佛教女性思維》。台北：法界出版社。</w:t>
       </w:r>
     </w:p>
     <w:p>
@@ -3369,7 +3402,7 @@
           <w:i w:val="0"/>
           <w:sz w:val="24"/>
         </w:rPr>
-        <w:t>釋昭慧（2001）。《千載沉吟——新世紀的佛教女性思維》。台北：法界出版社。</w:t>
+        <w:t>釋昭慧（2003）。《佛教規範倫理學》。台北：法界出版社。</w:t>
       </w:r>
     </w:p>
     <w:p>
@@ -3384,7 +3417,7 @@
           <w:i w:val="0"/>
           <w:sz w:val="24"/>
         </w:rPr>
-        <w:t>釋昭慧（2003）。《佛教規範倫理學》。台北：法界出版社。</w:t>
+        <w:t>釋昭慧（2008）。《佛教後設倫理學》。台北：法界出版社。</w:t>
       </w:r>
     </w:p>
     <w:p>
@@ -3399,7 +3432,7 @@
           <w:i w:val="0"/>
           <w:sz w:val="24"/>
         </w:rPr>
-        <w:t>釋昭慧（2008）。《佛教後設倫理學》。台北：法界出版社。</w:t>
+        <w:t>釋昭慧（2009）。《法與律之深層探索》。台北：法界出版社。</w:t>
       </w:r>
     </w:p>
     <w:p>
@@ -3414,7 +3447,7 @@
           <w:i w:val="0"/>
           <w:sz w:val="24"/>
         </w:rPr>
-        <w:t>釋昭慧（2009）。《法與律之深層探索》。台北：法界出版社。</w:t>
+        <w:t>釋昭慧（2022）。《生命倫理與環境倫理——倫理抉擇的中道智慧(一)》。桃園：法界出版社。</w:t>
       </w:r>
     </w:p>
     <w:p>
@@ -3429,7 +3462,7 @@
           <w:i w:val="0"/>
           <w:sz w:val="24"/>
         </w:rPr>
-        <w:t>釋昭慧（2022）。《生命倫理與環境倫理——倫理抉擇的中道智慧(一)》。桃園：法界出版社。</w:t>
+        <w:t>釋昭慧（2022）。《性別倫理與社會關懷——倫理抉擇的中道智慧(二)》。桃園：法界出版社。</w:t>
       </w:r>
     </w:p>
     <w:p>
@@ -3444,7 +3477,7 @@
           <w:i w:val="0"/>
           <w:sz w:val="24"/>
         </w:rPr>
-        <w:t>釋昭慧（2022）。《性別倫理與社會關懷——倫理抉擇的中道智慧(二)》。桃園：法界出版社。</w:t>
+        <w:t>釋昭慧（2023）。《令梵行久住——僧制與戒規之當代詮釋》。桃園：法界出版社。</w:t>
       </w:r>
     </w:p>
     <w:p>
@@ -3459,7 +3492,7 @@
           <w:i w:val="0"/>
           <w:sz w:val="24"/>
         </w:rPr>
-        <w:t>釋昭慧（2023）。《令梵行久住——僧制與戒規之當代詮釋》。桃園：法界出版社。</w:t>
+        <w:t>釋昭慧、江燦騰編（2002）。《世紀新聲：當代台灣佛教的入世與出世之爭》。台北：法界出版社。</w:t>
       </w:r>
     </w:p>
     <w:p>
@@ -3474,7 +3507,7 @@
           <w:i w:val="0"/>
           <w:sz w:val="24"/>
         </w:rPr>
-        <w:t>釋昭慧、江燦騰編（2002）。《世紀新聲：當代台灣佛教的入世與出世之爭》。台北：法界出版社。</w:t>
+        <w:t>釋性廣（2001）。《人間佛教禪法及其當代實踐：印順導師禪學思想研究》。台北：法界出版社。</w:t>
       </w:r>
     </w:p>
     <w:p>
@@ -3489,7 +3522,7 @@
           <w:i w:val="0"/>
           <w:sz w:val="24"/>
         </w:rPr>
-        <w:t>釋性廣（2001）。《人間佛教禪法及其當代實踐：印順導師禪學思想研究》。台北：法界出版社。</w:t>
+        <w:t>闞正宗、卓遵宏、侯坤宏訪問（2007）。《人間佛教的理論與實踐——傳道法師訪談錄》。台北：國史館。</w:t>
       </w:r>
     </w:p>
     <w:p>
@@ -3504,7 +3537,7 @@
           <w:i w:val="0"/>
           <w:sz w:val="24"/>
         </w:rPr>
-        <w:t>闞正宗、卓遵宏、侯坤宏訪問（2007）。《人間佛教的理論與實踐——傳道法師訪談錄》。台北：國史館。</w:t>
+        <w:t>釋昭慧口述，侯坤宏、卓遵宏訪問（2017）。《浩蕩赴前程：昭慧法師訪談錄》。桃園：法界出版社。</w:t>
       </w:r>
     </w:p>
     <w:p>
@@ -3519,7 +3552,7 @@
           <w:i w:val="0"/>
           <w:sz w:val="24"/>
         </w:rPr>
-        <w:t>釋昭慧口述，侯坤宏、卓遵宏訪問（2017）。《浩蕩赴前程：昭慧法師訪談錄》。桃園：法界出版社。</w:t>
+        <w:t>《妙心雜誌》（台南：妙心寺，1993–）。</w:t>
       </w:r>
     </w:p>
     <w:p>
@@ -3534,7 +3567,7 @@
           <w:i w:val="0"/>
           <w:sz w:val="24"/>
         </w:rPr>
-        <w:t>《妙心雜誌》（台南：妙心寺，1993–）。</w:t>
+        <w:t>《弘誓雙月刊》（桃園：佛教弘誓學院，1993–）。</w:t>
       </w:r>
     </w:p>
     <w:p>
@@ -3549,7 +3582,21 @@
           <w:i w:val="0"/>
           <w:sz w:val="24"/>
         </w:rPr>
-        <w:t>《弘誓雙月刊》（桃園：佛教弘誓學院，1993–）。</w:t>
+        <w:t>《法印學報》（桃園：佛教弘誓學院，2011–）。</w:t>
+      </w:r>
+    </w:p>
+    <w:p>
+      <w:pPr>
+        <w:spacing w:line="360" w:lineRule="auto" w:after="200" w:before="160"/>
+      </w:pPr>
+      <w:r>
+        <w:rPr>
+          <w:rFonts w:ascii="Times New Roman" w:hAnsi="Times New Roman" w:eastAsia="新細明體"/>
+          <w:b/>
+          <w:i w:val="0"/>
+          <w:sz w:val="24"/>
+        </w:rPr>
+        <w:t>（二）基督教</w:t>
       </w:r>
     </w:p>
     <w:p>
@@ -3564,21 +3611,7 @@
           <w:i w:val="0"/>
           <w:sz w:val="24"/>
         </w:rPr>
-        <w:t>《法印學報》（桃園：佛教弘誓學院，2011–）。</w:t>
-      </w:r>
-    </w:p>
-    <w:p>
-      <w:pPr>
-        <w:spacing w:line="360" w:lineRule="auto" w:after="200" w:before="160"/>
-      </w:pPr>
-      <w:r>
-        <w:rPr>
-          <w:rFonts w:ascii="Times New Roman" w:hAnsi="Times New Roman" w:eastAsia="新細明體"/>
-          <w:b/>
-          <w:i w:val="0"/>
-          <w:sz w:val="24"/>
-        </w:rPr>
-        <w:t>（二）基督教</w:t>
+        <w:t>Coe, S.（黃彰輝）(1993). *Recollections and reflections*. New York: The Rev. Dr. Shoki Coe's Memorial Fund.</w:t>
       </w:r>
     </w:p>
     <w:p>
@@ -3593,7 +3626,7 @@
           <w:i w:val="0"/>
           <w:sz w:val="24"/>
         </w:rPr>
-        <w:t>Coe, S.（黃彰輝）(1993). *Recollections and reflections*. New York: The Rev. Dr. Shoki Coe's Memorial Fund.</w:t>
+        <w:t>Coe, S.（黃彰輝）(2011). *Christian mission in the context of Asian nation building*. New Jersey: Princeton Theological Seminary Educational Media.</w:t>
       </w:r>
     </w:p>
     <w:p>
@@ -3608,7 +3641,7 @@
           <w:i w:val="0"/>
           <w:sz w:val="24"/>
         </w:rPr>
-        <w:t>Coe, S.（黃彰輝）(2011). *Christian mission in the context of Asian nation building*. New Jersey: Princeton Theological Seminary Educational Media.</w:t>
+        <w:t>Coe, S.（黃彰輝）(2012). *Christian mission and the test of discipleship*. New Jersey: Princeton Theological Seminary Educational Media.</w:t>
       </w:r>
     </w:p>
     <w:p>
@@ -3623,7 +3656,7 @@
           <w:i w:val="0"/>
           <w:sz w:val="24"/>
         </w:rPr>
-        <w:t>Coe, S.（黃彰輝）(2012). *Christian mission and the test of discipleship*. New Jersey: Princeton Theological Seminary Educational Media.</w:t>
+        <w:t>黃彰輝（2000）。〈不斷處境化的神學〉（林毓芬譯）。《台灣教會公報》，(2539)，12版。</w:t>
       </w:r>
     </w:p>
     <w:p>
@@ -3638,7 +3671,7 @@
           <w:i w:val="0"/>
           <w:sz w:val="24"/>
         </w:rPr>
-        <w:t>黃彰輝（2000）。〈不斷處境化的神學〉（林毓芬譯）。《台灣教會公報》，(2539)，12版。</w:t>
+        <w:t>宋泉盛（1989）。《第三眼神學》（莊雅棠譯）。台南：台灣教會公報社。</w:t>
       </w:r>
     </w:p>
     <w:p>
@@ -3653,7 +3686,7 @@
           <w:i w:val="0"/>
           <w:sz w:val="24"/>
         </w:rPr>
-        <w:t>宋泉盛（1989）。《第三眼神學》（莊雅棠譯）。台南：台灣教會公報社。</w:t>
+        <w:t>宋泉盛（1990）。《故事神學》（莊雅棠譯）。台南：台灣教會公報社。</w:t>
       </w:r>
     </w:p>
     <w:p>
@@ -3668,7 +3701,7 @@
           <w:i w:val="0"/>
           <w:sz w:val="24"/>
         </w:rPr>
-        <w:t>宋泉盛（1990）。《故事神學》（莊雅棠譯）。台南：台灣教會公報社。</w:t>
+        <w:t>宋泉盛（2002）。《孟姜女的眼淚》（鄭加泰譯）。台南：人光出版社。</w:t>
       </w:r>
     </w:p>
     <w:p>
@@ -3683,7 +3716,7 @@
           <w:i w:val="0"/>
           <w:sz w:val="24"/>
         </w:rPr>
-        <w:t>宋泉盛（2002）。《孟姜女的眼淚》（鄭加泰譯）。台南：人光出版社。</w:t>
+        <w:t>宋泉盛（2002）。《耶穌，被釘十字架的人民》（莊雅棠譯）。台南：人光出版社。</w:t>
       </w:r>
     </w:p>
     <w:p>
@@ -3698,7 +3731,7 @@
           <w:i w:val="0"/>
           <w:sz w:val="24"/>
         </w:rPr>
-        <w:t>宋泉盛（2002）。《耶穌，被釘十字架的人民》（莊雅棠譯）。台南：人光出版社。</w:t>
+        <w:t>宋泉盛（2012）。《悲天憫人的上帝》（林弘宣譯）。台南：台灣教會公報社。</w:t>
       </w:r>
     </w:p>
     <w:p>
@@ -3713,7 +3746,7 @@
           <w:i w:val="0"/>
           <w:sz w:val="24"/>
         </w:rPr>
-        <w:t>宋泉盛（2012）。《悲天憫人的上帝》（林弘宣譯）。台南：台灣教會公報社。</w:t>
+        <w:t>陳榮爝編（2025）。《故事神學家開講——宋泉盛牧師文集》。台南：南神出版社。</w:t>
       </w:r>
     </w:p>
     <w:p>
@@ -3728,7 +3761,7 @@
           <w:i w:val="0"/>
           <w:sz w:val="24"/>
         </w:rPr>
-        <w:t>陳榮爝編（2025）。《故事神學家開講——宋泉盛牧師文集》。台南：南神出版社。</w:t>
+        <w:t>王憲治（1988）。《台灣鄉土神學論文集（一）》。台南：台南神學院。</w:t>
       </w:r>
     </w:p>
     <w:p>
@@ -3743,7 +3776,7 @@
           <w:i w:val="0"/>
           <w:sz w:val="24"/>
         </w:rPr>
-        <w:t>王憲治（1988）。《台灣鄉土神學論文集（一）》。台南：台南神學院。</w:t>
+        <w:t>王憲治（1978）。《道德經之自然觀及其神學意義》（神學博士論文）。東南亞神學研究院。</w:t>
       </w:r>
     </w:p>
     <w:p>
@@ -3758,7 +3791,7 @@
           <w:i w:val="0"/>
           <w:sz w:val="24"/>
         </w:rPr>
-        <w:t>王憲治（1978）。《道德經之自然觀及其神學意義》（神學博士論文）。東南亞神學研究院。</w:t>
+        <w:t>黃伯和（1990）。《宗教與自決》。台北：稻鄉出版社。</w:t>
       </w:r>
     </w:p>
     <w:p>
@@ -3773,7 +3806,7 @@
           <w:i w:val="0"/>
           <w:sz w:val="24"/>
         </w:rPr>
-        <w:t>黃伯和（1990）。《宗教與自決》。台北：稻鄉出版社。</w:t>
+        <w:t>黃伯和（1991）。《奔向出頭天的子民》。台北：稻鄉出版社。</w:t>
       </w:r>
     </w:p>
     <w:p>
@@ -3788,7 +3821,7 @@
           <w:i w:val="0"/>
           <w:sz w:val="24"/>
         </w:rPr>
-        <w:t>黃伯和（1991）。《奔向出頭天的子民》。台北：稻鄉出版社。</w:t>
+        <w:t>黃伯和（2022）。《道‧自決出頭天：神學的道成肉身》。台南：恩惠文教基金會。</w:t>
       </w:r>
     </w:p>
     <w:p>
@@ -3803,7 +3836,7 @@
           <w:i w:val="0"/>
           <w:sz w:val="24"/>
         </w:rPr>
-        <w:t>黃伯和（2022）。《道‧自決出頭天：神學的道成肉身》。台南：恩惠文教基金會。</w:t>
+        <w:t>黃伯和（2022）。《旅‧轉身與啟程：神學的典範轉移》。台南：恩惠文教基金會。</w:t>
       </w:r>
     </w:p>
     <w:p>
@@ -3818,7 +3851,7 @@
           <w:i w:val="0"/>
           <w:sz w:val="24"/>
         </w:rPr>
-        <w:t>黃伯和（2022）。《旅‧轉身與啟程：神學的典範轉移》。台南：恩惠文教基金會。</w:t>
+        <w:t>黃伯和（2022）。《盼‧委身再告白：神學的應許之地》。台南：恩惠文教基金會。</w:t>
       </w:r>
     </w:p>
     <w:p>
@@ -3833,7 +3866,7 @@
           <w:i w:val="0"/>
           <w:sz w:val="24"/>
         </w:rPr>
-        <w:t>黃伯和（2022）。《盼‧委身再告白：神學的應許之地》。台南：恩惠文教基金會。</w:t>
+        <w:t>黃伯和（2022）。《悲憫‧虛己的愛：本土的倫理學》。台南：恩惠文教基金會。</w:t>
       </w:r>
     </w:p>
     <w:p>
@@ -3848,7 +3881,7 @@
           <w:i w:val="0"/>
           <w:sz w:val="24"/>
         </w:rPr>
-        <w:t>黃伯和（2022）。《悲憫‧虛己的愛：本土的倫理學》。台南：恩惠文教基金會。</w:t>
+        <w:t>黃伯和（2022）。《希望‧使命傳承：處境化神學教育》。台南：恩惠文教基金會。</w:t>
       </w:r>
     </w:p>
     <w:p>
@@ -3863,7 +3896,7 @@
           <w:i w:val="0"/>
           <w:sz w:val="24"/>
         </w:rPr>
-        <w:t>黃伯和（2022）。《希望‧使命傳承：處境化神學教育》。台南：恩惠文教基金會。</w:t>
+        <w:t>林芳仲主編（2014）。《台灣新而獨立的國家——台灣基督長老教會人權宣言30週年國際研討會文集》。台北：台灣基督長老教會信仰與教制委員會。</w:t>
       </w:r>
     </w:p>
     <w:p>
@@ -3878,7 +3911,7 @@
           <w:i w:val="0"/>
           <w:sz w:val="24"/>
         </w:rPr>
-        <w:t>林芳仲主編（2014）。《台灣新而獨立的國家——台灣基督長老教會人權宣言30週年國際研討會文集》。台北：台灣基督長老教會信仰與教制委員會。</w:t>
+        <w:t>《台灣教會公報》（台南：台灣教會公報社）。</w:t>
       </w:r>
     </w:p>
     <w:p>
@@ -3893,7 +3926,7 @@
           <w:i w:val="0"/>
           <w:sz w:val="24"/>
         </w:rPr>
-        <w:t>《台灣教會公報》（台南：台灣教會公報社）。</w:t>
+        <w:t>《新使者》（台北：台灣基督長老教會新使者雜誌社）。</w:t>
       </w:r>
     </w:p>
     <w:p>
@@ -3908,7 +3941,7 @@
           <w:i w:val="0"/>
           <w:sz w:val="24"/>
         </w:rPr>
-        <w:t>《新使者》（台北：台灣基督長老教會新使者雜誌社）。</w:t>
+        <w:t>《神學與教會》（台南：台南神學院）。</w:t>
       </w:r>
     </w:p>
     <w:p>
@@ -3923,7 +3956,21 @@
           <w:i w:val="0"/>
           <w:sz w:val="24"/>
         </w:rPr>
-        <w:t>《神學與教會》（台南：台南神學院）。</w:t>
+        <w:t>《道雜誌》（台南）。</w:t>
+      </w:r>
+    </w:p>
+    <w:p>
+      <w:pPr>
+        <w:spacing w:line="360" w:lineRule="auto" w:after="200" w:before="160"/>
+      </w:pPr>
+      <w:r>
+        <w:rPr>
+          <w:rFonts w:ascii="Times New Roman" w:hAnsi="Times New Roman" w:eastAsia="新細明體"/>
+          <w:b/>
+          <w:i w:val="0"/>
+          <w:sz w:val="24"/>
+        </w:rPr>
+        <w:t>（三）跨宗教與論戰文獻</w:t>
       </w:r>
     </w:p>
     <w:p>
@@ -3938,21 +3985,7 @@
           <w:i w:val="0"/>
           <w:sz w:val="24"/>
         </w:rPr>
-        <w:t>《道雜誌》（台南）。</w:t>
-      </w:r>
-    </w:p>
-    <w:p>
-      <w:pPr>
-        <w:spacing w:line="360" w:lineRule="auto" w:after="200" w:before="160"/>
-      </w:pPr>
-      <w:r>
-        <w:rPr>
-          <w:rFonts w:ascii="Times New Roman" w:hAnsi="Times New Roman" w:eastAsia="新細明體"/>
-          <w:b/>
-          <w:i w:val="0"/>
-          <w:sz w:val="24"/>
-        </w:rPr>
-        <w:t>（三）跨宗教與論戰文獻</w:t>
+        <w:t>釋煮雲（1960）。《佛教與基督教的比較》。新北：華成書局。</w:t>
       </w:r>
     </w:p>
     <w:p>
@@ -3967,7 +4000,7 @@
           <w:i w:val="0"/>
           <w:sz w:val="24"/>
         </w:rPr>
-        <w:t>釋煮雲（1960）。《佛教與基督教的比較》。新北：華成書局。</w:t>
+        <w:t>吳恩溥（1956）。《駁「佛教與基督教的比較」》。台北：聖文社。</w:t>
       </w:r>
     </w:p>
     <w:p>
@@ -3982,7 +4015,7 @@
           <w:i w:val="0"/>
           <w:sz w:val="24"/>
         </w:rPr>
-        <w:t>吳恩溥（1956）。《駁「佛教與基督教的比較」》。台北：聖文社。</w:t>
+        <w:t>釋聖嚴（1967）。《基督教之研究》。台北：佛教文化服務處。</w:t>
       </w:r>
     </w:p>
     <w:p>
@@ -3997,7 +4030,7 @@
           <w:i w:val="0"/>
           <w:sz w:val="24"/>
         </w:rPr>
-        <w:t>釋聖嚴（1967）。《基督教之研究》。台北：佛教文化服務處。</w:t>
+        <w:t>釋聖嚴（1968）。《比較宗教學》。台北：中華佛教文化館。</w:t>
       </w:r>
     </w:p>
     <w:p>
@@ -4012,7 +4045,7 @@
           <w:i w:val="0"/>
           <w:sz w:val="24"/>
         </w:rPr>
-        <w:t>釋聖嚴（1968）。《比較宗教學》。台北：中華佛教文化館。</w:t>
+        <w:t>龔天民（1989）。《真理自明：基督教與佛教的比較》。香港：橄欖文化。</w:t>
       </w:r>
     </w:p>
     <w:p>
@@ -4027,7 +4060,7 @@
           <w:i w:val="0"/>
           <w:sz w:val="24"/>
         </w:rPr>
-        <w:t>龔天民（1989）。《真理自明：基督教與佛教的比較》。香港：橄欖文化。</w:t>
+        <w:t>現代禪教研部主編（2002）。《佛教與基督教信仰的交會：現代禪與中華信義神學院的對話》。台北：現代禪出版社。</w:t>
       </w:r>
     </w:p>
     <w:p>
@@ -4042,7 +4075,7 @@
           <w:i w:val="0"/>
           <w:sz w:val="24"/>
         </w:rPr>
-        <w:t>現代禪教研部主編（2002）。《佛教與基督教信仰的交會：現代禪與中華信義神學院的對話》。台北：現代禪出版社。</w:t>
+        <w:t>釋聖嚴（2001）。《聖嚴法師與宗教對話》。台北：法鼓文化。</w:t>
       </w:r>
     </w:p>
     <w:p>
@@ -4057,7 +4090,7 @@
           <w:i w:val="0"/>
           <w:sz w:val="24"/>
         </w:rPr>
-        <w:t>釋聖嚴（2001）。《聖嚴法師與宗教對話》。台北：法鼓文化。</w:t>
+        <w:t>單國璽、林保寶（2008）。《生命告別之旅》。台北：天下文化。</w:t>
       </w:r>
     </w:p>
     <w:p>
@@ -4072,7 +4105,7 @@
           <w:i w:val="0"/>
           <w:sz w:val="24"/>
         </w:rPr>
-        <w:t>單國璽、林保寶（2008）。《生命告別之旅》。台北：天下文化。</w:t>
+        <w:t>釋昭慧、古倫（Anselm Grün）（2013）。《你信什麼？——基督宗教與佛教之對話》（吳信如譯）。台北：南與北文化。</w:t>
       </w:r>
     </w:p>
     <w:p>
@@ -4087,7 +4120,21 @@
           <w:i w:val="0"/>
           <w:sz w:val="24"/>
         </w:rPr>
-        <w:t>釋昭慧、古倫（Anselm Grün）（2013）。《你信什麼？——基督宗教與佛教之對話》（吳信如譯）。台北：南與北文化。</w:t>
+        <w:t>釋昭慧、彼得‧辛格（Peter Singer）（2021）。《心靈的交會——山間對話》。桃園：法界出版社。</w:t>
+      </w:r>
+    </w:p>
+    <w:p>
+      <w:pPr>
+        <w:spacing w:line="360" w:lineRule="auto" w:after="200" w:before="160"/>
+      </w:pPr>
+      <w:r>
+        <w:rPr>
+          <w:rFonts w:ascii="Times New Roman" w:hAnsi="Times New Roman" w:eastAsia="新細明體"/>
+          <w:b/>
+          <w:i w:val="0"/>
+          <w:sz w:val="26"/>
+        </w:rPr>
+        <w:t>二、研究專書</w:t>
       </w:r>
     </w:p>
     <w:p>
@@ -4102,21 +4149,7 @@
           <w:i w:val="0"/>
           <w:sz w:val="24"/>
         </w:rPr>
-        <w:t>釋昭慧、彼得‧辛格（Peter Singer）（2021）。《心靈的交會——山間對話》。桃園：法界出版社。</w:t>
-      </w:r>
-    </w:p>
-    <w:p>
-      <w:pPr>
-        <w:spacing w:line="360" w:lineRule="auto" w:after="200" w:before="160"/>
-      </w:pPr>
-      <w:r>
-        <w:rPr>
-          <w:rFonts w:ascii="Times New Roman" w:hAnsi="Times New Roman" w:eastAsia="新細明體"/>
-          <w:b/>
-          <w:i w:val="0"/>
-          <w:sz w:val="26"/>
-        </w:rPr>
-        <w:t>二、研究專書</w:t>
+        <w:t>侯坤宏（2009）。《真實與方便：印順思想研究》。台北：法界出版社。</w:t>
       </w:r>
     </w:p>
     <w:p>
@@ -4131,7 +4164,7 @@
           <w:i w:val="0"/>
           <w:sz w:val="24"/>
         </w:rPr>
-        <w:t>侯坤宏（2009）。《真實與方便：印順思想研究》。台北：法界出版社。</w:t>
+        <w:t>侯坤宏（2018）。《太虛時代：多維視角下的民國佛教（1912-1949）》。台北：政大出版社。</w:t>
       </w:r>
     </w:p>
     <w:p>
@@ -4146,7 +4179,7 @@
           <w:i w:val="0"/>
           <w:sz w:val="24"/>
         </w:rPr>
-        <w:t>侯坤宏（2018）。《太虛時代：多維視角下的民國佛教（1912-1949）》。台北：政大出版社。</w:t>
+        <w:t>侯坤宏編（2022）。《台灣佛教通史》（第八冊）。台北：彌陀出版社。</w:t>
       </w:r>
     </w:p>
     <w:p>
@@ -4161,7 +4194,7 @@
           <w:i w:val="0"/>
           <w:sz w:val="24"/>
         </w:rPr>
-        <w:t>侯坤宏編（2022）。《台灣佛教通史》（第八冊）。台北：彌陀出版社。</w:t>
+        <w:t>藍吉富編（2013）。《臺灣佛教辭典》。台南：妙心出版社、中華佛教百科文獻基金會。</w:t>
       </w:r>
     </w:p>
     <w:p>
@@ -4176,7 +4209,7 @@
           <w:i w:val="0"/>
           <w:sz w:val="24"/>
         </w:rPr>
-        <w:t>藍吉富編（2013）。《臺灣佛教辭典》。台南：妙心出版社、中華佛教百科文獻基金會。</w:t>
+        <w:t>邱敏捷（2015）。《傳道法師年譜》。台南：妙心出版社。</w:t>
       </w:r>
     </w:p>
     <w:p>
@@ -4191,7 +4224,7 @@
           <w:i w:val="0"/>
           <w:sz w:val="24"/>
         </w:rPr>
-        <w:t>邱敏捷（2015）。《傳道法師年譜》。台南：妙心出版社。</w:t>
+        <w:t>邱敏捷（2000）。《印順導師的佛教思想》。台北：法界出版社。</w:t>
       </w:r>
     </w:p>
     <w:p>
@@ -4206,7 +4239,7 @@
           <w:i w:val="0"/>
           <w:sz w:val="24"/>
         </w:rPr>
-        <w:t>邱敏捷（2000）。《印順導師的佛教思想》。台北：法界出版社。</w:t>
+        <w:t>楊惠南（1991）。《當代佛教思想展望》。台北：東大圖書公司。</w:t>
       </w:r>
     </w:p>
     <w:p>
@@ -4221,7 +4254,7 @@
           <w:i w:val="0"/>
           <w:sz w:val="24"/>
         </w:rPr>
-        <w:t>楊惠南（1991）。《當代佛教思想展望》。台北：東大圖書公司。</w:t>
+        <w:t>溫金柯（2001）。《繼承與批判印順法師人間佛教思想》。台北：現代禪出版社。</w:t>
       </w:r>
     </w:p>
     <w:p>
@@ -4236,7 +4269,7 @@
           <w:i w:val="0"/>
           <w:sz w:val="24"/>
         </w:rPr>
-        <w:t>溫金柯（2001）。《繼承與批判印順法師人間佛教思想》。台北：現代禪出版社。</w:t>
+        <w:t>李玉珍（2016）。《戰後台灣佛教與女性：李玉珍自選集》。新北：博揚文化。</w:t>
       </w:r>
     </w:p>
     <w:p>
@@ -4251,7 +4284,7 @@
           <w:i w:val="0"/>
           <w:sz w:val="24"/>
         </w:rPr>
-        <w:t>李玉珍（2016）。《戰後台灣佛教與女性：李玉珍自選集》。新北：博揚文化。</w:t>
+        <w:t>李筱峰（2026）。《革命，和尚，公民覺醒：台灣文化啟蒙先驅林秋梧傳記》。台北：明白文化。</w:t>
       </w:r>
     </w:p>
     <w:p>
@@ -4266,7 +4299,7 @@
           <w:i w:val="0"/>
           <w:sz w:val="24"/>
         </w:rPr>
-        <w:t>李筱峰（2026）。《革命，和尚，公民覺醒：台灣文化啟蒙先驅林秋梧傳記》。台北：明白文化。</w:t>
+        <w:t>黃運喜（2019）。《佛教的社會關懷與寺產問題》。新北：大千出版社。</w:t>
       </w:r>
     </w:p>
     <w:p>
@@ -4281,7 +4314,7 @@
           <w:i w:val="0"/>
           <w:sz w:val="24"/>
         </w:rPr>
-        <w:t>黃運喜（2019）。《佛教的社會關懷與寺產問題》。新北：大千出版社。</w:t>
+        <w:t>釋清德（2022）。《當代佛教戒律新詮：印順導師人間佛教的戒律思想》。台北：紹印出版社。</w:t>
       </w:r>
     </w:p>
     <w:p>
@@ -4296,7 +4329,7 @@
           <w:i w:val="0"/>
           <w:sz w:val="24"/>
         </w:rPr>
-        <w:t>釋清德（2022）。《當代佛教戒律新詮：印順導師人間佛教的戒律思想》。台北：紹印出版社。</w:t>
+        <w:t>林建德（2003）。《諸說中第一：力挺佛陀在人間》。台南：妙心出版社。</w:t>
       </w:r>
     </w:p>
     <w:p>
@@ -4311,7 +4344,7 @@
           <w:i w:val="0"/>
           <w:sz w:val="24"/>
         </w:rPr>
-        <w:t>林建德（2003）。《諸說中第一：力挺佛陀在人間》。台南：妙心出版社。</w:t>
+        <w:t>田智雄（2012）。《絕地逢生：澎湖公民力量的展現——台灣首次公投勝利的故事》。台北：法界出版社。</w:t>
       </w:r>
     </w:p>
     <w:p>
@@ -4326,7 +4359,7 @@
           <w:i w:val="0"/>
           <w:sz w:val="24"/>
         </w:rPr>
-        <w:t>田智雄（2012）。《絕地逢生：澎湖公民力量的展現——台灣首次公投勝利的故事》。台北：法界出版社。</w:t>
+        <w:t>汪盈利（2013）。《動保足履：關懷二十年（1992-2012）》。台北：關懷生命協會。</w:t>
       </w:r>
     </w:p>
     <w:p>
@@ -4341,7 +4374,7 @@
           <w:i w:val="0"/>
           <w:sz w:val="24"/>
         </w:rPr>
-        <w:t>汪盈利（2013）。《動保足履：關懷二十年（1992-2012）》。台北：關懷生命協會。</w:t>
+        <w:t>鄭仰恩（2010）。《定根本土的臺灣基督教：臺灣基督教史研究論集》。台南：人光出版社。</w:t>
       </w:r>
     </w:p>
     <w:p>
@@ -4356,7 +4389,7 @@
           <w:i w:val="0"/>
           <w:sz w:val="24"/>
         </w:rPr>
-        <w:t>鄭仰恩（2010）。《定根本土的臺灣基督教：臺灣基督教史研究論集》。台南：人光出版社。</w:t>
+        <w:t>鄭仰恩主編（2024）。《台灣基督長老教會史（1865-2015）卷一：分期史》。台北：使徒出版社。</w:t>
       </w:r>
     </w:p>
     <w:p>
@@ -4371,7 +4404,7 @@
           <w:i w:val="0"/>
           <w:sz w:val="24"/>
         </w:rPr>
-        <w:t>鄭仰恩主編（2024）。《台灣基督長老教會史（1865-2015）卷一：分期史》。台北：使徒出版社。</w:t>
+        <w:t>鄭仰恩主編（2025）。《台灣基督長老教會史（1865-2015）卷二：專題史》。台北：使徒出版社。</w:t>
       </w:r>
     </w:p>
     <w:p>
@@ -4386,7 +4419,7 @@
           <w:i w:val="0"/>
           <w:sz w:val="24"/>
         </w:rPr>
-        <w:t>鄭仰恩主編（2025）。《台灣基督長老教會史（1865-2015）卷二：專題史》。台北：使徒出版社。</w:t>
+        <w:t>蔡榮芳（2020）。《從宗教到政治：黃彰輝牧師普世神學的實踐》。台北：玉山社。</w:t>
       </w:r>
     </w:p>
     <w:p>
@@ -4401,7 +4434,7 @@
           <w:i w:val="0"/>
           <w:sz w:val="24"/>
         </w:rPr>
-        <w:t>蔡榮芳（2020）。《從宗教到政治：黃彰輝牧師普世神學的實踐》。台北：玉山社。</w:t>
+        <w:t>張瑞雄（2014）。《台灣人的先覺：黃彰輝》。台南：南神出版社。</w:t>
       </w:r>
     </w:p>
     <w:p>
@@ -4416,7 +4449,7 @@
           <w:i w:val="0"/>
           <w:sz w:val="24"/>
         </w:rPr>
-        <w:t>張瑞雄（2014）。《台灣人的先覺：黃彰輝》。台南：南神出版社。</w:t>
+        <w:t>鄭睦群（2023）。《從大中華到台灣國：台灣基督長老教會的國家認同及其論述轉換》。台北：政大出版社。</w:t>
       </w:r>
     </w:p>
     <w:p>
@@ -4431,7 +4464,7 @@
           <w:i w:val="0"/>
           <w:sz w:val="24"/>
         </w:rPr>
-        <w:t>鄭睦群（2023）。《從大中華到台灣國：台灣基督長老教會的國家認同及其論述轉換》。台北：政大出版社。</w:t>
+        <w:t>王鏡玲（2016）。《分別為聖：長老教會‧普渡‧通靈象徵》。台北：前衛出版社。</w:t>
       </w:r>
     </w:p>
     <w:p>
@@ -4446,7 +4479,7 @@
           <w:i w:val="0"/>
           <w:sz w:val="24"/>
         </w:rPr>
-        <w:t>王鏡玲（2016）。《分別為聖：長老教會‧普渡‧通靈象徵》。台北：前衛出版社。</w:t>
+        <w:t>董芳苑（2008）。《台灣宗教大觀》。台北：前衛出版社。</w:t>
       </w:r>
     </w:p>
     <w:p>
@@ -4461,7 +4494,7 @@
           <w:i w:val="0"/>
           <w:sz w:val="24"/>
         </w:rPr>
-        <w:t>董芳苑（2008）。《台灣宗教大觀》。台北：前衛出版社。</w:t>
+        <w:t>盧俊義（2003）。《台灣之愛：盧俊義牧師的牧會筆記》。台北：前衛出版社。</w:t>
       </w:r>
     </w:p>
     <w:p>
@@ -4476,7 +4509,7 @@
           <w:i w:val="0"/>
           <w:sz w:val="24"/>
         </w:rPr>
-        <w:t>盧俊義（2003）。《台灣之愛：盧俊義牧師的牧會筆記》。台北：前衛出版社。</w:t>
+        <w:t>劉錦昌（2014）。《神學的公共事務》。新竹：台灣基督長老教會聖經書院。</w:t>
       </w:r>
     </w:p>
     <w:p>
@@ -4491,7 +4524,7 @@
           <w:i w:val="0"/>
           <w:sz w:val="24"/>
         </w:rPr>
-        <w:t>劉錦昌（2014）。《神學的公共事務》。新竹：台灣基督長老教會聖經書院。</w:t>
+        <w:t>李熾昌（1996）。《亞洲處境與聖經詮釋》。香港：基督教文藝出版社。</w:t>
       </w:r>
     </w:p>
     <w:p>
@@ -4506,7 +4539,7 @@
           <w:i w:val="0"/>
           <w:sz w:val="24"/>
         </w:rPr>
-        <w:t>李熾昌（1996）。《亞洲處境與聖經詮釋》。香港：基督教文藝出版社。</w:t>
+        <w:t>賴品超（2011）。《大乘基督教神學：漢語神學的思想實驗》。香港：道風書社。</w:t>
       </w:r>
     </w:p>
     <w:p>
@@ -4521,7 +4554,7 @@
           <w:i w:val="0"/>
           <w:sz w:val="24"/>
         </w:rPr>
-        <w:t>賴品超（2011）。《大乘基督教神學：漢語神學的思想實驗》。香港：道風書社。</w:t>
+        <w:t>賴品超、學愚主編（2008）。《天國、淨土與人間：耶佛對話與社會關懷》。香港：中華書局。</w:t>
       </w:r>
     </w:p>
     <w:p>
@@ -4536,7 +4569,7 @@
           <w:i w:val="0"/>
           <w:sz w:val="24"/>
         </w:rPr>
-        <w:t>賴品超、學愚主編（2008）。《天國、淨土與人間：耶佛對話與社會關懷》。香港：中華書局。</w:t>
+        <w:t>賴品超主編（2008）。《佛耶對話：近代中國佛教與基督宗教的相遇》。北京：宗教文化出版社。</w:t>
       </w:r>
     </w:p>
     <w:p>
@@ -4551,7 +4584,21 @@
           <w:i w:val="0"/>
           <w:sz w:val="24"/>
         </w:rPr>
-        <w:t>賴品超主編（2008）。《佛耶對話：近代中國佛教與基督宗教的相遇》。北京：宗教文化出版社。</w:t>
+        <w:t>吳耀宗（1949）。《黑暗與光明》。上海：青年協會書局。</w:t>
+      </w:r>
+    </w:p>
+    <w:p>
+      <w:pPr>
+        <w:spacing w:line="360" w:lineRule="auto" w:after="200" w:before="160"/>
+      </w:pPr>
+      <w:r>
+        <w:rPr>
+          <w:rFonts w:ascii="Times New Roman" w:hAnsi="Times New Roman" w:eastAsia="新細明體"/>
+          <w:b/>
+          <w:i w:val="0"/>
+          <w:sz w:val="26"/>
+        </w:rPr>
+        <w:t>三、期刊論文、會議論文與學位論文</w:t>
       </w:r>
     </w:p>
     <w:p>
@@ -4566,21 +4613,7 @@
           <w:i w:val="0"/>
           <w:sz w:val="24"/>
         </w:rPr>
-        <w:t>吳耀宗（1949）。《黑暗與光明》。上海：青年協會書局。</w:t>
-      </w:r>
-    </w:p>
-    <w:p>
-      <w:pPr>
-        <w:spacing w:line="360" w:lineRule="auto" w:after="200" w:before="160"/>
-      </w:pPr>
-      <w:r>
-        <w:rPr>
-          <w:rFonts w:ascii="Times New Roman" w:hAnsi="Times New Roman" w:eastAsia="新細明體"/>
-          <w:b/>
-          <w:i w:val="0"/>
-          <w:sz w:val="26"/>
-        </w:rPr>
-        <w:t>三、期刊論文、會議論文與學位論文</w:t>
+        <w:t>闞正宗（2011）。〈傳法弘道——傳道法師人間佛教理路〉。《法印學報》，(1)，119-143。</w:t>
       </w:r>
     </w:p>
     <w:p>
@@ -4595,7 +4628,7 @@
           <w:i w:val="0"/>
           <w:sz w:val="24"/>
         </w:rPr>
-        <w:t>闞正宗（2011）。〈傳法弘道——傳道法師人間佛教理路〉。《法印學報》，(1)，119-143。</w:t>
+        <w:t>釋昭慧（2011）。〈傳道法師對南傳佛教在台灣之觀察與評議〉。《法印學報》，(1)，1-32。</w:t>
       </w:r>
     </w:p>
     <w:p>
@@ -4610,7 +4643,7 @@
           <w:i w:val="0"/>
           <w:sz w:val="24"/>
         </w:rPr>
-        <w:t>釋昭慧（2011）。〈傳道法師對南傳佛教在台灣之觀察與評議〉。《法印學報》，(1)，1-32。</w:t>
+        <w:t>伍麗滿（2006）。《台南妙心寺對印順「人間佛教」的落實與弘展》（碩士論文）。玄奘大學宗教學系碩士在職專班，新竹。</w:t>
       </w:r>
     </w:p>
     <w:p>
@@ -4625,7 +4658,7 @@
           <w:i w:val="0"/>
           <w:sz w:val="24"/>
         </w:rPr>
-        <w:t>伍麗滿（2006）。《台南妙心寺對印順「人間佛教」的落實與弘展》（碩士論文）。玄奘大學宗教學系碩士在職專班，新竹。</w:t>
+        <w:t>陳玉峯（2011）。〈草根和尚——傳道法師與我〉。《弘誓雙月刊》，(109)，22-29。</w:t>
       </w:r>
     </w:p>
     <w:p>
@@ -4640,7 +4673,7 @@
           <w:i w:val="0"/>
           <w:sz w:val="24"/>
         </w:rPr>
-        <w:t>陳玉峯（2011）。〈草根和尚——傳道法師與我〉。《弘誓雙月刊》，(109)，22-29。</w:t>
+        <w:t>侯坤宏（2004）。〈從太虛大師到印順法師：一個思想史角度的觀察〉。載於弘誓文教基金會（編），《第五屆「印順導師思想之理論與實踐」學術會議論文集》。桃園：弘誓文教基金會。</w:t>
       </w:r>
     </w:p>
     <w:p>
@@ -4655,7 +4688,7 @@
           <w:i w:val="0"/>
           <w:sz w:val="24"/>
         </w:rPr>
-        <w:t>侯坤宏（2004）。〈從太虛大師到印順法師：一個思想史角度的觀察〉。載於弘誓文教基金會（編），《第五屆「印順導師思想之理論與實踐」學術會議論文集》。桃園：弘誓文教基金會。</w:t>
+        <w:t>侯坤宏（2016）。〈戰後台灣佛教正義議題之回顧〉。《法印學報》，(6)，103-148。</w:t>
       </w:r>
     </w:p>
     <w:p>
@@ -4670,7 +4703,7 @@
           <w:i w:val="0"/>
           <w:sz w:val="24"/>
         </w:rPr>
-        <w:t>侯坤宏（2016）。〈戰後台灣佛教正義議題之回顧〉。《法印學報》，(6)，103-148。</w:t>
+        <w:t>藍吉富（2002）。〈台灣佛教思想史上的後印順時代〉。載於弘誓文教基金會（編），《第三屆「印順導師思想之理論與實踐」學術研討會論文集》。桃園：弘誓文教基金會。</w:t>
       </w:r>
     </w:p>
     <w:p>
@@ -4685,7 +4718,7 @@
           <w:i w:val="0"/>
           <w:sz w:val="24"/>
         </w:rPr>
-        <w:t>藍吉富（2002）。〈台灣佛教思想史上的後印順時代〉。載於弘誓文教基金會（編），《第三屆「印順導師思想之理論與實踐」學術研討會論文集》。桃園：弘誓文教基金會。</w:t>
+        <w:t>邱敏捷（2013）。〈印順學派的核心思想：以人間佛教為中心的開展〉。《人文與社會研究學報》，(47)，19-32。</w:t>
       </w:r>
     </w:p>
     <w:p>
@@ -4700,7 +4733,7 @@
           <w:i w:val="0"/>
           <w:sz w:val="24"/>
         </w:rPr>
-        <w:t>邱敏捷（2013）。〈印順學派的核心思想：以人間佛教為中心的開展〉。《人文與社會研究學報》，(47)，19-32。</w:t>
+        <w:t>林建德（2012）。〈印順學派與慈濟宗門——試論印順思想對慈濟志業開展之可能啟發〉。《玄奘佛學研究》，(17)，93-134。</w:t>
       </w:r>
     </w:p>
     <w:p>
@@ -4715,7 +4748,7 @@
           <w:i w:val="0"/>
           <w:sz w:val="24"/>
         </w:rPr>
-        <w:t>林建德（2012）。〈印順學派與慈濟宗門——試論印順思想對慈濟志業開展之可能啟發〉。《玄奘佛學研究》，(17)，93-134。</w:t>
+        <w:t>林建德（2015）。〈「人類為本」與「眾生平等」——印順法師「人間佛教」觀點下的動物保護〉。《玄奘佛學研究》，(23)，197-222。</w:t>
       </w:r>
     </w:p>
     <w:p>
@@ -4730,7 +4763,7 @@
           <w:i w:val="0"/>
           <w:sz w:val="24"/>
         </w:rPr>
-        <w:t>林建德（2015）。〈「人類為本」與「眾生平等」——印順法師「人間佛教」觀點下的動物保護〉。《玄奘佛學研究》，(23)，197-222。</w:t>
+        <w:t>林建德（2023）。〈台灣「人間佛教」之承傳與開展——從證嚴法師是否為「印順學派」探討起〉。《成大中文學報》，(81)，69-98。</w:t>
       </w:r>
     </w:p>
     <w:p>
@@ -4745,7 +4778,7 @@
           <w:i w:val="0"/>
           <w:sz w:val="24"/>
         </w:rPr>
-        <w:t>林建德（2023）。〈台灣「人間佛教」之承傳與開展——從證嚴法師是否為「印順學派」探討起〉。《成大中文學報》，(81)，69-98。</w:t>
+        <w:t>林朝成（2015）。〈動物解放與護生行動：從關懷生命協會的角度來探討〉。《玄奘佛學研究》，(23)，175-195。</w:t>
       </w:r>
     </w:p>
     <w:p>
@@ -4760,7 +4793,7 @@
           <w:i w:val="0"/>
           <w:sz w:val="24"/>
         </w:rPr>
-        <w:t>林朝成（2015）。〈動物解放與護生行動：從關懷生命協會的角度來探討〉。《玄奘佛學研究》，(23)，175-195。</w:t>
+        <w:t>楊惠南（1990）。〈當代台灣佛教「出世」性格的分析〉。《東方宗教研究》，(新1)，317-343。</w:t>
       </w:r>
     </w:p>
     <w:p>
@@ -4775,7 +4808,7 @@
           <w:i w:val="0"/>
           <w:sz w:val="24"/>
         </w:rPr>
-        <w:t>楊惠南（1990）。〈當代台灣佛教「出世」性格的分析〉。《東方宗教研究》，(新1)，317-343。</w:t>
+        <w:t>李玉珍（2015）。〈受戒施教：戰後台灣比丘尼身分的形成與凝聚〉。《近代中國婦女史研究》，(25)，1-52。</w:t>
       </w:r>
     </w:p>
     <w:p>
@@ -4790,7 +4823,7 @@
           <w:i w:val="0"/>
           <w:sz w:val="24"/>
         </w:rPr>
-        <w:t>李玉珍（2015）。〈受戒施教：戰後台灣比丘尼身分的形成與凝聚〉。《近代中國婦女史研究》，(25)，1-52。</w:t>
+        <w:t>蓑輪顕量（2016）。〈現代台灣佛教與印順法師——五大本山與人間佛教的背景一探〉。《佛光學報》，2(2)，31-53。</w:t>
       </w:r>
     </w:p>
     <w:p>
@@ -4805,7 +4838,7 @@
           <w:i w:val="0"/>
           <w:sz w:val="24"/>
         </w:rPr>
-        <w:t>蓑輪顕量（2016）。〈現代台灣佛教與印順法師——五大本山與人間佛教的背景一探〉。《佛光學報》，2(2)，31-53。</w:t>
+        <w:t>劉文芳（釋傳法）（2002）。《當代台灣佛教的社會運動》（碩士論文）。玄奘人文社會學院宗教學研究所，新竹。</w:t>
       </w:r>
     </w:p>
     <w:p>
@@ -4820,7 +4853,7 @@
           <w:i w:val="0"/>
           <w:sz w:val="24"/>
         </w:rPr>
-        <w:t>劉文芳（釋傳法）（2002）。《當代台灣佛教的社會運動》（碩士論文）。玄奘人文社會學院宗教學研究所，新竹。</w:t>
+        <w:t>劉文芳（釋傳法）（2019）。《左翼佛教和公民社會：泰國和馬來西亞的佛教公共介入之研究》（博士論文）。國立政治大學宗教研究所，台北。</w:t>
       </w:r>
     </w:p>
     <w:p>
@@ -4835,7 +4868,7 @@
           <w:i w:val="0"/>
           <w:sz w:val="24"/>
         </w:rPr>
-        <w:t>劉文芳（釋傳法）（2019）。《左翼佛教和公民社會：泰國和馬來西亞的佛教公共介入之研究》（博士論文）。國立政治大學宗教研究所，台北。</w:t>
+        <w:t>釋傳法、釋性廣（2009）。〈社運浪潮中之護教運動——以中國佛教會護教組為探討核心〉。《玄奘佛學研究》，(11)，55-86。</w:t>
       </w:r>
     </w:p>
     <w:p>
@@ -4850,7 +4883,7 @@
           <w:i w:val="0"/>
           <w:sz w:val="24"/>
         </w:rPr>
-        <w:t>釋傳法、釋性廣（2009）。〈社運浪潮中之護教運動——以中國佛教會護教組為探討核心〉。《玄奘佛學研究》，(11)，55-86。</w:t>
+        <w:t>莊雅棠（1997）。〈台灣鄉土神學的開拓者——王憲治牧師〉。《新使者》，(43)。</w:t>
       </w:r>
     </w:p>
     <w:p>
@@ -4865,7 +4898,7 @@
           <w:i w:val="0"/>
           <w:sz w:val="24"/>
         </w:rPr>
-        <w:t>莊雅棠（1997）。〈台灣鄉土神學的開拓者——王憲治牧師〉。《新使者》，(43)。</w:t>
+        <w:t>莊雅棠（2001）。〈實況化神學的意義及其超越一般——台灣本土神學方法論的反思〉。《道雜誌》，(2)，30-39。</w:t>
       </w:r>
     </w:p>
     <w:p>
@@ -4880,7 +4913,7 @@
           <w:i w:val="0"/>
           <w:sz w:val="24"/>
         </w:rPr>
-        <w:t>莊雅棠（2001）。〈實況化神學的意義及其超越一般——台灣本土神學方法論的反思〉。《道雜誌》，(2)，30-39。</w:t>
+        <w:t>莊雅棠（2003）。〈宋泉盛的故事神學〉。《神學與教會》，28(1)，123-145。</w:t>
       </w:r>
     </w:p>
     <w:p>
@@ -4895,7 +4928,7 @@
           <w:i w:val="0"/>
           <w:sz w:val="24"/>
         </w:rPr>
-        <w:t>莊雅棠（2003）。〈宋泉盛的故事神學〉。《神學與教會》，28(1)，123-145。</w:t>
+        <w:t>莊雅棠（2019）。〈在後現代處境中的台灣本土神學〉。《神學與教會》，44(1)，75-102。</w:t>
       </w:r>
     </w:p>
     <w:p>
@@ -4910,7 +4943,7 @@
           <w:i w:val="0"/>
           <w:sz w:val="24"/>
         </w:rPr>
-        <w:t>莊雅棠（2019）。〈在後現代處境中的台灣本土神學〉。《神學與教會》，44(1)，75-102。</w:t>
+        <w:t>陳南州（2004）。〈實況化神學的開展：黃彰輝牧師神學思想的探討〉。《台灣神學論刊》，(26)，59-83。</w:t>
       </w:r>
     </w:p>
     <w:p>
@@ -4925,7 +4958,7 @@
           <w:i w:val="0"/>
           <w:sz w:val="24"/>
         </w:rPr>
-        <w:t>陳南州（2004）。〈實況化神學的開展：黃彰輝牧師神學思想的探討〉。《台灣神學論刊》，(26)，59-83。</w:t>
+        <w:t>鄭仰恩（2001）。〈獻身普世運動的台灣本土神學家——黃彰輝牧師小傳〉。《新使者》，(64)，30-33。</w:t>
       </w:r>
     </w:p>
     <w:p>
@@ -4940,7 +4973,7 @@
           <w:i w:val="0"/>
           <w:sz w:val="24"/>
         </w:rPr>
-        <w:t>鄭仰恩（2001）。〈獻身普世運動的台灣本土神學家——黃彰輝牧師小傳〉。《新使者》，(64)，30-33。</w:t>
+        <w:t>鄭仰恩（2005）。〈從「自立」到「認同」：台灣基督長老教會本土化過程的歷史探討〉。《台灣神學論刊》，(27)，75-102。</w:t>
       </w:r>
     </w:p>
     <w:p>
@@ -4955,7 +4988,7 @@
           <w:i w:val="0"/>
           <w:sz w:val="24"/>
         </w:rPr>
-        <w:t>鄭仰恩（2005）。〈從「自立」到「認同」：台灣基督長老教會本土化過程的歷史探討〉。《台灣神學論刊》，(27)，75-102。</w:t>
+        <w:t>鄭仰恩（2015）。〈黃彰輝牧師及現今普世視域中的實況化神學發展〉。載於王崇堯等（主編），《黃彰輝牧師的精神資產研討會論文集》（頁165-192）。台南：南神出版社。</w:t>
       </w:r>
     </w:p>
     <w:p>
@@ -4970,7 +5003,7 @@
           <w:i w:val="0"/>
           <w:sz w:val="24"/>
         </w:rPr>
-        <w:t>鄭仰恩（2015）。〈黃彰輝牧師及現今普世視域中的實況化神學發展〉。載於王崇堯等（主編），《黃彰輝牧師的精神資產研討會論文集》（頁165-192）。台南：南神出版社。</w:t>
+        <w:t>歐力仁（2009）。〈亞洲神學之實況化詮釋學的形成與轉變〉。《宗教哲學》，(48)，123-142。</w:t>
       </w:r>
     </w:p>
     <w:p>
@@ -4985,7 +5018,7 @@
           <w:i w:val="0"/>
           <w:sz w:val="24"/>
         </w:rPr>
-        <w:t>歐力仁（2009）。〈亞洲神學之實況化詮釋學的形成與轉變〉。《宗教哲學》，(48)，123-142。</w:t>
+        <w:t>歐力仁（2011）。〈訴說苦難生命的故事——宋泉盛的故事神學方法論及其批判〉。《道風：基督教文化評論》，(35)，245-277。</w:t>
       </w:r>
     </w:p>
     <w:p>
@@ -5000,7 +5033,7 @@
           <w:i w:val="0"/>
           <w:sz w:val="24"/>
         </w:rPr>
-        <w:t>歐力仁（2011）。〈訴說苦難生命的故事——宋泉盛的故事神學方法論及其批判〉。《道風：基督教文化評論》，(35)，245-277。</w:t>
+        <w:t>謝易宏（2011）。〈鄉土神學「出埃及模式」的反思與再處境化〉。《神學與教會》，36(2)，387-408。</w:t>
       </w:r>
     </w:p>
     <w:p>
@@ -5015,7 +5048,7 @@
           <w:i w:val="0"/>
           <w:sz w:val="24"/>
         </w:rPr>
-        <w:t>謝易宏（2011）。〈鄉土神學「出埃及模式」的反思與再處境化〉。《神學與教會》，36(2)，387-408。</w:t>
+        <w:t>邱凱莉（2021）。〈從人民自決到獨立建國：以後殖民觀點分析台灣基督長老教會政治神學解嚴後三十年發展〉。《輔仁宗教研究》，(42)，121-146。</w:t>
       </w:r>
     </w:p>
     <w:p>
@@ -5030,7 +5063,7 @@
           <w:i w:val="0"/>
           <w:sz w:val="24"/>
         </w:rPr>
-        <w:t>邱凱莉（2021）。〈從人民自決到獨立建國：以後殖民觀點分析台灣基督長老教會政治神學解嚴後三十年發展〉。《輔仁宗教研究》，(42)，121-146。</w:t>
+        <w:t>黃克先（2021）。〈跨國宗教與受限制的黨國：從監控檔案再探長老教會的政教關係〉。《臺灣社會學刊》，(70)，1-76。</w:t>
       </w:r>
     </w:p>
     <w:p>
@@ -5045,7 +5078,7 @@
           <w:i w:val="0"/>
           <w:sz w:val="24"/>
         </w:rPr>
-        <w:t>黃克先（2021）。〈跨國宗教與受限制的黨國：從監控檔案再探長老教會的政教關係〉。《臺灣社會學刊》，(70)，1-76。</w:t>
+        <w:t>王崇堯（2015）。〈台灣南部長老教會150年來宣教反思〉。《神學與教會》，40(2)，249-273。</w:t>
       </w:r>
     </w:p>
     <w:p>
@@ -5060,7 +5093,7 @@
           <w:i w:val="0"/>
           <w:sz w:val="24"/>
         </w:rPr>
-        <w:t>王崇堯（2015）。〈台灣南部長老教會150年來宣教反思〉。《神學與教會》，40(2)，249-273。</w:t>
+        <w:t>程璞爾（2017）。《論後太陽花運動教會參與公共性之「想像」——以台灣基督長老教會為例》（碩士論文）。中原大學宗教研究所，桃園。</w:t>
       </w:r>
     </w:p>
     <w:p>
@@ -5075,7 +5108,7 @@
           <w:i w:val="0"/>
           <w:sz w:val="24"/>
         </w:rPr>
-        <w:t>程璞爾（2017）。《論後太陽花運動教會參與公共性之「想像」——以台灣基督長老教會為例》（碩士論文）。中原大學宗教研究所，桃園。</w:t>
+        <w:t>莊秉潔（2011）。《當代台灣佛教與基督教對話之研究》（碩士論文）。玄奘大學宗教學研究所，新竹。</w:t>
       </w:r>
     </w:p>
     <w:p>
@@ -5090,7 +5123,7 @@
           <w:i w:val="0"/>
           <w:sz w:val="24"/>
         </w:rPr>
-        <w:t>莊秉潔（2011）。《當代台灣佛教與基督教對話之研究》（碩士論文）。玄奘大學宗教學研究所，新竹。</w:t>
+        <w:t>賴賢宗（2004）。〈佛教與基督教的對話：以當代台灣宗教界為中心〉。《哲學與文化》，31(5)，23-41。</w:t>
       </w:r>
     </w:p>
     <w:p>
@@ -5105,7 +5138,7 @@
           <w:i w:val="0"/>
           <w:sz w:val="24"/>
         </w:rPr>
-        <w:t>賴賢宗（2004）。〈佛教與基督教的對話：以當代台灣宗教界為中心〉。《哲學與文化》，31(5)，23-41。</w:t>
+        <w:t>蔡怡佳（2016）。〈與佛相應、與神相契：臺灣佛教徒與基督徒的祈禱修行體驗〉。《臺灣宗教研究》，15(1)，51-78。</w:t>
       </w:r>
     </w:p>
     <w:p>
@@ -5120,7 +5153,7 @@
           <w:i w:val="0"/>
           <w:sz w:val="24"/>
         </w:rPr>
-        <w:t>蔡怡佳（2016）。〈與佛相應、與神相契：臺灣佛教徒與基督徒的祈禱修行體驗〉。《臺灣宗教研究》，15(1)，51-78。</w:t>
+        <w:t>游祥洲（2007）。〈論全球入世佛教之發展進路——兼論其涉及公共事務時之政治取向〉。《弘誓雙月刊》，(88)，6-23。</w:t>
       </w:r>
     </w:p>
     <w:p>
@@ -5135,7 +5168,7 @@
           <w:i w:val="0"/>
           <w:sz w:val="24"/>
         </w:rPr>
-        <w:t>游祥洲（2007）。〈論全球入世佛教之發展進路——兼論其涉及公共事務時之政治取向〉。《弘誓雙月刊》，(88)，6-23。</w:t>
+        <w:t>張辰瑋（2023）。〈昭慧法師與性廣法師對印順學的傳承與實踐——以經營佛教弘誓學院、參與社運、闡揚人間佛教禪法為例〉。《法印學報》，(14)，181-204。</w:t>
       </w:r>
     </w:p>
     <w:p>
@@ -5150,7 +5183,7 @@
           <w:i w:val="0"/>
           <w:sz w:val="24"/>
         </w:rPr>
-        <w:t>張辰瑋（2023）。〈昭慧法師與性廣法師對印順學的傳承與實踐——以經營佛教弘誓學院、參與社運、闡揚人間佛教禪法為例〉。《法印學報》，(14)，181-204。</w:t>
+        <w:t>張辰瑋（2024）。〈從「青年佛教」之精神看印順學派的歷史發展〉。《法印學報》，229-252。</w:t>
       </w:r>
     </w:p>
     <w:p>
@@ -5165,7 +5198,7 @@
           <w:i w:val="0"/>
           <w:sz w:val="24"/>
         </w:rPr>
-        <w:t>張辰瑋（2024）。〈從「青年佛教」之精神看印順學派的歷史發展〉。《法印學報》，229-252。</w:t>
+        <w:t>張辰瑋（2024）。〈耶佛之間的跨宗教友誼與跨宗教合作：以釋昭慧法師、盧俊義牧師、洪山川主教為例〉。「2024年度台灣宗教學會年會」，中央研究院民族學研究所，台北。</w:t>
       </w:r>
     </w:p>
     <w:p>
@@ -5180,7 +5213,7 @@
           <w:i w:val="0"/>
           <w:sz w:val="24"/>
         </w:rPr>
-        <w:t>張辰瑋（2024）。〈耶佛之間的跨宗教友誼與跨宗教合作：以釋昭慧法師、盧俊義牧師、洪山川主教為例〉。「2024年度台灣宗教學會年會」，中央研究院民族學研究所，台北。</w:t>
+        <w:t>張辰瑋（2025）。〈昭慧法師的戒律學思想與實踐：以性別議題為核心〉。第六屆中華國際佛學會議，法鼓山中華佛學研究所，台北。</w:t>
       </w:r>
     </w:p>
     <w:p>
@@ -5195,7 +5228,21 @@
           <w:i w:val="0"/>
           <w:sz w:val="24"/>
         </w:rPr>
-        <w:t>張辰瑋（2025）。〈昭慧法師的戒律學思想與實踐：以性別議題為核心〉。第六屆中華國際佛學會議，法鼓山中華佛學研究所，台北。</w:t>
+        <w:t>張辰瑋（2025）。《印順導師人間佛教思想的傳承與實踐：以昭慧法師、性廣法師為核心》（碩士論文）。國立台北教育大學台灣文化研究所，台北。</w:t>
+      </w:r>
+    </w:p>
+    <w:p>
+      <w:pPr>
+        <w:spacing w:line="360" w:lineRule="auto" w:after="200" w:before="160"/>
+      </w:pPr>
+      <w:r>
+        <w:rPr>
+          <w:rFonts w:ascii="Times New Roman" w:hAnsi="Times New Roman" w:eastAsia="新細明體"/>
+          <w:b/>
+          <w:i w:val="0"/>
+          <w:sz w:val="26"/>
+        </w:rPr>
+        <w:t>四、外文文獻</w:t>
       </w:r>
     </w:p>
     <w:p>
@@ -5210,21 +5257,7 @@
           <w:i w:val="0"/>
           <w:sz w:val="24"/>
         </w:rPr>
-        <w:t>張辰瑋（2025）。《印順導師人間佛教思想的傳承與實踐：以昭慧法師、性廣法師為核心》（碩士論文）。國立台北教育大學台灣文化研究所，台北。</w:t>
-      </w:r>
-    </w:p>
-    <w:p>
-      <w:pPr>
-        <w:spacing w:line="360" w:lineRule="auto" w:after="200" w:before="160"/>
-      </w:pPr>
-      <w:r>
-        <w:rPr>
-          <w:rFonts w:ascii="Times New Roman" w:hAnsi="Times New Roman" w:eastAsia="新細明體"/>
-          <w:b/>
-          <w:i w:val="0"/>
-          <w:sz w:val="26"/>
-        </w:rPr>
-        <w:t>四、外文文獻</w:t>
+        <w:t>Ahn, B.-M.（안병무）(1981). *Minjung theology: People as the subjects of history*. Maryknoll, NY: Orbis Books.</w:t>
       </w:r>
     </w:p>
     <w:p>
@@ -5239,7 +5272,7 @@
           <w:i w:val="0"/>
           <w:sz w:val="24"/>
         </w:rPr>
-        <w:t>Ahn, B.-M.（안병무）(1981). *Minjung theology: People as the subjects of history*. Maryknoll, NY: Orbis Books.</w:t>
+        <w:t>Clooney, F. X. (2010). *Comparative theology: Deep learning across religious borders*. Malden, MA: Wiley-Blackwell.</w:t>
       </w:r>
     </w:p>
     <w:p>
@@ -5254,7 +5287,7 @@
           <w:i w:val="0"/>
           <w:sz w:val="24"/>
         </w:rPr>
-        <w:t>Clooney, F. X. (2010). *Comparative theology: Deep learning across religious borders*. Malden, MA: Wiley-Blackwell.</w:t>
+        <w:t>Duara, P. (2015). *The crisis of global modernity: Asian traditions and a sustainable future*. Cambridge: Cambridge University Press.</w:t>
       </w:r>
     </w:p>
     <w:p>
@@ -5269,7 +5302,7 @@
           <w:i w:val="0"/>
           <w:sz w:val="24"/>
         </w:rPr>
-        <w:t>Duara, P. (2015). *The crisis of global modernity: Asian traditions and a sustainable future*. Cambridge: Cambridge University Press.</w:t>
+        <w:t>Goossaert, V., &amp; Palmer, D. A. (2011). *The religious question in modern China*. Chicago: University of Chicago Press.</w:t>
       </w:r>
     </w:p>
     <w:p>
@@ -5284,7 +5317,7 @@
           <w:i w:val="0"/>
           <w:sz w:val="24"/>
         </w:rPr>
-        <w:t>Goossaert, V., &amp; Palmer, D. A. (2011). *The religious question in modern China*. Chicago: University of Chicago Press.</w:t>
+        <w:t>Hick, J. (1989). *An interpretation of religion: Human responses to the transcendent*. New Haven: Yale University Press.</w:t>
       </w:r>
     </w:p>
     <w:p>
@@ -5299,7 +5332,7 @@
           <w:i w:val="0"/>
           <w:sz w:val="24"/>
         </w:rPr>
-        <w:t>Hick, J. (1989). *An interpretation of religion: Human responses to the transcendent*. New Haven: Yale University Press.</w:t>
+        <w:t>Kagawa, T.（賀川豊彦）(1936). *Brotherhood economics*. New York: Harper &amp; Brothers.</w:t>
       </w:r>
     </w:p>
     <w:p>
@@ -5314,7 +5347,7 @@
           <w:i w:val="0"/>
           <w:sz w:val="24"/>
         </w:rPr>
-        <w:t>Kagawa, T.（賀川豊彦）(1936). *Brotherhood economics*. New York: Harper &amp; Brothers.</w:t>
+        <w:t>Knitter, P. F. (1995). *One earth many religions: Multifaith dialogue and global responsibility*. Maryknoll, NY: Orbis Books.</w:t>
       </w:r>
     </w:p>
     <w:p>
@@ -5329,7 +5362,7 @@
           <w:i w:val="0"/>
           <w:sz w:val="24"/>
         </w:rPr>
-        <w:t>Knitter, P. F. (1995). *One earth many religions: Multifaith dialogue and global responsibility*. Maryknoll, NY: Orbis Books.</w:t>
+        <w:t>Koyama, K.（小山晃佑）(1974). *Water buffalo theology*. Maryknoll, NY: Orbis Books.</w:t>
       </w:r>
     </w:p>
     <w:p>
@@ -5344,7 +5377,7 @@
           <w:i w:val="0"/>
           <w:sz w:val="24"/>
         </w:rPr>
-        <w:t>Koyama, K.（小山晃佑）(1974). *Water buffalo theology*. Maryknoll, NY: Orbis Books.</w:t>
+        <w:t>Lian, X. (2010). *Redeemed by fire: The rise of popular Christianity in modern China*. New Haven: Yale University Press.</w:t>
       </w:r>
     </w:p>
     <w:p>
@@ -5359,7 +5392,7 @@
           <w:i w:val="0"/>
           <w:sz w:val="24"/>
         </w:rPr>
-        <w:t>Lian, X. (2010). *Redeemed by fire: The rise of popular Christianity in modern China*. New Haven: Yale University Press.</w:t>
+        <w:t>Madsen, R. (2007). *Democracy's dharma: Religious renaissance and political development in Taiwan*. Berkeley: University of California Press.</w:t>
       </w:r>
     </w:p>
     <w:p>
@@ -5374,7 +5407,7 @@
           <w:i w:val="0"/>
           <w:sz w:val="24"/>
         </w:rPr>
-        <w:t>Madsen, R. (2007). *Democracy's dharma: Religious renaissance and political development in Taiwan*. Berkeley: University of California Press.</w:t>
+        <w:t>Panikkar, R. (1999). *The intra-religious dialogue* (Rev. ed.). New York: Paulist Press.</w:t>
       </w:r>
     </w:p>
     <w:p>
@@ -5389,7 +5422,7 @@
           <w:i w:val="0"/>
           <w:sz w:val="24"/>
         </w:rPr>
-        <w:t>Panikkar, R. (1999). *The intra-religious dialogue* (Rev. ed.). New York: Paulist Press.</w:t>
+        <w:t>Pieris, A. (1988). *An Asian theology of liberation*. Maryknoll, NY: Orbis Books.</w:t>
       </w:r>
     </w:p>
     <w:p>
@@ -5404,7 +5437,7 @@
           <w:i w:val="0"/>
           <w:sz w:val="24"/>
         </w:rPr>
-        <w:t>Pieris, A. (1988). *An Asian theology of liberation*. Maryknoll, NY: Orbis Books.</w:t>
+        <w:t>Queen, C. S., &amp; King, S. B. (Eds.). (1996). *Engaged Buddhism: Buddhist liberation movements in Asia*. Albany: State University of New York Press.</w:t>
       </w:r>
     </w:p>
     <w:p>
@@ -5419,7 +5452,7 @@
           <w:i w:val="0"/>
           <w:sz w:val="24"/>
         </w:rPr>
-        <w:t>Queen, C. S., &amp; King, S. B. (Eds.). (1996). *Engaged Buddhism: Buddhist liberation movements in Asia*. Albany: State University of New York Press.</w:t>
+        <w:t>Rauschenbusch, W. (1917). *A theology for the social gospel*. New York: Macmillan.</w:t>
       </w:r>
     </w:p>
     <w:p>
@@ -5434,7 +5467,7 @@
           <w:i w:val="0"/>
           <w:sz w:val="24"/>
         </w:rPr>
-        <w:t>Rauschenbusch, W. (1917). *A theology for the social gospel*. New York: Macmillan.</w:t>
+        <w:t>Ritzinger, J. R. (2017). *Anarchy in the Pure Land: Tradition and modernity in the movements of Taixu and Yinshun*. Honolulu: University of Hawaii Press.</w:t>
       </w:r>
     </w:p>
     <w:p>
@@ -5449,7 +5482,7 @@
           <w:i w:val="0"/>
           <w:sz w:val="24"/>
         </w:rPr>
-        <w:t>Ritzinger, J. R. (2017). *Anarchy in the Pure Land: Tradition and modernity in the movements of Taixu and Yinshun*. Honolulu: University of Hawaii Press.</w:t>
+        <w:t>Shields, J. M. (2017). *Against harmony: Progressive and radical Buddhism in modern Japan*. Oxford: Oxford University Press.</w:t>
       </w:r>
     </w:p>
     <w:p>
@@ -5464,7 +5497,7 @@
           <w:i w:val="0"/>
           <w:sz w:val="24"/>
         </w:rPr>
-        <w:t>Shields, J. M. (2017). *Against harmony: Progressive and radical Buddhism in modern Japan*. Oxford: Oxford University Press.</w:t>
+        <w:t>Starr, C. (2016). *Chinese theology: Text and context*. New Haven: Yale University Press.</w:t>
       </w:r>
     </w:p>
     <w:p>
@@ -5479,21 +5512,6 @@
           <w:i w:val="0"/>
           <w:sz w:val="24"/>
         </w:rPr>
-        <w:t>Starr, C. (2016). *Chinese theology: Text and context*. New Haven: Yale University Press.</w:t>
-      </w:r>
-    </w:p>
-    <w:p>
-      <w:pPr>
-        <w:spacing w:line="360" w:lineRule="auto" w:after="80"/>
-        <w:ind w:left="482" w:hanging="482"/>
-      </w:pPr>
-      <w:r>
-        <w:rPr>
-          <w:rFonts w:ascii="Times New Roman" w:hAnsi="Times New Roman" w:eastAsia="新細明體"/>
-          <w:b w:val="0"/>
-          <w:i w:val="0"/>
-          <w:sz w:val="24"/>
-        </w:rPr>
         <w:t>Xing, J. (1996). *Baptized in the fire of revolution: The American social gospel and the YMCA in China, 1919-1937*. Bethlehem: Lehigh University Press.</w:t>
       </w:r>
     </w:p>
@@ -5616,7 +5634,7 @@
           <w:i w:val="0"/>
           <w:sz w:val="24"/>
         </w:rPr>
-        <w:t>：從彼岸向此岸的轉向——近代東亞宗教變革與戰後台灣佛教、基督教公共性之宗教史比較研究</w:t>
+        <w:t>：從彼岸向此岸的轉向——台灣佛教與基督教公共性之宗教史比較研究（1920年代–2020年代）</w:t>
       </w:r>
     </w:p>
     <w:p>

--- a/public/content/works/hcu-phd-proposal.docx
+++ b/public/content/works/hcu-phd-proposal.docx
@@ -4,6 +4,97 @@
   <w:body>
     <w:p>
       <w:pPr>
+        <w:spacing w:line="360" w:lineRule="auto" w:after="120"/>
+        <w:jc w:val="center"/>
+      </w:pPr>
+      <w:r>
+        <w:rPr>
+          <w:rFonts w:ascii="Times New Roman" w:hAnsi="Times New Roman" w:eastAsia="新細明體"/>
+          <w:b w:val="0"/>
+          <w:i w:val="0"/>
+          <w:sz w:val="24"/>
+        </w:rPr>
+        <w:t>玄奘大學社會科學院宗教與文化學系</w:t>
+      </w:r>
+    </w:p>
+    <w:p>
+      <w:pPr>
+        <w:spacing w:line="360" w:lineRule="auto" w:after="120"/>
+        <w:jc w:val="center"/>
+      </w:pPr>
+      <w:r>
+        <w:rPr>
+          <w:rFonts w:ascii="Times New Roman" w:hAnsi="Times New Roman" w:eastAsia="新細明體"/>
+          <w:b w:val="0"/>
+          <w:i w:val="0"/>
+          <w:sz w:val="24"/>
+        </w:rPr>
+        <w:t>博士論文研究計畫</w:t>
+      </w:r>
+    </w:p>
+    <w:p>
+      <w:pPr>
+        <w:spacing w:line="360" w:lineRule="auto" w:after="120"/>
+        <w:jc w:val="center"/>
+      </w:pPr>
+      <w:r>
+        <w:rPr>
+          <w:rFonts w:ascii="Times New Roman" w:hAnsi="Times New Roman" w:eastAsia="新細明體"/>
+          <w:b w:val="0"/>
+          <w:i w:val="0"/>
+          <w:sz w:val="24"/>
+        </w:rPr>
+        <w:t>Department of Religion and Culture</w:t>
+      </w:r>
+    </w:p>
+    <w:p>
+      <w:pPr>
+        <w:spacing w:line="360" w:lineRule="auto" w:after="120"/>
+        <w:jc w:val="center"/>
+      </w:pPr>
+      <w:r>
+        <w:rPr>
+          <w:rFonts w:ascii="Times New Roman" w:hAnsi="Times New Roman" w:eastAsia="新細明體"/>
+          <w:b w:val="0"/>
+          <w:i w:val="0"/>
+          <w:sz w:val="24"/>
+        </w:rPr>
+        <w:t>College of Social Sciences</w:t>
+      </w:r>
+    </w:p>
+    <w:p>
+      <w:pPr>
+        <w:spacing w:line="360" w:lineRule="auto" w:after="120"/>
+        <w:jc w:val="center"/>
+      </w:pPr>
+      <w:r>
+        <w:rPr>
+          <w:rFonts w:ascii="Times New Roman" w:hAnsi="Times New Roman" w:eastAsia="新細明體"/>
+          <w:b w:val="0"/>
+          <w:i w:val="0"/>
+          <w:sz w:val="24"/>
+        </w:rPr>
+        <w:t>Hsuan Chuang University</w:t>
+      </w:r>
+    </w:p>
+    <w:p>
+      <w:pPr>
+        <w:spacing w:line="360" w:lineRule="auto" w:after="120"/>
+        <w:jc w:val="center"/>
+      </w:pPr>
+      <w:r>
+        <w:rPr>
+          <w:rFonts w:ascii="Times New Roman" w:hAnsi="Times New Roman" w:eastAsia="新細明體"/>
+          <w:b w:val="0"/>
+          <w:i w:val="0"/>
+          <w:sz w:val="24"/>
+        </w:rPr>
+        <w:t>Ph.D. Dissertation Research Proposal</w:t>
+      </w:r>
+    </w:p>
+    <w:p>
+      <w:pPr>
+        <w:pageBreakBefore w:val="0"/>
         <w:spacing w:line="360" w:lineRule="auto" w:after="200" w:before="240"/>
         <w:jc w:val="center"/>
       </w:pPr>
@@ -19,6 +110,7 @@
     </w:p>
     <w:p>
       <w:pPr>
+        <w:pageBreakBefore w:val="0"/>
         <w:spacing w:line="360" w:lineRule="auto" w:after="200" w:before="240"/>
         <w:jc w:val="center"/>
       </w:pPr>
@@ -59,7 +151,7 @@
           <w:i w:val="0"/>
           <w:sz w:val="24"/>
         </w:rPr>
-        <w:t>玄奘大學社會科學院宗教與文化學系博士班　研究計畫書</w:t>
+        <w:t>張辰瑋</w:t>
       </w:r>
     </w:p>
     <w:p>
@@ -74,11 +166,57 @@
           <w:i w:val="0"/>
           <w:sz w:val="24"/>
         </w:rPr>
-        <w:t>張辰瑋　Chen-Wei Chang</w:t>
-      </w:r>
-    </w:p>
-    <w:p>
-      <w:pPr>
+        <w:t>Chen-Wei Chang</w:t>
+      </w:r>
+    </w:p>
+    <w:p>
+      <w:pPr>
+        <w:spacing w:line="360" w:lineRule="auto" w:after="120"/>
+        <w:jc w:val="center"/>
+      </w:pPr>
+      <w:r>
+        <w:rPr>
+          <w:rFonts w:ascii="Times New Roman" w:hAnsi="Times New Roman" w:eastAsia="新細明體"/>
+          <w:b w:val="0"/>
+          <w:i w:val="0"/>
+          <w:sz w:val="24"/>
+        </w:rPr>
+        <w:t>指導教授：釋昭慧</w:t>
+      </w:r>
+    </w:p>
+    <w:p>
+      <w:pPr>
+        <w:spacing w:line="360" w:lineRule="auto" w:after="120"/>
+        <w:jc w:val="center"/>
+      </w:pPr>
+      <w:r>
+        <w:rPr>
+          <w:rFonts w:ascii="Times New Roman" w:hAnsi="Times New Roman" w:eastAsia="新細明體"/>
+          <w:b w:val="0"/>
+          <w:i w:val="0"/>
+          <w:sz w:val="24"/>
+        </w:rPr>
+        <w:t>中華民國115年08月</w:t>
+      </w:r>
+    </w:p>
+    <w:p>
+      <w:pPr>
+        <w:spacing w:line="360" w:lineRule="auto" w:after="120"/>
+        <w:jc w:val="center"/>
+      </w:pPr>
+      <w:r>
+        <w:rPr>
+          <w:rFonts w:ascii="Times New Roman" w:hAnsi="Times New Roman" w:eastAsia="新細明體"/>
+          <w:b w:val="0"/>
+          <w:i w:val="0"/>
+          <w:sz w:val="24"/>
+        </w:rPr>
+        <w:t>August 2026</w:t>
+      </w:r>
+    </w:p>
+    <w:p>
+      <w:pPr>
+        <w:pageBreakBefore/>
         <w:spacing w:line="360" w:lineRule="auto" w:after="200" w:before="240"/>
       </w:pPr>
       <w:r>
@@ -238,7 +376,7 @@
           <w:i w:val="0"/>
           <w:sz w:val="24"/>
         </w:rPr>
-        <w:t>關鍵詞</w:t>
+        <w:t>關鍵字</w:t>
       </w:r>
       <w:r>
         <w:rPr>
@@ -252,6 +390,7 @@
     </w:p>
     <w:p>
       <w:pPr>
+        <w:pageBreakBefore/>
         <w:spacing w:line="360" w:lineRule="auto" w:after="200" w:before="240"/>
       </w:pPr>
       <w:r>
@@ -261,21 +400,7 @@
           <w:i w:val="0"/>
           <w:sz w:val="28"/>
         </w:rPr>
-        <w:t>一、研究動機與問題意識</w:t>
-      </w:r>
-    </w:p>
-    <w:p>
-      <w:pPr>
-        <w:spacing w:line="360" w:lineRule="auto" w:after="200" w:before="160"/>
-      </w:pPr>
-      <w:r>
-        <w:rPr>
-          <w:rFonts w:ascii="Times New Roman" w:hAnsi="Times New Roman" w:eastAsia="新細明體"/>
-          <w:b/>
-          <w:i w:val="0"/>
-          <w:sz w:val="26"/>
-        </w:rPr>
-        <w:t>（一）問題的起點：兩段被分開講述的歷史</w:t>
+        <w:t>Abstract</w:t>
       </w:r>
     </w:p>
     <w:p>
@@ -290,7 +415,7 @@
           <w:i w:val="0"/>
           <w:sz w:val="24"/>
         </w:rPr>
-        <w:t>在台灣的宗教研究裡，有兩段歷史被反覆講述，卻幾乎從不放在一起講。</w:t>
+        <w:t>This study is a comparative inquiry in religious history. It asks a single question: how did the public character of Buddhism and of Christianity in postwar Taiwan actually come into being?</w:t>
       </w:r>
     </w:p>
     <w:p>
@@ -305,7 +430,7 @@
           <w:i w:val="0"/>
           <w:sz w:val="24"/>
         </w:rPr>
-        <w:t>一段是佛教的：太虛的佛教革命如何在民國佛教的存亡危機中被提出，印順如何以教史研究把佛教的關懷從天界與他方拉回「此時、此地、此人」，而後在戰後台灣長出妙心寺、弘誓、慈濟、法鼓、佛光等各具面貌的實踐路線。另一段是基督教的：台灣基督長老教會如何從宣教師的教會走向自立，黃彰輝如何在普世教會協會（WCC）提出「實況化」（contextualization），宋泉盛如何以亞洲人民的受苦經驗改寫神學的敘事方式，而後在一九七〇年代的三大聲明中，把神學轉化為公共政治的語言。</w:t>
+        <w:t>Existing scholarship on "Humanistic Buddhism" (renjian fojiao) and on Taiwanese "contextual theology" belongs to two academic communities that rarely cite one another, each treating the other as background. Studies that address interreligious dialogue at the theoretical level, meanwhile, tend to adopt a Western framework first — religious pluralism, the soteriocentric model, the phenomenology of religion — and then look for East Asian cases to fill it in. This study proceeds in the opposite order: history first, theory afterwards.</w:t>
       </w:r>
     </w:p>
     <w:p>
@@ -320,25 +445,7 @@
           <w:i w:val="0"/>
           <w:sz w:val="24"/>
         </w:rPr>
-        <w:t>兩段歷史各有豐厚的研究積累，但它們幾乎是兩套互不引用的文獻。佛教研究者談印順時很少提黃彰輝，神學研究者談實況化時也很少提太虛。然而，若把時間軸拉開來看，會發現一件不容忽視的事：</w:t>
-      </w:r>
-      <w:r>
-        <w:rPr>
-          <w:rFonts w:ascii="Times New Roman" w:hAnsi="Times New Roman" w:eastAsia="新細明體"/>
-          <w:b/>
-          <w:i w:val="0"/>
-          <w:sz w:val="24"/>
-        </w:rPr>
-        <w:t>這兩條線在時間上高度重疊，在結構上高度相似，在戰後台灣的公共場域中甚至反覆相遇。</w:t>
-      </w:r>
-      <w:r>
-        <w:rPr>
-          <w:rFonts w:ascii="Times New Roman" w:hAnsi="Times New Roman" w:eastAsia="新細明體"/>
-          <w:b w:val="0"/>
-          <w:i w:val="0"/>
-          <w:sz w:val="24"/>
-        </w:rPr>
-        <w:t>兩者都在一次大戰後的東亞變局中啟動；都經歷了「先自我批判、再重新詮釋自身傳統」的階段；都在一九七〇至九〇年代的台灣社會轉型中，把宗教語言轉譯為公共語言；也都在二十一世紀初，於同一批社會議題上出現在同一個街頭。</w:t>
+        <w:t>It begins by setting four East Asian societies side by side in order to re-examine the shared origins of the modern religious transformation: Buddhist reform and Christian social movements in Taishō Japan; the Buddhist revolution and the Social Gospel that arose in China out of the crisis over temple property; the interreligious alliance of the Korean March First Movement; and the religious awakening within Taiwan's New Culture Movement. The argument is that "this-worldly engagement" was not a doctrinal development internal to any one religion, but the common outcome of religions across East Asia being forced, under the same pressures of modernity, colonial rule and national survival, to redefine their relation to this world. This chapter is treated as prehistory: it synthesises existing scholarship rather than undertaking original archival work, and the title accordingly does not claim East Asia as an object of research.</w:t>
       </w:r>
     </w:p>
     <w:p>
@@ -353,21 +460,7 @@
           <w:i w:val="0"/>
           <w:sz w:val="24"/>
         </w:rPr>
-        <w:t>如果這種相似只是巧合，它不值得寫成一本論文。但如果它不是巧合——如果兩者其實源出同一波東亞宗教變革，只是分別在佛教與基督教的傳統語彙中被表述——那麼把它們分開講述，本身就是一種歷史敘述的失誤。</w:t>
-      </w:r>
-    </w:p>
-    <w:p>
-      <w:pPr>
-        <w:spacing w:line="360" w:lineRule="auto" w:after="200" w:before="160"/>
-      </w:pPr>
-      <w:r>
-        <w:rPr>
-          <w:rFonts w:ascii="Times New Roman" w:hAnsi="Times New Roman" w:eastAsia="新細明體"/>
-          <w:b/>
-          <w:i w:val="0"/>
-          <w:sz w:val="26"/>
-        </w:rPr>
-        <w:t>（二）為什麼要從歷史比較開始，而不是從理論開始</w:t>
+        <w:t>On that basis the study reconstructs, through two genealogies of four figures each, how the public character of Buddhism and of Christianity in postwar Taiwan was formed. The Buddhist line runs Taixu — Yinshun — Chuandao — Chao-Hwei; the Christian line runs Shoki Coe — Choan-Seng Song — Wang Hsien-chih — Huang Po-ho. Placing the two side by side reveals a strikingly isomorphic four-stage structure: reform initiated in crisis, reinterpretation of scriptural history or of context, grounding in local language and grassroots practice, and the institutionalisation of ethical discourse in the public sphere.</w:t>
       </w:r>
     </w:p>
     <w:p>
@@ -382,7 +475,7 @@
           <w:i w:val="0"/>
           <w:sz w:val="24"/>
         </w:rPr>
-        <w:t>處理跨宗教議題時，一種常見的做法是先借用一套宗教學或宗教神學的理論框架，再以個案填充。這種做法有其效率，卻有兩個代價。</w:t>
+        <w:t>The fifth chapter compares the two lines directly — their generative mechanisms, their key vocabularies, the sources of their legitimacy, and their organisational forms. The sixth chapter proposes and tests a paradigm. It names the historical pattern "Religion of the Human Realm," and verifies it against the actual course of Buddhist–Christian relations in postwar Taiwan: from the apologetic polemics of the 1950s, through the dialogue of the 1980s, to the alliances formed from the 2000s onward over gambling legalisation, animal protection, the abolition of the death penalty and gender equality. Oral history interviews supplement what the written record cannot preserve. The history of this encounter is placed in this chapter rather than given a chapter of its own, precisely because its function here is evidential: it shows that a shared this-worldliness suffices as a basis for interreligious dialogue and cooperation. Only then does the study consider what such a historically derived paradigm implies for the secularisation thesis and religious pluralism in religious studies, and for the method of comparative theology.</w:t>
       </w:r>
     </w:p>
     <w:p>
@@ -397,43 +490,7 @@
           <w:i w:val="0"/>
           <w:sz w:val="24"/>
         </w:rPr>
-        <w:t>其一是</w:t>
-      </w:r>
-      <w:r>
-        <w:rPr>
-          <w:rFonts w:ascii="Times New Roman" w:hAnsi="Times New Roman" w:eastAsia="新細明體"/>
-          <w:b/>
-          <w:i w:val="0"/>
-          <w:sz w:val="24"/>
-        </w:rPr>
-        <w:t>時序的顛倒</w:t>
-      </w:r>
-      <w:r>
-        <w:rPr>
-          <w:rFonts w:ascii="Times New Roman" w:hAnsi="Times New Roman" w:eastAsia="新細明體"/>
-          <w:b w:val="0"/>
-          <w:i w:val="0"/>
-          <w:sz w:val="24"/>
-        </w:rPr>
-        <w:t>。宗教多元論、救贖中心論、宗教現象學等框架，各有其自身的歐美思想史脈絡；以之為前提去讀東亞史料，容易把史料切割成能被框架容納的碎片，把不合框架的部分當成例外或不成熟。其二是</w:t>
-      </w:r>
-      <w:r>
-        <w:rPr>
-          <w:rFonts w:ascii="Times New Roman" w:hAnsi="Times New Roman" w:eastAsia="新細明體"/>
-          <w:b/>
-          <w:i w:val="0"/>
-          <w:sz w:val="24"/>
-        </w:rPr>
-        <w:t>主體性的折損</w:t>
-      </w:r>
-      <w:r>
-        <w:rPr>
-          <w:rFonts w:ascii="Times New Roman" w:hAnsi="Times New Roman" w:eastAsia="新細明體"/>
-          <w:b w:val="0"/>
-          <w:i w:val="0"/>
-          <w:sz w:val="24"/>
-        </w:rPr>
-        <w:t>。當「對話的共同基礎」是由外部理論預先設定時，各宗教實際上是在為一個它們並未參與制定的標準作答。</w:t>
+        <w:t>The central claim is that this-worldliness is not a secularising concession but a redefinition, under modern conditions, by which each tradition returns to its own founding concerns; and that comparison grounded in historical experience preserves the subjectivity of each religion better than comparison grounded in metaphysical premises.</w:t>
       </w:r>
     </w:p>
     <w:p>
@@ -444,29 +501,50 @@
       <w:r>
         <w:rPr>
           <w:rFonts w:ascii="Times New Roman" w:hAnsi="Times New Roman" w:eastAsia="新細明體"/>
-          <w:b w:val="0"/>
-          <w:i w:val="0"/>
-          <w:sz w:val="24"/>
-        </w:rPr>
-        <w:t>因此本研究採取的順序是：</w:t>
-      </w:r>
-      <w:r>
-        <w:rPr>
-          <w:rFonts w:ascii="Times New Roman" w:hAnsi="Times New Roman" w:eastAsia="新細明體"/>
           <w:b/>
           <w:i w:val="0"/>
           <w:sz w:val="24"/>
         </w:rPr>
-        <w:t>先問「歷史上發生了什麼」，再問「這件事在理論上意味著什麼」。</w:t>
-      </w:r>
-      <w:r>
-        <w:rPr>
-          <w:rFonts w:ascii="Times New Roman" w:hAnsi="Times New Roman" w:eastAsia="新細明體"/>
-          <w:b w:val="0"/>
-          <w:i w:val="0"/>
-          <w:sz w:val="24"/>
-        </w:rPr>
-        <w:t>理論不是研究的起點，而是研究的結果。本研究的第五章之所以放在最後，正是因為「人間宗教」這個概念若要成立，它必須是從史料中歸納出來的，而不是先驗地提出來、再回頭尋找證據的。</w:t>
+        <w:t>Keywords</w:t>
+      </w:r>
+      <w:r>
+        <w:rPr>
+          <w:rFonts w:ascii="Times New Roman" w:hAnsi="Times New Roman" w:eastAsia="新細明體"/>
+          <w:b w:val="0"/>
+          <w:i w:val="0"/>
+          <w:sz w:val="24"/>
+        </w:rPr>
+        <w:t>: comparative religious history, Humanistic Buddhism, public theology, religious publicness, history of religion in Taiwan, Religion of the Human Realm</w:t>
+      </w:r>
+    </w:p>
+    <w:p>
+      <w:pPr>
+        <w:pageBreakBefore/>
+        <w:spacing w:line="360" w:lineRule="auto" w:after="200" w:before="240"/>
+      </w:pPr>
+      <w:r>
+        <w:rPr>
+          <w:rFonts w:ascii="Times New Roman" w:hAnsi="Times New Roman" w:eastAsia="新細明體"/>
+          <w:b/>
+          <w:i w:val="0"/>
+          <w:sz w:val="28"/>
+        </w:rPr>
+        <w:t>一、研究動機與問題意識</w:t>
+      </w:r>
+    </w:p>
+    <w:p>
+      <w:pPr>
+        <w:pageBreakBefore w:val="0"/>
+        <w:spacing w:line="360" w:lineRule="auto" w:after="200" w:before="160"/>
+      </w:pPr>
+      <w:r>
+        <w:rPr>
+          <w:rFonts w:ascii="Times New Roman" w:hAnsi="Times New Roman" w:eastAsia="新細明體"/>
+          <w:b/>
+          <w:i w:val="0"/>
+          <w:sz w:val="26"/>
+        </w:rPr>
+        <w:t>（一）問題的起點：兩段被分開講述的歷史</w:t>
       </w:r>
     </w:p>
     <w:p>
@@ -481,39 +559,7 @@
           <w:i w:val="0"/>
           <w:sz w:val="24"/>
         </w:rPr>
-        <w:t>這也決定了本研究的學科定位：</w:t>
-      </w:r>
-      <w:r>
-        <w:rPr>
-          <w:rFonts w:ascii="Times New Roman" w:hAnsi="Times New Roman" w:eastAsia="新細明體"/>
-          <w:b/>
-          <w:i w:val="0"/>
-          <w:sz w:val="24"/>
-        </w:rPr>
-        <w:t>這是一份以歷史學為主要方法論的論文</w:t>
-      </w:r>
-      <w:r>
-        <w:rPr>
-          <w:rFonts w:ascii="Times New Roman" w:hAnsi="Times New Roman" w:eastAsia="新細明體"/>
-          <w:b w:val="0"/>
-          <w:i w:val="0"/>
-          <w:sz w:val="24"/>
-        </w:rPr>
-        <w:t>，宗教學與比較神學是它的問題關懷與最終對話對象，而不是它的操作工具。</w:t>
-      </w:r>
-    </w:p>
-    <w:p>
-      <w:pPr>
-        <w:spacing w:line="360" w:lineRule="auto" w:after="200" w:before="160"/>
-      </w:pPr>
-      <w:r>
-        <w:rPr>
-          <w:rFonts w:ascii="Times New Roman" w:hAnsi="Times New Roman" w:eastAsia="新細明體"/>
-          <w:b/>
-          <w:i w:val="0"/>
-          <w:sz w:val="26"/>
-        </w:rPr>
-        <w:t>（三）核心提問</w:t>
+        <w:t>在台灣的宗教研究裡，有兩段歷史被反覆講述，卻幾乎從不放在一起講。</w:t>
       </w:r>
     </w:p>
     <w:p>
@@ -528,7 +574,7 @@
           <w:i w:val="0"/>
           <w:sz w:val="24"/>
         </w:rPr>
-        <w:t>本研究提出三層彼此銜接的提問：</w:t>
+        <w:t>一段是佛教的：太虛的佛教革命如何在民國佛教的存亡危機中被提出，印順如何以教史研究把佛教的關懷從天界與他方拉回「此時、此地、此人」，而後在戰後台灣長出妙心寺、弘誓、慈濟、法鼓、佛光等各具面貌的實踐路線。另一段是基督教的：台灣基督長老教會如何從宣教師的教會走向自立，黃彰輝如何在普世教會協會（WCC）提出「實況化」（contextualization），宋泉盛如何以亞洲人民的受苦經驗改寫神學的敘事方式，而後在一九七〇年代的三大聲明中，把神學轉化為公共政治的語言。</w:t>
       </w:r>
     </w:p>
     <w:p>
@@ -539,20 +585,29 @@
       <w:r>
         <w:rPr>
           <w:rFonts w:ascii="Times New Roman" w:hAnsi="Times New Roman" w:eastAsia="新細明體"/>
+          <w:b w:val="0"/>
+          <w:i w:val="0"/>
+          <w:sz w:val="24"/>
+        </w:rPr>
+        <w:t>兩段歷史各有豐厚的研究積累，但它們幾乎是兩套互不引用的文獻。佛教研究者談印順時很少提黃彰輝，神學研究者談實況化時也很少提太虛。然而，若把時間軸拉開來看，會發現一件不容忽視的事：</w:t>
+      </w:r>
+      <w:r>
+        <w:rPr>
+          <w:rFonts w:ascii="Times New Roman" w:hAnsi="Times New Roman" w:eastAsia="新細明體"/>
           <w:b/>
           <w:i w:val="0"/>
           <w:sz w:val="24"/>
         </w:rPr>
-        <w:t>第一層（源頭）</w:t>
-      </w:r>
-      <w:r>
-        <w:rPr>
-          <w:rFonts w:ascii="Times New Roman" w:hAnsi="Times New Roman" w:eastAsia="新細明體"/>
-          <w:b w:val="0"/>
-          <w:i w:val="0"/>
-          <w:sz w:val="24"/>
-        </w:rPr>
-        <w:t>：一次大戰結束至二次大戰之間，日本、中國、朝鮮、台灣四地的宗教變革，是否共享同一組歷史條件？如果是，這組條件是什麼？各地的差異又由什麼決定？</w:t>
+        <w:t>這兩條線在時間上高度重疊，在結構上高度相似，在戰後台灣的公共場域中甚至反覆相遇。</w:t>
+      </w:r>
+      <w:r>
+        <w:rPr>
+          <w:rFonts w:ascii="Times New Roman" w:hAnsi="Times New Roman" w:eastAsia="新細明體"/>
+          <w:b w:val="0"/>
+          <w:i w:val="0"/>
+          <w:sz w:val="24"/>
+        </w:rPr>
+        <w:t>兩者都在一次大戰後的東亞變局中啟動；都經歷了「先自我批判、再重新詮釋自身傳統」的階段；都在一九七〇至九〇年代的台灣社會轉型中，把宗教語言轉譯為公共語言；也都在二十一世紀初，於同一批社會議題上出現在同一個街頭。</w:t>
       </w:r>
     </w:p>
     <w:p>
@@ -563,20 +618,26 @@
       <w:r>
         <w:rPr>
           <w:rFonts w:ascii="Times New Roman" w:hAnsi="Times New Roman" w:eastAsia="新細明體"/>
+          <w:b w:val="0"/>
+          <w:i w:val="0"/>
+          <w:sz w:val="24"/>
+        </w:rPr>
+        <w:t>如果這種相似只是巧合，它不值得寫成一本論文。但如果它不是巧合——如果兩者其實源出同一波東亞宗教變革，只是分別在佛教與基督教的傳統語彙中被表述——那麼把它們分開講述，本身就是一種歷史敘述的失誤。</w:t>
+      </w:r>
+    </w:p>
+    <w:p>
+      <w:pPr>
+        <w:pageBreakBefore w:val="0"/>
+        <w:spacing w:line="360" w:lineRule="auto" w:after="200" w:before="160"/>
+      </w:pPr>
+      <w:r>
+        <w:rPr>
+          <w:rFonts w:ascii="Times New Roman" w:hAnsi="Times New Roman" w:eastAsia="新細明體"/>
           <w:b/>
           <w:i w:val="0"/>
-          <w:sz w:val="24"/>
-        </w:rPr>
-        <w:t>第二層（生成）</w:t>
-      </w:r>
-      <w:r>
-        <w:rPr>
-          <w:rFonts w:ascii="Times New Roman" w:hAnsi="Times New Roman" w:eastAsia="新細明體"/>
-          <w:b w:val="0"/>
-          <w:i w:val="0"/>
-          <w:sz w:val="24"/>
-        </w:rPr>
-        <w:t>：戰後台灣的佛教與基督教，其「公共性」（介入公共事務的正當性與能力）與「人間性」（把宗教關懷定位於此世的自我理解）分別經過哪些階段而形成？以太虛—印順—傳道—昭慧、黃彰輝—宋泉盛—王憲治—黃伯和兩條系譜為線索，兩者的生成機制是否同構？</w:t>
+          <w:sz w:val="26"/>
+        </w:rPr>
+        <w:t>（二）為什麼要從歷史比較開始，而不是從理論開始</w:t>
       </w:r>
     </w:p>
     <w:p>
@@ -587,34 +648,11 @@
       <w:r>
         <w:rPr>
           <w:rFonts w:ascii="Times New Roman" w:hAnsi="Times New Roman" w:eastAsia="新細明體"/>
-          <w:b/>
-          <w:i w:val="0"/>
-          <w:sz w:val="24"/>
-        </w:rPr>
-        <w:t>第三層（意義）</w:t>
-      </w:r>
-      <w:r>
-        <w:rPr>
-          <w:rFonts w:ascii="Times New Roman" w:hAnsi="Times New Roman" w:eastAsia="新細明體"/>
-          <w:b w:val="0"/>
-          <w:i w:val="0"/>
-          <w:sz w:val="24"/>
-        </w:rPr>
-        <w:t>：若上述歷史範式成立，它對宗教學處理世俗化與宗教多元的既有解釋、以及對比較神學的方法論，構成什麼樣的修正？能否據此歸納出一個可命名的範式——「人間宗教」？</w:t>
-      </w:r>
-    </w:p>
-    <w:p>
-      <w:pPr>
-        <w:spacing w:line="360" w:lineRule="auto" w:after="200" w:before="160"/>
-      </w:pPr>
-      <w:r>
-        <w:rPr>
-          <w:rFonts w:ascii="Times New Roman" w:hAnsi="Times New Roman" w:eastAsia="新細明體"/>
-          <w:b/>
-          <w:i w:val="0"/>
-          <w:sz w:val="26"/>
-        </w:rPr>
-        <w:t>（四）為什麼是這八個人</w:t>
+          <w:b w:val="0"/>
+          <w:i w:val="0"/>
+          <w:sz w:val="24"/>
+        </w:rPr>
+        <w:t>處理跨宗教議題時，一種常見的做法是先借用一套宗教學或宗教神學的理論框架，再以個案填充。這種做法有其效率，卻有兩個代價。</w:t>
       </w:r>
     </w:p>
     <w:p>
@@ -629,7 +667,43 @@
           <w:i w:val="0"/>
           <w:sz w:val="24"/>
         </w:rPr>
-        <w:t>兩條系譜各取四人，不是為了對稱，而是因為這四個位置分別承擔了不同的歷史功能。</w:t>
+        <w:t>其一是</w:t>
+      </w:r>
+      <w:r>
+        <w:rPr>
+          <w:rFonts w:ascii="Times New Roman" w:hAnsi="Times New Roman" w:eastAsia="新細明體"/>
+          <w:b/>
+          <w:i w:val="0"/>
+          <w:sz w:val="24"/>
+        </w:rPr>
+        <w:t>時序的顛倒</w:t>
+      </w:r>
+      <w:r>
+        <w:rPr>
+          <w:rFonts w:ascii="Times New Roman" w:hAnsi="Times New Roman" w:eastAsia="新細明體"/>
+          <w:b w:val="0"/>
+          <w:i w:val="0"/>
+          <w:sz w:val="24"/>
+        </w:rPr>
+        <w:t>。宗教多元論、救贖中心論、宗教現象學等框架，各有其自身的歐美思想史脈絡；以之為前提去讀東亞史料，容易把史料切割成能被框架容納的碎片，把不合框架的部分當成例外或不成熟。其二是</w:t>
+      </w:r>
+      <w:r>
+        <w:rPr>
+          <w:rFonts w:ascii="Times New Roman" w:hAnsi="Times New Roman" w:eastAsia="新細明體"/>
+          <w:b/>
+          <w:i w:val="0"/>
+          <w:sz w:val="24"/>
+        </w:rPr>
+        <w:t>主體性的折損</w:t>
+      </w:r>
+      <w:r>
+        <w:rPr>
+          <w:rFonts w:ascii="Times New Roman" w:hAnsi="Times New Roman" w:eastAsia="新細明體"/>
+          <w:b w:val="0"/>
+          <w:i w:val="0"/>
+          <w:sz w:val="24"/>
+        </w:rPr>
+        <w:t>。當「對話的共同基礎」是由外部理論預先設定時，各宗教實際上是在為一個它們並未參與制定的標準作答。</w:t>
       </w:r>
     </w:p>
     <w:p>
@@ -644,7 +718,7 @@
           <w:i w:val="0"/>
           <w:sz w:val="24"/>
         </w:rPr>
-        <w:t>佛教一線：</w:t>
+        <w:t>因此本研究採取的順序是：</w:t>
       </w:r>
       <w:r>
         <w:rPr>
@@ -653,70 +727,16 @@
           <w:i w:val="0"/>
           <w:sz w:val="24"/>
         </w:rPr>
-        <w:t>太虛</w:t>
-      </w:r>
-      <w:r>
-        <w:rPr>
-          <w:rFonts w:ascii="Times New Roman" w:hAnsi="Times New Roman" w:eastAsia="新細明體"/>
-          <w:b w:val="0"/>
-          <w:i w:val="0"/>
-          <w:sz w:val="24"/>
-        </w:rPr>
-        <w:t>是危機中的改革發動者，提出教理、教制、教產三大革命與「人生佛教」，但其改革在制度上大體受挫；</w:t>
-      </w:r>
-      <w:r>
-        <w:rPr>
-          <w:rFonts w:ascii="Times New Roman" w:hAnsi="Times New Roman" w:eastAsia="新細明體"/>
-          <w:b/>
-          <w:i w:val="0"/>
-          <w:sz w:val="24"/>
-        </w:rPr>
-        <w:t>印順</w:t>
-      </w:r>
-      <w:r>
-        <w:rPr>
-          <w:rFonts w:ascii="Times New Roman" w:hAnsi="Times New Roman" w:eastAsia="新細明體"/>
-          <w:b w:val="0"/>
-          <w:i w:val="0"/>
-          <w:sz w:val="24"/>
-        </w:rPr>
-        <w:t>把改革的重心從教制轉向教史與教理的重新詮釋，以「人間佛教」確立了理論範式；</w:t>
-      </w:r>
-      <w:r>
-        <w:rPr>
-          <w:rFonts w:ascii="Times New Roman" w:hAnsi="Times New Roman" w:eastAsia="新細明體"/>
-          <w:b/>
-          <w:i w:val="0"/>
-          <w:sz w:val="24"/>
-        </w:rPr>
-        <w:t>傳道</w:t>
-      </w:r>
-      <w:r>
-        <w:rPr>
-          <w:rFonts w:ascii="Times New Roman" w:hAnsi="Times New Roman" w:eastAsia="新細明體"/>
-          <w:b w:val="0"/>
-          <w:i w:val="0"/>
-          <w:sz w:val="24"/>
-        </w:rPr>
-        <w:t>是把這套範式落實到一間地方寺院、一種在地語言（台語弘法）與一批具體社會議題（環境、社區、教育）的實踐者，藍吉富在《臺灣佛教辭典》中將他與昭慧、宏印並列為印順學派的三大法系，然而學界對他的研究遠少於另外兩者；</w:t>
-      </w:r>
-      <w:r>
-        <w:rPr>
-          <w:rFonts w:ascii="Times New Roman" w:hAnsi="Times New Roman" w:eastAsia="新細明體"/>
-          <w:b/>
-          <w:i w:val="0"/>
-          <w:sz w:val="24"/>
-        </w:rPr>
-        <w:t>昭慧</w:t>
-      </w:r>
-      <w:r>
-        <w:rPr>
-          <w:rFonts w:ascii="Times New Roman" w:hAnsi="Times New Roman" w:eastAsia="新細明體"/>
-          <w:b w:val="0"/>
-          <w:i w:val="0"/>
-          <w:sz w:val="24"/>
-        </w:rPr>
-        <w:t>則把人間佛教推進到教內體制改革（律學重詮、廢除八敬法）與教外倫理建制（佛教倫理學、社會運動）的雙軌階段。</w:t>
+        <w:t>先問「歷史上發生了什麼」，再問「這件事在理論上意味著什麼」。</w:t>
+      </w:r>
+      <w:r>
+        <w:rPr>
+          <w:rFonts w:ascii="Times New Roman" w:hAnsi="Times New Roman" w:eastAsia="新細明體"/>
+          <w:b w:val="0"/>
+          <w:i w:val="0"/>
+          <w:sz w:val="24"/>
+        </w:rPr>
+        <w:t>理論不是研究的起點，而是研究的結果。本研究的第五章之所以放在最後，正是因為「人間宗教」這個概念若要成立，它必須是從史料中歸納出來的，而不是先驗地提出來、再回頭尋找證據的。</w:t>
       </w:r>
     </w:p>
     <w:p>
@@ -731,7 +751,7 @@
           <w:i w:val="0"/>
           <w:sz w:val="24"/>
         </w:rPr>
-        <w:t>基督教一線：</w:t>
+        <w:t>這也決定了本研究的學科定位：</w:t>
       </w:r>
       <w:r>
         <w:rPr>
@@ -740,70 +760,31 @@
           <w:i w:val="0"/>
           <w:sz w:val="24"/>
         </w:rPr>
-        <w:t>黃彰輝</w:t>
-      </w:r>
-      <w:r>
-        <w:rPr>
-          <w:rFonts w:ascii="Times New Roman" w:hAnsi="Times New Roman" w:eastAsia="新細明體"/>
-          <w:b w:val="0"/>
-          <w:i w:val="0"/>
-          <w:sz w:val="24"/>
-        </w:rPr>
-        <w:t>是概念的鑄造者，「實況化」由他自台灣經驗提煉、經 WCC 而成為普世神學語彙；</w:t>
-      </w:r>
+        <w:t>這是一份以歷史學為主要方法論的論文</w:t>
+      </w:r>
+      <w:r>
+        <w:rPr>
+          <w:rFonts w:ascii="Times New Roman" w:hAnsi="Times New Roman" w:eastAsia="新細明體"/>
+          <w:b w:val="0"/>
+          <w:i w:val="0"/>
+          <w:sz w:val="24"/>
+        </w:rPr>
+        <w:t>，宗教學與比較神學是它的問題關懷與最終對話對象，而不是它的操作工具。</w:t>
+      </w:r>
+    </w:p>
+    <w:p>
+      <w:pPr>
+        <w:pageBreakBefore w:val="0"/>
+        <w:spacing w:line="360" w:lineRule="auto" w:after="200" w:before="160"/>
+      </w:pPr>
       <w:r>
         <w:rPr>
           <w:rFonts w:ascii="Times New Roman" w:hAnsi="Times New Roman" w:eastAsia="新細明體"/>
           <w:b/>
           <w:i w:val="0"/>
-          <w:sz w:val="24"/>
-        </w:rPr>
-        <w:t>宋泉盛</w:t>
-      </w:r>
-      <w:r>
-        <w:rPr>
-          <w:rFonts w:ascii="Times New Roman" w:hAnsi="Times New Roman" w:eastAsia="新細明體"/>
-          <w:b w:val="0"/>
-          <w:i w:val="0"/>
-          <w:sz w:val="24"/>
-        </w:rPr>
-        <w:t>把實況化推向方法論的具體形態——以亞洲民間故事與受苦記憶作為神學材料；</w:t>
-      </w:r>
-      <w:r>
-        <w:rPr>
-          <w:rFonts w:ascii="Times New Roman" w:hAnsi="Times New Roman" w:eastAsia="新細明體"/>
-          <w:b/>
-          <w:i w:val="0"/>
-          <w:sz w:val="24"/>
-        </w:rPr>
-        <w:t>王憲治</w:t>
-      </w:r>
-      <w:r>
-        <w:rPr>
-          <w:rFonts w:ascii="Times New Roman" w:hAnsi="Times New Roman" w:eastAsia="新細明體"/>
-          <w:b w:val="0"/>
-          <w:i w:val="0"/>
-          <w:sz w:val="24"/>
-        </w:rPr>
-        <w:t>把它落在「鄉土」這個更貼地的範疇上，以人民、鄉土、權力、上帝四個主題建構台灣鄉土神學，並直接連結自決議題，可惜英年早逝（1941–1996），至今研究稀少；</w:t>
-      </w:r>
-      <w:r>
-        <w:rPr>
-          <w:rFonts w:ascii="Times New Roman" w:hAnsi="Times New Roman" w:eastAsia="新細明體"/>
-          <w:b/>
-          <w:i w:val="0"/>
-          <w:sz w:val="24"/>
-        </w:rPr>
-        <w:t>黃伯和</w:t>
-      </w:r>
-      <w:r>
-        <w:rPr>
-          <w:rFonts w:ascii="Times New Roman" w:hAnsi="Times New Roman" w:eastAsia="新細明體"/>
-          <w:b w:val="0"/>
-          <w:i w:val="0"/>
-          <w:sz w:val="24"/>
-        </w:rPr>
-        <w:t>則承接鄉土神學的問題意識，發展「出頭天」神學，並將本土神學體制化為神學教育與普世網絡中的長期工程。</w:t>
+          <w:sz w:val="26"/>
+        </w:rPr>
+        <w:t>（三）核心提問</w:t>
       </w:r>
     </w:p>
     <w:p>
@@ -818,39 +799,7 @@
           <w:i w:val="0"/>
           <w:sz w:val="24"/>
         </w:rPr>
-        <w:t>四對位置兩兩相應：</w:t>
-      </w:r>
-      <w:r>
-        <w:rPr>
-          <w:rFonts w:ascii="Times New Roman" w:hAnsi="Times New Roman" w:eastAsia="新細明體"/>
-          <w:b/>
-          <w:i w:val="0"/>
-          <w:sz w:val="24"/>
-        </w:rPr>
-        <w:t>發動者—詮釋者—落地者—建制者</w:t>
-      </w:r>
-      <w:r>
-        <w:rPr>
-          <w:rFonts w:ascii="Times New Roman" w:hAnsi="Times New Roman" w:eastAsia="新細明體"/>
-          <w:b w:val="0"/>
-          <w:i w:val="0"/>
-          <w:sz w:val="24"/>
-        </w:rPr>
-        <w:t>。這個對應本身就是本研究要論證的主要發現之一。</w:t>
-      </w:r>
-    </w:p>
-    <w:p>
-      <w:pPr>
-        <w:spacing w:line="360" w:lineRule="auto" w:after="200" w:before="240"/>
-      </w:pPr>
-      <w:r>
-        <w:rPr>
-          <w:rFonts w:ascii="Times New Roman" w:hAnsi="Times New Roman" w:eastAsia="新細明體"/>
-          <w:b/>
-          <w:i w:val="0"/>
-          <w:sz w:val="28"/>
-        </w:rPr>
-        <w:t>二、研究回顧</w:t>
+        <w:t>本研究提出三層彼此銜接的提問：</w:t>
       </w:r>
     </w:p>
     <w:p>
@@ -861,25 +810,20 @@
       <w:r>
         <w:rPr>
           <w:rFonts w:ascii="Times New Roman" w:hAnsi="Times New Roman" w:eastAsia="新細明體"/>
-          <w:b w:val="0"/>
-          <w:i w:val="0"/>
-          <w:sz w:val="24"/>
-        </w:rPr>
-        <w:t>本研究的研究回顧不以宗教對話理論為主軸，而依歷史學的慣例，就本題所涉四個史學領域的研究積累與缺口逐一檢視。</w:t>
-      </w:r>
-    </w:p>
-    <w:p>
-      <w:pPr>
-        <w:spacing w:line="360" w:lineRule="auto" w:after="200" w:before="160"/>
-      </w:pPr>
-      <w:r>
-        <w:rPr>
-          <w:rFonts w:ascii="Times New Roman" w:hAnsi="Times New Roman" w:eastAsia="新細明體"/>
           <w:b/>
           <w:i w:val="0"/>
-          <w:sz w:val="26"/>
-        </w:rPr>
-        <w:t>（一）近代東亞宗教變革的比較史研究</w:t>
+          <w:sz w:val="24"/>
+        </w:rPr>
+        <w:t>第一層（源頭）</w:t>
+      </w:r>
+      <w:r>
+        <w:rPr>
+          <w:rFonts w:ascii="Times New Roman" w:hAnsi="Times New Roman" w:eastAsia="新細明體"/>
+          <w:b w:val="0"/>
+          <w:i w:val="0"/>
+          <w:sz w:val="24"/>
+        </w:rPr>
+        <w:t>：一次大戰結束至二次大戰之間，日本、中國、朝鮮、台灣四地的宗教變革，是否共享同一組歷史條件？如果是，這組條件是什麼？各地的差異又由什麼決定？</w:t>
       </w:r>
     </w:p>
     <w:p>
@@ -890,11 +834,20 @@
       <w:r>
         <w:rPr>
           <w:rFonts w:ascii="Times New Roman" w:hAnsi="Times New Roman" w:eastAsia="新細明體"/>
-          <w:b w:val="0"/>
-          <w:i w:val="0"/>
-          <w:sz w:val="24"/>
-        </w:rPr>
-        <w:t>近二十年的英語學界已逐步放棄「現代化＝世俗化」的單線敘事，轉而把近代東亞的宗教變革視為現代性的組成部分而非其對立面。Goossaert 與 Palmer 對近代中國「宗教問題」的長時段研究、Duara 對亞洲傳統與可持續未來的討論、Lian Xi 對中國本土基督教興起的分析、Xing Jun 對社會福音與中國基督教青年會的研究、Ritzinger 對太虛與印順運動的專論、Shields 對近代日本進步與激進佛教的考察、Queen 與 King 所編的入世佛教文集、以及 Madsen 對戰後台灣宗教復興與政治發展關係的社會學分析，共同構成了本研究的比較史基礎。</w:t>
+          <w:b/>
+          <w:i w:val="0"/>
+          <w:sz w:val="24"/>
+        </w:rPr>
+        <w:t>第二層（生成）</w:t>
+      </w:r>
+      <w:r>
+        <w:rPr>
+          <w:rFonts w:ascii="Times New Roman" w:hAnsi="Times New Roman" w:eastAsia="新細明體"/>
+          <w:b w:val="0"/>
+          <w:i w:val="0"/>
+          <w:sz w:val="24"/>
+        </w:rPr>
+        <w:t>：戰後台灣的佛教與基督教，其「公共性」（介入公共事務的正當性與能力）與「人間性」（把宗教關懷定位於此世的自我理解）分別經過哪些階段而形成？以太虛—印順—傳道—昭慧、黃彰輝—宋泉盛—王憲治—黃伯和兩條系譜為線索，兩者的生成機制是否同構？</w:t>
       </w:r>
     </w:p>
     <w:p>
@@ -909,48 +862,31 @@
           <w:i w:val="0"/>
           <w:sz w:val="24"/>
         </w:rPr>
-        <w:t>缺口</w:t>
-      </w:r>
-      <w:r>
-        <w:rPr>
-          <w:rFonts w:ascii="Times New Roman" w:hAnsi="Times New Roman" w:eastAsia="新細明體"/>
-          <w:b w:val="0"/>
-          <w:i w:val="0"/>
-          <w:sz w:val="24"/>
-        </w:rPr>
-        <w:t>：這些研究大多以單一國別或單一宗教為單位。跨國別</w:t>
-      </w:r>
+        <w:t>第三層（意義）</w:t>
+      </w:r>
+      <w:r>
+        <w:rPr>
+          <w:rFonts w:ascii="Times New Roman" w:hAnsi="Times New Roman" w:eastAsia="新細明體"/>
+          <w:b w:val="0"/>
+          <w:i w:val="0"/>
+          <w:sz w:val="24"/>
+        </w:rPr>
+        <w:t>：若上述歷史範式成立，它對宗教學處理世俗化與宗教多元的既有解釋、以及對比較神學的方法論，構成什麼樣的修正？能否據此歸納出一個可命名的範式——「人間宗教」？</w:t>
+      </w:r>
+    </w:p>
+    <w:p>
+      <w:pPr>
+        <w:pageBreakBefore w:val="0"/>
+        <w:spacing w:line="360" w:lineRule="auto" w:after="200" w:before="160"/>
+      </w:pPr>
       <w:r>
         <w:rPr>
           <w:rFonts w:ascii="Times New Roman" w:hAnsi="Times New Roman" w:eastAsia="新細明體"/>
           <w:b/>
           <w:i w:val="0"/>
-          <w:sz w:val="24"/>
-        </w:rPr>
-        <w:t>且</w:t>
-      </w:r>
-      <w:r>
-        <w:rPr>
-          <w:rFonts w:ascii="Times New Roman" w:hAnsi="Times New Roman" w:eastAsia="新細明體"/>
-          <w:b w:val="0"/>
-          <w:i w:val="0"/>
-          <w:sz w:val="24"/>
-        </w:rPr>
-        <w:t>跨宗教（佛教與基督教並置）的比較研究仍屬罕見；尤其是把台灣放進東亞比較框架、而非僅視為中國佛教史的延長線來處理者，更為少見。</w:t>
-      </w:r>
-    </w:p>
-    <w:p>
-      <w:pPr>
-        <w:spacing w:line="360" w:lineRule="auto" w:after="200" w:before="160"/>
-      </w:pPr>
-      <w:r>
-        <w:rPr>
-          <w:rFonts w:ascii="Times New Roman" w:hAnsi="Times New Roman" w:eastAsia="新細明體"/>
-          <w:b/>
-          <w:i w:val="0"/>
           <w:sz w:val="26"/>
         </w:rPr>
-        <w:t>（二）台灣佛教史與人間佛教研究</w:t>
+        <w:t>（四）為什麼是這八個人</w:t>
       </w:r>
     </w:p>
     <w:p>
@@ -965,7 +901,7 @@
           <w:i w:val="0"/>
           <w:sz w:val="24"/>
         </w:rPr>
-        <w:t>侯坤宏對民國佛教與戰後台灣佛教的一系列研究（《太虛時代》、《真實與方便》、《台灣佛教通史》）奠定了本題的史實基礎；藍吉富對「後印順時代」的判定、邱敏捷對印順思想與印順學派核心的分析、林建德對印順學派傳承譜系的辨析、闞正宗對傳道法師人間佛教理路的整理、以及楊惠南、江燦騰對當代台灣佛教入世性格的長期觀察，構成本研究第二章的直接對話對象。筆者本人的碩士論文與數篇期刊論文亦處理過昭慧、性廣對印順學的傳承問題。</w:t>
+        <w:t>兩條系譜各取四人，不是為了對稱，而是因為這四個位置分別承擔了不同的歷史功能。</w:t>
       </w:r>
     </w:p>
     <w:p>
@@ -976,20 +912,29 @@
       <w:r>
         <w:rPr>
           <w:rFonts w:ascii="Times New Roman" w:hAnsi="Times New Roman" w:eastAsia="新細明體"/>
+          <w:b w:val="0"/>
+          <w:i w:val="0"/>
+          <w:sz w:val="24"/>
+        </w:rPr>
+        <w:t>佛教一線：</w:t>
+      </w:r>
+      <w:r>
+        <w:rPr>
+          <w:rFonts w:ascii="Times New Roman" w:hAnsi="Times New Roman" w:eastAsia="新細明體"/>
           <w:b/>
           <w:i w:val="0"/>
           <w:sz w:val="24"/>
         </w:rPr>
-        <w:t>缺口</w:t>
-      </w:r>
-      <w:r>
-        <w:rPr>
-          <w:rFonts w:ascii="Times New Roman" w:hAnsi="Times New Roman" w:eastAsia="新細明體"/>
-          <w:b w:val="0"/>
-          <w:i w:val="0"/>
-          <w:sz w:val="24"/>
-        </w:rPr>
-        <w:t>：第一，太虛—印順的思想史關聯已有定論，但從印順到戰後具體寺院與運動的</w:t>
+        <w:t>太虛</w:t>
+      </w:r>
+      <w:r>
+        <w:rPr>
+          <w:rFonts w:ascii="Times New Roman" w:hAnsi="Times New Roman" w:eastAsia="新細明體"/>
+          <w:b w:val="0"/>
+          <w:i w:val="0"/>
+          <w:sz w:val="24"/>
+        </w:rPr>
+        <w:t>是危機中的改革發動者，提出教理、教制、教產三大革命與「人生佛教」，但其改革在制度上大體受挫；</w:t>
       </w:r>
       <w:r>
         <w:rPr>
@@ -998,30 +943,52 @@
           <w:i w:val="0"/>
           <w:sz w:val="24"/>
         </w:rPr>
-        <w:t>落地機制</w:t>
-      </w:r>
-      <w:r>
-        <w:rPr>
-          <w:rFonts w:ascii="Times New Roman" w:hAnsi="Times New Roman" w:eastAsia="新細明體"/>
-          <w:b w:val="0"/>
-          <w:i w:val="0"/>
-          <w:sz w:val="24"/>
-        </w:rPr>
-        <w:t>，特別是傳道與妙心寺一系，研究明顯不足；第二，既有研究多以「思想的傳承」為敘述框架，較少處理「公共性如何取得正當性」這一制度史與社會史問題。</w:t>
-      </w:r>
-    </w:p>
-    <w:p>
-      <w:pPr>
-        <w:spacing w:line="360" w:lineRule="auto" w:after="200" w:before="160"/>
-      </w:pPr>
+        <w:t>印順</w:t>
+      </w:r>
+      <w:r>
+        <w:rPr>
+          <w:rFonts w:ascii="Times New Roman" w:hAnsi="Times New Roman" w:eastAsia="新細明體"/>
+          <w:b w:val="0"/>
+          <w:i w:val="0"/>
+          <w:sz w:val="24"/>
+        </w:rPr>
+        <w:t>把改革的重心從教制轉向教史與教理的重新詮釋，以「人間佛教」確立了理論範式；</w:t>
+      </w:r>
       <w:r>
         <w:rPr>
           <w:rFonts w:ascii="Times New Roman" w:hAnsi="Times New Roman" w:eastAsia="新細明體"/>
           <w:b/>
           <w:i w:val="0"/>
-          <w:sz w:val="26"/>
-        </w:rPr>
-        <w:t>（三）台灣基督教史與本土神學研究</w:t>
+          <w:sz w:val="24"/>
+        </w:rPr>
+        <w:t>傳道</w:t>
+      </w:r>
+      <w:r>
+        <w:rPr>
+          <w:rFonts w:ascii="Times New Roman" w:hAnsi="Times New Roman" w:eastAsia="新細明體"/>
+          <w:b w:val="0"/>
+          <w:i w:val="0"/>
+          <w:sz w:val="24"/>
+        </w:rPr>
+        <w:t>是把這套範式落實到一間地方寺院、一種在地語言（台語弘法）與一批具體社會議題（環境、社區、教育）的實踐者，藍吉富在《臺灣佛教辭典》中將他與昭慧、宏印並列為印順學派的三大法系，然而學界對他的研究遠少於另外兩者；</w:t>
+      </w:r>
+      <w:r>
+        <w:rPr>
+          <w:rFonts w:ascii="Times New Roman" w:hAnsi="Times New Roman" w:eastAsia="新細明體"/>
+          <w:b/>
+          <w:i w:val="0"/>
+          <w:sz w:val="24"/>
+        </w:rPr>
+        <w:t>昭慧</w:t>
+      </w:r>
+      <w:r>
+        <w:rPr>
+          <w:rFonts w:ascii="Times New Roman" w:hAnsi="Times New Roman" w:eastAsia="新細明體"/>
+          <w:b w:val="0"/>
+          <w:i w:val="0"/>
+          <w:sz w:val="24"/>
+        </w:rPr>
+        <w:t>則把人間佛教推進到教內體制改革（律學重詮、廢除八敬法）與教外倫理建制（佛教倫理學、社會運動）的雙軌階段。</w:t>
       </w:r>
     </w:p>
     <w:p>
@@ -1036,7 +1003,79 @@
           <w:i w:val="0"/>
           <w:sz w:val="24"/>
         </w:rPr>
-        <w:t>鄭仰恩主編的《台灣基督長老教會史》兩卷、蔡榮芳對黃彰輝普世神學實踐的專著、張瑞雄的黃彰輝傳記、鄭睦群對長老教會國家認同論述轉換的研究、黃克先對監控檔案與政教關係的再探、莊雅棠與歐力仁對宋泉盛故事神學的方法論分析、邱凱莉的後殖民視角分析，構成第三章的基礎。</w:t>
+        <w:t>基督教一線：</w:t>
+      </w:r>
+      <w:r>
+        <w:rPr>
+          <w:rFonts w:ascii="Times New Roman" w:hAnsi="Times New Roman" w:eastAsia="新細明體"/>
+          <w:b/>
+          <w:i w:val="0"/>
+          <w:sz w:val="24"/>
+        </w:rPr>
+        <w:t>黃彰輝</w:t>
+      </w:r>
+      <w:r>
+        <w:rPr>
+          <w:rFonts w:ascii="Times New Roman" w:hAnsi="Times New Roman" w:eastAsia="新細明體"/>
+          <w:b w:val="0"/>
+          <w:i w:val="0"/>
+          <w:sz w:val="24"/>
+        </w:rPr>
+        <w:t>是概念的鑄造者，「實況化」由他自台灣經驗提煉、經 WCC 而成為普世神學語彙；</w:t>
+      </w:r>
+      <w:r>
+        <w:rPr>
+          <w:rFonts w:ascii="Times New Roman" w:hAnsi="Times New Roman" w:eastAsia="新細明體"/>
+          <w:b/>
+          <w:i w:val="0"/>
+          <w:sz w:val="24"/>
+        </w:rPr>
+        <w:t>宋泉盛</w:t>
+      </w:r>
+      <w:r>
+        <w:rPr>
+          <w:rFonts w:ascii="Times New Roman" w:hAnsi="Times New Roman" w:eastAsia="新細明體"/>
+          <w:b w:val="0"/>
+          <w:i w:val="0"/>
+          <w:sz w:val="24"/>
+        </w:rPr>
+        <w:t>把實況化推向方法論的具體形態——以亞洲民間故事與受苦記憶作為神學材料；</w:t>
+      </w:r>
+      <w:r>
+        <w:rPr>
+          <w:rFonts w:ascii="Times New Roman" w:hAnsi="Times New Roman" w:eastAsia="新細明體"/>
+          <w:b/>
+          <w:i w:val="0"/>
+          <w:sz w:val="24"/>
+        </w:rPr>
+        <w:t>王憲治</w:t>
+      </w:r>
+      <w:r>
+        <w:rPr>
+          <w:rFonts w:ascii="Times New Roman" w:hAnsi="Times New Roman" w:eastAsia="新細明體"/>
+          <w:b w:val="0"/>
+          <w:i w:val="0"/>
+          <w:sz w:val="24"/>
+        </w:rPr>
+        <w:t>把它落在「鄉土」這個更貼地的範疇上，以人民、鄉土、權力、上帝四個主題建構台灣鄉土神學，並直接連結自決議題，可惜英年早逝（1941–1996），至今研究稀少；</w:t>
+      </w:r>
+      <w:r>
+        <w:rPr>
+          <w:rFonts w:ascii="Times New Roman" w:hAnsi="Times New Roman" w:eastAsia="新細明體"/>
+          <w:b/>
+          <w:i w:val="0"/>
+          <w:sz w:val="24"/>
+        </w:rPr>
+        <w:t>黃伯和</w:t>
+      </w:r>
+      <w:r>
+        <w:rPr>
+          <w:rFonts w:ascii="Times New Roman" w:hAnsi="Times New Roman" w:eastAsia="新細明體"/>
+          <w:b w:val="0"/>
+          <w:i w:val="0"/>
+          <w:sz w:val="24"/>
+        </w:rPr>
+        <w:t>則承接鄉土神學的問題意識，發展「出頭天」神學，並將本土神學體制化為神學教育與普世網絡中的長期工程。</w:t>
       </w:r>
     </w:p>
     <w:p>
@@ -1047,52 +1086,44 @@
       <w:r>
         <w:rPr>
           <w:rFonts w:ascii="Times New Roman" w:hAnsi="Times New Roman" w:eastAsia="新細明體"/>
+          <w:b w:val="0"/>
+          <w:i w:val="0"/>
+          <w:sz w:val="24"/>
+        </w:rPr>
+        <w:t>四對位置兩兩相應：</w:t>
+      </w:r>
+      <w:r>
+        <w:rPr>
+          <w:rFonts w:ascii="Times New Roman" w:hAnsi="Times New Roman" w:eastAsia="新細明體"/>
           <w:b/>
           <w:i w:val="0"/>
           <w:sz w:val="24"/>
         </w:rPr>
-        <w:t>缺口</w:t>
-      </w:r>
-      <w:r>
-        <w:rPr>
-          <w:rFonts w:ascii="Times New Roman" w:hAnsi="Times New Roman" w:eastAsia="新細明體"/>
-          <w:b w:val="0"/>
-          <w:i w:val="0"/>
-          <w:sz w:val="24"/>
-        </w:rPr>
-        <w:t>：黃彰輝與宋泉盛的研究相對充分，</w:t>
-      </w:r>
+        <w:t>發動者—詮釋者—落地者—建制者</w:t>
+      </w:r>
+      <w:r>
+        <w:rPr>
+          <w:rFonts w:ascii="Times New Roman" w:hAnsi="Times New Roman" w:eastAsia="新細明體"/>
+          <w:b w:val="0"/>
+          <w:i w:val="0"/>
+          <w:sz w:val="24"/>
+        </w:rPr>
+        <w:t>。這個對應本身就是本研究要論證的主要發現之一。</w:t>
+      </w:r>
+    </w:p>
+    <w:p>
+      <w:pPr>
+        <w:pageBreakBefore w:val="0"/>
+        <w:spacing w:line="360" w:lineRule="auto" w:after="200" w:before="240"/>
+      </w:pPr>
       <w:r>
         <w:rPr>
           <w:rFonts w:ascii="Times New Roman" w:hAnsi="Times New Roman" w:eastAsia="新細明體"/>
           <w:b/>
           <w:i w:val="0"/>
-          <w:sz w:val="24"/>
-        </w:rPr>
-        <w:t>王憲治幾乎無專門研究</w:t>
-      </w:r>
-      <w:r>
-        <w:rPr>
-          <w:rFonts w:ascii="Times New Roman" w:hAnsi="Times New Roman" w:eastAsia="新細明體"/>
-          <w:b w:val="0"/>
-          <w:i w:val="0"/>
-          <w:sz w:val="24"/>
-        </w:rPr>
-        <w:t>（除莊雅棠的紀念性文章外），黃伯和的研究亦多為神學內部評述而非史學考察。台灣本土神學的「四代系譜」尚未被系統地寫成一段歷史。</w:t>
-      </w:r>
-    </w:p>
-    <w:p>
-      <w:pPr>
-        <w:spacing w:line="360" w:lineRule="auto" w:after="200" w:before="160"/>
-      </w:pPr>
-      <w:r>
-        <w:rPr>
-          <w:rFonts w:ascii="Times New Roman" w:hAnsi="Times New Roman" w:eastAsia="新細明體"/>
-          <w:b/>
-          <w:i w:val="0"/>
-          <w:sz w:val="26"/>
-        </w:rPr>
-        <w:t>（四）戰後台灣佛耶關係與跨宗教研究</w:t>
+          <w:sz w:val="28"/>
+        </w:rPr>
+        <w:t>二、文獻回顧與探討</w:t>
       </w:r>
     </w:p>
     <w:p>
@@ -1107,7 +1138,22 @@
           <w:i w:val="0"/>
           <w:sz w:val="24"/>
         </w:rPr>
-        <w:t>賴品超及其與學愚合編的耶佛對話研究、賴賢宗對當代台灣佛耶對話的整理、莊秉潔的碩士論文、以及筆者關於昭慧法師與盧俊義牧師、洪山川主教之跨宗教友誼與合作的研究，是本題第六章交會與結盟部分的既有基礎。</w:t>
+        <w:t>本研究的研究回顧不以宗教對話理論為主軸，而依歷史學的慣例，就本題所涉四個史學領域的研究積累與缺口逐一檢視。</w:t>
+      </w:r>
+    </w:p>
+    <w:p>
+      <w:pPr>
+        <w:pageBreakBefore w:val="0"/>
+        <w:spacing w:line="360" w:lineRule="auto" w:after="200" w:before="160"/>
+      </w:pPr>
+      <w:r>
+        <w:rPr>
+          <w:rFonts w:ascii="Times New Roman" w:hAnsi="Times New Roman" w:eastAsia="新細明體"/>
+          <w:b/>
+          <w:i w:val="0"/>
+          <w:sz w:val="26"/>
+        </w:rPr>
+        <w:t>（一）近代東亞宗教變革的比較史研究</w:t>
       </w:r>
     </w:p>
     <w:p>
@@ -1118,88 +1164,11 @@
       <w:r>
         <w:rPr>
           <w:rFonts w:ascii="Times New Roman" w:hAnsi="Times New Roman" w:eastAsia="新細明體"/>
-          <w:b/>
-          <w:i w:val="0"/>
-          <w:sz w:val="24"/>
-        </w:rPr>
-        <w:t>缺口</w:t>
-      </w:r>
-      <w:r>
-        <w:rPr>
-          <w:rFonts w:ascii="Times New Roman" w:hAnsi="Times New Roman" w:eastAsia="新細明體"/>
-          <w:b w:val="0"/>
-          <w:i w:val="0"/>
-          <w:sz w:val="24"/>
-        </w:rPr>
-        <w:t>：既有研究多集中於</w:t>
-      </w:r>
-      <w:r>
-        <w:rPr>
-          <w:rFonts w:ascii="Times New Roman" w:hAnsi="Times New Roman" w:eastAsia="新細明體"/>
-          <w:b/>
-          <w:i w:val="0"/>
-          <w:sz w:val="24"/>
-        </w:rPr>
-        <w:t>教義層次的對話</w:t>
-      </w:r>
-      <w:r>
-        <w:rPr>
-          <w:rFonts w:ascii="Times New Roman" w:hAnsi="Times New Roman" w:eastAsia="新細明體"/>
-          <w:b w:val="0"/>
-          <w:i w:val="0"/>
-          <w:sz w:val="24"/>
-        </w:rPr>
-        <w:t>與</w:t>
-      </w:r>
-      <w:r>
-        <w:rPr>
-          <w:rFonts w:ascii="Times New Roman" w:hAnsi="Times New Roman" w:eastAsia="新細明體"/>
-          <w:b/>
-          <w:i w:val="0"/>
-          <w:sz w:val="24"/>
-        </w:rPr>
-        <w:t>知識菁英之間的交往</w:t>
-      </w:r>
-      <w:r>
-        <w:rPr>
-          <w:rFonts w:ascii="Times New Roman" w:hAnsi="Times New Roman" w:eastAsia="新細明體"/>
-          <w:b w:val="0"/>
-          <w:i w:val="0"/>
-          <w:sz w:val="24"/>
-        </w:rPr>
-        <w:t>，對於一九九〇年代以降兩教在具體社會議題上的</w:t>
-      </w:r>
-      <w:r>
-        <w:rPr>
-          <w:rFonts w:ascii="Times New Roman" w:hAnsi="Times New Roman" w:eastAsia="新細明體"/>
-          <w:b/>
-          <w:i w:val="0"/>
-          <w:sz w:val="24"/>
-        </w:rPr>
-        <w:t>行動結盟</w:t>
-      </w:r>
-      <w:r>
-        <w:rPr>
-          <w:rFonts w:ascii="Times New Roman" w:hAnsi="Times New Roman" w:eastAsia="新細明體"/>
-          <w:b w:val="0"/>
-          <w:i w:val="0"/>
-          <w:sz w:val="24"/>
-        </w:rPr>
-        <w:t>——其發生機制、組織形式、話語協商過程——缺乏系統的歷史敘述；相關當事人多數仍在世，而口述史料尚未被有計畫地採集。</w:t>
-      </w:r>
-    </w:p>
-    <w:p>
-      <w:pPr>
-        <w:spacing w:line="360" w:lineRule="auto" w:after="200" w:before="160"/>
-      </w:pPr>
-      <w:r>
-        <w:rPr>
-          <w:rFonts w:ascii="Times New Roman" w:hAnsi="Times New Roman" w:eastAsia="新細明體"/>
-          <w:b/>
-          <w:i w:val="0"/>
-          <w:sz w:val="26"/>
-        </w:rPr>
-        <w:t>（五）本研究的定位</w:t>
+          <w:b w:val="0"/>
+          <w:i w:val="0"/>
+          <w:sz w:val="24"/>
+        </w:rPr>
+        <w:t>近二十年的英語學界已逐步放棄「現代化＝世俗化」的單線敘事，轉而把近代東亞的宗教變革視為現代性的組成部分而非其對立面。Goossaert 與 Palmer 對近代中國「宗教問題」的長時段研究、Duara 對亞洲傳統與可持續未來的討論、Lian Xi 對中國本土基督教興起的分析、Xing Jun 對社會福音與中國基督教青年會的研究、Ritzinger 對太虛與印順運動的專論、Shields 對近代日本進步與激進佛教的考察、Queen 與 King 所編的入世佛教文集、以及 Madsen 對戰後台灣宗教復興與政治發展關係的社會學分析，共同構成了本研究的比較史基礎。</w:t>
       </w:r>
     </w:p>
     <w:p>
@@ -1210,29 +1179,20 @@
       <w:r>
         <w:rPr>
           <w:rFonts w:ascii="Times New Roman" w:hAnsi="Times New Roman" w:eastAsia="新細明體"/>
-          <w:b w:val="0"/>
-          <w:i w:val="0"/>
-          <w:sz w:val="24"/>
-        </w:rPr>
-        <w:t>綜合以上，本研究的貢獻空間在於：以</w:t>
-      </w:r>
-      <w:r>
-        <w:rPr>
-          <w:rFonts w:ascii="Times New Roman" w:hAnsi="Times New Roman" w:eastAsia="新細明體"/>
           <w:b/>
           <w:i w:val="0"/>
           <w:sz w:val="24"/>
         </w:rPr>
-        <w:t>宗教史比較</w:t>
-      </w:r>
-      <w:r>
-        <w:rPr>
-          <w:rFonts w:ascii="Times New Roman" w:hAnsi="Times New Roman" w:eastAsia="新細明體"/>
-          <w:b w:val="0"/>
-          <w:i w:val="0"/>
-          <w:sz w:val="24"/>
-        </w:rPr>
-        <w:t>的方法，把上述四個各自發展的研究領域接合為一個問題——</w:t>
+        <w:t>缺口</w:t>
+      </w:r>
+      <w:r>
+        <w:rPr>
+          <w:rFonts w:ascii="Times New Roman" w:hAnsi="Times New Roman" w:eastAsia="新細明體"/>
+          <w:b w:val="0"/>
+          <w:i w:val="0"/>
+          <w:sz w:val="24"/>
+        </w:rPr>
+        <w:t>：這些研究大多以單一國別或單一宗教為單位。跨國別</w:t>
       </w:r>
       <w:r>
         <w:rPr>
@@ -1241,30 +1201,31 @@
           <w:i w:val="0"/>
           <w:sz w:val="24"/>
         </w:rPr>
-        <w:t>宗教的公共性與人間性在近代東亞的歷史生成</w:t>
-      </w:r>
-      <w:r>
-        <w:rPr>
-          <w:rFonts w:ascii="Times New Roman" w:hAnsi="Times New Roman" w:eastAsia="新細明體"/>
-          <w:b w:val="0"/>
-          <w:i w:val="0"/>
-          <w:sz w:val="24"/>
-        </w:rPr>
-        <w:t>——並在史實層面補足傳道、王憲治兩條研究薄弱的線索，最後才在第五章把歷史發現提升為理論命題。</w:t>
-      </w:r>
-    </w:p>
-    <w:p>
-      <w:pPr>
-        <w:spacing w:line="360" w:lineRule="auto" w:after="200" w:before="240"/>
+        <w:t>且</w:t>
+      </w:r>
+      <w:r>
+        <w:rPr>
+          <w:rFonts w:ascii="Times New Roman" w:hAnsi="Times New Roman" w:eastAsia="新細明體"/>
+          <w:b w:val="0"/>
+          <w:i w:val="0"/>
+          <w:sz w:val="24"/>
+        </w:rPr>
+        <w:t>跨宗教（佛教與基督教並置）的比較研究仍屬罕見；尤其是把台灣放進東亞比較框架、而非僅視為中國佛教史的延長線來處理者，更為少見。</w:t>
+      </w:r>
+    </w:p>
+    <w:p>
+      <w:pPr>
+        <w:pageBreakBefore w:val="0"/>
+        <w:spacing w:line="360" w:lineRule="auto" w:after="200" w:before="160"/>
       </w:pPr>
       <w:r>
         <w:rPr>
           <w:rFonts w:ascii="Times New Roman" w:hAnsi="Times New Roman" w:eastAsia="新細明體"/>
           <w:b/>
           <w:i w:val="0"/>
-          <w:sz w:val="28"/>
-        </w:rPr>
-        <w:t>三、研究方法與史料</w:t>
+          <w:sz w:val="26"/>
+        </w:rPr>
+        <w:t>（二）台灣佛教史與人間佛教研究</w:t>
       </w:r>
     </w:p>
     <w:p>
@@ -1279,21 +1240,7 @@
           <w:i w:val="0"/>
           <w:sz w:val="24"/>
         </w:rPr>
-        <w:t>本研究以歷史學為主要方法論，具體包含四種操作，並依研究對象的性質分工使用。</w:t>
-      </w:r>
-    </w:p>
-    <w:p>
-      <w:pPr>
-        <w:spacing w:line="360" w:lineRule="auto" w:after="200" w:before="160"/>
-      </w:pPr>
-      <w:r>
-        <w:rPr>
-          <w:rFonts w:ascii="Times New Roman" w:hAnsi="Times New Roman" w:eastAsia="新細明體"/>
-          <w:b/>
-          <w:i w:val="0"/>
-          <w:sz w:val="26"/>
-        </w:rPr>
-        <w:t>（一）宗教史的比較（comparative religious history）</w:t>
+        <w:t>侯坤宏對民國佛教與戰後台灣佛教的一系列研究（《太虛時代》、《真實與方便》、《台灣佛教通史》）奠定了本題的史實基礎；藍吉富對「後印順時代」的判定、邱敏捷對印順思想與印順學派核心的分析、林建德對印順學派傳承譜系的辨析、闞正宗對傳道法師人間佛教理路的整理、以及楊惠南、江燦騰對當代台灣佛教入世性格的長期觀察，構成本研究第二章的直接對話對象。筆者本人的碩士論文與數篇期刊論文亦處理過昭慧、性廣對印順學的傳承問題。</w:t>
       </w:r>
     </w:p>
     <w:p>
@@ -1304,11 +1251,53 @@
       <w:r>
         <w:rPr>
           <w:rFonts w:ascii="Times New Roman" w:hAnsi="Times New Roman" w:eastAsia="新細明體"/>
-          <w:b w:val="0"/>
-          <w:i w:val="0"/>
-          <w:sz w:val="24"/>
-        </w:rPr>
-        <w:t>第一章與第五章的主要方法。比較的單位不是「教義」而是「處境—回應」的結構：把日本、中國、朝鮮、台灣四地放在同一組歷史條件（帝國主義擴張、國家對宗教財產與制度的整編、殖民統治、民族救亡、社會主義與社會福音思潮的傳入）之下，比較各地宗教如何回應，以及回應方式的差異由哪些變項決定（國家形態、宗教與國家的既有關係、殖民者與被殖民者的宗教歸屬）。</w:t>
+          <w:b/>
+          <w:i w:val="0"/>
+          <w:sz w:val="24"/>
+        </w:rPr>
+        <w:t>缺口</w:t>
+      </w:r>
+      <w:r>
+        <w:rPr>
+          <w:rFonts w:ascii="Times New Roman" w:hAnsi="Times New Roman" w:eastAsia="新細明體"/>
+          <w:b w:val="0"/>
+          <w:i w:val="0"/>
+          <w:sz w:val="24"/>
+        </w:rPr>
+        <w:t>：第一，太虛—印順的思想史關聯已有定論，但從印順到戰後具體寺院與運動的</w:t>
+      </w:r>
+      <w:r>
+        <w:rPr>
+          <w:rFonts w:ascii="Times New Roman" w:hAnsi="Times New Roman" w:eastAsia="新細明體"/>
+          <w:b/>
+          <w:i w:val="0"/>
+          <w:sz w:val="24"/>
+        </w:rPr>
+        <w:t>落地機制</w:t>
+      </w:r>
+      <w:r>
+        <w:rPr>
+          <w:rFonts w:ascii="Times New Roman" w:hAnsi="Times New Roman" w:eastAsia="新細明體"/>
+          <w:b w:val="0"/>
+          <w:i w:val="0"/>
+          <w:sz w:val="24"/>
+        </w:rPr>
+        <w:t>，特別是傳道與妙心寺一系，研究明顯不足；第二，既有研究多以「思想的傳承」為敘述框架，較少處理「公共性如何取得正當性」這一制度史與社會史問題。</w:t>
+      </w:r>
+    </w:p>
+    <w:p>
+      <w:pPr>
+        <w:pageBreakBefore w:val="0"/>
+        <w:spacing w:line="360" w:lineRule="auto" w:after="200" w:before="160"/>
+      </w:pPr>
+      <w:r>
+        <w:rPr>
+          <w:rFonts w:ascii="Times New Roman" w:hAnsi="Times New Roman" w:eastAsia="新細明體"/>
+          <w:b/>
+          <w:i w:val="0"/>
+          <w:sz w:val="26"/>
+        </w:rPr>
+        <w:t>（三）台灣基督教史與本土神學研究</w:t>
       </w:r>
     </w:p>
     <w:p>
@@ -1323,39 +1312,7 @@
           <w:i w:val="0"/>
           <w:sz w:val="24"/>
         </w:rPr>
-        <w:t>比較的目的不是排名或求同，而是</w:t>
-      </w:r>
-      <w:r>
-        <w:rPr>
-          <w:rFonts w:ascii="Times New Roman" w:hAnsi="Times New Roman" w:eastAsia="新細明體"/>
-          <w:b/>
-          <w:i w:val="0"/>
-          <w:sz w:val="24"/>
-        </w:rPr>
-        <w:t>辨識共同的歷史條件與各自的路徑依賴</w:t>
-      </w:r>
-      <w:r>
-        <w:rPr>
-          <w:rFonts w:ascii="Times New Roman" w:hAnsi="Times New Roman" w:eastAsia="新細明體"/>
-          <w:b w:val="0"/>
-          <w:i w:val="0"/>
-          <w:sz w:val="24"/>
-        </w:rPr>
-        <w:t>。這使得「入世轉向」可以被當成一個歷史事件來檢證，而不是一個價值主張。</w:t>
-      </w:r>
-    </w:p>
-    <w:p>
-      <w:pPr>
-        <w:spacing w:line="360" w:lineRule="auto" w:after="200" w:before="160"/>
-      </w:pPr>
-      <w:r>
-        <w:rPr>
-          <w:rFonts w:ascii="Times New Roman" w:hAnsi="Times New Roman" w:eastAsia="新細明體"/>
-          <w:b/>
-          <w:i w:val="0"/>
-          <w:sz w:val="26"/>
-        </w:rPr>
-        <w:t>（二）思想史與概念史（intellectual history / Begriffsgeschichte）</w:t>
+        <w:t>鄭仰恩主編的《台灣基督長老教會史》兩卷、蔡榮芳對黃彰輝普世神學實踐的專著、張瑞雄的黃彰輝傳記、鄭睦群對長老教會國家認同論述轉換的研究、黃克先對監控檔案與政教關係的再探、莊雅棠與歐力仁對宋泉盛故事神學的方法論分析、邱凱莉的後殖民視角分析，構成第三章的基礎。</w:t>
       </w:r>
     </w:p>
     <w:p>
@@ -1366,29 +1323,53 @@
       <w:r>
         <w:rPr>
           <w:rFonts w:ascii="Times New Roman" w:hAnsi="Times New Roman" w:eastAsia="新細明體"/>
-          <w:b w:val="0"/>
-          <w:i w:val="0"/>
-          <w:sz w:val="24"/>
-        </w:rPr>
-        <w:t>第二、三章的主要方法。本研究特別追蹤四組關鍵詞在文獻中的</w:t>
-      </w:r>
-      <w:r>
-        <w:rPr>
-          <w:rFonts w:ascii="Times New Roman" w:hAnsi="Times New Roman" w:eastAsia="新細明體"/>
           <w:b/>
           <w:i w:val="0"/>
           <w:sz w:val="24"/>
         </w:rPr>
-        <w:t>出現、變形與制度化</w:t>
-      </w:r>
-      <w:r>
-        <w:rPr>
-          <w:rFonts w:ascii="Times New Roman" w:hAnsi="Times New Roman" w:eastAsia="新細明體"/>
-          <w:b w:val="0"/>
-          <w:i w:val="0"/>
-          <w:sz w:val="24"/>
-        </w:rPr>
-        <w:t>：</w:t>
+        <w:t>缺口</w:t>
+      </w:r>
+      <w:r>
+        <w:rPr>
+          <w:rFonts w:ascii="Times New Roman" w:hAnsi="Times New Roman" w:eastAsia="新細明體"/>
+          <w:b w:val="0"/>
+          <w:i w:val="0"/>
+          <w:sz w:val="24"/>
+        </w:rPr>
+        <w:t>：黃彰輝與宋泉盛的研究相對充分，</w:t>
+      </w:r>
+      <w:r>
+        <w:rPr>
+          <w:rFonts w:ascii="Times New Roman" w:hAnsi="Times New Roman" w:eastAsia="新細明體"/>
+          <w:b/>
+          <w:i w:val="0"/>
+          <w:sz w:val="24"/>
+        </w:rPr>
+        <w:t>王憲治幾乎無專門研究</w:t>
+      </w:r>
+      <w:r>
+        <w:rPr>
+          <w:rFonts w:ascii="Times New Roman" w:hAnsi="Times New Roman" w:eastAsia="新細明體"/>
+          <w:b w:val="0"/>
+          <w:i w:val="0"/>
+          <w:sz w:val="24"/>
+        </w:rPr>
+        <w:t>（除莊雅棠的紀念性文章外），黃伯和的研究亦多為神學內部評述而非史學考察。台灣本土神學的「四代系譜」尚未被系統地寫成一段歷史。</w:t>
+      </w:r>
+    </w:p>
+    <w:p>
+      <w:pPr>
+        <w:pageBreakBefore w:val="0"/>
+        <w:spacing w:line="360" w:lineRule="auto" w:after="200" w:before="160"/>
+      </w:pPr>
+      <w:r>
+        <w:rPr>
+          <w:rFonts w:ascii="Times New Roman" w:hAnsi="Times New Roman" w:eastAsia="新細明體"/>
+          <w:b/>
+          <w:i w:val="0"/>
+          <w:sz w:val="26"/>
+        </w:rPr>
+        <w:t>（四）戰後台灣佛耶關係與跨宗教研究</w:t>
       </w:r>
     </w:p>
     <w:p>
@@ -1403,7 +1384,7 @@
           <w:i w:val="0"/>
           <w:sz w:val="24"/>
         </w:rPr>
-        <w:t>- 佛教一線：「人生佛教」→「人間佛教」→「此時、此地、此人」→「護生」「佛教倫理」</w:t>
+        <w:t>賴品超及其與學愚合編的耶佛對話研究、賴賢宗對當代台灣佛耶對話的整理、莊秉潔的碩士論文、以及筆者關於昭慧法師與盧俊義牧師、洪山川主教之跨宗教友誼與合作的研究，是本題第六章交會與結盟部分的既有基礎。</w:t>
       </w:r>
     </w:p>
     <w:p>
@@ -1414,11 +1395,89 @@
       <w:r>
         <w:rPr>
           <w:rFonts w:ascii="Times New Roman" w:hAnsi="Times New Roman" w:eastAsia="新細明體"/>
-          <w:b w:val="0"/>
-          <w:i w:val="0"/>
-          <w:sz w:val="24"/>
-        </w:rPr>
-        <w:t>- 基督教一線：「本色化」→「實況化」（contextualization）→「鄉土」→「出頭天」</w:t>
+          <w:b/>
+          <w:i w:val="0"/>
+          <w:sz w:val="24"/>
+        </w:rPr>
+        <w:t>缺口</w:t>
+      </w:r>
+      <w:r>
+        <w:rPr>
+          <w:rFonts w:ascii="Times New Roman" w:hAnsi="Times New Roman" w:eastAsia="新細明體"/>
+          <w:b w:val="0"/>
+          <w:i w:val="0"/>
+          <w:sz w:val="24"/>
+        </w:rPr>
+        <w:t>：既有研究多集中於</w:t>
+      </w:r>
+      <w:r>
+        <w:rPr>
+          <w:rFonts w:ascii="Times New Roman" w:hAnsi="Times New Roman" w:eastAsia="新細明體"/>
+          <w:b/>
+          <w:i w:val="0"/>
+          <w:sz w:val="24"/>
+        </w:rPr>
+        <w:t>教義層次的對話</w:t>
+      </w:r>
+      <w:r>
+        <w:rPr>
+          <w:rFonts w:ascii="Times New Roman" w:hAnsi="Times New Roman" w:eastAsia="新細明體"/>
+          <w:b w:val="0"/>
+          <w:i w:val="0"/>
+          <w:sz w:val="24"/>
+        </w:rPr>
+        <w:t>與</w:t>
+      </w:r>
+      <w:r>
+        <w:rPr>
+          <w:rFonts w:ascii="Times New Roman" w:hAnsi="Times New Roman" w:eastAsia="新細明體"/>
+          <w:b/>
+          <w:i w:val="0"/>
+          <w:sz w:val="24"/>
+        </w:rPr>
+        <w:t>知識菁英之間的交往</w:t>
+      </w:r>
+      <w:r>
+        <w:rPr>
+          <w:rFonts w:ascii="Times New Roman" w:hAnsi="Times New Roman" w:eastAsia="新細明體"/>
+          <w:b w:val="0"/>
+          <w:i w:val="0"/>
+          <w:sz w:val="24"/>
+        </w:rPr>
+        <w:t>，對於一九九〇年代以降兩教在具體社會議題上的</w:t>
+      </w:r>
+      <w:r>
+        <w:rPr>
+          <w:rFonts w:ascii="Times New Roman" w:hAnsi="Times New Roman" w:eastAsia="新細明體"/>
+          <w:b/>
+          <w:i w:val="0"/>
+          <w:sz w:val="24"/>
+        </w:rPr>
+        <w:t>行動結盟</w:t>
+      </w:r>
+      <w:r>
+        <w:rPr>
+          <w:rFonts w:ascii="Times New Roman" w:hAnsi="Times New Roman" w:eastAsia="新細明體"/>
+          <w:b w:val="0"/>
+          <w:i w:val="0"/>
+          <w:sz w:val="24"/>
+        </w:rPr>
+        <w:t>——其發生機制、組織形式、話語協商過程——缺乏系統的歷史敘述；相關當事人多數仍在世，而口述史料尚未被有計畫地採集。</w:t>
+      </w:r>
+    </w:p>
+    <w:p>
+      <w:pPr>
+        <w:pageBreakBefore w:val="0"/>
+        <w:spacing w:line="360" w:lineRule="auto" w:after="200" w:before="160"/>
+      </w:pPr>
+      <w:r>
+        <w:rPr>
+          <w:rFonts w:ascii="Times New Roman" w:hAnsi="Times New Roman" w:eastAsia="新細明體"/>
+          <w:b/>
+          <w:i w:val="0"/>
+          <w:sz w:val="26"/>
+        </w:rPr>
+        <w:t>（五）本研究的定位</w:t>
       </w:r>
     </w:p>
     <w:p>
@@ -1433,21 +1492,58 @@
           <w:i w:val="0"/>
           <w:sz w:val="24"/>
         </w:rPr>
-        <w:t>概念的用法變化本身就是史料。例如太虛的「人生佛教」與印順的「人間佛教」之間的一字之差，涉及對天乘與鬼神信仰的不同判定；「本色化」與「實況化」之間的替換，則涉及神學主體從文化適應轉向處境批判。這類詞語史的追蹤，可以避免把後起的定義回溯地加在早期文獻上。</w:t>
-      </w:r>
-    </w:p>
-    <w:p>
-      <w:pPr>
-        <w:spacing w:line="360" w:lineRule="auto" w:after="200" w:before="160"/>
-      </w:pPr>
+        <w:t>綜合以上，本研究的貢獻空間在於：以</w:t>
+      </w:r>
       <w:r>
         <w:rPr>
           <w:rFonts w:ascii="Times New Roman" w:hAnsi="Times New Roman" w:eastAsia="新細明體"/>
           <w:b/>
           <w:i w:val="0"/>
-          <w:sz w:val="26"/>
-        </w:rPr>
-        <w:t>（三）文獻史料學</w:t>
+          <w:sz w:val="24"/>
+        </w:rPr>
+        <w:t>宗教史比較</w:t>
+      </w:r>
+      <w:r>
+        <w:rPr>
+          <w:rFonts w:ascii="Times New Roman" w:hAnsi="Times New Roman" w:eastAsia="新細明體"/>
+          <w:b w:val="0"/>
+          <w:i w:val="0"/>
+          <w:sz w:val="24"/>
+        </w:rPr>
+        <w:t>的方法，把上述四個各自發展的研究領域接合為一個問題——</w:t>
+      </w:r>
+      <w:r>
+        <w:rPr>
+          <w:rFonts w:ascii="Times New Roman" w:hAnsi="Times New Roman" w:eastAsia="新細明體"/>
+          <w:b/>
+          <w:i w:val="0"/>
+          <w:sz w:val="24"/>
+        </w:rPr>
+        <w:t>宗教的公共性與人間性在近代東亞的歷史生成</w:t>
+      </w:r>
+      <w:r>
+        <w:rPr>
+          <w:rFonts w:ascii="Times New Roman" w:hAnsi="Times New Roman" w:eastAsia="新細明體"/>
+          <w:b w:val="0"/>
+          <w:i w:val="0"/>
+          <w:sz w:val="24"/>
+        </w:rPr>
+        <w:t>——並在史實層面補足傳道、王憲治兩條研究薄弱的線索，最後才在第五章把歷史發現提升為理論命題。</w:t>
+      </w:r>
+    </w:p>
+    <w:p>
+      <w:pPr>
+        <w:pageBreakBefore w:val="0"/>
+        <w:spacing w:line="360" w:lineRule="auto" w:after="200" w:before="240"/>
+      </w:pPr>
+      <w:r>
+        <w:rPr>
+          <w:rFonts w:ascii="Times New Roman" w:hAnsi="Times New Roman" w:eastAsia="新細明體"/>
+          <w:b/>
+          <w:i w:val="0"/>
+          <w:sz w:val="28"/>
+        </w:rPr>
+        <w:t>三、研究方法與範圍</w:t>
       </w:r>
     </w:p>
     <w:p>
@@ -1462,7 +1558,22 @@
           <w:i w:val="0"/>
           <w:sz w:val="24"/>
         </w:rPr>
-        <w:t>以原典與教團刊物為主，兼及檔案。主要史料群如下：</w:t>
+        <w:t>本研究以歷史學為主要方法論，具體包含四種操作，並依研究對象的性質分工使用。</w:t>
+      </w:r>
+    </w:p>
+    <w:p>
+      <w:pPr>
+        <w:pageBreakBefore w:val="0"/>
+        <w:spacing w:line="360" w:lineRule="auto" w:after="200" w:before="160"/>
+      </w:pPr>
+      <w:r>
+        <w:rPr>
+          <w:rFonts w:ascii="Times New Roman" w:hAnsi="Times New Roman" w:eastAsia="新細明體"/>
+          <w:b/>
+          <w:i w:val="0"/>
+          <w:sz w:val="26"/>
+        </w:rPr>
+        <w:t>（一）宗教史的比較（comparative religious history）</w:t>
       </w:r>
     </w:p>
     <w:p>
@@ -1473,20 +1584,11 @@
       <w:r>
         <w:rPr>
           <w:rFonts w:ascii="Times New Roman" w:hAnsi="Times New Roman" w:eastAsia="新細明體"/>
-          <w:b/>
-          <w:i w:val="0"/>
-          <w:sz w:val="24"/>
-        </w:rPr>
-        <w:t>佛教</w:t>
-      </w:r>
-      <w:r>
-        <w:rPr>
-          <w:rFonts w:ascii="Times New Roman" w:hAnsi="Times New Roman" w:eastAsia="新細明體"/>
-          <w:b w:val="0"/>
-          <w:i w:val="0"/>
-          <w:sz w:val="24"/>
-        </w:rPr>
-        <w:t>：《太虛大師全書》；印順著作全集（正聞出版社，含《妙雲集》、《華雨集》及各教史專著）；傳道法師著述與《妙心雜誌》；昭慧法師律學與倫理學著作、《弘誓雙月刊》、《法印學報》；國史館所編佛教人物口述歷史（含《人間佛教的理論與實踐——傳道法師訪談錄》、《浩蕩赴前程：昭慧法師訪談錄》）。</w:t>
+          <w:b w:val="0"/>
+          <w:i w:val="0"/>
+          <w:sz w:val="24"/>
+        </w:rPr>
+        <w:t>第一章與第五章的主要方法。比較的單位不是「教義」而是「處境—回應」的結構：把日本、中國、朝鮮、台灣四地放在同一組歷史條件（帝國主義擴張、國家對宗教財產與制度的整編、殖民統治、民族救亡、社會主義與社會福音思潮的傳入）之下，比較各地宗教如何回應，以及回應方式的差異由哪些變項決定（國家形態、宗教與國家的既有關係、殖民者與被殖民者的宗教歸屬）。</w:t>
       </w:r>
     </w:p>
     <w:p>
@@ -1497,20 +1599,44 @@
       <w:r>
         <w:rPr>
           <w:rFonts w:ascii="Times New Roman" w:hAnsi="Times New Roman" w:eastAsia="新細明體"/>
+          <w:b w:val="0"/>
+          <w:i w:val="0"/>
+          <w:sz w:val="24"/>
+        </w:rPr>
+        <w:t>比較的目的不是排名或求同，而是</w:t>
+      </w:r>
+      <w:r>
+        <w:rPr>
+          <w:rFonts w:ascii="Times New Roman" w:hAnsi="Times New Roman" w:eastAsia="新細明體"/>
           <w:b/>
           <w:i w:val="0"/>
           <w:sz w:val="24"/>
         </w:rPr>
-        <w:t>基督教</w:t>
-      </w:r>
-      <w:r>
-        <w:rPr>
-          <w:rFonts w:ascii="Times New Roman" w:hAnsi="Times New Roman" w:eastAsia="新細明體"/>
-          <w:b w:val="0"/>
-          <w:i w:val="0"/>
-          <w:sz w:val="24"/>
-        </w:rPr>
-        <w:t>：黃彰輝回憶錄與文集（含 WCC 神學教育基金會時期文獻）；宋泉盛中英文著作；王憲治《台灣鄉土神學論文集》及其南神時期論述；黃伯和自一九九〇年代至二〇二二年的系列著作；《台灣教會公報》、《新使者》、《神學與教會》、《道雜誌》；台灣基督長老教會歷次聲明與總會檔案。</w:t>
+        <w:t>辨識共同的歷史條件與各自的路徑依賴</w:t>
+      </w:r>
+      <w:r>
+        <w:rPr>
+          <w:rFonts w:ascii="Times New Roman" w:hAnsi="Times New Roman" w:eastAsia="新細明體"/>
+          <w:b w:val="0"/>
+          <w:i w:val="0"/>
+          <w:sz w:val="24"/>
+        </w:rPr>
+        <w:t>。這使得「入世轉向」可以被當成一個歷史事件來檢證，而不是一個價值主張。</w:t>
+      </w:r>
+    </w:p>
+    <w:p>
+      <w:pPr>
+        <w:pageBreakBefore w:val="0"/>
+        <w:spacing w:line="360" w:lineRule="auto" w:after="200" w:before="160"/>
+      </w:pPr>
+      <w:r>
+        <w:rPr>
+          <w:rFonts w:ascii="Times New Roman" w:hAnsi="Times New Roman" w:eastAsia="新細明體"/>
+          <w:b/>
+          <w:i w:val="0"/>
+          <w:sz w:val="26"/>
+        </w:rPr>
+        <w:t>（二）思想史與概念史（intellectual history / Begriffsgeschichte）</w:t>
       </w:r>
     </w:p>
     <w:p>
@@ -1521,20 +1647,29 @@
       <w:r>
         <w:rPr>
           <w:rFonts w:ascii="Times New Roman" w:hAnsi="Times New Roman" w:eastAsia="新細明體"/>
+          <w:b w:val="0"/>
+          <w:i w:val="0"/>
+          <w:sz w:val="24"/>
+        </w:rPr>
+        <w:t>第二、三章的主要方法。本研究特別追蹤四組關鍵詞在文獻中的</w:t>
+      </w:r>
+      <w:r>
+        <w:rPr>
+          <w:rFonts w:ascii="Times New Roman" w:hAnsi="Times New Roman" w:eastAsia="新細明體"/>
           <w:b/>
           <w:i w:val="0"/>
           <w:sz w:val="24"/>
         </w:rPr>
-        <w:t>跨宗教</w:t>
-      </w:r>
-      <w:r>
-        <w:rPr>
-          <w:rFonts w:ascii="Times New Roman" w:hAnsi="Times New Roman" w:eastAsia="新細明體"/>
-          <w:b w:val="0"/>
-          <w:i w:val="0"/>
-          <w:sz w:val="24"/>
-        </w:rPr>
-        <w:t>：一九五〇至七〇年代護教論戰文獻（煮雲、聖嚴、吳恩溥、龔天民等）；一九八〇年代以降對話文獻；關懷生命協會、台灣動物社會研究會、廢死聯盟等組織的運動文件與新聞報導。</w:t>
+        <w:t>出現、變形與制度化</w:t>
+      </w:r>
+      <w:r>
+        <w:rPr>
+          <w:rFonts w:ascii="Times New Roman" w:hAnsi="Times New Roman" w:eastAsia="新細明體"/>
+          <w:b w:val="0"/>
+          <w:i w:val="0"/>
+          <w:sz w:val="24"/>
+        </w:rPr>
+        <w:t>：</w:t>
       </w:r>
     </w:p>
     <w:p>
@@ -1549,57 +1684,7 @@
           <w:i w:val="0"/>
           <w:sz w:val="24"/>
         </w:rPr>
-        <w:t>史料使用上遵守兩項原則：</w:t>
-      </w:r>
-      <w:r>
-        <w:rPr>
-          <w:rFonts w:ascii="Times New Roman" w:hAnsi="Times New Roman" w:eastAsia="新細明體"/>
-          <w:b/>
-          <w:i w:val="0"/>
-          <w:sz w:val="24"/>
-        </w:rPr>
-        <w:t>其一，優先使用當時文獻而非後來的追述</w:t>
-      </w:r>
-      <w:r>
-        <w:rPr>
-          <w:rFonts w:ascii="Times New Roman" w:hAnsi="Times New Roman" w:eastAsia="新細明體"/>
-          <w:b w:val="0"/>
-          <w:i w:val="0"/>
-          <w:sz w:val="24"/>
-        </w:rPr>
-        <w:t>；</w:t>
-      </w:r>
-      <w:r>
-        <w:rPr>
-          <w:rFonts w:ascii="Times New Roman" w:hAnsi="Times New Roman" w:eastAsia="新細明體"/>
-          <w:b/>
-          <w:i w:val="0"/>
-          <w:sz w:val="24"/>
-        </w:rPr>
-        <w:t>其二，教團自述與外部報導並置比對</w:t>
-      </w:r>
-      <w:r>
-        <w:rPr>
-          <w:rFonts w:ascii="Times New Roman" w:hAnsi="Times New Roman" w:eastAsia="新細明體"/>
-          <w:b w:val="0"/>
-          <w:i w:val="0"/>
-          <w:sz w:val="24"/>
-        </w:rPr>
-        <w:t>，避免單方敘事。</w:t>
-      </w:r>
-    </w:p>
-    <w:p>
-      <w:pPr>
-        <w:spacing w:line="360" w:lineRule="auto" w:after="200" w:before="160"/>
-      </w:pPr>
-      <w:r>
-        <w:rPr>
-          <w:rFonts w:ascii="Times New Roman" w:hAnsi="Times New Roman" w:eastAsia="新細明體"/>
-          <w:b/>
-          <w:i w:val="0"/>
-          <w:sz w:val="26"/>
-        </w:rPr>
-        <w:t>（四）口述歷史</w:t>
+        <w:t>- 佛教一線：「人生佛教」→「人間佛教」→「此時、此地、此人」→「護生」「佛教倫理」</w:t>
       </w:r>
     </w:p>
     <w:p>
@@ -1614,21 +1699,7 @@
           <w:i w:val="0"/>
           <w:sz w:val="24"/>
         </w:rPr>
-        <w:t>用於第六章。針對一九九〇年代以降跨宗教行動結盟的參與者——包含教界領袖、神職人員、社運工作者——進行半結構式訪談，補足文獻中不會留下的協商過程、認知落差與情感因素。訪談稿依學術倫理程序取得受訪人同意後使用，並與同時期文獻交叉查核。筆者過去已完成數次相關訪談（含昭慧法師），具備延續此一工作的基礎。</w:t>
-      </w:r>
-    </w:p>
-    <w:p>
-      <w:pPr>
-        <w:spacing w:line="360" w:lineRule="auto" w:after="200" w:before="160"/>
-      </w:pPr>
-      <w:r>
-        <w:rPr>
-          <w:rFonts w:ascii="Times New Roman" w:hAnsi="Times New Roman" w:eastAsia="新細明體"/>
-          <w:b/>
-          <w:i w:val="0"/>
-          <w:sz w:val="26"/>
-        </w:rPr>
-        <w:t>（五）研究範圍與斷限</w:t>
+        <w:t>- 基督教一線：「本色化」→「實況化」（contextualization）→「鄉土」→「出頭天」</w:t>
       </w:r>
     </w:p>
     <w:p>
@@ -1639,20 +1710,26 @@
       <w:r>
         <w:rPr>
           <w:rFonts w:ascii="Times New Roman" w:hAnsi="Times New Roman" w:eastAsia="新細明體"/>
+          <w:b w:val="0"/>
+          <w:i w:val="0"/>
+          <w:sz w:val="24"/>
+        </w:rPr>
+        <w:t>概念的用法變化本身就是史料。例如太虛的「人生佛教」與印順的「人間佛教」之間的一字之差，涉及對天乘與鬼神信仰的不同判定；「本色化」與「實況化」之間的替換，則涉及神學主體從文化適應轉向處境批判。這類詞語史的追蹤，可以避免把後起的定義回溯地加在早期文獻上。</w:t>
+      </w:r>
+    </w:p>
+    <w:p>
+      <w:pPr>
+        <w:pageBreakBefore w:val="0"/>
+        <w:spacing w:line="360" w:lineRule="auto" w:after="200" w:before="160"/>
+      </w:pPr>
+      <w:r>
+        <w:rPr>
+          <w:rFonts w:ascii="Times New Roman" w:hAnsi="Times New Roman" w:eastAsia="新細明體"/>
           <w:b/>
           <w:i w:val="0"/>
-          <w:sz w:val="24"/>
-        </w:rPr>
-        <w:t>時間</w:t>
-      </w:r>
-      <w:r>
-        <w:rPr>
-          <w:rFonts w:ascii="Times New Roman" w:hAnsi="Times New Roman" w:eastAsia="新細明體"/>
-          <w:b w:val="0"/>
-          <w:i w:val="0"/>
-          <w:sz w:val="24"/>
-        </w:rPr>
-        <w:t>：一九二〇年代至二〇二〇年代，整整一百年。上限取一次大戰後民族自決思潮與社會思想傳入東亞、各地宗教改革運動同時啟動之際；下限取當前跨宗教議題結盟的最新發展，二〇二〇年代的部分從簡，只交代趨勢而不作完整處理——距離太近的事件尚不足以作史。</w:t>
+          <w:sz w:val="26"/>
+        </w:rPr>
+        <w:t>（三）文獻史料學</w:t>
       </w:r>
     </w:p>
     <w:p>
@@ -1667,25 +1744,7 @@
           <w:i w:val="0"/>
           <w:sz w:val="24"/>
         </w:rPr>
-        <w:t>其中東亞部分（第二章）止於二次大戰結束，</w:t>
-      </w:r>
-      <w:r>
-        <w:rPr>
-          <w:rFonts w:ascii="Times New Roman" w:hAnsi="Times New Roman" w:eastAsia="新細明體"/>
-          <w:b/>
-          <w:i w:val="0"/>
-          <w:sz w:val="24"/>
-        </w:rPr>
-        <w:t>作為前史處理</w:t>
-      </w:r>
-      <w:r>
-        <w:rPr>
-          <w:rFonts w:ascii="Times New Roman" w:hAnsi="Times New Roman" w:eastAsia="新細明體"/>
-          <w:b w:val="0"/>
-          <w:i w:val="0"/>
-          <w:sz w:val="24"/>
-        </w:rPr>
-        <w:t>：目的在說明戰後台灣兩條線索的思想與制度資源從何而來，而非另立一段東亞通史。此一部分因此以既有研究的綜合為主，不作獨立的史料考證；題目不列「東亞」，正是為了不對這一章作出它不打算履行的承諾。</w:t>
+        <w:t>以原典與教團刊物為主，兼及檔案。主要史料群如下：</w:t>
       </w:r>
     </w:p>
     <w:p>
@@ -1700,16 +1759,16 @@
           <w:i w:val="0"/>
           <w:sz w:val="24"/>
         </w:rPr>
-        <w:t>空間</w:t>
-      </w:r>
-      <w:r>
-        <w:rPr>
-          <w:rFonts w:ascii="Times New Roman" w:hAnsi="Times New Roman" w:eastAsia="新細明體"/>
-          <w:b w:val="0"/>
-          <w:i w:val="0"/>
-          <w:sz w:val="24"/>
-        </w:rPr>
-        <w:t>：以台灣為核心個案，以日本、中國、朝鮮為比較背景。第一章之外，其餘各章均以台灣為主。</w:t>
+        <w:t>佛教</w:t>
+      </w:r>
+      <w:r>
+        <w:rPr>
+          <w:rFonts w:ascii="Times New Roman" w:hAnsi="Times New Roman" w:eastAsia="新細明體"/>
+          <w:b w:val="0"/>
+          <w:i w:val="0"/>
+          <w:sz w:val="24"/>
+        </w:rPr>
+        <w:t>：《太虛大師全書》；印順著作全集（正聞出版社，含《妙雲集》、《華雨集》及各教史專著）；傳道法師著述與《妙心雜誌》；昭慧法師律學與倫理學著作、《弘誓雙月刊》、《法印學報》；國史館所編佛教人物口述歷史（含《人間佛教的理論與實踐——傳道法師訪談錄》、《浩蕩赴前程：昭慧法師訪談錄》）。</w:t>
       </w:r>
     </w:p>
     <w:p>
@@ -1724,30 +1783,16 @@
           <w:i w:val="0"/>
           <w:sz w:val="24"/>
         </w:rPr>
-        <w:t>宗教</w:t>
-      </w:r>
-      <w:r>
-        <w:rPr>
-          <w:rFonts w:ascii="Times New Roman" w:hAnsi="Times New Roman" w:eastAsia="新細明體"/>
-          <w:b w:val="0"/>
-          <w:i w:val="0"/>
-          <w:sz w:val="24"/>
-        </w:rPr>
-        <w:t>：以佛教與基督教（特別是台灣基督長老教會）為兩條主線。天主教（單國璽、洪山川等）在第六章的議題結盟中作為重要參與者出現，但不另立系譜。</w:t>
-      </w:r>
-    </w:p>
-    <w:p>
-      <w:pPr>
-        <w:spacing w:line="360" w:lineRule="auto" w:after="200" w:before="160"/>
-      </w:pPr>
-      <w:r>
-        <w:rPr>
-          <w:rFonts w:ascii="Times New Roman" w:hAnsi="Times New Roman" w:eastAsia="新細明體"/>
-          <w:b/>
-          <w:i w:val="0"/>
-          <w:sz w:val="26"/>
-        </w:rPr>
-        <w:t>（六）研究限制</w:t>
+        <w:t>基督教</w:t>
+      </w:r>
+      <w:r>
+        <w:rPr>
+          <w:rFonts w:ascii="Times New Roman" w:hAnsi="Times New Roman" w:eastAsia="新細明體"/>
+          <w:b w:val="0"/>
+          <w:i w:val="0"/>
+          <w:sz w:val="24"/>
+        </w:rPr>
+        <w:t>：黃彰輝回憶錄與文集（含 WCC 神學教育基金會時期文獻）；宋泉盛中英文著作；王憲治《台灣鄉土神學論文集》及其南神時期論述；黃伯和自一九九〇年代至二〇二二年的系列著作；《台灣教會公報》、《新使者》、《神學與教會》、《道雜誌》；台灣基督長老教會歷次聲明與總會檔案。</w:t>
       </w:r>
     </w:p>
     <w:p>
@@ -1758,25 +1803,20 @@
       <w:r>
         <w:rPr>
           <w:rFonts w:ascii="Times New Roman" w:hAnsi="Times New Roman" w:eastAsia="新細明體"/>
-          <w:b w:val="0"/>
-          <w:i w:val="0"/>
-          <w:sz w:val="24"/>
-        </w:rPr>
-        <w:t>第一，四地比較必然仰賴既有的專題研究與譯本，本研究在日文、韓文一手史料上的處理深度有其限度，故第二章定位為前史背景的綜合，而非各地宗教史的原創考證。第二，口述歷史受限於受訪者的記憶與立場，其效力在於補充而非取代文獻。第三，本研究處理的是宗教菁英與組織層次的公共性，一般信眾的態度變遷需要另一套量化方法，不在本研究範圍之內。</w:t>
-      </w:r>
-    </w:p>
-    <w:p>
-      <w:pPr>
-        <w:spacing w:line="360" w:lineRule="auto" w:after="200" w:before="240"/>
-      </w:pPr>
-      <w:r>
-        <w:rPr>
-          <w:rFonts w:ascii="Times New Roman" w:hAnsi="Times New Roman" w:eastAsia="新細明體"/>
           <w:b/>
           <w:i w:val="0"/>
-          <w:sz w:val="28"/>
-        </w:rPr>
-        <w:t>四、章節架構</w:t>
+          <w:sz w:val="24"/>
+        </w:rPr>
+        <w:t>跨宗教</w:t>
+      </w:r>
+      <w:r>
+        <w:rPr>
+          <w:rFonts w:ascii="Times New Roman" w:hAnsi="Times New Roman" w:eastAsia="新細明體"/>
+          <w:b w:val="0"/>
+          <w:i w:val="0"/>
+          <w:sz w:val="24"/>
+        </w:rPr>
+        <w:t>：一九五〇至七〇年代護教論戰文獻（煮雲、聖嚴、吳恩溥、龔天民等）；一九八〇年代以降對話文獻；關懷生命協會、台灣動物社會研究會、廢死聯盟等組織的運動文件與新聞報導。</w:t>
       </w:r>
     </w:p>
     <w:p>
@@ -1791,11 +1831,48 @@
           <w:i w:val="0"/>
           <w:sz w:val="24"/>
         </w:rPr>
-        <w:t>全論文分七章。第一章交代方法與研究缺口，第二章立東亞前史背景，第三、四章各自重建一條系譜，第五章把兩條線並置比較，第六章提出「人間宗教」範式並以戰後佛耶交會與結盟的實際歷程加以檢證。</w:t>
-      </w:r>
-    </w:p>
-    <w:p>
-      <w:pPr>
+        <w:t>史料使用上遵守兩項原則：</w:t>
+      </w:r>
+      <w:r>
+        <w:rPr>
+          <w:rFonts w:ascii="Times New Roman" w:hAnsi="Times New Roman" w:eastAsia="新細明體"/>
+          <w:b/>
+          <w:i w:val="0"/>
+          <w:sz w:val="24"/>
+        </w:rPr>
+        <w:t>其一，優先使用當時文獻而非後來的追述</w:t>
+      </w:r>
+      <w:r>
+        <w:rPr>
+          <w:rFonts w:ascii="Times New Roman" w:hAnsi="Times New Roman" w:eastAsia="新細明體"/>
+          <w:b w:val="0"/>
+          <w:i w:val="0"/>
+          <w:sz w:val="24"/>
+        </w:rPr>
+        <w:t>；</w:t>
+      </w:r>
+      <w:r>
+        <w:rPr>
+          <w:rFonts w:ascii="Times New Roman" w:hAnsi="Times New Roman" w:eastAsia="新細明體"/>
+          <w:b/>
+          <w:i w:val="0"/>
+          <w:sz w:val="24"/>
+        </w:rPr>
+        <w:t>其二，教團自述與外部報導並置比對</w:t>
+      </w:r>
+      <w:r>
+        <w:rPr>
+          <w:rFonts w:ascii="Times New Roman" w:hAnsi="Times New Roman" w:eastAsia="新細明體"/>
+          <w:b w:val="0"/>
+          <w:i w:val="0"/>
+          <w:sz w:val="24"/>
+        </w:rPr>
+        <w:t>，避免單方敘事。</w:t>
+      </w:r>
+    </w:p>
+    <w:p>
+      <w:pPr>
+        <w:pageBreakBefore w:val="0"/>
         <w:spacing w:line="360" w:lineRule="auto" w:after="200" w:before="160"/>
       </w:pPr>
       <w:r>
@@ -1805,7 +1882,7 @@
           <w:i w:val="0"/>
           <w:sz w:val="26"/>
         </w:rPr>
-        <w:t>第一章　研究方法與文獻回顧</w:t>
+        <w:t>（四）口述歷史</w:t>
       </w:r>
     </w:p>
     <w:p>
@@ -1816,20 +1893,26 @@
       <w:r>
         <w:rPr>
           <w:rFonts w:ascii="Times New Roman" w:hAnsi="Times New Roman" w:eastAsia="新細明體"/>
+          <w:b w:val="0"/>
+          <w:i w:val="0"/>
+          <w:sz w:val="24"/>
+        </w:rPr>
+        <w:t>用於第六章。針對一九九〇年代以降跨宗教行動結盟的參與者——包含教界領袖、神職人員、社運工作者——進行半結構式訪談，補足文獻中不會留下的協商過程、認知落差與情感因素。訪談稿依學術倫理程序取得受訪人同意後使用，並與同時期文獻交叉查核。筆者過去已完成數次相關訪談（含昭慧法師），具備延續此一工作的基礎。</w:t>
+      </w:r>
+    </w:p>
+    <w:p>
+      <w:pPr>
+        <w:pageBreakBefore w:val="0"/>
+        <w:spacing w:line="360" w:lineRule="auto" w:after="200" w:before="160"/>
+      </w:pPr>
+      <w:r>
+        <w:rPr>
+          <w:rFonts w:ascii="Times New Roman" w:hAnsi="Times New Roman" w:eastAsia="新細明體"/>
           <w:b/>
           <w:i w:val="0"/>
-          <w:sz w:val="24"/>
-        </w:rPr>
-        <w:t>第一節　問題意識與研究提問</w:t>
-      </w:r>
-      <w:r>
-        <w:rPr>
-          <w:rFonts w:ascii="Times New Roman" w:hAnsi="Times New Roman" w:eastAsia="新細明體"/>
-          <w:b w:val="0"/>
-          <w:i w:val="0"/>
-          <w:sz w:val="24"/>
-        </w:rPr>
-        <w:t>：兩段一向分開講述的歷史；為何從歷史比較起手而非從理論起手；三層提問（源頭、生成、意義）。</w:t>
+          <w:sz w:val="26"/>
+        </w:rPr>
+        <w:t>（五）研究範圍與斷限</w:t>
       </w:r>
     </w:p>
     <w:p>
@@ -1844,16 +1927,16 @@
           <w:i w:val="0"/>
           <w:sz w:val="24"/>
         </w:rPr>
-        <w:t>第二節　文獻回顧與研究缺口</w:t>
-      </w:r>
-      <w:r>
-        <w:rPr>
-          <w:rFonts w:ascii="Times New Roman" w:hAnsi="Times New Roman" w:eastAsia="新細明體"/>
-          <w:b w:val="0"/>
-          <w:i w:val="0"/>
-          <w:sz w:val="24"/>
-        </w:rPr>
-        <w:t>：四個領域逐一檢視——東亞近代宗教變革的比較史、台灣佛教史與人間佛教研究、台灣基督教史與本土神學研究、戰後佛耶關係與跨宗教研究；指出四者各自成史而未曾接合，以及傳道、王憲治兩條線索的研究空白。</w:t>
+        <w:t>時間</w:t>
+      </w:r>
+      <w:r>
+        <w:rPr>
+          <w:rFonts w:ascii="Times New Roman" w:hAnsi="Times New Roman" w:eastAsia="新細明體"/>
+          <w:b w:val="0"/>
+          <w:i w:val="0"/>
+          <w:sz w:val="24"/>
+        </w:rPr>
+        <w:t>：一九二〇年代至二〇二〇年代，整整一百年。上限取一次大戰後民族自決思潮與社會思想傳入東亞、各地宗教改革運動同時啟動之際；下限取當前跨宗教議題結盟的最新發展，二〇二〇年代的部分從簡，只交代趨勢而不作完整處理——距離太近的事件尚不足以作史。</w:t>
       </w:r>
     </w:p>
     <w:p>
@@ -1864,20 +1947,29 @@
       <w:r>
         <w:rPr>
           <w:rFonts w:ascii="Times New Roman" w:hAnsi="Times New Roman" w:eastAsia="新細明體"/>
+          <w:b w:val="0"/>
+          <w:i w:val="0"/>
+          <w:sz w:val="24"/>
+        </w:rPr>
+        <w:t>其中東亞部分（第二章）止於二次大戰結束，</w:t>
+      </w:r>
+      <w:r>
+        <w:rPr>
+          <w:rFonts w:ascii="Times New Roman" w:hAnsi="Times New Roman" w:eastAsia="新細明體"/>
           <w:b/>
           <w:i w:val="0"/>
           <w:sz w:val="24"/>
         </w:rPr>
-        <w:t>第三節　研究方法</w:t>
-      </w:r>
-      <w:r>
-        <w:rPr>
-          <w:rFonts w:ascii="Times New Roman" w:hAnsi="Times New Roman" w:eastAsia="新細明體"/>
-          <w:b w:val="0"/>
-          <w:i w:val="0"/>
-          <w:sz w:val="24"/>
-        </w:rPr>
-        <w:t>：宗教史比較的比較單位如何界定；思想史與概念史對關鍵詞的追蹤；文獻史料學的兩項使用原則；口述歷史的定位與倫理程序。</w:t>
+        <w:t>作為前史處理</w:t>
+      </w:r>
+      <w:r>
+        <w:rPr>
+          <w:rFonts w:ascii="Times New Roman" w:hAnsi="Times New Roman" w:eastAsia="新細明體"/>
+          <w:b w:val="0"/>
+          <w:i w:val="0"/>
+          <w:sz w:val="24"/>
+        </w:rPr>
+        <w:t>：目的在說明戰後台灣兩條線索的思想與制度資源從何而來，而非另立一段東亞通史。此一部分因此以既有研究的綜合為主，不作獨立的史料考證；題目不列「東亞」，正是為了不對這一章作出它不打算履行的承諾。</w:t>
       </w:r>
     </w:p>
     <w:p>
@@ -1892,16 +1984,16 @@
           <w:i w:val="0"/>
           <w:sz w:val="24"/>
         </w:rPr>
-        <w:t>第四節　史料來源、研究範圍與研究限制</w:t>
-      </w:r>
-      <w:r>
-        <w:rPr>
-          <w:rFonts w:ascii="Times New Roman" w:hAnsi="Times New Roman" w:eastAsia="新細明體"/>
-          <w:b w:val="0"/>
-          <w:i w:val="0"/>
-          <w:sz w:val="24"/>
-        </w:rPr>
-        <w:t>：佛教、基督教、跨宗教三大史料群；時間與空間的斷限；本研究在日韓一手史料、口述記憶與信眾層次上的限制。</w:t>
+        <w:t>空間</w:t>
+      </w:r>
+      <w:r>
+        <w:rPr>
+          <w:rFonts w:ascii="Times New Roman" w:hAnsi="Times New Roman" w:eastAsia="新細明體"/>
+          <w:b w:val="0"/>
+          <w:i w:val="0"/>
+          <w:sz w:val="24"/>
+        </w:rPr>
+        <w:t>：以台灣為核心個案，以日本、中國、朝鮮為比較背景。第一章之外，其餘各章均以台灣為主。</w:t>
       </w:r>
     </w:p>
     <w:p>
@@ -1916,20 +2008,21 @@
           <w:i w:val="0"/>
           <w:sz w:val="24"/>
         </w:rPr>
-        <w:t>第五節　名詞界定</w:t>
-      </w:r>
-      <w:r>
-        <w:rPr>
-          <w:rFonts w:ascii="Times New Roman" w:hAnsi="Times New Roman" w:eastAsia="新細明體"/>
-          <w:b w:val="0"/>
-          <w:i w:val="0"/>
-          <w:sz w:val="24"/>
-        </w:rPr>
-        <w:t>：人間性、公共性、公共神學、人間宗教——說明本研究在何種意義上使用這些詞，以及它們與世俗化、政治參與、社會運動的分野。</w:t>
-      </w:r>
-    </w:p>
-    <w:p>
-      <w:pPr>
+        <w:t>宗教</w:t>
+      </w:r>
+      <w:r>
+        <w:rPr>
+          <w:rFonts w:ascii="Times New Roman" w:hAnsi="Times New Roman" w:eastAsia="新細明體"/>
+          <w:b w:val="0"/>
+          <w:i w:val="0"/>
+          <w:sz w:val="24"/>
+        </w:rPr>
+        <w:t>：以佛教與基督教（特別是台灣基督長老教會）為兩條主線。天主教（單國璽、洪山川等）在第六章的議題結盟中作為重要參與者出現，但不另立系譜。</w:t>
+      </w:r>
+    </w:p>
+    <w:p>
+      <w:pPr>
+        <w:pageBreakBefore w:val="0"/>
         <w:spacing w:line="360" w:lineRule="auto" w:after="200" w:before="160"/>
       </w:pPr>
       <w:r>
@@ -1939,7 +2032,7 @@
           <w:i w:val="0"/>
           <w:sz w:val="26"/>
         </w:rPr>
-        <w:t>第二章　東亞近代宗教變革：復興的共同源頭</w:t>
+        <w:t>（六）研究限制</w:t>
       </w:r>
     </w:p>
     <w:p>
@@ -1950,20 +2043,41 @@
       <w:r>
         <w:rPr>
           <w:rFonts w:ascii="Times New Roman" w:hAnsi="Times New Roman" w:eastAsia="新細明體"/>
+          <w:b w:val="0"/>
+          <w:i w:val="0"/>
+          <w:sz w:val="24"/>
+        </w:rPr>
+        <w:t>第一，四地比較必然仰賴既有的專題研究與譯本，本研究在日文、韓文一手史料上的處理深度有其限度，故第二章定位為前史背景的綜合，而非各地宗教史的原創考證。第二，口述歷史受限於受訪者的記憶與立場，其效力在於補充而非取代文獻。第三，本研究處理的是宗教菁英與組織層次的公共性，一般信眾的態度變遷需要另一套量化方法，不在本研究範圍之內。</w:t>
+      </w:r>
+    </w:p>
+    <w:p>
+      <w:pPr>
+        <w:pageBreakBefore w:val="0"/>
+        <w:spacing w:line="360" w:lineRule="auto" w:after="200" w:before="240"/>
+      </w:pPr>
+      <w:r>
+        <w:rPr>
+          <w:rFonts w:ascii="Times New Roman" w:hAnsi="Times New Roman" w:eastAsia="新細明體"/>
           <w:b/>
           <w:i w:val="0"/>
-          <w:sz w:val="24"/>
-        </w:rPr>
-        <w:t>第一節　共同的歷史條件</w:t>
-      </w:r>
-      <w:r>
-        <w:rPr>
-          <w:rFonts w:ascii="Times New Roman" w:hAnsi="Times New Roman" w:eastAsia="新細明體"/>
-          <w:b w:val="0"/>
-          <w:i w:val="0"/>
-          <w:sz w:val="24"/>
-        </w:rPr>
-        <w:t>：一次大戰後民族自決思潮席捲東亞，殖民體制與帝國秩序同時鬆動又收緊；社會主義與美國社會福音思潮先後傳入；此前十九世紀末以來近代國家對宗教財產與制度的整編（日本神佛分離與廢佛毀釋的餘波、中國廟產興學、朝鮮總督府的宗教政策、台灣總督府的寺廟整理）已使各地宗教陷於存亡與正當性的雙重危機——民族主義浪潮與宗教復興因此在一九二〇年代前後同時發生，這是本章比較的共同起點。</w:t>
+          <w:sz w:val="28"/>
+        </w:rPr>
+        <w:t>四、預期研究成果與貢獻</w:t>
+      </w:r>
+    </w:p>
+    <w:p>
+      <w:pPr>
+        <w:pageBreakBefore w:val="0"/>
+        <w:spacing w:line="360" w:lineRule="auto" w:after="200" w:before="160"/>
+      </w:pPr>
+      <w:r>
+        <w:rPr>
+          <w:rFonts w:ascii="Times New Roman" w:hAnsi="Times New Roman" w:eastAsia="新細明體"/>
+          <w:b/>
+          <w:i w:val="0"/>
+          <w:sz w:val="26"/>
+        </w:rPr>
+        <w:t>（一）史學貢獻：兩段歷史的接合與兩條線索的補白</w:t>
       </w:r>
     </w:p>
     <w:p>
@@ -1974,20 +2088,62 @@
       <w:r>
         <w:rPr>
           <w:rFonts w:ascii="Times New Roman" w:hAnsi="Times New Roman" w:eastAsia="新細明體"/>
+          <w:b w:val="0"/>
+          <w:i w:val="0"/>
+          <w:sz w:val="24"/>
+        </w:rPr>
+        <w:t>本研究預期完成的第一件事，是把台灣佛教史與台灣基督教史這兩段一向分開講述的歷史，放在同一個問題（公共性與人間性的生成）之下接合起來，並以四地比較的東亞背景為之定位。其次，在史實層面補足兩條研究薄弱的線索：</w:t>
+      </w:r>
+      <w:r>
+        <w:rPr>
+          <w:rFonts w:ascii="Times New Roman" w:hAnsi="Times New Roman" w:eastAsia="新細明體"/>
           <w:b/>
           <w:i w:val="0"/>
           <w:sz w:val="24"/>
         </w:rPr>
-        <w:t>第二節　日本：改革與左翼的兩條線</w:t>
-      </w:r>
-      <w:r>
-        <w:rPr>
-          <w:rFonts w:ascii="Times New Roman" w:hAnsi="Times New Roman" w:eastAsia="新細明體"/>
-          <w:b w:val="0"/>
-          <w:i w:val="0"/>
-          <w:sz w:val="24"/>
-        </w:rPr>
-        <w:t>：大正民主下的宗教社會運動，其思想前身為清沢満之的精神主義與新佛教徒運動；日蓮主義的國家化與其反面；內村鑑三的無教會主義與矢內原忠雄的批判傳統；賀川豐彥的基督教社會運動；妹尾義郎與新興佛教青年同盟。說明「宗教的社會化」在日本何以同時開出國家主義與社會主義兩種方向。</w:t>
+        <w:t>傳道法師與妙心寺一系</w:t>
+      </w:r>
+      <w:r>
+        <w:rPr>
+          <w:rFonts w:ascii="Times New Roman" w:hAnsi="Times New Roman" w:eastAsia="新細明體"/>
+          <w:b w:val="0"/>
+          <w:i w:val="0"/>
+          <w:sz w:val="24"/>
+        </w:rPr>
+        <w:t>在人間佛教落地過程中的位置，以及</w:t>
+      </w:r>
+      <w:r>
+        <w:rPr>
+          <w:rFonts w:ascii="Times New Roman" w:hAnsi="Times New Roman" w:eastAsia="新細明體"/>
+          <w:b/>
+          <w:i w:val="0"/>
+          <w:sz w:val="24"/>
+        </w:rPr>
+        <w:t>王憲治與台灣鄉土神學</w:t>
+      </w:r>
+      <w:r>
+        <w:rPr>
+          <w:rFonts w:ascii="Times New Roman" w:hAnsi="Times New Roman" w:eastAsia="新細明體"/>
+          <w:b w:val="0"/>
+          <w:i w:val="0"/>
+          <w:sz w:val="24"/>
+        </w:rPr>
+        <w:t>在本土神學系譜中的中介角色。這兩項補白本身即具獨立的學術價值。</w:t>
+      </w:r>
+    </w:p>
+    <w:p>
+      <w:pPr>
+        <w:pageBreakBefore w:val="0"/>
+        <w:spacing w:line="360" w:lineRule="auto" w:after="200" w:before="160"/>
+      </w:pPr>
+      <w:r>
+        <w:rPr>
+          <w:rFonts w:ascii="Times New Roman" w:hAnsi="Times New Roman" w:eastAsia="新細明體"/>
+          <w:b/>
+          <w:i w:val="0"/>
+          <w:sz w:val="26"/>
+        </w:rPr>
+        <w:t>（二）方法貢獻：以歷史經驗為基礎的宗教比較</w:t>
       </w:r>
     </w:p>
     <w:p>
@@ -1998,20 +2154,26 @@
       <w:r>
         <w:rPr>
           <w:rFonts w:ascii="Times New Roman" w:hAnsi="Times New Roman" w:eastAsia="新細明體"/>
+          <w:b w:val="0"/>
+          <w:i w:val="0"/>
+          <w:sz w:val="24"/>
+        </w:rPr>
+        <w:t>本研究示範一種操作程序：先以宗教史的比較建立歷史範式，再據以檢討既有理論。相對於「以理論框架收編個案」的常見做法，此一程序把理論的正當性建立在史料之上，因而對於被比較的各宗教而言，其主體性的折損最小。此一程序若成立，可推廣至東亞其他個案（韓國民眾神學與圓佛教、日本的入世佛教與無教會主義、越南的入世佛教）。</w:t>
+      </w:r>
+    </w:p>
+    <w:p>
+      <w:pPr>
+        <w:pageBreakBefore w:val="0"/>
+        <w:spacing w:line="360" w:lineRule="auto" w:after="200" w:before="160"/>
+      </w:pPr>
+      <w:r>
+        <w:rPr>
+          <w:rFonts w:ascii="Times New Roman" w:hAnsi="Times New Roman" w:eastAsia="新細明體"/>
           <w:b/>
           <w:i w:val="0"/>
-          <w:sz w:val="24"/>
-        </w:rPr>
-        <w:t>第三節　中國：從存亡危機到佛教革命與社會福音</w:t>
-      </w:r>
-      <w:r>
-        <w:rPr>
-          <w:rFonts w:ascii="Times New Roman" w:hAnsi="Times New Roman" w:eastAsia="新細明體"/>
-          <w:b w:val="0"/>
-          <w:i w:val="0"/>
-          <w:sz w:val="24"/>
-        </w:rPr>
-        <w:t>：廟產興學危機與佛教界的組織性回應；太虛的三大革命與人生佛教；吳耀宗與青年會系統的社會福音路線。指出「革命」語彙如何同時進入佛教與基督教的自我表述。</w:t>
+          <w:sz w:val="26"/>
+        </w:rPr>
+        <w:t>（三）理論貢獻：「人間宗教」作為一個經歷史檢證的範式</w:t>
       </w:r>
     </w:p>
     <w:p>
@@ -2022,20 +2184,26 @@
       <w:r>
         <w:rPr>
           <w:rFonts w:ascii="Times New Roman" w:hAnsi="Times New Roman" w:eastAsia="新細明體"/>
+          <w:b w:val="0"/>
+          <w:i w:val="0"/>
+          <w:sz w:val="24"/>
+        </w:rPr>
+        <w:t>本研究預期提出的「人間宗教」，與過去以「宗教對話理論」形式出現的各種主張不同之處在於：它不是一項應然的倡議，而是對一段已發生之歷史的歸納。其可檢驗性即在於此——它可以被更多的歷史個案支持或否證。就當代處境而言，此一範式對於兩個現實問題具有參考價值：面對生態與動物倫理等跨越信仰界線的議題時，各宗教如何在不放棄自身傳統的前提下共同行動；以及面對宗教在公共領域中日益兩極化的處境時，是否存在一條既保有神聖向度、又具備自我改革能力的路徑。</w:t>
+      </w:r>
+    </w:p>
+    <w:p>
+      <w:pPr>
+        <w:pageBreakBefore/>
+        <w:spacing w:line="360" w:lineRule="auto" w:after="200" w:before="240"/>
+      </w:pPr>
+      <w:r>
+        <w:rPr>
+          <w:rFonts w:ascii="Times New Roman" w:hAnsi="Times New Roman" w:eastAsia="新細明體"/>
           <w:b/>
           <w:i w:val="0"/>
-          <w:sz w:val="24"/>
-        </w:rPr>
-        <w:t>第四節　朝鮮：三一運動中的跨宗教結盟</w:t>
-      </w:r>
-      <w:r>
-        <w:rPr>
-          <w:rFonts w:ascii="Times New Roman" w:hAnsi="Times New Roman" w:eastAsia="新細明體"/>
-          <w:b w:val="0"/>
-          <w:i w:val="0"/>
-          <w:sz w:val="24"/>
-        </w:rPr>
-        <w:t>：東學至天道教的轉化；一九一九年獨立宣言簽署者的宗教組成所顯示的結盟事實；韓龍雲的佛教維新論；此一經驗如何成為民眾神學的前史。</w:t>
+          <w:sz w:val="28"/>
+        </w:rPr>
+        <w:t>論文大綱草案</w:t>
       </w:r>
     </w:p>
     <w:p>
@@ -2046,20 +2214,26 @@
       <w:r>
         <w:rPr>
           <w:rFonts w:ascii="Times New Roman" w:hAnsi="Times New Roman" w:eastAsia="新細明體"/>
+          <w:b w:val="0"/>
+          <w:i w:val="0"/>
+          <w:sz w:val="24"/>
+        </w:rPr>
+        <w:t>全論文分七章。第一章交代方法與研究缺口，第二章立東亞前史背景，第三、四章各自重建一條系譜，第五章把兩條線並置比較，第六章提出「人間宗教」範式並以戰後佛耶交會與結盟的實際歷程加以檢證。</w:t>
+      </w:r>
+    </w:p>
+    <w:p>
+      <w:pPr>
+        <w:pageBreakBefore w:val="0"/>
+        <w:spacing w:line="360" w:lineRule="auto" w:after="200" w:before="160"/>
+      </w:pPr>
+      <w:r>
+        <w:rPr>
+          <w:rFonts w:ascii="Times New Roman" w:hAnsi="Times New Roman" w:eastAsia="新細明體"/>
           <w:b/>
           <w:i w:val="0"/>
-          <w:sz w:val="24"/>
-        </w:rPr>
-        <w:t>第五節　台灣：新文化運動中的宗教覺醒</w:t>
-      </w:r>
-      <w:r>
-        <w:rPr>
-          <w:rFonts w:ascii="Times New Roman" w:hAnsi="Times New Roman" w:eastAsia="新細明體"/>
-          <w:b w:val="0"/>
-          <w:i w:val="0"/>
-          <w:sz w:val="24"/>
-        </w:rPr>
-        <w:t>：台灣文化協會與新文化運動的宗教面向；林秋梧（證峰）的社會主義佛教論述；南瀛佛教會體制下的僧侶教育；長老教會自日治時期起的自立運動與教育事業。</w:t>
+          <w:sz w:val="26"/>
+        </w:rPr>
+        <w:t>第一章　研究方法與文獻回顧</w:t>
       </w:r>
     </w:p>
     <w:p>
@@ -2074,30 +2248,16 @@
           <w:i w:val="0"/>
           <w:sz w:val="24"/>
         </w:rPr>
-        <w:t>第六節　比較與歸納</w:t>
-      </w:r>
-      <w:r>
-        <w:rPr>
-          <w:rFonts w:ascii="Times New Roman" w:hAnsi="Times New Roman" w:eastAsia="新細明體"/>
-          <w:b w:val="0"/>
-          <w:i w:val="0"/>
-          <w:sz w:val="24"/>
-        </w:rPr>
-        <w:t>：四地共享的三項條件（國家整編、殖民或半殖民處境、外來社會思潮）與兩項差異變項（宗教與國家的既有關係、殖民者與被殖民者的宗教歸屬）；「入世」作為共同轉向，其性質是回應性的、跨宗教的、且與民族處境緊密綁定。此結論構成第三、四章的歷史前提。</w:t>
-      </w:r>
-    </w:p>
-    <w:p>
-      <w:pPr>
-        <w:spacing w:line="360" w:lineRule="auto" w:after="200" w:before="160"/>
-      </w:pPr>
-      <w:r>
-        <w:rPr>
-          <w:rFonts w:ascii="Times New Roman" w:hAnsi="Times New Roman" w:eastAsia="新細明體"/>
-          <w:b/>
-          <w:i w:val="0"/>
-          <w:sz w:val="26"/>
-        </w:rPr>
-        <w:t>第三章　人間佛教在台灣的發展：太虛、印順、傳道、昭慧</w:t>
+        <w:t>第一節　問題意識與研究提問</w:t>
+      </w:r>
+      <w:r>
+        <w:rPr>
+          <w:rFonts w:ascii="Times New Roman" w:hAnsi="Times New Roman" w:eastAsia="新細明體"/>
+          <w:b w:val="0"/>
+          <w:i w:val="0"/>
+          <w:sz w:val="24"/>
+        </w:rPr>
+        <w:t>：兩段一向分開講述的歷史；為何從歷史比較起手而非從理論起手；三層提問（源頭、生成、意義）。</w:t>
       </w:r>
     </w:p>
     <w:p>
@@ -2112,16 +2272,16 @@
           <w:i w:val="0"/>
           <w:sz w:val="24"/>
         </w:rPr>
-        <w:t>第一節　太虛與佛教革命的提出</w:t>
-      </w:r>
-      <w:r>
-        <w:rPr>
-          <w:rFonts w:ascii="Times New Roman" w:hAnsi="Times New Roman" w:eastAsia="新細明體"/>
-          <w:b w:val="0"/>
-          <w:i w:val="0"/>
-          <w:sz w:val="24"/>
-        </w:rPr>
-        <w:t>：教理、教制、教產三大革命的內容與其制度上的受挫；「人生佛教」的提出與其對天乘及鬼神信仰的批判；太虛路線在戰後台灣的殘留與轉化。</w:t>
+        <w:t>第二節　文獻回顧與研究缺口</w:t>
+      </w:r>
+      <w:r>
+        <w:rPr>
+          <w:rFonts w:ascii="Times New Roman" w:hAnsi="Times New Roman" w:eastAsia="新細明體"/>
+          <w:b w:val="0"/>
+          <w:i w:val="0"/>
+          <w:sz w:val="24"/>
+        </w:rPr>
+        <w:t>：四個領域逐一檢視——東亞近代宗教變革的比較史、台灣佛教史與人間佛教研究、台灣基督教史與本土神學研究、戰後佛耶關係與跨宗教研究；指出四者各自成史而未曾接合，以及傳道、王憲治兩條線索的研究空白。</w:t>
       </w:r>
     </w:p>
     <w:p>
@@ -2136,16 +2296,16 @@
           <w:i w:val="0"/>
           <w:sz w:val="24"/>
         </w:rPr>
-        <w:t>第二節　印順與「人間佛教」範式的確立</w:t>
-      </w:r>
-      <w:r>
-        <w:rPr>
-          <w:rFonts w:ascii="Times New Roman" w:hAnsi="Times New Roman" w:eastAsia="新細明體"/>
-          <w:b w:val="0"/>
-          <w:i w:val="0"/>
-          <w:sz w:val="24"/>
-        </w:rPr>
-        <w:t>：以教史研究重新界定佛教的核心關懷；《印度之佛教》至《印度佛教思想史》的教史重詮工程；〈契理契機之人間佛教〉所確立的方法論；「此時、此地、此人」何以不是世俗化的讓步，而是對佛陀本懷與初期大乘精神的重新宣稱。</w:t>
+        <w:t>第三節　研究方法</w:t>
+      </w:r>
+      <w:r>
+        <w:rPr>
+          <w:rFonts w:ascii="Times New Roman" w:hAnsi="Times New Roman" w:eastAsia="新細明體"/>
+          <w:b w:val="0"/>
+          <w:i w:val="0"/>
+          <w:sz w:val="24"/>
+        </w:rPr>
+        <w:t>：宗教史比較的比較單位如何界定；思想史與概念史對關鍵詞的追蹤；文獻史料學的兩項使用原則；口述歷史的定位與倫理程序。</w:t>
       </w:r>
     </w:p>
     <w:p>
@@ -2160,16 +2320,16 @@
           <w:i w:val="0"/>
           <w:sz w:val="24"/>
         </w:rPr>
-        <w:t>第三節　傳道與妙心寺路線的在地實踐</w:t>
-      </w:r>
-      <w:r>
-        <w:rPr>
-          <w:rFonts w:ascii="Times New Roman" w:hAnsi="Times New Roman" w:eastAsia="新細明體"/>
-          <w:b w:val="0"/>
-          <w:i w:val="0"/>
-          <w:sz w:val="24"/>
-        </w:rPr>
-        <w:t>：台語弘法與在地語言的宗教意義；《妙心雜誌》與中華佛教百科文獻基金會的文獻事業；環境、社區與教育議題上的參與；作為印順學派三大法系之一，妙心寺一系與弘誓一系在實踐取向上的分工與差異。</w:t>
+        <w:t>第四節　史料來源、研究範圍與研究限制</w:t>
+      </w:r>
+      <w:r>
+        <w:rPr>
+          <w:rFonts w:ascii="Times New Roman" w:hAnsi="Times New Roman" w:eastAsia="新細明體"/>
+          <w:b w:val="0"/>
+          <w:i w:val="0"/>
+          <w:sz w:val="24"/>
+        </w:rPr>
+        <w:t>：佛教、基督教、跨宗教三大史料群；時間與空間的斷限；本研究在日韓一手史料、口述記憶與信眾層次上的限制。</w:t>
       </w:r>
     </w:p>
     <w:p>
@@ -2184,16 +2344,31 @@
           <w:i w:val="0"/>
           <w:sz w:val="24"/>
         </w:rPr>
-        <w:t>第四節　昭慧與佛教倫理的公共化</w:t>
-      </w:r>
-      <w:r>
-        <w:rPr>
-          <w:rFonts w:ascii="Times New Roman" w:hAnsi="Times New Roman" w:eastAsia="新細明體"/>
-          <w:b w:val="0"/>
-          <w:i w:val="0"/>
-          <w:sz w:val="24"/>
-        </w:rPr>
-        <w:t>：律學重詮與教內體制改革（含廢除八敬法的訴求及其爭議）；從護教運動到社會運動的路徑；《佛教倫理學》至《佛教規範倫理學》的體系化，如何把佛教立場轉譯為可與世俗倫理學對話的公共論述。</w:t>
+        <w:t>第五節　名詞界定</w:t>
+      </w:r>
+      <w:r>
+        <w:rPr>
+          <w:rFonts w:ascii="Times New Roman" w:hAnsi="Times New Roman" w:eastAsia="新細明體"/>
+          <w:b w:val="0"/>
+          <w:i w:val="0"/>
+          <w:sz w:val="24"/>
+        </w:rPr>
+        <w:t>：人間性、公共性、公共神學、人間宗教——說明本研究在何種意義上使用這些詞，以及它們與世俗化、政治參與、社會運動的分野。</w:t>
+      </w:r>
+    </w:p>
+    <w:p>
+      <w:pPr>
+        <w:pageBreakBefore w:val="0"/>
+        <w:spacing w:line="360" w:lineRule="auto" w:after="200" w:before="160"/>
+      </w:pPr>
+      <w:r>
+        <w:rPr>
+          <w:rFonts w:ascii="Times New Roman" w:hAnsi="Times New Roman" w:eastAsia="新細明體"/>
+          <w:b/>
+          <w:i w:val="0"/>
+          <w:sz w:val="26"/>
+        </w:rPr>
+        <w:t>第二章　東亞近代宗教變革：復興的共同源頭</w:t>
       </w:r>
     </w:p>
     <w:p>
@@ -2208,30 +2383,16 @@
           <w:i w:val="0"/>
           <w:sz w:val="24"/>
         </w:rPr>
-        <w:t>第五節　小結</w:t>
-      </w:r>
-      <w:r>
-        <w:rPr>
-          <w:rFonts w:ascii="Times New Roman" w:hAnsi="Times New Roman" w:eastAsia="新細明體"/>
-          <w:b w:val="0"/>
-          <w:i w:val="0"/>
-          <w:sz w:val="24"/>
-        </w:rPr>
-        <w:t>：佛教公共性與人間性的生成機制——危機中的改革發動、教史與教理的重新詮釋、在地語言與草根組織的落實、倫理論述的建制化與公共化。</w:t>
-      </w:r>
-    </w:p>
-    <w:p>
-      <w:pPr>
-        <w:spacing w:line="360" w:lineRule="auto" w:after="200" w:before="160"/>
-      </w:pPr>
-      <w:r>
-        <w:rPr>
-          <w:rFonts w:ascii="Times New Roman" w:hAnsi="Times New Roman" w:eastAsia="新細明體"/>
-          <w:b/>
-          <w:i w:val="0"/>
-          <w:sz w:val="26"/>
-        </w:rPr>
-        <w:t>第四章　台灣長老教會的公共神學發展：黃彰輝、宋泉盛、王憲治、黃伯和</w:t>
+        <w:t>第一節　共同的歷史條件</w:t>
+      </w:r>
+      <w:r>
+        <w:rPr>
+          <w:rFonts w:ascii="Times New Roman" w:hAnsi="Times New Roman" w:eastAsia="新細明體"/>
+          <w:b w:val="0"/>
+          <w:i w:val="0"/>
+          <w:sz w:val="24"/>
+        </w:rPr>
+        <w:t>：一次大戰後民族自決思潮席捲東亞，殖民體制與帝國秩序同時鬆動又收緊；社會主義與美國社會福音思潮先後傳入；此前十九世紀末以來近代國家對宗教財產與制度的整編（日本神佛分離與廢佛毀釋的餘波、中國廟產興學、朝鮮總督府的宗教政策、台灣總督府的寺廟整理）已使各地宗教陷於存亡與正當性的雙重危機——民族主義浪潮與宗教復興因此在一九二〇年代前後同時發生，這是本章比較的共同起點。</w:t>
       </w:r>
     </w:p>
     <w:p>
@@ -2246,16 +2407,16 @@
           <w:i w:val="0"/>
           <w:sz w:val="24"/>
         </w:rPr>
-        <w:t>第一節　從自立到實況：公共性的體制條件</w:t>
-      </w:r>
-      <w:r>
-        <w:rPr>
-          <w:rFonts w:ascii="Times New Roman" w:hAnsi="Times New Roman" w:eastAsia="新細明體"/>
-          <w:b w:val="0"/>
-          <w:i w:val="0"/>
-          <w:sz w:val="24"/>
-        </w:rPr>
-        <w:t>：長老教會自日治時期的自立運動、戰後的在地認同轉折，到一九七〇年代〈國是聲明〉、〈我們的呼籲〉、〈人權宣言〉三大聲明的形成；教育、醫療與地方教會網絡如何構成公共介入的組織基礎。</w:t>
+        <w:t>第二節　日本：改革與左翼的兩條線</w:t>
+      </w:r>
+      <w:r>
+        <w:rPr>
+          <w:rFonts w:ascii="Times New Roman" w:hAnsi="Times New Roman" w:eastAsia="新細明體"/>
+          <w:b w:val="0"/>
+          <w:i w:val="0"/>
+          <w:sz w:val="24"/>
+        </w:rPr>
+        <w:t>：大正民主下的宗教社會運動，其思想前身為清沢満之的精神主義與新佛教徒運動；日蓮主義的國家化與其反面；內村鑑三的無教會主義與矢內原忠雄的批判傳統；賀川豐彥的基督教社會運動；妹尾義郎與新興佛教青年同盟。說明「宗教的社會化」在日本何以同時開出國家主義與社會主義兩種方向。</w:t>
       </w:r>
     </w:p>
     <w:p>
@@ -2270,16 +2431,16 @@
           <w:i w:val="0"/>
           <w:sz w:val="24"/>
         </w:rPr>
-        <w:t>第二節　黃彰輝與「實況化」概念的鑄造</w:t>
-      </w:r>
-      <w:r>
-        <w:rPr>
-          <w:rFonts w:ascii="Times New Roman" w:hAnsi="Times New Roman" w:eastAsia="新細明體"/>
-          <w:b w:val="0"/>
-          <w:i w:val="0"/>
-          <w:sz w:val="24"/>
-        </w:rPr>
-        <w:t>：自台南神學院復校至普世教會協會神學教育基金會；「實況化」（contextualization）相對於「本色化」（indigenization）的概念轉折；台灣經驗如何成為一個普世神學概念的來源；一九七〇年代台灣人民自決運動中的角色。</w:t>
+        <w:t>第三節　中國：從存亡危機到佛教革命與社會福音</w:t>
+      </w:r>
+      <w:r>
+        <w:rPr>
+          <w:rFonts w:ascii="Times New Roman" w:hAnsi="Times New Roman" w:eastAsia="新細明體"/>
+          <w:b w:val="0"/>
+          <w:i w:val="0"/>
+          <w:sz w:val="24"/>
+        </w:rPr>
+        <w:t>：廟產興學危機與佛教界的組織性回應；太虛的三大革命與人生佛教；吳耀宗與青年會系統的社會福音路線。指出「革命」語彙如何同時進入佛教與基督教的自我表述。</w:t>
       </w:r>
     </w:p>
     <w:p>
@@ -2294,16 +2455,16 @@
           <w:i w:val="0"/>
           <w:sz w:val="24"/>
         </w:rPr>
-        <w:t>第三節　宋泉盛與亞洲受苦經驗的神學轉譯</w:t>
-      </w:r>
-      <w:r>
-        <w:rPr>
-          <w:rFonts w:ascii="Times New Roman" w:hAnsi="Times New Roman" w:eastAsia="新細明體"/>
-          <w:b w:val="0"/>
-          <w:i w:val="0"/>
-          <w:sz w:val="24"/>
-        </w:rPr>
-        <w:t>：以亞洲民間故事與受苦記憶作為神學材料；《第三眼神學》至《耶穌，被釘十字架的人民》的方法演進；在普世教會協會體制內的位置與影響。</w:t>
+        <w:t>第四節　朝鮮：三一運動中的跨宗教結盟</w:t>
+      </w:r>
+      <w:r>
+        <w:rPr>
+          <w:rFonts w:ascii="Times New Roman" w:hAnsi="Times New Roman" w:eastAsia="新細明體"/>
+          <w:b w:val="0"/>
+          <w:i w:val="0"/>
+          <w:sz w:val="24"/>
+        </w:rPr>
+        <w:t>：東學至天道教的轉化；一九一九年獨立宣言簽署者的宗教組成所顯示的結盟事實；韓龍雲的佛教維新論；此一經驗如何成為民眾神學的前史。</w:t>
       </w:r>
     </w:p>
     <w:p>
@@ -2318,16 +2479,16 @@
           <w:i w:val="0"/>
           <w:sz w:val="24"/>
         </w:rPr>
-        <w:t>第四節　王憲治與台灣鄉土神學</w:t>
-      </w:r>
-      <w:r>
-        <w:rPr>
-          <w:rFonts w:ascii="Times New Roman" w:hAnsi="Times New Roman" w:eastAsia="新細明體"/>
-          <w:b w:val="0"/>
-          <w:i w:val="0"/>
-          <w:sz w:val="24"/>
-        </w:rPr>
-        <w:t>：《台灣鄉土神學論文集》的問題架構——人民、鄉土、權力、上帝四主題；鄉土神學與自決論述的接合；南神教學現場作為神學生產的場所；此一路線因其早逝而中斷的部分，以及由誰承接。</w:t>
+        <w:t>第五節　台灣：新文化運動中的宗教覺醒</w:t>
+      </w:r>
+      <w:r>
+        <w:rPr>
+          <w:rFonts w:ascii="Times New Roman" w:hAnsi="Times New Roman" w:eastAsia="新細明體"/>
+          <w:b w:val="0"/>
+          <w:i w:val="0"/>
+          <w:sz w:val="24"/>
+        </w:rPr>
+        <w:t>：台灣文化協會與新文化運動的宗教面向；林秋梧（證峰）的社會主義佛教論述；南瀛佛教會體制下的僧侶教育；長老教會自日治時期起的自立運動與教育事業。</w:t>
       </w:r>
     </w:p>
     <w:p>
@@ -2342,16 +2503,31 @@
           <w:i w:val="0"/>
           <w:sz w:val="24"/>
         </w:rPr>
-        <w:t>第五節　黃伯和與本土神學的體制化</w:t>
-      </w:r>
-      <w:r>
-        <w:rPr>
-          <w:rFonts w:ascii="Times New Roman" w:hAnsi="Times New Roman" w:eastAsia="新細明體"/>
-          <w:b w:val="0"/>
-          <w:i w:val="0"/>
-          <w:sz w:val="24"/>
-        </w:rPr>
-        <w:t>：「出頭天」作為神學範疇的提出；自《宗教與自決》、《奔向出頭天的子民》至二〇二二年五卷本系列的長期工程；神學教育與亞洲普世網絡中的制度性佈局。</w:t>
+        <w:t>第六節　比較與歸納</w:t>
+      </w:r>
+      <w:r>
+        <w:rPr>
+          <w:rFonts w:ascii="Times New Roman" w:hAnsi="Times New Roman" w:eastAsia="新細明體"/>
+          <w:b w:val="0"/>
+          <w:i w:val="0"/>
+          <w:sz w:val="24"/>
+        </w:rPr>
+        <w:t>：四地共享的三項條件（國家整編、殖民或半殖民處境、外來社會思潮）與兩項差異變項（宗教與國家的既有關係、殖民者與被殖民者的宗教歸屬）；「入世」作為共同轉向，其性質是回應性的、跨宗教的、且與民族處境緊密綁定。此結論構成第三、四章的歷史前提。</w:t>
+      </w:r>
+    </w:p>
+    <w:p>
+      <w:pPr>
+        <w:pageBreakBefore w:val="0"/>
+        <w:spacing w:line="360" w:lineRule="auto" w:after="200" w:before="160"/>
+      </w:pPr>
+      <w:r>
+        <w:rPr>
+          <w:rFonts w:ascii="Times New Roman" w:hAnsi="Times New Roman" w:eastAsia="新細明體"/>
+          <w:b/>
+          <w:i w:val="0"/>
+          <w:sz w:val="26"/>
+        </w:rPr>
+        <w:t>第三章　人間佛教在台灣的發展：太虛、印順、傳道、昭慧</w:t>
       </w:r>
     </w:p>
     <w:p>
@@ -2366,30 +2542,16 @@
           <w:i w:val="0"/>
           <w:sz w:val="24"/>
         </w:rPr>
-        <w:t>第六節　小結</w:t>
-      </w:r>
-      <w:r>
-        <w:rPr>
-          <w:rFonts w:ascii="Times New Roman" w:hAnsi="Times New Roman" w:eastAsia="新細明體"/>
-          <w:b w:val="0"/>
-          <w:i w:val="0"/>
-          <w:sz w:val="24"/>
-        </w:rPr>
-        <w:t>：基督教公共性與人間性的生成機制——同一四段結構在長老教會脈絡中的具體形態。</w:t>
-      </w:r>
-    </w:p>
-    <w:p>
-      <w:pPr>
-        <w:spacing w:line="360" w:lineRule="auto" w:after="200" w:before="160"/>
-      </w:pPr>
-      <w:r>
-        <w:rPr>
-          <w:rFonts w:ascii="Times New Roman" w:hAnsi="Times New Roman" w:eastAsia="新細明體"/>
-          <w:b/>
-          <w:i w:val="0"/>
-          <w:sz w:val="26"/>
-        </w:rPr>
-        <w:t>第五章　人間佛教與公共神學之比較</w:t>
+        <w:t>第一節　太虛與佛教革命的提出</w:t>
+      </w:r>
+      <w:r>
+        <w:rPr>
+          <w:rFonts w:ascii="Times New Roman" w:hAnsi="Times New Roman" w:eastAsia="新細明體"/>
+          <w:b w:val="0"/>
+          <w:i w:val="0"/>
+          <w:sz w:val="24"/>
+        </w:rPr>
+        <w:t>：教理、教制、教產三大革命的內容與其制度上的受挫；「人生佛教」的提出與其對天乘及鬼神信仰的批判；太虛路線在戰後台灣的殘留與轉化。</w:t>
       </w:r>
     </w:p>
     <w:p>
@@ -2404,16 +2566,16 @@
           <w:i w:val="0"/>
           <w:sz w:val="24"/>
         </w:rPr>
-        <w:t>第一節　生成機制的比較</w:t>
-      </w:r>
-      <w:r>
-        <w:rPr>
-          <w:rFonts w:ascii="Times New Roman" w:hAnsi="Times New Roman" w:eastAsia="新細明體"/>
-          <w:b w:val="0"/>
-          <w:i w:val="0"/>
-          <w:sz w:val="24"/>
-        </w:rPr>
-        <w:t>：兩條系譜在「發動—詮釋—落地—建制」四個位置上的對應；此一同構由哪些共同的歷史條件促成，而非出於彼此模仿。</w:t>
+        <w:t>第二節　印順與「人間佛教」範式的確立</w:t>
+      </w:r>
+      <w:r>
+        <w:rPr>
+          <w:rFonts w:ascii="Times New Roman" w:hAnsi="Times New Roman" w:eastAsia="新細明體"/>
+          <w:b w:val="0"/>
+          <w:i w:val="0"/>
+          <w:sz w:val="24"/>
+        </w:rPr>
+        <w:t>：以教史研究重新界定佛教的核心關懷；《印度之佛教》至《印度佛教思想史》的教史重詮工程；〈契理契機之人間佛教〉所確立的方法論；「此時、此地、此人」何以不是世俗化的讓步，而是對佛陀本懷與初期大乘精神的重新宣稱。</w:t>
       </w:r>
     </w:p>
     <w:p>
@@ -2428,16 +2590,16 @@
           <w:i w:val="0"/>
           <w:sz w:val="24"/>
         </w:rPr>
-        <w:t>第二節　語彙與概念的比較</w:t>
-      </w:r>
-      <w:r>
-        <w:rPr>
-          <w:rFonts w:ascii="Times New Roman" w:hAnsi="Times New Roman" w:eastAsia="新細明體"/>
-          <w:b w:val="0"/>
-          <w:i w:val="0"/>
-          <w:sz w:val="24"/>
-        </w:rPr>
-        <w:t>：「人生／人間」與「本色化／實況化／鄉土／出頭天」兩組關鍵詞的形成軌跡；兩者如何各自在自身傳統內部取得正當性，而非借用對方或借用世俗語言。</w:t>
+        <w:t>第三節　傳道與妙心寺路線的在地實踐</w:t>
+      </w:r>
+      <w:r>
+        <w:rPr>
+          <w:rFonts w:ascii="Times New Roman" w:hAnsi="Times New Roman" w:eastAsia="新細明體"/>
+          <w:b w:val="0"/>
+          <w:i w:val="0"/>
+          <w:sz w:val="24"/>
+        </w:rPr>
+        <w:t>：台語弘法與在地語言的宗教意義；《妙心雜誌》與中華佛教百科文獻基金會的文獻事業；環境、社區與教育議題上的參與；作為印順學派三大法系之一，妙心寺一系與弘誓一系在實踐取向上的分工與差異。</w:t>
       </w:r>
     </w:p>
     <w:p>
@@ -2452,16 +2614,16 @@
           <w:i w:val="0"/>
           <w:sz w:val="24"/>
         </w:rPr>
-        <w:t>第三節　正當性來源的比較</w:t>
-      </w:r>
-      <w:r>
-        <w:rPr>
-          <w:rFonts w:ascii="Times New Roman" w:hAnsi="Times New Roman" w:eastAsia="新細明體"/>
-          <w:b w:val="0"/>
-          <w:i w:val="0"/>
-          <w:sz w:val="24"/>
-        </w:rPr>
-        <w:t>：佛教一線訴諸「回到佛陀本懷」，基督教一線訴諸「回應此時此地的實況」；兩種正當性策略的效力與代價。</w:t>
+        <w:t>第四節　昭慧與佛教倫理的公共化</w:t>
+      </w:r>
+      <w:r>
+        <w:rPr>
+          <w:rFonts w:ascii="Times New Roman" w:hAnsi="Times New Roman" w:eastAsia="新細明體"/>
+          <w:b w:val="0"/>
+          <w:i w:val="0"/>
+          <w:sz w:val="24"/>
+        </w:rPr>
+        <w:t>：律學重詮與教內體制改革（含廢除八敬法的訴求及其爭議）；從護教運動到社會運動的路徑；《佛教倫理學》至《佛教規範倫理學》的體系化，如何把佛教立場轉譯為可與世俗倫理學對話的公共論述。</w:t>
       </w:r>
     </w:p>
     <w:p>
@@ -2476,16 +2638,31 @@
           <w:i w:val="0"/>
           <w:sz w:val="24"/>
         </w:rPr>
-        <w:t>第四節　組織形態與行動方式的比較</w:t>
-      </w:r>
-      <w:r>
-        <w:rPr>
-          <w:rFonts w:ascii="Times New Roman" w:hAnsi="Times New Roman" w:eastAsia="新細明體"/>
-          <w:b w:val="0"/>
-          <w:i w:val="0"/>
-          <w:sz w:val="24"/>
-        </w:rPr>
-        <w:t>：教團與教會的組織差異如何決定公共介入的形式——佛教一線深嵌於社運與公民團體，基督教一線則較早進入普世體制與政治發言。</w:t>
+        <w:t>第五節　小結</w:t>
+      </w:r>
+      <w:r>
+        <w:rPr>
+          <w:rFonts w:ascii="Times New Roman" w:hAnsi="Times New Roman" w:eastAsia="新細明體"/>
+          <w:b w:val="0"/>
+          <w:i w:val="0"/>
+          <w:sz w:val="24"/>
+        </w:rPr>
+        <w:t>：佛教公共性與人間性的生成機制——危機中的改革發動、教史與教理的重新詮釋、在地語言與草根組織的落實、倫理論述的建制化與公共化。</w:t>
+      </w:r>
+    </w:p>
+    <w:p>
+      <w:pPr>
+        <w:pageBreakBefore w:val="0"/>
+        <w:spacing w:line="360" w:lineRule="auto" w:after="200" w:before="160"/>
+      </w:pPr>
+      <w:r>
+        <w:rPr>
+          <w:rFonts w:ascii="Times New Roman" w:hAnsi="Times New Roman" w:eastAsia="新細明體"/>
+          <w:b/>
+          <w:i w:val="0"/>
+          <w:sz w:val="26"/>
+        </w:rPr>
+        <w:t>第四章　台灣長老教會的公共神學發展：黃彰輝、宋泉盛、王憲治、黃伯和</w:t>
       </w:r>
     </w:p>
     <w:p>
@@ -2500,30 +2677,16 @@
           <w:i w:val="0"/>
           <w:sz w:val="24"/>
         </w:rPr>
-        <w:t>第五節　小結</w:t>
-      </w:r>
-      <w:r>
-        <w:rPr>
-          <w:rFonts w:ascii="Times New Roman" w:hAnsi="Times New Roman" w:eastAsia="新細明體"/>
-          <w:b w:val="0"/>
-          <w:i w:val="0"/>
-          <w:sz w:val="24"/>
-        </w:rPr>
-        <w:t>：異與同各自的歷史解釋——同構來自共同處境，差異來自傳統資源與組織形態；兩者在「人間性」上的交集，構成第六章範式的立論起點。</w:t>
-      </w:r>
-    </w:p>
-    <w:p>
-      <w:pPr>
-        <w:spacing w:line="360" w:lineRule="auto" w:after="200" w:before="160"/>
-      </w:pPr>
-      <w:r>
-        <w:rPr>
-          <w:rFonts w:ascii="Times New Roman" w:hAnsi="Times New Roman" w:eastAsia="新細明體"/>
-          <w:b/>
-          <w:i w:val="0"/>
-          <w:sz w:val="26"/>
-        </w:rPr>
-        <w:t>第六章　人間宗教的範式</w:t>
+        <w:t>第一節　從自立到實況：公共性的體制條件</w:t>
+      </w:r>
+      <w:r>
+        <w:rPr>
+          <w:rFonts w:ascii="Times New Roman" w:hAnsi="Times New Roman" w:eastAsia="新細明體"/>
+          <w:b w:val="0"/>
+          <w:i w:val="0"/>
+          <w:sz w:val="24"/>
+        </w:rPr>
+        <w:t>：長老教會自日治時期的自立運動、戰後的在地認同轉折，到一九七〇年代〈國是聲明〉、〈我們的呼籲〉、〈人權宣言〉三大聲明的形成；教育、醫療與地方教會網絡如何構成公共介入的組織基礎。</w:t>
       </w:r>
     </w:p>
     <w:p>
@@ -2538,16 +2701,16 @@
           <w:i w:val="0"/>
           <w:sz w:val="24"/>
         </w:rPr>
-        <w:t>第一節　從歷史歸納到範式命名</w:t>
-      </w:r>
-      <w:r>
-        <w:rPr>
-          <w:rFonts w:ascii="Times New Roman" w:hAnsi="Times New Roman" w:eastAsia="新細明體"/>
-          <w:b w:val="0"/>
-          <w:i w:val="0"/>
-          <w:sz w:val="24"/>
-        </w:rPr>
-        <w:t>：整理前面各章的發現，提出「人間宗教」（Religion of the Human Realm）作為對此一歷史範式的命名，並界定其三項成分：關懷定位於此世、正當性訴諸各自傳統的本源、公共參與作為宗教性實踐本身。</w:t>
+        <w:t>第二節　黃彰輝與「實況化」概念的鑄造</w:t>
+      </w:r>
+      <w:r>
+        <w:rPr>
+          <w:rFonts w:ascii="Times New Roman" w:hAnsi="Times New Roman" w:eastAsia="新細明體"/>
+          <w:b w:val="0"/>
+          <w:i w:val="0"/>
+          <w:sz w:val="24"/>
+        </w:rPr>
+        <w:t>：自台南神學院復校至普世教會協會神學教育基金會；「實況化」（contextualization）相對於「本色化」（indigenization）的概念轉折；台灣經驗如何成為一個普世神學概念的來源；一九七〇年代台灣人民自決運動中的角色。</w:t>
       </w:r>
     </w:p>
     <w:p>
@@ -2562,16 +2725,16 @@
           <w:i w:val="0"/>
           <w:sz w:val="24"/>
         </w:rPr>
-        <w:t>第二節　從護教論戰到對話：戰後台灣佛耶關係的前兩個階段</w:t>
-      </w:r>
-      <w:r>
-        <w:rPr>
-          <w:rFonts w:ascii="Times New Roman" w:hAnsi="Times New Roman" w:eastAsia="新細明體"/>
-          <w:b w:val="0"/>
-          <w:i w:val="0"/>
-          <w:sz w:val="24"/>
-        </w:rPr>
-        <w:t>：一九五〇至七〇年代的護教論戰（煮雲、聖嚴與吳恩溥、龔天民等人的文獻）及其社會條件——傳教競爭、美援背景、戒嚴體制；一九八〇至九〇年代對話管道的建立，及此期對話為何多停留在教義與靈修層次。</w:t>
+        <w:t>第三節　宋泉盛與亞洲受苦經驗的神學轉譯</w:t>
+      </w:r>
+      <w:r>
+        <w:rPr>
+          <w:rFonts w:ascii="Times New Roman" w:hAnsi="Times New Roman" w:eastAsia="新細明體"/>
+          <w:b w:val="0"/>
+          <w:i w:val="0"/>
+          <w:sz w:val="24"/>
+        </w:rPr>
+        <w:t>：以亞洲民間故事與受苦記憶作為神學材料；《第三眼神學》至《耶穌，被釘十字架的人民》的方法演進；在普世教會協會體制內的位置與影響。</w:t>
       </w:r>
     </w:p>
     <w:p>
@@ -2586,16 +2749,16 @@
           <w:i w:val="0"/>
           <w:sz w:val="24"/>
         </w:rPr>
-        <w:t>第三節　議題結盟：跨宗教合作的當代形態</w:t>
-      </w:r>
-      <w:r>
-        <w:rPr>
-          <w:rFonts w:ascii="Times New Roman" w:hAnsi="Times New Roman" w:eastAsia="新細明體"/>
-          <w:b w:val="0"/>
-          <w:i w:val="0"/>
-          <w:sz w:val="24"/>
-        </w:rPr>
-        <w:t>：二〇〇〇年以降在反賭博合法化、動物保護、廢除死刑、性別平權等議題上的合作；結盟如何在「不談教義、只談議題」的默契下運作；輔以口述歷史，呈現結盟的發起過程、彼此的認知落差，以及行動者如何處理來自各自教內的質疑。</w:t>
+        <w:t>第四節　王憲治與台灣鄉土神學</w:t>
+      </w:r>
+      <w:r>
+        <w:rPr>
+          <w:rFonts w:ascii="Times New Roman" w:hAnsi="Times New Roman" w:eastAsia="新細明體"/>
+          <w:b w:val="0"/>
+          <w:i w:val="0"/>
+          <w:sz w:val="24"/>
+        </w:rPr>
+        <w:t>：《台灣鄉土神學論文集》的問題架構——人民、鄉土、權力、上帝四主題；鄉土神學與自決論述的接合；南神教學現場作為神學生產的場所；此一路線因其早逝而中斷的部分，以及由誰承接。</w:t>
       </w:r>
     </w:p>
     <w:p>
@@ -2610,16 +2773,16 @@
           <w:i w:val="0"/>
           <w:sz w:val="24"/>
         </w:rPr>
-        <w:t>第四節　人間性的共同作為對話與合作的基礎</w:t>
-      </w:r>
-      <w:r>
-        <w:rPr>
-          <w:rFonts w:ascii="Times New Roman" w:hAnsi="Times New Roman" w:eastAsia="新細明體"/>
-          <w:b w:val="0"/>
-          <w:i w:val="0"/>
-          <w:sz w:val="24"/>
-        </w:rPr>
-        <w:t>：以前兩節的經驗檢證範式——佛教的護生與緣起論述何以能與基督教的先知傳統與人權論述並置而不衝突；為何在「人間」這個共同場域上，合作不需要以教義讓步為前提。這一節說明本研究提出「人間宗教」的實踐意義：它不只是對一段歷史的命名，也是一種可操作的宗教對話與合作模式。</w:t>
+        <w:t>第五節　黃伯和與本土神學的體制化</w:t>
+      </w:r>
+      <w:r>
+        <w:rPr>
+          <w:rFonts w:ascii="Times New Roman" w:hAnsi="Times New Roman" w:eastAsia="新細明體"/>
+          <w:b w:val="0"/>
+          <w:i w:val="0"/>
+          <w:sz w:val="24"/>
+        </w:rPr>
+        <w:t>：「出頭天」作為神學範疇的提出；自《宗教與自決》、《奔向出頭天的子民》至二〇二二年五卷本系列的長期工程；神學教育與亞洲普世網絡中的制度性佈局。</w:t>
       </w:r>
     </w:p>
     <w:p>
@@ -2634,16 +2797,31 @@
           <w:i w:val="0"/>
           <w:sz w:val="24"/>
         </w:rPr>
-        <w:t>第五節　對宗教學的意義</w:t>
-      </w:r>
-      <w:r>
-        <w:rPr>
-          <w:rFonts w:ascii="Times New Roman" w:hAnsi="Times New Roman" w:eastAsia="新細明體"/>
-          <w:b w:val="0"/>
-          <w:i w:val="0"/>
-          <w:sz w:val="24"/>
-        </w:rPr>
-        <w:t>：以東亞經驗檢討世俗化理論——這裡的宗教並非在現代化中退場，而是藉由入世而復振；並檢討宗教多元論的預設：當比較的基礎由形上學設定改為歷史經驗時，各宗教的主體性得以保全，而對話不必以教義讓步為代價。與希克、尼特、潘尼卡等既有理論的對話以此為限：以歷史材料檢驗理論，而非以理論裁決歷史。</w:t>
+        <w:t>第六節　小結</w:t>
+      </w:r>
+      <w:r>
+        <w:rPr>
+          <w:rFonts w:ascii="Times New Roman" w:hAnsi="Times New Roman" w:eastAsia="新細明體"/>
+          <w:b w:val="0"/>
+          <w:i w:val="0"/>
+          <w:sz w:val="24"/>
+        </w:rPr>
+        <w:t>：基督教公共性與人間性的生成機制——同一四段結構在長老教會脈絡中的具體形態。</w:t>
+      </w:r>
+    </w:p>
+    <w:p>
+      <w:pPr>
+        <w:pageBreakBefore w:val="0"/>
+        <w:spacing w:line="360" w:lineRule="auto" w:after="200" w:before="160"/>
+      </w:pPr>
+      <w:r>
+        <w:rPr>
+          <w:rFonts w:ascii="Times New Roman" w:hAnsi="Times New Roman" w:eastAsia="新細明體"/>
+          <w:b/>
+          <w:i w:val="0"/>
+          <w:sz w:val="26"/>
+        </w:rPr>
+        <w:t>第五章　人間佛教與公共神學之比較</w:t>
       </w:r>
     </w:p>
     <w:p>
@@ -2658,16 +2836,16 @@
           <w:i w:val="0"/>
           <w:sz w:val="24"/>
         </w:rPr>
-        <w:t>第六節　對比較神學的意義</w:t>
-      </w:r>
-      <w:r>
-        <w:rPr>
-          <w:rFonts w:ascii="Times New Roman" w:hAnsi="Times New Roman" w:eastAsia="新細明體"/>
-          <w:b w:val="0"/>
-          <w:i w:val="0"/>
-          <w:sz w:val="24"/>
-        </w:rPr>
-        <w:t>：比較神學若以「歷史處境的相似」而非「教義命題的對應」作為比較單位，可以得到什麼？以第三至五章所得的四段結構為例，說明一種以歷史為基礎的比較神學的操作方式。</w:t>
+        <w:t>第一節　生成機制的比較</w:t>
+      </w:r>
+      <w:r>
+        <w:rPr>
+          <w:rFonts w:ascii="Times New Roman" w:hAnsi="Times New Roman" w:eastAsia="新細明體"/>
+          <w:b w:val="0"/>
+          <w:i w:val="0"/>
+          <w:sz w:val="24"/>
+        </w:rPr>
+        <w:t>：兩條系譜在「發動—詮釋—落地—建制」四個位置上的對應；此一同構由哪些共同的歷史條件促成，而非出於彼此模仿。</w:t>
       </w:r>
     </w:p>
     <w:p>
@@ -2682,16 +2860,16 @@
           <w:i w:val="0"/>
           <w:sz w:val="24"/>
         </w:rPr>
-        <w:t>第七節　「人間」作為空間場域</w:t>
-      </w:r>
-      <w:r>
-        <w:rPr>
-          <w:rFonts w:ascii="Times New Roman" w:hAnsi="Times New Roman" w:eastAsia="新細明體"/>
-          <w:b w:val="0"/>
-          <w:i w:val="0"/>
-          <w:sz w:val="24"/>
-        </w:rPr>
-        <w:t>：從史料中的護生、環境、動物與生態關懷出發，論證兩條系譜實際上都已把「人間」擴張為涵蓋非人受造物的場域，因而此一範式內在地具備超越人類中心主義的延伸能力。</w:t>
+        <w:t>第二節　語彙與概念的比較</w:t>
+      </w:r>
+      <w:r>
+        <w:rPr>
+          <w:rFonts w:ascii="Times New Roman" w:hAnsi="Times New Roman" w:eastAsia="新細明體"/>
+          <w:b w:val="0"/>
+          <w:i w:val="0"/>
+          <w:sz w:val="24"/>
+        </w:rPr>
+        <w:t>：「人生／人間」與「本色化／實況化／鄉土／出頭天」兩組關鍵詞的形成軌跡；兩者如何各自在自身傳統內部取得正當性，而非借用對方或借用世俗語言。</w:t>
       </w:r>
     </w:p>
     <w:p>
@@ -2706,30 +2884,16 @@
           <w:i w:val="0"/>
           <w:sz w:val="24"/>
         </w:rPr>
-        <w:t>第八節　範式的限度與適用條件</w:t>
-      </w:r>
-      <w:r>
-        <w:rPr>
-          <w:rFonts w:ascii="Times New Roman" w:hAnsi="Times New Roman" w:eastAsia="新細明體"/>
-          <w:b w:val="0"/>
-          <w:i w:val="0"/>
-          <w:sz w:val="24"/>
-        </w:rPr>
-        <w:t>：本範式適用於何種條件下的宗教（有本源可資訴諸、有公共空間可資參與、有處境壓力可資回應）；不適用於何種情況；把台灣經驗普遍化時應有的保留。</w:t>
-      </w:r>
-    </w:p>
-    <w:p>
-      <w:pPr>
-        <w:spacing w:line="360" w:lineRule="auto" w:after="200" w:before="160"/>
-      </w:pPr>
-      <w:r>
-        <w:rPr>
-          <w:rFonts w:ascii="Times New Roman" w:hAnsi="Times New Roman" w:eastAsia="新細明體"/>
-          <w:b/>
-          <w:i w:val="0"/>
-          <w:sz w:val="26"/>
-        </w:rPr>
-        <w:t>第七章　結論</w:t>
+        <w:t>第三節　正當性來源的比較</w:t>
+      </w:r>
+      <w:r>
+        <w:rPr>
+          <w:rFonts w:ascii="Times New Roman" w:hAnsi="Times New Roman" w:eastAsia="新細明體"/>
+          <w:b w:val="0"/>
+          <w:i w:val="0"/>
+          <w:sz w:val="24"/>
+        </w:rPr>
+        <w:t>：佛教一線訴諸「回到佛陀本懷」，基督教一線訴諸「回應此時此地的實況」；兩種正當性策略的效力與代價。</w:t>
       </w:r>
     </w:p>
     <w:p>
@@ -2744,16 +2908,16 @@
           <w:i w:val="0"/>
           <w:sz w:val="24"/>
         </w:rPr>
-        <w:t>第一節　歷史發現的總結</w:t>
-      </w:r>
-      <w:r>
-        <w:rPr>
-          <w:rFonts w:ascii="Times New Roman" w:hAnsi="Times New Roman" w:eastAsia="新細明體"/>
-          <w:b w:val="0"/>
-          <w:i w:val="0"/>
-          <w:sz w:val="24"/>
-        </w:rPr>
-        <w:t>：東亞近代宗教變革的共同源頭，與台灣佛教、基督教公共性生成的同構歷程。</w:t>
+        <w:t>第四節　組織形態與行動方式的比較</w:t>
+      </w:r>
+      <w:r>
+        <w:rPr>
+          <w:rFonts w:ascii="Times New Roman" w:hAnsi="Times New Roman" w:eastAsia="新細明體"/>
+          <w:b w:val="0"/>
+          <w:i w:val="0"/>
+          <w:sz w:val="24"/>
+        </w:rPr>
+        <w:t>：教團與教會的組織差異如何決定公共介入的形式——佛教一線深嵌於社運與公民團體，基督教一線則較早進入普世體制與政治發言。</w:t>
       </w:r>
     </w:p>
     <w:p>
@@ -2768,16 +2932,31 @@
           <w:i w:val="0"/>
           <w:sz w:val="24"/>
         </w:rPr>
-        <w:t>第二節　「人間宗教」範式的成立條件與理論位置</w:t>
-      </w:r>
-      <w:r>
-        <w:rPr>
-          <w:rFonts w:ascii="Times New Roman" w:hAnsi="Times New Roman" w:eastAsia="新細明體"/>
-          <w:b w:val="0"/>
-          <w:i w:val="0"/>
-          <w:sz w:val="24"/>
-        </w:rPr>
-        <w:t>：此範式在宗教學與比較神學中的位置，及其可檢驗性。</w:t>
+        <w:t>第五節　小結</w:t>
+      </w:r>
+      <w:r>
+        <w:rPr>
+          <w:rFonts w:ascii="Times New Roman" w:hAnsi="Times New Roman" w:eastAsia="新細明體"/>
+          <w:b w:val="0"/>
+          <w:i w:val="0"/>
+          <w:sz w:val="24"/>
+        </w:rPr>
+        <w:t>：異與同各自的歷史解釋——同構來自共同處境，差異來自傳統資源與組織形態；兩者在「人間性」上的交集，構成第六章範式的立論起點。</w:t>
+      </w:r>
+    </w:p>
+    <w:p>
+      <w:pPr>
+        <w:pageBreakBefore w:val="0"/>
+        <w:spacing w:line="360" w:lineRule="auto" w:after="200" w:before="160"/>
+      </w:pPr>
+      <w:r>
+        <w:rPr>
+          <w:rFonts w:ascii="Times New Roman" w:hAnsi="Times New Roman" w:eastAsia="新細明體"/>
+          <w:b/>
+          <w:i w:val="0"/>
+          <w:sz w:val="26"/>
+        </w:rPr>
+        <w:t>第六章　人間宗教的範式</w:t>
       </w:r>
     </w:p>
     <w:p>
@@ -2792,44 +2971,16 @@
           <w:i w:val="0"/>
           <w:sz w:val="24"/>
         </w:rPr>
-        <w:t>第三節　未來研究方向</w:t>
-      </w:r>
-      <w:r>
-        <w:rPr>
-          <w:rFonts w:ascii="Times New Roman" w:hAnsi="Times New Roman" w:eastAsia="新細明體"/>
-          <w:b w:val="0"/>
-          <w:i w:val="0"/>
-          <w:sz w:val="24"/>
-        </w:rPr>
-        <w:t>：東亞其他個案（韓國民眾神學與圓佛教、日本入世佛教與無教會主義、越南入世佛教）的檢證；跨宗教公共倫理的可能形態。</w:t>
-      </w:r>
-    </w:p>
-    <w:p>
-      <w:pPr>
-        <w:spacing w:line="360" w:lineRule="auto" w:after="200" w:before="240"/>
-      </w:pPr>
-      <w:r>
-        <w:rPr>
-          <w:rFonts w:ascii="Times New Roman" w:hAnsi="Times New Roman" w:eastAsia="新細明體"/>
-          <w:b/>
-          <w:i w:val="0"/>
-          <w:sz w:val="28"/>
-        </w:rPr>
-        <w:t>五、預期研究成果與貢獻</w:t>
-      </w:r>
-    </w:p>
-    <w:p>
-      <w:pPr>
-        <w:spacing w:line="360" w:lineRule="auto" w:after="200" w:before="160"/>
-      </w:pPr>
-      <w:r>
-        <w:rPr>
-          <w:rFonts w:ascii="Times New Roman" w:hAnsi="Times New Roman" w:eastAsia="新細明體"/>
-          <w:b/>
-          <w:i w:val="0"/>
-          <w:sz w:val="26"/>
-        </w:rPr>
-        <w:t>（一）史學貢獻：兩段歷史的接合與兩條線索的補白</w:t>
+        <w:t>第一節　從歷史歸納到範式命名</w:t>
+      </w:r>
+      <w:r>
+        <w:rPr>
+          <w:rFonts w:ascii="Times New Roman" w:hAnsi="Times New Roman" w:eastAsia="新細明體"/>
+          <w:b w:val="0"/>
+          <w:i w:val="0"/>
+          <w:sz w:val="24"/>
+        </w:rPr>
+        <w:t>：整理前面各章的發現，提出「人間宗教」（Religion of the Human Realm）作為對此一歷史範式的命名，並界定其三項成分：關懷定位於此世、正當性訴諸各自傳統的本源、公共參與作為宗教性實踐本身。</w:t>
       </w:r>
     </w:p>
     <w:p>
@@ -2840,61 +2991,20 @@
       <w:r>
         <w:rPr>
           <w:rFonts w:ascii="Times New Roman" w:hAnsi="Times New Roman" w:eastAsia="新細明體"/>
-          <w:b w:val="0"/>
-          <w:i w:val="0"/>
-          <w:sz w:val="24"/>
-        </w:rPr>
-        <w:t>本研究預期完成的第一件事，是把台灣佛教史與台灣基督教史這兩段一向分開講述的歷史，放在同一個問題（公共性與人間性的生成）之下接合起來，並以四地比較的東亞背景為之定位。其次，在史實層面補足兩條研究薄弱的線索：</w:t>
-      </w:r>
-      <w:r>
-        <w:rPr>
-          <w:rFonts w:ascii="Times New Roman" w:hAnsi="Times New Roman" w:eastAsia="新細明體"/>
           <w:b/>
           <w:i w:val="0"/>
           <w:sz w:val="24"/>
         </w:rPr>
-        <w:t>傳道法師與妙心寺一系</w:t>
-      </w:r>
-      <w:r>
-        <w:rPr>
-          <w:rFonts w:ascii="Times New Roman" w:hAnsi="Times New Roman" w:eastAsia="新細明體"/>
-          <w:b w:val="0"/>
-          <w:i w:val="0"/>
-          <w:sz w:val="24"/>
-        </w:rPr>
-        <w:t>在人間佛教落地過程中的位置，以及</w:t>
-      </w:r>
-      <w:r>
-        <w:rPr>
-          <w:rFonts w:ascii="Times New Roman" w:hAnsi="Times New Roman" w:eastAsia="新細明體"/>
-          <w:b/>
-          <w:i w:val="0"/>
-          <w:sz w:val="24"/>
-        </w:rPr>
-        <w:t>王憲治與台灣鄉土神學</w:t>
-      </w:r>
-      <w:r>
-        <w:rPr>
-          <w:rFonts w:ascii="Times New Roman" w:hAnsi="Times New Roman" w:eastAsia="新細明體"/>
-          <w:b w:val="0"/>
-          <w:i w:val="0"/>
-          <w:sz w:val="24"/>
-        </w:rPr>
-        <w:t>在本土神學系譜中的中介角色。這兩項補白本身即具獨立的學術價值。</w:t>
-      </w:r>
-    </w:p>
-    <w:p>
-      <w:pPr>
-        <w:spacing w:line="360" w:lineRule="auto" w:after="200" w:before="160"/>
-      </w:pPr>
-      <w:r>
-        <w:rPr>
-          <w:rFonts w:ascii="Times New Roman" w:hAnsi="Times New Roman" w:eastAsia="新細明體"/>
-          <w:b/>
-          <w:i w:val="0"/>
-          <w:sz w:val="26"/>
-        </w:rPr>
-        <w:t>（二）方法貢獻：以歷史經驗為基礎的宗教比較</w:t>
+        <w:t>第二節　從護教論戰到對話：戰後台灣佛耶關係的前兩個階段</w:t>
+      </w:r>
+      <w:r>
+        <w:rPr>
+          <w:rFonts w:ascii="Times New Roman" w:hAnsi="Times New Roman" w:eastAsia="新細明體"/>
+          <w:b w:val="0"/>
+          <w:i w:val="0"/>
+          <w:sz w:val="24"/>
+        </w:rPr>
+        <w:t>：一九五〇至七〇年代的護教論戰（煮雲、聖嚴與吳恩溥、龔天民等人的文獻）及其社會條件——傳教競爭、美援背景、戒嚴體制；一九八〇至九〇年代對話管道的建立，及此期對話為何多停留在教義與靈修層次。</w:t>
       </w:r>
     </w:p>
     <w:p>
@@ -2905,25 +3015,20 @@
       <w:r>
         <w:rPr>
           <w:rFonts w:ascii="Times New Roman" w:hAnsi="Times New Roman" w:eastAsia="新細明體"/>
-          <w:b w:val="0"/>
-          <w:i w:val="0"/>
-          <w:sz w:val="24"/>
-        </w:rPr>
-        <w:t>本研究示範一種操作程序：先以宗教史的比較建立歷史範式，再據以檢討既有理論。相對於「以理論框架收編個案」的常見做法，此一程序把理論的正當性建立在史料之上，因而對於被比較的各宗教而言，其主體性的折損最小。此一程序若成立，可推廣至東亞其他個案（韓國民眾神學與圓佛教、日本的入世佛教與無教會主義、越南的入世佛教）。</w:t>
-      </w:r>
-    </w:p>
-    <w:p>
-      <w:pPr>
-        <w:spacing w:line="360" w:lineRule="auto" w:after="200" w:before="160"/>
-      </w:pPr>
-      <w:r>
-        <w:rPr>
-          <w:rFonts w:ascii="Times New Roman" w:hAnsi="Times New Roman" w:eastAsia="新細明體"/>
           <w:b/>
           <w:i w:val="0"/>
-          <w:sz w:val="26"/>
-        </w:rPr>
-        <w:t>（三）理論貢獻：「人間宗教」作為一個經歷史檢證的範式</w:t>
+          <w:sz w:val="24"/>
+        </w:rPr>
+        <w:t>第三節　議題結盟：跨宗教合作的當代形態</w:t>
+      </w:r>
+      <w:r>
+        <w:rPr>
+          <w:rFonts w:ascii="Times New Roman" w:hAnsi="Times New Roman" w:eastAsia="新細明體"/>
+          <w:b w:val="0"/>
+          <w:i w:val="0"/>
+          <w:sz w:val="24"/>
+        </w:rPr>
+        <w:t>：二〇〇〇年以降在反賭博合法化、動物保護、廢除死刑、性別平權等議題上的合作；結盟如何在「不談教義、只談議題」的默契下運作；輔以口述歷史，呈現結盟的發起過程、彼此的認知落差，以及行動者如何處理來自各自教內的質疑。</w:t>
       </w:r>
     </w:p>
     <w:p>
@@ -2934,25 +3039,20 @@
       <w:r>
         <w:rPr>
           <w:rFonts w:ascii="Times New Roman" w:hAnsi="Times New Roman" w:eastAsia="新細明體"/>
-          <w:b w:val="0"/>
-          <w:i w:val="0"/>
-          <w:sz w:val="24"/>
-        </w:rPr>
-        <w:t>本研究預期提出的「人間宗教」，與過去以「宗教對話理論」形式出現的各種主張不同之處在於：它不是一項應然的倡議，而是對一段已發生之歷史的歸納。其可檢驗性即在於此——它可以被更多的歷史個案支持或否證。就當代處境而言，此一範式對於兩個現實問題具有參考價值：面對生態與動物倫理等跨越信仰界線的議題時，各宗教如何在不放棄自身傳統的前提下共同行動；以及面對宗教在公共領域中日益兩極化的處境時，是否存在一條既保有神聖向度、又具備自我改革能力的路徑。</w:t>
-      </w:r>
-    </w:p>
-    <w:p>
-      <w:pPr>
-        <w:spacing w:line="360" w:lineRule="auto" w:after="200" w:before="240"/>
-      </w:pPr>
-      <w:r>
-        <w:rPr>
-          <w:rFonts w:ascii="Times New Roman" w:hAnsi="Times New Roman" w:eastAsia="新細明體"/>
           <w:b/>
           <w:i w:val="0"/>
-          <w:sz w:val="28"/>
-        </w:rPr>
-        <w:t>六、研究進度規劃</w:t>
+          <w:sz w:val="24"/>
+        </w:rPr>
+        <w:t>第四節　人間性的共同作為對話與合作的基礎</w:t>
+      </w:r>
+      <w:r>
+        <w:rPr>
+          <w:rFonts w:ascii="Times New Roman" w:hAnsi="Times New Roman" w:eastAsia="新細明體"/>
+          <w:b w:val="0"/>
+          <w:i w:val="0"/>
+          <w:sz w:val="24"/>
+        </w:rPr>
+        <w:t>：以前兩節的經驗檢證範式——佛教的護生與緣起論述何以能與基督教的先知傳統與人權論述並置而不衝突；為何在「人間」這個共同場域上，合作不需要以教義讓步為前提。這一節說明本研究提出「人間宗教」的實踐意義：它不只是對一段歷史的命名，也是一種可操作的宗教對話與合作模式。</w:t>
       </w:r>
     </w:p>
     <w:p>
@@ -2963,11 +3063,20 @@
       <w:r>
         <w:rPr>
           <w:rFonts w:ascii="Times New Roman" w:hAnsi="Times New Roman" w:eastAsia="新細明體"/>
-          <w:b w:val="0"/>
-          <w:i w:val="0"/>
-          <w:sz w:val="24"/>
-        </w:rPr>
-        <w:t>本研究預定以四年完成。第一年確立研究架構，完成第一章（研究方法與文獻回顧）與第二章（東亞近代宗教變革），並著手口述訪談的規劃；第二年完成第三、四章的史料處理與初稿；第三年完成第五章與第六章（含口述歷史採集）初稿；第四年進行全稿修訂、部分成果投稿與學位考試準備。</w:t>
+          <w:b/>
+          <w:i w:val="0"/>
+          <w:sz w:val="24"/>
+        </w:rPr>
+        <w:t>第五節　對宗教學的意義</w:t>
+      </w:r>
+      <w:r>
+        <w:rPr>
+          <w:rFonts w:ascii="Times New Roman" w:hAnsi="Times New Roman" w:eastAsia="新細明體"/>
+          <w:b w:val="0"/>
+          <w:i w:val="0"/>
+          <w:sz w:val="24"/>
+        </w:rPr>
+        <w:t>：以東亞經驗檢討世俗化理論——這裡的宗教並非在現代化中退場，而是藉由入世而復振；並檢討宗教多元論的預設：當比較的基礎由形上學設定改為歷史經驗時，各宗教的主體性得以保全，而對話不必以教義讓步為代價。與希克、尼特、潘尼卡等既有理論的對話以此為限：以歷史材料檢驗理論，而非以理論裁決歷史。</w:t>
       </w:r>
     </w:p>
     <w:p>
@@ -2978,33 +3087,160 @@
       <w:r>
         <w:rPr>
           <w:rFonts w:ascii="Times New Roman" w:hAnsi="Times New Roman" w:eastAsia="新細明體"/>
-          <w:b w:val="0"/>
-          <w:i w:val="0"/>
-          <w:sz w:val="24"/>
-        </w:rPr>
-        <w:t>其中</w:t>
-      </w:r>
-      <w:r>
-        <w:rPr>
-          <w:rFonts w:ascii="Times New Roman" w:hAnsi="Times New Roman" w:eastAsia="新細明體"/>
           <w:b/>
           <w:i w:val="0"/>
           <w:sz w:val="24"/>
         </w:rPr>
-        <w:t>未來十個月（2026年9月至2027年6月）</w:t>
-      </w:r>
-      <w:r>
-        <w:rPr>
-          <w:rFonts w:ascii="Times New Roman" w:hAnsi="Times New Roman" w:eastAsia="新細明體"/>
-          <w:b w:val="0"/>
-          <w:i w:val="0"/>
-          <w:sz w:val="24"/>
-        </w:rPr>
-        <w:t>的具體工作項目與指導安排，詳見文末附錄〈指導教授十個月指導目標〉。</w:t>
-      </w:r>
-    </w:p>
-    <w:p>
-      <w:pPr>
+        <w:t>第六節　對比較神學的意義</w:t>
+      </w:r>
+      <w:r>
+        <w:rPr>
+          <w:rFonts w:ascii="Times New Roman" w:hAnsi="Times New Roman" w:eastAsia="新細明體"/>
+          <w:b w:val="0"/>
+          <w:i w:val="0"/>
+          <w:sz w:val="24"/>
+        </w:rPr>
+        <w:t>：比較神學若以「歷史處境的相似」而非「教義命題的對應」作為比較單位，可以得到什麼？以第三至五章所得的四段結構為例，說明一種以歷史為基礎的比較神學的操作方式。</w:t>
+      </w:r>
+    </w:p>
+    <w:p>
+      <w:pPr>
+        <w:spacing w:line="360" w:lineRule="auto" w:after="120"/>
+        <w:ind w:firstLine="480"/>
+      </w:pPr>
+      <w:r>
+        <w:rPr>
+          <w:rFonts w:ascii="Times New Roman" w:hAnsi="Times New Roman" w:eastAsia="新細明體"/>
+          <w:b/>
+          <w:i w:val="0"/>
+          <w:sz w:val="24"/>
+        </w:rPr>
+        <w:t>第七節　「人間」作為空間場域</w:t>
+      </w:r>
+      <w:r>
+        <w:rPr>
+          <w:rFonts w:ascii="Times New Roman" w:hAnsi="Times New Roman" w:eastAsia="新細明體"/>
+          <w:b w:val="0"/>
+          <w:i w:val="0"/>
+          <w:sz w:val="24"/>
+        </w:rPr>
+        <w:t>：從史料中的護生、環境、動物與生態關懷出發，論證兩條系譜實際上都已把「人間」擴張為涵蓋非人受造物的場域，因而此一範式內在地具備超越人類中心主義的延伸能力。</w:t>
+      </w:r>
+    </w:p>
+    <w:p>
+      <w:pPr>
+        <w:spacing w:line="360" w:lineRule="auto" w:after="120"/>
+        <w:ind w:firstLine="480"/>
+      </w:pPr>
+      <w:r>
+        <w:rPr>
+          <w:rFonts w:ascii="Times New Roman" w:hAnsi="Times New Roman" w:eastAsia="新細明體"/>
+          <w:b/>
+          <w:i w:val="0"/>
+          <w:sz w:val="24"/>
+        </w:rPr>
+        <w:t>第八節　範式的限度與適用條件</w:t>
+      </w:r>
+      <w:r>
+        <w:rPr>
+          <w:rFonts w:ascii="Times New Roman" w:hAnsi="Times New Roman" w:eastAsia="新細明體"/>
+          <w:b w:val="0"/>
+          <w:i w:val="0"/>
+          <w:sz w:val="24"/>
+        </w:rPr>
+        <w:t>：本範式適用於何種條件下的宗教（有本源可資訴諸、有公共空間可資參與、有處境壓力可資回應）；不適用於何種情況；把台灣經驗普遍化時應有的保留。</w:t>
+      </w:r>
+    </w:p>
+    <w:p>
+      <w:pPr>
+        <w:pageBreakBefore w:val="0"/>
+        <w:spacing w:line="360" w:lineRule="auto" w:after="200" w:before="160"/>
+      </w:pPr>
+      <w:r>
+        <w:rPr>
+          <w:rFonts w:ascii="Times New Roman" w:hAnsi="Times New Roman" w:eastAsia="新細明體"/>
+          <w:b/>
+          <w:i w:val="0"/>
+          <w:sz w:val="26"/>
+        </w:rPr>
+        <w:t>第七章　結論</w:t>
+      </w:r>
+    </w:p>
+    <w:p>
+      <w:pPr>
+        <w:spacing w:line="360" w:lineRule="auto" w:after="120"/>
+        <w:ind w:firstLine="480"/>
+      </w:pPr>
+      <w:r>
+        <w:rPr>
+          <w:rFonts w:ascii="Times New Roman" w:hAnsi="Times New Roman" w:eastAsia="新細明體"/>
+          <w:b/>
+          <w:i w:val="0"/>
+          <w:sz w:val="24"/>
+        </w:rPr>
+        <w:t>第一節　歷史發現的總結</w:t>
+      </w:r>
+      <w:r>
+        <w:rPr>
+          <w:rFonts w:ascii="Times New Roman" w:hAnsi="Times New Roman" w:eastAsia="新細明體"/>
+          <w:b w:val="0"/>
+          <w:i w:val="0"/>
+          <w:sz w:val="24"/>
+        </w:rPr>
+        <w:t>：東亞近代宗教變革的共同源頭，與台灣佛教、基督教公共性生成的同構歷程。</w:t>
+      </w:r>
+    </w:p>
+    <w:p>
+      <w:pPr>
+        <w:spacing w:line="360" w:lineRule="auto" w:after="120"/>
+        <w:ind w:firstLine="480"/>
+      </w:pPr>
+      <w:r>
+        <w:rPr>
+          <w:rFonts w:ascii="Times New Roman" w:hAnsi="Times New Roman" w:eastAsia="新細明體"/>
+          <w:b/>
+          <w:i w:val="0"/>
+          <w:sz w:val="24"/>
+        </w:rPr>
+        <w:t>第二節　「人間宗教」範式的成立條件與理論位置</w:t>
+      </w:r>
+      <w:r>
+        <w:rPr>
+          <w:rFonts w:ascii="Times New Roman" w:hAnsi="Times New Roman" w:eastAsia="新細明體"/>
+          <w:b w:val="0"/>
+          <w:i w:val="0"/>
+          <w:sz w:val="24"/>
+        </w:rPr>
+        <w:t>：此範式在宗教學與比較神學中的位置，及其可檢驗性。</w:t>
+      </w:r>
+    </w:p>
+    <w:p>
+      <w:pPr>
+        <w:spacing w:line="360" w:lineRule="auto" w:after="120"/>
+        <w:ind w:firstLine="480"/>
+      </w:pPr>
+      <w:r>
+        <w:rPr>
+          <w:rFonts w:ascii="Times New Roman" w:hAnsi="Times New Roman" w:eastAsia="新細明體"/>
+          <w:b/>
+          <w:i w:val="0"/>
+          <w:sz w:val="24"/>
+        </w:rPr>
+        <w:t>第三節　未來研究方向</w:t>
+      </w:r>
+      <w:r>
+        <w:rPr>
+          <w:rFonts w:ascii="Times New Roman" w:hAnsi="Times New Roman" w:eastAsia="新細明體"/>
+          <w:b w:val="0"/>
+          <w:i w:val="0"/>
+          <w:sz w:val="24"/>
+        </w:rPr>
+        <w:t>：東亞其他個案（韓國民眾神學與圓佛教、日本入世佛教與無教會主義、越南入世佛教）的檢證；跨宗教公共倫理的可能形態。</w:t>
+      </w:r>
+    </w:p>
+    <w:p>
+      <w:pPr>
+        <w:pageBreakBefore/>
         <w:spacing w:line="360" w:lineRule="auto" w:after="200" w:before="240"/>
       </w:pPr>
       <w:r>
@@ -3019,6 +3255,7 @@
     </w:p>
     <w:p>
       <w:pPr>
+        <w:pageBreakBefore w:val="0"/>
         <w:spacing w:line="360" w:lineRule="auto" w:after="200" w:before="160"/>
       </w:pPr>
       <w:r>
@@ -3033,6 +3270,7 @@
     </w:p>
     <w:p>
       <w:pPr>
+        <w:pageBreakBefore w:val="0"/>
         <w:spacing w:line="360" w:lineRule="auto" w:after="200" w:before="160"/>
       </w:pPr>
       <w:r>
@@ -3587,6 +3825,7 @@
     </w:p>
     <w:p>
       <w:pPr>
+        <w:pageBreakBefore w:val="0"/>
         <w:spacing w:line="360" w:lineRule="auto" w:after="200" w:before="160"/>
       </w:pPr>
       <w:r>
@@ -3961,6 +4200,7 @@
     </w:p>
     <w:p>
       <w:pPr>
+        <w:pageBreakBefore w:val="0"/>
         <w:spacing w:line="360" w:lineRule="auto" w:after="200" w:before="160"/>
       </w:pPr>
       <w:r>
@@ -4125,6 +4365,7 @@
     </w:p>
     <w:p>
       <w:pPr>
+        <w:pageBreakBefore w:val="0"/>
         <w:spacing w:line="360" w:lineRule="auto" w:after="200" w:before="160"/>
       </w:pPr>
       <w:r>
@@ -4589,6 +4830,7 @@
     </w:p>
     <w:p>
       <w:pPr>
+        <w:pageBreakBefore w:val="0"/>
         <w:spacing w:line="360" w:lineRule="auto" w:after="200" w:before="160"/>
       </w:pPr>
       <w:r>
@@ -5233,6 +5475,7 @@
     </w:p>
     <w:p>
       <w:pPr>
+        <w:pageBreakBefore w:val="0"/>
         <w:spacing w:line="360" w:lineRule="auto" w:after="200" w:before="160"/>
       </w:pPr>
       <w:r>
@@ -5517,6 +5760,7 @@
     </w:p>
     <w:p>
       <w:pPr>
+        <w:pageBreakBefore/>
         <w:spacing w:line="360" w:lineRule="auto" w:after="200" w:before="240"/>
       </w:pPr>
       <w:r>
@@ -5526,7 +5770,7 @@
           <w:i w:val="0"/>
           <w:sz w:val="28"/>
         </w:rPr>
-        <w:t>附錄　指導教授十個月指導目標（2026年9月–2027年6月）</w:t>
+        <w:t>附錄　十個月研究工作計畫（2026年9月–2027年6月）</w:t>
       </w:r>
     </w:p>
     <w:p>
@@ -5537,20 +5781,11 @@
       <w:r>
         <w:rPr>
           <w:rFonts w:ascii="Times New Roman" w:hAnsi="Times New Roman" w:eastAsia="新細明體"/>
-          <w:b/>
-          <w:i w:val="0"/>
-          <w:sz w:val="24"/>
-        </w:rPr>
-        <w:t>適用</w:t>
-      </w:r>
-      <w:r>
-        <w:rPr>
-          <w:rFonts w:ascii="Times New Roman" w:hAnsi="Times New Roman" w:eastAsia="新細明體"/>
-          <w:b w:val="0"/>
-          <w:i w:val="0"/>
-          <w:sz w:val="24"/>
-        </w:rPr>
-        <w:t>：玄奘大學研究生助學金——研究助學金（依《玄奘大學研究生助學金實施辦法》第五條，研究助學金以十個月為限）</w:t>
+          <w:b w:val="0"/>
+          <w:i w:val="0"/>
+          <w:sz w:val="24"/>
+        </w:rPr>
+        <w:t>本研究預定以四年完成：第一年確立研究架構、完成第一、二章並著手口述訪談規劃；第二年完成第三、四章初稿；第三年完成第五、六章（含口述歷史採集）；第四年全稿修訂與學位考試準備。以下為未來十個月的工作項目。</w:t>
       </w:r>
     </w:p>
     <w:p>
@@ -5561,56 +5796,26 @@
       <w:r>
         <w:rPr>
           <w:rFonts w:ascii="Times New Roman" w:hAnsi="Times New Roman" w:eastAsia="新細明體"/>
+          <w:b w:val="0"/>
+          <w:i w:val="0"/>
+          <w:sz w:val="24"/>
+        </w:rPr>
+        <w:t>第一學期以研讀與史料整理為主，第二學期進入分章寫作。每月與指導教授進行二次以上研究進度討論，並於2027年1月與6月各繳交一次論文進度審查表。</w:t>
+      </w:r>
+    </w:p>
+    <w:p>
+      <w:pPr>
+        <w:pageBreakBefore w:val="0"/>
+        <w:spacing w:line="360" w:lineRule="auto" w:after="200" w:before="160"/>
+      </w:pPr>
+      <w:r>
+        <w:rPr>
+          <w:rFonts w:ascii="Times New Roman" w:hAnsi="Times New Roman" w:eastAsia="新細明體"/>
           <w:b/>
           <w:i w:val="0"/>
-          <w:sz w:val="24"/>
-        </w:rPr>
-        <w:t>研究生</w:t>
-      </w:r>
-      <w:r>
-        <w:rPr>
-          <w:rFonts w:ascii="Times New Roman" w:hAnsi="Times New Roman" w:eastAsia="新細明體"/>
-          <w:b w:val="0"/>
-          <w:i w:val="0"/>
-          <w:sz w:val="24"/>
-        </w:rPr>
-        <w:t xml:space="preserve">：張辰瑋　　</w:t>
-      </w:r>
-      <w:r>
-        <w:rPr>
-          <w:rFonts w:ascii="Times New Roman" w:hAnsi="Times New Roman" w:eastAsia="新細明體"/>
-          <w:b/>
-          <w:i w:val="0"/>
-          <w:sz w:val="24"/>
-        </w:rPr>
-        <w:t>系所</w:t>
-      </w:r>
-      <w:r>
-        <w:rPr>
-          <w:rFonts w:ascii="Times New Roman" w:hAnsi="Times New Roman" w:eastAsia="新細明體"/>
-          <w:b w:val="0"/>
-          <w:i w:val="0"/>
-          <w:sz w:val="24"/>
-        </w:rPr>
-        <w:t xml:space="preserve">：宗教與文化學系博士班　　</w:t>
-      </w:r>
-      <w:r>
-        <w:rPr>
-          <w:rFonts w:ascii="Times New Roman" w:hAnsi="Times New Roman" w:eastAsia="新細明體"/>
-          <w:b/>
-          <w:i w:val="0"/>
-          <w:sz w:val="24"/>
-        </w:rPr>
-        <w:t>指導教授</w:t>
-      </w:r>
-      <w:r>
-        <w:rPr>
-          <w:rFonts w:ascii="Times New Roman" w:hAnsi="Times New Roman" w:eastAsia="新細明體"/>
-          <w:b w:val="0"/>
-          <w:i w:val="0"/>
-          <w:sz w:val="24"/>
-        </w:rPr>
-        <w:t>：釋昭慧</w:t>
+          <w:sz w:val="26"/>
+        </w:rPr>
+        <w:t>第一學期（2026年9月–2027年1月）</w:t>
       </w:r>
     </w:p>
     <w:p>
@@ -5625,30 +5830,7 @@
           <w:i w:val="0"/>
           <w:sz w:val="24"/>
         </w:rPr>
-        <w:t>論文題目</w:t>
-      </w:r>
-      <w:r>
-        <w:rPr>
-          <w:rFonts w:ascii="Times New Roman" w:hAnsi="Times New Roman" w:eastAsia="新細明體"/>
-          <w:b w:val="0"/>
-          <w:i w:val="0"/>
-          <w:sz w:val="24"/>
-        </w:rPr>
-        <w:t>：從彼岸向此岸的轉向——台灣佛教與基督教公共性之宗教史比較研究（1920年代–2020年代）</w:t>
-      </w:r>
-    </w:p>
-    <w:p>
-      <w:pPr>
-        <w:spacing w:line="360" w:lineRule="auto" w:after="200" w:before="160"/>
-      </w:pPr>
-      <w:r>
-        <w:rPr>
-          <w:rFonts w:ascii="Times New Roman" w:hAnsi="Times New Roman" w:eastAsia="新細明體"/>
-          <w:b/>
-          <w:i w:val="0"/>
-          <w:sz w:val="26"/>
-        </w:rPr>
-        <w:t>一、指導原則</w:t>
+        <w:t>九月　人間佛教的歷史脈絡（一）</w:t>
       </w:r>
     </w:p>
     <w:p>
@@ -5663,7 +5845,7 @@
           <w:i w:val="0"/>
           <w:sz w:val="24"/>
         </w:rPr>
-        <w:t>本指導目標依《玄奘大學研究生助學金實施辦法》第六條第二款訂定，遵守下列三項規範：</w:t>
+        <w:t>研讀《太虛大師全書》相關編帙與印順教史著作（《印度之佛教》、《印度佛教思想史》、《原始佛教聖典之集成》、《初期大乘佛教之起源與開展》）及〈契理契機之人間佛教〉。產出：太虛、印順著作編年目錄；研讀札記與問題清單。</w:t>
       </w:r>
     </w:p>
     <w:p>
@@ -5674,29 +5856,11 @@
       <w:r>
         <w:rPr>
           <w:rFonts w:ascii="Times New Roman" w:hAnsi="Times New Roman" w:eastAsia="新細明體"/>
-          <w:b w:val="0"/>
-          <w:i w:val="0"/>
-          <w:sz w:val="24"/>
-        </w:rPr>
-        <w:t>其一，</w:t>
-      </w:r>
-      <w:r>
-        <w:rPr>
-          <w:rFonts w:ascii="Times New Roman" w:hAnsi="Times New Roman" w:eastAsia="新細明體"/>
           <w:b/>
           <w:i w:val="0"/>
           <w:sz w:val="24"/>
         </w:rPr>
-        <w:t>每月與指導教授進行二次以上研究進度討論</w:t>
-      </w:r>
-      <w:r>
-        <w:rPr>
-          <w:rFonts w:ascii="Times New Roman" w:hAnsi="Times New Roman" w:eastAsia="新細明體"/>
-          <w:b w:val="0"/>
-          <w:i w:val="0"/>
-          <w:sz w:val="24"/>
-        </w:rPr>
-        <w:t>，並由系所於次月五日前彙整「研究生論文指導紀錄表」送研發處。實際安排為每月上、下旬各一次個別討論（每次以九十分鐘為原則），必要時增加不定期討論。</w:t>
+        <w:t>十月　人間佛教的歷史脈絡（二）</w:t>
       </w:r>
     </w:p>
     <w:p>
@@ -5711,25 +5875,7 @@
           <w:i w:val="0"/>
           <w:sz w:val="24"/>
         </w:rPr>
-        <w:t>其二，</w:t>
-      </w:r>
-      <w:r>
-        <w:rPr>
-          <w:rFonts w:ascii="Times New Roman" w:hAnsi="Times New Roman" w:eastAsia="新細明體"/>
-          <w:b/>
-          <w:i w:val="0"/>
-          <w:sz w:val="24"/>
-        </w:rPr>
-        <w:t>學期補助結束後繳交論文進度審查表</w:t>
-      </w:r>
-      <w:r>
-        <w:rPr>
-          <w:rFonts w:ascii="Times New Roman" w:hAnsi="Times New Roman" w:eastAsia="新細明體"/>
-          <w:b w:val="0"/>
-          <w:i w:val="0"/>
-          <w:sz w:val="24"/>
-        </w:rPr>
-        <w:t>。本計畫於2027年1月（第一學期）與2027年6月（第二學期）各設一次查核點，屆時檢附該學期完成之文稿與工作紀錄。</w:t>
+        <w:t>研讀傳道法師著述、《人間佛教的理論與實踐——傳道法師訪談錄》、邱敏捷《傳道法師年譜》，及昭慧法師律學與倫理學著作。產出：傳道、昭慧著作編年目錄；《妙心雜誌》、《弘誓雙月刊》、《法印學報》篇目索引；第三章問題清單。</w:t>
       </w:r>
     </w:p>
     <w:p>
@@ -5740,43 +5886,11 @@
       <w:r>
         <w:rPr>
           <w:rFonts w:ascii="Times New Roman" w:hAnsi="Times New Roman" w:eastAsia="新細明體"/>
-          <w:b w:val="0"/>
-          <w:i w:val="0"/>
-          <w:sz w:val="24"/>
-        </w:rPr>
-        <w:t>其三，</w:t>
-      </w:r>
-      <w:r>
-        <w:rPr>
-          <w:rFonts w:ascii="Times New Roman" w:hAnsi="Times New Roman" w:eastAsia="新細明體"/>
           <w:b/>
           <w:i w:val="0"/>
           <w:sz w:val="24"/>
         </w:rPr>
-        <w:t>論文題目未經審查不得自行變更</w:t>
-      </w:r>
-      <w:r>
-        <w:rPr>
-          <w:rFonts w:ascii="Times New Roman" w:hAnsi="Times New Roman" w:eastAsia="新細明體"/>
-          <w:b w:val="0"/>
-          <w:i w:val="0"/>
-          <w:sz w:val="24"/>
-        </w:rPr>
-        <w:t>（同辦法第七條第四款）。若因史料所得而需調整章節安排或副標，先經指導教授同意，並依規定程序送審。</w:t>
-      </w:r>
-    </w:p>
-    <w:p>
-      <w:pPr>
-        <w:spacing w:line="360" w:lineRule="auto" w:after="200" w:before="160"/>
-      </w:pPr>
-      <w:r>
-        <w:rPr>
-          <w:rFonts w:ascii="Times New Roman" w:hAnsi="Times New Roman" w:eastAsia="新細明體"/>
-          <w:b/>
-          <w:i w:val="0"/>
-          <w:sz w:val="26"/>
-        </w:rPr>
-        <w:t>二、十個月總目標</w:t>
+        <w:t>十一月　長老教會公共神學（一）</w:t>
       </w:r>
     </w:p>
     <w:p>
@@ -5791,43 +5905,7 @@
           <w:i w:val="0"/>
           <w:sz w:val="24"/>
         </w:rPr>
-        <w:t>第一學期以</w:t>
-      </w:r>
-      <w:r>
-        <w:rPr>
-          <w:rFonts w:ascii="Times New Roman" w:hAnsi="Times New Roman" w:eastAsia="新細明體"/>
-          <w:b/>
-          <w:i w:val="0"/>
-          <w:sz w:val="24"/>
-        </w:rPr>
-        <w:t>讀</w:t>
-      </w:r>
-      <w:r>
-        <w:rPr>
-          <w:rFonts w:ascii="Times New Roman" w:hAnsi="Times New Roman" w:eastAsia="新細明體"/>
-          <w:b w:val="0"/>
-          <w:i w:val="0"/>
-          <w:sz w:val="24"/>
-        </w:rPr>
-        <w:t>為主、第二學期以</w:t>
-      </w:r>
-      <w:r>
-        <w:rPr>
-          <w:rFonts w:ascii="Times New Roman" w:hAnsi="Times New Roman" w:eastAsia="新細明體"/>
-          <w:b/>
-          <w:i w:val="0"/>
-          <w:sz w:val="24"/>
-        </w:rPr>
-        <w:t>寫</w:t>
-      </w:r>
-      <w:r>
-        <w:rPr>
-          <w:rFonts w:ascii="Times New Roman" w:hAnsi="Times New Roman" w:eastAsia="新細明體"/>
-          <w:b w:val="0"/>
-          <w:i w:val="0"/>
-          <w:sz w:val="24"/>
-        </w:rPr>
-        <w:t>為主：先把兩條系譜的歷史脈絡讀通、把史料清單與索引建起來，再進入分章寫作。</w:t>
+        <w:t>研讀《台灣基督長老教會史》兩卷、三大聲明相關文獻，及黃彰輝回憶錄與文集。產出：長老教會公共性年表；黃彰輝著作編年目錄。</w:t>
       </w:r>
     </w:p>
     <w:p>
@@ -5838,29 +5916,11 @@
       <w:r>
         <w:rPr>
           <w:rFonts w:ascii="Times New Roman" w:hAnsi="Times New Roman" w:eastAsia="新細明體"/>
-          <w:b w:val="0"/>
-          <w:i w:val="0"/>
-          <w:sz w:val="24"/>
-        </w:rPr>
-        <w:t xml:space="preserve">1. </w:t>
-      </w:r>
-      <w:r>
-        <w:rPr>
-          <w:rFonts w:ascii="Times New Roman" w:hAnsi="Times New Roman" w:eastAsia="新細明體"/>
           <w:b/>
           <w:i w:val="0"/>
           <w:sz w:val="24"/>
         </w:rPr>
-        <w:t>第一學期（9月–1月）</w:t>
-      </w:r>
-      <w:r>
-        <w:rPr>
-          <w:rFonts w:ascii="Times New Roman" w:hAnsi="Times New Roman" w:eastAsia="新細明體"/>
-          <w:b w:val="0"/>
-          <w:i w:val="0"/>
-          <w:sz w:val="24"/>
-        </w:rPr>
-        <w:t>：前兩個月專讀人間佛教的歷史脈絡，後兩個月專讀台灣長老教會公共神學的歷史脈絡，第五個月收束為第一章〈研究方法與文獻回顧〉初稿。</w:t>
+        <w:t>十二月　長老教會公共神學（二）</w:t>
       </w:r>
     </w:p>
     <w:p>
@@ -5875,25 +5935,7 @@
           <w:i w:val="0"/>
           <w:sz w:val="24"/>
         </w:rPr>
-        <w:t xml:space="preserve">2. </w:t>
-      </w:r>
-      <w:r>
-        <w:rPr>
-          <w:rFonts w:ascii="Times New Roman" w:hAnsi="Times New Roman" w:eastAsia="新細明體"/>
-          <w:b/>
-          <w:i w:val="0"/>
-          <w:sz w:val="24"/>
-        </w:rPr>
-        <w:t>第二學期（2月–6月）</w:t>
-      </w:r>
-      <w:r>
-        <w:rPr>
-          <w:rFonts w:ascii="Times New Roman" w:hAnsi="Times New Roman" w:eastAsia="新細明體"/>
-          <w:b w:val="0"/>
-          <w:i w:val="0"/>
-          <w:sz w:val="24"/>
-        </w:rPr>
-        <w:t>：完成第二章〈東亞近代宗教變革〉全章初稿，並推進第三章的前三節與第四章的寫作大綱。</w:t>
+        <w:t>研讀宋泉盛中英文著作、王憲治《台灣鄉土神學論文集》及其南神時期論述、黃伯和自一九九〇年代至二〇二二年的系列著作。產出：三人著作編年目錄；《台灣教會公報》、《新使者》、《神學與教會》、《道雜誌》篇目索引；第四章問題清單。</w:t>
       </w:r>
     </w:p>
     <w:p>
@@ -5904,29 +5946,11 @@
       <w:r>
         <w:rPr>
           <w:rFonts w:ascii="Times New Roman" w:hAnsi="Times New Roman" w:eastAsia="新細明體"/>
-          <w:b w:val="0"/>
-          <w:i w:val="0"/>
-          <w:sz w:val="24"/>
-        </w:rPr>
-        <w:t xml:space="preserve">3. </w:t>
-      </w:r>
-      <w:r>
-        <w:rPr>
-          <w:rFonts w:ascii="Times New Roman" w:hAnsi="Times New Roman" w:eastAsia="新細明體"/>
           <w:b/>
           <w:i w:val="0"/>
           <w:sz w:val="24"/>
         </w:rPr>
-        <w:t>史料基礎工程</w:t>
-      </w:r>
-      <w:r>
-        <w:rPr>
-          <w:rFonts w:ascii="Times New Roman" w:hAnsi="Times New Roman" w:eastAsia="新細明體"/>
-          <w:b w:val="0"/>
-          <w:i w:val="0"/>
-          <w:sz w:val="24"/>
-        </w:rPr>
-        <w:t>：兩條系譜八位人物的著作編年目錄、四份教團刊物（《妙心雜誌》、《弘誓雙月刊》、《台灣教會公報》、《神學與教會》）的相關篇目索引，以及兩組關鍵詞的概念史語料索引。</w:t>
+        <w:t>一月　收束為第一章初稿｜第一學期查核</w:t>
       </w:r>
     </w:p>
     <w:p>
@@ -5941,7 +5965,7 @@
           <w:i w:val="0"/>
           <w:sz w:val="24"/>
         </w:rPr>
-        <w:t xml:space="preserve">4. </w:t>
+        <w:t>將前四個月的研讀成果收束為第一章〈研究方法與文獻回顧〉初稿；建置兩組關鍵詞（人生佛教／人間佛教／此時此地此人；本色化／實況化／鄉土／出頭天）的出處編年索引。產出：第一章初稿（約兩萬字）；關鍵詞概念史索引；</w:t>
       </w:r>
       <w:r>
         <w:rPr>
@@ -5950,20 +5974,21 @@
           <w:i w:val="0"/>
           <w:sz w:val="24"/>
         </w:rPr>
-        <w:t>口述歷史前置</w:t>
-      </w:r>
-      <w:r>
-        <w:rPr>
-          <w:rFonts w:ascii="Times New Roman" w:hAnsi="Times New Roman" w:eastAsia="新細明體"/>
-          <w:b w:val="0"/>
-          <w:i w:val="0"/>
-          <w:sz w:val="24"/>
-        </w:rPr>
-        <w:t>：受訪名單、訪綱、學術倫理程序與同意書格式，並於期末開始第一批訪談。</w:t>
-      </w:r>
-    </w:p>
-    <w:p>
-      <w:pPr>
+        <w:t>第一學期論文進度審查表</w:t>
+      </w:r>
+      <w:r>
+        <w:rPr>
+          <w:rFonts w:ascii="Times New Roman" w:hAnsi="Times New Roman" w:eastAsia="新細明體"/>
+          <w:b w:val="0"/>
+          <w:i w:val="0"/>
+          <w:sz w:val="24"/>
+        </w:rPr>
+        <w:t>。</w:t>
+      </w:r>
+    </w:p>
+    <w:p>
+      <w:pPr>
+        <w:pageBreakBefore w:val="0"/>
         <w:spacing w:line="360" w:lineRule="auto" w:after="200" w:before="160"/>
       </w:pPr>
       <w:r>
@@ -5973,21 +5998,7 @@
           <w:i w:val="0"/>
           <w:sz w:val="26"/>
         </w:rPr>
-        <w:t>三、逐月指導目標</w:t>
-      </w:r>
-    </w:p>
-    <w:p>
-      <w:pPr>
-        <w:spacing w:line="360" w:lineRule="auto" w:after="200" w:before="160"/>
-      </w:pPr>
-      <w:r>
-        <w:rPr>
-          <w:rFonts w:ascii="Times New Roman" w:hAnsi="Times New Roman" w:eastAsia="新細明體"/>
-          <w:b/>
-          <w:i w:val="0"/>
-          <w:sz w:val="24"/>
-        </w:rPr>
-        <w:t>第一學期</w:t>
+        <w:t>第二學期（2027年2月–6月）</w:t>
       </w:r>
     </w:p>
     <w:p>
@@ -6002,7 +6013,7 @@
           <w:i w:val="0"/>
           <w:sz w:val="24"/>
         </w:rPr>
-        <w:t>第一個月（2026年9月）　人間佛教的歷史脈絡（一）：太虛與印順</w:t>
+        <w:t>二月　第二章：日本線與中國線</w:t>
       </w:r>
     </w:p>
     <w:p>
@@ -6017,7 +6028,7 @@
           <w:i w:val="0"/>
           <w:sz w:val="24"/>
         </w:rPr>
-        <w:t>研究生：研讀《太虛大師全書》相關編帙與印順教史著作（《印度之佛教》、《印度佛教思想史》、《原始佛教聖典之集成》、《初期大乘佛教之起源與開展》）及〈契理契機之人間佛教〉；同步整理太虛、印順著作編年目錄與問題清單。</w:t>
+        <w:t>完成第二章第一節（共同的歷史條件）、第二節（日本）、第三節（中國）初稿，約一萬六千字。</w:t>
       </w:r>
     </w:p>
     <w:p>
@@ -6028,11 +6039,11 @@
       <w:r>
         <w:rPr>
           <w:rFonts w:ascii="Times New Roman" w:hAnsi="Times New Roman" w:eastAsia="新細明體"/>
-          <w:b w:val="0"/>
-          <w:i w:val="0"/>
-          <w:sz w:val="24"/>
-        </w:rPr>
-        <w:t>指導重點：確認研讀順序與取材範圍；辨明「印順自己的論證」與「後人對印順的詮釋」，避免以研究文獻代替原典。</w:t>
+          <w:b/>
+          <w:i w:val="0"/>
+          <w:sz w:val="24"/>
+        </w:rPr>
+        <w:t>三月　第二章：朝鮮線、台灣線與比較歸納</w:t>
       </w:r>
     </w:p>
     <w:p>
@@ -6047,7 +6058,7 @@
           <w:i w:val="0"/>
           <w:sz w:val="24"/>
         </w:rPr>
-        <w:t>產出：太虛、印順著作編年目錄；研讀札記與問題清單。</w:t>
+        <w:t>完成第四至六節初稿並整章統稿。產出：第二章全章初稿（約四萬字）。</w:t>
       </w:r>
     </w:p>
     <w:p>
@@ -6062,7 +6073,7 @@
           <w:i w:val="0"/>
           <w:sz w:val="24"/>
         </w:rPr>
-        <w:t>第二個月（2026年10月）　人間佛教的歷史脈絡（二）：傳道與昭慧</w:t>
+        <w:t>四月　第三章前三節：太虛、印順、傳道</w:t>
       </w:r>
     </w:p>
     <w:p>
@@ -6077,7 +6088,7 @@
           <w:i w:val="0"/>
           <w:sz w:val="24"/>
         </w:rPr>
-        <w:t>研究生：研讀傳道法師著述、《人間佛教的理論與實踐——傳道法師訪談錄》與邱敏捷《傳道法師年譜》，及昭慧法師律學與倫理學著作；建置《妙心雜誌》、《弘誓雙月刊》、《法印學報》相關篇目索引。</w:t>
+        <w:t>以第一學期的長編為基礎完成初稿；赴台南妙心寺與中華佛教百科文獻基金會訪查，補齊傳道一節的一手材料。產出：第三章第一至三節初稿（約兩萬字）；妙心寺訪查紀錄。</w:t>
       </w:r>
     </w:p>
     <w:p>
@@ -6088,11 +6099,11 @@
       <w:r>
         <w:rPr>
           <w:rFonts w:ascii="Times New Roman" w:hAnsi="Times New Roman" w:eastAsia="新細明體"/>
-          <w:b w:val="0"/>
-          <w:i w:val="0"/>
-          <w:sz w:val="24"/>
-        </w:rPr>
-        <w:t>指導重點：妙心寺一系與弘誓一系在實踐取向上的分工，應以材料呈現而非逕作評價；傳道相關一手材料的取得管道與引用授權，由指導教授協助引介。</w:t>
+          <w:b/>
+          <w:i w:val="0"/>
+          <w:sz w:val="24"/>
+        </w:rPr>
+        <w:t>五月　第三章第四節與第四章大綱</w:t>
       </w:r>
     </w:p>
     <w:p>
@@ -6107,7 +6118,7 @@
           <w:i w:val="0"/>
           <w:sz w:val="24"/>
         </w:rPr>
-        <w:t>產出：傳道、昭慧著作編年目錄；三份佛教刊物篇目索引；第三章問題清單。</w:t>
+        <w:t>完成第三章第四節（昭慧）與小結；赴台南神學院、台灣教會公報社訪查。產出：第三章全章初稿；第四章寫作大綱與引文長編。</w:t>
       </w:r>
     </w:p>
     <w:p>
@@ -6122,7 +6133,7 @@
           <w:i w:val="0"/>
           <w:sz w:val="24"/>
         </w:rPr>
-        <w:t>第三個月（2026年11月）　長老教會公共神學（一）：體制脈絡與黃彰輝</w:t>
+        <w:t>六月　投稿、口述訪談啟動｜第二學期查核</w:t>
       </w:r>
     </w:p>
     <w:p>
@@ -6137,7 +6148,40 @@
           <w:i w:val="0"/>
           <w:sz w:val="24"/>
         </w:rPr>
-        <w:t>研究生：研讀台灣基督長老教會史（鄭仰恩主編兩卷）、三大聲明相關文獻，及黃彰輝回憶錄與文集；整理長老教會自立至實況化的年表。</w:t>
+        <w:t>第二章定稿並投稿學術研討會；完成口述歷史受訪名單、訪綱與學術倫理程序，進行第一批訪談（至少三場）。產出：第二章定稿與投稿紀錄；訪談逐字稿三份；第二年工作計畫；</w:t>
+      </w:r>
+      <w:r>
+        <w:rPr>
+          <w:rFonts w:ascii="Times New Roman" w:hAnsi="Times New Roman" w:eastAsia="新細明體"/>
+          <w:b/>
+          <w:i w:val="0"/>
+          <w:sz w:val="24"/>
+        </w:rPr>
+        <w:t>第二學期論文進度審查表</w:t>
+      </w:r>
+      <w:r>
+        <w:rPr>
+          <w:rFonts w:ascii="Times New Roman" w:hAnsi="Times New Roman" w:eastAsia="新細明體"/>
+          <w:b w:val="0"/>
+          <w:i w:val="0"/>
+          <w:sz w:val="24"/>
+        </w:rPr>
+        <w:t>。</w:t>
+      </w:r>
+    </w:p>
+    <w:p>
+      <w:pPr>
+        <w:pageBreakBefore w:val="0"/>
+        <w:spacing w:line="360" w:lineRule="auto" w:after="200" w:before="160"/>
+      </w:pPr>
+      <w:r>
+        <w:rPr>
+          <w:rFonts w:ascii="Times New Roman" w:hAnsi="Times New Roman" w:eastAsia="新細明體"/>
+          <w:b/>
+          <w:i w:val="0"/>
+          <w:sz w:val="26"/>
+        </w:rPr>
+        <w:t>十個月後的預期成果</w:t>
       </w:r>
     </w:p>
     <w:p>
@@ -6152,7 +6196,7 @@
           <w:i w:val="0"/>
           <w:sz w:val="24"/>
         </w:rPr>
-        <w:t>指導重點：注意教會體制史與神學思想史的分工，避免把神學概念直接當成組織行為的解釋。</w:t>
+        <w:t>1. 第一章〈研究方法與文獻回顧〉初稿（約兩萬字）。</w:t>
       </w:r>
     </w:p>
     <w:p>
@@ -6167,7 +6211,7 @@
           <w:i w:val="0"/>
           <w:sz w:val="24"/>
         </w:rPr>
-        <w:t>產出：長老教會公共性年表；黃彰輝著作編年目錄；研讀札記。</w:t>
+        <w:t>2. 第二章〈東亞近代宗教變革〉定稿（約四萬字），並完成一場學術研討會發表。</w:t>
       </w:r>
     </w:p>
     <w:p>
@@ -6178,11 +6222,11 @@
       <w:r>
         <w:rPr>
           <w:rFonts w:ascii="Times New Roman" w:hAnsi="Times New Roman" w:eastAsia="新細明體"/>
-          <w:b/>
-          <w:i w:val="0"/>
-          <w:sz w:val="24"/>
-        </w:rPr>
-        <w:t>第四個月（2026年12月）　長老教會公共神學（二）：宋泉盛、王憲治、黃伯和</w:t>
+          <w:b w:val="0"/>
+          <w:i w:val="0"/>
+          <w:sz w:val="24"/>
+        </w:rPr>
+        <w:t>3. 第三章〈人間佛教在台灣的發展〉全章初稿。</w:t>
       </w:r>
     </w:p>
     <w:p>
@@ -6197,7 +6241,7 @@
           <w:i w:val="0"/>
           <w:sz w:val="24"/>
         </w:rPr>
-        <w:t>研究生：研讀宋泉盛中英文著作、王憲治《台灣鄉土神學論文集》及其南神時期論述、黃伯和自一九九〇年代至二〇二二年的系列著作；建置《台灣教會公報》、《新使者》、《神學與教會》、《道雜誌》相關篇目索引。</w:t>
+        <w:t>4. 第四章〈台灣長老教會的公共神學發展〉寫作大綱與引文長編。</w:t>
       </w:r>
     </w:p>
     <w:p>
@@ -6212,7 +6256,7 @@
           <w:i w:val="0"/>
           <w:sz w:val="24"/>
         </w:rPr>
-        <w:t>指導重點：王憲治材料稀少，本月須確認可及範圍並及早規劃替代材料（同期南神刊物、學生筆記、追思文集）。</w:t>
+        <w:t>5. 八位人物的著作編年目錄、七份教團刊物的篇目索引、兩組關鍵詞的概念史索引。</w:t>
       </w:r>
     </w:p>
     <w:p>
@@ -6227,7 +6271,7 @@
           <w:i w:val="0"/>
           <w:sz w:val="24"/>
         </w:rPr>
-        <w:t>產出：三人著作編年目錄；四份基督教刊物篇目索引；第四章問題清單。</w:t>
+        <w:t>6. 口述歷史訪談三場以上之逐字稿。</w:t>
       </w:r>
     </w:p>
     <w:p>
@@ -6238,11 +6282,11 @@
       <w:r>
         <w:rPr>
           <w:rFonts w:ascii="Times New Roman" w:hAnsi="Times New Roman" w:eastAsia="新細明體"/>
-          <w:b/>
-          <w:i w:val="0"/>
-          <w:sz w:val="24"/>
-        </w:rPr>
-        <w:t>第五個月（2027年1月）　收束：第一章初稿｜第一學期查核點</w:t>
+          <w:b w:val="0"/>
+          <w:i w:val="0"/>
+          <w:sz w:val="24"/>
+        </w:rPr>
+        <w:t>7. 兩份論文進度審查表與十個月份的論文指導紀錄表。</w:t>
       </w:r>
     </w:p>
     <w:p>
@@ -6257,646 +6301,7 @@
           <w:i w:val="0"/>
           <w:sz w:val="24"/>
         </w:rPr>
-        <w:t>研究生：把前四個月的研讀成果收束為第一章〈研究方法與文獻回顧〉初稿（含四塊文獻回顧與研究缺口、研究方法、史料來源與限制、名詞界定）；建置兩組關鍵詞（人生佛教／人間佛教／此時此地此人；本色化／實況化／鄉土／出頭天）的出處編年索引。</w:t>
-      </w:r>
-    </w:p>
-    <w:p>
-      <w:pPr>
-        <w:spacing w:line="360" w:lineRule="auto" w:after="120"/>
-        <w:ind w:firstLine="480"/>
-      </w:pPr>
-      <w:r>
-        <w:rPr>
-          <w:rFonts w:ascii="Times New Roman" w:hAnsi="Times New Roman" w:eastAsia="新細明體"/>
-          <w:b w:val="0"/>
-          <w:i w:val="0"/>
-          <w:sz w:val="24"/>
-        </w:rPr>
-        <w:t>指導重點：檢驗研究缺口的陳述是否確由前四個月的研讀支撐；概念史索引的判準是否一致、引文年代是否可回溯至最早出處。</w:t>
-      </w:r>
-    </w:p>
-    <w:p>
-      <w:pPr>
-        <w:spacing w:line="360" w:lineRule="auto" w:after="120"/>
-        <w:ind w:firstLine="480"/>
-      </w:pPr>
-      <w:r>
-        <w:rPr>
-          <w:rFonts w:ascii="Times New Roman" w:hAnsi="Times New Roman" w:eastAsia="新細明體"/>
-          <w:b w:val="0"/>
-          <w:i w:val="0"/>
-          <w:sz w:val="24"/>
-        </w:rPr>
-        <w:t>產出：第一章初稿（約兩萬字）；關鍵詞概念史索引；</w:t>
-      </w:r>
-      <w:r>
-        <w:rPr>
-          <w:rFonts w:ascii="Times New Roman" w:hAnsi="Times New Roman" w:eastAsia="新細明體"/>
-          <w:b/>
-          <w:i w:val="0"/>
-          <w:sz w:val="24"/>
-        </w:rPr>
-        <w:t>第一學期論文進度審查表</w:t>
-      </w:r>
-      <w:r>
-        <w:rPr>
-          <w:rFonts w:ascii="Times New Roman" w:hAnsi="Times New Roman" w:eastAsia="新細明體"/>
-          <w:b w:val="0"/>
-          <w:i w:val="0"/>
-          <w:sz w:val="24"/>
-        </w:rPr>
-        <w:t>。</w:t>
-      </w:r>
-    </w:p>
-    <w:p>
-      <w:pPr>
-        <w:spacing w:line="360" w:lineRule="auto" w:after="200" w:before="160"/>
-      </w:pPr>
-      <w:r>
-        <w:rPr>
-          <w:rFonts w:ascii="Times New Roman" w:hAnsi="Times New Roman" w:eastAsia="新細明體"/>
-          <w:b/>
-          <w:i w:val="0"/>
-          <w:sz w:val="24"/>
-        </w:rPr>
-        <w:t>第二學期</w:t>
-      </w:r>
-    </w:p>
-    <w:p>
-      <w:pPr>
-        <w:spacing w:line="360" w:lineRule="auto" w:after="120"/>
-        <w:ind w:firstLine="480"/>
-      </w:pPr>
-      <w:r>
-        <w:rPr>
-          <w:rFonts w:ascii="Times New Roman" w:hAnsi="Times New Roman" w:eastAsia="新細明體"/>
-          <w:b/>
-          <w:i w:val="0"/>
-          <w:sz w:val="24"/>
-        </w:rPr>
-        <w:t>第六個月（2027年2月）　第二章：日本線與中國線</w:t>
-      </w:r>
-    </w:p>
-    <w:p>
-      <w:pPr>
-        <w:spacing w:line="360" w:lineRule="auto" w:after="120"/>
-        <w:ind w:firstLine="480"/>
-      </w:pPr>
-      <w:r>
-        <w:rPr>
-          <w:rFonts w:ascii="Times New Roman" w:hAnsi="Times New Roman" w:eastAsia="新細明體"/>
-          <w:b w:val="0"/>
-          <w:i w:val="0"/>
-          <w:sz w:val="24"/>
-        </w:rPr>
-        <w:t>研究生：完成第二章第一節（共同的歷史條件）、第二節（日本）、第三節（中國）初稿。</w:t>
-      </w:r>
-    </w:p>
-    <w:p>
-      <w:pPr>
-        <w:spacing w:line="360" w:lineRule="auto" w:after="120"/>
-        <w:ind w:firstLine="480"/>
-      </w:pPr>
-      <w:r>
-        <w:rPr>
-          <w:rFonts w:ascii="Times New Roman" w:hAnsi="Times New Roman" w:eastAsia="新細明體"/>
-          <w:b w:val="0"/>
-          <w:i w:val="0"/>
-          <w:sz w:val="24"/>
-        </w:rPr>
-        <w:t>指導重點：比較單位的界定是否嚴謹；避免以「危機—回應」模式過度簡化各地差異；中國線材料須與第三章的太虛部分明確分工。</w:t>
-      </w:r>
-    </w:p>
-    <w:p>
-      <w:pPr>
-        <w:spacing w:line="360" w:lineRule="auto" w:after="120"/>
-        <w:ind w:firstLine="480"/>
-      </w:pPr>
-      <w:r>
-        <w:rPr>
-          <w:rFonts w:ascii="Times New Roman" w:hAnsi="Times New Roman" w:eastAsia="新細明體"/>
-          <w:b w:val="0"/>
-          <w:i w:val="0"/>
-          <w:sz w:val="24"/>
-        </w:rPr>
-        <w:t>產出：第二章第一至三節初稿（約一萬六千字）。</w:t>
-      </w:r>
-    </w:p>
-    <w:p>
-      <w:pPr>
-        <w:spacing w:line="360" w:lineRule="auto" w:after="120"/>
-        <w:ind w:firstLine="480"/>
-      </w:pPr>
-      <w:r>
-        <w:rPr>
-          <w:rFonts w:ascii="Times New Roman" w:hAnsi="Times New Roman" w:eastAsia="新細明體"/>
-          <w:b/>
-          <w:i w:val="0"/>
-          <w:sz w:val="24"/>
-        </w:rPr>
-        <w:t>第七個月（2027年3月）　第二章：朝鮮線、台灣線與比較歸納</w:t>
-      </w:r>
-    </w:p>
-    <w:p>
-      <w:pPr>
-        <w:spacing w:line="360" w:lineRule="auto" w:after="120"/>
-        <w:ind w:firstLine="480"/>
-      </w:pPr>
-      <w:r>
-        <w:rPr>
-          <w:rFonts w:ascii="Times New Roman" w:hAnsi="Times New Roman" w:eastAsia="新細明體"/>
-          <w:b w:val="0"/>
-          <w:i w:val="0"/>
-          <w:sz w:val="24"/>
-        </w:rPr>
-        <w:t>研究生：完成第二章第四節（朝鮮）、第五節（台灣）、第六節（比較與歸納）初稿，並整章統稿。</w:t>
-      </w:r>
-    </w:p>
-    <w:p>
-      <w:pPr>
-        <w:spacing w:line="360" w:lineRule="auto" w:after="120"/>
-        <w:ind w:firstLine="480"/>
-      </w:pPr>
-      <w:r>
-        <w:rPr>
-          <w:rFonts w:ascii="Times New Roman" w:hAnsi="Times New Roman" w:eastAsia="新細明體"/>
-          <w:b w:val="0"/>
-          <w:i w:val="0"/>
-          <w:sz w:val="24"/>
-        </w:rPr>
-        <w:t>指導重點：檢驗第六節所提三項共同條件與兩項差異變項，是否確實由前五節材料支撐，而非後設加上；朝鮮線的二手研究依賴度較高，須在行文中誠實標示。</w:t>
-      </w:r>
-    </w:p>
-    <w:p>
-      <w:pPr>
-        <w:spacing w:line="360" w:lineRule="auto" w:after="120"/>
-        <w:ind w:firstLine="480"/>
-      </w:pPr>
-      <w:r>
-        <w:rPr>
-          <w:rFonts w:ascii="Times New Roman" w:hAnsi="Times New Roman" w:eastAsia="新細明體"/>
-          <w:b w:val="0"/>
-          <w:i w:val="0"/>
-          <w:sz w:val="24"/>
-        </w:rPr>
-        <w:t>產出：第二章全章初稿（約四萬字）。</w:t>
-      </w:r>
-    </w:p>
-    <w:p>
-      <w:pPr>
-        <w:spacing w:line="360" w:lineRule="auto" w:after="120"/>
-        <w:ind w:firstLine="480"/>
-      </w:pPr>
-      <w:r>
-        <w:rPr>
-          <w:rFonts w:ascii="Times New Roman" w:hAnsi="Times New Roman" w:eastAsia="新細明體"/>
-          <w:b/>
-          <w:i w:val="0"/>
-          <w:sz w:val="24"/>
-        </w:rPr>
-        <w:t>第八個月（2027年4月）　第三章前三節：太虛、印順、傳道</w:t>
-      </w:r>
-    </w:p>
-    <w:p>
-      <w:pPr>
-        <w:spacing w:line="360" w:lineRule="auto" w:after="120"/>
-        <w:ind w:firstLine="480"/>
-      </w:pPr>
-      <w:r>
-        <w:rPr>
-          <w:rFonts w:ascii="Times New Roman" w:hAnsi="Times New Roman" w:eastAsia="新細明體"/>
-          <w:b w:val="0"/>
-          <w:i w:val="0"/>
-          <w:sz w:val="24"/>
-        </w:rPr>
-        <w:t>研究生：以第一學期的長編為基礎，完成第三章第一、二、三節初稿；赴台南妙心寺與中華佛教百科文獻基金會訪查，補齊傳道一節的一手材料。</w:t>
-      </w:r>
-    </w:p>
-    <w:p>
-      <w:pPr>
-        <w:spacing w:line="360" w:lineRule="auto" w:after="120"/>
-        <w:ind w:firstLine="480"/>
-      </w:pPr>
-      <w:r>
-        <w:rPr>
-          <w:rFonts w:ascii="Times New Roman" w:hAnsi="Times New Roman" w:eastAsia="新細明體"/>
-          <w:b w:val="0"/>
-          <w:i w:val="0"/>
-          <w:sz w:val="24"/>
-        </w:rPr>
-        <w:t>指導重點：傳道一節是本研究的補白重點，須留意材料取得程序與引用授權；台語弘法的宗教史意義應以材料說明。</w:t>
-      </w:r>
-    </w:p>
-    <w:p>
-      <w:pPr>
-        <w:spacing w:line="360" w:lineRule="auto" w:after="120"/>
-        <w:ind w:firstLine="480"/>
-      </w:pPr>
-      <w:r>
-        <w:rPr>
-          <w:rFonts w:ascii="Times New Roman" w:hAnsi="Times New Roman" w:eastAsia="新細明體"/>
-          <w:b w:val="0"/>
-          <w:i w:val="0"/>
-          <w:sz w:val="24"/>
-        </w:rPr>
-        <w:t>產出：第三章第一至三節初稿（約兩萬字）；妙心寺訪查紀錄。</w:t>
-      </w:r>
-    </w:p>
-    <w:p>
-      <w:pPr>
-        <w:spacing w:line="360" w:lineRule="auto" w:after="120"/>
-        <w:ind w:firstLine="480"/>
-      </w:pPr>
-      <w:r>
-        <w:rPr>
-          <w:rFonts w:ascii="Times New Roman" w:hAnsi="Times New Roman" w:eastAsia="新細明體"/>
-          <w:b/>
-          <w:i w:val="0"/>
-          <w:sz w:val="24"/>
-        </w:rPr>
-        <w:t>第九個月（2027年5月）　第三章第四節與第四章大綱</w:t>
-      </w:r>
-    </w:p>
-    <w:p>
-      <w:pPr>
-        <w:spacing w:line="360" w:lineRule="auto" w:after="120"/>
-        <w:ind w:firstLine="480"/>
-      </w:pPr>
-      <w:r>
-        <w:rPr>
-          <w:rFonts w:ascii="Times New Roman" w:hAnsi="Times New Roman" w:eastAsia="新細明體"/>
-          <w:b w:val="0"/>
-          <w:i w:val="0"/>
-          <w:sz w:val="24"/>
-        </w:rPr>
-        <w:t>研究生：完成第三章第四節（昭慧）與第五節小結；赴台南神學院、台灣教會公報社訪查，完成第四章寫作大綱與引文長編。</w:t>
-      </w:r>
-    </w:p>
-    <w:p>
-      <w:pPr>
-        <w:spacing w:line="360" w:lineRule="auto" w:after="120"/>
-        <w:ind w:firstLine="480"/>
-      </w:pPr>
-      <w:r>
-        <w:rPr>
-          <w:rFonts w:ascii="Times New Roman" w:hAnsi="Times New Roman" w:eastAsia="新細明體"/>
-          <w:b w:val="0"/>
-          <w:i w:val="0"/>
-          <w:sz w:val="24"/>
-        </w:rPr>
-        <w:t>指導重點：昭慧一節涉及教內爭議，敘述須以文獻與時序為據，正反材料並列；第四章大綱應與第三章的四段結構可對照，以利第五章比較。</w:t>
-      </w:r>
-    </w:p>
-    <w:p>
-      <w:pPr>
-        <w:spacing w:line="360" w:lineRule="auto" w:after="120"/>
-        <w:ind w:firstLine="480"/>
-      </w:pPr>
-      <w:r>
-        <w:rPr>
-          <w:rFonts w:ascii="Times New Roman" w:hAnsi="Times New Roman" w:eastAsia="新細明體"/>
-          <w:b w:val="0"/>
-          <w:i w:val="0"/>
-          <w:sz w:val="24"/>
-        </w:rPr>
-        <w:t>產出：第三章全章初稿；第四章寫作大綱與引文長編。</w:t>
-      </w:r>
-    </w:p>
-    <w:p>
-      <w:pPr>
-        <w:spacing w:line="360" w:lineRule="auto" w:after="120"/>
-        <w:ind w:firstLine="480"/>
-      </w:pPr>
-      <w:r>
-        <w:rPr>
-          <w:rFonts w:ascii="Times New Roman" w:hAnsi="Times New Roman" w:eastAsia="新細明體"/>
-          <w:b/>
-          <w:i w:val="0"/>
-          <w:sz w:val="24"/>
-        </w:rPr>
-        <w:t>第十個月（2027年6月）　投稿、口述訪談啟動｜第二學期查核點</w:t>
-      </w:r>
-    </w:p>
-    <w:p>
-      <w:pPr>
-        <w:spacing w:line="360" w:lineRule="auto" w:after="120"/>
-        <w:ind w:firstLine="480"/>
-      </w:pPr>
-      <w:r>
-        <w:rPr>
-          <w:rFonts w:ascii="Times New Roman" w:hAnsi="Times New Roman" w:eastAsia="新細明體"/>
-          <w:b w:val="0"/>
-          <w:i w:val="0"/>
-          <w:sz w:val="24"/>
-        </w:rPr>
-        <w:t>研究生：第二章定稿並投稿學術研討會；完成口述歷史受訪名單、訪綱與學術倫理程序，進行第一批訪談（至少三場）；提出第二年工作計畫。</w:t>
-      </w:r>
-    </w:p>
-    <w:p>
-      <w:pPr>
-        <w:spacing w:line="360" w:lineRule="auto" w:after="120"/>
-        <w:ind w:firstLine="480"/>
-      </w:pPr>
-      <w:r>
-        <w:rPr>
-          <w:rFonts w:ascii="Times New Roman" w:hAnsi="Times New Roman" w:eastAsia="新細明體"/>
-          <w:b w:val="0"/>
-          <w:i w:val="0"/>
-          <w:sz w:val="24"/>
-        </w:rPr>
-        <w:t>指導重點：訪談對象的代表性與訪綱的中立性；確認第二年進度與學位考試時程的銜接。</w:t>
-      </w:r>
-    </w:p>
-    <w:p>
-      <w:pPr>
-        <w:spacing w:line="360" w:lineRule="auto" w:after="120"/>
-        <w:ind w:firstLine="480"/>
-      </w:pPr>
-      <w:r>
-        <w:rPr>
-          <w:rFonts w:ascii="Times New Roman" w:hAnsi="Times New Roman" w:eastAsia="新細明體"/>
-          <w:b w:val="0"/>
-          <w:i w:val="0"/>
-          <w:sz w:val="24"/>
-        </w:rPr>
-        <w:t>產出：第二章定稿與投稿紀錄；訪談逐字稿三份；第二年工作計畫；</w:t>
-      </w:r>
-      <w:r>
-        <w:rPr>
-          <w:rFonts w:ascii="Times New Roman" w:hAnsi="Times New Roman" w:eastAsia="新細明體"/>
-          <w:b/>
-          <w:i w:val="0"/>
-          <w:sz w:val="24"/>
-        </w:rPr>
-        <w:t>第二學期論文進度審查表</w:t>
-      </w:r>
-      <w:r>
-        <w:rPr>
-          <w:rFonts w:ascii="Times New Roman" w:hAnsi="Times New Roman" w:eastAsia="新細明體"/>
-          <w:b w:val="0"/>
-          <w:i w:val="0"/>
-          <w:sz w:val="24"/>
-        </w:rPr>
-        <w:t>。</w:t>
-      </w:r>
-    </w:p>
-    <w:p>
-      <w:pPr>
-        <w:spacing w:line="360" w:lineRule="auto" w:after="200" w:before="160"/>
-      </w:pPr>
-      <w:r>
-        <w:rPr>
-          <w:rFonts w:ascii="Times New Roman" w:hAnsi="Times New Roman" w:eastAsia="新細明體"/>
-          <w:b/>
-          <w:i w:val="0"/>
-          <w:sz w:val="26"/>
-        </w:rPr>
-        <w:t>四、指導方式與紀錄</w:t>
-      </w:r>
-    </w:p>
-    <w:p>
-      <w:pPr>
-        <w:spacing w:line="360" w:lineRule="auto" w:after="120"/>
-        <w:ind w:firstLine="480"/>
-      </w:pPr>
-      <w:r>
-        <w:rPr>
-          <w:rFonts w:ascii="Times New Roman" w:hAnsi="Times New Roman" w:eastAsia="新細明體"/>
-          <w:b/>
-          <w:i w:val="0"/>
-          <w:sz w:val="24"/>
-        </w:rPr>
-        <w:t>討論頻率</w:t>
-      </w:r>
-      <w:r>
-        <w:rPr>
-          <w:rFonts w:ascii="Times New Roman" w:hAnsi="Times New Roman" w:eastAsia="新細明體"/>
-          <w:b w:val="0"/>
-          <w:i w:val="0"/>
-          <w:sz w:val="24"/>
-        </w:rPr>
-        <w:t>：每月二次以上（上旬、下旬各一次為原則），形式為個別面談，必要時輔以線上會議。</w:t>
-      </w:r>
-    </w:p>
-    <w:p>
-      <w:pPr>
-        <w:spacing w:line="360" w:lineRule="auto" w:after="120"/>
-        <w:ind w:firstLine="480"/>
-      </w:pPr>
-      <w:r>
-        <w:rPr>
-          <w:rFonts w:ascii="Times New Roman" w:hAnsi="Times New Roman" w:eastAsia="新細明體"/>
-          <w:b/>
-          <w:i w:val="0"/>
-          <w:sz w:val="24"/>
-        </w:rPr>
-        <w:t>紀錄方式</w:t>
-      </w:r>
-      <w:r>
-        <w:rPr>
-          <w:rFonts w:ascii="Times New Roman" w:hAnsi="Times New Roman" w:eastAsia="新細明體"/>
-          <w:b w:val="0"/>
-          <w:i w:val="0"/>
-          <w:sz w:val="24"/>
-        </w:rPr>
-        <w:t>：每次討論後由研究生當日填寫「研究生論文指導紀錄表」，記載討論主題、指導意見與下次工作項目，經指導教授簽核後，由系所於次月五日前彙整送研發處。</w:t>
-      </w:r>
-    </w:p>
-    <w:p>
-      <w:pPr>
-        <w:spacing w:line="360" w:lineRule="auto" w:after="120"/>
-        <w:ind w:firstLine="480"/>
-      </w:pPr>
-      <w:r>
-        <w:rPr>
-          <w:rFonts w:ascii="Times New Roman" w:hAnsi="Times New Roman" w:eastAsia="新細明體"/>
-          <w:b/>
-          <w:i w:val="0"/>
-          <w:sz w:val="24"/>
-        </w:rPr>
-        <w:t>進度管控</w:t>
-      </w:r>
-      <w:r>
-        <w:rPr>
-          <w:rFonts w:ascii="Times New Roman" w:hAnsi="Times New Roman" w:eastAsia="新細明體"/>
-          <w:b w:val="0"/>
-          <w:i w:val="0"/>
-          <w:sz w:val="24"/>
-        </w:rPr>
-        <w:t>：每月末提交當月產出文件（研讀札記、編年目錄、索引、初稿或訪談稿）；未達成之項目於次月列為優先工作並記錄原因。</w:t>
-      </w:r>
-    </w:p>
-    <w:p>
-      <w:pPr>
-        <w:spacing w:line="360" w:lineRule="auto" w:after="120"/>
-        <w:ind w:firstLine="480"/>
-      </w:pPr>
-      <w:r>
-        <w:rPr>
-          <w:rFonts w:ascii="Times New Roman" w:hAnsi="Times New Roman" w:eastAsia="新細明體"/>
-          <w:b/>
-          <w:i w:val="0"/>
-          <w:sz w:val="24"/>
-        </w:rPr>
-        <w:t>查核點</w:t>
-      </w:r>
-      <w:r>
-        <w:rPr>
-          <w:rFonts w:ascii="Times New Roman" w:hAnsi="Times New Roman" w:eastAsia="新細明體"/>
-          <w:b w:val="0"/>
-          <w:i w:val="0"/>
-          <w:sz w:val="24"/>
-        </w:rPr>
-        <w:t>：2027年1月、2027年6月各繳交一次論文進度審查表，並附該學期完成之文稿。</w:t>
-      </w:r>
-    </w:p>
-    <w:p>
-      <w:pPr>
-        <w:spacing w:line="360" w:lineRule="auto" w:after="200" w:before="160"/>
-      </w:pPr>
-      <w:r>
-        <w:rPr>
-          <w:rFonts w:ascii="Times New Roman" w:hAnsi="Times New Roman" w:eastAsia="新細明體"/>
-          <w:b/>
-          <w:i w:val="0"/>
-          <w:sz w:val="26"/>
-        </w:rPr>
-        <w:t>五、預期十個月後的具體成果</w:t>
-      </w:r>
-    </w:p>
-    <w:p>
-      <w:pPr>
-        <w:spacing w:line="360" w:lineRule="auto" w:after="120"/>
-        <w:ind w:firstLine="480"/>
-      </w:pPr>
-      <w:r>
-        <w:rPr>
-          <w:rFonts w:ascii="Times New Roman" w:hAnsi="Times New Roman" w:eastAsia="新細明體"/>
-          <w:b w:val="0"/>
-          <w:i w:val="0"/>
-          <w:sz w:val="24"/>
-        </w:rPr>
-        <w:t>1. 第一章〈研究方法與文獻回顧〉初稿（約兩萬字）。</w:t>
-      </w:r>
-    </w:p>
-    <w:p>
-      <w:pPr>
-        <w:spacing w:line="360" w:lineRule="auto" w:after="120"/>
-        <w:ind w:firstLine="480"/>
-      </w:pPr>
-      <w:r>
-        <w:rPr>
-          <w:rFonts w:ascii="Times New Roman" w:hAnsi="Times New Roman" w:eastAsia="新細明體"/>
-          <w:b w:val="0"/>
-          <w:i w:val="0"/>
-          <w:sz w:val="24"/>
-        </w:rPr>
-        <w:t>2. 第二章〈東亞近代宗教變革〉定稿（約四萬字），並完成一場學術研討會發表。</w:t>
-      </w:r>
-    </w:p>
-    <w:p>
-      <w:pPr>
-        <w:spacing w:line="360" w:lineRule="auto" w:after="120"/>
-        <w:ind w:firstLine="480"/>
-      </w:pPr>
-      <w:r>
-        <w:rPr>
-          <w:rFonts w:ascii="Times New Roman" w:hAnsi="Times New Roman" w:eastAsia="新細明體"/>
-          <w:b w:val="0"/>
-          <w:i w:val="0"/>
-          <w:sz w:val="24"/>
-        </w:rPr>
-        <w:t>3. 第三章〈人間佛教在台灣的發展〉全章初稿，其中第三節〈傳道與妙心寺路線的在地實踐〉為本研究補白重點。</w:t>
-      </w:r>
-    </w:p>
-    <w:p>
-      <w:pPr>
-        <w:spacing w:line="360" w:lineRule="auto" w:after="120"/>
-        <w:ind w:firstLine="480"/>
-      </w:pPr>
-      <w:r>
-        <w:rPr>
-          <w:rFonts w:ascii="Times New Roman" w:hAnsi="Times New Roman" w:eastAsia="新細明體"/>
-          <w:b w:val="0"/>
-          <w:i w:val="0"/>
-          <w:sz w:val="24"/>
-        </w:rPr>
-        <w:t>4. 第四章〈台灣長老教會的公共神學發展〉寫作大綱與引文長編。</w:t>
-      </w:r>
-    </w:p>
-    <w:p>
-      <w:pPr>
-        <w:spacing w:line="360" w:lineRule="auto" w:after="120"/>
-        <w:ind w:firstLine="480"/>
-      </w:pPr>
-      <w:r>
-        <w:rPr>
-          <w:rFonts w:ascii="Times New Roman" w:hAnsi="Times New Roman" w:eastAsia="新細明體"/>
-          <w:b w:val="0"/>
-          <w:i w:val="0"/>
-          <w:sz w:val="24"/>
-        </w:rPr>
-        <w:t>5. 八位人物的著作編年目錄、七份教團刊物的篇目索引、兩組關鍵詞的概念史索引。</w:t>
-      </w:r>
-    </w:p>
-    <w:p>
-      <w:pPr>
-        <w:spacing w:line="360" w:lineRule="auto" w:after="120"/>
-        <w:ind w:firstLine="480"/>
-      </w:pPr>
-      <w:r>
-        <w:rPr>
-          <w:rFonts w:ascii="Times New Roman" w:hAnsi="Times New Roman" w:eastAsia="新細明體"/>
-          <w:b w:val="0"/>
-          <w:i w:val="0"/>
-          <w:sz w:val="24"/>
-        </w:rPr>
-        <w:t>6. 口述歷史訪談三場以上之逐字稿，及後續訪談名單與訪綱。</w:t>
-      </w:r>
-    </w:p>
-    <w:p>
-      <w:pPr>
-        <w:spacing w:line="360" w:lineRule="auto" w:after="120"/>
-        <w:ind w:firstLine="480"/>
-      </w:pPr>
-      <w:r>
-        <w:rPr>
-          <w:rFonts w:ascii="Times New Roman" w:hAnsi="Times New Roman" w:eastAsia="新細明體"/>
-          <w:b w:val="0"/>
-          <w:i w:val="0"/>
-          <w:sz w:val="24"/>
-        </w:rPr>
-        <w:t>7. 兩份論文進度審查表與十個月份的論文指導紀錄表。</w:t>
-      </w:r>
-    </w:p>
-    <w:p>
-      <w:pPr>
-        <w:spacing w:line="360" w:lineRule="auto" w:after="120"/>
-        <w:ind w:firstLine="480"/>
-      </w:pPr>
-      <w:r>
-        <w:rPr>
-          <w:rFonts w:ascii="Times New Roman" w:hAnsi="Times New Roman" w:eastAsia="新細明體"/>
-          <w:b w:val="0"/>
-          <w:i w:val="0"/>
-          <w:sz w:val="24"/>
-        </w:rPr>
-        <w:t>指導教授簽名：＿＿＿＿＿＿＿＿＿　　日期：＿＿＿＿＿＿</w:t>
-      </w:r>
-    </w:p>
-    <w:p>
-      <w:pPr>
-        <w:spacing w:line="360" w:lineRule="auto" w:after="120"/>
-        <w:ind w:firstLine="480"/>
-      </w:pPr>
-      <w:r>
-        <w:rPr>
-          <w:rFonts w:ascii="Times New Roman" w:hAnsi="Times New Roman" w:eastAsia="新細明體"/>
-          <w:b w:val="0"/>
-          <w:i w:val="0"/>
-          <w:sz w:val="24"/>
-        </w:rPr>
-        <w:t>研究生簽名：＿＿＿＿＿＿＿＿＿　　日期：＿＿＿＿＿＿</w:t>
+        <w:t>指導教授簽名：＿＿＿＿＿＿＿＿＿　　研究生簽名：＿＿＿＿＿＿＿＿＿　　日期：＿＿＿＿＿＿</w:t>
       </w:r>
     </w:p>
     <w:sectPr>

--- a/public/content/works/hcu-phd-proposal.docx
+++ b/public/content/works/hcu-phd-proposal.docx
@@ -529,7 +529,277 @@
           <w:i w:val="0"/>
           <w:sz w:val="28"/>
         </w:rPr>
-        <w:t>一、研究動機與問題意識</w:t>
+        <w:t>目錄</w:t>
+      </w:r>
+    </w:p>
+    <w:p>
+      <w:pPr>
+        <w:spacing w:line="360" w:lineRule="auto" w:after="120"/>
+        <w:ind w:firstLine="480"/>
+      </w:pPr>
+      <w:r>
+        <w:rPr>
+          <w:rFonts w:ascii="Times New Roman" w:hAnsi="Times New Roman" w:eastAsia="新細明體"/>
+          <w:b w:val="0"/>
+          <w:i w:val="0"/>
+          <w:sz w:val="24"/>
+        </w:rPr>
+        <w:t>摘要　　2</w:t>
+      </w:r>
+    </w:p>
+    <w:p>
+      <w:pPr>
+        <w:spacing w:line="360" w:lineRule="auto" w:after="120"/>
+        <w:ind w:firstLine="480"/>
+      </w:pPr>
+      <w:r>
+        <w:rPr>
+          <w:rFonts w:ascii="Times New Roman" w:hAnsi="Times New Roman" w:eastAsia="新細明體"/>
+          <w:b w:val="0"/>
+          <w:i w:val="0"/>
+          <w:sz w:val="24"/>
+        </w:rPr>
+        <w:t>Abstract　　4</w:t>
+      </w:r>
+    </w:p>
+    <w:p>
+      <w:pPr>
+        <w:spacing w:line="360" w:lineRule="auto" w:after="120"/>
+        <w:ind w:firstLine="480"/>
+      </w:pPr>
+      <w:r>
+        <w:rPr>
+          <w:rFonts w:ascii="Times New Roman" w:hAnsi="Times New Roman" w:eastAsia="新細明體"/>
+          <w:b w:val="0"/>
+          <w:i w:val="0"/>
+          <w:sz w:val="24"/>
+        </w:rPr>
+        <w:t>前言　　7</w:t>
+      </w:r>
+    </w:p>
+    <w:p>
+      <w:pPr>
+        <w:spacing w:line="360" w:lineRule="auto" w:after="120"/>
+        <w:ind w:firstLine="480"/>
+      </w:pPr>
+      <w:r>
+        <w:rPr>
+          <w:rFonts w:ascii="Times New Roman" w:hAnsi="Times New Roman" w:eastAsia="新細明體"/>
+          <w:b w:val="0"/>
+          <w:i w:val="0"/>
+          <w:sz w:val="24"/>
+        </w:rPr>
+        <w:t>一、研究背景與問題意識　　7</w:t>
+      </w:r>
+    </w:p>
+    <w:p>
+      <w:pPr>
+        <w:spacing w:line="360" w:lineRule="auto" w:after="120"/>
+        <w:ind w:firstLine="480"/>
+      </w:pPr>
+      <w:r>
+        <w:rPr>
+          <w:rFonts w:ascii="Times New Roman" w:hAnsi="Times New Roman" w:eastAsia="新細明體"/>
+          <w:b w:val="0"/>
+          <w:i w:val="0"/>
+          <w:sz w:val="24"/>
+        </w:rPr>
+        <w:t>二、文獻回顧與探討　　10</w:t>
+      </w:r>
+    </w:p>
+    <w:p>
+      <w:pPr>
+        <w:spacing w:line="360" w:lineRule="auto" w:after="120"/>
+        <w:ind w:firstLine="480"/>
+      </w:pPr>
+      <w:r>
+        <w:rPr>
+          <w:rFonts w:ascii="Times New Roman" w:hAnsi="Times New Roman" w:eastAsia="新細明體"/>
+          <w:b w:val="0"/>
+          <w:i w:val="0"/>
+          <w:sz w:val="24"/>
+        </w:rPr>
+        <w:t>三、研究設計：方法與範圍　　12</w:t>
+      </w:r>
+    </w:p>
+    <w:p>
+      <w:pPr>
+        <w:spacing w:line="360" w:lineRule="auto" w:after="120"/>
+        <w:ind w:firstLine="480"/>
+      </w:pPr>
+      <w:r>
+        <w:rPr>
+          <w:rFonts w:ascii="Times New Roman" w:hAnsi="Times New Roman" w:eastAsia="新細明體"/>
+          <w:b w:val="0"/>
+          <w:i w:val="0"/>
+          <w:sz w:val="24"/>
+        </w:rPr>
+        <w:t>四、論文架構（章節安排）　　14</w:t>
+      </w:r>
+    </w:p>
+    <w:p>
+      <w:pPr>
+        <w:spacing w:line="360" w:lineRule="auto" w:after="120"/>
+        <w:ind w:firstLine="480"/>
+      </w:pPr>
+      <w:r>
+        <w:rPr>
+          <w:rFonts w:ascii="Times New Roman" w:hAnsi="Times New Roman" w:eastAsia="新細明體"/>
+          <w:b w:val="0"/>
+          <w:i w:val="0"/>
+          <w:sz w:val="24"/>
+        </w:rPr>
+        <w:t>五、研究時程　　20</w:t>
+      </w:r>
+    </w:p>
+    <w:p>
+      <w:pPr>
+        <w:spacing w:line="360" w:lineRule="auto" w:after="120"/>
+        <w:ind w:firstLine="480"/>
+      </w:pPr>
+      <w:r>
+        <w:rPr>
+          <w:rFonts w:ascii="Times New Roman" w:hAnsi="Times New Roman" w:eastAsia="新細明體"/>
+          <w:b w:val="0"/>
+          <w:i w:val="0"/>
+          <w:sz w:val="24"/>
+        </w:rPr>
+        <w:t>六、預期研究成果與貢獻　　21</w:t>
+      </w:r>
+    </w:p>
+    <w:p>
+      <w:pPr>
+        <w:spacing w:line="360" w:lineRule="auto" w:after="120"/>
+        <w:ind w:firstLine="480"/>
+      </w:pPr>
+      <w:r>
+        <w:rPr>
+          <w:rFonts w:ascii="Times New Roman" w:hAnsi="Times New Roman" w:eastAsia="新細明體"/>
+          <w:b w:val="0"/>
+          <w:i w:val="0"/>
+          <w:sz w:val="24"/>
+        </w:rPr>
+        <w:t>七、結論　　21</w:t>
+      </w:r>
+    </w:p>
+    <w:p>
+      <w:pPr>
+        <w:spacing w:line="360" w:lineRule="auto" w:after="120"/>
+        <w:ind w:firstLine="480"/>
+      </w:pPr>
+      <w:r>
+        <w:rPr>
+          <w:rFonts w:ascii="Times New Roman" w:hAnsi="Times New Roman" w:eastAsia="新細明體"/>
+          <w:b w:val="0"/>
+          <w:i w:val="0"/>
+          <w:sz w:val="24"/>
+        </w:rPr>
+        <w:t>參考書目　　23</w:t>
+      </w:r>
+    </w:p>
+    <w:p>
+      <w:pPr>
+        <w:spacing w:line="360" w:lineRule="auto" w:after="120"/>
+        <w:ind w:firstLine="480"/>
+      </w:pPr>
+      <w:r>
+        <w:rPr>
+          <w:rFonts w:ascii="Times New Roman" w:hAnsi="Times New Roman" w:eastAsia="新細明體"/>
+          <w:b w:val="0"/>
+          <w:i w:val="0"/>
+          <w:sz w:val="24"/>
+        </w:rPr>
+        <w:t>附錄　十個月研究工作計畫　　34</w:t>
+      </w:r>
+    </w:p>
+    <w:p>
+      <w:pPr>
+        <w:spacing w:line="360" w:lineRule="auto" w:after="120"/>
+        <w:ind w:firstLine="480"/>
+      </w:pPr>
+      <w:r>
+        <w:rPr>
+          <w:rFonts w:ascii="Times New Roman" w:hAnsi="Times New Roman" w:eastAsia="新細明體"/>
+          <w:b w:val="0"/>
+          <w:i w:val="0"/>
+          <w:sz w:val="24"/>
+        </w:rPr>
+        <w:t>＊本計畫書無圖表，故不另立圖表目錄。</w:t>
+      </w:r>
+    </w:p>
+    <w:p>
+      <w:pPr>
+        <w:pageBreakBefore/>
+        <w:spacing w:line="360" w:lineRule="auto" w:after="200" w:before="240"/>
+      </w:pPr>
+      <w:r>
+        <w:rPr>
+          <w:rFonts w:ascii="Times New Roman" w:hAnsi="Times New Roman" w:eastAsia="新細明體"/>
+          <w:b/>
+          <w:i w:val="0"/>
+          <w:sz w:val="28"/>
+        </w:rPr>
+        <w:t>前言</w:t>
+      </w:r>
+    </w:p>
+    <w:p>
+      <w:pPr>
+        <w:spacing w:line="360" w:lineRule="auto" w:after="120"/>
+        <w:ind w:firstLine="480"/>
+      </w:pPr>
+      <w:r>
+        <w:rPr>
+          <w:rFonts w:ascii="Times New Roman" w:hAnsi="Times New Roman" w:eastAsia="新細明體"/>
+          <w:b w:val="0"/>
+          <w:i w:val="0"/>
+          <w:sz w:val="24"/>
+        </w:rPr>
+        <w:t>本計畫書提出一份以歷史學為主要方法論的博士論文構想：透過宗教史的比較，重建戰後台灣佛教與基督教「公共性」與「人間性」的生成過程，並在末章將此一歷史範式歸納為「人間宗教」，回應宗教學與比較神學的既有討論。</w:t>
+      </w:r>
+    </w:p>
+    <w:p>
+      <w:pPr>
+        <w:spacing w:line="360" w:lineRule="auto" w:after="120"/>
+        <w:ind w:firstLine="480"/>
+      </w:pPr>
+      <w:r>
+        <w:rPr>
+          <w:rFonts w:ascii="Times New Roman" w:hAnsi="Times New Roman" w:eastAsia="新細明體"/>
+          <w:b w:val="0"/>
+          <w:i w:val="0"/>
+          <w:sz w:val="24"/>
+        </w:rPr>
+        <w:t>全書分七章。第一章交代方法與研究缺口，第二章立東亞前史背景，第三、四章各自重建一條四人系譜——佛教為太虛、印順、傳道、昭慧，基督教為黃彰輝、宋泉盛、王憲治、黃伯和——第五章把兩條線並置比較，第六章提出範式並以戰後佛耶交會與議題結盟的實際歷程加以檢證，第七章結論。</w:t>
+      </w:r>
+    </w:p>
+    <w:p>
+      <w:pPr>
+        <w:spacing w:line="360" w:lineRule="auto" w:after="120"/>
+        <w:ind w:firstLine="480"/>
+      </w:pPr>
+      <w:r>
+        <w:rPr>
+          <w:rFonts w:ascii="Times New Roman" w:hAnsi="Times New Roman" w:eastAsia="新細明體"/>
+          <w:b w:val="0"/>
+          <w:i w:val="0"/>
+          <w:sz w:val="24"/>
+        </w:rPr>
+        <w:t>本計畫書依序說明研究背景與問題意識、文獻回顧、研究設計、論文架構、研究時程與預期成果；文末附未來十個月的具體工作計畫，作為研究生助學金期間的執行依據。</w:t>
+      </w:r>
+    </w:p>
+    <w:p>
+      <w:pPr>
+        <w:pageBreakBefore w:val="0"/>
+        <w:spacing w:line="360" w:lineRule="auto" w:after="200" w:before="240"/>
+      </w:pPr>
+      <w:r>
+        <w:rPr>
+          <w:rFonts w:ascii="Times New Roman" w:hAnsi="Times New Roman" w:eastAsia="新細明體"/>
+          <w:b/>
+          <w:i w:val="0"/>
+          <w:sz w:val="28"/>
+        </w:rPr>
+        <w:t>一、研究背景與問題意識</w:t>
       </w:r>
     </w:p>
     <w:p>
@@ -1543,7 +1813,7 @@
           <w:i w:val="0"/>
           <w:sz w:val="28"/>
         </w:rPr>
-        <w:t>三、研究方法與範圍</w:t>
+        <w:t>三、研究設計：方法與範圍</w:t>
       </w:r>
     </w:p>
     <w:p>
@@ -2062,7 +2332,22 @@
           <w:i w:val="0"/>
           <w:sz w:val="28"/>
         </w:rPr>
-        <w:t>四、預期研究成果與貢獻</w:t>
+        <w:t>四、論文架構（章節安排）</w:t>
+      </w:r>
+    </w:p>
+    <w:p>
+      <w:pPr>
+        <w:spacing w:line="360" w:lineRule="auto" w:after="120"/>
+        <w:ind w:firstLine="480"/>
+      </w:pPr>
+      <w:r>
+        <w:rPr>
+          <w:rFonts w:ascii="Times New Roman" w:hAnsi="Times New Roman" w:eastAsia="新細明體"/>
+          <w:b w:val="0"/>
+          <w:i w:val="0"/>
+          <w:sz w:val="24"/>
+        </w:rPr>
+        <w:t>全論文分七章。第一章交代方法與研究缺口，第二章立東亞前史背景，第三、四章各自重建一條系譜，第五章把兩條線並置比較，第六章提出「人間宗教」範式並以戰後佛耶交會與結盟的實際歷程加以檢證。</w:t>
       </w:r>
     </w:p>
     <w:p>
@@ -2077,7 +2362,7 @@
           <w:i w:val="0"/>
           <w:sz w:val="26"/>
         </w:rPr>
-        <w:t>（一）史學貢獻：兩段歷史的接合與兩條線索的補白</w:t>
+        <w:t>第一章　研究方法與文獻回顧</w:t>
       </w:r>
     </w:p>
     <w:p>
@@ -2088,30 +2373,27 @@
       <w:r>
         <w:rPr>
           <w:rFonts w:ascii="Times New Roman" w:hAnsi="Times New Roman" w:eastAsia="新細明體"/>
-          <w:b w:val="0"/>
-          <w:i w:val="0"/>
-          <w:sz w:val="24"/>
-        </w:rPr>
-        <w:t>本研究預期完成的第一件事，是把台灣佛教史與台灣基督教史這兩段一向分開講述的歷史，放在同一個問題（公共性與人間性的生成）之下接合起來，並以四地比較的東亞背景為之定位。其次，在史實層面補足兩條研究薄弱的線索：</w:t>
-      </w:r>
-      <w:r>
-        <w:rPr>
-          <w:rFonts w:ascii="Times New Roman" w:hAnsi="Times New Roman" w:eastAsia="新細明體"/>
           <w:b/>
           <w:i w:val="0"/>
           <w:sz w:val="24"/>
         </w:rPr>
-        <w:t>傳道法師與妙心寺一系</w:t>
-      </w:r>
-      <w:r>
-        <w:rPr>
-          <w:rFonts w:ascii="Times New Roman" w:hAnsi="Times New Roman" w:eastAsia="新細明體"/>
-          <w:b w:val="0"/>
-          <w:i w:val="0"/>
-          <w:sz w:val="24"/>
-        </w:rPr>
-        <w:t>在人間佛教落地過程中的位置，以及</w:t>
-      </w:r>
+        <w:t>第一節　問題意識與研究提問</w:t>
+      </w:r>
+      <w:r>
+        <w:rPr>
+          <w:rFonts w:ascii="Times New Roman" w:hAnsi="Times New Roman" w:eastAsia="新細明體"/>
+          <w:b w:val="0"/>
+          <w:i w:val="0"/>
+          <w:sz w:val="24"/>
+        </w:rPr>
+        <w:t>：兩段一向分開講述的歷史；為何從歷史比較起手而非從理論起手；三層提問（源頭、生成、意義）。</w:t>
+      </w:r>
+    </w:p>
+    <w:p>
+      <w:pPr>
+        <w:spacing w:line="360" w:lineRule="auto" w:after="120"/>
+        <w:ind w:firstLine="480"/>
+      </w:pPr>
       <w:r>
         <w:rPr>
           <w:rFonts w:ascii="Times New Roman" w:hAnsi="Times New Roman" w:eastAsia="新細明體"/>
@@ -2119,16 +2401,88 @@
           <w:i w:val="0"/>
           <w:sz w:val="24"/>
         </w:rPr>
-        <w:t>王憲治與台灣鄉土神學</w:t>
-      </w:r>
-      <w:r>
-        <w:rPr>
-          <w:rFonts w:ascii="Times New Roman" w:hAnsi="Times New Roman" w:eastAsia="新細明體"/>
-          <w:b w:val="0"/>
-          <w:i w:val="0"/>
-          <w:sz w:val="24"/>
-        </w:rPr>
-        <w:t>在本土神學系譜中的中介角色。這兩項補白本身即具獨立的學術價值。</w:t>
+        <w:t>第二節　文獻回顧與研究缺口</w:t>
+      </w:r>
+      <w:r>
+        <w:rPr>
+          <w:rFonts w:ascii="Times New Roman" w:hAnsi="Times New Roman" w:eastAsia="新細明體"/>
+          <w:b w:val="0"/>
+          <w:i w:val="0"/>
+          <w:sz w:val="24"/>
+        </w:rPr>
+        <w:t>：四個領域逐一檢視——東亞近代宗教變革的比較史、台灣佛教史與人間佛教研究、台灣基督教史與本土神學研究、戰後佛耶關係與跨宗教研究；指出四者各自成史而未曾接合，以及傳道、王憲治兩條線索的研究空白。</w:t>
+      </w:r>
+    </w:p>
+    <w:p>
+      <w:pPr>
+        <w:spacing w:line="360" w:lineRule="auto" w:after="120"/>
+        <w:ind w:firstLine="480"/>
+      </w:pPr>
+      <w:r>
+        <w:rPr>
+          <w:rFonts w:ascii="Times New Roman" w:hAnsi="Times New Roman" w:eastAsia="新細明體"/>
+          <w:b/>
+          <w:i w:val="0"/>
+          <w:sz w:val="24"/>
+        </w:rPr>
+        <w:t>第三節　研究方法</w:t>
+      </w:r>
+      <w:r>
+        <w:rPr>
+          <w:rFonts w:ascii="Times New Roman" w:hAnsi="Times New Roman" w:eastAsia="新細明體"/>
+          <w:b w:val="0"/>
+          <w:i w:val="0"/>
+          <w:sz w:val="24"/>
+        </w:rPr>
+        <w:t>：宗教史比較的比較單位如何界定；思想史與概念史對關鍵詞的追蹤；文獻史料學的兩項使用原則；口述歷史的定位與倫理程序。</w:t>
+      </w:r>
+    </w:p>
+    <w:p>
+      <w:pPr>
+        <w:spacing w:line="360" w:lineRule="auto" w:after="120"/>
+        <w:ind w:firstLine="480"/>
+      </w:pPr>
+      <w:r>
+        <w:rPr>
+          <w:rFonts w:ascii="Times New Roman" w:hAnsi="Times New Roman" w:eastAsia="新細明體"/>
+          <w:b/>
+          <w:i w:val="0"/>
+          <w:sz w:val="24"/>
+        </w:rPr>
+        <w:t>第四節　史料來源、研究範圍與研究限制</w:t>
+      </w:r>
+      <w:r>
+        <w:rPr>
+          <w:rFonts w:ascii="Times New Roman" w:hAnsi="Times New Roman" w:eastAsia="新細明體"/>
+          <w:b w:val="0"/>
+          <w:i w:val="0"/>
+          <w:sz w:val="24"/>
+        </w:rPr>
+        <w:t>：佛教、基督教、跨宗教三大史料群；時間與空間的斷限；本研究在日韓一手史料、口述記憶與信眾層次上的限制。</w:t>
+      </w:r>
+    </w:p>
+    <w:p>
+      <w:pPr>
+        <w:spacing w:line="360" w:lineRule="auto" w:after="120"/>
+        <w:ind w:firstLine="480"/>
+      </w:pPr>
+      <w:r>
+        <w:rPr>
+          <w:rFonts w:ascii="Times New Roman" w:hAnsi="Times New Roman" w:eastAsia="新細明體"/>
+          <w:b/>
+          <w:i w:val="0"/>
+          <w:sz w:val="24"/>
+        </w:rPr>
+        <w:t>第五節　名詞界定</w:t>
+      </w:r>
+      <w:r>
+        <w:rPr>
+          <w:rFonts w:ascii="Times New Roman" w:hAnsi="Times New Roman" w:eastAsia="新細明體"/>
+          <w:b w:val="0"/>
+          <w:i w:val="0"/>
+          <w:sz w:val="24"/>
+        </w:rPr>
+        <w:t>：人間性、公共性、公共神學、人間宗教——說明本研究在何種意義上使用這些詞，以及它們與世俗化、政治參與、社會運動的分野。</w:t>
       </w:r>
     </w:p>
     <w:p>
@@ -2143,7 +2497,7 @@
           <w:i w:val="0"/>
           <w:sz w:val="26"/>
         </w:rPr>
-        <w:t>（二）方法貢獻：以歷史經驗為基礎的宗教比較</w:t>
+        <w:t>第二章　東亞近代宗教變革：復興的共同源頭</w:t>
       </w:r>
     </w:p>
     <w:p>
@@ -2154,11 +2508,140 @@
       <w:r>
         <w:rPr>
           <w:rFonts w:ascii="Times New Roman" w:hAnsi="Times New Roman" w:eastAsia="新細明體"/>
-          <w:b w:val="0"/>
-          <w:i w:val="0"/>
-          <w:sz w:val="24"/>
-        </w:rPr>
-        <w:t>本研究示範一種操作程序：先以宗教史的比較建立歷史範式，再據以檢討既有理論。相對於「以理論框架收編個案」的常見做法，此一程序把理論的正當性建立在史料之上，因而對於被比較的各宗教而言，其主體性的折損最小。此一程序若成立，可推廣至東亞其他個案（韓國民眾神學與圓佛教、日本的入世佛教與無教會主義、越南的入世佛教）。</w:t>
+          <w:b/>
+          <w:i w:val="0"/>
+          <w:sz w:val="24"/>
+        </w:rPr>
+        <w:t>第一節　共同的歷史條件</w:t>
+      </w:r>
+      <w:r>
+        <w:rPr>
+          <w:rFonts w:ascii="Times New Roman" w:hAnsi="Times New Roman" w:eastAsia="新細明體"/>
+          <w:b w:val="0"/>
+          <w:i w:val="0"/>
+          <w:sz w:val="24"/>
+        </w:rPr>
+        <w:t>：一次大戰後民族自決思潮席捲東亞，殖民體制與帝國秩序同時鬆動又收緊；社會主義與美國社會福音思潮先後傳入；此前十九世紀末以來近代國家對宗教財產與制度的整編（日本神佛分離與廢佛毀釋的餘波、中國廟產興學、朝鮮總督府的宗教政策、台灣總督府的寺廟整理）已使各地宗教陷於存亡與正當性的雙重危機——民族主義浪潮與宗教復興因此在一九二〇年代前後同時發生，這是本章比較的共同起點。</w:t>
+      </w:r>
+    </w:p>
+    <w:p>
+      <w:pPr>
+        <w:spacing w:line="360" w:lineRule="auto" w:after="120"/>
+        <w:ind w:firstLine="480"/>
+      </w:pPr>
+      <w:r>
+        <w:rPr>
+          <w:rFonts w:ascii="Times New Roman" w:hAnsi="Times New Roman" w:eastAsia="新細明體"/>
+          <w:b/>
+          <w:i w:val="0"/>
+          <w:sz w:val="24"/>
+        </w:rPr>
+        <w:t>第二節　日本：改革與左翼的兩條線</w:t>
+      </w:r>
+      <w:r>
+        <w:rPr>
+          <w:rFonts w:ascii="Times New Roman" w:hAnsi="Times New Roman" w:eastAsia="新細明體"/>
+          <w:b w:val="0"/>
+          <w:i w:val="0"/>
+          <w:sz w:val="24"/>
+        </w:rPr>
+        <w:t>：大正民主下的宗教社會運動，其思想前身為清沢満之的精神主義與新佛教徒運動；日蓮主義的國家化與其反面；內村鑑三的無教會主義與矢內原忠雄的批判傳統；賀川豐彥的基督教社會運動；妹尾義郎與新興佛教青年同盟。說明「宗教的社會化」在日本何以同時開出國家主義與社會主義兩種方向。</w:t>
+      </w:r>
+    </w:p>
+    <w:p>
+      <w:pPr>
+        <w:spacing w:line="360" w:lineRule="auto" w:after="120"/>
+        <w:ind w:firstLine="480"/>
+      </w:pPr>
+      <w:r>
+        <w:rPr>
+          <w:rFonts w:ascii="Times New Roman" w:hAnsi="Times New Roman" w:eastAsia="新細明體"/>
+          <w:b/>
+          <w:i w:val="0"/>
+          <w:sz w:val="24"/>
+        </w:rPr>
+        <w:t>第三節　中國：從存亡危機到佛教革命與社會福音</w:t>
+      </w:r>
+      <w:r>
+        <w:rPr>
+          <w:rFonts w:ascii="Times New Roman" w:hAnsi="Times New Roman" w:eastAsia="新細明體"/>
+          <w:b w:val="0"/>
+          <w:i w:val="0"/>
+          <w:sz w:val="24"/>
+        </w:rPr>
+        <w:t>：廟產興學危機與佛教界的組織性回應；太虛的三大革命與人生佛教；吳耀宗與青年會系統的社會福音路線。指出「革命」語彙如何同時進入佛教與基督教的自我表述。</w:t>
+      </w:r>
+    </w:p>
+    <w:p>
+      <w:pPr>
+        <w:spacing w:line="360" w:lineRule="auto" w:after="120"/>
+        <w:ind w:firstLine="480"/>
+      </w:pPr>
+      <w:r>
+        <w:rPr>
+          <w:rFonts w:ascii="Times New Roman" w:hAnsi="Times New Roman" w:eastAsia="新細明體"/>
+          <w:b/>
+          <w:i w:val="0"/>
+          <w:sz w:val="24"/>
+        </w:rPr>
+        <w:t>第四節　朝鮮：三一運動中的跨宗教結盟</w:t>
+      </w:r>
+      <w:r>
+        <w:rPr>
+          <w:rFonts w:ascii="Times New Roman" w:hAnsi="Times New Roman" w:eastAsia="新細明體"/>
+          <w:b w:val="0"/>
+          <w:i w:val="0"/>
+          <w:sz w:val="24"/>
+        </w:rPr>
+        <w:t>：東學至天道教的轉化；一九一九年獨立宣言簽署者的宗教組成所顯示的結盟事實；韓龍雲的佛教維新論；此一經驗如何成為民眾神學的前史。</w:t>
+      </w:r>
+    </w:p>
+    <w:p>
+      <w:pPr>
+        <w:spacing w:line="360" w:lineRule="auto" w:after="120"/>
+        <w:ind w:firstLine="480"/>
+      </w:pPr>
+      <w:r>
+        <w:rPr>
+          <w:rFonts w:ascii="Times New Roman" w:hAnsi="Times New Roman" w:eastAsia="新細明體"/>
+          <w:b/>
+          <w:i w:val="0"/>
+          <w:sz w:val="24"/>
+        </w:rPr>
+        <w:t>第五節　台灣：新文化運動中的宗教覺醒</w:t>
+      </w:r>
+      <w:r>
+        <w:rPr>
+          <w:rFonts w:ascii="Times New Roman" w:hAnsi="Times New Roman" w:eastAsia="新細明體"/>
+          <w:b w:val="0"/>
+          <w:i w:val="0"/>
+          <w:sz w:val="24"/>
+        </w:rPr>
+        <w:t>：台灣文化協會與新文化運動的宗教面向；林秋梧（證峰）的社會主義佛教論述；南瀛佛教會體制下的僧侶教育；長老教會自日治時期起的自立運動與教育事業。</w:t>
+      </w:r>
+    </w:p>
+    <w:p>
+      <w:pPr>
+        <w:spacing w:line="360" w:lineRule="auto" w:after="120"/>
+        <w:ind w:firstLine="480"/>
+      </w:pPr>
+      <w:r>
+        <w:rPr>
+          <w:rFonts w:ascii="Times New Roman" w:hAnsi="Times New Roman" w:eastAsia="新細明體"/>
+          <w:b/>
+          <w:i w:val="0"/>
+          <w:sz w:val="24"/>
+        </w:rPr>
+        <w:t>第六節　比較與歸納</w:t>
+      </w:r>
+      <w:r>
+        <w:rPr>
+          <w:rFonts w:ascii="Times New Roman" w:hAnsi="Times New Roman" w:eastAsia="新細明體"/>
+          <w:b w:val="0"/>
+          <w:i w:val="0"/>
+          <w:sz w:val="24"/>
+        </w:rPr>
+        <w:t>：四地共享的三項條件（國家整編、殖民或半殖民處境、外來社會思潮）與兩項差異變項（宗教與國家的既有關係、殖民者與被殖民者的宗教歸屬）；「入世」作為共同轉向，其性質是回應性的、跨宗教的、且與民族處境緊密綁定。此結論構成第三、四章的歷史前提。</w:t>
       </w:r>
     </w:p>
     <w:p>
@@ -2173,7 +2656,7 @@
           <w:i w:val="0"/>
           <w:sz w:val="26"/>
         </w:rPr>
-        <w:t>（三）理論貢獻：「人間宗教」作為一個經歷史檢證的範式</w:t>
+        <w:t>第三章　人間佛教在台灣的發展：太虛、印順、傳道、昭慧</w:t>
       </w:r>
     </w:p>
     <w:p>
@@ -2184,11 +2667,1046 @@
       <w:r>
         <w:rPr>
           <w:rFonts w:ascii="Times New Roman" w:hAnsi="Times New Roman" w:eastAsia="新細明體"/>
+          <w:b/>
+          <w:i w:val="0"/>
+          <w:sz w:val="24"/>
+        </w:rPr>
+        <w:t>第一節　太虛與佛教革命的提出</w:t>
+      </w:r>
+      <w:r>
+        <w:rPr>
+          <w:rFonts w:ascii="Times New Roman" w:hAnsi="Times New Roman" w:eastAsia="新細明體"/>
+          <w:b w:val="0"/>
+          <w:i w:val="0"/>
+          <w:sz w:val="24"/>
+        </w:rPr>
+        <w:t>：教理、教制、教產三大革命的內容與其制度上的受挫；「人生佛教」的提出與其對天乘及鬼神信仰的批判；太虛路線在戰後台灣的殘留與轉化。</w:t>
+      </w:r>
+    </w:p>
+    <w:p>
+      <w:pPr>
+        <w:spacing w:line="360" w:lineRule="auto" w:after="120"/>
+        <w:ind w:firstLine="480"/>
+      </w:pPr>
+      <w:r>
+        <w:rPr>
+          <w:rFonts w:ascii="Times New Roman" w:hAnsi="Times New Roman" w:eastAsia="新細明體"/>
+          <w:b/>
+          <w:i w:val="0"/>
+          <w:sz w:val="24"/>
+        </w:rPr>
+        <w:t>第二節　印順與「人間佛教」範式的確立</w:t>
+      </w:r>
+      <w:r>
+        <w:rPr>
+          <w:rFonts w:ascii="Times New Roman" w:hAnsi="Times New Roman" w:eastAsia="新細明體"/>
+          <w:b w:val="0"/>
+          <w:i w:val="0"/>
+          <w:sz w:val="24"/>
+        </w:rPr>
+        <w:t>：以教史研究重新界定佛教的核心關懷；《印度之佛教》至《印度佛教思想史》的教史重詮工程；〈契理契機之人間佛教〉所確立的方法論；「此時、此地、此人」何以不是世俗化的讓步，而是對佛陀本懷與初期大乘精神的重新宣稱。</w:t>
+      </w:r>
+    </w:p>
+    <w:p>
+      <w:pPr>
+        <w:spacing w:line="360" w:lineRule="auto" w:after="120"/>
+        <w:ind w:firstLine="480"/>
+      </w:pPr>
+      <w:r>
+        <w:rPr>
+          <w:rFonts w:ascii="Times New Roman" w:hAnsi="Times New Roman" w:eastAsia="新細明體"/>
+          <w:b/>
+          <w:i w:val="0"/>
+          <w:sz w:val="24"/>
+        </w:rPr>
+        <w:t>第三節　傳道與妙心寺路線的在地實踐</w:t>
+      </w:r>
+      <w:r>
+        <w:rPr>
+          <w:rFonts w:ascii="Times New Roman" w:hAnsi="Times New Roman" w:eastAsia="新細明體"/>
+          <w:b w:val="0"/>
+          <w:i w:val="0"/>
+          <w:sz w:val="24"/>
+        </w:rPr>
+        <w:t>：台語弘法與在地語言的宗教意義；《妙心雜誌》與中華佛教百科文獻基金會的文獻事業；環境、社區與教育議題上的參與；作為印順學派三大法系之一，妙心寺一系與弘誓一系在實踐取向上的分工與差異。</w:t>
+      </w:r>
+    </w:p>
+    <w:p>
+      <w:pPr>
+        <w:spacing w:line="360" w:lineRule="auto" w:after="120"/>
+        <w:ind w:firstLine="480"/>
+      </w:pPr>
+      <w:r>
+        <w:rPr>
+          <w:rFonts w:ascii="Times New Roman" w:hAnsi="Times New Roman" w:eastAsia="新細明體"/>
+          <w:b/>
+          <w:i w:val="0"/>
+          <w:sz w:val="24"/>
+        </w:rPr>
+        <w:t>第四節　昭慧與佛教倫理的公共化</w:t>
+      </w:r>
+      <w:r>
+        <w:rPr>
+          <w:rFonts w:ascii="Times New Roman" w:hAnsi="Times New Roman" w:eastAsia="新細明體"/>
+          <w:b w:val="0"/>
+          <w:i w:val="0"/>
+          <w:sz w:val="24"/>
+        </w:rPr>
+        <w:t>：律學重詮與教內體制改革（含廢除八敬法的訴求及其爭議）；從護教運動到社會運動的路徑；《佛教倫理學》至《佛教規範倫理學》的體系化，如何把佛教立場轉譯為可與世俗倫理學對話的公共論述。</w:t>
+      </w:r>
+    </w:p>
+    <w:p>
+      <w:pPr>
+        <w:spacing w:line="360" w:lineRule="auto" w:after="120"/>
+        <w:ind w:firstLine="480"/>
+      </w:pPr>
+      <w:r>
+        <w:rPr>
+          <w:rFonts w:ascii="Times New Roman" w:hAnsi="Times New Roman" w:eastAsia="新細明體"/>
+          <w:b/>
+          <w:i w:val="0"/>
+          <w:sz w:val="24"/>
+        </w:rPr>
+        <w:t>第五節　小結</w:t>
+      </w:r>
+      <w:r>
+        <w:rPr>
+          <w:rFonts w:ascii="Times New Roman" w:hAnsi="Times New Roman" w:eastAsia="新細明體"/>
+          <w:b w:val="0"/>
+          <w:i w:val="0"/>
+          <w:sz w:val="24"/>
+        </w:rPr>
+        <w:t>：佛教公共性與人間性的生成機制——危機中的改革發動、教史與教理的重新詮釋、在地語言與草根組織的落實、倫理論述的建制化與公共化。</w:t>
+      </w:r>
+    </w:p>
+    <w:p>
+      <w:pPr>
+        <w:pageBreakBefore w:val="0"/>
+        <w:spacing w:line="360" w:lineRule="auto" w:after="200" w:before="160"/>
+      </w:pPr>
+      <w:r>
+        <w:rPr>
+          <w:rFonts w:ascii="Times New Roman" w:hAnsi="Times New Roman" w:eastAsia="新細明體"/>
+          <w:b/>
+          <w:i w:val="0"/>
+          <w:sz w:val="26"/>
+        </w:rPr>
+        <w:t>第四章　台灣長老教會的公共神學發展：黃彰輝、宋泉盛、王憲治、黃伯和</w:t>
+      </w:r>
+    </w:p>
+    <w:p>
+      <w:pPr>
+        <w:spacing w:line="360" w:lineRule="auto" w:after="120"/>
+        <w:ind w:firstLine="480"/>
+      </w:pPr>
+      <w:r>
+        <w:rPr>
+          <w:rFonts w:ascii="Times New Roman" w:hAnsi="Times New Roman" w:eastAsia="新細明體"/>
+          <w:b/>
+          <w:i w:val="0"/>
+          <w:sz w:val="24"/>
+        </w:rPr>
+        <w:t>第一節　從自立到實況：公共性的體制條件</w:t>
+      </w:r>
+      <w:r>
+        <w:rPr>
+          <w:rFonts w:ascii="Times New Roman" w:hAnsi="Times New Roman" w:eastAsia="新細明體"/>
+          <w:b w:val="0"/>
+          <w:i w:val="0"/>
+          <w:sz w:val="24"/>
+        </w:rPr>
+        <w:t>：長老教會自日治時期的自立運動、戰後的在地認同轉折，到一九七〇年代〈國是聲明〉、〈我們的呼籲〉、〈人權宣言〉三大聲明的形成；教育、醫療與地方教會網絡如何構成公共介入的組織基礎。</w:t>
+      </w:r>
+    </w:p>
+    <w:p>
+      <w:pPr>
+        <w:spacing w:line="360" w:lineRule="auto" w:after="120"/>
+        <w:ind w:firstLine="480"/>
+      </w:pPr>
+      <w:r>
+        <w:rPr>
+          <w:rFonts w:ascii="Times New Roman" w:hAnsi="Times New Roman" w:eastAsia="新細明體"/>
+          <w:b/>
+          <w:i w:val="0"/>
+          <w:sz w:val="24"/>
+        </w:rPr>
+        <w:t>第二節　黃彰輝與「實況化」概念的鑄造</w:t>
+      </w:r>
+      <w:r>
+        <w:rPr>
+          <w:rFonts w:ascii="Times New Roman" w:hAnsi="Times New Roman" w:eastAsia="新細明體"/>
+          <w:b w:val="0"/>
+          <w:i w:val="0"/>
+          <w:sz w:val="24"/>
+        </w:rPr>
+        <w:t>：自台南神學院復校至普世教會協會神學教育基金會；「實況化」（contextualization）相對於「本色化」（indigenization）的概念轉折；台灣經驗如何成為一個普世神學概念的來源；一九七〇年代台灣人民自決運動中的角色。</w:t>
+      </w:r>
+    </w:p>
+    <w:p>
+      <w:pPr>
+        <w:spacing w:line="360" w:lineRule="auto" w:after="120"/>
+        <w:ind w:firstLine="480"/>
+      </w:pPr>
+      <w:r>
+        <w:rPr>
+          <w:rFonts w:ascii="Times New Roman" w:hAnsi="Times New Roman" w:eastAsia="新細明體"/>
+          <w:b/>
+          <w:i w:val="0"/>
+          <w:sz w:val="24"/>
+        </w:rPr>
+        <w:t>第三節　宋泉盛與亞洲受苦經驗的神學轉譯</w:t>
+      </w:r>
+      <w:r>
+        <w:rPr>
+          <w:rFonts w:ascii="Times New Roman" w:hAnsi="Times New Roman" w:eastAsia="新細明體"/>
+          <w:b w:val="0"/>
+          <w:i w:val="0"/>
+          <w:sz w:val="24"/>
+        </w:rPr>
+        <w:t>：以亞洲民間故事與受苦記憶作為神學材料；《第三眼神學》至《耶穌，被釘十字架的人民》的方法演進；在普世教會協會體制內的位置與影響。</w:t>
+      </w:r>
+    </w:p>
+    <w:p>
+      <w:pPr>
+        <w:spacing w:line="360" w:lineRule="auto" w:after="120"/>
+        <w:ind w:firstLine="480"/>
+      </w:pPr>
+      <w:r>
+        <w:rPr>
+          <w:rFonts w:ascii="Times New Roman" w:hAnsi="Times New Roman" w:eastAsia="新細明體"/>
+          <w:b/>
+          <w:i w:val="0"/>
+          <w:sz w:val="24"/>
+        </w:rPr>
+        <w:t>第四節　王憲治與台灣鄉土神學</w:t>
+      </w:r>
+      <w:r>
+        <w:rPr>
+          <w:rFonts w:ascii="Times New Roman" w:hAnsi="Times New Roman" w:eastAsia="新細明體"/>
+          <w:b w:val="0"/>
+          <w:i w:val="0"/>
+          <w:sz w:val="24"/>
+        </w:rPr>
+        <w:t>：《台灣鄉土神學論文集》的問題架構——人民、鄉土、權力、上帝四主題；鄉土神學與自決論述的接合；南神教學現場作為神學生產的場所；此一路線因其早逝而中斷的部分，以及由誰承接。</w:t>
+      </w:r>
+    </w:p>
+    <w:p>
+      <w:pPr>
+        <w:spacing w:line="360" w:lineRule="auto" w:after="120"/>
+        <w:ind w:firstLine="480"/>
+      </w:pPr>
+      <w:r>
+        <w:rPr>
+          <w:rFonts w:ascii="Times New Roman" w:hAnsi="Times New Roman" w:eastAsia="新細明體"/>
+          <w:b/>
+          <w:i w:val="0"/>
+          <w:sz w:val="24"/>
+        </w:rPr>
+        <w:t>第五節　黃伯和與本土神學的體制化</w:t>
+      </w:r>
+      <w:r>
+        <w:rPr>
+          <w:rFonts w:ascii="Times New Roman" w:hAnsi="Times New Roman" w:eastAsia="新細明體"/>
+          <w:b w:val="0"/>
+          <w:i w:val="0"/>
+          <w:sz w:val="24"/>
+        </w:rPr>
+        <w:t>：「出頭天」作為神學範疇的提出；自《宗教與自決》、《奔向出頭天的子民》至二〇二二年五卷本系列的長期工程；神學教育與亞洲普世網絡中的制度性佈局。</w:t>
+      </w:r>
+    </w:p>
+    <w:p>
+      <w:pPr>
+        <w:spacing w:line="360" w:lineRule="auto" w:after="120"/>
+        <w:ind w:firstLine="480"/>
+      </w:pPr>
+      <w:r>
+        <w:rPr>
+          <w:rFonts w:ascii="Times New Roman" w:hAnsi="Times New Roman" w:eastAsia="新細明體"/>
+          <w:b/>
+          <w:i w:val="0"/>
+          <w:sz w:val="24"/>
+        </w:rPr>
+        <w:t>第六節　小結</w:t>
+      </w:r>
+      <w:r>
+        <w:rPr>
+          <w:rFonts w:ascii="Times New Roman" w:hAnsi="Times New Roman" w:eastAsia="新細明體"/>
+          <w:b w:val="0"/>
+          <w:i w:val="0"/>
+          <w:sz w:val="24"/>
+        </w:rPr>
+        <w:t>：基督教公共性與人間性的生成機制——同一四段結構在長老教會脈絡中的具體形態。</w:t>
+      </w:r>
+    </w:p>
+    <w:p>
+      <w:pPr>
+        <w:pageBreakBefore w:val="0"/>
+        <w:spacing w:line="360" w:lineRule="auto" w:after="200" w:before="160"/>
+      </w:pPr>
+      <w:r>
+        <w:rPr>
+          <w:rFonts w:ascii="Times New Roman" w:hAnsi="Times New Roman" w:eastAsia="新細明體"/>
+          <w:b/>
+          <w:i w:val="0"/>
+          <w:sz w:val="26"/>
+        </w:rPr>
+        <w:t>第五章　人間佛教與公共神學之比較</w:t>
+      </w:r>
+    </w:p>
+    <w:p>
+      <w:pPr>
+        <w:spacing w:line="360" w:lineRule="auto" w:after="120"/>
+        <w:ind w:firstLine="480"/>
+      </w:pPr>
+      <w:r>
+        <w:rPr>
+          <w:rFonts w:ascii="Times New Roman" w:hAnsi="Times New Roman" w:eastAsia="新細明體"/>
+          <w:b/>
+          <w:i w:val="0"/>
+          <w:sz w:val="24"/>
+        </w:rPr>
+        <w:t>第一節　生成機制的比較</w:t>
+      </w:r>
+      <w:r>
+        <w:rPr>
+          <w:rFonts w:ascii="Times New Roman" w:hAnsi="Times New Roman" w:eastAsia="新細明體"/>
+          <w:b w:val="0"/>
+          <w:i w:val="0"/>
+          <w:sz w:val="24"/>
+        </w:rPr>
+        <w:t>：兩條系譜在「發動—詮釋—落地—建制」四個位置上的對應；此一同構由哪些共同的歷史條件促成，而非出於彼此模仿。</w:t>
+      </w:r>
+    </w:p>
+    <w:p>
+      <w:pPr>
+        <w:spacing w:line="360" w:lineRule="auto" w:after="120"/>
+        <w:ind w:firstLine="480"/>
+      </w:pPr>
+      <w:r>
+        <w:rPr>
+          <w:rFonts w:ascii="Times New Roman" w:hAnsi="Times New Roman" w:eastAsia="新細明體"/>
+          <w:b/>
+          <w:i w:val="0"/>
+          <w:sz w:val="24"/>
+        </w:rPr>
+        <w:t>第二節　語彙與概念的比較</w:t>
+      </w:r>
+      <w:r>
+        <w:rPr>
+          <w:rFonts w:ascii="Times New Roman" w:hAnsi="Times New Roman" w:eastAsia="新細明體"/>
+          <w:b w:val="0"/>
+          <w:i w:val="0"/>
+          <w:sz w:val="24"/>
+        </w:rPr>
+        <w:t>：「人生／人間」與「本色化／實況化／鄉土／出頭天」兩組關鍵詞的形成軌跡；兩者如何各自在自身傳統內部取得正當性，而非借用對方或借用世俗語言。</w:t>
+      </w:r>
+    </w:p>
+    <w:p>
+      <w:pPr>
+        <w:spacing w:line="360" w:lineRule="auto" w:after="120"/>
+        <w:ind w:firstLine="480"/>
+      </w:pPr>
+      <w:r>
+        <w:rPr>
+          <w:rFonts w:ascii="Times New Roman" w:hAnsi="Times New Roman" w:eastAsia="新細明體"/>
+          <w:b/>
+          <w:i w:val="0"/>
+          <w:sz w:val="24"/>
+        </w:rPr>
+        <w:t>第三節　正當性來源的比較</w:t>
+      </w:r>
+      <w:r>
+        <w:rPr>
+          <w:rFonts w:ascii="Times New Roman" w:hAnsi="Times New Roman" w:eastAsia="新細明體"/>
+          <w:b w:val="0"/>
+          <w:i w:val="0"/>
+          <w:sz w:val="24"/>
+        </w:rPr>
+        <w:t>：佛教一線訴諸「回到佛陀本懷」，基督教一線訴諸「回應此時此地的實況」；兩種正當性策略的效力與代價。</w:t>
+      </w:r>
+    </w:p>
+    <w:p>
+      <w:pPr>
+        <w:spacing w:line="360" w:lineRule="auto" w:after="120"/>
+        <w:ind w:firstLine="480"/>
+      </w:pPr>
+      <w:r>
+        <w:rPr>
+          <w:rFonts w:ascii="Times New Roman" w:hAnsi="Times New Roman" w:eastAsia="新細明體"/>
+          <w:b/>
+          <w:i w:val="0"/>
+          <w:sz w:val="24"/>
+        </w:rPr>
+        <w:t>第四節　組織形態與行動方式的比較</w:t>
+      </w:r>
+      <w:r>
+        <w:rPr>
+          <w:rFonts w:ascii="Times New Roman" w:hAnsi="Times New Roman" w:eastAsia="新細明體"/>
+          <w:b w:val="0"/>
+          <w:i w:val="0"/>
+          <w:sz w:val="24"/>
+        </w:rPr>
+        <w:t>：教團與教會的組織差異如何決定公共介入的形式——佛教一線深嵌於社運與公民團體，基督教一線則較早進入普世體制與政治發言。</w:t>
+      </w:r>
+    </w:p>
+    <w:p>
+      <w:pPr>
+        <w:spacing w:line="360" w:lineRule="auto" w:after="120"/>
+        <w:ind w:firstLine="480"/>
+      </w:pPr>
+      <w:r>
+        <w:rPr>
+          <w:rFonts w:ascii="Times New Roman" w:hAnsi="Times New Roman" w:eastAsia="新細明體"/>
+          <w:b/>
+          <w:i w:val="0"/>
+          <w:sz w:val="24"/>
+        </w:rPr>
+        <w:t>第五節　小結</w:t>
+      </w:r>
+      <w:r>
+        <w:rPr>
+          <w:rFonts w:ascii="Times New Roman" w:hAnsi="Times New Roman" w:eastAsia="新細明體"/>
+          <w:b w:val="0"/>
+          <w:i w:val="0"/>
+          <w:sz w:val="24"/>
+        </w:rPr>
+        <w:t>：異與同各自的歷史解釋——同構來自共同處境，差異來自傳統資源與組織形態；兩者在「人間性」上的交集，構成第六章範式的立論起點。</w:t>
+      </w:r>
+    </w:p>
+    <w:p>
+      <w:pPr>
+        <w:pageBreakBefore w:val="0"/>
+        <w:spacing w:line="360" w:lineRule="auto" w:after="200" w:before="160"/>
+      </w:pPr>
+      <w:r>
+        <w:rPr>
+          <w:rFonts w:ascii="Times New Roman" w:hAnsi="Times New Roman" w:eastAsia="新細明體"/>
+          <w:b/>
+          <w:i w:val="0"/>
+          <w:sz w:val="26"/>
+        </w:rPr>
+        <w:t>第六章　人間宗教的範式</w:t>
+      </w:r>
+    </w:p>
+    <w:p>
+      <w:pPr>
+        <w:spacing w:line="360" w:lineRule="auto" w:after="120"/>
+        <w:ind w:firstLine="480"/>
+      </w:pPr>
+      <w:r>
+        <w:rPr>
+          <w:rFonts w:ascii="Times New Roman" w:hAnsi="Times New Roman" w:eastAsia="新細明體"/>
+          <w:b/>
+          <w:i w:val="0"/>
+          <w:sz w:val="24"/>
+        </w:rPr>
+        <w:t>第一節　從歷史歸納到範式命名</w:t>
+      </w:r>
+      <w:r>
+        <w:rPr>
+          <w:rFonts w:ascii="Times New Roman" w:hAnsi="Times New Roman" w:eastAsia="新細明體"/>
+          <w:b w:val="0"/>
+          <w:i w:val="0"/>
+          <w:sz w:val="24"/>
+        </w:rPr>
+        <w:t>：整理前面各章的發現，提出「人間宗教」（Religion of the Human Realm）作為對此一歷史範式的命名，並界定其三項成分：關懷定位於此世、正當性訴諸各自傳統的本源、公共參與作為宗教性實踐本身。</w:t>
+      </w:r>
+    </w:p>
+    <w:p>
+      <w:pPr>
+        <w:spacing w:line="360" w:lineRule="auto" w:after="120"/>
+        <w:ind w:firstLine="480"/>
+      </w:pPr>
+      <w:r>
+        <w:rPr>
+          <w:rFonts w:ascii="Times New Roman" w:hAnsi="Times New Roman" w:eastAsia="新細明體"/>
+          <w:b/>
+          <w:i w:val="0"/>
+          <w:sz w:val="24"/>
+        </w:rPr>
+        <w:t>第二節　從護教論戰到對話：戰後台灣佛耶關係的前兩個階段</w:t>
+      </w:r>
+      <w:r>
+        <w:rPr>
+          <w:rFonts w:ascii="Times New Roman" w:hAnsi="Times New Roman" w:eastAsia="新細明體"/>
+          <w:b w:val="0"/>
+          <w:i w:val="0"/>
+          <w:sz w:val="24"/>
+        </w:rPr>
+        <w:t>：一九五〇至七〇年代的護教論戰（煮雲、聖嚴與吳恩溥、龔天民等人的文獻）及其社會條件——傳教競爭、美援背景、戒嚴體制；一九八〇至九〇年代對話管道的建立，及此期對話為何多停留在教義與靈修層次。</w:t>
+      </w:r>
+    </w:p>
+    <w:p>
+      <w:pPr>
+        <w:spacing w:line="360" w:lineRule="auto" w:after="120"/>
+        <w:ind w:firstLine="480"/>
+      </w:pPr>
+      <w:r>
+        <w:rPr>
+          <w:rFonts w:ascii="Times New Roman" w:hAnsi="Times New Roman" w:eastAsia="新細明體"/>
+          <w:b/>
+          <w:i w:val="0"/>
+          <w:sz w:val="24"/>
+        </w:rPr>
+        <w:t>第三節　議題結盟：跨宗教合作的當代形態</w:t>
+      </w:r>
+      <w:r>
+        <w:rPr>
+          <w:rFonts w:ascii="Times New Roman" w:hAnsi="Times New Roman" w:eastAsia="新細明體"/>
+          <w:b w:val="0"/>
+          <w:i w:val="0"/>
+          <w:sz w:val="24"/>
+        </w:rPr>
+        <w:t>：二〇〇〇年以降在反賭博合法化、動物保護、廢除死刑、性別平權等議題上的合作；結盟如何在「不談教義、只談議題」的默契下運作；輔以口述歷史，呈現結盟的發起過程、彼此的認知落差，以及行動者如何處理來自各自教內的質疑。</w:t>
+      </w:r>
+    </w:p>
+    <w:p>
+      <w:pPr>
+        <w:spacing w:line="360" w:lineRule="auto" w:after="120"/>
+        <w:ind w:firstLine="480"/>
+      </w:pPr>
+      <w:r>
+        <w:rPr>
+          <w:rFonts w:ascii="Times New Roman" w:hAnsi="Times New Roman" w:eastAsia="新細明體"/>
+          <w:b/>
+          <w:i w:val="0"/>
+          <w:sz w:val="24"/>
+        </w:rPr>
+        <w:t>第四節　人間性的共同作為對話與合作的基礎</w:t>
+      </w:r>
+      <w:r>
+        <w:rPr>
+          <w:rFonts w:ascii="Times New Roman" w:hAnsi="Times New Roman" w:eastAsia="新細明體"/>
+          <w:b w:val="0"/>
+          <w:i w:val="0"/>
+          <w:sz w:val="24"/>
+        </w:rPr>
+        <w:t>：以前兩節的經驗檢證範式——佛教的護生與緣起論述何以能與基督教的先知傳統與人權論述並置而不衝突；為何在「人間」這個共同場域上，合作不需要以教義讓步為前提。這一節說明本研究提出「人間宗教」的實踐意義：它不只是對一段歷史的命名，也是一種可操作的宗教對話與合作模式。</w:t>
+      </w:r>
+    </w:p>
+    <w:p>
+      <w:pPr>
+        <w:spacing w:line="360" w:lineRule="auto" w:after="120"/>
+        <w:ind w:firstLine="480"/>
+      </w:pPr>
+      <w:r>
+        <w:rPr>
+          <w:rFonts w:ascii="Times New Roman" w:hAnsi="Times New Roman" w:eastAsia="新細明體"/>
+          <w:b/>
+          <w:i w:val="0"/>
+          <w:sz w:val="24"/>
+        </w:rPr>
+        <w:t>第五節　對宗教學的意義</w:t>
+      </w:r>
+      <w:r>
+        <w:rPr>
+          <w:rFonts w:ascii="Times New Roman" w:hAnsi="Times New Roman" w:eastAsia="新細明體"/>
+          <w:b w:val="0"/>
+          <w:i w:val="0"/>
+          <w:sz w:val="24"/>
+        </w:rPr>
+        <w:t>：以東亞經驗檢討世俗化理論——這裡的宗教並非在現代化中退場，而是藉由入世而復振；並檢討宗教多元論的預設：當比較的基礎由形上學設定改為歷史經驗時，各宗教的主體性得以保全，而對話不必以教義讓步為代價。與希克、尼特、潘尼卡等既有理論的對話以此為限：以歷史材料檢驗理論，而非以理論裁決歷史。</w:t>
+      </w:r>
+    </w:p>
+    <w:p>
+      <w:pPr>
+        <w:spacing w:line="360" w:lineRule="auto" w:after="120"/>
+        <w:ind w:firstLine="480"/>
+      </w:pPr>
+      <w:r>
+        <w:rPr>
+          <w:rFonts w:ascii="Times New Roman" w:hAnsi="Times New Roman" w:eastAsia="新細明體"/>
+          <w:b/>
+          <w:i w:val="0"/>
+          <w:sz w:val="24"/>
+        </w:rPr>
+        <w:t>第六節　對比較神學的意義</w:t>
+      </w:r>
+      <w:r>
+        <w:rPr>
+          <w:rFonts w:ascii="Times New Roman" w:hAnsi="Times New Roman" w:eastAsia="新細明體"/>
+          <w:b w:val="0"/>
+          <w:i w:val="0"/>
+          <w:sz w:val="24"/>
+        </w:rPr>
+        <w:t>：比較神學若以「歷史處境的相似」而非「教義命題的對應」作為比較單位，可以得到什麼？以第三至五章所得的四段結構為例，說明一種以歷史為基礎的比較神學的操作方式。</w:t>
+      </w:r>
+    </w:p>
+    <w:p>
+      <w:pPr>
+        <w:spacing w:line="360" w:lineRule="auto" w:after="120"/>
+        <w:ind w:firstLine="480"/>
+      </w:pPr>
+      <w:r>
+        <w:rPr>
+          <w:rFonts w:ascii="Times New Roman" w:hAnsi="Times New Roman" w:eastAsia="新細明體"/>
+          <w:b/>
+          <w:i w:val="0"/>
+          <w:sz w:val="24"/>
+        </w:rPr>
+        <w:t>第七節　「人間」作為空間場域</w:t>
+      </w:r>
+      <w:r>
+        <w:rPr>
+          <w:rFonts w:ascii="Times New Roman" w:hAnsi="Times New Roman" w:eastAsia="新細明體"/>
+          <w:b w:val="0"/>
+          <w:i w:val="0"/>
+          <w:sz w:val="24"/>
+        </w:rPr>
+        <w:t>：從史料中的護生、環境、動物與生態關懷出發，論證兩條系譜實際上都已把「人間」擴張為涵蓋非人受造物的場域，因而此一範式內在地具備超越人類中心主義的延伸能力。</w:t>
+      </w:r>
+    </w:p>
+    <w:p>
+      <w:pPr>
+        <w:spacing w:line="360" w:lineRule="auto" w:after="120"/>
+        <w:ind w:firstLine="480"/>
+      </w:pPr>
+      <w:r>
+        <w:rPr>
+          <w:rFonts w:ascii="Times New Roman" w:hAnsi="Times New Roman" w:eastAsia="新細明體"/>
+          <w:b/>
+          <w:i w:val="0"/>
+          <w:sz w:val="24"/>
+        </w:rPr>
+        <w:t>第八節　範式的限度與適用條件</w:t>
+      </w:r>
+      <w:r>
+        <w:rPr>
+          <w:rFonts w:ascii="Times New Roman" w:hAnsi="Times New Roman" w:eastAsia="新細明體"/>
+          <w:b w:val="0"/>
+          <w:i w:val="0"/>
+          <w:sz w:val="24"/>
+        </w:rPr>
+        <w:t>：本範式適用於何種條件下的宗教（有本源可資訴諸、有公共空間可資參與、有處境壓力可資回應）；不適用於何種情況；把台灣經驗普遍化時應有的保留。</w:t>
+      </w:r>
+    </w:p>
+    <w:p>
+      <w:pPr>
+        <w:pageBreakBefore w:val="0"/>
+        <w:spacing w:line="360" w:lineRule="auto" w:after="200" w:before="160"/>
+      </w:pPr>
+      <w:r>
+        <w:rPr>
+          <w:rFonts w:ascii="Times New Roman" w:hAnsi="Times New Roman" w:eastAsia="新細明體"/>
+          <w:b/>
+          <w:i w:val="0"/>
+          <w:sz w:val="26"/>
+        </w:rPr>
+        <w:t>第七章　結論</w:t>
+      </w:r>
+    </w:p>
+    <w:p>
+      <w:pPr>
+        <w:spacing w:line="360" w:lineRule="auto" w:after="120"/>
+        <w:ind w:firstLine="480"/>
+      </w:pPr>
+      <w:r>
+        <w:rPr>
+          <w:rFonts w:ascii="Times New Roman" w:hAnsi="Times New Roman" w:eastAsia="新細明體"/>
+          <w:b/>
+          <w:i w:val="0"/>
+          <w:sz w:val="24"/>
+        </w:rPr>
+        <w:t>第一節　歷史發現的總結</w:t>
+      </w:r>
+      <w:r>
+        <w:rPr>
+          <w:rFonts w:ascii="Times New Roman" w:hAnsi="Times New Roman" w:eastAsia="新細明體"/>
+          <w:b w:val="0"/>
+          <w:i w:val="0"/>
+          <w:sz w:val="24"/>
+        </w:rPr>
+        <w:t>：東亞近代宗教變革的共同源頭，與台灣佛教、基督教公共性生成的同構歷程。</w:t>
+      </w:r>
+    </w:p>
+    <w:p>
+      <w:pPr>
+        <w:spacing w:line="360" w:lineRule="auto" w:after="120"/>
+        <w:ind w:firstLine="480"/>
+      </w:pPr>
+      <w:r>
+        <w:rPr>
+          <w:rFonts w:ascii="Times New Roman" w:hAnsi="Times New Roman" w:eastAsia="新細明體"/>
+          <w:b/>
+          <w:i w:val="0"/>
+          <w:sz w:val="24"/>
+        </w:rPr>
+        <w:t>第二節　「人間宗教」範式的成立條件與理論位置</w:t>
+      </w:r>
+      <w:r>
+        <w:rPr>
+          <w:rFonts w:ascii="Times New Roman" w:hAnsi="Times New Roman" w:eastAsia="新細明體"/>
+          <w:b w:val="0"/>
+          <w:i w:val="0"/>
+          <w:sz w:val="24"/>
+        </w:rPr>
+        <w:t>：此範式在宗教學與比較神學中的位置，及其可檢驗性。</w:t>
+      </w:r>
+    </w:p>
+    <w:p>
+      <w:pPr>
+        <w:spacing w:line="360" w:lineRule="auto" w:after="120"/>
+        <w:ind w:firstLine="480"/>
+      </w:pPr>
+      <w:r>
+        <w:rPr>
+          <w:rFonts w:ascii="Times New Roman" w:hAnsi="Times New Roman" w:eastAsia="新細明體"/>
+          <w:b/>
+          <w:i w:val="0"/>
+          <w:sz w:val="24"/>
+        </w:rPr>
+        <w:t>第三節　未來研究方向</w:t>
+      </w:r>
+      <w:r>
+        <w:rPr>
+          <w:rFonts w:ascii="Times New Roman" w:hAnsi="Times New Roman" w:eastAsia="新細明體"/>
+          <w:b w:val="0"/>
+          <w:i w:val="0"/>
+          <w:sz w:val="24"/>
+        </w:rPr>
+        <w:t>：東亞其他個案（韓國民眾神學與圓佛教、日本入世佛教與無教會主義、越南入世佛教）的檢證；跨宗教公共倫理的可能形態。</w:t>
+      </w:r>
+    </w:p>
+    <w:p>
+      <w:pPr>
+        <w:pageBreakBefore w:val="0"/>
+        <w:spacing w:line="360" w:lineRule="auto" w:after="200" w:before="240"/>
+      </w:pPr>
+      <w:r>
+        <w:rPr>
+          <w:rFonts w:ascii="Times New Roman" w:hAnsi="Times New Roman" w:eastAsia="新細明體"/>
+          <w:b/>
+          <w:i w:val="0"/>
+          <w:sz w:val="28"/>
+        </w:rPr>
+        <w:t>五、研究時程</w:t>
+      </w:r>
+    </w:p>
+    <w:p>
+      <w:pPr>
+        <w:spacing w:line="360" w:lineRule="auto" w:after="120"/>
+        <w:ind w:firstLine="480"/>
+      </w:pPr>
+      <w:r>
+        <w:rPr>
+          <w:rFonts w:ascii="Times New Roman" w:hAnsi="Times New Roman" w:eastAsia="新細明體"/>
+          <w:b w:val="0"/>
+          <w:i w:val="0"/>
+          <w:sz w:val="24"/>
+        </w:rPr>
+        <w:t>本研究預定以四年完成，各年度工作重點如下。</w:t>
+      </w:r>
+    </w:p>
+    <w:p>
+      <w:pPr>
+        <w:spacing w:line="360" w:lineRule="auto" w:after="120"/>
+        <w:ind w:firstLine="480"/>
+      </w:pPr>
+      <w:r>
+        <w:rPr>
+          <w:rFonts w:ascii="Times New Roman" w:hAnsi="Times New Roman" w:eastAsia="新細明體"/>
+          <w:b/>
+          <w:i w:val="0"/>
+          <w:sz w:val="24"/>
+        </w:rPr>
+        <w:t>第一年（2026年9月–2027年7月）</w:t>
+      </w:r>
+      <w:r>
+        <w:rPr>
+          <w:rFonts w:ascii="Times New Roman" w:hAnsi="Times New Roman" w:eastAsia="新細明體"/>
+          <w:b w:val="0"/>
+          <w:i w:val="0"/>
+          <w:sz w:val="24"/>
+        </w:rPr>
+        <w:t>：確立研究架構與史料基礎。完成八位人物的著作編年目錄、七份教團刊物的篇目索引與兩組關鍵詞的概念史索引；完成第一章初稿、第二章定稿，並規劃口述歷史的受訪名單、訪綱與學術倫理程序。</w:t>
+      </w:r>
+    </w:p>
+    <w:p>
+      <w:pPr>
+        <w:spacing w:line="360" w:lineRule="auto" w:after="120"/>
+        <w:ind w:firstLine="480"/>
+      </w:pPr>
+      <w:r>
+        <w:rPr>
+          <w:rFonts w:ascii="Times New Roman" w:hAnsi="Times New Roman" w:eastAsia="新細明體"/>
+          <w:b/>
+          <w:i w:val="0"/>
+          <w:sz w:val="24"/>
+        </w:rPr>
+        <w:t>第二年（2027年8月–2028年7月）</w:t>
+      </w:r>
+      <w:r>
+        <w:rPr>
+          <w:rFonts w:ascii="Times New Roman" w:hAnsi="Times New Roman" w:eastAsia="新細明體"/>
+          <w:b w:val="0"/>
+          <w:i w:val="0"/>
+          <w:sz w:val="24"/>
+        </w:rPr>
+        <w:t>：完成第三章〈人間佛教在台灣的發展〉與第四章〈台灣長老教會的公共神學發展〉初稿；同步進行口述訪談與教團檔案的實地查閱（妙心寺、弘誓學團、台南神學院、台灣教會公報社、長老教會歷史檔案館）。</w:t>
+      </w:r>
+    </w:p>
+    <w:p>
+      <w:pPr>
+        <w:spacing w:line="360" w:lineRule="auto" w:after="120"/>
+        <w:ind w:firstLine="480"/>
+      </w:pPr>
+      <w:r>
+        <w:rPr>
+          <w:rFonts w:ascii="Times New Roman" w:hAnsi="Times New Roman" w:eastAsia="新細明體"/>
+          <w:b/>
+          <w:i w:val="0"/>
+          <w:sz w:val="24"/>
+        </w:rPr>
+        <w:t>第三年（2028年8月–2029年7月）</w:t>
+      </w:r>
+      <w:r>
+        <w:rPr>
+          <w:rFonts w:ascii="Times New Roman" w:hAnsi="Times New Roman" w:eastAsia="新細明體"/>
+          <w:b w:val="0"/>
+          <w:i w:val="0"/>
+          <w:sz w:val="24"/>
+        </w:rPr>
+        <w:t>：完成第五章的比較分析與第六章的「人間宗教」範式；補訪缺口，並就第五、六章各發表一篇學術論文。</w:t>
+      </w:r>
+    </w:p>
+    <w:p>
+      <w:pPr>
+        <w:spacing w:line="360" w:lineRule="auto" w:after="120"/>
+        <w:ind w:firstLine="480"/>
+      </w:pPr>
+      <w:r>
+        <w:rPr>
+          <w:rFonts w:ascii="Times New Roman" w:hAnsi="Times New Roman" w:eastAsia="新細明體"/>
+          <w:b/>
+          <w:i w:val="0"/>
+          <w:sz w:val="24"/>
+        </w:rPr>
+        <w:t>第四年（2029年8月–2030年7月）</w:t>
+      </w:r>
+      <w:r>
+        <w:rPr>
+          <w:rFonts w:ascii="Times New Roman" w:hAnsi="Times New Roman" w:eastAsia="新細明體"/>
+          <w:b w:val="0"/>
+          <w:i w:val="0"/>
+          <w:sz w:val="24"/>
+        </w:rPr>
+        <w:t>：完成第七章結論，全稿統整修訂，通過學位考試。</w:t>
+      </w:r>
+    </w:p>
+    <w:p>
+      <w:pPr>
+        <w:spacing w:line="360" w:lineRule="auto" w:after="120"/>
+        <w:ind w:firstLine="480"/>
+      </w:pPr>
+      <w:r>
+        <w:rPr>
+          <w:rFonts w:ascii="Times New Roman" w:hAnsi="Times New Roman" w:eastAsia="新細明體"/>
+          <w:b w:val="0"/>
+          <w:i w:val="0"/>
+          <w:sz w:val="24"/>
+        </w:rPr>
+        <w:t>未來十個月（2026年9月–2027年6月）的逐月工作項目另見附錄。</w:t>
+      </w:r>
+    </w:p>
+    <w:p>
+      <w:pPr>
+        <w:pageBreakBefore w:val="0"/>
+        <w:spacing w:line="360" w:lineRule="auto" w:after="200" w:before="240"/>
+      </w:pPr>
+      <w:r>
+        <w:rPr>
+          <w:rFonts w:ascii="Times New Roman" w:hAnsi="Times New Roman" w:eastAsia="新細明體"/>
+          <w:b/>
+          <w:i w:val="0"/>
+          <w:sz w:val="28"/>
+        </w:rPr>
+        <w:t>六、預期研究成果與貢獻</w:t>
+      </w:r>
+    </w:p>
+    <w:p>
+      <w:pPr>
+        <w:pageBreakBefore w:val="0"/>
+        <w:spacing w:line="360" w:lineRule="auto" w:after="200" w:before="160"/>
+      </w:pPr>
+      <w:r>
+        <w:rPr>
+          <w:rFonts w:ascii="Times New Roman" w:hAnsi="Times New Roman" w:eastAsia="新細明體"/>
+          <w:b/>
+          <w:i w:val="0"/>
+          <w:sz w:val="26"/>
+        </w:rPr>
+        <w:t>（一）史學貢獻：兩段歷史的接合與兩條線索的補白</w:t>
+      </w:r>
+    </w:p>
+    <w:p>
+      <w:pPr>
+        <w:spacing w:line="360" w:lineRule="auto" w:after="120"/>
+        <w:ind w:firstLine="480"/>
+      </w:pPr>
+      <w:r>
+        <w:rPr>
+          <w:rFonts w:ascii="Times New Roman" w:hAnsi="Times New Roman" w:eastAsia="新細明體"/>
+          <w:b w:val="0"/>
+          <w:i w:val="0"/>
+          <w:sz w:val="24"/>
+        </w:rPr>
+        <w:t>本研究預期完成的第一件事，是把台灣佛教史與台灣基督教史這兩段一向分開講述的歷史，放在同一個問題（公共性與人間性的生成）之下接合起來，並以四地比較的東亞背景為之定位。其次，在史實層面補足兩條研究薄弱的線索：</w:t>
+      </w:r>
+      <w:r>
+        <w:rPr>
+          <w:rFonts w:ascii="Times New Roman" w:hAnsi="Times New Roman" w:eastAsia="新細明體"/>
+          <w:b/>
+          <w:i w:val="0"/>
+          <w:sz w:val="24"/>
+        </w:rPr>
+        <w:t>傳道法師與妙心寺一系</w:t>
+      </w:r>
+      <w:r>
+        <w:rPr>
+          <w:rFonts w:ascii="Times New Roman" w:hAnsi="Times New Roman" w:eastAsia="新細明體"/>
+          <w:b w:val="0"/>
+          <w:i w:val="0"/>
+          <w:sz w:val="24"/>
+        </w:rPr>
+        <w:t>在人間佛教落地過程中的位置，以及</w:t>
+      </w:r>
+      <w:r>
+        <w:rPr>
+          <w:rFonts w:ascii="Times New Roman" w:hAnsi="Times New Roman" w:eastAsia="新細明體"/>
+          <w:b/>
+          <w:i w:val="0"/>
+          <w:sz w:val="24"/>
+        </w:rPr>
+        <w:t>王憲治與台灣鄉土神學</w:t>
+      </w:r>
+      <w:r>
+        <w:rPr>
+          <w:rFonts w:ascii="Times New Roman" w:hAnsi="Times New Roman" w:eastAsia="新細明體"/>
+          <w:b w:val="0"/>
+          <w:i w:val="0"/>
+          <w:sz w:val="24"/>
+        </w:rPr>
+        <w:t>在本土神學系譜中的中介角色。這兩項補白本身即具獨立的學術價值。</w:t>
+      </w:r>
+    </w:p>
+    <w:p>
+      <w:pPr>
+        <w:pageBreakBefore w:val="0"/>
+        <w:spacing w:line="360" w:lineRule="auto" w:after="200" w:before="160"/>
+      </w:pPr>
+      <w:r>
+        <w:rPr>
+          <w:rFonts w:ascii="Times New Roman" w:hAnsi="Times New Roman" w:eastAsia="新細明體"/>
+          <w:b/>
+          <w:i w:val="0"/>
+          <w:sz w:val="26"/>
+        </w:rPr>
+        <w:t>（二）方法貢獻：以歷史經驗為基礎的宗教比較</w:t>
+      </w:r>
+    </w:p>
+    <w:p>
+      <w:pPr>
+        <w:spacing w:line="360" w:lineRule="auto" w:after="120"/>
+        <w:ind w:firstLine="480"/>
+      </w:pPr>
+      <w:r>
+        <w:rPr>
+          <w:rFonts w:ascii="Times New Roman" w:hAnsi="Times New Roman" w:eastAsia="新細明體"/>
+          <w:b w:val="0"/>
+          <w:i w:val="0"/>
+          <w:sz w:val="24"/>
+        </w:rPr>
+        <w:t>本研究示範一種操作程序：先以宗教史的比較建立歷史範式，再據以檢討既有理論。相對於「以理論框架收編個案」的常見做法，此一程序把理論的正當性建立在史料之上，因而對於被比較的各宗教而言，其主體性的折損最小。此一程序若成立，可推廣至東亞其他個案（韓國民眾神學與圓佛教、日本的入世佛教與無教會主義、越南的入世佛教）。</w:t>
+      </w:r>
+    </w:p>
+    <w:p>
+      <w:pPr>
+        <w:pageBreakBefore w:val="0"/>
+        <w:spacing w:line="360" w:lineRule="auto" w:after="200" w:before="160"/>
+      </w:pPr>
+      <w:r>
+        <w:rPr>
+          <w:rFonts w:ascii="Times New Roman" w:hAnsi="Times New Roman" w:eastAsia="新細明體"/>
+          <w:b/>
+          <w:i w:val="0"/>
+          <w:sz w:val="26"/>
+        </w:rPr>
+        <w:t>（三）理論貢獻：「人間宗教」作為一個經歷史檢證的範式</w:t>
+      </w:r>
+    </w:p>
+    <w:p>
+      <w:pPr>
+        <w:spacing w:line="360" w:lineRule="auto" w:after="120"/>
+        <w:ind w:firstLine="480"/>
+      </w:pPr>
+      <w:r>
+        <w:rPr>
+          <w:rFonts w:ascii="Times New Roman" w:hAnsi="Times New Roman" w:eastAsia="新細明體"/>
           <w:b w:val="0"/>
           <w:i w:val="0"/>
           <w:sz w:val="24"/>
         </w:rPr>
         <w:t>本研究預期提出的「人間宗教」，與過去以「宗教對話理論」形式出現的各種主張不同之處在於：它不是一項應然的倡議，而是對一段已發生之歷史的歸納。其可檢驗性即在於此——它可以被更多的歷史個案支持或否證。就當代處境而言，此一範式對於兩個現實問題具有參考價值：面對生態與動物倫理等跨越信仰界線的議題時，各宗教如何在不放棄自身傳統的前提下共同行動；以及面對宗教在公共領域中日益兩極化的處境時，是否存在一條既保有神聖向度、又具備自我改革能力的路徑。</w:t>
+      </w:r>
+    </w:p>
+    <w:p>
+      <w:pPr>
+        <w:pageBreakBefore w:val="0"/>
+        <w:spacing w:line="360" w:lineRule="auto" w:after="200" w:before="240"/>
+      </w:pPr>
+      <w:r>
+        <w:rPr>
+          <w:rFonts w:ascii="Times New Roman" w:hAnsi="Times New Roman" w:eastAsia="新細明體"/>
+          <w:b/>
+          <w:i w:val="0"/>
+          <w:sz w:val="28"/>
+        </w:rPr>
+        <w:t>七、結論</w:t>
+      </w:r>
+    </w:p>
+    <w:p>
+      <w:pPr>
+        <w:spacing w:line="360" w:lineRule="auto" w:after="120"/>
+        <w:ind w:firstLine="480"/>
+      </w:pPr>
+      <w:r>
+        <w:rPr>
+          <w:rFonts w:ascii="Times New Roman" w:hAnsi="Times New Roman" w:eastAsia="新細明體"/>
+          <w:b w:val="0"/>
+          <w:i w:val="0"/>
+          <w:sz w:val="24"/>
+        </w:rPr>
+        <w:t>本計畫主張：台灣佛教的人間性與台灣基督教的公共性，不是兩套各自發展、偶然相似的教義主張，而是同一段歷史處境下的兩種回應。它們共有一個可考的源頭——一九二〇年代前後東亞各地宗教在近代國家整編與殖民處境下的存亡危機；也共有一個可考的轉向——把救贖的重心從彼岸移向此岸、從個人移向社會。</w:t>
+      </w:r>
+    </w:p>
+    <w:p>
+      <w:pPr>
+        <w:spacing w:line="360" w:lineRule="auto" w:after="120"/>
+        <w:ind w:firstLine="480"/>
+      </w:pPr>
+      <w:r>
+        <w:rPr>
+          <w:rFonts w:ascii="Times New Roman" w:hAnsi="Times New Roman" w:eastAsia="新細明體"/>
+          <w:b w:val="0"/>
+          <w:i w:val="0"/>
+          <w:sz w:val="24"/>
+        </w:rPr>
+        <w:t>因此本研究的做法是先史後論：以太虛、印順、傳道、昭慧與黃彰輝、宋泉盛、王憲治、黃伯和兩條系譜為軸，重建這一轉向的實際歷程，再據以歸納「人間宗教」這一範式，並回頭檢討宗教學與比較神學既有的解釋框架。範式的正當性建立在史料之上，而非建立在理論的自我宣稱之上；也因此它是可檢驗的——可以被更多的歷史個案支持或否證。</w:t>
+      </w:r>
+    </w:p>
+    <w:p>
+      <w:pPr>
+        <w:spacing w:line="360" w:lineRule="auto" w:after="120"/>
+        <w:ind w:firstLine="480"/>
+      </w:pPr>
+      <w:r>
+        <w:rPr>
+          <w:rFonts w:ascii="Times New Roman" w:hAnsi="Times New Roman" w:eastAsia="新細明體"/>
+          <w:b w:val="0"/>
+          <w:i w:val="0"/>
+          <w:sz w:val="24"/>
+        </w:rPr>
+        <w:t>若此一構想成立，它的意義不止於補上一段被分開講述的歷史。在生態、動物倫理、人權等跨越信仰界線的當代議題上，它提供一個以歷史經驗為依據的合作基礎：各宗教毋須放棄自身傳統，即可在「人間」這一共同關切上同行。</w:t>
       </w:r>
     </w:p>
     <w:p>
@@ -2203,7 +3721,2527 @@
           <w:i w:val="0"/>
           <w:sz w:val="28"/>
         </w:rPr>
-        <w:t>論文大綱草案</w:t>
+        <w:t>參考書目</w:t>
+      </w:r>
+    </w:p>
+    <w:p>
+      <w:pPr>
+        <w:pageBreakBefore w:val="0"/>
+        <w:spacing w:line="360" w:lineRule="auto" w:after="200" w:before="160"/>
+      </w:pPr>
+      <w:r>
+        <w:rPr>
+          <w:rFonts w:ascii="Times New Roman" w:hAnsi="Times New Roman" w:eastAsia="新細明體"/>
+          <w:b/>
+          <w:i w:val="0"/>
+          <w:sz w:val="26"/>
+        </w:rPr>
+        <w:t>一、史料與原典</w:t>
+      </w:r>
+    </w:p>
+    <w:p>
+      <w:pPr>
+        <w:pageBreakBefore w:val="0"/>
+        <w:spacing w:line="360" w:lineRule="auto" w:after="200" w:before="160"/>
+      </w:pPr>
+      <w:r>
+        <w:rPr>
+          <w:rFonts w:ascii="Times New Roman" w:hAnsi="Times New Roman" w:eastAsia="新細明體"/>
+          <w:b/>
+          <w:i w:val="0"/>
+          <w:sz w:val="24"/>
+        </w:rPr>
+        <w:t>（一）佛教</w:t>
+      </w:r>
+    </w:p>
+    <w:p>
+      <w:pPr>
+        <w:spacing w:line="360" w:lineRule="auto" w:after="80"/>
+        <w:ind w:left="482" w:hanging="482"/>
+      </w:pPr>
+      <w:r>
+        <w:rPr>
+          <w:rFonts w:ascii="Times New Roman" w:hAnsi="Times New Roman" w:eastAsia="新細明體"/>
+          <w:b w:val="0"/>
+          <w:i w:val="0"/>
+          <w:sz w:val="24"/>
+        </w:rPr>
+        <w:t>釋太虛（1980）。《太虛大師全書》（全二十編）。台北：善導寺佛經流通處。</w:t>
+      </w:r>
+    </w:p>
+    <w:p>
+      <w:pPr>
+        <w:spacing w:line="360" w:lineRule="auto" w:after="80"/>
+        <w:ind w:left="482" w:hanging="482"/>
+      </w:pPr>
+      <w:r>
+        <w:rPr>
+          <w:rFonts w:ascii="Times New Roman" w:hAnsi="Times New Roman" w:eastAsia="新細明體"/>
+          <w:b w:val="0"/>
+          <w:i w:val="0"/>
+          <w:sz w:val="24"/>
+        </w:rPr>
+        <w:t>釋印順（1988）。《印度之佛教》。新竹：正聞出版社。</w:t>
+      </w:r>
+    </w:p>
+    <w:p>
+      <w:pPr>
+        <w:spacing w:line="360" w:lineRule="auto" w:after="80"/>
+        <w:ind w:left="482" w:hanging="482"/>
+      </w:pPr>
+      <w:r>
+        <w:rPr>
+          <w:rFonts w:ascii="Times New Roman" w:hAnsi="Times New Roman" w:eastAsia="新細明體"/>
+          <w:b w:val="0"/>
+          <w:i w:val="0"/>
+          <w:sz w:val="24"/>
+        </w:rPr>
+        <w:t>釋印順（1992）。《說一切有部為主的論書與論師之研究》。新竹：正聞出版社。</w:t>
+      </w:r>
+    </w:p>
+    <w:p>
+      <w:pPr>
+        <w:spacing w:line="360" w:lineRule="auto" w:after="80"/>
+        <w:ind w:left="482" w:hanging="482"/>
+      </w:pPr>
+      <w:r>
+        <w:rPr>
+          <w:rFonts w:ascii="Times New Roman" w:hAnsi="Times New Roman" w:eastAsia="新細明體"/>
+          <w:b w:val="0"/>
+          <w:i w:val="0"/>
+          <w:sz w:val="24"/>
+        </w:rPr>
+        <w:t>釋印順（1993）。《印度佛教思想史》。新竹：正聞出版社。</w:t>
+      </w:r>
+    </w:p>
+    <w:p>
+      <w:pPr>
+        <w:spacing w:line="360" w:lineRule="auto" w:after="80"/>
+        <w:ind w:left="482" w:hanging="482"/>
+      </w:pPr>
+      <w:r>
+        <w:rPr>
+          <w:rFonts w:ascii="Times New Roman" w:hAnsi="Times New Roman" w:eastAsia="新細明體"/>
+          <w:b w:val="0"/>
+          <w:i w:val="0"/>
+          <w:sz w:val="24"/>
+        </w:rPr>
+        <w:t>釋印順（1993）。《初期大乘佛教之起源與開展》。新竹：正聞出版社。</w:t>
+      </w:r>
+    </w:p>
+    <w:p>
+      <w:pPr>
+        <w:spacing w:line="360" w:lineRule="auto" w:after="80"/>
+        <w:ind w:left="482" w:hanging="482"/>
+      </w:pPr>
+      <w:r>
+        <w:rPr>
+          <w:rFonts w:ascii="Times New Roman" w:hAnsi="Times New Roman" w:eastAsia="新細明體"/>
+          <w:b w:val="0"/>
+          <w:i w:val="0"/>
+          <w:sz w:val="24"/>
+        </w:rPr>
+        <w:t>釋印順（1993）。《華雨集》（全五冊）。新竹：正聞出版社。</w:t>
+      </w:r>
+    </w:p>
+    <w:p>
+      <w:pPr>
+        <w:spacing w:line="360" w:lineRule="auto" w:after="80"/>
+        <w:ind w:left="482" w:hanging="482"/>
+      </w:pPr>
+      <w:r>
+        <w:rPr>
+          <w:rFonts w:ascii="Times New Roman" w:hAnsi="Times New Roman" w:eastAsia="新細明體"/>
+          <w:b w:val="0"/>
+          <w:i w:val="0"/>
+          <w:sz w:val="24"/>
+        </w:rPr>
+        <w:t>釋印順（1994）。《原始佛教聖典之集成》。新竹：正聞出版社。</w:t>
+      </w:r>
+    </w:p>
+    <w:p>
+      <w:pPr>
+        <w:spacing w:line="360" w:lineRule="auto" w:after="80"/>
+        <w:ind w:left="482" w:hanging="482"/>
+      </w:pPr>
+      <w:r>
+        <w:rPr>
+          <w:rFonts w:ascii="Times New Roman" w:hAnsi="Times New Roman" w:eastAsia="新細明體"/>
+          <w:b w:val="0"/>
+          <w:i w:val="0"/>
+          <w:sz w:val="24"/>
+        </w:rPr>
+        <w:t>釋印順（2000）。《太虛大師年譜》。新竹：正聞出版社。</w:t>
+      </w:r>
+    </w:p>
+    <w:p>
+      <w:pPr>
+        <w:spacing w:line="360" w:lineRule="auto" w:after="80"/>
+        <w:ind w:left="482" w:hanging="482"/>
+      </w:pPr>
+      <w:r>
+        <w:rPr>
+          <w:rFonts w:ascii="Times New Roman" w:hAnsi="Times New Roman" w:eastAsia="新細明體"/>
+          <w:b w:val="0"/>
+          <w:i w:val="0"/>
+          <w:sz w:val="24"/>
+        </w:rPr>
+        <w:t>釋印順（2000）。《佛在人間》。新竹：正聞出版社。</w:t>
+      </w:r>
+    </w:p>
+    <w:p>
+      <w:pPr>
+        <w:spacing w:line="360" w:lineRule="auto" w:after="80"/>
+        <w:ind w:left="482" w:hanging="482"/>
+      </w:pPr>
+      <w:r>
+        <w:rPr>
+          <w:rFonts w:ascii="Times New Roman" w:hAnsi="Times New Roman" w:eastAsia="新細明體"/>
+          <w:b w:val="0"/>
+          <w:i w:val="0"/>
+          <w:sz w:val="24"/>
+        </w:rPr>
+        <w:t>釋印順（2000）。《佛法概論》。新竹：正聞出版社。</w:t>
+      </w:r>
+    </w:p>
+    <w:p>
+      <w:pPr>
+        <w:spacing w:line="360" w:lineRule="auto" w:after="80"/>
+        <w:ind w:left="482" w:hanging="482"/>
+      </w:pPr>
+      <w:r>
+        <w:rPr>
+          <w:rFonts w:ascii="Times New Roman" w:hAnsi="Times New Roman" w:eastAsia="新細明體"/>
+          <w:b w:val="0"/>
+          <w:i w:val="0"/>
+          <w:sz w:val="24"/>
+        </w:rPr>
+        <w:t>釋印順（2000）。《我之宗教觀》（收錄於《妙雲集》下篇）。新竹：正聞出版社。</w:t>
+      </w:r>
+    </w:p>
+    <w:p>
+      <w:pPr>
+        <w:spacing w:line="360" w:lineRule="auto" w:after="80"/>
+        <w:ind w:left="482" w:hanging="482"/>
+      </w:pPr>
+      <w:r>
+        <w:rPr>
+          <w:rFonts w:ascii="Times New Roman" w:hAnsi="Times New Roman" w:eastAsia="新細明體"/>
+          <w:b w:val="0"/>
+          <w:i w:val="0"/>
+          <w:sz w:val="24"/>
+        </w:rPr>
+        <w:t>釋印順（2000）。《青年的佛教》。新竹：正聞出版社。</w:t>
+      </w:r>
+    </w:p>
+    <w:p>
+      <w:pPr>
+        <w:spacing w:line="360" w:lineRule="auto" w:after="80"/>
+        <w:ind w:left="482" w:hanging="482"/>
+      </w:pPr>
+      <w:r>
+        <w:rPr>
+          <w:rFonts w:ascii="Times New Roman" w:hAnsi="Times New Roman" w:eastAsia="新細明體"/>
+          <w:b w:val="0"/>
+          <w:i w:val="0"/>
+          <w:sz w:val="24"/>
+        </w:rPr>
+        <w:t>釋印順（2000）。《教制教典與教學》。新竹：正聞出版社。</w:t>
+      </w:r>
+    </w:p>
+    <w:p>
+      <w:pPr>
+        <w:spacing w:line="360" w:lineRule="auto" w:after="80"/>
+        <w:ind w:left="482" w:hanging="482"/>
+      </w:pPr>
+      <w:r>
+        <w:rPr>
+          <w:rFonts w:ascii="Times New Roman" w:hAnsi="Times New Roman" w:eastAsia="新細明體"/>
+          <w:b w:val="0"/>
+          <w:i w:val="0"/>
+          <w:sz w:val="24"/>
+        </w:rPr>
+        <w:t>釋印順（2000）。《成佛之道》。新竹：正聞出版社。</w:t>
+      </w:r>
+    </w:p>
+    <w:p>
+      <w:pPr>
+        <w:spacing w:line="360" w:lineRule="auto" w:after="80"/>
+        <w:ind w:left="482" w:hanging="482"/>
+      </w:pPr>
+      <w:r>
+        <w:rPr>
+          <w:rFonts w:ascii="Times New Roman" w:hAnsi="Times New Roman" w:eastAsia="新細明體"/>
+          <w:b w:val="0"/>
+          <w:i w:val="0"/>
+          <w:sz w:val="24"/>
+        </w:rPr>
+        <w:t>釋印順（2011）。《平凡的一生》（重訂本）。新竹：正聞出版社。</w:t>
+      </w:r>
+    </w:p>
+    <w:p>
+      <w:pPr>
+        <w:spacing w:line="360" w:lineRule="auto" w:after="80"/>
+        <w:ind w:left="482" w:hanging="482"/>
+      </w:pPr>
+      <w:r>
+        <w:rPr>
+          <w:rFonts w:ascii="Times New Roman" w:hAnsi="Times New Roman" w:eastAsia="新細明體"/>
+          <w:b w:val="0"/>
+          <w:i w:val="0"/>
+          <w:sz w:val="24"/>
+        </w:rPr>
+        <w:t>釋傳道（2001）。《印順導師與人間佛教》。台南：中華佛教百科文獻基金會。</w:t>
+      </w:r>
+    </w:p>
+    <w:p>
+      <w:pPr>
+        <w:spacing w:line="360" w:lineRule="auto" w:after="80"/>
+        <w:ind w:left="482" w:hanging="482"/>
+      </w:pPr>
+      <w:r>
+        <w:rPr>
+          <w:rFonts w:ascii="Times New Roman" w:hAnsi="Times New Roman" w:eastAsia="新細明體"/>
+          <w:b w:val="0"/>
+          <w:i w:val="0"/>
+          <w:sz w:val="24"/>
+        </w:rPr>
+        <w:t>釋傳道（2017）。《法句經講記（三）》。台南：中華佛教百科文獻基金會。</w:t>
+      </w:r>
+    </w:p>
+    <w:p>
+      <w:pPr>
+        <w:spacing w:line="360" w:lineRule="auto" w:after="80"/>
+        <w:ind w:left="482" w:hanging="482"/>
+      </w:pPr>
+      <w:r>
+        <w:rPr>
+          <w:rFonts w:ascii="Times New Roman" w:hAnsi="Times New Roman" w:eastAsia="新細明體"/>
+          <w:b w:val="0"/>
+          <w:i w:val="0"/>
+          <w:sz w:val="24"/>
+        </w:rPr>
+        <w:t>釋傳道（1997）。〈太虛大師對僧伽教育的貢獻〉。《妙心雜誌》，(16)，2-4。</w:t>
+      </w:r>
+    </w:p>
+    <w:p>
+      <w:pPr>
+        <w:spacing w:line="360" w:lineRule="auto" w:after="80"/>
+        <w:ind w:left="482" w:hanging="482"/>
+      </w:pPr>
+      <w:r>
+        <w:rPr>
+          <w:rFonts w:ascii="Times New Roman" w:hAnsi="Times New Roman" w:eastAsia="新細明體"/>
+          <w:b w:val="0"/>
+          <w:i w:val="0"/>
+          <w:sz w:val="24"/>
+        </w:rPr>
+        <w:t>釋傳道、伍麗滿（2005）。〈印順導師「人間佛教思想」之實踐——以妙心寺為例〉。載於玄奘大學宗教學系（編），《第六屆「印順導師思想之理論與實踐」學術會議論文集》。新竹：玄奘大學宗教學系。</w:t>
+      </w:r>
+    </w:p>
+    <w:p>
+      <w:pPr>
+        <w:spacing w:line="360" w:lineRule="auto" w:after="80"/>
+        <w:ind w:left="482" w:hanging="482"/>
+      </w:pPr>
+      <w:r>
+        <w:rPr>
+          <w:rFonts w:ascii="Times New Roman" w:hAnsi="Times New Roman" w:eastAsia="新細明體"/>
+          <w:b w:val="0"/>
+          <w:i w:val="0"/>
+          <w:sz w:val="24"/>
+        </w:rPr>
+        <w:t>釋昭慧（1995）。《佛教倫理學》。台北：法界出版社。</w:t>
+      </w:r>
+    </w:p>
+    <w:p>
+      <w:pPr>
+        <w:spacing w:line="360" w:lineRule="auto" w:after="80"/>
+        <w:ind w:left="482" w:hanging="482"/>
+      </w:pPr>
+      <w:r>
+        <w:rPr>
+          <w:rFonts w:ascii="Times New Roman" w:hAnsi="Times New Roman" w:eastAsia="新細明體"/>
+          <w:b w:val="0"/>
+          <w:i w:val="0"/>
+          <w:sz w:val="24"/>
+        </w:rPr>
+        <w:t>釋昭慧（1995）。《願同弱少抗強權》。台北：法界出版社。</w:t>
+      </w:r>
+    </w:p>
+    <w:p>
+      <w:pPr>
+        <w:spacing w:line="360" w:lineRule="auto" w:after="80"/>
+        <w:ind w:left="482" w:hanging="482"/>
+      </w:pPr>
+      <w:r>
+        <w:rPr>
+          <w:rFonts w:ascii="Times New Roman" w:hAnsi="Times New Roman" w:eastAsia="新細明體"/>
+          <w:b w:val="0"/>
+          <w:i w:val="0"/>
+          <w:sz w:val="24"/>
+        </w:rPr>
+        <w:t>釋昭慧（1999）。《律學今詮》。台北：法界出版社。</w:t>
+      </w:r>
+    </w:p>
+    <w:p>
+      <w:pPr>
+        <w:spacing w:line="360" w:lineRule="auto" w:after="80"/>
+        <w:ind w:left="482" w:hanging="482"/>
+      </w:pPr>
+      <w:r>
+        <w:rPr>
+          <w:rFonts w:ascii="Times New Roman" w:hAnsi="Times New Roman" w:eastAsia="新細明體"/>
+          <w:b w:val="0"/>
+          <w:i w:val="0"/>
+          <w:sz w:val="24"/>
+        </w:rPr>
+        <w:t>釋昭慧（2001）。《千載沉吟——新世紀的佛教女性思維》。台北：法界出版社。</w:t>
+      </w:r>
+    </w:p>
+    <w:p>
+      <w:pPr>
+        <w:spacing w:line="360" w:lineRule="auto" w:after="80"/>
+        <w:ind w:left="482" w:hanging="482"/>
+      </w:pPr>
+      <w:r>
+        <w:rPr>
+          <w:rFonts w:ascii="Times New Roman" w:hAnsi="Times New Roman" w:eastAsia="新細明體"/>
+          <w:b w:val="0"/>
+          <w:i w:val="0"/>
+          <w:sz w:val="24"/>
+        </w:rPr>
+        <w:t>釋昭慧（2003）。《佛教規範倫理學》。台北：法界出版社。</w:t>
+      </w:r>
+    </w:p>
+    <w:p>
+      <w:pPr>
+        <w:spacing w:line="360" w:lineRule="auto" w:after="80"/>
+        <w:ind w:left="482" w:hanging="482"/>
+      </w:pPr>
+      <w:r>
+        <w:rPr>
+          <w:rFonts w:ascii="Times New Roman" w:hAnsi="Times New Roman" w:eastAsia="新細明體"/>
+          <w:b w:val="0"/>
+          <w:i w:val="0"/>
+          <w:sz w:val="24"/>
+        </w:rPr>
+        <w:t>釋昭慧（2008）。《佛教後設倫理學》。台北：法界出版社。</w:t>
+      </w:r>
+    </w:p>
+    <w:p>
+      <w:pPr>
+        <w:spacing w:line="360" w:lineRule="auto" w:after="80"/>
+        <w:ind w:left="482" w:hanging="482"/>
+      </w:pPr>
+      <w:r>
+        <w:rPr>
+          <w:rFonts w:ascii="Times New Roman" w:hAnsi="Times New Roman" w:eastAsia="新細明體"/>
+          <w:b w:val="0"/>
+          <w:i w:val="0"/>
+          <w:sz w:val="24"/>
+        </w:rPr>
+        <w:t>釋昭慧（2009）。《法與律之深層探索》。台北：法界出版社。</w:t>
+      </w:r>
+    </w:p>
+    <w:p>
+      <w:pPr>
+        <w:spacing w:line="360" w:lineRule="auto" w:after="80"/>
+        <w:ind w:left="482" w:hanging="482"/>
+      </w:pPr>
+      <w:r>
+        <w:rPr>
+          <w:rFonts w:ascii="Times New Roman" w:hAnsi="Times New Roman" w:eastAsia="新細明體"/>
+          <w:b w:val="0"/>
+          <w:i w:val="0"/>
+          <w:sz w:val="24"/>
+        </w:rPr>
+        <w:t>釋昭慧（2022）。《生命倫理與環境倫理——倫理抉擇的中道智慧(一)》。桃園：法界出版社。</w:t>
+      </w:r>
+    </w:p>
+    <w:p>
+      <w:pPr>
+        <w:spacing w:line="360" w:lineRule="auto" w:after="80"/>
+        <w:ind w:left="482" w:hanging="482"/>
+      </w:pPr>
+      <w:r>
+        <w:rPr>
+          <w:rFonts w:ascii="Times New Roman" w:hAnsi="Times New Roman" w:eastAsia="新細明體"/>
+          <w:b w:val="0"/>
+          <w:i w:val="0"/>
+          <w:sz w:val="24"/>
+        </w:rPr>
+        <w:t>釋昭慧（2022）。《性別倫理與社會關懷——倫理抉擇的中道智慧(二)》。桃園：法界出版社。</w:t>
+      </w:r>
+    </w:p>
+    <w:p>
+      <w:pPr>
+        <w:spacing w:line="360" w:lineRule="auto" w:after="80"/>
+        <w:ind w:left="482" w:hanging="482"/>
+      </w:pPr>
+      <w:r>
+        <w:rPr>
+          <w:rFonts w:ascii="Times New Roman" w:hAnsi="Times New Roman" w:eastAsia="新細明體"/>
+          <w:b w:val="0"/>
+          <w:i w:val="0"/>
+          <w:sz w:val="24"/>
+        </w:rPr>
+        <w:t>釋昭慧（2023）。《令梵行久住——僧制與戒規之當代詮釋》。桃園：法界出版社。</w:t>
+      </w:r>
+    </w:p>
+    <w:p>
+      <w:pPr>
+        <w:spacing w:line="360" w:lineRule="auto" w:after="80"/>
+        <w:ind w:left="482" w:hanging="482"/>
+      </w:pPr>
+      <w:r>
+        <w:rPr>
+          <w:rFonts w:ascii="Times New Roman" w:hAnsi="Times New Roman" w:eastAsia="新細明體"/>
+          <w:b w:val="0"/>
+          <w:i w:val="0"/>
+          <w:sz w:val="24"/>
+        </w:rPr>
+        <w:t>釋昭慧、江燦騰編（2002）。《世紀新聲：當代台灣佛教的入世與出世之爭》。台北：法界出版社。</w:t>
+      </w:r>
+    </w:p>
+    <w:p>
+      <w:pPr>
+        <w:spacing w:line="360" w:lineRule="auto" w:after="80"/>
+        <w:ind w:left="482" w:hanging="482"/>
+      </w:pPr>
+      <w:r>
+        <w:rPr>
+          <w:rFonts w:ascii="Times New Roman" w:hAnsi="Times New Roman" w:eastAsia="新細明體"/>
+          <w:b w:val="0"/>
+          <w:i w:val="0"/>
+          <w:sz w:val="24"/>
+        </w:rPr>
+        <w:t>釋性廣（2001）。《人間佛教禪法及其當代實踐：印順導師禪學思想研究》。台北：法界出版社。</w:t>
+      </w:r>
+    </w:p>
+    <w:p>
+      <w:pPr>
+        <w:spacing w:line="360" w:lineRule="auto" w:after="80"/>
+        <w:ind w:left="482" w:hanging="482"/>
+      </w:pPr>
+      <w:r>
+        <w:rPr>
+          <w:rFonts w:ascii="Times New Roman" w:hAnsi="Times New Roman" w:eastAsia="新細明體"/>
+          <w:b w:val="0"/>
+          <w:i w:val="0"/>
+          <w:sz w:val="24"/>
+        </w:rPr>
+        <w:t>闞正宗、卓遵宏、侯坤宏訪問（2007）。《人間佛教的理論與實踐——傳道法師訪談錄》。台北：國史館。</w:t>
+      </w:r>
+    </w:p>
+    <w:p>
+      <w:pPr>
+        <w:spacing w:line="360" w:lineRule="auto" w:after="80"/>
+        <w:ind w:left="482" w:hanging="482"/>
+      </w:pPr>
+      <w:r>
+        <w:rPr>
+          <w:rFonts w:ascii="Times New Roman" w:hAnsi="Times New Roman" w:eastAsia="新細明體"/>
+          <w:b w:val="0"/>
+          <w:i w:val="0"/>
+          <w:sz w:val="24"/>
+        </w:rPr>
+        <w:t>釋昭慧口述，侯坤宏、卓遵宏訪問（2017）。《浩蕩赴前程：昭慧法師訪談錄》。桃園：法界出版社。</w:t>
+      </w:r>
+    </w:p>
+    <w:p>
+      <w:pPr>
+        <w:spacing w:line="360" w:lineRule="auto" w:after="80"/>
+        <w:ind w:left="482" w:hanging="482"/>
+      </w:pPr>
+      <w:r>
+        <w:rPr>
+          <w:rFonts w:ascii="Times New Roman" w:hAnsi="Times New Roman" w:eastAsia="新細明體"/>
+          <w:b w:val="0"/>
+          <w:i w:val="0"/>
+          <w:sz w:val="24"/>
+        </w:rPr>
+        <w:t>《妙心雜誌》（台南：妙心寺，1993–）。</w:t>
+      </w:r>
+    </w:p>
+    <w:p>
+      <w:pPr>
+        <w:spacing w:line="360" w:lineRule="auto" w:after="80"/>
+        <w:ind w:left="482" w:hanging="482"/>
+      </w:pPr>
+      <w:r>
+        <w:rPr>
+          <w:rFonts w:ascii="Times New Roman" w:hAnsi="Times New Roman" w:eastAsia="新細明體"/>
+          <w:b w:val="0"/>
+          <w:i w:val="0"/>
+          <w:sz w:val="24"/>
+        </w:rPr>
+        <w:t>《弘誓雙月刊》（桃園：佛教弘誓學院，1993–）。</w:t>
+      </w:r>
+    </w:p>
+    <w:p>
+      <w:pPr>
+        <w:spacing w:line="360" w:lineRule="auto" w:after="80"/>
+        <w:ind w:left="482" w:hanging="482"/>
+      </w:pPr>
+      <w:r>
+        <w:rPr>
+          <w:rFonts w:ascii="Times New Roman" w:hAnsi="Times New Roman" w:eastAsia="新細明體"/>
+          <w:b w:val="0"/>
+          <w:i w:val="0"/>
+          <w:sz w:val="24"/>
+        </w:rPr>
+        <w:t>《法印學報》（桃園：佛教弘誓學院，2011–）。</w:t>
+      </w:r>
+    </w:p>
+    <w:p>
+      <w:pPr>
+        <w:pageBreakBefore w:val="0"/>
+        <w:spacing w:line="360" w:lineRule="auto" w:after="200" w:before="160"/>
+      </w:pPr>
+      <w:r>
+        <w:rPr>
+          <w:rFonts w:ascii="Times New Roman" w:hAnsi="Times New Roman" w:eastAsia="新細明體"/>
+          <w:b/>
+          <w:i w:val="0"/>
+          <w:sz w:val="24"/>
+        </w:rPr>
+        <w:t>（二）基督教</w:t>
+      </w:r>
+    </w:p>
+    <w:p>
+      <w:pPr>
+        <w:spacing w:line="360" w:lineRule="auto" w:after="80"/>
+        <w:ind w:left="482" w:hanging="482"/>
+      </w:pPr>
+      <w:r>
+        <w:rPr>
+          <w:rFonts w:ascii="Times New Roman" w:hAnsi="Times New Roman" w:eastAsia="新細明體"/>
+          <w:b w:val="0"/>
+          <w:i w:val="0"/>
+          <w:sz w:val="24"/>
+        </w:rPr>
+        <w:t>Coe, S.（黃彰輝）(1993). *Recollections and reflections*. New York: The Rev. Dr. Shoki Coe's Memorial Fund.</w:t>
+      </w:r>
+    </w:p>
+    <w:p>
+      <w:pPr>
+        <w:spacing w:line="360" w:lineRule="auto" w:after="80"/>
+        <w:ind w:left="482" w:hanging="482"/>
+      </w:pPr>
+      <w:r>
+        <w:rPr>
+          <w:rFonts w:ascii="Times New Roman" w:hAnsi="Times New Roman" w:eastAsia="新細明體"/>
+          <w:b w:val="0"/>
+          <w:i w:val="0"/>
+          <w:sz w:val="24"/>
+        </w:rPr>
+        <w:t>Coe, S.（黃彰輝）(2011). *Christian mission in the context of Asian nation building*. New Jersey: Princeton Theological Seminary Educational Media.</w:t>
+      </w:r>
+    </w:p>
+    <w:p>
+      <w:pPr>
+        <w:spacing w:line="360" w:lineRule="auto" w:after="80"/>
+        <w:ind w:left="482" w:hanging="482"/>
+      </w:pPr>
+      <w:r>
+        <w:rPr>
+          <w:rFonts w:ascii="Times New Roman" w:hAnsi="Times New Roman" w:eastAsia="新細明體"/>
+          <w:b w:val="0"/>
+          <w:i w:val="0"/>
+          <w:sz w:val="24"/>
+        </w:rPr>
+        <w:t>Coe, S.（黃彰輝）(2012). *Christian mission and the test of discipleship*. New Jersey: Princeton Theological Seminary Educational Media.</w:t>
+      </w:r>
+    </w:p>
+    <w:p>
+      <w:pPr>
+        <w:spacing w:line="360" w:lineRule="auto" w:after="80"/>
+        <w:ind w:left="482" w:hanging="482"/>
+      </w:pPr>
+      <w:r>
+        <w:rPr>
+          <w:rFonts w:ascii="Times New Roman" w:hAnsi="Times New Roman" w:eastAsia="新細明體"/>
+          <w:b w:val="0"/>
+          <w:i w:val="0"/>
+          <w:sz w:val="24"/>
+        </w:rPr>
+        <w:t>黃彰輝（2000）。〈不斷處境化的神學〉（林毓芬譯）。《台灣教會公報》，(2539)，12版。</w:t>
+      </w:r>
+    </w:p>
+    <w:p>
+      <w:pPr>
+        <w:spacing w:line="360" w:lineRule="auto" w:after="80"/>
+        <w:ind w:left="482" w:hanging="482"/>
+      </w:pPr>
+      <w:r>
+        <w:rPr>
+          <w:rFonts w:ascii="Times New Roman" w:hAnsi="Times New Roman" w:eastAsia="新細明體"/>
+          <w:b w:val="0"/>
+          <w:i w:val="0"/>
+          <w:sz w:val="24"/>
+        </w:rPr>
+        <w:t>宋泉盛（1989）。《第三眼神學》（莊雅棠譯）。台南：台灣教會公報社。</w:t>
+      </w:r>
+    </w:p>
+    <w:p>
+      <w:pPr>
+        <w:spacing w:line="360" w:lineRule="auto" w:after="80"/>
+        <w:ind w:left="482" w:hanging="482"/>
+      </w:pPr>
+      <w:r>
+        <w:rPr>
+          <w:rFonts w:ascii="Times New Roman" w:hAnsi="Times New Roman" w:eastAsia="新細明體"/>
+          <w:b w:val="0"/>
+          <w:i w:val="0"/>
+          <w:sz w:val="24"/>
+        </w:rPr>
+        <w:t>宋泉盛（1990）。《故事神學》（莊雅棠譯）。台南：台灣教會公報社。</w:t>
+      </w:r>
+    </w:p>
+    <w:p>
+      <w:pPr>
+        <w:spacing w:line="360" w:lineRule="auto" w:after="80"/>
+        <w:ind w:left="482" w:hanging="482"/>
+      </w:pPr>
+      <w:r>
+        <w:rPr>
+          <w:rFonts w:ascii="Times New Roman" w:hAnsi="Times New Roman" w:eastAsia="新細明體"/>
+          <w:b w:val="0"/>
+          <w:i w:val="0"/>
+          <w:sz w:val="24"/>
+        </w:rPr>
+        <w:t>宋泉盛（2002）。《孟姜女的眼淚》（鄭加泰譯）。台南：人光出版社。</w:t>
+      </w:r>
+    </w:p>
+    <w:p>
+      <w:pPr>
+        <w:spacing w:line="360" w:lineRule="auto" w:after="80"/>
+        <w:ind w:left="482" w:hanging="482"/>
+      </w:pPr>
+      <w:r>
+        <w:rPr>
+          <w:rFonts w:ascii="Times New Roman" w:hAnsi="Times New Roman" w:eastAsia="新細明體"/>
+          <w:b w:val="0"/>
+          <w:i w:val="0"/>
+          <w:sz w:val="24"/>
+        </w:rPr>
+        <w:t>宋泉盛（2002）。《耶穌，被釘十字架的人民》（莊雅棠譯）。台南：人光出版社。</w:t>
+      </w:r>
+    </w:p>
+    <w:p>
+      <w:pPr>
+        <w:spacing w:line="360" w:lineRule="auto" w:after="80"/>
+        <w:ind w:left="482" w:hanging="482"/>
+      </w:pPr>
+      <w:r>
+        <w:rPr>
+          <w:rFonts w:ascii="Times New Roman" w:hAnsi="Times New Roman" w:eastAsia="新細明體"/>
+          <w:b w:val="0"/>
+          <w:i w:val="0"/>
+          <w:sz w:val="24"/>
+        </w:rPr>
+        <w:t>宋泉盛（2012）。《悲天憫人的上帝》（林弘宣譯）。台南：台灣教會公報社。</w:t>
+      </w:r>
+    </w:p>
+    <w:p>
+      <w:pPr>
+        <w:spacing w:line="360" w:lineRule="auto" w:after="80"/>
+        <w:ind w:left="482" w:hanging="482"/>
+      </w:pPr>
+      <w:r>
+        <w:rPr>
+          <w:rFonts w:ascii="Times New Roman" w:hAnsi="Times New Roman" w:eastAsia="新細明體"/>
+          <w:b w:val="0"/>
+          <w:i w:val="0"/>
+          <w:sz w:val="24"/>
+        </w:rPr>
+        <w:t>陳榮爝編（2025）。《故事神學家開講——宋泉盛牧師文集》。台南：南神出版社。</w:t>
+      </w:r>
+    </w:p>
+    <w:p>
+      <w:pPr>
+        <w:spacing w:line="360" w:lineRule="auto" w:after="80"/>
+        <w:ind w:left="482" w:hanging="482"/>
+      </w:pPr>
+      <w:r>
+        <w:rPr>
+          <w:rFonts w:ascii="Times New Roman" w:hAnsi="Times New Roman" w:eastAsia="新細明體"/>
+          <w:b w:val="0"/>
+          <w:i w:val="0"/>
+          <w:sz w:val="24"/>
+        </w:rPr>
+        <w:t>王憲治（1988）。《台灣鄉土神學論文集（一）》。台南：台南神學院。</w:t>
+      </w:r>
+    </w:p>
+    <w:p>
+      <w:pPr>
+        <w:spacing w:line="360" w:lineRule="auto" w:after="80"/>
+        <w:ind w:left="482" w:hanging="482"/>
+      </w:pPr>
+      <w:r>
+        <w:rPr>
+          <w:rFonts w:ascii="Times New Roman" w:hAnsi="Times New Roman" w:eastAsia="新細明體"/>
+          <w:b w:val="0"/>
+          <w:i w:val="0"/>
+          <w:sz w:val="24"/>
+        </w:rPr>
+        <w:t>王憲治（1978）。《道德經之自然觀及其神學意義》（神學博士論文）。東南亞神學研究院。</w:t>
+      </w:r>
+    </w:p>
+    <w:p>
+      <w:pPr>
+        <w:spacing w:line="360" w:lineRule="auto" w:after="80"/>
+        <w:ind w:left="482" w:hanging="482"/>
+      </w:pPr>
+      <w:r>
+        <w:rPr>
+          <w:rFonts w:ascii="Times New Roman" w:hAnsi="Times New Roman" w:eastAsia="新細明體"/>
+          <w:b w:val="0"/>
+          <w:i w:val="0"/>
+          <w:sz w:val="24"/>
+        </w:rPr>
+        <w:t>黃伯和（1990）。《宗教與自決》。台北：稻鄉出版社。</w:t>
+      </w:r>
+    </w:p>
+    <w:p>
+      <w:pPr>
+        <w:spacing w:line="360" w:lineRule="auto" w:after="80"/>
+        <w:ind w:left="482" w:hanging="482"/>
+      </w:pPr>
+      <w:r>
+        <w:rPr>
+          <w:rFonts w:ascii="Times New Roman" w:hAnsi="Times New Roman" w:eastAsia="新細明體"/>
+          <w:b w:val="0"/>
+          <w:i w:val="0"/>
+          <w:sz w:val="24"/>
+        </w:rPr>
+        <w:t>黃伯和（1991）。《奔向出頭天的子民》。台北：稻鄉出版社。</w:t>
+      </w:r>
+    </w:p>
+    <w:p>
+      <w:pPr>
+        <w:spacing w:line="360" w:lineRule="auto" w:after="80"/>
+        <w:ind w:left="482" w:hanging="482"/>
+      </w:pPr>
+      <w:r>
+        <w:rPr>
+          <w:rFonts w:ascii="Times New Roman" w:hAnsi="Times New Roman" w:eastAsia="新細明體"/>
+          <w:b w:val="0"/>
+          <w:i w:val="0"/>
+          <w:sz w:val="24"/>
+        </w:rPr>
+        <w:t>黃伯和（2022）。《道‧自決出頭天：神學的道成肉身》。台南：恩惠文教基金會。</w:t>
+      </w:r>
+    </w:p>
+    <w:p>
+      <w:pPr>
+        <w:spacing w:line="360" w:lineRule="auto" w:after="80"/>
+        <w:ind w:left="482" w:hanging="482"/>
+      </w:pPr>
+      <w:r>
+        <w:rPr>
+          <w:rFonts w:ascii="Times New Roman" w:hAnsi="Times New Roman" w:eastAsia="新細明體"/>
+          <w:b w:val="0"/>
+          <w:i w:val="0"/>
+          <w:sz w:val="24"/>
+        </w:rPr>
+        <w:t>黃伯和（2022）。《旅‧轉身與啟程：神學的典範轉移》。台南：恩惠文教基金會。</w:t>
+      </w:r>
+    </w:p>
+    <w:p>
+      <w:pPr>
+        <w:spacing w:line="360" w:lineRule="auto" w:after="80"/>
+        <w:ind w:left="482" w:hanging="482"/>
+      </w:pPr>
+      <w:r>
+        <w:rPr>
+          <w:rFonts w:ascii="Times New Roman" w:hAnsi="Times New Roman" w:eastAsia="新細明體"/>
+          <w:b w:val="0"/>
+          <w:i w:val="0"/>
+          <w:sz w:val="24"/>
+        </w:rPr>
+        <w:t>黃伯和（2022）。《盼‧委身再告白：神學的應許之地》。台南：恩惠文教基金會。</w:t>
+      </w:r>
+    </w:p>
+    <w:p>
+      <w:pPr>
+        <w:spacing w:line="360" w:lineRule="auto" w:after="80"/>
+        <w:ind w:left="482" w:hanging="482"/>
+      </w:pPr>
+      <w:r>
+        <w:rPr>
+          <w:rFonts w:ascii="Times New Roman" w:hAnsi="Times New Roman" w:eastAsia="新細明體"/>
+          <w:b w:val="0"/>
+          <w:i w:val="0"/>
+          <w:sz w:val="24"/>
+        </w:rPr>
+        <w:t>黃伯和（2022）。《悲憫‧虛己的愛：本土的倫理學》。台南：恩惠文教基金會。</w:t>
+      </w:r>
+    </w:p>
+    <w:p>
+      <w:pPr>
+        <w:spacing w:line="360" w:lineRule="auto" w:after="80"/>
+        <w:ind w:left="482" w:hanging="482"/>
+      </w:pPr>
+      <w:r>
+        <w:rPr>
+          <w:rFonts w:ascii="Times New Roman" w:hAnsi="Times New Roman" w:eastAsia="新細明體"/>
+          <w:b w:val="0"/>
+          <w:i w:val="0"/>
+          <w:sz w:val="24"/>
+        </w:rPr>
+        <w:t>黃伯和（2022）。《希望‧使命傳承：處境化神學教育》。台南：恩惠文教基金會。</w:t>
+      </w:r>
+    </w:p>
+    <w:p>
+      <w:pPr>
+        <w:spacing w:line="360" w:lineRule="auto" w:after="80"/>
+        <w:ind w:left="482" w:hanging="482"/>
+      </w:pPr>
+      <w:r>
+        <w:rPr>
+          <w:rFonts w:ascii="Times New Roman" w:hAnsi="Times New Roman" w:eastAsia="新細明體"/>
+          <w:b w:val="0"/>
+          <w:i w:val="0"/>
+          <w:sz w:val="24"/>
+        </w:rPr>
+        <w:t>林芳仲主編（2014）。《台灣新而獨立的國家——台灣基督長老教會人權宣言30週年國際研討會文集》。台北：台灣基督長老教會信仰與教制委員會。</w:t>
+      </w:r>
+    </w:p>
+    <w:p>
+      <w:pPr>
+        <w:spacing w:line="360" w:lineRule="auto" w:after="80"/>
+        <w:ind w:left="482" w:hanging="482"/>
+      </w:pPr>
+      <w:r>
+        <w:rPr>
+          <w:rFonts w:ascii="Times New Roman" w:hAnsi="Times New Roman" w:eastAsia="新細明體"/>
+          <w:b w:val="0"/>
+          <w:i w:val="0"/>
+          <w:sz w:val="24"/>
+        </w:rPr>
+        <w:t>《台灣教會公報》（台南：台灣教會公報社）。</w:t>
+      </w:r>
+    </w:p>
+    <w:p>
+      <w:pPr>
+        <w:spacing w:line="360" w:lineRule="auto" w:after="80"/>
+        <w:ind w:left="482" w:hanging="482"/>
+      </w:pPr>
+      <w:r>
+        <w:rPr>
+          <w:rFonts w:ascii="Times New Roman" w:hAnsi="Times New Roman" w:eastAsia="新細明體"/>
+          <w:b w:val="0"/>
+          <w:i w:val="0"/>
+          <w:sz w:val="24"/>
+        </w:rPr>
+        <w:t>《新使者》（台北：台灣基督長老教會新使者雜誌社）。</w:t>
+      </w:r>
+    </w:p>
+    <w:p>
+      <w:pPr>
+        <w:spacing w:line="360" w:lineRule="auto" w:after="80"/>
+        <w:ind w:left="482" w:hanging="482"/>
+      </w:pPr>
+      <w:r>
+        <w:rPr>
+          <w:rFonts w:ascii="Times New Roman" w:hAnsi="Times New Roman" w:eastAsia="新細明體"/>
+          <w:b w:val="0"/>
+          <w:i w:val="0"/>
+          <w:sz w:val="24"/>
+        </w:rPr>
+        <w:t>《神學與教會》（台南：台南神學院）。</w:t>
+      </w:r>
+    </w:p>
+    <w:p>
+      <w:pPr>
+        <w:spacing w:line="360" w:lineRule="auto" w:after="80"/>
+        <w:ind w:left="482" w:hanging="482"/>
+      </w:pPr>
+      <w:r>
+        <w:rPr>
+          <w:rFonts w:ascii="Times New Roman" w:hAnsi="Times New Roman" w:eastAsia="新細明體"/>
+          <w:b w:val="0"/>
+          <w:i w:val="0"/>
+          <w:sz w:val="24"/>
+        </w:rPr>
+        <w:t>《道雜誌》（台南）。</w:t>
+      </w:r>
+    </w:p>
+    <w:p>
+      <w:pPr>
+        <w:pageBreakBefore w:val="0"/>
+        <w:spacing w:line="360" w:lineRule="auto" w:after="200" w:before="160"/>
+      </w:pPr>
+      <w:r>
+        <w:rPr>
+          <w:rFonts w:ascii="Times New Roman" w:hAnsi="Times New Roman" w:eastAsia="新細明體"/>
+          <w:b/>
+          <w:i w:val="0"/>
+          <w:sz w:val="24"/>
+        </w:rPr>
+        <w:t>（三）跨宗教與論戰文獻</w:t>
+      </w:r>
+    </w:p>
+    <w:p>
+      <w:pPr>
+        <w:spacing w:line="360" w:lineRule="auto" w:after="80"/>
+        <w:ind w:left="482" w:hanging="482"/>
+      </w:pPr>
+      <w:r>
+        <w:rPr>
+          <w:rFonts w:ascii="Times New Roman" w:hAnsi="Times New Roman" w:eastAsia="新細明體"/>
+          <w:b w:val="0"/>
+          <w:i w:val="0"/>
+          <w:sz w:val="24"/>
+        </w:rPr>
+        <w:t>釋煮雲（1960）。《佛教與基督教的比較》。新北：華成書局。</w:t>
+      </w:r>
+    </w:p>
+    <w:p>
+      <w:pPr>
+        <w:spacing w:line="360" w:lineRule="auto" w:after="80"/>
+        <w:ind w:left="482" w:hanging="482"/>
+      </w:pPr>
+      <w:r>
+        <w:rPr>
+          <w:rFonts w:ascii="Times New Roman" w:hAnsi="Times New Roman" w:eastAsia="新細明體"/>
+          <w:b w:val="0"/>
+          <w:i w:val="0"/>
+          <w:sz w:val="24"/>
+        </w:rPr>
+        <w:t>吳恩溥（1956）。《駁「佛教與基督教的比較」》。台北：聖文社。</w:t>
+      </w:r>
+    </w:p>
+    <w:p>
+      <w:pPr>
+        <w:spacing w:line="360" w:lineRule="auto" w:after="80"/>
+        <w:ind w:left="482" w:hanging="482"/>
+      </w:pPr>
+      <w:r>
+        <w:rPr>
+          <w:rFonts w:ascii="Times New Roman" w:hAnsi="Times New Roman" w:eastAsia="新細明體"/>
+          <w:b w:val="0"/>
+          <w:i w:val="0"/>
+          <w:sz w:val="24"/>
+        </w:rPr>
+        <w:t>釋聖嚴（1967）。《基督教之研究》。台北：佛教文化服務處。</w:t>
+      </w:r>
+    </w:p>
+    <w:p>
+      <w:pPr>
+        <w:spacing w:line="360" w:lineRule="auto" w:after="80"/>
+        <w:ind w:left="482" w:hanging="482"/>
+      </w:pPr>
+      <w:r>
+        <w:rPr>
+          <w:rFonts w:ascii="Times New Roman" w:hAnsi="Times New Roman" w:eastAsia="新細明體"/>
+          <w:b w:val="0"/>
+          <w:i w:val="0"/>
+          <w:sz w:val="24"/>
+        </w:rPr>
+        <w:t>釋聖嚴（1968）。《比較宗教學》。台北：中華佛教文化館。</w:t>
+      </w:r>
+    </w:p>
+    <w:p>
+      <w:pPr>
+        <w:spacing w:line="360" w:lineRule="auto" w:after="80"/>
+        <w:ind w:left="482" w:hanging="482"/>
+      </w:pPr>
+      <w:r>
+        <w:rPr>
+          <w:rFonts w:ascii="Times New Roman" w:hAnsi="Times New Roman" w:eastAsia="新細明體"/>
+          <w:b w:val="0"/>
+          <w:i w:val="0"/>
+          <w:sz w:val="24"/>
+        </w:rPr>
+        <w:t>龔天民（1989）。《真理自明：基督教與佛教的比較》。香港：橄欖文化。</w:t>
+      </w:r>
+    </w:p>
+    <w:p>
+      <w:pPr>
+        <w:spacing w:line="360" w:lineRule="auto" w:after="80"/>
+        <w:ind w:left="482" w:hanging="482"/>
+      </w:pPr>
+      <w:r>
+        <w:rPr>
+          <w:rFonts w:ascii="Times New Roman" w:hAnsi="Times New Roman" w:eastAsia="新細明體"/>
+          <w:b w:val="0"/>
+          <w:i w:val="0"/>
+          <w:sz w:val="24"/>
+        </w:rPr>
+        <w:t>現代禪教研部主編（2002）。《佛教與基督教信仰的交會：現代禪與中華信義神學院的對話》。台北：現代禪出版社。</w:t>
+      </w:r>
+    </w:p>
+    <w:p>
+      <w:pPr>
+        <w:spacing w:line="360" w:lineRule="auto" w:after="80"/>
+        <w:ind w:left="482" w:hanging="482"/>
+      </w:pPr>
+      <w:r>
+        <w:rPr>
+          <w:rFonts w:ascii="Times New Roman" w:hAnsi="Times New Roman" w:eastAsia="新細明體"/>
+          <w:b w:val="0"/>
+          <w:i w:val="0"/>
+          <w:sz w:val="24"/>
+        </w:rPr>
+        <w:t>釋聖嚴（2001）。《聖嚴法師與宗教對話》。台北：法鼓文化。</w:t>
+      </w:r>
+    </w:p>
+    <w:p>
+      <w:pPr>
+        <w:spacing w:line="360" w:lineRule="auto" w:after="80"/>
+        <w:ind w:left="482" w:hanging="482"/>
+      </w:pPr>
+      <w:r>
+        <w:rPr>
+          <w:rFonts w:ascii="Times New Roman" w:hAnsi="Times New Roman" w:eastAsia="新細明體"/>
+          <w:b w:val="0"/>
+          <w:i w:val="0"/>
+          <w:sz w:val="24"/>
+        </w:rPr>
+        <w:t>單國璽、林保寶（2008）。《生命告別之旅》。台北：天下文化。</w:t>
+      </w:r>
+    </w:p>
+    <w:p>
+      <w:pPr>
+        <w:spacing w:line="360" w:lineRule="auto" w:after="80"/>
+        <w:ind w:left="482" w:hanging="482"/>
+      </w:pPr>
+      <w:r>
+        <w:rPr>
+          <w:rFonts w:ascii="Times New Roman" w:hAnsi="Times New Roman" w:eastAsia="新細明體"/>
+          <w:b w:val="0"/>
+          <w:i w:val="0"/>
+          <w:sz w:val="24"/>
+        </w:rPr>
+        <w:t>釋昭慧、古倫（Anselm Grün）（2013）。《你信什麼？——基督宗教與佛教之對話》（吳信如譯）。台北：南與北文化。</w:t>
+      </w:r>
+    </w:p>
+    <w:p>
+      <w:pPr>
+        <w:spacing w:line="360" w:lineRule="auto" w:after="80"/>
+        <w:ind w:left="482" w:hanging="482"/>
+      </w:pPr>
+      <w:r>
+        <w:rPr>
+          <w:rFonts w:ascii="Times New Roman" w:hAnsi="Times New Roman" w:eastAsia="新細明體"/>
+          <w:b w:val="0"/>
+          <w:i w:val="0"/>
+          <w:sz w:val="24"/>
+        </w:rPr>
+        <w:t>釋昭慧、彼得‧辛格（Peter Singer）（2021）。《心靈的交會——山間對話》。桃園：法界出版社。</w:t>
+      </w:r>
+    </w:p>
+    <w:p>
+      <w:pPr>
+        <w:pageBreakBefore w:val="0"/>
+        <w:spacing w:line="360" w:lineRule="auto" w:after="200" w:before="160"/>
+      </w:pPr>
+      <w:r>
+        <w:rPr>
+          <w:rFonts w:ascii="Times New Roman" w:hAnsi="Times New Roman" w:eastAsia="新細明體"/>
+          <w:b/>
+          <w:i w:val="0"/>
+          <w:sz w:val="26"/>
+        </w:rPr>
+        <w:t>二、研究專書</w:t>
+      </w:r>
+    </w:p>
+    <w:p>
+      <w:pPr>
+        <w:spacing w:line="360" w:lineRule="auto" w:after="80"/>
+        <w:ind w:left="482" w:hanging="482"/>
+      </w:pPr>
+      <w:r>
+        <w:rPr>
+          <w:rFonts w:ascii="Times New Roman" w:hAnsi="Times New Roman" w:eastAsia="新細明體"/>
+          <w:b w:val="0"/>
+          <w:i w:val="0"/>
+          <w:sz w:val="24"/>
+        </w:rPr>
+        <w:t>侯坤宏（2009）。《真實與方便：印順思想研究》。台北：法界出版社。</w:t>
+      </w:r>
+    </w:p>
+    <w:p>
+      <w:pPr>
+        <w:spacing w:line="360" w:lineRule="auto" w:after="80"/>
+        <w:ind w:left="482" w:hanging="482"/>
+      </w:pPr>
+      <w:r>
+        <w:rPr>
+          <w:rFonts w:ascii="Times New Roman" w:hAnsi="Times New Roman" w:eastAsia="新細明體"/>
+          <w:b w:val="0"/>
+          <w:i w:val="0"/>
+          <w:sz w:val="24"/>
+        </w:rPr>
+        <w:t>侯坤宏（2018）。《太虛時代：多維視角下的民國佛教（1912-1949）》。台北：政大出版社。</w:t>
+      </w:r>
+    </w:p>
+    <w:p>
+      <w:pPr>
+        <w:spacing w:line="360" w:lineRule="auto" w:after="80"/>
+        <w:ind w:left="482" w:hanging="482"/>
+      </w:pPr>
+      <w:r>
+        <w:rPr>
+          <w:rFonts w:ascii="Times New Roman" w:hAnsi="Times New Roman" w:eastAsia="新細明體"/>
+          <w:b w:val="0"/>
+          <w:i w:val="0"/>
+          <w:sz w:val="24"/>
+        </w:rPr>
+        <w:t>侯坤宏編（2022）。《台灣佛教通史》（第八冊）。台北：彌陀出版社。</w:t>
+      </w:r>
+    </w:p>
+    <w:p>
+      <w:pPr>
+        <w:spacing w:line="360" w:lineRule="auto" w:after="80"/>
+        <w:ind w:left="482" w:hanging="482"/>
+      </w:pPr>
+      <w:r>
+        <w:rPr>
+          <w:rFonts w:ascii="Times New Roman" w:hAnsi="Times New Roman" w:eastAsia="新細明體"/>
+          <w:b w:val="0"/>
+          <w:i w:val="0"/>
+          <w:sz w:val="24"/>
+        </w:rPr>
+        <w:t>藍吉富編（2013）。《臺灣佛教辭典》。台南：妙心出版社、中華佛教百科文獻基金會。</w:t>
+      </w:r>
+    </w:p>
+    <w:p>
+      <w:pPr>
+        <w:spacing w:line="360" w:lineRule="auto" w:after="80"/>
+        <w:ind w:left="482" w:hanging="482"/>
+      </w:pPr>
+      <w:r>
+        <w:rPr>
+          <w:rFonts w:ascii="Times New Roman" w:hAnsi="Times New Roman" w:eastAsia="新細明體"/>
+          <w:b w:val="0"/>
+          <w:i w:val="0"/>
+          <w:sz w:val="24"/>
+        </w:rPr>
+        <w:t>邱敏捷（2015）。《傳道法師年譜》。台南：妙心出版社。</w:t>
+      </w:r>
+    </w:p>
+    <w:p>
+      <w:pPr>
+        <w:spacing w:line="360" w:lineRule="auto" w:after="80"/>
+        <w:ind w:left="482" w:hanging="482"/>
+      </w:pPr>
+      <w:r>
+        <w:rPr>
+          <w:rFonts w:ascii="Times New Roman" w:hAnsi="Times New Roman" w:eastAsia="新細明體"/>
+          <w:b w:val="0"/>
+          <w:i w:val="0"/>
+          <w:sz w:val="24"/>
+        </w:rPr>
+        <w:t>邱敏捷（2000）。《印順導師的佛教思想》。台北：法界出版社。</w:t>
+      </w:r>
+    </w:p>
+    <w:p>
+      <w:pPr>
+        <w:spacing w:line="360" w:lineRule="auto" w:after="80"/>
+        <w:ind w:left="482" w:hanging="482"/>
+      </w:pPr>
+      <w:r>
+        <w:rPr>
+          <w:rFonts w:ascii="Times New Roman" w:hAnsi="Times New Roman" w:eastAsia="新細明體"/>
+          <w:b w:val="0"/>
+          <w:i w:val="0"/>
+          <w:sz w:val="24"/>
+        </w:rPr>
+        <w:t>楊惠南（1991）。《當代佛教思想展望》。台北：東大圖書公司。</w:t>
+      </w:r>
+    </w:p>
+    <w:p>
+      <w:pPr>
+        <w:spacing w:line="360" w:lineRule="auto" w:after="80"/>
+        <w:ind w:left="482" w:hanging="482"/>
+      </w:pPr>
+      <w:r>
+        <w:rPr>
+          <w:rFonts w:ascii="Times New Roman" w:hAnsi="Times New Roman" w:eastAsia="新細明體"/>
+          <w:b w:val="0"/>
+          <w:i w:val="0"/>
+          <w:sz w:val="24"/>
+        </w:rPr>
+        <w:t>溫金柯（2001）。《繼承與批判印順法師人間佛教思想》。台北：現代禪出版社。</w:t>
+      </w:r>
+    </w:p>
+    <w:p>
+      <w:pPr>
+        <w:spacing w:line="360" w:lineRule="auto" w:after="80"/>
+        <w:ind w:left="482" w:hanging="482"/>
+      </w:pPr>
+      <w:r>
+        <w:rPr>
+          <w:rFonts w:ascii="Times New Roman" w:hAnsi="Times New Roman" w:eastAsia="新細明體"/>
+          <w:b w:val="0"/>
+          <w:i w:val="0"/>
+          <w:sz w:val="24"/>
+        </w:rPr>
+        <w:t>李玉珍（2016）。《戰後台灣佛教與女性：李玉珍自選集》。新北：博揚文化。</w:t>
+      </w:r>
+    </w:p>
+    <w:p>
+      <w:pPr>
+        <w:spacing w:line="360" w:lineRule="auto" w:after="80"/>
+        <w:ind w:left="482" w:hanging="482"/>
+      </w:pPr>
+      <w:r>
+        <w:rPr>
+          <w:rFonts w:ascii="Times New Roman" w:hAnsi="Times New Roman" w:eastAsia="新細明體"/>
+          <w:b w:val="0"/>
+          <w:i w:val="0"/>
+          <w:sz w:val="24"/>
+        </w:rPr>
+        <w:t>李筱峰（2026）。《革命，和尚，公民覺醒：台灣文化啟蒙先驅林秋梧傳記》。台北：明白文化。</w:t>
+      </w:r>
+    </w:p>
+    <w:p>
+      <w:pPr>
+        <w:spacing w:line="360" w:lineRule="auto" w:after="80"/>
+        <w:ind w:left="482" w:hanging="482"/>
+      </w:pPr>
+      <w:r>
+        <w:rPr>
+          <w:rFonts w:ascii="Times New Roman" w:hAnsi="Times New Roman" w:eastAsia="新細明體"/>
+          <w:b w:val="0"/>
+          <w:i w:val="0"/>
+          <w:sz w:val="24"/>
+        </w:rPr>
+        <w:t>黃運喜（2019）。《佛教的社會關懷與寺產問題》。新北：大千出版社。</w:t>
+      </w:r>
+    </w:p>
+    <w:p>
+      <w:pPr>
+        <w:spacing w:line="360" w:lineRule="auto" w:after="80"/>
+        <w:ind w:left="482" w:hanging="482"/>
+      </w:pPr>
+      <w:r>
+        <w:rPr>
+          <w:rFonts w:ascii="Times New Roman" w:hAnsi="Times New Roman" w:eastAsia="新細明體"/>
+          <w:b w:val="0"/>
+          <w:i w:val="0"/>
+          <w:sz w:val="24"/>
+        </w:rPr>
+        <w:t>釋清德（2022）。《當代佛教戒律新詮：印順導師人間佛教的戒律思想》。台北：紹印出版社。</w:t>
+      </w:r>
+    </w:p>
+    <w:p>
+      <w:pPr>
+        <w:spacing w:line="360" w:lineRule="auto" w:after="80"/>
+        <w:ind w:left="482" w:hanging="482"/>
+      </w:pPr>
+      <w:r>
+        <w:rPr>
+          <w:rFonts w:ascii="Times New Roman" w:hAnsi="Times New Roman" w:eastAsia="新細明體"/>
+          <w:b w:val="0"/>
+          <w:i w:val="0"/>
+          <w:sz w:val="24"/>
+        </w:rPr>
+        <w:t>林建德（2003）。《諸說中第一：力挺佛陀在人間》。台南：妙心出版社。</w:t>
+      </w:r>
+    </w:p>
+    <w:p>
+      <w:pPr>
+        <w:spacing w:line="360" w:lineRule="auto" w:after="80"/>
+        <w:ind w:left="482" w:hanging="482"/>
+      </w:pPr>
+      <w:r>
+        <w:rPr>
+          <w:rFonts w:ascii="Times New Roman" w:hAnsi="Times New Roman" w:eastAsia="新細明體"/>
+          <w:b w:val="0"/>
+          <w:i w:val="0"/>
+          <w:sz w:val="24"/>
+        </w:rPr>
+        <w:t>田智雄（2012）。《絕地逢生：澎湖公民力量的展現——台灣首次公投勝利的故事》。台北：法界出版社。</w:t>
+      </w:r>
+    </w:p>
+    <w:p>
+      <w:pPr>
+        <w:spacing w:line="360" w:lineRule="auto" w:after="80"/>
+        <w:ind w:left="482" w:hanging="482"/>
+      </w:pPr>
+      <w:r>
+        <w:rPr>
+          <w:rFonts w:ascii="Times New Roman" w:hAnsi="Times New Roman" w:eastAsia="新細明體"/>
+          <w:b w:val="0"/>
+          <w:i w:val="0"/>
+          <w:sz w:val="24"/>
+        </w:rPr>
+        <w:t>汪盈利（2013）。《動保足履：關懷二十年（1992-2012）》。台北：關懷生命協會。</w:t>
+      </w:r>
+    </w:p>
+    <w:p>
+      <w:pPr>
+        <w:spacing w:line="360" w:lineRule="auto" w:after="80"/>
+        <w:ind w:left="482" w:hanging="482"/>
+      </w:pPr>
+      <w:r>
+        <w:rPr>
+          <w:rFonts w:ascii="Times New Roman" w:hAnsi="Times New Roman" w:eastAsia="新細明體"/>
+          <w:b w:val="0"/>
+          <w:i w:val="0"/>
+          <w:sz w:val="24"/>
+        </w:rPr>
+        <w:t>鄭仰恩（2010）。《定根本土的臺灣基督教：臺灣基督教史研究論集》。台南：人光出版社。</w:t>
+      </w:r>
+    </w:p>
+    <w:p>
+      <w:pPr>
+        <w:spacing w:line="360" w:lineRule="auto" w:after="80"/>
+        <w:ind w:left="482" w:hanging="482"/>
+      </w:pPr>
+      <w:r>
+        <w:rPr>
+          <w:rFonts w:ascii="Times New Roman" w:hAnsi="Times New Roman" w:eastAsia="新細明體"/>
+          <w:b w:val="0"/>
+          <w:i w:val="0"/>
+          <w:sz w:val="24"/>
+        </w:rPr>
+        <w:t>鄭仰恩主編（2024）。《台灣基督長老教會史（1865-2015）卷一：分期史》。台北：使徒出版社。</w:t>
+      </w:r>
+    </w:p>
+    <w:p>
+      <w:pPr>
+        <w:spacing w:line="360" w:lineRule="auto" w:after="80"/>
+        <w:ind w:left="482" w:hanging="482"/>
+      </w:pPr>
+      <w:r>
+        <w:rPr>
+          <w:rFonts w:ascii="Times New Roman" w:hAnsi="Times New Roman" w:eastAsia="新細明體"/>
+          <w:b w:val="0"/>
+          <w:i w:val="0"/>
+          <w:sz w:val="24"/>
+        </w:rPr>
+        <w:t>鄭仰恩主編（2025）。《台灣基督長老教會史（1865-2015）卷二：專題史》。台北：使徒出版社。</w:t>
+      </w:r>
+    </w:p>
+    <w:p>
+      <w:pPr>
+        <w:spacing w:line="360" w:lineRule="auto" w:after="80"/>
+        <w:ind w:left="482" w:hanging="482"/>
+      </w:pPr>
+      <w:r>
+        <w:rPr>
+          <w:rFonts w:ascii="Times New Roman" w:hAnsi="Times New Roman" w:eastAsia="新細明體"/>
+          <w:b w:val="0"/>
+          <w:i w:val="0"/>
+          <w:sz w:val="24"/>
+        </w:rPr>
+        <w:t>蔡榮芳（2020）。《從宗教到政治：黃彰輝牧師普世神學的實踐》。台北：玉山社。</w:t>
+      </w:r>
+    </w:p>
+    <w:p>
+      <w:pPr>
+        <w:spacing w:line="360" w:lineRule="auto" w:after="80"/>
+        <w:ind w:left="482" w:hanging="482"/>
+      </w:pPr>
+      <w:r>
+        <w:rPr>
+          <w:rFonts w:ascii="Times New Roman" w:hAnsi="Times New Roman" w:eastAsia="新細明體"/>
+          <w:b w:val="0"/>
+          <w:i w:val="0"/>
+          <w:sz w:val="24"/>
+        </w:rPr>
+        <w:t>張瑞雄（2014）。《台灣人的先覺：黃彰輝》。台南：南神出版社。</w:t>
+      </w:r>
+    </w:p>
+    <w:p>
+      <w:pPr>
+        <w:spacing w:line="360" w:lineRule="auto" w:after="80"/>
+        <w:ind w:left="482" w:hanging="482"/>
+      </w:pPr>
+      <w:r>
+        <w:rPr>
+          <w:rFonts w:ascii="Times New Roman" w:hAnsi="Times New Roman" w:eastAsia="新細明體"/>
+          <w:b w:val="0"/>
+          <w:i w:val="0"/>
+          <w:sz w:val="24"/>
+        </w:rPr>
+        <w:t>鄭睦群（2023）。《從大中華到台灣國：台灣基督長老教會的國家認同及其論述轉換》。台北：政大出版社。</w:t>
+      </w:r>
+    </w:p>
+    <w:p>
+      <w:pPr>
+        <w:spacing w:line="360" w:lineRule="auto" w:after="80"/>
+        <w:ind w:left="482" w:hanging="482"/>
+      </w:pPr>
+      <w:r>
+        <w:rPr>
+          <w:rFonts w:ascii="Times New Roman" w:hAnsi="Times New Roman" w:eastAsia="新細明體"/>
+          <w:b w:val="0"/>
+          <w:i w:val="0"/>
+          <w:sz w:val="24"/>
+        </w:rPr>
+        <w:t>王鏡玲（2016）。《分別為聖：長老教會‧普渡‧通靈象徵》。台北：前衛出版社。</w:t>
+      </w:r>
+    </w:p>
+    <w:p>
+      <w:pPr>
+        <w:spacing w:line="360" w:lineRule="auto" w:after="80"/>
+        <w:ind w:left="482" w:hanging="482"/>
+      </w:pPr>
+      <w:r>
+        <w:rPr>
+          <w:rFonts w:ascii="Times New Roman" w:hAnsi="Times New Roman" w:eastAsia="新細明體"/>
+          <w:b w:val="0"/>
+          <w:i w:val="0"/>
+          <w:sz w:val="24"/>
+        </w:rPr>
+        <w:t>董芳苑（2008）。《台灣宗教大觀》。台北：前衛出版社。</w:t>
+      </w:r>
+    </w:p>
+    <w:p>
+      <w:pPr>
+        <w:spacing w:line="360" w:lineRule="auto" w:after="80"/>
+        <w:ind w:left="482" w:hanging="482"/>
+      </w:pPr>
+      <w:r>
+        <w:rPr>
+          <w:rFonts w:ascii="Times New Roman" w:hAnsi="Times New Roman" w:eastAsia="新細明體"/>
+          <w:b w:val="0"/>
+          <w:i w:val="0"/>
+          <w:sz w:val="24"/>
+        </w:rPr>
+        <w:t>盧俊義（2003）。《台灣之愛：盧俊義牧師的牧會筆記》。台北：前衛出版社。</w:t>
+      </w:r>
+    </w:p>
+    <w:p>
+      <w:pPr>
+        <w:spacing w:line="360" w:lineRule="auto" w:after="80"/>
+        <w:ind w:left="482" w:hanging="482"/>
+      </w:pPr>
+      <w:r>
+        <w:rPr>
+          <w:rFonts w:ascii="Times New Roman" w:hAnsi="Times New Roman" w:eastAsia="新細明體"/>
+          <w:b w:val="0"/>
+          <w:i w:val="0"/>
+          <w:sz w:val="24"/>
+        </w:rPr>
+        <w:t>劉錦昌（2014）。《神學的公共事務》。新竹：台灣基督長老教會聖經書院。</w:t>
+      </w:r>
+    </w:p>
+    <w:p>
+      <w:pPr>
+        <w:spacing w:line="360" w:lineRule="auto" w:after="80"/>
+        <w:ind w:left="482" w:hanging="482"/>
+      </w:pPr>
+      <w:r>
+        <w:rPr>
+          <w:rFonts w:ascii="Times New Roman" w:hAnsi="Times New Roman" w:eastAsia="新細明體"/>
+          <w:b w:val="0"/>
+          <w:i w:val="0"/>
+          <w:sz w:val="24"/>
+        </w:rPr>
+        <w:t>李熾昌（1996）。《亞洲處境與聖經詮釋》。香港：基督教文藝出版社。</w:t>
+      </w:r>
+    </w:p>
+    <w:p>
+      <w:pPr>
+        <w:spacing w:line="360" w:lineRule="auto" w:after="80"/>
+        <w:ind w:left="482" w:hanging="482"/>
+      </w:pPr>
+      <w:r>
+        <w:rPr>
+          <w:rFonts w:ascii="Times New Roman" w:hAnsi="Times New Roman" w:eastAsia="新細明體"/>
+          <w:b w:val="0"/>
+          <w:i w:val="0"/>
+          <w:sz w:val="24"/>
+        </w:rPr>
+        <w:t>賴品超（2011）。《大乘基督教神學：漢語神學的思想實驗》。香港：道風書社。</w:t>
+      </w:r>
+    </w:p>
+    <w:p>
+      <w:pPr>
+        <w:spacing w:line="360" w:lineRule="auto" w:after="80"/>
+        <w:ind w:left="482" w:hanging="482"/>
+      </w:pPr>
+      <w:r>
+        <w:rPr>
+          <w:rFonts w:ascii="Times New Roman" w:hAnsi="Times New Roman" w:eastAsia="新細明體"/>
+          <w:b w:val="0"/>
+          <w:i w:val="0"/>
+          <w:sz w:val="24"/>
+        </w:rPr>
+        <w:t>賴品超、學愚主編（2008）。《天國、淨土與人間：耶佛對話與社會關懷》。香港：中華書局。</w:t>
+      </w:r>
+    </w:p>
+    <w:p>
+      <w:pPr>
+        <w:spacing w:line="360" w:lineRule="auto" w:after="80"/>
+        <w:ind w:left="482" w:hanging="482"/>
+      </w:pPr>
+      <w:r>
+        <w:rPr>
+          <w:rFonts w:ascii="Times New Roman" w:hAnsi="Times New Roman" w:eastAsia="新細明體"/>
+          <w:b w:val="0"/>
+          <w:i w:val="0"/>
+          <w:sz w:val="24"/>
+        </w:rPr>
+        <w:t>賴品超主編（2008）。《佛耶對話：近代中國佛教與基督宗教的相遇》。北京：宗教文化出版社。</w:t>
+      </w:r>
+    </w:p>
+    <w:p>
+      <w:pPr>
+        <w:spacing w:line="360" w:lineRule="auto" w:after="80"/>
+        <w:ind w:left="482" w:hanging="482"/>
+      </w:pPr>
+      <w:r>
+        <w:rPr>
+          <w:rFonts w:ascii="Times New Roman" w:hAnsi="Times New Roman" w:eastAsia="新細明體"/>
+          <w:b w:val="0"/>
+          <w:i w:val="0"/>
+          <w:sz w:val="24"/>
+        </w:rPr>
+        <w:t>吳耀宗（1949）。《黑暗與光明》。上海：青年協會書局。</w:t>
+      </w:r>
+    </w:p>
+    <w:p>
+      <w:pPr>
+        <w:pageBreakBefore w:val="0"/>
+        <w:spacing w:line="360" w:lineRule="auto" w:after="200" w:before="160"/>
+      </w:pPr>
+      <w:r>
+        <w:rPr>
+          <w:rFonts w:ascii="Times New Roman" w:hAnsi="Times New Roman" w:eastAsia="新細明體"/>
+          <w:b/>
+          <w:i w:val="0"/>
+          <w:sz w:val="26"/>
+        </w:rPr>
+        <w:t>三、期刊論文、會議論文與學位論文</w:t>
+      </w:r>
+    </w:p>
+    <w:p>
+      <w:pPr>
+        <w:spacing w:line="360" w:lineRule="auto" w:after="80"/>
+        <w:ind w:left="482" w:hanging="482"/>
+      </w:pPr>
+      <w:r>
+        <w:rPr>
+          <w:rFonts w:ascii="Times New Roman" w:hAnsi="Times New Roman" w:eastAsia="新細明體"/>
+          <w:b w:val="0"/>
+          <w:i w:val="0"/>
+          <w:sz w:val="24"/>
+        </w:rPr>
+        <w:t>闞正宗（2011）。〈傳法弘道——傳道法師人間佛教理路〉。《法印學報》，(1)，119-143。</w:t>
+      </w:r>
+    </w:p>
+    <w:p>
+      <w:pPr>
+        <w:spacing w:line="360" w:lineRule="auto" w:after="80"/>
+        <w:ind w:left="482" w:hanging="482"/>
+      </w:pPr>
+      <w:r>
+        <w:rPr>
+          <w:rFonts w:ascii="Times New Roman" w:hAnsi="Times New Roman" w:eastAsia="新細明體"/>
+          <w:b w:val="0"/>
+          <w:i w:val="0"/>
+          <w:sz w:val="24"/>
+        </w:rPr>
+        <w:t>釋昭慧（2011）。〈傳道法師對南傳佛教在台灣之觀察與評議〉。《法印學報》，(1)，1-32。</w:t>
+      </w:r>
+    </w:p>
+    <w:p>
+      <w:pPr>
+        <w:spacing w:line="360" w:lineRule="auto" w:after="80"/>
+        <w:ind w:left="482" w:hanging="482"/>
+      </w:pPr>
+      <w:r>
+        <w:rPr>
+          <w:rFonts w:ascii="Times New Roman" w:hAnsi="Times New Roman" w:eastAsia="新細明體"/>
+          <w:b w:val="0"/>
+          <w:i w:val="0"/>
+          <w:sz w:val="24"/>
+        </w:rPr>
+        <w:t>伍麗滿（2006）。《台南妙心寺對印順「人間佛教」的落實與弘展》（碩士論文）。玄奘大學宗教學系碩士在職專班，新竹。</w:t>
+      </w:r>
+    </w:p>
+    <w:p>
+      <w:pPr>
+        <w:spacing w:line="360" w:lineRule="auto" w:after="80"/>
+        <w:ind w:left="482" w:hanging="482"/>
+      </w:pPr>
+      <w:r>
+        <w:rPr>
+          <w:rFonts w:ascii="Times New Roman" w:hAnsi="Times New Roman" w:eastAsia="新細明體"/>
+          <w:b w:val="0"/>
+          <w:i w:val="0"/>
+          <w:sz w:val="24"/>
+        </w:rPr>
+        <w:t>陳玉峯（2011）。〈草根和尚——傳道法師與我〉。《弘誓雙月刊》，(109)，22-29。</w:t>
+      </w:r>
+    </w:p>
+    <w:p>
+      <w:pPr>
+        <w:spacing w:line="360" w:lineRule="auto" w:after="80"/>
+        <w:ind w:left="482" w:hanging="482"/>
+      </w:pPr>
+      <w:r>
+        <w:rPr>
+          <w:rFonts w:ascii="Times New Roman" w:hAnsi="Times New Roman" w:eastAsia="新細明體"/>
+          <w:b w:val="0"/>
+          <w:i w:val="0"/>
+          <w:sz w:val="24"/>
+        </w:rPr>
+        <w:t>侯坤宏（2004）。〈從太虛大師到印順法師：一個思想史角度的觀察〉。載於弘誓文教基金會（編），《第五屆「印順導師思想之理論與實踐」學術會議論文集》。桃園：弘誓文教基金會。</w:t>
+      </w:r>
+    </w:p>
+    <w:p>
+      <w:pPr>
+        <w:spacing w:line="360" w:lineRule="auto" w:after="80"/>
+        <w:ind w:left="482" w:hanging="482"/>
+      </w:pPr>
+      <w:r>
+        <w:rPr>
+          <w:rFonts w:ascii="Times New Roman" w:hAnsi="Times New Roman" w:eastAsia="新細明體"/>
+          <w:b w:val="0"/>
+          <w:i w:val="0"/>
+          <w:sz w:val="24"/>
+        </w:rPr>
+        <w:t>侯坤宏（2016）。〈戰後台灣佛教正義議題之回顧〉。《法印學報》，(6)，103-148。</w:t>
+      </w:r>
+    </w:p>
+    <w:p>
+      <w:pPr>
+        <w:spacing w:line="360" w:lineRule="auto" w:after="80"/>
+        <w:ind w:left="482" w:hanging="482"/>
+      </w:pPr>
+      <w:r>
+        <w:rPr>
+          <w:rFonts w:ascii="Times New Roman" w:hAnsi="Times New Roman" w:eastAsia="新細明體"/>
+          <w:b w:val="0"/>
+          <w:i w:val="0"/>
+          <w:sz w:val="24"/>
+        </w:rPr>
+        <w:t>藍吉富（2002）。〈台灣佛教思想史上的後印順時代〉。載於弘誓文教基金會（編），《第三屆「印順導師思想之理論與實踐」學術研討會論文集》。桃園：弘誓文教基金會。</w:t>
+      </w:r>
+    </w:p>
+    <w:p>
+      <w:pPr>
+        <w:spacing w:line="360" w:lineRule="auto" w:after="80"/>
+        <w:ind w:left="482" w:hanging="482"/>
+      </w:pPr>
+      <w:r>
+        <w:rPr>
+          <w:rFonts w:ascii="Times New Roman" w:hAnsi="Times New Roman" w:eastAsia="新細明體"/>
+          <w:b w:val="0"/>
+          <w:i w:val="0"/>
+          <w:sz w:val="24"/>
+        </w:rPr>
+        <w:t>邱敏捷（2013）。〈印順學派的核心思想：以人間佛教為中心的開展〉。《人文與社會研究學報》，(47)，19-32。</w:t>
+      </w:r>
+    </w:p>
+    <w:p>
+      <w:pPr>
+        <w:spacing w:line="360" w:lineRule="auto" w:after="80"/>
+        <w:ind w:left="482" w:hanging="482"/>
+      </w:pPr>
+      <w:r>
+        <w:rPr>
+          <w:rFonts w:ascii="Times New Roman" w:hAnsi="Times New Roman" w:eastAsia="新細明體"/>
+          <w:b w:val="0"/>
+          <w:i w:val="0"/>
+          <w:sz w:val="24"/>
+        </w:rPr>
+        <w:t>林建德（2012）。〈印順學派與慈濟宗門——試論印順思想對慈濟志業開展之可能啟發〉。《玄奘佛學研究》，(17)，93-134。</w:t>
+      </w:r>
+    </w:p>
+    <w:p>
+      <w:pPr>
+        <w:spacing w:line="360" w:lineRule="auto" w:after="80"/>
+        <w:ind w:left="482" w:hanging="482"/>
+      </w:pPr>
+      <w:r>
+        <w:rPr>
+          <w:rFonts w:ascii="Times New Roman" w:hAnsi="Times New Roman" w:eastAsia="新細明體"/>
+          <w:b w:val="0"/>
+          <w:i w:val="0"/>
+          <w:sz w:val="24"/>
+        </w:rPr>
+        <w:t>林建德（2015）。〈「人類為本」與「眾生平等」——印順法師「人間佛教」觀點下的動物保護〉。《玄奘佛學研究》，(23)，197-222。</w:t>
+      </w:r>
+    </w:p>
+    <w:p>
+      <w:pPr>
+        <w:spacing w:line="360" w:lineRule="auto" w:after="80"/>
+        <w:ind w:left="482" w:hanging="482"/>
+      </w:pPr>
+      <w:r>
+        <w:rPr>
+          <w:rFonts w:ascii="Times New Roman" w:hAnsi="Times New Roman" w:eastAsia="新細明體"/>
+          <w:b w:val="0"/>
+          <w:i w:val="0"/>
+          <w:sz w:val="24"/>
+        </w:rPr>
+        <w:t>林建德（2023）。〈台灣「人間佛教」之承傳與開展——從證嚴法師是否為「印順學派」探討起〉。《成大中文學報》，(81)，69-98。</w:t>
+      </w:r>
+    </w:p>
+    <w:p>
+      <w:pPr>
+        <w:spacing w:line="360" w:lineRule="auto" w:after="80"/>
+        <w:ind w:left="482" w:hanging="482"/>
+      </w:pPr>
+      <w:r>
+        <w:rPr>
+          <w:rFonts w:ascii="Times New Roman" w:hAnsi="Times New Roman" w:eastAsia="新細明體"/>
+          <w:b w:val="0"/>
+          <w:i w:val="0"/>
+          <w:sz w:val="24"/>
+        </w:rPr>
+        <w:t>林朝成（2015）。〈動物解放與護生行動：從關懷生命協會的角度來探討〉。《玄奘佛學研究》，(23)，175-195。</w:t>
+      </w:r>
+    </w:p>
+    <w:p>
+      <w:pPr>
+        <w:spacing w:line="360" w:lineRule="auto" w:after="80"/>
+        <w:ind w:left="482" w:hanging="482"/>
+      </w:pPr>
+      <w:r>
+        <w:rPr>
+          <w:rFonts w:ascii="Times New Roman" w:hAnsi="Times New Roman" w:eastAsia="新細明體"/>
+          <w:b w:val="0"/>
+          <w:i w:val="0"/>
+          <w:sz w:val="24"/>
+        </w:rPr>
+        <w:t>楊惠南（1990）。〈當代台灣佛教「出世」性格的分析〉。《東方宗教研究》，(新1)，317-343。</w:t>
+      </w:r>
+    </w:p>
+    <w:p>
+      <w:pPr>
+        <w:spacing w:line="360" w:lineRule="auto" w:after="80"/>
+        <w:ind w:left="482" w:hanging="482"/>
+      </w:pPr>
+      <w:r>
+        <w:rPr>
+          <w:rFonts w:ascii="Times New Roman" w:hAnsi="Times New Roman" w:eastAsia="新細明體"/>
+          <w:b w:val="0"/>
+          <w:i w:val="0"/>
+          <w:sz w:val="24"/>
+        </w:rPr>
+        <w:t>李玉珍（2015）。〈受戒施教：戰後台灣比丘尼身分的形成與凝聚〉。《近代中國婦女史研究》，(25)，1-52。</w:t>
+      </w:r>
+    </w:p>
+    <w:p>
+      <w:pPr>
+        <w:spacing w:line="360" w:lineRule="auto" w:after="80"/>
+        <w:ind w:left="482" w:hanging="482"/>
+      </w:pPr>
+      <w:r>
+        <w:rPr>
+          <w:rFonts w:ascii="Times New Roman" w:hAnsi="Times New Roman" w:eastAsia="新細明體"/>
+          <w:b w:val="0"/>
+          <w:i w:val="0"/>
+          <w:sz w:val="24"/>
+        </w:rPr>
+        <w:t>蓑輪顕量（2016）。〈現代台灣佛教與印順法師——五大本山與人間佛教的背景一探〉。《佛光學報》，2(2)，31-53。</w:t>
+      </w:r>
+    </w:p>
+    <w:p>
+      <w:pPr>
+        <w:spacing w:line="360" w:lineRule="auto" w:after="80"/>
+        <w:ind w:left="482" w:hanging="482"/>
+      </w:pPr>
+      <w:r>
+        <w:rPr>
+          <w:rFonts w:ascii="Times New Roman" w:hAnsi="Times New Roman" w:eastAsia="新細明體"/>
+          <w:b w:val="0"/>
+          <w:i w:val="0"/>
+          <w:sz w:val="24"/>
+        </w:rPr>
+        <w:t>劉文芳（釋傳法）（2002）。《當代台灣佛教的社會運動》（碩士論文）。玄奘人文社會學院宗教學研究所，新竹。</w:t>
+      </w:r>
+    </w:p>
+    <w:p>
+      <w:pPr>
+        <w:spacing w:line="360" w:lineRule="auto" w:after="80"/>
+        <w:ind w:left="482" w:hanging="482"/>
+      </w:pPr>
+      <w:r>
+        <w:rPr>
+          <w:rFonts w:ascii="Times New Roman" w:hAnsi="Times New Roman" w:eastAsia="新細明體"/>
+          <w:b w:val="0"/>
+          <w:i w:val="0"/>
+          <w:sz w:val="24"/>
+        </w:rPr>
+        <w:t>劉文芳（釋傳法）（2019）。《左翼佛教和公民社會：泰國和馬來西亞的佛教公共介入之研究》（博士論文）。國立政治大學宗教研究所，台北。</w:t>
+      </w:r>
+    </w:p>
+    <w:p>
+      <w:pPr>
+        <w:spacing w:line="360" w:lineRule="auto" w:after="80"/>
+        <w:ind w:left="482" w:hanging="482"/>
+      </w:pPr>
+      <w:r>
+        <w:rPr>
+          <w:rFonts w:ascii="Times New Roman" w:hAnsi="Times New Roman" w:eastAsia="新細明體"/>
+          <w:b w:val="0"/>
+          <w:i w:val="0"/>
+          <w:sz w:val="24"/>
+        </w:rPr>
+        <w:t>釋傳法、釋性廣（2009）。〈社運浪潮中之護教運動——以中國佛教會護教組為探討核心〉。《玄奘佛學研究》，(11)，55-86。</w:t>
+      </w:r>
+    </w:p>
+    <w:p>
+      <w:pPr>
+        <w:spacing w:line="360" w:lineRule="auto" w:after="80"/>
+        <w:ind w:left="482" w:hanging="482"/>
+      </w:pPr>
+      <w:r>
+        <w:rPr>
+          <w:rFonts w:ascii="Times New Roman" w:hAnsi="Times New Roman" w:eastAsia="新細明體"/>
+          <w:b w:val="0"/>
+          <w:i w:val="0"/>
+          <w:sz w:val="24"/>
+        </w:rPr>
+        <w:t>莊雅棠（1997）。〈台灣鄉土神學的開拓者——王憲治牧師〉。《新使者》，(43)。</w:t>
+      </w:r>
+    </w:p>
+    <w:p>
+      <w:pPr>
+        <w:spacing w:line="360" w:lineRule="auto" w:after="80"/>
+        <w:ind w:left="482" w:hanging="482"/>
+      </w:pPr>
+      <w:r>
+        <w:rPr>
+          <w:rFonts w:ascii="Times New Roman" w:hAnsi="Times New Roman" w:eastAsia="新細明體"/>
+          <w:b w:val="0"/>
+          <w:i w:val="0"/>
+          <w:sz w:val="24"/>
+        </w:rPr>
+        <w:t>莊雅棠（2001）。〈實況化神學的意義及其超越一般——台灣本土神學方法論的反思〉。《道雜誌》，(2)，30-39。</w:t>
+      </w:r>
+    </w:p>
+    <w:p>
+      <w:pPr>
+        <w:spacing w:line="360" w:lineRule="auto" w:after="80"/>
+        <w:ind w:left="482" w:hanging="482"/>
+      </w:pPr>
+      <w:r>
+        <w:rPr>
+          <w:rFonts w:ascii="Times New Roman" w:hAnsi="Times New Roman" w:eastAsia="新細明體"/>
+          <w:b w:val="0"/>
+          <w:i w:val="0"/>
+          <w:sz w:val="24"/>
+        </w:rPr>
+        <w:t>莊雅棠（2003）。〈宋泉盛的故事神學〉。《神學與教會》，28(1)，123-145。</w:t>
+      </w:r>
+    </w:p>
+    <w:p>
+      <w:pPr>
+        <w:spacing w:line="360" w:lineRule="auto" w:after="80"/>
+        <w:ind w:left="482" w:hanging="482"/>
+      </w:pPr>
+      <w:r>
+        <w:rPr>
+          <w:rFonts w:ascii="Times New Roman" w:hAnsi="Times New Roman" w:eastAsia="新細明體"/>
+          <w:b w:val="0"/>
+          <w:i w:val="0"/>
+          <w:sz w:val="24"/>
+        </w:rPr>
+        <w:t>莊雅棠（2019）。〈在後現代處境中的台灣本土神學〉。《神學與教會》，44(1)，75-102。</w:t>
+      </w:r>
+    </w:p>
+    <w:p>
+      <w:pPr>
+        <w:spacing w:line="360" w:lineRule="auto" w:after="80"/>
+        <w:ind w:left="482" w:hanging="482"/>
+      </w:pPr>
+      <w:r>
+        <w:rPr>
+          <w:rFonts w:ascii="Times New Roman" w:hAnsi="Times New Roman" w:eastAsia="新細明體"/>
+          <w:b w:val="0"/>
+          <w:i w:val="0"/>
+          <w:sz w:val="24"/>
+        </w:rPr>
+        <w:t>陳南州（2004）。〈實況化神學的開展：黃彰輝牧師神學思想的探討〉。《台灣神學論刊》，(26)，59-83。</w:t>
+      </w:r>
+    </w:p>
+    <w:p>
+      <w:pPr>
+        <w:spacing w:line="360" w:lineRule="auto" w:after="80"/>
+        <w:ind w:left="482" w:hanging="482"/>
+      </w:pPr>
+      <w:r>
+        <w:rPr>
+          <w:rFonts w:ascii="Times New Roman" w:hAnsi="Times New Roman" w:eastAsia="新細明體"/>
+          <w:b w:val="0"/>
+          <w:i w:val="0"/>
+          <w:sz w:val="24"/>
+        </w:rPr>
+        <w:t>鄭仰恩（2001）。〈獻身普世運動的台灣本土神學家——黃彰輝牧師小傳〉。《新使者》，(64)，30-33。</w:t>
+      </w:r>
+    </w:p>
+    <w:p>
+      <w:pPr>
+        <w:spacing w:line="360" w:lineRule="auto" w:after="80"/>
+        <w:ind w:left="482" w:hanging="482"/>
+      </w:pPr>
+      <w:r>
+        <w:rPr>
+          <w:rFonts w:ascii="Times New Roman" w:hAnsi="Times New Roman" w:eastAsia="新細明體"/>
+          <w:b w:val="0"/>
+          <w:i w:val="0"/>
+          <w:sz w:val="24"/>
+        </w:rPr>
+        <w:t>鄭仰恩（2005）。〈從「自立」到「認同」：台灣基督長老教會本土化過程的歷史探討〉。《台灣神學論刊》，(27)，75-102。</w:t>
+      </w:r>
+    </w:p>
+    <w:p>
+      <w:pPr>
+        <w:spacing w:line="360" w:lineRule="auto" w:after="80"/>
+        <w:ind w:left="482" w:hanging="482"/>
+      </w:pPr>
+      <w:r>
+        <w:rPr>
+          <w:rFonts w:ascii="Times New Roman" w:hAnsi="Times New Roman" w:eastAsia="新細明體"/>
+          <w:b w:val="0"/>
+          <w:i w:val="0"/>
+          <w:sz w:val="24"/>
+        </w:rPr>
+        <w:t>鄭仰恩（2015）。〈黃彰輝牧師及現今普世視域中的實況化神學發展〉。載於王崇堯等（主編），《黃彰輝牧師的精神資產研討會論文集》（頁165-192）。台南：南神出版社。</w:t>
+      </w:r>
+    </w:p>
+    <w:p>
+      <w:pPr>
+        <w:spacing w:line="360" w:lineRule="auto" w:after="80"/>
+        <w:ind w:left="482" w:hanging="482"/>
+      </w:pPr>
+      <w:r>
+        <w:rPr>
+          <w:rFonts w:ascii="Times New Roman" w:hAnsi="Times New Roman" w:eastAsia="新細明體"/>
+          <w:b w:val="0"/>
+          <w:i w:val="0"/>
+          <w:sz w:val="24"/>
+        </w:rPr>
+        <w:t>歐力仁（2009）。〈亞洲神學之實況化詮釋學的形成與轉變〉。《宗教哲學》，(48)，123-142。</w:t>
+      </w:r>
+    </w:p>
+    <w:p>
+      <w:pPr>
+        <w:spacing w:line="360" w:lineRule="auto" w:after="80"/>
+        <w:ind w:left="482" w:hanging="482"/>
+      </w:pPr>
+      <w:r>
+        <w:rPr>
+          <w:rFonts w:ascii="Times New Roman" w:hAnsi="Times New Roman" w:eastAsia="新細明體"/>
+          <w:b w:val="0"/>
+          <w:i w:val="0"/>
+          <w:sz w:val="24"/>
+        </w:rPr>
+        <w:t>歐力仁（2011）。〈訴說苦難生命的故事——宋泉盛的故事神學方法論及其批判〉。《道風：基督教文化評論》，(35)，245-277。</w:t>
+      </w:r>
+    </w:p>
+    <w:p>
+      <w:pPr>
+        <w:spacing w:line="360" w:lineRule="auto" w:after="80"/>
+        <w:ind w:left="482" w:hanging="482"/>
+      </w:pPr>
+      <w:r>
+        <w:rPr>
+          <w:rFonts w:ascii="Times New Roman" w:hAnsi="Times New Roman" w:eastAsia="新細明體"/>
+          <w:b w:val="0"/>
+          <w:i w:val="0"/>
+          <w:sz w:val="24"/>
+        </w:rPr>
+        <w:t>謝易宏（2011）。〈鄉土神學「出埃及模式」的反思與再處境化〉。《神學與教會》，36(2)，387-408。</w:t>
+      </w:r>
+    </w:p>
+    <w:p>
+      <w:pPr>
+        <w:spacing w:line="360" w:lineRule="auto" w:after="80"/>
+        <w:ind w:left="482" w:hanging="482"/>
+      </w:pPr>
+      <w:r>
+        <w:rPr>
+          <w:rFonts w:ascii="Times New Roman" w:hAnsi="Times New Roman" w:eastAsia="新細明體"/>
+          <w:b w:val="0"/>
+          <w:i w:val="0"/>
+          <w:sz w:val="24"/>
+        </w:rPr>
+        <w:t>邱凱莉（2021）。〈從人民自決到獨立建國：以後殖民觀點分析台灣基督長老教會政治神學解嚴後三十年發展〉。《輔仁宗教研究》，(42)，121-146。</w:t>
+      </w:r>
+    </w:p>
+    <w:p>
+      <w:pPr>
+        <w:spacing w:line="360" w:lineRule="auto" w:after="80"/>
+        <w:ind w:left="482" w:hanging="482"/>
+      </w:pPr>
+      <w:r>
+        <w:rPr>
+          <w:rFonts w:ascii="Times New Roman" w:hAnsi="Times New Roman" w:eastAsia="新細明體"/>
+          <w:b w:val="0"/>
+          <w:i w:val="0"/>
+          <w:sz w:val="24"/>
+        </w:rPr>
+        <w:t>黃克先（2021）。〈跨國宗教與受限制的黨國：從監控檔案再探長老教會的政教關係〉。《臺灣社會學刊》，(70)，1-76。</w:t>
+      </w:r>
+    </w:p>
+    <w:p>
+      <w:pPr>
+        <w:spacing w:line="360" w:lineRule="auto" w:after="80"/>
+        <w:ind w:left="482" w:hanging="482"/>
+      </w:pPr>
+      <w:r>
+        <w:rPr>
+          <w:rFonts w:ascii="Times New Roman" w:hAnsi="Times New Roman" w:eastAsia="新細明體"/>
+          <w:b w:val="0"/>
+          <w:i w:val="0"/>
+          <w:sz w:val="24"/>
+        </w:rPr>
+        <w:t>王崇堯（2015）。〈台灣南部長老教會150年來宣教反思〉。《神學與教會》，40(2)，249-273。</w:t>
+      </w:r>
+    </w:p>
+    <w:p>
+      <w:pPr>
+        <w:spacing w:line="360" w:lineRule="auto" w:after="80"/>
+        <w:ind w:left="482" w:hanging="482"/>
+      </w:pPr>
+      <w:r>
+        <w:rPr>
+          <w:rFonts w:ascii="Times New Roman" w:hAnsi="Times New Roman" w:eastAsia="新細明體"/>
+          <w:b w:val="0"/>
+          <w:i w:val="0"/>
+          <w:sz w:val="24"/>
+        </w:rPr>
+        <w:t>程璞爾（2017）。《論後太陽花運動教會參與公共性之「想像」——以台灣基督長老教會為例》（碩士論文）。中原大學宗教研究所，桃園。</w:t>
+      </w:r>
+    </w:p>
+    <w:p>
+      <w:pPr>
+        <w:spacing w:line="360" w:lineRule="auto" w:after="80"/>
+        <w:ind w:left="482" w:hanging="482"/>
+      </w:pPr>
+      <w:r>
+        <w:rPr>
+          <w:rFonts w:ascii="Times New Roman" w:hAnsi="Times New Roman" w:eastAsia="新細明體"/>
+          <w:b w:val="0"/>
+          <w:i w:val="0"/>
+          <w:sz w:val="24"/>
+        </w:rPr>
+        <w:t>莊秉潔（2011）。《當代台灣佛教與基督教對話之研究》（碩士論文）。玄奘大學宗教學研究所，新竹。</w:t>
+      </w:r>
+    </w:p>
+    <w:p>
+      <w:pPr>
+        <w:spacing w:line="360" w:lineRule="auto" w:after="80"/>
+        <w:ind w:left="482" w:hanging="482"/>
+      </w:pPr>
+      <w:r>
+        <w:rPr>
+          <w:rFonts w:ascii="Times New Roman" w:hAnsi="Times New Roman" w:eastAsia="新細明體"/>
+          <w:b w:val="0"/>
+          <w:i w:val="0"/>
+          <w:sz w:val="24"/>
+        </w:rPr>
+        <w:t>賴賢宗（2004）。〈佛教與基督教的對話：以當代台灣宗教界為中心〉。《哲學與文化》，31(5)，23-41。</w:t>
+      </w:r>
+    </w:p>
+    <w:p>
+      <w:pPr>
+        <w:spacing w:line="360" w:lineRule="auto" w:after="80"/>
+        <w:ind w:left="482" w:hanging="482"/>
+      </w:pPr>
+      <w:r>
+        <w:rPr>
+          <w:rFonts w:ascii="Times New Roman" w:hAnsi="Times New Roman" w:eastAsia="新細明體"/>
+          <w:b w:val="0"/>
+          <w:i w:val="0"/>
+          <w:sz w:val="24"/>
+        </w:rPr>
+        <w:t>蔡怡佳（2016）。〈與佛相應、與神相契：臺灣佛教徒與基督徒的祈禱修行體驗〉。《臺灣宗教研究》，15(1)，51-78。</w:t>
+      </w:r>
+    </w:p>
+    <w:p>
+      <w:pPr>
+        <w:spacing w:line="360" w:lineRule="auto" w:after="80"/>
+        <w:ind w:left="482" w:hanging="482"/>
+      </w:pPr>
+      <w:r>
+        <w:rPr>
+          <w:rFonts w:ascii="Times New Roman" w:hAnsi="Times New Roman" w:eastAsia="新細明體"/>
+          <w:b w:val="0"/>
+          <w:i w:val="0"/>
+          <w:sz w:val="24"/>
+        </w:rPr>
+        <w:t>游祥洲（2007）。〈論全球入世佛教之發展進路——兼論其涉及公共事務時之政治取向〉。《弘誓雙月刊》，(88)，6-23。</w:t>
+      </w:r>
+    </w:p>
+    <w:p>
+      <w:pPr>
+        <w:spacing w:line="360" w:lineRule="auto" w:after="80"/>
+        <w:ind w:left="482" w:hanging="482"/>
+      </w:pPr>
+      <w:r>
+        <w:rPr>
+          <w:rFonts w:ascii="Times New Roman" w:hAnsi="Times New Roman" w:eastAsia="新細明體"/>
+          <w:b w:val="0"/>
+          <w:i w:val="0"/>
+          <w:sz w:val="24"/>
+        </w:rPr>
+        <w:t>張辰瑋（2023）。〈昭慧法師與性廣法師對印順學的傳承與實踐——以經營佛教弘誓學院、參與社運、闡揚人間佛教禪法為例〉。《法印學報》，(14)，181-204。</w:t>
+      </w:r>
+    </w:p>
+    <w:p>
+      <w:pPr>
+        <w:spacing w:line="360" w:lineRule="auto" w:after="80"/>
+        <w:ind w:left="482" w:hanging="482"/>
+      </w:pPr>
+      <w:r>
+        <w:rPr>
+          <w:rFonts w:ascii="Times New Roman" w:hAnsi="Times New Roman" w:eastAsia="新細明體"/>
+          <w:b w:val="0"/>
+          <w:i w:val="0"/>
+          <w:sz w:val="24"/>
+        </w:rPr>
+        <w:t>張辰瑋（2024）。〈從「青年佛教」之精神看印順學派的歷史發展〉。《法印學報》，229-252。</w:t>
+      </w:r>
+    </w:p>
+    <w:p>
+      <w:pPr>
+        <w:spacing w:line="360" w:lineRule="auto" w:after="80"/>
+        <w:ind w:left="482" w:hanging="482"/>
+      </w:pPr>
+      <w:r>
+        <w:rPr>
+          <w:rFonts w:ascii="Times New Roman" w:hAnsi="Times New Roman" w:eastAsia="新細明體"/>
+          <w:b w:val="0"/>
+          <w:i w:val="0"/>
+          <w:sz w:val="24"/>
+        </w:rPr>
+        <w:t>張辰瑋（2024）。〈耶佛之間的跨宗教友誼與跨宗教合作：以釋昭慧法師、盧俊義牧師、洪山川主教為例〉。「2024年度台灣宗教學會年會」，中央研究院民族學研究所，台北。</w:t>
+      </w:r>
+    </w:p>
+    <w:p>
+      <w:pPr>
+        <w:spacing w:line="360" w:lineRule="auto" w:after="80"/>
+        <w:ind w:left="482" w:hanging="482"/>
+      </w:pPr>
+      <w:r>
+        <w:rPr>
+          <w:rFonts w:ascii="Times New Roman" w:hAnsi="Times New Roman" w:eastAsia="新細明體"/>
+          <w:b w:val="0"/>
+          <w:i w:val="0"/>
+          <w:sz w:val="24"/>
+        </w:rPr>
+        <w:t>張辰瑋（2025）。〈昭慧法師的戒律學思想與實踐：以性別議題為核心〉。第六屆中華國際佛學會議，法鼓山中華佛學研究所，台北。</w:t>
+      </w:r>
+    </w:p>
+    <w:p>
+      <w:pPr>
+        <w:spacing w:line="360" w:lineRule="auto" w:after="80"/>
+        <w:ind w:left="482" w:hanging="482"/>
+      </w:pPr>
+      <w:r>
+        <w:rPr>
+          <w:rFonts w:ascii="Times New Roman" w:hAnsi="Times New Roman" w:eastAsia="新細明體"/>
+          <w:b w:val="0"/>
+          <w:i w:val="0"/>
+          <w:sz w:val="24"/>
+        </w:rPr>
+        <w:t>張辰瑋（2025）。《印順導師人間佛教思想的傳承與實踐：以昭慧法師、性廣法師為核心》（碩士論文）。國立台北教育大學台灣文化研究所，台北。</w:t>
+      </w:r>
+    </w:p>
+    <w:p>
+      <w:pPr>
+        <w:pageBreakBefore w:val="0"/>
+        <w:spacing w:line="360" w:lineRule="auto" w:after="200" w:before="160"/>
+      </w:pPr>
+      <w:r>
+        <w:rPr>
+          <w:rFonts w:ascii="Times New Roman" w:hAnsi="Times New Roman" w:eastAsia="新細明體"/>
+          <w:b/>
+          <w:i w:val="0"/>
+          <w:sz w:val="26"/>
+        </w:rPr>
+        <w:t>四、外文文獻</w:t>
+      </w:r>
+    </w:p>
+    <w:p>
+      <w:pPr>
+        <w:spacing w:line="360" w:lineRule="auto" w:after="80"/>
+        <w:ind w:left="482" w:hanging="482"/>
+      </w:pPr>
+      <w:r>
+        <w:rPr>
+          <w:rFonts w:ascii="Times New Roman" w:hAnsi="Times New Roman" w:eastAsia="新細明體"/>
+          <w:b w:val="0"/>
+          <w:i w:val="0"/>
+          <w:sz w:val="24"/>
+        </w:rPr>
+        <w:t>Ahn, B.-M.（안병무）(1981). *Minjung theology: People as the subjects of history*. Maryknoll, NY: Orbis Books.</w:t>
+      </w:r>
+    </w:p>
+    <w:p>
+      <w:pPr>
+        <w:spacing w:line="360" w:lineRule="auto" w:after="80"/>
+        <w:ind w:left="482" w:hanging="482"/>
+      </w:pPr>
+      <w:r>
+        <w:rPr>
+          <w:rFonts w:ascii="Times New Roman" w:hAnsi="Times New Roman" w:eastAsia="新細明體"/>
+          <w:b w:val="0"/>
+          <w:i w:val="0"/>
+          <w:sz w:val="24"/>
+        </w:rPr>
+        <w:t>Clooney, F. X. (2010). *Comparative theology: Deep learning across religious borders*. Malden, MA: Wiley-Blackwell.</w:t>
+      </w:r>
+    </w:p>
+    <w:p>
+      <w:pPr>
+        <w:spacing w:line="360" w:lineRule="auto" w:after="80"/>
+        <w:ind w:left="482" w:hanging="482"/>
+      </w:pPr>
+      <w:r>
+        <w:rPr>
+          <w:rFonts w:ascii="Times New Roman" w:hAnsi="Times New Roman" w:eastAsia="新細明體"/>
+          <w:b w:val="0"/>
+          <w:i w:val="0"/>
+          <w:sz w:val="24"/>
+        </w:rPr>
+        <w:t>Duara, P. (2015). *The crisis of global modernity: Asian traditions and a sustainable future*. Cambridge: Cambridge University Press.</w:t>
+      </w:r>
+    </w:p>
+    <w:p>
+      <w:pPr>
+        <w:spacing w:line="360" w:lineRule="auto" w:after="80"/>
+        <w:ind w:left="482" w:hanging="482"/>
+      </w:pPr>
+      <w:r>
+        <w:rPr>
+          <w:rFonts w:ascii="Times New Roman" w:hAnsi="Times New Roman" w:eastAsia="新細明體"/>
+          <w:b w:val="0"/>
+          <w:i w:val="0"/>
+          <w:sz w:val="24"/>
+        </w:rPr>
+        <w:t>Goossaert, V., &amp; Palmer, D. A. (2011). *The religious question in modern China*. Chicago: University of Chicago Press.</w:t>
+      </w:r>
+    </w:p>
+    <w:p>
+      <w:pPr>
+        <w:spacing w:line="360" w:lineRule="auto" w:after="80"/>
+        <w:ind w:left="482" w:hanging="482"/>
+      </w:pPr>
+      <w:r>
+        <w:rPr>
+          <w:rFonts w:ascii="Times New Roman" w:hAnsi="Times New Roman" w:eastAsia="新細明體"/>
+          <w:b w:val="0"/>
+          <w:i w:val="0"/>
+          <w:sz w:val="24"/>
+        </w:rPr>
+        <w:t>Hick, J. (1989). *An interpretation of religion: Human responses to the transcendent*. New Haven: Yale University Press.</w:t>
+      </w:r>
+    </w:p>
+    <w:p>
+      <w:pPr>
+        <w:spacing w:line="360" w:lineRule="auto" w:after="80"/>
+        <w:ind w:left="482" w:hanging="482"/>
+      </w:pPr>
+      <w:r>
+        <w:rPr>
+          <w:rFonts w:ascii="Times New Roman" w:hAnsi="Times New Roman" w:eastAsia="新細明體"/>
+          <w:b w:val="0"/>
+          <w:i w:val="0"/>
+          <w:sz w:val="24"/>
+        </w:rPr>
+        <w:t>Kagawa, T.（賀川豊彦）(1936). *Brotherhood economics*. New York: Harper &amp; Brothers.</w:t>
+      </w:r>
+    </w:p>
+    <w:p>
+      <w:pPr>
+        <w:spacing w:line="360" w:lineRule="auto" w:after="80"/>
+        <w:ind w:left="482" w:hanging="482"/>
+      </w:pPr>
+      <w:r>
+        <w:rPr>
+          <w:rFonts w:ascii="Times New Roman" w:hAnsi="Times New Roman" w:eastAsia="新細明體"/>
+          <w:b w:val="0"/>
+          <w:i w:val="0"/>
+          <w:sz w:val="24"/>
+        </w:rPr>
+        <w:t>Knitter, P. F. (1995). *One earth many religions: Multifaith dialogue and global responsibility*. Maryknoll, NY: Orbis Books.</w:t>
+      </w:r>
+    </w:p>
+    <w:p>
+      <w:pPr>
+        <w:spacing w:line="360" w:lineRule="auto" w:after="80"/>
+        <w:ind w:left="482" w:hanging="482"/>
+      </w:pPr>
+      <w:r>
+        <w:rPr>
+          <w:rFonts w:ascii="Times New Roman" w:hAnsi="Times New Roman" w:eastAsia="新細明體"/>
+          <w:b w:val="0"/>
+          <w:i w:val="0"/>
+          <w:sz w:val="24"/>
+        </w:rPr>
+        <w:t>Koyama, K.（小山晃佑）(1974). *Water buffalo theology*. Maryknoll, NY: Orbis Books.</w:t>
+      </w:r>
+    </w:p>
+    <w:p>
+      <w:pPr>
+        <w:spacing w:line="360" w:lineRule="auto" w:after="80"/>
+        <w:ind w:left="482" w:hanging="482"/>
+      </w:pPr>
+      <w:r>
+        <w:rPr>
+          <w:rFonts w:ascii="Times New Roman" w:hAnsi="Times New Roman" w:eastAsia="新細明體"/>
+          <w:b w:val="0"/>
+          <w:i w:val="0"/>
+          <w:sz w:val="24"/>
+        </w:rPr>
+        <w:t>Lian, X. (2010). *Redeemed by fire: The rise of popular Christianity in modern China*. New Haven: Yale University Press.</w:t>
+      </w:r>
+    </w:p>
+    <w:p>
+      <w:pPr>
+        <w:spacing w:line="360" w:lineRule="auto" w:after="80"/>
+        <w:ind w:left="482" w:hanging="482"/>
+      </w:pPr>
+      <w:r>
+        <w:rPr>
+          <w:rFonts w:ascii="Times New Roman" w:hAnsi="Times New Roman" w:eastAsia="新細明體"/>
+          <w:b w:val="0"/>
+          <w:i w:val="0"/>
+          <w:sz w:val="24"/>
+        </w:rPr>
+        <w:t>Madsen, R. (2007). *Democracy's dharma: Religious renaissance and political development in Taiwan*. Berkeley: University of California Press.</w:t>
+      </w:r>
+    </w:p>
+    <w:p>
+      <w:pPr>
+        <w:spacing w:line="360" w:lineRule="auto" w:after="80"/>
+        <w:ind w:left="482" w:hanging="482"/>
+      </w:pPr>
+      <w:r>
+        <w:rPr>
+          <w:rFonts w:ascii="Times New Roman" w:hAnsi="Times New Roman" w:eastAsia="新細明體"/>
+          <w:b w:val="0"/>
+          <w:i w:val="0"/>
+          <w:sz w:val="24"/>
+        </w:rPr>
+        <w:t>Panikkar, R. (1999). *The intra-religious dialogue* (Rev. ed.). New York: Paulist Press.</w:t>
+      </w:r>
+    </w:p>
+    <w:p>
+      <w:pPr>
+        <w:spacing w:line="360" w:lineRule="auto" w:after="80"/>
+        <w:ind w:left="482" w:hanging="482"/>
+      </w:pPr>
+      <w:r>
+        <w:rPr>
+          <w:rFonts w:ascii="Times New Roman" w:hAnsi="Times New Roman" w:eastAsia="新細明體"/>
+          <w:b w:val="0"/>
+          <w:i w:val="0"/>
+          <w:sz w:val="24"/>
+        </w:rPr>
+        <w:t>Pieris, A. (1988). *An Asian theology of liberation*. Maryknoll, NY: Orbis Books.</w:t>
+      </w:r>
+    </w:p>
+    <w:p>
+      <w:pPr>
+        <w:spacing w:line="360" w:lineRule="auto" w:after="80"/>
+        <w:ind w:left="482" w:hanging="482"/>
+      </w:pPr>
+      <w:r>
+        <w:rPr>
+          <w:rFonts w:ascii="Times New Roman" w:hAnsi="Times New Roman" w:eastAsia="新細明體"/>
+          <w:b w:val="0"/>
+          <w:i w:val="0"/>
+          <w:sz w:val="24"/>
+        </w:rPr>
+        <w:t>Queen, C. S., &amp; King, S. B. (Eds.). (1996). *Engaged Buddhism: Buddhist liberation movements in Asia*. Albany: State University of New York Press.</w:t>
+      </w:r>
+    </w:p>
+    <w:p>
+      <w:pPr>
+        <w:spacing w:line="360" w:lineRule="auto" w:after="80"/>
+        <w:ind w:left="482" w:hanging="482"/>
+      </w:pPr>
+      <w:r>
+        <w:rPr>
+          <w:rFonts w:ascii="Times New Roman" w:hAnsi="Times New Roman" w:eastAsia="新細明體"/>
+          <w:b w:val="0"/>
+          <w:i w:val="0"/>
+          <w:sz w:val="24"/>
+        </w:rPr>
+        <w:t>Rauschenbusch, W. (1917). *A theology for the social gospel*. New York: Macmillan.</w:t>
+      </w:r>
+    </w:p>
+    <w:p>
+      <w:pPr>
+        <w:spacing w:line="360" w:lineRule="auto" w:after="80"/>
+        <w:ind w:left="482" w:hanging="482"/>
+      </w:pPr>
+      <w:r>
+        <w:rPr>
+          <w:rFonts w:ascii="Times New Roman" w:hAnsi="Times New Roman" w:eastAsia="新細明體"/>
+          <w:b w:val="0"/>
+          <w:i w:val="0"/>
+          <w:sz w:val="24"/>
+        </w:rPr>
+        <w:t>Ritzinger, J. R. (2017). *Anarchy in the Pure Land: Tradition and modernity in the movements of Taixu and Yinshun*. Honolulu: University of Hawaii Press.</w:t>
+      </w:r>
+    </w:p>
+    <w:p>
+      <w:pPr>
+        <w:spacing w:line="360" w:lineRule="auto" w:after="80"/>
+        <w:ind w:left="482" w:hanging="482"/>
+      </w:pPr>
+      <w:r>
+        <w:rPr>
+          <w:rFonts w:ascii="Times New Roman" w:hAnsi="Times New Roman" w:eastAsia="新細明體"/>
+          <w:b w:val="0"/>
+          <w:i w:val="0"/>
+          <w:sz w:val="24"/>
+        </w:rPr>
+        <w:t>Shields, J. M. (2017). *Against harmony: Progressive and radical Buddhism in modern Japan*. Oxford: Oxford University Press.</w:t>
+      </w:r>
+    </w:p>
+    <w:p>
+      <w:pPr>
+        <w:spacing w:line="360" w:lineRule="auto" w:after="80"/>
+        <w:ind w:left="482" w:hanging="482"/>
+      </w:pPr>
+      <w:r>
+        <w:rPr>
+          <w:rFonts w:ascii="Times New Roman" w:hAnsi="Times New Roman" w:eastAsia="新細明體"/>
+          <w:b w:val="0"/>
+          <w:i w:val="0"/>
+          <w:sz w:val="24"/>
+        </w:rPr>
+        <w:t>Starr, C. (2016). *Chinese theology: Text and context*. New Haven: Yale University Press.</w:t>
+      </w:r>
+    </w:p>
+    <w:p>
+      <w:pPr>
+        <w:spacing w:line="360" w:lineRule="auto" w:after="80"/>
+        <w:ind w:left="482" w:hanging="482"/>
+      </w:pPr>
+      <w:r>
+        <w:rPr>
+          <w:rFonts w:ascii="Times New Roman" w:hAnsi="Times New Roman" w:eastAsia="新細明體"/>
+          <w:b w:val="0"/>
+          <w:i w:val="0"/>
+          <w:sz w:val="24"/>
+        </w:rPr>
+        <w:t>Xing, J. (1996). *Baptized in the fire of revolution: The American social gospel and the YMCA in China, 1919-1937*. Bethlehem: Lehigh University Press.</w:t>
+      </w:r>
+    </w:p>
+    <w:p>
+      <w:pPr>
+        <w:pageBreakBefore/>
+        <w:spacing w:line="360" w:lineRule="auto" w:after="200" w:before="240"/>
+      </w:pPr>
+      <w:r>
+        <w:rPr>
+          <w:rFonts w:ascii="Times New Roman" w:hAnsi="Times New Roman" w:eastAsia="新細明體"/>
+          <w:b/>
+          <w:i w:val="0"/>
+          <w:sz w:val="28"/>
+        </w:rPr>
+        <w:t>附錄　十個月研究工作計畫（2026年9月–2027年6月）</w:t>
       </w:r>
     </w:p>
     <w:p>
@@ -2214,26 +6252,20 @@
       <w:r>
         <w:rPr>
           <w:rFonts w:ascii="Times New Roman" w:hAnsi="Times New Roman" w:eastAsia="新細明體"/>
-          <w:b w:val="0"/>
-          <w:i w:val="0"/>
-          <w:sz w:val="24"/>
-        </w:rPr>
-        <w:t>全論文分七章。第一章交代方法與研究缺口，第二章立東亞前史背景，第三、四章各自重建一條系譜，第五章把兩條線並置比較，第六章提出「人間宗教」範式並以戰後佛耶交會與結盟的實際歷程加以檢證。</w:t>
-      </w:r>
-    </w:p>
-    <w:p>
-      <w:pPr>
-        <w:pageBreakBefore w:val="0"/>
-        <w:spacing w:line="360" w:lineRule="auto" w:after="200" w:before="160"/>
-      </w:pPr>
-      <w:r>
-        <w:rPr>
-          <w:rFonts w:ascii="Times New Roman" w:hAnsi="Times New Roman" w:eastAsia="新細明體"/>
           <w:b/>
           <w:i w:val="0"/>
-          <w:sz w:val="26"/>
-        </w:rPr>
-        <w:t>第一章　研究方法與文獻回顧</w:t>
+          <w:sz w:val="24"/>
+        </w:rPr>
+        <w:t>九月–十月　人間佛教的史料整理</w:t>
+      </w:r>
+      <w:r>
+        <w:rPr>
+          <w:rFonts w:ascii="Times New Roman" w:hAnsi="Times New Roman" w:eastAsia="新細明體"/>
+          <w:b w:val="0"/>
+          <w:i w:val="0"/>
+          <w:sz w:val="24"/>
+        </w:rPr>
+        <w:t>：研讀太虛、印順教史著作與〈契理契機之人間佛教〉，續讀傳道法師著述、《傳道法師年譜》及昭慧法師律學與倫理學著作。產出四人著作編年目錄，以及《妙心雜誌》、《弘誓雙月刊》、《法印學報》篇目索引。</w:t>
       </w:r>
     </w:p>
     <w:p>
@@ -2248,16 +6280,16 @@
           <w:i w:val="0"/>
           <w:sz w:val="24"/>
         </w:rPr>
-        <w:t>第一節　問題意識與研究提問</w:t>
-      </w:r>
-      <w:r>
-        <w:rPr>
-          <w:rFonts w:ascii="Times New Roman" w:hAnsi="Times New Roman" w:eastAsia="新細明體"/>
-          <w:b w:val="0"/>
-          <w:i w:val="0"/>
-          <w:sz w:val="24"/>
-        </w:rPr>
-        <w:t>：兩段一向分開講述的歷史；為何從歷史比較起手而非從理論起手；三層提問（源頭、生成、意義）。</w:t>
+        <w:t>十一月–十二月　長老教會公共神學的史料整理</w:t>
+      </w:r>
+      <w:r>
+        <w:rPr>
+          <w:rFonts w:ascii="Times New Roman" w:hAnsi="Times New Roman" w:eastAsia="新細明體"/>
+          <w:b w:val="0"/>
+          <w:i w:val="0"/>
+          <w:sz w:val="24"/>
+        </w:rPr>
+        <w:t>：研讀《台灣基督長老教會史》、三大聲明與一九八五年信仰告白相關文獻，及黃彰輝、宋泉盛、王憲治、黃伯和四人著作。產出四人著作編年目錄，以及《台灣教會公報》、《新使者》、《神學與教會》、《道雜誌》篇目索引。</w:t>
       </w:r>
     </w:p>
     <w:p>
@@ -2272,16 +6304,16 @@
           <w:i w:val="0"/>
           <w:sz w:val="24"/>
         </w:rPr>
-        <w:t>第二節　文獻回顧與研究缺口</w:t>
-      </w:r>
-      <w:r>
-        <w:rPr>
-          <w:rFonts w:ascii="Times New Roman" w:hAnsi="Times New Roman" w:eastAsia="新細明體"/>
-          <w:b w:val="0"/>
-          <w:i w:val="0"/>
-          <w:sz w:val="24"/>
-        </w:rPr>
-        <w:t>：四個領域逐一檢視——東亞近代宗教變革的比較史、台灣佛教史與人間佛教研究、台灣基督教史與本土神學研究、戰後佛耶關係與跨宗教研究；指出四者各自成史而未曾接合，以及傳道、王憲治兩條線索的研究空白。</w:t>
+        <w:t>一月　第一章初稿</w:t>
+      </w:r>
+      <w:r>
+        <w:rPr>
+          <w:rFonts w:ascii="Times New Roman" w:hAnsi="Times New Roman" w:eastAsia="新細明體"/>
+          <w:b w:val="0"/>
+          <w:i w:val="0"/>
+          <w:sz w:val="24"/>
+        </w:rPr>
+        <w:t>：收束前四個月成果為第一章〈研究方法與文獻回顧〉初稿（約兩萬字）；建置兩組關鍵詞（人生佛教／人間佛教／此時此地此人；本色化／實況化／鄉土／出頭天）的概念史索引。繳交第一學期論文進度審查表。</w:t>
       </w:r>
     </w:p>
     <w:p>
@@ -2296,16 +6328,16 @@
           <w:i w:val="0"/>
           <w:sz w:val="24"/>
         </w:rPr>
-        <w:t>第三節　研究方法</w:t>
-      </w:r>
-      <w:r>
-        <w:rPr>
-          <w:rFonts w:ascii="Times New Roman" w:hAnsi="Times New Roman" w:eastAsia="新細明體"/>
-          <w:b w:val="0"/>
-          <w:i w:val="0"/>
-          <w:sz w:val="24"/>
-        </w:rPr>
-        <w:t>：宗教史比較的比較單位如何界定；思想史與概念史對關鍵詞的追蹤；文獻史料學的兩項使用原則；口述歷史的定位與倫理程序。</w:t>
+        <w:t>二月–三月　第二章</w:t>
+      </w:r>
+      <w:r>
+        <w:rPr>
+          <w:rFonts w:ascii="Times New Roman" w:hAnsi="Times New Roman" w:eastAsia="新細明體"/>
+          <w:b w:val="0"/>
+          <w:i w:val="0"/>
+          <w:sz w:val="24"/>
+        </w:rPr>
+        <w:t>：完成〈東亞近代宗教變革〉全六節初稿並統稿（約四萬字），涵蓋日本、中國、朝鮮、台灣四線與比較歸納。</w:t>
       </w:r>
     </w:p>
     <w:p>
@@ -2320,16 +6352,16 @@
           <w:i w:val="0"/>
           <w:sz w:val="24"/>
         </w:rPr>
-        <w:t>第四節　史料來源、研究範圍與研究限制</w:t>
-      </w:r>
-      <w:r>
-        <w:rPr>
-          <w:rFonts w:ascii="Times New Roman" w:hAnsi="Times New Roman" w:eastAsia="新細明體"/>
-          <w:b w:val="0"/>
-          <w:i w:val="0"/>
-          <w:sz w:val="24"/>
-        </w:rPr>
-        <w:t>：佛教、基督教、跨宗教三大史料群；時間與空間的斷限；本研究在日韓一手史料、口述記憶與信眾層次上的限制。</w:t>
+        <w:t>四月–五月　第三章</w:t>
+      </w:r>
+      <w:r>
+        <w:rPr>
+          <w:rFonts w:ascii="Times New Roman" w:hAnsi="Times New Roman" w:eastAsia="新細明體"/>
+          <w:b w:val="0"/>
+          <w:i w:val="0"/>
+          <w:sz w:val="24"/>
+        </w:rPr>
+        <w:t>：以第一學期長編為基礎完成〈人間佛教在台灣的發展〉全章初稿；赴妙心寺、台南神學院、台灣教會公報社實地查閱，補齊傳道一節的一手材料，並整理第四章寫作大綱與引文長編。</w:t>
       </w:r>
     </w:p>
     <w:p>
@@ -2344,31 +6376,16 @@
           <w:i w:val="0"/>
           <w:sz w:val="24"/>
         </w:rPr>
-        <w:t>第五節　名詞界定</w:t>
-      </w:r>
-      <w:r>
-        <w:rPr>
-          <w:rFonts w:ascii="Times New Roman" w:hAnsi="Times New Roman" w:eastAsia="新細明體"/>
-          <w:b w:val="0"/>
-          <w:i w:val="0"/>
-          <w:sz w:val="24"/>
-        </w:rPr>
-        <w:t>：人間性、公共性、公共神學、人間宗教——說明本研究在何種意義上使用這些詞，以及它們與世俗化、政治參與、社會運動的分野。</w:t>
-      </w:r>
-    </w:p>
-    <w:p>
-      <w:pPr>
-        <w:pageBreakBefore w:val="0"/>
-        <w:spacing w:line="360" w:lineRule="auto" w:after="200" w:before="160"/>
-      </w:pPr>
-      <w:r>
-        <w:rPr>
-          <w:rFonts w:ascii="Times New Roman" w:hAnsi="Times New Roman" w:eastAsia="新細明體"/>
-          <w:b/>
-          <w:i w:val="0"/>
-          <w:sz w:val="26"/>
-        </w:rPr>
-        <w:t>第二章　東亞近代宗教變革：復興的共同源頭</w:t>
+        <w:t>六月　投稿與訪談啟動</w:t>
+      </w:r>
+      <w:r>
+        <w:rPr>
+          <w:rFonts w:ascii="Times New Roman" w:hAnsi="Times New Roman" w:eastAsia="新細明體"/>
+          <w:b w:val="0"/>
+          <w:i w:val="0"/>
+          <w:sz w:val="24"/>
+        </w:rPr>
+        <w:t>：第二章定稿並投稿學術研討會；完成口述歷史受訪名單、訪綱與學術倫理程序，進行第一批訪談三場以上。繳交第二學期論文進度審查表。</w:t>
       </w:r>
     </w:p>
     <w:p>
@@ -2383,3925 +6400,16 @@
           <w:i w:val="0"/>
           <w:sz w:val="24"/>
         </w:rPr>
-        <w:t>第一節　共同的歷史條件</w:t>
-      </w:r>
-      <w:r>
-        <w:rPr>
-          <w:rFonts w:ascii="Times New Roman" w:hAnsi="Times New Roman" w:eastAsia="新細明體"/>
-          <w:b w:val="0"/>
-          <w:i w:val="0"/>
-          <w:sz w:val="24"/>
-        </w:rPr>
-        <w:t>：一次大戰後民族自決思潮席捲東亞，殖民體制與帝國秩序同時鬆動又收緊；社會主義與美國社會福音思潮先後傳入；此前十九世紀末以來近代國家對宗教財產與制度的整編（日本神佛分離與廢佛毀釋的餘波、中國廟產興學、朝鮮總督府的宗教政策、台灣總督府的寺廟整理）已使各地宗教陷於存亡與正當性的雙重危機——民族主義浪潮與宗教復興因此在一九二〇年代前後同時發生，這是本章比較的共同起點。</w:t>
-      </w:r>
-    </w:p>
-    <w:p>
-      <w:pPr>
-        <w:spacing w:line="360" w:lineRule="auto" w:after="120"/>
-        <w:ind w:firstLine="480"/>
-      </w:pPr>
-      <w:r>
-        <w:rPr>
-          <w:rFonts w:ascii="Times New Roman" w:hAnsi="Times New Roman" w:eastAsia="新細明體"/>
-          <w:b/>
-          <w:i w:val="0"/>
-          <w:sz w:val="24"/>
-        </w:rPr>
-        <w:t>第二節　日本：改革與左翼的兩條線</w:t>
-      </w:r>
-      <w:r>
-        <w:rPr>
-          <w:rFonts w:ascii="Times New Roman" w:hAnsi="Times New Roman" w:eastAsia="新細明體"/>
-          <w:b w:val="0"/>
-          <w:i w:val="0"/>
-          <w:sz w:val="24"/>
-        </w:rPr>
-        <w:t>：大正民主下的宗教社會運動，其思想前身為清沢満之的精神主義與新佛教徒運動；日蓮主義的國家化與其反面；內村鑑三的無教會主義與矢內原忠雄的批判傳統；賀川豐彥的基督教社會運動；妹尾義郎與新興佛教青年同盟。說明「宗教的社會化」在日本何以同時開出國家主義與社會主義兩種方向。</w:t>
-      </w:r>
-    </w:p>
-    <w:p>
-      <w:pPr>
-        <w:spacing w:line="360" w:lineRule="auto" w:after="120"/>
-        <w:ind w:firstLine="480"/>
-      </w:pPr>
-      <w:r>
-        <w:rPr>
-          <w:rFonts w:ascii="Times New Roman" w:hAnsi="Times New Roman" w:eastAsia="新細明體"/>
-          <w:b/>
-          <w:i w:val="0"/>
-          <w:sz w:val="24"/>
-        </w:rPr>
-        <w:t>第三節　中國：從存亡危機到佛教革命與社會福音</w:t>
-      </w:r>
-      <w:r>
-        <w:rPr>
-          <w:rFonts w:ascii="Times New Roman" w:hAnsi="Times New Roman" w:eastAsia="新細明體"/>
-          <w:b w:val="0"/>
-          <w:i w:val="0"/>
-          <w:sz w:val="24"/>
-        </w:rPr>
-        <w:t>：廟產興學危機與佛教界的組織性回應；太虛的三大革命與人生佛教；吳耀宗與青年會系統的社會福音路線。指出「革命」語彙如何同時進入佛教與基督教的自我表述。</w:t>
-      </w:r>
-    </w:p>
-    <w:p>
-      <w:pPr>
-        <w:spacing w:line="360" w:lineRule="auto" w:after="120"/>
-        <w:ind w:firstLine="480"/>
-      </w:pPr>
-      <w:r>
-        <w:rPr>
-          <w:rFonts w:ascii="Times New Roman" w:hAnsi="Times New Roman" w:eastAsia="新細明體"/>
-          <w:b/>
-          <w:i w:val="0"/>
-          <w:sz w:val="24"/>
-        </w:rPr>
-        <w:t>第四節　朝鮮：三一運動中的跨宗教結盟</w:t>
-      </w:r>
-      <w:r>
-        <w:rPr>
-          <w:rFonts w:ascii="Times New Roman" w:hAnsi="Times New Roman" w:eastAsia="新細明體"/>
-          <w:b w:val="0"/>
-          <w:i w:val="0"/>
-          <w:sz w:val="24"/>
-        </w:rPr>
-        <w:t>：東學至天道教的轉化；一九一九年獨立宣言簽署者的宗教組成所顯示的結盟事實；韓龍雲的佛教維新論；此一經驗如何成為民眾神學的前史。</w:t>
-      </w:r>
-    </w:p>
-    <w:p>
-      <w:pPr>
-        <w:spacing w:line="360" w:lineRule="auto" w:after="120"/>
-        <w:ind w:firstLine="480"/>
-      </w:pPr>
-      <w:r>
-        <w:rPr>
-          <w:rFonts w:ascii="Times New Roman" w:hAnsi="Times New Roman" w:eastAsia="新細明體"/>
-          <w:b/>
-          <w:i w:val="0"/>
-          <w:sz w:val="24"/>
-        </w:rPr>
-        <w:t>第五節　台灣：新文化運動中的宗教覺醒</w:t>
-      </w:r>
-      <w:r>
-        <w:rPr>
-          <w:rFonts w:ascii="Times New Roman" w:hAnsi="Times New Roman" w:eastAsia="新細明體"/>
-          <w:b w:val="0"/>
-          <w:i w:val="0"/>
-          <w:sz w:val="24"/>
-        </w:rPr>
-        <w:t>：台灣文化協會與新文化運動的宗教面向；林秋梧（證峰）的社會主義佛教論述；南瀛佛教會體制下的僧侶教育；長老教會自日治時期起的自立運動與教育事業。</w:t>
-      </w:r>
-    </w:p>
-    <w:p>
-      <w:pPr>
-        <w:spacing w:line="360" w:lineRule="auto" w:after="120"/>
-        <w:ind w:firstLine="480"/>
-      </w:pPr>
-      <w:r>
-        <w:rPr>
-          <w:rFonts w:ascii="Times New Roman" w:hAnsi="Times New Roman" w:eastAsia="新細明體"/>
-          <w:b/>
-          <w:i w:val="0"/>
-          <w:sz w:val="24"/>
-        </w:rPr>
-        <w:t>第六節　比較與歸納</w:t>
-      </w:r>
-      <w:r>
-        <w:rPr>
-          <w:rFonts w:ascii="Times New Roman" w:hAnsi="Times New Roman" w:eastAsia="新細明體"/>
-          <w:b w:val="0"/>
-          <w:i w:val="0"/>
-          <w:sz w:val="24"/>
-        </w:rPr>
-        <w:t>：四地共享的三項條件（國家整編、殖民或半殖民處境、外來社會思潮）與兩項差異變項（宗教與國家的既有關係、殖民者與被殖民者的宗教歸屬）；「入世」作為共同轉向，其性質是回應性的、跨宗教的、且與民族處境緊密綁定。此結論構成第三、四章的歷史前提。</w:t>
-      </w:r>
-    </w:p>
-    <w:p>
-      <w:pPr>
-        <w:pageBreakBefore w:val="0"/>
-        <w:spacing w:line="360" w:lineRule="auto" w:after="200" w:before="160"/>
-      </w:pPr>
-      <w:r>
-        <w:rPr>
-          <w:rFonts w:ascii="Times New Roman" w:hAnsi="Times New Roman" w:eastAsia="新細明體"/>
-          <w:b/>
-          <w:i w:val="0"/>
-          <w:sz w:val="26"/>
-        </w:rPr>
-        <w:t>第三章　人間佛教在台灣的發展：太虛、印順、傳道、昭慧</w:t>
-      </w:r>
-    </w:p>
-    <w:p>
-      <w:pPr>
-        <w:spacing w:line="360" w:lineRule="auto" w:after="120"/>
-        <w:ind w:firstLine="480"/>
-      </w:pPr>
-      <w:r>
-        <w:rPr>
-          <w:rFonts w:ascii="Times New Roman" w:hAnsi="Times New Roman" w:eastAsia="新細明體"/>
-          <w:b/>
-          <w:i w:val="0"/>
-          <w:sz w:val="24"/>
-        </w:rPr>
-        <w:t>第一節　太虛與佛教革命的提出</w:t>
-      </w:r>
-      <w:r>
-        <w:rPr>
-          <w:rFonts w:ascii="Times New Roman" w:hAnsi="Times New Roman" w:eastAsia="新細明體"/>
-          <w:b w:val="0"/>
-          <w:i w:val="0"/>
-          <w:sz w:val="24"/>
-        </w:rPr>
-        <w:t>：教理、教制、教產三大革命的內容與其制度上的受挫；「人生佛教」的提出與其對天乘及鬼神信仰的批判；太虛路線在戰後台灣的殘留與轉化。</w:t>
-      </w:r>
-    </w:p>
-    <w:p>
-      <w:pPr>
-        <w:spacing w:line="360" w:lineRule="auto" w:after="120"/>
-        <w:ind w:firstLine="480"/>
-      </w:pPr>
-      <w:r>
-        <w:rPr>
-          <w:rFonts w:ascii="Times New Roman" w:hAnsi="Times New Roman" w:eastAsia="新細明體"/>
-          <w:b/>
-          <w:i w:val="0"/>
-          <w:sz w:val="24"/>
-        </w:rPr>
-        <w:t>第二節　印順與「人間佛教」範式的確立</w:t>
-      </w:r>
-      <w:r>
-        <w:rPr>
-          <w:rFonts w:ascii="Times New Roman" w:hAnsi="Times New Roman" w:eastAsia="新細明體"/>
-          <w:b w:val="0"/>
-          <w:i w:val="0"/>
-          <w:sz w:val="24"/>
-        </w:rPr>
-        <w:t>：以教史研究重新界定佛教的核心關懷；《印度之佛教》至《印度佛教思想史》的教史重詮工程；〈契理契機之人間佛教〉所確立的方法論；「此時、此地、此人」何以不是世俗化的讓步，而是對佛陀本懷與初期大乘精神的重新宣稱。</w:t>
-      </w:r>
-    </w:p>
-    <w:p>
-      <w:pPr>
-        <w:spacing w:line="360" w:lineRule="auto" w:after="120"/>
-        <w:ind w:firstLine="480"/>
-      </w:pPr>
-      <w:r>
-        <w:rPr>
-          <w:rFonts w:ascii="Times New Roman" w:hAnsi="Times New Roman" w:eastAsia="新細明體"/>
-          <w:b/>
-          <w:i w:val="0"/>
-          <w:sz w:val="24"/>
-        </w:rPr>
-        <w:t>第三節　傳道與妙心寺路線的在地實踐</w:t>
-      </w:r>
-      <w:r>
-        <w:rPr>
-          <w:rFonts w:ascii="Times New Roman" w:hAnsi="Times New Roman" w:eastAsia="新細明體"/>
-          <w:b w:val="0"/>
-          <w:i w:val="0"/>
-          <w:sz w:val="24"/>
-        </w:rPr>
-        <w:t>：台語弘法與在地語言的宗教意義；《妙心雜誌》與中華佛教百科文獻基金會的文獻事業；環境、社區與教育議題上的參與；作為印順學派三大法系之一，妙心寺一系與弘誓一系在實踐取向上的分工與差異。</w:t>
-      </w:r>
-    </w:p>
-    <w:p>
-      <w:pPr>
-        <w:spacing w:line="360" w:lineRule="auto" w:after="120"/>
-        <w:ind w:firstLine="480"/>
-      </w:pPr>
-      <w:r>
-        <w:rPr>
-          <w:rFonts w:ascii="Times New Roman" w:hAnsi="Times New Roman" w:eastAsia="新細明體"/>
-          <w:b/>
-          <w:i w:val="0"/>
-          <w:sz w:val="24"/>
-        </w:rPr>
-        <w:t>第四節　昭慧與佛教倫理的公共化</w:t>
-      </w:r>
-      <w:r>
-        <w:rPr>
-          <w:rFonts w:ascii="Times New Roman" w:hAnsi="Times New Roman" w:eastAsia="新細明體"/>
-          <w:b w:val="0"/>
-          <w:i w:val="0"/>
-          <w:sz w:val="24"/>
-        </w:rPr>
-        <w:t>：律學重詮與教內體制改革（含廢除八敬法的訴求及其爭議）；從護教運動到社會運動的路徑；《佛教倫理學》至《佛教規範倫理學》的體系化，如何把佛教立場轉譯為可與世俗倫理學對話的公共論述。</w:t>
-      </w:r>
-    </w:p>
-    <w:p>
-      <w:pPr>
-        <w:spacing w:line="360" w:lineRule="auto" w:after="120"/>
-        <w:ind w:firstLine="480"/>
-      </w:pPr>
-      <w:r>
-        <w:rPr>
-          <w:rFonts w:ascii="Times New Roman" w:hAnsi="Times New Roman" w:eastAsia="新細明體"/>
-          <w:b/>
-          <w:i w:val="0"/>
-          <w:sz w:val="24"/>
-        </w:rPr>
-        <w:t>第五節　小結</w:t>
-      </w:r>
-      <w:r>
-        <w:rPr>
-          <w:rFonts w:ascii="Times New Roman" w:hAnsi="Times New Roman" w:eastAsia="新細明體"/>
-          <w:b w:val="0"/>
-          <w:i w:val="0"/>
-          <w:sz w:val="24"/>
-        </w:rPr>
-        <w:t>：佛教公共性與人間性的生成機制——危機中的改革發動、教史與教理的重新詮釋、在地語言與草根組織的落實、倫理論述的建制化與公共化。</w:t>
-      </w:r>
-    </w:p>
-    <w:p>
-      <w:pPr>
-        <w:pageBreakBefore w:val="0"/>
-        <w:spacing w:line="360" w:lineRule="auto" w:after="200" w:before="160"/>
-      </w:pPr>
-      <w:r>
-        <w:rPr>
-          <w:rFonts w:ascii="Times New Roman" w:hAnsi="Times New Roman" w:eastAsia="新細明體"/>
-          <w:b/>
-          <w:i w:val="0"/>
-          <w:sz w:val="26"/>
-        </w:rPr>
-        <w:t>第四章　台灣長老教會的公共神學發展：黃彰輝、宋泉盛、王憲治、黃伯和</w:t>
-      </w:r>
-    </w:p>
-    <w:p>
-      <w:pPr>
-        <w:spacing w:line="360" w:lineRule="auto" w:after="120"/>
-        <w:ind w:firstLine="480"/>
-      </w:pPr>
-      <w:r>
-        <w:rPr>
-          <w:rFonts w:ascii="Times New Roman" w:hAnsi="Times New Roman" w:eastAsia="新細明體"/>
-          <w:b/>
-          <w:i w:val="0"/>
-          <w:sz w:val="24"/>
-        </w:rPr>
-        <w:t>第一節　從自立到實況：公共性的體制條件</w:t>
-      </w:r>
-      <w:r>
-        <w:rPr>
-          <w:rFonts w:ascii="Times New Roman" w:hAnsi="Times New Roman" w:eastAsia="新細明體"/>
-          <w:b w:val="0"/>
-          <w:i w:val="0"/>
-          <w:sz w:val="24"/>
-        </w:rPr>
-        <w:t>：長老教會自日治時期的自立運動、戰後的在地認同轉折，到一九七〇年代〈國是聲明〉、〈我們的呼籲〉、〈人權宣言〉三大聲明的形成；教育、醫療與地方教會網絡如何構成公共介入的組織基礎。</w:t>
-      </w:r>
-    </w:p>
-    <w:p>
-      <w:pPr>
-        <w:spacing w:line="360" w:lineRule="auto" w:after="120"/>
-        <w:ind w:firstLine="480"/>
-      </w:pPr>
-      <w:r>
-        <w:rPr>
-          <w:rFonts w:ascii="Times New Roman" w:hAnsi="Times New Roman" w:eastAsia="新細明體"/>
-          <w:b/>
-          <w:i w:val="0"/>
-          <w:sz w:val="24"/>
-        </w:rPr>
-        <w:t>第二節　黃彰輝與「實況化」概念的鑄造</w:t>
-      </w:r>
-      <w:r>
-        <w:rPr>
-          <w:rFonts w:ascii="Times New Roman" w:hAnsi="Times New Roman" w:eastAsia="新細明體"/>
-          <w:b w:val="0"/>
-          <w:i w:val="0"/>
-          <w:sz w:val="24"/>
-        </w:rPr>
-        <w:t>：自台南神學院復校至普世教會協會神學教育基金會；「實況化」（contextualization）相對於「本色化」（indigenization）的概念轉折；台灣經驗如何成為一個普世神學概念的來源；一九七〇年代台灣人民自決運動中的角色。</w:t>
-      </w:r>
-    </w:p>
-    <w:p>
-      <w:pPr>
-        <w:spacing w:line="360" w:lineRule="auto" w:after="120"/>
-        <w:ind w:firstLine="480"/>
-      </w:pPr>
-      <w:r>
-        <w:rPr>
-          <w:rFonts w:ascii="Times New Roman" w:hAnsi="Times New Roman" w:eastAsia="新細明體"/>
-          <w:b/>
-          <w:i w:val="0"/>
-          <w:sz w:val="24"/>
-        </w:rPr>
-        <w:t>第三節　宋泉盛與亞洲受苦經驗的神學轉譯</w:t>
-      </w:r>
-      <w:r>
-        <w:rPr>
-          <w:rFonts w:ascii="Times New Roman" w:hAnsi="Times New Roman" w:eastAsia="新細明體"/>
-          <w:b w:val="0"/>
-          <w:i w:val="0"/>
-          <w:sz w:val="24"/>
-        </w:rPr>
-        <w:t>：以亞洲民間故事與受苦記憶作為神學材料；《第三眼神學》至《耶穌，被釘十字架的人民》的方法演進；在普世教會協會體制內的位置與影響。</w:t>
-      </w:r>
-    </w:p>
-    <w:p>
-      <w:pPr>
-        <w:spacing w:line="360" w:lineRule="auto" w:after="120"/>
-        <w:ind w:firstLine="480"/>
-      </w:pPr>
-      <w:r>
-        <w:rPr>
-          <w:rFonts w:ascii="Times New Roman" w:hAnsi="Times New Roman" w:eastAsia="新細明體"/>
-          <w:b/>
-          <w:i w:val="0"/>
-          <w:sz w:val="24"/>
-        </w:rPr>
-        <w:t>第四節　王憲治與台灣鄉土神學</w:t>
-      </w:r>
-      <w:r>
-        <w:rPr>
-          <w:rFonts w:ascii="Times New Roman" w:hAnsi="Times New Roman" w:eastAsia="新細明體"/>
-          <w:b w:val="0"/>
-          <w:i w:val="0"/>
-          <w:sz w:val="24"/>
-        </w:rPr>
-        <w:t>：《台灣鄉土神學論文集》的問題架構——人民、鄉土、權力、上帝四主題；鄉土神學與自決論述的接合；南神教學現場作為神學生產的場所；此一路線因其早逝而中斷的部分，以及由誰承接。</w:t>
-      </w:r>
-    </w:p>
-    <w:p>
-      <w:pPr>
-        <w:spacing w:line="360" w:lineRule="auto" w:after="120"/>
-        <w:ind w:firstLine="480"/>
-      </w:pPr>
-      <w:r>
-        <w:rPr>
-          <w:rFonts w:ascii="Times New Roman" w:hAnsi="Times New Roman" w:eastAsia="新細明體"/>
-          <w:b/>
-          <w:i w:val="0"/>
-          <w:sz w:val="24"/>
-        </w:rPr>
-        <w:t>第五節　黃伯和與本土神學的體制化</w:t>
-      </w:r>
-      <w:r>
-        <w:rPr>
-          <w:rFonts w:ascii="Times New Roman" w:hAnsi="Times New Roman" w:eastAsia="新細明體"/>
-          <w:b w:val="0"/>
-          <w:i w:val="0"/>
-          <w:sz w:val="24"/>
-        </w:rPr>
-        <w:t>：「出頭天」作為神學範疇的提出；自《宗教與自決》、《奔向出頭天的子民》至二〇二二年五卷本系列的長期工程；神學教育與亞洲普世網絡中的制度性佈局。</w:t>
-      </w:r>
-    </w:p>
-    <w:p>
-      <w:pPr>
-        <w:spacing w:line="360" w:lineRule="auto" w:after="120"/>
-        <w:ind w:firstLine="480"/>
-      </w:pPr>
-      <w:r>
-        <w:rPr>
-          <w:rFonts w:ascii="Times New Roman" w:hAnsi="Times New Roman" w:eastAsia="新細明體"/>
-          <w:b/>
-          <w:i w:val="0"/>
-          <w:sz w:val="24"/>
-        </w:rPr>
-        <w:t>第六節　小結</w:t>
-      </w:r>
-      <w:r>
-        <w:rPr>
-          <w:rFonts w:ascii="Times New Roman" w:hAnsi="Times New Roman" w:eastAsia="新細明體"/>
-          <w:b w:val="0"/>
-          <w:i w:val="0"/>
-          <w:sz w:val="24"/>
-        </w:rPr>
-        <w:t>：基督教公共性與人間性的生成機制——同一四段結構在長老教會脈絡中的具體形態。</w:t>
-      </w:r>
-    </w:p>
-    <w:p>
-      <w:pPr>
-        <w:pageBreakBefore w:val="0"/>
-        <w:spacing w:line="360" w:lineRule="auto" w:after="200" w:before="160"/>
-      </w:pPr>
-      <w:r>
-        <w:rPr>
-          <w:rFonts w:ascii="Times New Roman" w:hAnsi="Times New Roman" w:eastAsia="新細明體"/>
-          <w:b/>
-          <w:i w:val="0"/>
-          <w:sz w:val="26"/>
-        </w:rPr>
-        <w:t>第五章　人間佛教與公共神學之比較</w:t>
-      </w:r>
-    </w:p>
-    <w:p>
-      <w:pPr>
-        <w:spacing w:line="360" w:lineRule="auto" w:after="120"/>
-        <w:ind w:firstLine="480"/>
-      </w:pPr>
-      <w:r>
-        <w:rPr>
-          <w:rFonts w:ascii="Times New Roman" w:hAnsi="Times New Roman" w:eastAsia="新細明體"/>
-          <w:b/>
-          <w:i w:val="0"/>
-          <w:sz w:val="24"/>
-        </w:rPr>
-        <w:t>第一節　生成機制的比較</w:t>
-      </w:r>
-      <w:r>
-        <w:rPr>
-          <w:rFonts w:ascii="Times New Roman" w:hAnsi="Times New Roman" w:eastAsia="新細明體"/>
-          <w:b w:val="0"/>
-          <w:i w:val="0"/>
-          <w:sz w:val="24"/>
-        </w:rPr>
-        <w:t>：兩條系譜在「發動—詮釋—落地—建制」四個位置上的對應；此一同構由哪些共同的歷史條件促成，而非出於彼此模仿。</w:t>
-      </w:r>
-    </w:p>
-    <w:p>
-      <w:pPr>
-        <w:spacing w:line="360" w:lineRule="auto" w:after="120"/>
-        <w:ind w:firstLine="480"/>
-      </w:pPr>
-      <w:r>
-        <w:rPr>
-          <w:rFonts w:ascii="Times New Roman" w:hAnsi="Times New Roman" w:eastAsia="新細明體"/>
-          <w:b/>
-          <w:i w:val="0"/>
-          <w:sz w:val="24"/>
-        </w:rPr>
-        <w:t>第二節　語彙與概念的比較</w:t>
-      </w:r>
-      <w:r>
-        <w:rPr>
-          <w:rFonts w:ascii="Times New Roman" w:hAnsi="Times New Roman" w:eastAsia="新細明體"/>
-          <w:b w:val="0"/>
-          <w:i w:val="0"/>
-          <w:sz w:val="24"/>
-        </w:rPr>
-        <w:t>：「人生／人間」與「本色化／實況化／鄉土／出頭天」兩組關鍵詞的形成軌跡；兩者如何各自在自身傳統內部取得正當性，而非借用對方或借用世俗語言。</w:t>
-      </w:r>
-    </w:p>
-    <w:p>
-      <w:pPr>
-        <w:spacing w:line="360" w:lineRule="auto" w:after="120"/>
-        <w:ind w:firstLine="480"/>
-      </w:pPr>
-      <w:r>
-        <w:rPr>
-          <w:rFonts w:ascii="Times New Roman" w:hAnsi="Times New Roman" w:eastAsia="新細明體"/>
-          <w:b/>
-          <w:i w:val="0"/>
-          <w:sz w:val="24"/>
-        </w:rPr>
-        <w:t>第三節　正當性來源的比較</w:t>
-      </w:r>
-      <w:r>
-        <w:rPr>
-          <w:rFonts w:ascii="Times New Roman" w:hAnsi="Times New Roman" w:eastAsia="新細明體"/>
-          <w:b w:val="0"/>
-          <w:i w:val="0"/>
-          <w:sz w:val="24"/>
-        </w:rPr>
-        <w:t>：佛教一線訴諸「回到佛陀本懷」，基督教一線訴諸「回應此時此地的實況」；兩種正當性策略的效力與代價。</w:t>
-      </w:r>
-    </w:p>
-    <w:p>
-      <w:pPr>
-        <w:spacing w:line="360" w:lineRule="auto" w:after="120"/>
-        <w:ind w:firstLine="480"/>
-      </w:pPr>
-      <w:r>
-        <w:rPr>
-          <w:rFonts w:ascii="Times New Roman" w:hAnsi="Times New Roman" w:eastAsia="新細明體"/>
-          <w:b/>
-          <w:i w:val="0"/>
-          <w:sz w:val="24"/>
-        </w:rPr>
-        <w:t>第四節　組織形態與行動方式的比較</w:t>
-      </w:r>
-      <w:r>
-        <w:rPr>
-          <w:rFonts w:ascii="Times New Roman" w:hAnsi="Times New Roman" w:eastAsia="新細明體"/>
-          <w:b w:val="0"/>
-          <w:i w:val="0"/>
-          <w:sz w:val="24"/>
-        </w:rPr>
-        <w:t>：教團與教會的組織差異如何決定公共介入的形式——佛教一線深嵌於社運與公民團體，基督教一線則較早進入普世體制與政治發言。</w:t>
-      </w:r>
-    </w:p>
-    <w:p>
-      <w:pPr>
-        <w:spacing w:line="360" w:lineRule="auto" w:after="120"/>
-        <w:ind w:firstLine="480"/>
-      </w:pPr>
-      <w:r>
-        <w:rPr>
-          <w:rFonts w:ascii="Times New Roman" w:hAnsi="Times New Roman" w:eastAsia="新細明體"/>
-          <w:b/>
-          <w:i w:val="0"/>
-          <w:sz w:val="24"/>
-        </w:rPr>
-        <w:t>第五節　小結</w:t>
-      </w:r>
-      <w:r>
-        <w:rPr>
-          <w:rFonts w:ascii="Times New Roman" w:hAnsi="Times New Roman" w:eastAsia="新細明體"/>
-          <w:b w:val="0"/>
-          <w:i w:val="0"/>
-          <w:sz w:val="24"/>
-        </w:rPr>
-        <w:t>：異與同各自的歷史解釋——同構來自共同處境，差異來自傳統資源與組織形態；兩者在「人間性」上的交集，構成第六章範式的立論起點。</w:t>
-      </w:r>
-    </w:p>
-    <w:p>
-      <w:pPr>
-        <w:pageBreakBefore w:val="0"/>
-        <w:spacing w:line="360" w:lineRule="auto" w:after="200" w:before="160"/>
-      </w:pPr>
-      <w:r>
-        <w:rPr>
-          <w:rFonts w:ascii="Times New Roman" w:hAnsi="Times New Roman" w:eastAsia="新細明體"/>
-          <w:b/>
-          <w:i w:val="0"/>
-          <w:sz w:val="26"/>
-        </w:rPr>
-        <w:t>第六章　人間宗教的範式</w:t>
-      </w:r>
-    </w:p>
-    <w:p>
-      <w:pPr>
-        <w:spacing w:line="360" w:lineRule="auto" w:after="120"/>
-        <w:ind w:firstLine="480"/>
-      </w:pPr>
-      <w:r>
-        <w:rPr>
-          <w:rFonts w:ascii="Times New Roman" w:hAnsi="Times New Roman" w:eastAsia="新細明體"/>
-          <w:b/>
-          <w:i w:val="0"/>
-          <w:sz w:val="24"/>
-        </w:rPr>
-        <w:t>第一節　從歷史歸納到範式命名</w:t>
-      </w:r>
-      <w:r>
-        <w:rPr>
-          <w:rFonts w:ascii="Times New Roman" w:hAnsi="Times New Roman" w:eastAsia="新細明體"/>
-          <w:b w:val="0"/>
-          <w:i w:val="0"/>
-          <w:sz w:val="24"/>
-        </w:rPr>
-        <w:t>：整理前面各章的發現，提出「人間宗教」（Religion of the Human Realm）作為對此一歷史範式的命名，並界定其三項成分：關懷定位於此世、正當性訴諸各自傳統的本源、公共參與作為宗教性實踐本身。</w:t>
-      </w:r>
-    </w:p>
-    <w:p>
-      <w:pPr>
-        <w:spacing w:line="360" w:lineRule="auto" w:after="120"/>
-        <w:ind w:firstLine="480"/>
-      </w:pPr>
-      <w:r>
-        <w:rPr>
-          <w:rFonts w:ascii="Times New Roman" w:hAnsi="Times New Roman" w:eastAsia="新細明體"/>
-          <w:b/>
-          <w:i w:val="0"/>
-          <w:sz w:val="24"/>
-        </w:rPr>
-        <w:t>第二節　從護教論戰到對話：戰後台灣佛耶關係的前兩個階段</w:t>
-      </w:r>
-      <w:r>
-        <w:rPr>
-          <w:rFonts w:ascii="Times New Roman" w:hAnsi="Times New Roman" w:eastAsia="新細明體"/>
-          <w:b w:val="0"/>
-          <w:i w:val="0"/>
-          <w:sz w:val="24"/>
-        </w:rPr>
-        <w:t>：一九五〇至七〇年代的護教論戰（煮雲、聖嚴與吳恩溥、龔天民等人的文獻）及其社會條件——傳教競爭、美援背景、戒嚴體制；一九八〇至九〇年代對話管道的建立，及此期對話為何多停留在教義與靈修層次。</w:t>
-      </w:r>
-    </w:p>
-    <w:p>
-      <w:pPr>
-        <w:spacing w:line="360" w:lineRule="auto" w:after="120"/>
-        <w:ind w:firstLine="480"/>
-      </w:pPr>
-      <w:r>
-        <w:rPr>
-          <w:rFonts w:ascii="Times New Roman" w:hAnsi="Times New Roman" w:eastAsia="新細明體"/>
-          <w:b/>
-          <w:i w:val="0"/>
-          <w:sz w:val="24"/>
-        </w:rPr>
-        <w:t>第三節　議題結盟：跨宗教合作的當代形態</w:t>
-      </w:r>
-      <w:r>
-        <w:rPr>
-          <w:rFonts w:ascii="Times New Roman" w:hAnsi="Times New Roman" w:eastAsia="新細明體"/>
-          <w:b w:val="0"/>
-          <w:i w:val="0"/>
-          <w:sz w:val="24"/>
-        </w:rPr>
-        <w:t>：二〇〇〇年以降在反賭博合法化、動物保護、廢除死刑、性別平權等議題上的合作；結盟如何在「不談教義、只談議題」的默契下運作；輔以口述歷史，呈現結盟的發起過程、彼此的認知落差，以及行動者如何處理來自各自教內的質疑。</w:t>
-      </w:r>
-    </w:p>
-    <w:p>
-      <w:pPr>
-        <w:spacing w:line="360" w:lineRule="auto" w:after="120"/>
-        <w:ind w:firstLine="480"/>
-      </w:pPr>
-      <w:r>
-        <w:rPr>
-          <w:rFonts w:ascii="Times New Roman" w:hAnsi="Times New Roman" w:eastAsia="新細明體"/>
-          <w:b/>
-          <w:i w:val="0"/>
-          <w:sz w:val="24"/>
-        </w:rPr>
-        <w:t>第四節　人間性的共同作為對話與合作的基礎</w:t>
-      </w:r>
-      <w:r>
-        <w:rPr>
-          <w:rFonts w:ascii="Times New Roman" w:hAnsi="Times New Roman" w:eastAsia="新細明體"/>
-          <w:b w:val="0"/>
-          <w:i w:val="0"/>
-          <w:sz w:val="24"/>
-        </w:rPr>
-        <w:t>：以前兩節的經驗檢證範式——佛教的護生與緣起論述何以能與基督教的先知傳統與人權論述並置而不衝突；為何在「人間」這個共同場域上，合作不需要以教義讓步為前提。這一節說明本研究提出「人間宗教」的實踐意義：它不只是對一段歷史的命名，也是一種可操作的宗教對話與合作模式。</w:t>
-      </w:r>
-    </w:p>
-    <w:p>
-      <w:pPr>
-        <w:spacing w:line="360" w:lineRule="auto" w:after="120"/>
-        <w:ind w:firstLine="480"/>
-      </w:pPr>
-      <w:r>
-        <w:rPr>
-          <w:rFonts w:ascii="Times New Roman" w:hAnsi="Times New Roman" w:eastAsia="新細明體"/>
-          <w:b/>
-          <w:i w:val="0"/>
-          <w:sz w:val="24"/>
-        </w:rPr>
-        <w:t>第五節　對宗教學的意義</w:t>
-      </w:r>
-      <w:r>
-        <w:rPr>
-          <w:rFonts w:ascii="Times New Roman" w:hAnsi="Times New Roman" w:eastAsia="新細明體"/>
-          <w:b w:val="0"/>
-          <w:i w:val="0"/>
-          <w:sz w:val="24"/>
-        </w:rPr>
-        <w:t>：以東亞經驗檢討世俗化理論——這裡的宗教並非在現代化中退場，而是藉由入世而復振；並檢討宗教多元論的預設：當比較的基礎由形上學設定改為歷史經驗時，各宗教的主體性得以保全，而對話不必以教義讓步為代價。與希克、尼特、潘尼卡等既有理論的對話以此為限：以歷史材料檢驗理論，而非以理論裁決歷史。</w:t>
-      </w:r>
-    </w:p>
-    <w:p>
-      <w:pPr>
-        <w:spacing w:line="360" w:lineRule="auto" w:after="120"/>
-        <w:ind w:firstLine="480"/>
-      </w:pPr>
-      <w:r>
-        <w:rPr>
-          <w:rFonts w:ascii="Times New Roman" w:hAnsi="Times New Roman" w:eastAsia="新細明體"/>
-          <w:b/>
-          <w:i w:val="0"/>
-          <w:sz w:val="24"/>
-        </w:rPr>
-        <w:t>第六節　對比較神學的意義</w:t>
-      </w:r>
-      <w:r>
-        <w:rPr>
-          <w:rFonts w:ascii="Times New Roman" w:hAnsi="Times New Roman" w:eastAsia="新細明體"/>
-          <w:b w:val="0"/>
-          <w:i w:val="0"/>
-          <w:sz w:val="24"/>
-        </w:rPr>
-        <w:t>：比較神學若以「歷史處境的相似」而非「教義命題的對應」作為比較單位，可以得到什麼？以第三至五章所得的四段結構為例，說明一種以歷史為基礎的比較神學的操作方式。</w:t>
-      </w:r>
-    </w:p>
-    <w:p>
-      <w:pPr>
-        <w:spacing w:line="360" w:lineRule="auto" w:after="120"/>
-        <w:ind w:firstLine="480"/>
-      </w:pPr>
-      <w:r>
-        <w:rPr>
-          <w:rFonts w:ascii="Times New Roman" w:hAnsi="Times New Roman" w:eastAsia="新細明體"/>
-          <w:b/>
-          <w:i w:val="0"/>
-          <w:sz w:val="24"/>
-        </w:rPr>
-        <w:t>第七節　「人間」作為空間場域</w:t>
-      </w:r>
-      <w:r>
-        <w:rPr>
-          <w:rFonts w:ascii="Times New Roman" w:hAnsi="Times New Roman" w:eastAsia="新細明體"/>
-          <w:b w:val="0"/>
-          <w:i w:val="0"/>
-          <w:sz w:val="24"/>
-        </w:rPr>
-        <w:t>：從史料中的護生、環境、動物與生態關懷出發，論證兩條系譜實際上都已把「人間」擴張為涵蓋非人受造物的場域，因而此一範式內在地具備超越人類中心主義的延伸能力。</w:t>
-      </w:r>
-    </w:p>
-    <w:p>
-      <w:pPr>
-        <w:spacing w:line="360" w:lineRule="auto" w:after="120"/>
-        <w:ind w:firstLine="480"/>
-      </w:pPr>
-      <w:r>
-        <w:rPr>
-          <w:rFonts w:ascii="Times New Roman" w:hAnsi="Times New Roman" w:eastAsia="新細明體"/>
-          <w:b/>
-          <w:i w:val="0"/>
-          <w:sz w:val="24"/>
-        </w:rPr>
-        <w:t>第八節　範式的限度與適用條件</w:t>
-      </w:r>
-      <w:r>
-        <w:rPr>
-          <w:rFonts w:ascii="Times New Roman" w:hAnsi="Times New Roman" w:eastAsia="新細明體"/>
-          <w:b w:val="0"/>
-          <w:i w:val="0"/>
-          <w:sz w:val="24"/>
-        </w:rPr>
-        <w:t>：本範式適用於何種條件下的宗教（有本源可資訴諸、有公共空間可資參與、有處境壓力可資回應）；不適用於何種情況；把台灣經驗普遍化時應有的保留。</w:t>
-      </w:r>
-    </w:p>
-    <w:p>
-      <w:pPr>
-        <w:pageBreakBefore w:val="0"/>
-        <w:spacing w:line="360" w:lineRule="auto" w:after="200" w:before="160"/>
-      </w:pPr>
-      <w:r>
-        <w:rPr>
-          <w:rFonts w:ascii="Times New Roman" w:hAnsi="Times New Roman" w:eastAsia="新細明體"/>
-          <w:b/>
-          <w:i w:val="0"/>
-          <w:sz w:val="26"/>
-        </w:rPr>
-        <w:t>第七章　結論</w:t>
-      </w:r>
-    </w:p>
-    <w:p>
-      <w:pPr>
-        <w:spacing w:line="360" w:lineRule="auto" w:after="120"/>
-        <w:ind w:firstLine="480"/>
-      </w:pPr>
-      <w:r>
-        <w:rPr>
-          <w:rFonts w:ascii="Times New Roman" w:hAnsi="Times New Roman" w:eastAsia="新細明體"/>
-          <w:b/>
-          <w:i w:val="0"/>
-          <w:sz w:val="24"/>
-        </w:rPr>
-        <w:t>第一節　歷史發現的總結</w:t>
-      </w:r>
-      <w:r>
-        <w:rPr>
-          <w:rFonts w:ascii="Times New Roman" w:hAnsi="Times New Roman" w:eastAsia="新細明體"/>
-          <w:b w:val="0"/>
-          <w:i w:val="0"/>
-          <w:sz w:val="24"/>
-        </w:rPr>
-        <w:t>：東亞近代宗教變革的共同源頭，與台灣佛教、基督教公共性生成的同構歷程。</w:t>
-      </w:r>
-    </w:p>
-    <w:p>
-      <w:pPr>
-        <w:spacing w:line="360" w:lineRule="auto" w:after="120"/>
-        <w:ind w:firstLine="480"/>
-      </w:pPr>
-      <w:r>
-        <w:rPr>
-          <w:rFonts w:ascii="Times New Roman" w:hAnsi="Times New Roman" w:eastAsia="新細明體"/>
-          <w:b/>
-          <w:i w:val="0"/>
-          <w:sz w:val="24"/>
-        </w:rPr>
-        <w:t>第二節　「人間宗教」範式的成立條件與理論位置</w:t>
-      </w:r>
-      <w:r>
-        <w:rPr>
-          <w:rFonts w:ascii="Times New Roman" w:hAnsi="Times New Roman" w:eastAsia="新細明體"/>
-          <w:b w:val="0"/>
-          <w:i w:val="0"/>
-          <w:sz w:val="24"/>
-        </w:rPr>
-        <w:t>：此範式在宗教學與比較神學中的位置，及其可檢驗性。</w:t>
-      </w:r>
-    </w:p>
-    <w:p>
-      <w:pPr>
-        <w:spacing w:line="360" w:lineRule="auto" w:after="120"/>
-        <w:ind w:firstLine="480"/>
-      </w:pPr>
-      <w:r>
-        <w:rPr>
-          <w:rFonts w:ascii="Times New Roman" w:hAnsi="Times New Roman" w:eastAsia="新細明體"/>
-          <w:b/>
-          <w:i w:val="0"/>
-          <w:sz w:val="24"/>
-        </w:rPr>
-        <w:t>第三節　未來研究方向</w:t>
-      </w:r>
-      <w:r>
-        <w:rPr>
-          <w:rFonts w:ascii="Times New Roman" w:hAnsi="Times New Roman" w:eastAsia="新細明體"/>
-          <w:b w:val="0"/>
-          <w:i w:val="0"/>
-          <w:sz w:val="24"/>
-        </w:rPr>
-        <w:t>：東亞其他個案（韓國民眾神學與圓佛教、日本入世佛教與無教會主義、越南入世佛教）的檢證；跨宗教公共倫理的可能形態。</w:t>
-      </w:r>
-    </w:p>
-    <w:p>
-      <w:pPr>
-        <w:pageBreakBefore/>
-        <w:spacing w:line="360" w:lineRule="auto" w:after="200" w:before="240"/>
-      </w:pPr>
-      <w:r>
-        <w:rPr>
-          <w:rFonts w:ascii="Times New Roman" w:hAnsi="Times New Roman" w:eastAsia="新細明體"/>
-          <w:b/>
-          <w:i w:val="0"/>
-          <w:sz w:val="28"/>
-        </w:rPr>
-        <w:t>參考書目</w:t>
-      </w:r>
-    </w:p>
-    <w:p>
-      <w:pPr>
-        <w:pageBreakBefore w:val="0"/>
-        <w:spacing w:line="360" w:lineRule="auto" w:after="200" w:before="160"/>
-      </w:pPr>
-      <w:r>
-        <w:rPr>
-          <w:rFonts w:ascii="Times New Roman" w:hAnsi="Times New Roman" w:eastAsia="新細明體"/>
-          <w:b/>
-          <w:i w:val="0"/>
-          <w:sz w:val="26"/>
-        </w:rPr>
-        <w:t>一、史料與原典</w:t>
-      </w:r>
-    </w:p>
-    <w:p>
-      <w:pPr>
-        <w:pageBreakBefore w:val="0"/>
-        <w:spacing w:line="360" w:lineRule="auto" w:after="200" w:before="160"/>
-      </w:pPr>
-      <w:r>
-        <w:rPr>
-          <w:rFonts w:ascii="Times New Roman" w:hAnsi="Times New Roman" w:eastAsia="新細明體"/>
-          <w:b/>
-          <w:i w:val="0"/>
-          <w:sz w:val="24"/>
-        </w:rPr>
-        <w:t>（一）佛教</w:t>
-      </w:r>
-    </w:p>
-    <w:p>
-      <w:pPr>
-        <w:spacing w:line="360" w:lineRule="auto" w:after="80"/>
-        <w:ind w:left="482" w:hanging="482"/>
-      </w:pPr>
-      <w:r>
-        <w:rPr>
-          <w:rFonts w:ascii="Times New Roman" w:hAnsi="Times New Roman" w:eastAsia="新細明體"/>
-          <w:b w:val="0"/>
-          <w:i w:val="0"/>
-          <w:sz w:val="24"/>
-        </w:rPr>
-        <w:t>釋太虛（1980）。《太虛大師全書》（全二十編）。台北：善導寺佛經流通處。</w:t>
-      </w:r>
-    </w:p>
-    <w:p>
-      <w:pPr>
-        <w:spacing w:line="360" w:lineRule="auto" w:after="80"/>
-        <w:ind w:left="482" w:hanging="482"/>
-      </w:pPr>
-      <w:r>
-        <w:rPr>
-          <w:rFonts w:ascii="Times New Roman" w:hAnsi="Times New Roman" w:eastAsia="新細明體"/>
-          <w:b w:val="0"/>
-          <w:i w:val="0"/>
-          <w:sz w:val="24"/>
-        </w:rPr>
-        <w:t>釋印順（1988）。《印度之佛教》。新竹：正聞出版社。</w:t>
-      </w:r>
-    </w:p>
-    <w:p>
-      <w:pPr>
-        <w:spacing w:line="360" w:lineRule="auto" w:after="80"/>
-        <w:ind w:left="482" w:hanging="482"/>
-      </w:pPr>
-      <w:r>
-        <w:rPr>
-          <w:rFonts w:ascii="Times New Roman" w:hAnsi="Times New Roman" w:eastAsia="新細明體"/>
-          <w:b w:val="0"/>
-          <w:i w:val="0"/>
-          <w:sz w:val="24"/>
-        </w:rPr>
-        <w:t>釋印順（1992）。《說一切有部為主的論書與論師之研究》。新竹：正聞出版社。</w:t>
-      </w:r>
-    </w:p>
-    <w:p>
-      <w:pPr>
-        <w:spacing w:line="360" w:lineRule="auto" w:after="80"/>
-        <w:ind w:left="482" w:hanging="482"/>
-      </w:pPr>
-      <w:r>
-        <w:rPr>
-          <w:rFonts w:ascii="Times New Roman" w:hAnsi="Times New Roman" w:eastAsia="新細明體"/>
-          <w:b w:val="0"/>
-          <w:i w:val="0"/>
-          <w:sz w:val="24"/>
-        </w:rPr>
-        <w:t>釋印順（1993）。《印度佛教思想史》。新竹：正聞出版社。</w:t>
-      </w:r>
-    </w:p>
-    <w:p>
-      <w:pPr>
-        <w:spacing w:line="360" w:lineRule="auto" w:after="80"/>
-        <w:ind w:left="482" w:hanging="482"/>
-      </w:pPr>
-      <w:r>
-        <w:rPr>
-          <w:rFonts w:ascii="Times New Roman" w:hAnsi="Times New Roman" w:eastAsia="新細明體"/>
-          <w:b w:val="0"/>
-          <w:i w:val="0"/>
-          <w:sz w:val="24"/>
-        </w:rPr>
-        <w:t>釋印順（1993）。《初期大乘佛教之起源與開展》。新竹：正聞出版社。</w:t>
-      </w:r>
-    </w:p>
-    <w:p>
-      <w:pPr>
-        <w:spacing w:line="360" w:lineRule="auto" w:after="80"/>
-        <w:ind w:left="482" w:hanging="482"/>
-      </w:pPr>
-      <w:r>
-        <w:rPr>
-          <w:rFonts w:ascii="Times New Roman" w:hAnsi="Times New Roman" w:eastAsia="新細明體"/>
-          <w:b w:val="0"/>
-          <w:i w:val="0"/>
-          <w:sz w:val="24"/>
-        </w:rPr>
-        <w:t>釋印順（1993）。《華雨集》（全五冊）。新竹：正聞出版社。</w:t>
-      </w:r>
-    </w:p>
-    <w:p>
-      <w:pPr>
-        <w:spacing w:line="360" w:lineRule="auto" w:after="80"/>
-        <w:ind w:left="482" w:hanging="482"/>
-      </w:pPr>
-      <w:r>
-        <w:rPr>
-          <w:rFonts w:ascii="Times New Roman" w:hAnsi="Times New Roman" w:eastAsia="新細明體"/>
-          <w:b w:val="0"/>
-          <w:i w:val="0"/>
-          <w:sz w:val="24"/>
-        </w:rPr>
-        <w:t>釋印順（1994）。《原始佛教聖典之集成》。新竹：正聞出版社。</w:t>
-      </w:r>
-    </w:p>
-    <w:p>
-      <w:pPr>
-        <w:spacing w:line="360" w:lineRule="auto" w:after="80"/>
-        <w:ind w:left="482" w:hanging="482"/>
-      </w:pPr>
-      <w:r>
-        <w:rPr>
-          <w:rFonts w:ascii="Times New Roman" w:hAnsi="Times New Roman" w:eastAsia="新細明體"/>
-          <w:b w:val="0"/>
-          <w:i w:val="0"/>
-          <w:sz w:val="24"/>
-        </w:rPr>
-        <w:t>釋印順（2000）。《太虛大師年譜》。新竹：正聞出版社。</w:t>
-      </w:r>
-    </w:p>
-    <w:p>
-      <w:pPr>
-        <w:spacing w:line="360" w:lineRule="auto" w:after="80"/>
-        <w:ind w:left="482" w:hanging="482"/>
-      </w:pPr>
-      <w:r>
-        <w:rPr>
-          <w:rFonts w:ascii="Times New Roman" w:hAnsi="Times New Roman" w:eastAsia="新細明體"/>
-          <w:b w:val="0"/>
-          <w:i w:val="0"/>
-          <w:sz w:val="24"/>
-        </w:rPr>
-        <w:t>釋印順（2000）。《佛在人間》。新竹：正聞出版社。</w:t>
-      </w:r>
-    </w:p>
-    <w:p>
-      <w:pPr>
-        <w:spacing w:line="360" w:lineRule="auto" w:after="80"/>
-        <w:ind w:left="482" w:hanging="482"/>
-      </w:pPr>
-      <w:r>
-        <w:rPr>
-          <w:rFonts w:ascii="Times New Roman" w:hAnsi="Times New Roman" w:eastAsia="新細明體"/>
-          <w:b w:val="0"/>
-          <w:i w:val="0"/>
-          <w:sz w:val="24"/>
-        </w:rPr>
-        <w:t>釋印順（2000）。《佛法概論》。新竹：正聞出版社。</w:t>
-      </w:r>
-    </w:p>
-    <w:p>
-      <w:pPr>
-        <w:spacing w:line="360" w:lineRule="auto" w:after="80"/>
-        <w:ind w:left="482" w:hanging="482"/>
-      </w:pPr>
-      <w:r>
-        <w:rPr>
-          <w:rFonts w:ascii="Times New Roman" w:hAnsi="Times New Roman" w:eastAsia="新細明體"/>
-          <w:b w:val="0"/>
-          <w:i w:val="0"/>
-          <w:sz w:val="24"/>
-        </w:rPr>
-        <w:t>釋印順（2000）。《我之宗教觀》（收錄於《妙雲集》下篇）。新竹：正聞出版社。</w:t>
-      </w:r>
-    </w:p>
-    <w:p>
-      <w:pPr>
-        <w:spacing w:line="360" w:lineRule="auto" w:after="80"/>
-        <w:ind w:left="482" w:hanging="482"/>
-      </w:pPr>
-      <w:r>
-        <w:rPr>
-          <w:rFonts w:ascii="Times New Roman" w:hAnsi="Times New Roman" w:eastAsia="新細明體"/>
-          <w:b w:val="0"/>
-          <w:i w:val="0"/>
-          <w:sz w:val="24"/>
-        </w:rPr>
-        <w:t>釋印順（2000）。《青年的佛教》。新竹：正聞出版社。</w:t>
-      </w:r>
-    </w:p>
-    <w:p>
-      <w:pPr>
-        <w:spacing w:line="360" w:lineRule="auto" w:after="80"/>
-        <w:ind w:left="482" w:hanging="482"/>
-      </w:pPr>
-      <w:r>
-        <w:rPr>
-          <w:rFonts w:ascii="Times New Roman" w:hAnsi="Times New Roman" w:eastAsia="新細明體"/>
-          <w:b w:val="0"/>
-          <w:i w:val="0"/>
-          <w:sz w:val="24"/>
-        </w:rPr>
-        <w:t>釋印順（2000）。《教制教典與教學》。新竹：正聞出版社。</w:t>
-      </w:r>
-    </w:p>
-    <w:p>
-      <w:pPr>
-        <w:spacing w:line="360" w:lineRule="auto" w:after="80"/>
-        <w:ind w:left="482" w:hanging="482"/>
-      </w:pPr>
-      <w:r>
-        <w:rPr>
-          <w:rFonts w:ascii="Times New Roman" w:hAnsi="Times New Roman" w:eastAsia="新細明體"/>
-          <w:b w:val="0"/>
-          <w:i w:val="0"/>
-          <w:sz w:val="24"/>
-        </w:rPr>
-        <w:t>釋印順（2000）。《成佛之道》。新竹：正聞出版社。</w:t>
-      </w:r>
-    </w:p>
-    <w:p>
-      <w:pPr>
-        <w:spacing w:line="360" w:lineRule="auto" w:after="80"/>
-        <w:ind w:left="482" w:hanging="482"/>
-      </w:pPr>
-      <w:r>
-        <w:rPr>
-          <w:rFonts w:ascii="Times New Roman" w:hAnsi="Times New Roman" w:eastAsia="新細明體"/>
-          <w:b w:val="0"/>
-          <w:i w:val="0"/>
-          <w:sz w:val="24"/>
-        </w:rPr>
-        <w:t>釋印順（2011）。《平凡的一生》（重訂本）。新竹：正聞出版社。</w:t>
-      </w:r>
-    </w:p>
-    <w:p>
-      <w:pPr>
-        <w:spacing w:line="360" w:lineRule="auto" w:after="80"/>
-        <w:ind w:left="482" w:hanging="482"/>
-      </w:pPr>
-      <w:r>
-        <w:rPr>
-          <w:rFonts w:ascii="Times New Roman" w:hAnsi="Times New Roman" w:eastAsia="新細明體"/>
-          <w:b w:val="0"/>
-          <w:i w:val="0"/>
-          <w:sz w:val="24"/>
-        </w:rPr>
-        <w:t>釋傳道（2001）。《印順導師與人間佛教》。台南：中華佛教百科文獻基金會。</w:t>
-      </w:r>
-    </w:p>
-    <w:p>
-      <w:pPr>
-        <w:spacing w:line="360" w:lineRule="auto" w:after="80"/>
-        <w:ind w:left="482" w:hanging="482"/>
-      </w:pPr>
-      <w:r>
-        <w:rPr>
-          <w:rFonts w:ascii="Times New Roman" w:hAnsi="Times New Roman" w:eastAsia="新細明體"/>
-          <w:b w:val="0"/>
-          <w:i w:val="0"/>
-          <w:sz w:val="24"/>
-        </w:rPr>
-        <w:t>釋傳道（2017）。《法句經講記（三）》。台南：中華佛教百科文獻基金會。</w:t>
-      </w:r>
-    </w:p>
-    <w:p>
-      <w:pPr>
-        <w:spacing w:line="360" w:lineRule="auto" w:after="80"/>
-        <w:ind w:left="482" w:hanging="482"/>
-      </w:pPr>
-      <w:r>
-        <w:rPr>
-          <w:rFonts w:ascii="Times New Roman" w:hAnsi="Times New Roman" w:eastAsia="新細明體"/>
-          <w:b w:val="0"/>
-          <w:i w:val="0"/>
-          <w:sz w:val="24"/>
-        </w:rPr>
-        <w:t>釋傳道（1997）。〈太虛大師對僧伽教育的貢獻〉。《妙心雜誌》，(16)，2-4。</w:t>
-      </w:r>
-    </w:p>
-    <w:p>
-      <w:pPr>
-        <w:spacing w:line="360" w:lineRule="auto" w:after="80"/>
-        <w:ind w:left="482" w:hanging="482"/>
-      </w:pPr>
-      <w:r>
-        <w:rPr>
-          <w:rFonts w:ascii="Times New Roman" w:hAnsi="Times New Roman" w:eastAsia="新細明體"/>
-          <w:b w:val="0"/>
-          <w:i w:val="0"/>
-          <w:sz w:val="24"/>
-        </w:rPr>
-        <w:t>釋傳道、伍麗滿（2005）。〈印順導師「人間佛教思想」之實踐——以妙心寺為例〉。載於玄奘大學宗教學系（編），《第六屆「印順導師思想之理論與實踐」學術會議論文集》。新竹：玄奘大學宗教學系。</w:t>
-      </w:r>
-    </w:p>
-    <w:p>
-      <w:pPr>
-        <w:spacing w:line="360" w:lineRule="auto" w:after="80"/>
-        <w:ind w:left="482" w:hanging="482"/>
-      </w:pPr>
-      <w:r>
-        <w:rPr>
-          <w:rFonts w:ascii="Times New Roman" w:hAnsi="Times New Roman" w:eastAsia="新細明體"/>
-          <w:b w:val="0"/>
-          <w:i w:val="0"/>
-          <w:sz w:val="24"/>
-        </w:rPr>
-        <w:t>釋昭慧（1995）。《佛教倫理學》。台北：法界出版社。</w:t>
-      </w:r>
-    </w:p>
-    <w:p>
-      <w:pPr>
-        <w:spacing w:line="360" w:lineRule="auto" w:after="80"/>
-        <w:ind w:left="482" w:hanging="482"/>
-      </w:pPr>
-      <w:r>
-        <w:rPr>
-          <w:rFonts w:ascii="Times New Roman" w:hAnsi="Times New Roman" w:eastAsia="新細明體"/>
-          <w:b w:val="0"/>
-          <w:i w:val="0"/>
-          <w:sz w:val="24"/>
-        </w:rPr>
-        <w:t>釋昭慧（1995）。《願同弱少抗強權》。台北：法界出版社。</w:t>
-      </w:r>
-    </w:p>
-    <w:p>
-      <w:pPr>
-        <w:spacing w:line="360" w:lineRule="auto" w:after="80"/>
-        <w:ind w:left="482" w:hanging="482"/>
-      </w:pPr>
-      <w:r>
-        <w:rPr>
-          <w:rFonts w:ascii="Times New Roman" w:hAnsi="Times New Roman" w:eastAsia="新細明體"/>
-          <w:b w:val="0"/>
-          <w:i w:val="0"/>
-          <w:sz w:val="24"/>
-        </w:rPr>
-        <w:t>釋昭慧（1999）。《律學今詮》。台北：法界出版社。</w:t>
-      </w:r>
-    </w:p>
-    <w:p>
-      <w:pPr>
-        <w:spacing w:line="360" w:lineRule="auto" w:after="80"/>
-        <w:ind w:left="482" w:hanging="482"/>
-      </w:pPr>
-      <w:r>
-        <w:rPr>
-          <w:rFonts w:ascii="Times New Roman" w:hAnsi="Times New Roman" w:eastAsia="新細明體"/>
-          <w:b w:val="0"/>
-          <w:i w:val="0"/>
-          <w:sz w:val="24"/>
-        </w:rPr>
-        <w:t>釋昭慧（2001）。《千載沉吟——新世紀的佛教女性思維》。台北：法界出版社。</w:t>
-      </w:r>
-    </w:p>
-    <w:p>
-      <w:pPr>
-        <w:spacing w:line="360" w:lineRule="auto" w:after="80"/>
-        <w:ind w:left="482" w:hanging="482"/>
-      </w:pPr>
-      <w:r>
-        <w:rPr>
-          <w:rFonts w:ascii="Times New Roman" w:hAnsi="Times New Roman" w:eastAsia="新細明體"/>
-          <w:b w:val="0"/>
-          <w:i w:val="0"/>
-          <w:sz w:val="24"/>
-        </w:rPr>
-        <w:t>釋昭慧（2003）。《佛教規範倫理學》。台北：法界出版社。</w:t>
-      </w:r>
-    </w:p>
-    <w:p>
-      <w:pPr>
-        <w:spacing w:line="360" w:lineRule="auto" w:after="80"/>
-        <w:ind w:left="482" w:hanging="482"/>
-      </w:pPr>
-      <w:r>
-        <w:rPr>
-          <w:rFonts w:ascii="Times New Roman" w:hAnsi="Times New Roman" w:eastAsia="新細明體"/>
-          <w:b w:val="0"/>
-          <w:i w:val="0"/>
-          <w:sz w:val="24"/>
-        </w:rPr>
-        <w:t>釋昭慧（2008）。《佛教後設倫理學》。台北：法界出版社。</w:t>
-      </w:r>
-    </w:p>
-    <w:p>
-      <w:pPr>
-        <w:spacing w:line="360" w:lineRule="auto" w:after="80"/>
-        <w:ind w:left="482" w:hanging="482"/>
-      </w:pPr>
-      <w:r>
-        <w:rPr>
-          <w:rFonts w:ascii="Times New Roman" w:hAnsi="Times New Roman" w:eastAsia="新細明體"/>
-          <w:b w:val="0"/>
-          <w:i w:val="0"/>
-          <w:sz w:val="24"/>
-        </w:rPr>
-        <w:t>釋昭慧（2009）。《法與律之深層探索》。台北：法界出版社。</w:t>
-      </w:r>
-    </w:p>
-    <w:p>
-      <w:pPr>
-        <w:spacing w:line="360" w:lineRule="auto" w:after="80"/>
-        <w:ind w:left="482" w:hanging="482"/>
-      </w:pPr>
-      <w:r>
-        <w:rPr>
-          <w:rFonts w:ascii="Times New Roman" w:hAnsi="Times New Roman" w:eastAsia="新細明體"/>
-          <w:b w:val="0"/>
-          <w:i w:val="0"/>
-          <w:sz w:val="24"/>
-        </w:rPr>
-        <w:t>釋昭慧（2022）。《生命倫理與環境倫理——倫理抉擇的中道智慧(一)》。桃園：法界出版社。</w:t>
-      </w:r>
-    </w:p>
-    <w:p>
-      <w:pPr>
-        <w:spacing w:line="360" w:lineRule="auto" w:after="80"/>
-        <w:ind w:left="482" w:hanging="482"/>
-      </w:pPr>
-      <w:r>
-        <w:rPr>
-          <w:rFonts w:ascii="Times New Roman" w:hAnsi="Times New Roman" w:eastAsia="新細明體"/>
-          <w:b w:val="0"/>
-          <w:i w:val="0"/>
-          <w:sz w:val="24"/>
-        </w:rPr>
-        <w:t>釋昭慧（2022）。《性別倫理與社會關懷——倫理抉擇的中道智慧(二)》。桃園：法界出版社。</w:t>
-      </w:r>
-    </w:p>
-    <w:p>
-      <w:pPr>
-        <w:spacing w:line="360" w:lineRule="auto" w:after="80"/>
-        <w:ind w:left="482" w:hanging="482"/>
-      </w:pPr>
-      <w:r>
-        <w:rPr>
-          <w:rFonts w:ascii="Times New Roman" w:hAnsi="Times New Roman" w:eastAsia="新細明體"/>
-          <w:b w:val="0"/>
-          <w:i w:val="0"/>
-          <w:sz w:val="24"/>
-        </w:rPr>
-        <w:t>釋昭慧（2023）。《令梵行久住——僧制與戒規之當代詮釋》。桃園：法界出版社。</w:t>
-      </w:r>
-    </w:p>
-    <w:p>
-      <w:pPr>
-        <w:spacing w:line="360" w:lineRule="auto" w:after="80"/>
-        <w:ind w:left="482" w:hanging="482"/>
-      </w:pPr>
-      <w:r>
-        <w:rPr>
-          <w:rFonts w:ascii="Times New Roman" w:hAnsi="Times New Roman" w:eastAsia="新細明體"/>
-          <w:b w:val="0"/>
-          <w:i w:val="0"/>
-          <w:sz w:val="24"/>
-        </w:rPr>
-        <w:t>釋昭慧、江燦騰編（2002）。《世紀新聲：當代台灣佛教的入世與出世之爭》。台北：法界出版社。</w:t>
-      </w:r>
-    </w:p>
-    <w:p>
-      <w:pPr>
-        <w:spacing w:line="360" w:lineRule="auto" w:after="80"/>
-        <w:ind w:left="482" w:hanging="482"/>
-      </w:pPr>
-      <w:r>
-        <w:rPr>
-          <w:rFonts w:ascii="Times New Roman" w:hAnsi="Times New Roman" w:eastAsia="新細明體"/>
-          <w:b w:val="0"/>
-          <w:i w:val="0"/>
-          <w:sz w:val="24"/>
-        </w:rPr>
-        <w:t>釋性廣（2001）。《人間佛教禪法及其當代實踐：印順導師禪學思想研究》。台北：法界出版社。</w:t>
-      </w:r>
-    </w:p>
-    <w:p>
-      <w:pPr>
-        <w:spacing w:line="360" w:lineRule="auto" w:after="80"/>
-        <w:ind w:left="482" w:hanging="482"/>
-      </w:pPr>
-      <w:r>
-        <w:rPr>
-          <w:rFonts w:ascii="Times New Roman" w:hAnsi="Times New Roman" w:eastAsia="新細明體"/>
-          <w:b w:val="0"/>
-          <w:i w:val="0"/>
-          <w:sz w:val="24"/>
-        </w:rPr>
-        <w:t>闞正宗、卓遵宏、侯坤宏訪問（2007）。《人間佛教的理論與實踐——傳道法師訪談錄》。台北：國史館。</w:t>
-      </w:r>
-    </w:p>
-    <w:p>
-      <w:pPr>
-        <w:spacing w:line="360" w:lineRule="auto" w:after="80"/>
-        <w:ind w:left="482" w:hanging="482"/>
-      </w:pPr>
-      <w:r>
-        <w:rPr>
-          <w:rFonts w:ascii="Times New Roman" w:hAnsi="Times New Roman" w:eastAsia="新細明體"/>
-          <w:b w:val="0"/>
-          <w:i w:val="0"/>
-          <w:sz w:val="24"/>
-        </w:rPr>
-        <w:t>釋昭慧口述，侯坤宏、卓遵宏訪問（2017）。《浩蕩赴前程：昭慧法師訪談錄》。桃園：法界出版社。</w:t>
-      </w:r>
-    </w:p>
-    <w:p>
-      <w:pPr>
-        <w:spacing w:line="360" w:lineRule="auto" w:after="80"/>
-        <w:ind w:left="482" w:hanging="482"/>
-      </w:pPr>
-      <w:r>
-        <w:rPr>
-          <w:rFonts w:ascii="Times New Roman" w:hAnsi="Times New Roman" w:eastAsia="新細明體"/>
-          <w:b w:val="0"/>
-          <w:i w:val="0"/>
-          <w:sz w:val="24"/>
-        </w:rPr>
-        <w:t>《妙心雜誌》（台南：妙心寺，1993–）。</w:t>
-      </w:r>
-    </w:p>
-    <w:p>
-      <w:pPr>
-        <w:spacing w:line="360" w:lineRule="auto" w:after="80"/>
-        <w:ind w:left="482" w:hanging="482"/>
-      </w:pPr>
-      <w:r>
-        <w:rPr>
-          <w:rFonts w:ascii="Times New Roman" w:hAnsi="Times New Roman" w:eastAsia="新細明體"/>
-          <w:b w:val="0"/>
-          <w:i w:val="0"/>
-          <w:sz w:val="24"/>
-        </w:rPr>
-        <w:t>《弘誓雙月刊》（桃園：佛教弘誓學院，1993–）。</w:t>
-      </w:r>
-    </w:p>
-    <w:p>
-      <w:pPr>
-        <w:spacing w:line="360" w:lineRule="auto" w:after="80"/>
-        <w:ind w:left="482" w:hanging="482"/>
-      </w:pPr>
-      <w:r>
-        <w:rPr>
-          <w:rFonts w:ascii="Times New Roman" w:hAnsi="Times New Roman" w:eastAsia="新細明體"/>
-          <w:b w:val="0"/>
-          <w:i w:val="0"/>
-          <w:sz w:val="24"/>
-        </w:rPr>
-        <w:t>《法印學報》（桃園：佛教弘誓學院，2011–）。</w:t>
-      </w:r>
-    </w:p>
-    <w:p>
-      <w:pPr>
-        <w:pageBreakBefore w:val="0"/>
-        <w:spacing w:line="360" w:lineRule="auto" w:after="200" w:before="160"/>
-      </w:pPr>
-      <w:r>
-        <w:rPr>
-          <w:rFonts w:ascii="Times New Roman" w:hAnsi="Times New Roman" w:eastAsia="新細明體"/>
-          <w:b/>
-          <w:i w:val="0"/>
-          <w:sz w:val="24"/>
-        </w:rPr>
-        <w:t>（二）基督教</w:t>
-      </w:r>
-    </w:p>
-    <w:p>
-      <w:pPr>
-        <w:spacing w:line="360" w:lineRule="auto" w:after="80"/>
-        <w:ind w:left="482" w:hanging="482"/>
-      </w:pPr>
-      <w:r>
-        <w:rPr>
-          <w:rFonts w:ascii="Times New Roman" w:hAnsi="Times New Roman" w:eastAsia="新細明體"/>
-          <w:b w:val="0"/>
-          <w:i w:val="0"/>
-          <w:sz w:val="24"/>
-        </w:rPr>
-        <w:t>Coe, S.（黃彰輝）(1993). *Recollections and reflections*. New York: The Rev. Dr. Shoki Coe's Memorial Fund.</w:t>
-      </w:r>
-    </w:p>
-    <w:p>
-      <w:pPr>
-        <w:spacing w:line="360" w:lineRule="auto" w:after="80"/>
-        <w:ind w:left="482" w:hanging="482"/>
-      </w:pPr>
-      <w:r>
-        <w:rPr>
-          <w:rFonts w:ascii="Times New Roman" w:hAnsi="Times New Roman" w:eastAsia="新細明體"/>
-          <w:b w:val="0"/>
-          <w:i w:val="0"/>
-          <w:sz w:val="24"/>
-        </w:rPr>
-        <w:t>Coe, S.（黃彰輝）(2011). *Christian mission in the context of Asian nation building*. New Jersey: Princeton Theological Seminary Educational Media.</w:t>
-      </w:r>
-    </w:p>
-    <w:p>
-      <w:pPr>
-        <w:spacing w:line="360" w:lineRule="auto" w:after="80"/>
-        <w:ind w:left="482" w:hanging="482"/>
-      </w:pPr>
-      <w:r>
-        <w:rPr>
-          <w:rFonts w:ascii="Times New Roman" w:hAnsi="Times New Roman" w:eastAsia="新細明體"/>
-          <w:b w:val="0"/>
-          <w:i w:val="0"/>
-          <w:sz w:val="24"/>
-        </w:rPr>
-        <w:t>Coe, S.（黃彰輝）(2012). *Christian mission and the test of discipleship*. New Jersey: Princeton Theological Seminary Educational Media.</w:t>
-      </w:r>
-    </w:p>
-    <w:p>
-      <w:pPr>
-        <w:spacing w:line="360" w:lineRule="auto" w:after="80"/>
-        <w:ind w:left="482" w:hanging="482"/>
-      </w:pPr>
-      <w:r>
-        <w:rPr>
-          <w:rFonts w:ascii="Times New Roman" w:hAnsi="Times New Roman" w:eastAsia="新細明體"/>
-          <w:b w:val="0"/>
-          <w:i w:val="0"/>
-          <w:sz w:val="24"/>
-        </w:rPr>
-        <w:t>黃彰輝（2000）。〈不斷處境化的神學〉（林毓芬譯）。《台灣教會公報》，(2539)，12版。</w:t>
-      </w:r>
-    </w:p>
-    <w:p>
-      <w:pPr>
-        <w:spacing w:line="360" w:lineRule="auto" w:after="80"/>
-        <w:ind w:left="482" w:hanging="482"/>
-      </w:pPr>
-      <w:r>
-        <w:rPr>
-          <w:rFonts w:ascii="Times New Roman" w:hAnsi="Times New Roman" w:eastAsia="新細明體"/>
-          <w:b w:val="0"/>
-          <w:i w:val="0"/>
-          <w:sz w:val="24"/>
-        </w:rPr>
-        <w:t>宋泉盛（1989）。《第三眼神學》（莊雅棠譯）。台南：台灣教會公報社。</w:t>
-      </w:r>
-    </w:p>
-    <w:p>
-      <w:pPr>
-        <w:spacing w:line="360" w:lineRule="auto" w:after="80"/>
-        <w:ind w:left="482" w:hanging="482"/>
-      </w:pPr>
-      <w:r>
-        <w:rPr>
-          <w:rFonts w:ascii="Times New Roman" w:hAnsi="Times New Roman" w:eastAsia="新細明體"/>
-          <w:b w:val="0"/>
-          <w:i w:val="0"/>
-          <w:sz w:val="24"/>
-        </w:rPr>
-        <w:t>宋泉盛（1990）。《故事神學》（莊雅棠譯）。台南：台灣教會公報社。</w:t>
-      </w:r>
-    </w:p>
-    <w:p>
-      <w:pPr>
-        <w:spacing w:line="360" w:lineRule="auto" w:after="80"/>
-        <w:ind w:left="482" w:hanging="482"/>
-      </w:pPr>
-      <w:r>
-        <w:rPr>
-          <w:rFonts w:ascii="Times New Roman" w:hAnsi="Times New Roman" w:eastAsia="新細明體"/>
-          <w:b w:val="0"/>
-          <w:i w:val="0"/>
-          <w:sz w:val="24"/>
-        </w:rPr>
-        <w:t>宋泉盛（2002）。《孟姜女的眼淚》（鄭加泰譯）。台南：人光出版社。</w:t>
-      </w:r>
-    </w:p>
-    <w:p>
-      <w:pPr>
-        <w:spacing w:line="360" w:lineRule="auto" w:after="80"/>
-        <w:ind w:left="482" w:hanging="482"/>
-      </w:pPr>
-      <w:r>
-        <w:rPr>
-          <w:rFonts w:ascii="Times New Roman" w:hAnsi="Times New Roman" w:eastAsia="新細明體"/>
-          <w:b w:val="0"/>
-          <w:i w:val="0"/>
-          <w:sz w:val="24"/>
-        </w:rPr>
-        <w:t>宋泉盛（2002）。《耶穌，被釘十字架的人民》（莊雅棠譯）。台南：人光出版社。</w:t>
-      </w:r>
-    </w:p>
-    <w:p>
-      <w:pPr>
-        <w:spacing w:line="360" w:lineRule="auto" w:after="80"/>
-        <w:ind w:left="482" w:hanging="482"/>
-      </w:pPr>
-      <w:r>
-        <w:rPr>
-          <w:rFonts w:ascii="Times New Roman" w:hAnsi="Times New Roman" w:eastAsia="新細明體"/>
-          <w:b w:val="0"/>
-          <w:i w:val="0"/>
-          <w:sz w:val="24"/>
-        </w:rPr>
-        <w:t>宋泉盛（2012）。《悲天憫人的上帝》（林弘宣譯）。台南：台灣教會公報社。</w:t>
-      </w:r>
-    </w:p>
-    <w:p>
-      <w:pPr>
-        <w:spacing w:line="360" w:lineRule="auto" w:after="80"/>
-        <w:ind w:left="482" w:hanging="482"/>
-      </w:pPr>
-      <w:r>
-        <w:rPr>
-          <w:rFonts w:ascii="Times New Roman" w:hAnsi="Times New Roman" w:eastAsia="新細明體"/>
-          <w:b w:val="0"/>
-          <w:i w:val="0"/>
-          <w:sz w:val="24"/>
-        </w:rPr>
-        <w:t>陳榮爝編（2025）。《故事神學家開講——宋泉盛牧師文集》。台南：南神出版社。</w:t>
-      </w:r>
-    </w:p>
-    <w:p>
-      <w:pPr>
-        <w:spacing w:line="360" w:lineRule="auto" w:after="80"/>
-        <w:ind w:left="482" w:hanging="482"/>
-      </w:pPr>
-      <w:r>
-        <w:rPr>
-          <w:rFonts w:ascii="Times New Roman" w:hAnsi="Times New Roman" w:eastAsia="新細明體"/>
-          <w:b w:val="0"/>
-          <w:i w:val="0"/>
-          <w:sz w:val="24"/>
-        </w:rPr>
-        <w:t>王憲治（1988）。《台灣鄉土神學論文集（一）》。台南：台南神學院。</w:t>
-      </w:r>
-    </w:p>
-    <w:p>
-      <w:pPr>
-        <w:spacing w:line="360" w:lineRule="auto" w:after="80"/>
-        <w:ind w:left="482" w:hanging="482"/>
-      </w:pPr>
-      <w:r>
-        <w:rPr>
-          <w:rFonts w:ascii="Times New Roman" w:hAnsi="Times New Roman" w:eastAsia="新細明體"/>
-          <w:b w:val="0"/>
-          <w:i w:val="0"/>
-          <w:sz w:val="24"/>
-        </w:rPr>
-        <w:t>王憲治（1978）。《道德經之自然觀及其神學意義》（神學博士論文）。東南亞神學研究院。</w:t>
-      </w:r>
-    </w:p>
-    <w:p>
-      <w:pPr>
-        <w:spacing w:line="360" w:lineRule="auto" w:after="80"/>
-        <w:ind w:left="482" w:hanging="482"/>
-      </w:pPr>
-      <w:r>
-        <w:rPr>
-          <w:rFonts w:ascii="Times New Roman" w:hAnsi="Times New Roman" w:eastAsia="新細明體"/>
-          <w:b w:val="0"/>
-          <w:i w:val="0"/>
-          <w:sz w:val="24"/>
-        </w:rPr>
-        <w:t>黃伯和（1990）。《宗教與自決》。台北：稻鄉出版社。</w:t>
-      </w:r>
-    </w:p>
-    <w:p>
-      <w:pPr>
-        <w:spacing w:line="360" w:lineRule="auto" w:after="80"/>
-        <w:ind w:left="482" w:hanging="482"/>
-      </w:pPr>
-      <w:r>
-        <w:rPr>
-          <w:rFonts w:ascii="Times New Roman" w:hAnsi="Times New Roman" w:eastAsia="新細明體"/>
-          <w:b w:val="0"/>
-          <w:i w:val="0"/>
-          <w:sz w:val="24"/>
-        </w:rPr>
-        <w:t>黃伯和（1991）。《奔向出頭天的子民》。台北：稻鄉出版社。</w:t>
-      </w:r>
-    </w:p>
-    <w:p>
-      <w:pPr>
-        <w:spacing w:line="360" w:lineRule="auto" w:after="80"/>
-        <w:ind w:left="482" w:hanging="482"/>
-      </w:pPr>
-      <w:r>
-        <w:rPr>
-          <w:rFonts w:ascii="Times New Roman" w:hAnsi="Times New Roman" w:eastAsia="新細明體"/>
-          <w:b w:val="0"/>
-          <w:i w:val="0"/>
-          <w:sz w:val="24"/>
-        </w:rPr>
-        <w:t>黃伯和（2022）。《道‧自決出頭天：神學的道成肉身》。台南：恩惠文教基金會。</w:t>
-      </w:r>
-    </w:p>
-    <w:p>
-      <w:pPr>
-        <w:spacing w:line="360" w:lineRule="auto" w:after="80"/>
-        <w:ind w:left="482" w:hanging="482"/>
-      </w:pPr>
-      <w:r>
-        <w:rPr>
-          <w:rFonts w:ascii="Times New Roman" w:hAnsi="Times New Roman" w:eastAsia="新細明體"/>
-          <w:b w:val="0"/>
-          <w:i w:val="0"/>
-          <w:sz w:val="24"/>
-        </w:rPr>
-        <w:t>黃伯和（2022）。《旅‧轉身與啟程：神學的典範轉移》。台南：恩惠文教基金會。</w:t>
-      </w:r>
-    </w:p>
-    <w:p>
-      <w:pPr>
-        <w:spacing w:line="360" w:lineRule="auto" w:after="80"/>
-        <w:ind w:left="482" w:hanging="482"/>
-      </w:pPr>
-      <w:r>
-        <w:rPr>
-          <w:rFonts w:ascii="Times New Roman" w:hAnsi="Times New Roman" w:eastAsia="新細明體"/>
-          <w:b w:val="0"/>
-          <w:i w:val="0"/>
-          <w:sz w:val="24"/>
-        </w:rPr>
-        <w:t>黃伯和（2022）。《盼‧委身再告白：神學的應許之地》。台南：恩惠文教基金會。</w:t>
-      </w:r>
-    </w:p>
-    <w:p>
-      <w:pPr>
-        <w:spacing w:line="360" w:lineRule="auto" w:after="80"/>
-        <w:ind w:left="482" w:hanging="482"/>
-      </w:pPr>
-      <w:r>
-        <w:rPr>
-          <w:rFonts w:ascii="Times New Roman" w:hAnsi="Times New Roman" w:eastAsia="新細明體"/>
-          <w:b w:val="0"/>
-          <w:i w:val="0"/>
-          <w:sz w:val="24"/>
-        </w:rPr>
-        <w:t>黃伯和（2022）。《悲憫‧虛己的愛：本土的倫理學》。台南：恩惠文教基金會。</w:t>
-      </w:r>
-    </w:p>
-    <w:p>
-      <w:pPr>
-        <w:spacing w:line="360" w:lineRule="auto" w:after="80"/>
-        <w:ind w:left="482" w:hanging="482"/>
-      </w:pPr>
-      <w:r>
-        <w:rPr>
-          <w:rFonts w:ascii="Times New Roman" w:hAnsi="Times New Roman" w:eastAsia="新細明體"/>
-          <w:b w:val="0"/>
-          <w:i w:val="0"/>
-          <w:sz w:val="24"/>
-        </w:rPr>
-        <w:t>黃伯和（2022）。《希望‧使命傳承：處境化神學教育》。台南：恩惠文教基金會。</w:t>
-      </w:r>
-    </w:p>
-    <w:p>
-      <w:pPr>
-        <w:spacing w:line="360" w:lineRule="auto" w:after="80"/>
-        <w:ind w:left="482" w:hanging="482"/>
-      </w:pPr>
-      <w:r>
-        <w:rPr>
-          <w:rFonts w:ascii="Times New Roman" w:hAnsi="Times New Roman" w:eastAsia="新細明體"/>
-          <w:b w:val="0"/>
-          <w:i w:val="0"/>
-          <w:sz w:val="24"/>
-        </w:rPr>
-        <w:t>林芳仲主編（2014）。《台灣新而獨立的國家——台灣基督長老教會人權宣言30週年國際研討會文集》。台北：台灣基督長老教會信仰與教制委員會。</w:t>
-      </w:r>
-    </w:p>
-    <w:p>
-      <w:pPr>
-        <w:spacing w:line="360" w:lineRule="auto" w:after="80"/>
-        <w:ind w:left="482" w:hanging="482"/>
-      </w:pPr>
-      <w:r>
-        <w:rPr>
-          <w:rFonts w:ascii="Times New Roman" w:hAnsi="Times New Roman" w:eastAsia="新細明體"/>
-          <w:b w:val="0"/>
-          <w:i w:val="0"/>
-          <w:sz w:val="24"/>
-        </w:rPr>
-        <w:t>《台灣教會公報》（台南：台灣教會公報社）。</w:t>
-      </w:r>
-    </w:p>
-    <w:p>
-      <w:pPr>
-        <w:spacing w:line="360" w:lineRule="auto" w:after="80"/>
-        <w:ind w:left="482" w:hanging="482"/>
-      </w:pPr>
-      <w:r>
-        <w:rPr>
-          <w:rFonts w:ascii="Times New Roman" w:hAnsi="Times New Roman" w:eastAsia="新細明體"/>
-          <w:b w:val="0"/>
-          <w:i w:val="0"/>
-          <w:sz w:val="24"/>
-        </w:rPr>
-        <w:t>《新使者》（台北：台灣基督長老教會新使者雜誌社）。</w:t>
-      </w:r>
-    </w:p>
-    <w:p>
-      <w:pPr>
-        <w:spacing w:line="360" w:lineRule="auto" w:after="80"/>
-        <w:ind w:left="482" w:hanging="482"/>
-      </w:pPr>
-      <w:r>
-        <w:rPr>
-          <w:rFonts w:ascii="Times New Roman" w:hAnsi="Times New Roman" w:eastAsia="新細明體"/>
-          <w:b w:val="0"/>
-          <w:i w:val="0"/>
-          <w:sz w:val="24"/>
-        </w:rPr>
-        <w:t>《神學與教會》（台南：台南神學院）。</w:t>
-      </w:r>
-    </w:p>
-    <w:p>
-      <w:pPr>
-        <w:spacing w:line="360" w:lineRule="auto" w:after="80"/>
-        <w:ind w:left="482" w:hanging="482"/>
-      </w:pPr>
-      <w:r>
-        <w:rPr>
-          <w:rFonts w:ascii="Times New Roman" w:hAnsi="Times New Roman" w:eastAsia="新細明體"/>
-          <w:b w:val="0"/>
-          <w:i w:val="0"/>
-          <w:sz w:val="24"/>
-        </w:rPr>
-        <w:t>《道雜誌》（台南）。</w:t>
-      </w:r>
-    </w:p>
-    <w:p>
-      <w:pPr>
-        <w:pageBreakBefore w:val="0"/>
-        <w:spacing w:line="360" w:lineRule="auto" w:after="200" w:before="160"/>
-      </w:pPr>
-      <w:r>
-        <w:rPr>
-          <w:rFonts w:ascii="Times New Roman" w:hAnsi="Times New Roman" w:eastAsia="新細明體"/>
-          <w:b/>
-          <w:i w:val="0"/>
-          <w:sz w:val="24"/>
-        </w:rPr>
-        <w:t>（三）跨宗教與論戰文獻</w:t>
-      </w:r>
-    </w:p>
-    <w:p>
-      <w:pPr>
-        <w:spacing w:line="360" w:lineRule="auto" w:after="80"/>
-        <w:ind w:left="482" w:hanging="482"/>
-      </w:pPr>
-      <w:r>
-        <w:rPr>
-          <w:rFonts w:ascii="Times New Roman" w:hAnsi="Times New Roman" w:eastAsia="新細明體"/>
-          <w:b w:val="0"/>
-          <w:i w:val="0"/>
-          <w:sz w:val="24"/>
-        </w:rPr>
-        <w:t>釋煮雲（1960）。《佛教與基督教的比較》。新北：華成書局。</w:t>
-      </w:r>
-    </w:p>
-    <w:p>
-      <w:pPr>
-        <w:spacing w:line="360" w:lineRule="auto" w:after="80"/>
-        <w:ind w:left="482" w:hanging="482"/>
-      </w:pPr>
-      <w:r>
-        <w:rPr>
-          <w:rFonts w:ascii="Times New Roman" w:hAnsi="Times New Roman" w:eastAsia="新細明體"/>
-          <w:b w:val="0"/>
-          <w:i w:val="0"/>
-          <w:sz w:val="24"/>
-        </w:rPr>
-        <w:t>吳恩溥（1956）。《駁「佛教與基督教的比較」》。台北：聖文社。</w:t>
-      </w:r>
-    </w:p>
-    <w:p>
-      <w:pPr>
-        <w:spacing w:line="360" w:lineRule="auto" w:after="80"/>
-        <w:ind w:left="482" w:hanging="482"/>
-      </w:pPr>
-      <w:r>
-        <w:rPr>
-          <w:rFonts w:ascii="Times New Roman" w:hAnsi="Times New Roman" w:eastAsia="新細明體"/>
-          <w:b w:val="0"/>
-          <w:i w:val="0"/>
-          <w:sz w:val="24"/>
-        </w:rPr>
-        <w:t>釋聖嚴（1967）。《基督教之研究》。台北：佛教文化服務處。</w:t>
-      </w:r>
-    </w:p>
-    <w:p>
-      <w:pPr>
-        <w:spacing w:line="360" w:lineRule="auto" w:after="80"/>
-        <w:ind w:left="482" w:hanging="482"/>
-      </w:pPr>
-      <w:r>
-        <w:rPr>
-          <w:rFonts w:ascii="Times New Roman" w:hAnsi="Times New Roman" w:eastAsia="新細明體"/>
-          <w:b w:val="0"/>
-          <w:i w:val="0"/>
-          <w:sz w:val="24"/>
-        </w:rPr>
-        <w:t>釋聖嚴（1968）。《比較宗教學》。台北：中華佛教文化館。</w:t>
-      </w:r>
-    </w:p>
-    <w:p>
-      <w:pPr>
-        <w:spacing w:line="360" w:lineRule="auto" w:after="80"/>
-        <w:ind w:left="482" w:hanging="482"/>
-      </w:pPr>
-      <w:r>
-        <w:rPr>
-          <w:rFonts w:ascii="Times New Roman" w:hAnsi="Times New Roman" w:eastAsia="新細明體"/>
-          <w:b w:val="0"/>
-          <w:i w:val="0"/>
-          <w:sz w:val="24"/>
-        </w:rPr>
-        <w:t>龔天民（1989）。《真理自明：基督教與佛教的比較》。香港：橄欖文化。</w:t>
-      </w:r>
-    </w:p>
-    <w:p>
-      <w:pPr>
-        <w:spacing w:line="360" w:lineRule="auto" w:after="80"/>
-        <w:ind w:left="482" w:hanging="482"/>
-      </w:pPr>
-      <w:r>
-        <w:rPr>
-          <w:rFonts w:ascii="Times New Roman" w:hAnsi="Times New Roman" w:eastAsia="新細明體"/>
-          <w:b w:val="0"/>
-          <w:i w:val="0"/>
-          <w:sz w:val="24"/>
-        </w:rPr>
-        <w:t>現代禪教研部主編（2002）。《佛教與基督教信仰的交會：現代禪與中華信義神學院的對話》。台北：現代禪出版社。</w:t>
-      </w:r>
-    </w:p>
-    <w:p>
-      <w:pPr>
-        <w:spacing w:line="360" w:lineRule="auto" w:after="80"/>
-        <w:ind w:left="482" w:hanging="482"/>
-      </w:pPr>
-      <w:r>
-        <w:rPr>
-          <w:rFonts w:ascii="Times New Roman" w:hAnsi="Times New Roman" w:eastAsia="新細明體"/>
-          <w:b w:val="0"/>
-          <w:i w:val="0"/>
-          <w:sz w:val="24"/>
-        </w:rPr>
-        <w:t>釋聖嚴（2001）。《聖嚴法師與宗教對話》。台北：法鼓文化。</w:t>
-      </w:r>
-    </w:p>
-    <w:p>
-      <w:pPr>
-        <w:spacing w:line="360" w:lineRule="auto" w:after="80"/>
-        <w:ind w:left="482" w:hanging="482"/>
-      </w:pPr>
-      <w:r>
-        <w:rPr>
-          <w:rFonts w:ascii="Times New Roman" w:hAnsi="Times New Roman" w:eastAsia="新細明體"/>
-          <w:b w:val="0"/>
-          <w:i w:val="0"/>
-          <w:sz w:val="24"/>
-        </w:rPr>
-        <w:t>單國璽、林保寶（2008）。《生命告別之旅》。台北：天下文化。</w:t>
-      </w:r>
-    </w:p>
-    <w:p>
-      <w:pPr>
-        <w:spacing w:line="360" w:lineRule="auto" w:after="80"/>
-        <w:ind w:left="482" w:hanging="482"/>
-      </w:pPr>
-      <w:r>
-        <w:rPr>
-          <w:rFonts w:ascii="Times New Roman" w:hAnsi="Times New Roman" w:eastAsia="新細明體"/>
-          <w:b w:val="0"/>
-          <w:i w:val="0"/>
-          <w:sz w:val="24"/>
-        </w:rPr>
-        <w:t>釋昭慧、古倫（Anselm Grün）（2013）。《你信什麼？——基督宗教與佛教之對話》（吳信如譯）。台北：南與北文化。</w:t>
-      </w:r>
-    </w:p>
-    <w:p>
-      <w:pPr>
-        <w:spacing w:line="360" w:lineRule="auto" w:after="80"/>
-        <w:ind w:left="482" w:hanging="482"/>
-      </w:pPr>
-      <w:r>
-        <w:rPr>
-          <w:rFonts w:ascii="Times New Roman" w:hAnsi="Times New Roman" w:eastAsia="新細明體"/>
-          <w:b w:val="0"/>
-          <w:i w:val="0"/>
-          <w:sz w:val="24"/>
-        </w:rPr>
-        <w:t>釋昭慧、彼得‧辛格（Peter Singer）（2021）。《心靈的交會——山間對話》。桃園：法界出版社。</w:t>
-      </w:r>
-    </w:p>
-    <w:p>
-      <w:pPr>
-        <w:pageBreakBefore w:val="0"/>
-        <w:spacing w:line="360" w:lineRule="auto" w:after="200" w:before="160"/>
-      </w:pPr>
-      <w:r>
-        <w:rPr>
-          <w:rFonts w:ascii="Times New Roman" w:hAnsi="Times New Roman" w:eastAsia="新細明體"/>
-          <w:b/>
-          <w:i w:val="0"/>
-          <w:sz w:val="26"/>
-        </w:rPr>
-        <w:t>二、研究專書</w:t>
-      </w:r>
-    </w:p>
-    <w:p>
-      <w:pPr>
-        <w:spacing w:line="360" w:lineRule="auto" w:after="80"/>
-        <w:ind w:left="482" w:hanging="482"/>
-      </w:pPr>
-      <w:r>
-        <w:rPr>
-          <w:rFonts w:ascii="Times New Roman" w:hAnsi="Times New Roman" w:eastAsia="新細明體"/>
-          <w:b w:val="0"/>
-          <w:i w:val="0"/>
-          <w:sz w:val="24"/>
-        </w:rPr>
-        <w:t>侯坤宏（2009）。《真實與方便：印順思想研究》。台北：法界出版社。</w:t>
-      </w:r>
-    </w:p>
-    <w:p>
-      <w:pPr>
-        <w:spacing w:line="360" w:lineRule="auto" w:after="80"/>
-        <w:ind w:left="482" w:hanging="482"/>
-      </w:pPr>
-      <w:r>
-        <w:rPr>
-          <w:rFonts w:ascii="Times New Roman" w:hAnsi="Times New Roman" w:eastAsia="新細明體"/>
-          <w:b w:val="0"/>
-          <w:i w:val="0"/>
-          <w:sz w:val="24"/>
-        </w:rPr>
-        <w:t>侯坤宏（2018）。《太虛時代：多維視角下的民國佛教（1912-1949）》。台北：政大出版社。</w:t>
-      </w:r>
-    </w:p>
-    <w:p>
-      <w:pPr>
-        <w:spacing w:line="360" w:lineRule="auto" w:after="80"/>
-        <w:ind w:left="482" w:hanging="482"/>
-      </w:pPr>
-      <w:r>
-        <w:rPr>
-          <w:rFonts w:ascii="Times New Roman" w:hAnsi="Times New Roman" w:eastAsia="新細明體"/>
-          <w:b w:val="0"/>
-          <w:i w:val="0"/>
-          <w:sz w:val="24"/>
-        </w:rPr>
-        <w:t>侯坤宏編（2022）。《台灣佛教通史》（第八冊）。台北：彌陀出版社。</w:t>
-      </w:r>
-    </w:p>
-    <w:p>
-      <w:pPr>
-        <w:spacing w:line="360" w:lineRule="auto" w:after="80"/>
-        <w:ind w:left="482" w:hanging="482"/>
-      </w:pPr>
-      <w:r>
-        <w:rPr>
-          <w:rFonts w:ascii="Times New Roman" w:hAnsi="Times New Roman" w:eastAsia="新細明體"/>
-          <w:b w:val="0"/>
-          <w:i w:val="0"/>
-          <w:sz w:val="24"/>
-        </w:rPr>
-        <w:t>藍吉富編（2013）。《臺灣佛教辭典》。台南：妙心出版社、中華佛教百科文獻基金會。</w:t>
-      </w:r>
-    </w:p>
-    <w:p>
-      <w:pPr>
-        <w:spacing w:line="360" w:lineRule="auto" w:after="80"/>
-        <w:ind w:left="482" w:hanging="482"/>
-      </w:pPr>
-      <w:r>
-        <w:rPr>
-          <w:rFonts w:ascii="Times New Roman" w:hAnsi="Times New Roman" w:eastAsia="新細明體"/>
-          <w:b w:val="0"/>
-          <w:i w:val="0"/>
-          <w:sz w:val="24"/>
-        </w:rPr>
-        <w:t>邱敏捷（2015）。《傳道法師年譜》。台南：妙心出版社。</w:t>
-      </w:r>
-    </w:p>
-    <w:p>
-      <w:pPr>
-        <w:spacing w:line="360" w:lineRule="auto" w:after="80"/>
-        <w:ind w:left="482" w:hanging="482"/>
-      </w:pPr>
-      <w:r>
-        <w:rPr>
-          <w:rFonts w:ascii="Times New Roman" w:hAnsi="Times New Roman" w:eastAsia="新細明體"/>
-          <w:b w:val="0"/>
-          <w:i w:val="0"/>
-          <w:sz w:val="24"/>
-        </w:rPr>
-        <w:t>邱敏捷（2000）。《印順導師的佛教思想》。台北：法界出版社。</w:t>
-      </w:r>
-    </w:p>
-    <w:p>
-      <w:pPr>
-        <w:spacing w:line="360" w:lineRule="auto" w:after="80"/>
-        <w:ind w:left="482" w:hanging="482"/>
-      </w:pPr>
-      <w:r>
-        <w:rPr>
-          <w:rFonts w:ascii="Times New Roman" w:hAnsi="Times New Roman" w:eastAsia="新細明體"/>
-          <w:b w:val="0"/>
-          <w:i w:val="0"/>
-          <w:sz w:val="24"/>
-        </w:rPr>
-        <w:t>楊惠南（1991）。《當代佛教思想展望》。台北：東大圖書公司。</w:t>
-      </w:r>
-    </w:p>
-    <w:p>
-      <w:pPr>
-        <w:spacing w:line="360" w:lineRule="auto" w:after="80"/>
-        <w:ind w:left="482" w:hanging="482"/>
-      </w:pPr>
-      <w:r>
-        <w:rPr>
-          <w:rFonts w:ascii="Times New Roman" w:hAnsi="Times New Roman" w:eastAsia="新細明體"/>
-          <w:b w:val="0"/>
-          <w:i w:val="0"/>
-          <w:sz w:val="24"/>
-        </w:rPr>
-        <w:t>溫金柯（2001）。《繼承與批判印順法師人間佛教思想》。台北：現代禪出版社。</w:t>
-      </w:r>
-    </w:p>
-    <w:p>
-      <w:pPr>
-        <w:spacing w:line="360" w:lineRule="auto" w:after="80"/>
-        <w:ind w:left="482" w:hanging="482"/>
-      </w:pPr>
-      <w:r>
-        <w:rPr>
-          <w:rFonts w:ascii="Times New Roman" w:hAnsi="Times New Roman" w:eastAsia="新細明體"/>
-          <w:b w:val="0"/>
-          <w:i w:val="0"/>
-          <w:sz w:val="24"/>
-        </w:rPr>
-        <w:t>李玉珍（2016）。《戰後台灣佛教與女性：李玉珍自選集》。新北：博揚文化。</w:t>
-      </w:r>
-    </w:p>
-    <w:p>
-      <w:pPr>
-        <w:spacing w:line="360" w:lineRule="auto" w:after="80"/>
-        <w:ind w:left="482" w:hanging="482"/>
-      </w:pPr>
-      <w:r>
-        <w:rPr>
-          <w:rFonts w:ascii="Times New Roman" w:hAnsi="Times New Roman" w:eastAsia="新細明體"/>
-          <w:b w:val="0"/>
-          <w:i w:val="0"/>
-          <w:sz w:val="24"/>
-        </w:rPr>
-        <w:t>李筱峰（2026）。《革命，和尚，公民覺醒：台灣文化啟蒙先驅林秋梧傳記》。台北：明白文化。</w:t>
-      </w:r>
-    </w:p>
-    <w:p>
-      <w:pPr>
-        <w:spacing w:line="360" w:lineRule="auto" w:after="80"/>
-        <w:ind w:left="482" w:hanging="482"/>
-      </w:pPr>
-      <w:r>
-        <w:rPr>
-          <w:rFonts w:ascii="Times New Roman" w:hAnsi="Times New Roman" w:eastAsia="新細明體"/>
-          <w:b w:val="0"/>
-          <w:i w:val="0"/>
-          <w:sz w:val="24"/>
-        </w:rPr>
-        <w:t>黃運喜（2019）。《佛教的社會關懷與寺產問題》。新北：大千出版社。</w:t>
-      </w:r>
-    </w:p>
-    <w:p>
-      <w:pPr>
-        <w:spacing w:line="360" w:lineRule="auto" w:after="80"/>
-        <w:ind w:left="482" w:hanging="482"/>
-      </w:pPr>
-      <w:r>
-        <w:rPr>
-          <w:rFonts w:ascii="Times New Roman" w:hAnsi="Times New Roman" w:eastAsia="新細明體"/>
-          <w:b w:val="0"/>
-          <w:i w:val="0"/>
-          <w:sz w:val="24"/>
-        </w:rPr>
-        <w:t>釋清德（2022）。《當代佛教戒律新詮：印順導師人間佛教的戒律思想》。台北：紹印出版社。</w:t>
-      </w:r>
-    </w:p>
-    <w:p>
-      <w:pPr>
-        <w:spacing w:line="360" w:lineRule="auto" w:after="80"/>
-        <w:ind w:left="482" w:hanging="482"/>
-      </w:pPr>
-      <w:r>
-        <w:rPr>
-          <w:rFonts w:ascii="Times New Roman" w:hAnsi="Times New Roman" w:eastAsia="新細明體"/>
-          <w:b w:val="0"/>
-          <w:i w:val="0"/>
-          <w:sz w:val="24"/>
-        </w:rPr>
-        <w:t>林建德（2003）。《諸說中第一：力挺佛陀在人間》。台南：妙心出版社。</w:t>
-      </w:r>
-    </w:p>
-    <w:p>
-      <w:pPr>
-        <w:spacing w:line="360" w:lineRule="auto" w:after="80"/>
-        <w:ind w:left="482" w:hanging="482"/>
-      </w:pPr>
-      <w:r>
-        <w:rPr>
-          <w:rFonts w:ascii="Times New Roman" w:hAnsi="Times New Roman" w:eastAsia="新細明體"/>
-          <w:b w:val="0"/>
-          <w:i w:val="0"/>
-          <w:sz w:val="24"/>
-        </w:rPr>
-        <w:t>田智雄（2012）。《絕地逢生：澎湖公民力量的展現——台灣首次公投勝利的故事》。台北：法界出版社。</w:t>
-      </w:r>
-    </w:p>
-    <w:p>
-      <w:pPr>
-        <w:spacing w:line="360" w:lineRule="auto" w:after="80"/>
-        <w:ind w:left="482" w:hanging="482"/>
-      </w:pPr>
-      <w:r>
-        <w:rPr>
-          <w:rFonts w:ascii="Times New Roman" w:hAnsi="Times New Roman" w:eastAsia="新細明體"/>
-          <w:b w:val="0"/>
-          <w:i w:val="0"/>
-          <w:sz w:val="24"/>
-        </w:rPr>
-        <w:t>汪盈利（2013）。《動保足履：關懷二十年（1992-2012）》。台北：關懷生命協會。</w:t>
-      </w:r>
-    </w:p>
-    <w:p>
-      <w:pPr>
-        <w:spacing w:line="360" w:lineRule="auto" w:after="80"/>
-        <w:ind w:left="482" w:hanging="482"/>
-      </w:pPr>
-      <w:r>
-        <w:rPr>
-          <w:rFonts w:ascii="Times New Roman" w:hAnsi="Times New Roman" w:eastAsia="新細明體"/>
-          <w:b w:val="0"/>
-          <w:i w:val="0"/>
-          <w:sz w:val="24"/>
-        </w:rPr>
-        <w:t>鄭仰恩（2010）。《定根本土的臺灣基督教：臺灣基督教史研究論集》。台南：人光出版社。</w:t>
-      </w:r>
-    </w:p>
-    <w:p>
-      <w:pPr>
-        <w:spacing w:line="360" w:lineRule="auto" w:after="80"/>
-        <w:ind w:left="482" w:hanging="482"/>
-      </w:pPr>
-      <w:r>
-        <w:rPr>
-          <w:rFonts w:ascii="Times New Roman" w:hAnsi="Times New Roman" w:eastAsia="新細明體"/>
-          <w:b w:val="0"/>
-          <w:i w:val="0"/>
-          <w:sz w:val="24"/>
-        </w:rPr>
-        <w:t>鄭仰恩主編（2024）。《台灣基督長老教會史（1865-2015）卷一：分期史》。台北：使徒出版社。</w:t>
-      </w:r>
-    </w:p>
-    <w:p>
-      <w:pPr>
-        <w:spacing w:line="360" w:lineRule="auto" w:after="80"/>
-        <w:ind w:left="482" w:hanging="482"/>
-      </w:pPr>
-      <w:r>
-        <w:rPr>
-          <w:rFonts w:ascii="Times New Roman" w:hAnsi="Times New Roman" w:eastAsia="新細明體"/>
-          <w:b w:val="0"/>
-          <w:i w:val="0"/>
-          <w:sz w:val="24"/>
-        </w:rPr>
-        <w:t>鄭仰恩主編（2025）。《台灣基督長老教會史（1865-2015）卷二：專題史》。台北：使徒出版社。</w:t>
-      </w:r>
-    </w:p>
-    <w:p>
-      <w:pPr>
-        <w:spacing w:line="360" w:lineRule="auto" w:after="80"/>
-        <w:ind w:left="482" w:hanging="482"/>
-      </w:pPr>
-      <w:r>
-        <w:rPr>
-          <w:rFonts w:ascii="Times New Roman" w:hAnsi="Times New Roman" w:eastAsia="新細明體"/>
-          <w:b w:val="0"/>
-          <w:i w:val="0"/>
-          <w:sz w:val="24"/>
-        </w:rPr>
-        <w:t>蔡榮芳（2020）。《從宗教到政治：黃彰輝牧師普世神學的實踐》。台北：玉山社。</w:t>
-      </w:r>
-    </w:p>
-    <w:p>
-      <w:pPr>
-        <w:spacing w:line="360" w:lineRule="auto" w:after="80"/>
-        <w:ind w:left="482" w:hanging="482"/>
-      </w:pPr>
-      <w:r>
-        <w:rPr>
-          <w:rFonts w:ascii="Times New Roman" w:hAnsi="Times New Roman" w:eastAsia="新細明體"/>
-          <w:b w:val="0"/>
-          <w:i w:val="0"/>
-          <w:sz w:val="24"/>
-        </w:rPr>
-        <w:t>張瑞雄（2014）。《台灣人的先覺：黃彰輝》。台南：南神出版社。</w:t>
-      </w:r>
-    </w:p>
-    <w:p>
-      <w:pPr>
-        <w:spacing w:line="360" w:lineRule="auto" w:after="80"/>
-        <w:ind w:left="482" w:hanging="482"/>
-      </w:pPr>
-      <w:r>
-        <w:rPr>
-          <w:rFonts w:ascii="Times New Roman" w:hAnsi="Times New Roman" w:eastAsia="新細明體"/>
-          <w:b w:val="0"/>
-          <w:i w:val="0"/>
-          <w:sz w:val="24"/>
-        </w:rPr>
-        <w:t>鄭睦群（2023）。《從大中華到台灣國：台灣基督長老教會的國家認同及其論述轉換》。台北：政大出版社。</w:t>
-      </w:r>
-    </w:p>
-    <w:p>
-      <w:pPr>
-        <w:spacing w:line="360" w:lineRule="auto" w:after="80"/>
-        <w:ind w:left="482" w:hanging="482"/>
-      </w:pPr>
-      <w:r>
-        <w:rPr>
-          <w:rFonts w:ascii="Times New Roman" w:hAnsi="Times New Roman" w:eastAsia="新細明體"/>
-          <w:b w:val="0"/>
-          <w:i w:val="0"/>
-          <w:sz w:val="24"/>
-        </w:rPr>
-        <w:t>王鏡玲（2016）。《分別為聖：長老教會‧普渡‧通靈象徵》。台北：前衛出版社。</w:t>
-      </w:r>
-    </w:p>
-    <w:p>
-      <w:pPr>
-        <w:spacing w:line="360" w:lineRule="auto" w:after="80"/>
-        <w:ind w:left="482" w:hanging="482"/>
-      </w:pPr>
-      <w:r>
-        <w:rPr>
-          <w:rFonts w:ascii="Times New Roman" w:hAnsi="Times New Roman" w:eastAsia="新細明體"/>
-          <w:b w:val="0"/>
-          <w:i w:val="0"/>
-          <w:sz w:val="24"/>
-        </w:rPr>
-        <w:t>董芳苑（2008）。《台灣宗教大觀》。台北：前衛出版社。</w:t>
-      </w:r>
-    </w:p>
-    <w:p>
-      <w:pPr>
-        <w:spacing w:line="360" w:lineRule="auto" w:after="80"/>
-        <w:ind w:left="482" w:hanging="482"/>
-      </w:pPr>
-      <w:r>
-        <w:rPr>
-          <w:rFonts w:ascii="Times New Roman" w:hAnsi="Times New Roman" w:eastAsia="新細明體"/>
-          <w:b w:val="0"/>
-          <w:i w:val="0"/>
-          <w:sz w:val="24"/>
-        </w:rPr>
-        <w:t>盧俊義（2003）。《台灣之愛：盧俊義牧師的牧會筆記》。台北：前衛出版社。</w:t>
-      </w:r>
-    </w:p>
-    <w:p>
-      <w:pPr>
-        <w:spacing w:line="360" w:lineRule="auto" w:after="80"/>
-        <w:ind w:left="482" w:hanging="482"/>
-      </w:pPr>
-      <w:r>
-        <w:rPr>
-          <w:rFonts w:ascii="Times New Roman" w:hAnsi="Times New Roman" w:eastAsia="新細明體"/>
-          <w:b w:val="0"/>
-          <w:i w:val="0"/>
-          <w:sz w:val="24"/>
-        </w:rPr>
-        <w:t>劉錦昌（2014）。《神學的公共事務》。新竹：台灣基督長老教會聖經書院。</w:t>
-      </w:r>
-    </w:p>
-    <w:p>
-      <w:pPr>
-        <w:spacing w:line="360" w:lineRule="auto" w:after="80"/>
-        <w:ind w:left="482" w:hanging="482"/>
-      </w:pPr>
-      <w:r>
-        <w:rPr>
-          <w:rFonts w:ascii="Times New Roman" w:hAnsi="Times New Roman" w:eastAsia="新細明體"/>
-          <w:b w:val="0"/>
-          <w:i w:val="0"/>
-          <w:sz w:val="24"/>
-        </w:rPr>
-        <w:t>李熾昌（1996）。《亞洲處境與聖經詮釋》。香港：基督教文藝出版社。</w:t>
-      </w:r>
-    </w:p>
-    <w:p>
-      <w:pPr>
-        <w:spacing w:line="360" w:lineRule="auto" w:after="80"/>
-        <w:ind w:left="482" w:hanging="482"/>
-      </w:pPr>
-      <w:r>
-        <w:rPr>
-          <w:rFonts w:ascii="Times New Roman" w:hAnsi="Times New Roman" w:eastAsia="新細明體"/>
-          <w:b w:val="0"/>
-          <w:i w:val="0"/>
-          <w:sz w:val="24"/>
-        </w:rPr>
-        <w:t>賴品超（2011）。《大乘基督教神學：漢語神學的思想實驗》。香港：道風書社。</w:t>
-      </w:r>
-    </w:p>
-    <w:p>
-      <w:pPr>
-        <w:spacing w:line="360" w:lineRule="auto" w:after="80"/>
-        <w:ind w:left="482" w:hanging="482"/>
-      </w:pPr>
-      <w:r>
-        <w:rPr>
-          <w:rFonts w:ascii="Times New Roman" w:hAnsi="Times New Roman" w:eastAsia="新細明體"/>
-          <w:b w:val="0"/>
-          <w:i w:val="0"/>
-          <w:sz w:val="24"/>
-        </w:rPr>
-        <w:t>賴品超、學愚主編（2008）。《天國、淨土與人間：耶佛對話與社會關懷》。香港：中華書局。</w:t>
-      </w:r>
-    </w:p>
-    <w:p>
-      <w:pPr>
-        <w:spacing w:line="360" w:lineRule="auto" w:after="80"/>
-        <w:ind w:left="482" w:hanging="482"/>
-      </w:pPr>
-      <w:r>
-        <w:rPr>
-          <w:rFonts w:ascii="Times New Roman" w:hAnsi="Times New Roman" w:eastAsia="新細明體"/>
-          <w:b w:val="0"/>
-          <w:i w:val="0"/>
-          <w:sz w:val="24"/>
-        </w:rPr>
-        <w:t>賴品超主編（2008）。《佛耶對話：近代中國佛教與基督宗教的相遇》。北京：宗教文化出版社。</w:t>
-      </w:r>
-    </w:p>
-    <w:p>
-      <w:pPr>
-        <w:spacing w:line="360" w:lineRule="auto" w:after="80"/>
-        <w:ind w:left="482" w:hanging="482"/>
-      </w:pPr>
-      <w:r>
-        <w:rPr>
-          <w:rFonts w:ascii="Times New Roman" w:hAnsi="Times New Roman" w:eastAsia="新細明體"/>
-          <w:b w:val="0"/>
-          <w:i w:val="0"/>
-          <w:sz w:val="24"/>
-        </w:rPr>
-        <w:t>吳耀宗（1949）。《黑暗與光明》。上海：青年協會書局。</w:t>
-      </w:r>
-    </w:p>
-    <w:p>
-      <w:pPr>
-        <w:pageBreakBefore w:val="0"/>
-        <w:spacing w:line="360" w:lineRule="auto" w:after="200" w:before="160"/>
-      </w:pPr>
-      <w:r>
-        <w:rPr>
-          <w:rFonts w:ascii="Times New Roman" w:hAnsi="Times New Roman" w:eastAsia="新細明體"/>
-          <w:b/>
-          <w:i w:val="0"/>
-          <w:sz w:val="26"/>
-        </w:rPr>
-        <w:t>三、期刊論文、會議論文與學位論文</w:t>
-      </w:r>
-    </w:p>
-    <w:p>
-      <w:pPr>
-        <w:spacing w:line="360" w:lineRule="auto" w:after="80"/>
-        <w:ind w:left="482" w:hanging="482"/>
-      </w:pPr>
-      <w:r>
-        <w:rPr>
-          <w:rFonts w:ascii="Times New Roman" w:hAnsi="Times New Roman" w:eastAsia="新細明體"/>
-          <w:b w:val="0"/>
-          <w:i w:val="0"/>
-          <w:sz w:val="24"/>
-        </w:rPr>
-        <w:t>闞正宗（2011）。〈傳法弘道——傳道法師人間佛教理路〉。《法印學報》，(1)，119-143。</w:t>
-      </w:r>
-    </w:p>
-    <w:p>
-      <w:pPr>
-        <w:spacing w:line="360" w:lineRule="auto" w:after="80"/>
-        <w:ind w:left="482" w:hanging="482"/>
-      </w:pPr>
-      <w:r>
-        <w:rPr>
-          <w:rFonts w:ascii="Times New Roman" w:hAnsi="Times New Roman" w:eastAsia="新細明體"/>
-          <w:b w:val="0"/>
-          <w:i w:val="0"/>
-          <w:sz w:val="24"/>
-        </w:rPr>
-        <w:t>釋昭慧（2011）。〈傳道法師對南傳佛教在台灣之觀察與評議〉。《法印學報》，(1)，1-32。</w:t>
-      </w:r>
-    </w:p>
-    <w:p>
-      <w:pPr>
-        <w:spacing w:line="360" w:lineRule="auto" w:after="80"/>
-        <w:ind w:left="482" w:hanging="482"/>
-      </w:pPr>
-      <w:r>
-        <w:rPr>
-          <w:rFonts w:ascii="Times New Roman" w:hAnsi="Times New Roman" w:eastAsia="新細明體"/>
-          <w:b w:val="0"/>
-          <w:i w:val="0"/>
-          <w:sz w:val="24"/>
-        </w:rPr>
-        <w:t>伍麗滿（2006）。《台南妙心寺對印順「人間佛教」的落實與弘展》（碩士論文）。玄奘大學宗教學系碩士在職專班，新竹。</w:t>
-      </w:r>
-    </w:p>
-    <w:p>
-      <w:pPr>
-        <w:spacing w:line="360" w:lineRule="auto" w:after="80"/>
-        <w:ind w:left="482" w:hanging="482"/>
-      </w:pPr>
-      <w:r>
-        <w:rPr>
-          <w:rFonts w:ascii="Times New Roman" w:hAnsi="Times New Roman" w:eastAsia="新細明體"/>
-          <w:b w:val="0"/>
-          <w:i w:val="0"/>
-          <w:sz w:val="24"/>
-        </w:rPr>
-        <w:t>陳玉峯（2011）。〈草根和尚——傳道法師與我〉。《弘誓雙月刊》，(109)，22-29。</w:t>
-      </w:r>
-    </w:p>
-    <w:p>
-      <w:pPr>
-        <w:spacing w:line="360" w:lineRule="auto" w:after="80"/>
-        <w:ind w:left="482" w:hanging="482"/>
-      </w:pPr>
-      <w:r>
-        <w:rPr>
-          <w:rFonts w:ascii="Times New Roman" w:hAnsi="Times New Roman" w:eastAsia="新細明體"/>
-          <w:b w:val="0"/>
-          <w:i w:val="0"/>
-          <w:sz w:val="24"/>
-        </w:rPr>
-        <w:t>侯坤宏（2004）。〈從太虛大師到印順法師：一個思想史角度的觀察〉。載於弘誓文教基金會（編），《第五屆「印順導師思想之理論與實踐」學術會議論文集》。桃園：弘誓文教基金會。</w:t>
-      </w:r>
-    </w:p>
-    <w:p>
-      <w:pPr>
-        <w:spacing w:line="360" w:lineRule="auto" w:after="80"/>
-        <w:ind w:left="482" w:hanging="482"/>
-      </w:pPr>
-      <w:r>
-        <w:rPr>
-          <w:rFonts w:ascii="Times New Roman" w:hAnsi="Times New Roman" w:eastAsia="新細明體"/>
-          <w:b w:val="0"/>
-          <w:i w:val="0"/>
-          <w:sz w:val="24"/>
-        </w:rPr>
-        <w:t>侯坤宏（2016）。〈戰後台灣佛教正義議題之回顧〉。《法印學報》，(6)，103-148。</w:t>
-      </w:r>
-    </w:p>
-    <w:p>
-      <w:pPr>
-        <w:spacing w:line="360" w:lineRule="auto" w:after="80"/>
-        <w:ind w:left="482" w:hanging="482"/>
-      </w:pPr>
-      <w:r>
-        <w:rPr>
-          <w:rFonts w:ascii="Times New Roman" w:hAnsi="Times New Roman" w:eastAsia="新細明體"/>
-          <w:b w:val="0"/>
-          <w:i w:val="0"/>
-          <w:sz w:val="24"/>
-        </w:rPr>
-        <w:t>藍吉富（2002）。〈台灣佛教思想史上的後印順時代〉。載於弘誓文教基金會（編），《第三屆「印順導師思想之理論與實踐」學術研討會論文集》。桃園：弘誓文教基金會。</w:t>
-      </w:r>
-    </w:p>
-    <w:p>
-      <w:pPr>
-        <w:spacing w:line="360" w:lineRule="auto" w:after="80"/>
-        <w:ind w:left="482" w:hanging="482"/>
-      </w:pPr>
-      <w:r>
-        <w:rPr>
-          <w:rFonts w:ascii="Times New Roman" w:hAnsi="Times New Roman" w:eastAsia="新細明體"/>
-          <w:b w:val="0"/>
-          <w:i w:val="0"/>
-          <w:sz w:val="24"/>
-        </w:rPr>
-        <w:t>邱敏捷（2013）。〈印順學派的核心思想：以人間佛教為中心的開展〉。《人文與社會研究學報》，(47)，19-32。</w:t>
-      </w:r>
-    </w:p>
-    <w:p>
-      <w:pPr>
-        <w:spacing w:line="360" w:lineRule="auto" w:after="80"/>
-        <w:ind w:left="482" w:hanging="482"/>
-      </w:pPr>
-      <w:r>
-        <w:rPr>
-          <w:rFonts w:ascii="Times New Roman" w:hAnsi="Times New Roman" w:eastAsia="新細明體"/>
-          <w:b w:val="0"/>
-          <w:i w:val="0"/>
-          <w:sz w:val="24"/>
-        </w:rPr>
-        <w:t>林建德（2012）。〈印順學派與慈濟宗門——試論印順思想對慈濟志業開展之可能啟發〉。《玄奘佛學研究》，(17)，93-134。</w:t>
-      </w:r>
-    </w:p>
-    <w:p>
-      <w:pPr>
-        <w:spacing w:line="360" w:lineRule="auto" w:after="80"/>
-        <w:ind w:left="482" w:hanging="482"/>
-      </w:pPr>
-      <w:r>
-        <w:rPr>
-          <w:rFonts w:ascii="Times New Roman" w:hAnsi="Times New Roman" w:eastAsia="新細明體"/>
-          <w:b w:val="0"/>
-          <w:i w:val="0"/>
-          <w:sz w:val="24"/>
-        </w:rPr>
-        <w:t>林建德（2015）。〈「人類為本」與「眾生平等」——印順法師「人間佛教」觀點下的動物保護〉。《玄奘佛學研究》，(23)，197-222。</w:t>
-      </w:r>
-    </w:p>
-    <w:p>
-      <w:pPr>
-        <w:spacing w:line="360" w:lineRule="auto" w:after="80"/>
-        <w:ind w:left="482" w:hanging="482"/>
-      </w:pPr>
-      <w:r>
-        <w:rPr>
-          <w:rFonts w:ascii="Times New Roman" w:hAnsi="Times New Roman" w:eastAsia="新細明體"/>
-          <w:b w:val="0"/>
-          <w:i w:val="0"/>
-          <w:sz w:val="24"/>
-        </w:rPr>
-        <w:t>林建德（2023）。〈台灣「人間佛教」之承傳與開展——從證嚴法師是否為「印順學派」探討起〉。《成大中文學報》，(81)，69-98。</w:t>
-      </w:r>
-    </w:p>
-    <w:p>
-      <w:pPr>
-        <w:spacing w:line="360" w:lineRule="auto" w:after="80"/>
-        <w:ind w:left="482" w:hanging="482"/>
-      </w:pPr>
-      <w:r>
-        <w:rPr>
-          <w:rFonts w:ascii="Times New Roman" w:hAnsi="Times New Roman" w:eastAsia="新細明體"/>
-          <w:b w:val="0"/>
-          <w:i w:val="0"/>
-          <w:sz w:val="24"/>
-        </w:rPr>
-        <w:t>林朝成（2015）。〈動物解放與護生行動：從關懷生命協會的角度來探討〉。《玄奘佛學研究》，(23)，175-195。</w:t>
-      </w:r>
-    </w:p>
-    <w:p>
-      <w:pPr>
-        <w:spacing w:line="360" w:lineRule="auto" w:after="80"/>
-        <w:ind w:left="482" w:hanging="482"/>
-      </w:pPr>
-      <w:r>
-        <w:rPr>
-          <w:rFonts w:ascii="Times New Roman" w:hAnsi="Times New Roman" w:eastAsia="新細明體"/>
-          <w:b w:val="0"/>
-          <w:i w:val="0"/>
-          <w:sz w:val="24"/>
-        </w:rPr>
-        <w:t>楊惠南（1990）。〈當代台灣佛教「出世」性格的分析〉。《東方宗教研究》，(新1)，317-343。</w:t>
-      </w:r>
-    </w:p>
-    <w:p>
-      <w:pPr>
-        <w:spacing w:line="360" w:lineRule="auto" w:after="80"/>
-        <w:ind w:left="482" w:hanging="482"/>
-      </w:pPr>
-      <w:r>
-        <w:rPr>
-          <w:rFonts w:ascii="Times New Roman" w:hAnsi="Times New Roman" w:eastAsia="新細明體"/>
-          <w:b w:val="0"/>
-          <w:i w:val="0"/>
-          <w:sz w:val="24"/>
-        </w:rPr>
-        <w:t>李玉珍（2015）。〈受戒施教：戰後台灣比丘尼身分的形成與凝聚〉。《近代中國婦女史研究》，(25)，1-52。</w:t>
-      </w:r>
-    </w:p>
-    <w:p>
-      <w:pPr>
-        <w:spacing w:line="360" w:lineRule="auto" w:after="80"/>
-        <w:ind w:left="482" w:hanging="482"/>
-      </w:pPr>
-      <w:r>
-        <w:rPr>
-          <w:rFonts w:ascii="Times New Roman" w:hAnsi="Times New Roman" w:eastAsia="新細明體"/>
-          <w:b w:val="0"/>
-          <w:i w:val="0"/>
-          <w:sz w:val="24"/>
-        </w:rPr>
-        <w:t>蓑輪顕量（2016）。〈現代台灣佛教與印順法師——五大本山與人間佛教的背景一探〉。《佛光學報》，2(2)，31-53。</w:t>
-      </w:r>
-    </w:p>
-    <w:p>
-      <w:pPr>
-        <w:spacing w:line="360" w:lineRule="auto" w:after="80"/>
-        <w:ind w:left="482" w:hanging="482"/>
-      </w:pPr>
-      <w:r>
-        <w:rPr>
-          <w:rFonts w:ascii="Times New Roman" w:hAnsi="Times New Roman" w:eastAsia="新細明體"/>
-          <w:b w:val="0"/>
-          <w:i w:val="0"/>
-          <w:sz w:val="24"/>
-        </w:rPr>
-        <w:t>劉文芳（釋傳法）（2002）。《當代台灣佛教的社會運動》（碩士論文）。玄奘人文社會學院宗教學研究所，新竹。</w:t>
-      </w:r>
-    </w:p>
-    <w:p>
-      <w:pPr>
-        <w:spacing w:line="360" w:lineRule="auto" w:after="80"/>
-        <w:ind w:left="482" w:hanging="482"/>
-      </w:pPr>
-      <w:r>
-        <w:rPr>
-          <w:rFonts w:ascii="Times New Roman" w:hAnsi="Times New Roman" w:eastAsia="新細明體"/>
-          <w:b w:val="0"/>
-          <w:i w:val="0"/>
-          <w:sz w:val="24"/>
-        </w:rPr>
-        <w:t>劉文芳（釋傳法）（2019）。《左翼佛教和公民社會：泰國和馬來西亞的佛教公共介入之研究》（博士論文）。國立政治大學宗教研究所，台北。</w:t>
-      </w:r>
-    </w:p>
-    <w:p>
-      <w:pPr>
-        <w:spacing w:line="360" w:lineRule="auto" w:after="80"/>
-        <w:ind w:left="482" w:hanging="482"/>
-      </w:pPr>
-      <w:r>
-        <w:rPr>
-          <w:rFonts w:ascii="Times New Roman" w:hAnsi="Times New Roman" w:eastAsia="新細明體"/>
-          <w:b w:val="0"/>
-          <w:i w:val="0"/>
-          <w:sz w:val="24"/>
-        </w:rPr>
-        <w:t>釋傳法、釋性廣（2009）。〈社運浪潮中之護教運動——以中國佛教會護教組為探討核心〉。《玄奘佛學研究》，(11)，55-86。</w:t>
-      </w:r>
-    </w:p>
-    <w:p>
-      <w:pPr>
-        <w:spacing w:line="360" w:lineRule="auto" w:after="80"/>
-        <w:ind w:left="482" w:hanging="482"/>
-      </w:pPr>
-      <w:r>
-        <w:rPr>
-          <w:rFonts w:ascii="Times New Roman" w:hAnsi="Times New Roman" w:eastAsia="新細明體"/>
-          <w:b w:val="0"/>
-          <w:i w:val="0"/>
-          <w:sz w:val="24"/>
-        </w:rPr>
-        <w:t>莊雅棠（1997）。〈台灣鄉土神學的開拓者——王憲治牧師〉。《新使者》，(43)。</w:t>
-      </w:r>
-    </w:p>
-    <w:p>
-      <w:pPr>
-        <w:spacing w:line="360" w:lineRule="auto" w:after="80"/>
-        <w:ind w:left="482" w:hanging="482"/>
-      </w:pPr>
-      <w:r>
-        <w:rPr>
-          <w:rFonts w:ascii="Times New Roman" w:hAnsi="Times New Roman" w:eastAsia="新細明體"/>
-          <w:b w:val="0"/>
-          <w:i w:val="0"/>
-          <w:sz w:val="24"/>
-        </w:rPr>
-        <w:t>莊雅棠（2001）。〈實況化神學的意義及其超越一般——台灣本土神學方法論的反思〉。《道雜誌》，(2)，30-39。</w:t>
-      </w:r>
-    </w:p>
-    <w:p>
-      <w:pPr>
-        <w:spacing w:line="360" w:lineRule="auto" w:after="80"/>
-        <w:ind w:left="482" w:hanging="482"/>
-      </w:pPr>
-      <w:r>
-        <w:rPr>
-          <w:rFonts w:ascii="Times New Roman" w:hAnsi="Times New Roman" w:eastAsia="新細明體"/>
-          <w:b w:val="0"/>
-          <w:i w:val="0"/>
-          <w:sz w:val="24"/>
-        </w:rPr>
-        <w:t>莊雅棠（2003）。〈宋泉盛的故事神學〉。《神學與教會》，28(1)，123-145。</w:t>
-      </w:r>
-    </w:p>
-    <w:p>
-      <w:pPr>
-        <w:spacing w:line="360" w:lineRule="auto" w:after="80"/>
-        <w:ind w:left="482" w:hanging="482"/>
-      </w:pPr>
-      <w:r>
-        <w:rPr>
-          <w:rFonts w:ascii="Times New Roman" w:hAnsi="Times New Roman" w:eastAsia="新細明體"/>
-          <w:b w:val="0"/>
-          <w:i w:val="0"/>
-          <w:sz w:val="24"/>
-        </w:rPr>
-        <w:t>莊雅棠（2019）。〈在後現代處境中的台灣本土神學〉。《神學與教會》，44(1)，75-102。</w:t>
-      </w:r>
-    </w:p>
-    <w:p>
-      <w:pPr>
-        <w:spacing w:line="360" w:lineRule="auto" w:after="80"/>
-        <w:ind w:left="482" w:hanging="482"/>
-      </w:pPr>
-      <w:r>
-        <w:rPr>
-          <w:rFonts w:ascii="Times New Roman" w:hAnsi="Times New Roman" w:eastAsia="新細明體"/>
-          <w:b w:val="0"/>
-          <w:i w:val="0"/>
-          <w:sz w:val="24"/>
-        </w:rPr>
-        <w:t>陳南州（2004）。〈實況化神學的開展：黃彰輝牧師神學思想的探討〉。《台灣神學論刊》，(26)，59-83。</w:t>
-      </w:r>
-    </w:p>
-    <w:p>
-      <w:pPr>
-        <w:spacing w:line="360" w:lineRule="auto" w:after="80"/>
-        <w:ind w:left="482" w:hanging="482"/>
-      </w:pPr>
-      <w:r>
-        <w:rPr>
-          <w:rFonts w:ascii="Times New Roman" w:hAnsi="Times New Roman" w:eastAsia="新細明體"/>
-          <w:b w:val="0"/>
-          <w:i w:val="0"/>
-          <w:sz w:val="24"/>
-        </w:rPr>
-        <w:t>鄭仰恩（2001）。〈獻身普世運動的台灣本土神學家——黃彰輝牧師小傳〉。《新使者》，(64)，30-33。</w:t>
-      </w:r>
-    </w:p>
-    <w:p>
-      <w:pPr>
-        <w:spacing w:line="360" w:lineRule="auto" w:after="80"/>
-        <w:ind w:left="482" w:hanging="482"/>
-      </w:pPr>
-      <w:r>
-        <w:rPr>
-          <w:rFonts w:ascii="Times New Roman" w:hAnsi="Times New Roman" w:eastAsia="新細明體"/>
-          <w:b w:val="0"/>
-          <w:i w:val="0"/>
-          <w:sz w:val="24"/>
-        </w:rPr>
-        <w:t>鄭仰恩（2005）。〈從「自立」到「認同」：台灣基督長老教會本土化過程的歷史探討〉。《台灣神學論刊》，(27)，75-102。</w:t>
-      </w:r>
-    </w:p>
-    <w:p>
-      <w:pPr>
-        <w:spacing w:line="360" w:lineRule="auto" w:after="80"/>
-        <w:ind w:left="482" w:hanging="482"/>
-      </w:pPr>
-      <w:r>
-        <w:rPr>
-          <w:rFonts w:ascii="Times New Roman" w:hAnsi="Times New Roman" w:eastAsia="新細明體"/>
-          <w:b w:val="0"/>
-          <w:i w:val="0"/>
-          <w:sz w:val="24"/>
-        </w:rPr>
-        <w:t>鄭仰恩（2015）。〈黃彰輝牧師及現今普世視域中的實況化神學發展〉。載於王崇堯等（主編），《黃彰輝牧師的精神資產研討會論文集》（頁165-192）。台南：南神出版社。</w:t>
-      </w:r>
-    </w:p>
-    <w:p>
-      <w:pPr>
-        <w:spacing w:line="360" w:lineRule="auto" w:after="80"/>
-        <w:ind w:left="482" w:hanging="482"/>
-      </w:pPr>
-      <w:r>
-        <w:rPr>
-          <w:rFonts w:ascii="Times New Roman" w:hAnsi="Times New Roman" w:eastAsia="新細明體"/>
-          <w:b w:val="0"/>
-          <w:i w:val="0"/>
-          <w:sz w:val="24"/>
-        </w:rPr>
-        <w:t>歐力仁（2009）。〈亞洲神學之實況化詮釋學的形成與轉變〉。《宗教哲學》，(48)，123-142。</w:t>
-      </w:r>
-    </w:p>
-    <w:p>
-      <w:pPr>
-        <w:spacing w:line="360" w:lineRule="auto" w:after="80"/>
-        <w:ind w:left="482" w:hanging="482"/>
-      </w:pPr>
-      <w:r>
-        <w:rPr>
-          <w:rFonts w:ascii="Times New Roman" w:hAnsi="Times New Roman" w:eastAsia="新細明體"/>
-          <w:b w:val="0"/>
-          <w:i w:val="0"/>
-          <w:sz w:val="24"/>
-        </w:rPr>
-        <w:t>歐力仁（2011）。〈訴說苦難生命的故事——宋泉盛的故事神學方法論及其批判〉。《道風：基督教文化評論》，(35)，245-277。</w:t>
-      </w:r>
-    </w:p>
-    <w:p>
-      <w:pPr>
-        <w:spacing w:line="360" w:lineRule="auto" w:after="80"/>
-        <w:ind w:left="482" w:hanging="482"/>
-      </w:pPr>
-      <w:r>
-        <w:rPr>
-          <w:rFonts w:ascii="Times New Roman" w:hAnsi="Times New Roman" w:eastAsia="新細明體"/>
-          <w:b w:val="0"/>
-          <w:i w:val="0"/>
-          <w:sz w:val="24"/>
-        </w:rPr>
-        <w:t>謝易宏（2011）。〈鄉土神學「出埃及模式」的反思與再處境化〉。《神學與教會》，36(2)，387-408。</w:t>
-      </w:r>
-    </w:p>
-    <w:p>
-      <w:pPr>
-        <w:spacing w:line="360" w:lineRule="auto" w:after="80"/>
-        <w:ind w:left="482" w:hanging="482"/>
-      </w:pPr>
-      <w:r>
-        <w:rPr>
-          <w:rFonts w:ascii="Times New Roman" w:hAnsi="Times New Roman" w:eastAsia="新細明體"/>
-          <w:b w:val="0"/>
-          <w:i w:val="0"/>
-          <w:sz w:val="24"/>
-        </w:rPr>
-        <w:t>邱凱莉（2021）。〈從人民自決到獨立建國：以後殖民觀點分析台灣基督長老教會政治神學解嚴後三十年發展〉。《輔仁宗教研究》，(42)，121-146。</w:t>
-      </w:r>
-    </w:p>
-    <w:p>
-      <w:pPr>
-        <w:spacing w:line="360" w:lineRule="auto" w:after="80"/>
-        <w:ind w:left="482" w:hanging="482"/>
-      </w:pPr>
-      <w:r>
-        <w:rPr>
-          <w:rFonts w:ascii="Times New Roman" w:hAnsi="Times New Roman" w:eastAsia="新細明體"/>
-          <w:b w:val="0"/>
-          <w:i w:val="0"/>
-          <w:sz w:val="24"/>
-        </w:rPr>
-        <w:t>黃克先（2021）。〈跨國宗教與受限制的黨國：從監控檔案再探長老教會的政教關係〉。《臺灣社會學刊》，(70)，1-76。</w:t>
-      </w:r>
-    </w:p>
-    <w:p>
-      <w:pPr>
-        <w:spacing w:line="360" w:lineRule="auto" w:after="80"/>
-        <w:ind w:left="482" w:hanging="482"/>
-      </w:pPr>
-      <w:r>
-        <w:rPr>
-          <w:rFonts w:ascii="Times New Roman" w:hAnsi="Times New Roman" w:eastAsia="新細明體"/>
-          <w:b w:val="0"/>
-          <w:i w:val="0"/>
-          <w:sz w:val="24"/>
-        </w:rPr>
-        <w:t>王崇堯（2015）。〈台灣南部長老教會150年來宣教反思〉。《神學與教會》，40(2)，249-273。</w:t>
-      </w:r>
-    </w:p>
-    <w:p>
-      <w:pPr>
-        <w:spacing w:line="360" w:lineRule="auto" w:after="80"/>
-        <w:ind w:left="482" w:hanging="482"/>
-      </w:pPr>
-      <w:r>
-        <w:rPr>
-          <w:rFonts w:ascii="Times New Roman" w:hAnsi="Times New Roman" w:eastAsia="新細明體"/>
-          <w:b w:val="0"/>
-          <w:i w:val="0"/>
-          <w:sz w:val="24"/>
-        </w:rPr>
-        <w:t>程璞爾（2017）。《論後太陽花運動教會參與公共性之「想像」——以台灣基督長老教會為例》（碩士論文）。中原大學宗教研究所，桃園。</w:t>
-      </w:r>
-    </w:p>
-    <w:p>
-      <w:pPr>
-        <w:spacing w:line="360" w:lineRule="auto" w:after="80"/>
-        <w:ind w:left="482" w:hanging="482"/>
-      </w:pPr>
-      <w:r>
-        <w:rPr>
-          <w:rFonts w:ascii="Times New Roman" w:hAnsi="Times New Roman" w:eastAsia="新細明體"/>
-          <w:b w:val="0"/>
-          <w:i w:val="0"/>
-          <w:sz w:val="24"/>
-        </w:rPr>
-        <w:t>莊秉潔（2011）。《當代台灣佛教與基督教對話之研究》（碩士論文）。玄奘大學宗教學研究所，新竹。</w:t>
-      </w:r>
-    </w:p>
-    <w:p>
-      <w:pPr>
-        <w:spacing w:line="360" w:lineRule="auto" w:after="80"/>
-        <w:ind w:left="482" w:hanging="482"/>
-      </w:pPr>
-      <w:r>
-        <w:rPr>
-          <w:rFonts w:ascii="Times New Roman" w:hAnsi="Times New Roman" w:eastAsia="新細明體"/>
-          <w:b w:val="0"/>
-          <w:i w:val="0"/>
-          <w:sz w:val="24"/>
-        </w:rPr>
-        <w:t>賴賢宗（2004）。〈佛教與基督教的對話：以當代台灣宗教界為中心〉。《哲學與文化》，31(5)，23-41。</w:t>
-      </w:r>
-    </w:p>
-    <w:p>
-      <w:pPr>
-        <w:spacing w:line="360" w:lineRule="auto" w:after="80"/>
-        <w:ind w:left="482" w:hanging="482"/>
-      </w:pPr>
-      <w:r>
-        <w:rPr>
-          <w:rFonts w:ascii="Times New Roman" w:hAnsi="Times New Roman" w:eastAsia="新細明體"/>
-          <w:b w:val="0"/>
-          <w:i w:val="0"/>
-          <w:sz w:val="24"/>
-        </w:rPr>
-        <w:t>蔡怡佳（2016）。〈與佛相應、與神相契：臺灣佛教徒與基督徒的祈禱修行體驗〉。《臺灣宗教研究》，15(1)，51-78。</w:t>
-      </w:r>
-    </w:p>
-    <w:p>
-      <w:pPr>
-        <w:spacing w:line="360" w:lineRule="auto" w:after="80"/>
-        <w:ind w:left="482" w:hanging="482"/>
-      </w:pPr>
-      <w:r>
-        <w:rPr>
-          <w:rFonts w:ascii="Times New Roman" w:hAnsi="Times New Roman" w:eastAsia="新細明體"/>
-          <w:b w:val="0"/>
-          <w:i w:val="0"/>
-          <w:sz w:val="24"/>
-        </w:rPr>
-        <w:t>游祥洲（2007）。〈論全球入世佛教之發展進路——兼論其涉及公共事務時之政治取向〉。《弘誓雙月刊》，(88)，6-23。</w:t>
-      </w:r>
-    </w:p>
-    <w:p>
-      <w:pPr>
-        <w:spacing w:line="360" w:lineRule="auto" w:after="80"/>
-        <w:ind w:left="482" w:hanging="482"/>
-      </w:pPr>
-      <w:r>
-        <w:rPr>
-          <w:rFonts w:ascii="Times New Roman" w:hAnsi="Times New Roman" w:eastAsia="新細明體"/>
-          <w:b w:val="0"/>
-          <w:i w:val="0"/>
-          <w:sz w:val="24"/>
-        </w:rPr>
-        <w:t>張辰瑋（2023）。〈昭慧法師與性廣法師對印順學的傳承與實踐——以經營佛教弘誓學院、參與社運、闡揚人間佛教禪法為例〉。《法印學報》，(14)，181-204。</w:t>
-      </w:r>
-    </w:p>
-    <w:p>
-      <w:pPr>
-        <w:spacing w:line="360" w:lineRule="auto" w:after="80"/>
-        <w:ind w:left="482" w:hanging="482"/>
-      </w:pPr>
-      <w:r>
-        <w:rPr>
-          <w:rFonts w:ascii="Times New Roman" w:hAnsi="Times New Roman" w:eastAsia="新細明體"/>
-          <w:b w:val="0"/>
-          <w:i w:val="0"/>
-          <w:sz w:val="24"/>
-        </w:rPr>
-        <w:t>張辰瑋（2024）。〈從「青年佛教」之精神看印順學派的歷史發展〉。《法印學報》，229-252。</w:t>
-      </w:r>
-    </w:p>
-    <w:p>
-      <w:pPr>
-        <w:spacing w:line="360" w:lineRule="auto" w:after="80"/>
-        <w:ind w:left="482" w:hanging="482"/>
-      </w:pPr>
-      <w:r>
-        <w:rPr>
-          <w:rFonts w:ascii="Times New Roman" w:hAnsi="Times New Roman" w:eastAsia="新細明體"/>
-          <w:b w:val="0"/>
-          <w:i w:val="0"/>
-          <w:sz w:val="24"/>
-        </w:rPr>
-        <w:t>張辰瑋（2024）。〈耶佛之間的跨宗教友誼與跨宗教合作：以釋昭慧法師、盧俊義牧師、洪山川主教為例〉。「2024年度台灣宗教學會年會」，中央研究院民族學研究所，台北。</w:t>
-      </w:r>
-    </w:p>
-    <w:p>
-      <w:pPr>
-        <w:spacing w:line="360" w:lineRule="auto" w:after="80"/>
-        <w:ind w:left="482" w:hanging="482"/>
-      </w:pPr>
-      <w:r>
-        <w:rPr>
-          <w:rFonts w:ascii="Times New Roman" w:hAnsi="Times New Roman" w:eastAsia="新細明體"/>
-          <w:b w:val="0"/>
-          <w:i w:val="0"/>
-          <w:sz w:val="24"/>
-        </w:rPr>
-        <w:t>張辰瑋（2025）。〈昭慧法師的戒律學思想與實踐：以性別議題為核心〉。第六屆中華國際佛學會議，法鼓山中華佛學研究所，台北。</w:t>
-      </w:r>
-    </w:p>
-    <w:p>
-      <w:pPr>
-        <w:spacing w:line="360" w:lineRule="auto" w:after="80"/>
-        <w:ind w:left="482" w:hanging="482"/>
-      </w:pPr>
-      <w:r>
-        <w:rPr>
-          <w:rFonts w:ascii="Times New Roman" w:hAnsi="Times New Roman" w:eastAsia="新細明體"/>
-          <w:b w:val="0"/>
-          <w:i w:val="0"/>
-          <w:sz w:val="24"/>
-        </w:rPr>
-        <w:t>張辰瑋（2025）。《印順導師人間佛教思想的傳承與實踐：以昭慧法師、性廣法師為核心》（碩士論文）。國立台北教育大學台灣文化研究所，台北。</w:t>
-      </w:r>
-    </w:p>
-    <w:p>
-      <w:pPr>
-        <w:pageBreakBefore w:val="0"/>
-        <w:spacing w:line="360" w:lineRule="auto" w:after="200" w:before="160"/>
-      </w:pPr>
-      <w:r>
-        <w:rPr>
-          <w:rFonts w:ascii="Times New Roman" w:hAnsi="Times New Roman" w:eastAsia="新細明體"/>
-          <w:b/>
-          <w:i w:val="0"/>
-          <w:sz w:val="26"/>
-        </w:rPr>
-        <w:t>四、外文文獻</w:t>
-      </w:r>
-    </w:p>
-    <w:p>
-      <w:pPr>
-        <w:spacing w:line="360" w:lineRule="auto" w:after="80"/>
-        <w:ind w:left="482" w:hanging="482"/>
-      </w:pPr>
-      <w:r>
-        <w:rPr>
-          <w:rFonts w:ascii="Times New Roman" w:hAnsi="Times New Roman" w:eastAsia="新細明體"/>
-          <w:b w:val="0"/>
-          <w:i w:val="0"/>
-          <w:sz w:val="24"/>
-        </w:rPr>
-        <w:t>Ahn, B.-M.（안병무）(1981). *Minjung theology: People as the subjects of history*. Maryknoll, NY: Orbis Books.</w:t>
-      </w:r>
-    </w:p>
-    <w:p>
-      <w:pPr>
-        <w:spacing w:line="360" w:lineRule="auto" w:after="80"/>
-        <w:ind w:left="482" w:hanging="482"/>
-      </w:pPr>
-      <w:r>
-        <w:rPr>
-          <w:rFonts w:ascii="Times New Roman" w:hAnsi="Times New Roman" w:eastAsia="新細明體"/>
-          <w:b w:val="0"/>
-          <w:i w:val="0"/>
-          <w:sz w:val="24"/>
-        </w:rPr>
-        <w:t>Clooney, F. X. (2010). *Comparative theology: Deep learning across religious borders*. Malden, MA: Wiley-Blackwell.</w:t>
-      </w:r>
-    </w:p>
-    <w:p>
-      <w:pPr>
-        <w:spacing w:line="360" w:lineRule="auto" w:after="80"/>
-        <w:ind w:left="482" w:hanging="482"/>
-      </w:pPr>
-      <w:r>
-        <w:rPr>
-          <w:rFonts w:ascii="Times New Roman" w:hAnsi="Times New Roman" w:eastAsia="新細明體"/>
-          <w:b w:val="0"/>
-          <w:i w:val="0"/>
-          <w:sz w:val="24"/>
-        </w:rPr>
-        <w:t>Duara, P. (2015). *The crisis of global modernity: Asian traditions and a sustainable future*. Cambridge: Cambridge University Press.</w:t>
-      </w:r>
-    </w:p>
-    <w:p>
-      <w:pPr>
-        <w:spacing w:line="360" w:lineRule="auto" w:after="80"/>
-        <w:ind w:left="482" w:hanging="482"/>
-      </w:pPr>
-      <w:r>
-        <w:rPr>
-          <w:rFonts w:ascii="Times New Roman" w:hAnsi="Times New Roman" w:eastAsia="新細明體"/>
-          <w:b w:val="0"/>
-          <w:i w:val="0"/>
-          <w:sz w:val="24"/>
-        </w:rPr>
-        <w:t>Goossaert, V., &amp; Palmer, D. A. (2011). *The religious question in modern China*. Chicago: University of Chicago Press.</w:t>
-      </w:r>
-    </w:p>
-    <w:p>
-      <w:pPr>
-        <w:spacing w:line="360" w:lineRule="auto" w:after="80"/>
-        <w:ind w:left="482" w:hanging="482"/>
-      </w:pPr>
-      <w:r>
-        <w:rPr>
-          <w:rFonts w:ascii="Times New Roman" w:hAnsi="Times New Roman" w:eastAsia="新細明體"/>
-          <w:b w:val="0"/>
-          <w:i w:val="0"/>
-          <w:sz w:val="24"/>
-        </w:rPr>
-        <w:t>Hick, J. (1989). *An interpretation of religion: Human responses to the transcendent*. New Haven: Yale University Press.</w:t>
-      </w:r>
-    </w:p>
-    <w:p>
-      <w:pPr>
-        <w:spacing w:line="360" w:lineRule="auto" w:after="80"/>
-        <w:ind w:left="482" w:hanging="482"/>
-      </w:pPr>
-      <w:r>
-        <w:rPr>
-          <w:rFonts w:ascii="Times New Roman" w:hAnsi="Times New Roman" w:eastAsia="新細明體"/>
-          <w:b w:val="0"/>
-          <w:i w:val="0"/>
-          <w:sz w:val="24"/>
-        </w:rPr>
-        <w:t>Kagawa, T.（賀川豊彦）(1936). *Brotherhood economics*. New York: Harper &amp; Brothers.</w:t>
-      </w:r>
-    </w:p>
-    <w:p>
-      <w:pPr>
-        <w:spacing w:line="360" w:lineRule="auto" w:after="80"/>
-        <w:ind w:left="482" w:hanging="482"/>
-      </w:pPr>
-      <w:r>
-        <w:rPr>
-          <w:rFonts w:ascii="Times New Roman" w:hAnsi="Times New Roman" w:eastAsia="新細明體"/>
-          <w:b w:val="0"/>
-          <w:i w:val="0"/>
-          <w:sz w:val="24"/>
-        </w:rPr>
-        <w:t>Knitter, P. F. (1995). *One earth many religions: Multifaith dialogue and global responsibility*. Maryknoll, NY: Orbis Books.</w:t>
-      </w:r>
-    </w:p>
-    <w:p>
-      <w:pPr>
-        <w:spacing w:line="360" w:lineRule="auto" w:after="80"/>
-        <w:ind w:left="482" w:hanging="482"/>
-      </w:pPr>
-      <w:r>
-        <w:rPr>
-          <w:rFonts w:ascii="Times New Roman" w:hAnsi="Times New Roman" w:eastAsia="新細明體"/>
-          <w:b w:val="0"/>
-          <w:i w:val="0"/>
-          <w:sz w:val="24"/>
-        </w:rPr>
-        <w:t>Koyama, K.（小山晃佑）(1974). *Water buffalo theology*. Maryknoll, NY: Orbis Books.</w:t>
-      </w:r>
-    </w:p>
-    <w:p>
-      <w:pPr>
-        <w:spacing w:line="360" w:lineRule="auto" w:after="80"/>
-        <w:ind w:left="482" w:hanging="482"/>
-      </w:pPr>
-      <w:r>
-        <w:rPr>
-          <w:rFonts w:ascii="Times New Roman" w:hAnsi="Times New Roman" w:eastAsia="新細明體"/>
-          <w:b w:val="0"/>
-          <w:i w:val="0"/>
-          <w:sz w:val="24"/>
-        </w:rPr>
-        <w:t>Lian, X. (2010). *Redeemed by fire: The rise of popular Christianity in modern China*. New Haven: Yale University Press.</w:t>
-      </w:r>
-    </w:p>
-    <w:p>
-      <w:pPr>
-        <w:spacing w:line="360" w:lineRule="auto" w:after="80"/>
-        <w:ind w:left="482" w:hanging="482"/>
-      </w:pPr>
-      <w:r>
-        <w:rPr>
-          <w:rFonts w:ascii="Times New Roman" w:hAnsi="Times New Roman" w:eastAsia="新細明體"/>
-          <w:b w:val="0"/>
-          <w:i w:val="0"/>
-          <w:sz w:val="24"/>
-        </w:rPr>
-        <w:t>Madsen, R. (2007). *Democracy's dharma: Religious renaissance and political development in Taiwan*. Berkeley: University of California Press.</w:t>
-      </w:r>
-    </w:p>
-    <w:p>
-      <w:pPr>
-        <w:spacing w:line="360" w:lineRule="auto" w:after="80"/>
-        <w:ind w:left="482" w:hanging="482"/>
-      </w:pPr>
-      <w:r>
-        <w:rPr>
-          <w:rFonts w:ascii="Times New Roman" w:hAnsi="Times New Roman" w:eastAsia="新細明體"/>
-          <w:b w:val="0"/>
-          <w:i w:val="0"/>
-          <w:sz w:val="24"/>
-        </w:rPr>
-        <w:t>Panikkar, R. (1999). *The intra-religious dialogue* (Rev. ed.). New York: Paulist Press.</w:t>
-      </w:r>
-    </w:p>
-    <w:p>
-      <w:pPr>
-        <w:spacing w:line="360" w:lineRule="auto" w:after="80"/>
-        <w:ind w:left="482" w:hanging="482"/>
-      </w:pPr>
-      <w:r>
-        <w:rPr>
-          <w:rFonts w:ascii="Times New Roman" w:hAnsi="Times New Roman" w:eastAsia="新細明體"/>
-          <w:b w:val="0"/>
-          <w:i w:val="0"/>
-          <w:sz w:val="24"/>
-        </w:rPr>
-        <w:t>Pieris, A. (1988). *An Asian theology of liberation*. Maryknoll, NY: Orbis Books.</w:t>
-      </w:r>
-    </w:p>
-    <w:p>
-      <w:pPr>
-        <w:spacing w:line="360" w:lineRule="auto" w:after="80"/>
-        <w:ind w:left="482" w:hanging="482"/>
-      </w:pPr>
-      <w:r>
-        <w:rPr>
-          <w:rFonts w:ascii="Times New Roman" w:hAnsi="Times New Roman" w:eastAsia="新細明體"/>
-          <w:b w:val="0"/>
-          <w:i w:val="0"/>
-          <w:sz w:val="24"/>
-        </w:rPr>
-        <w:t>Queen, C. S., &amp; King, S. B. (Eds.). (1996). *Engaged Buddhism: Buddhist liberation movements in Asia*. Albany: State University of New York Press.</w:t>
-      </w:r>
-    </w:p>
-    <w:p>
-      <w:pPr>
-        <w:spacing w:line="360" w:lineRule="auto" w:after="80"/>
-        <w:ind w:left="482" w:hanging="482"/>
-      </w:pPr>
-      <w:r>
-        <w:rPr>
-          <w:rFonts w:ascii="Times New Roman" w:hAnsi="Times New Roman" w:eastAsia="新細明體"/>
-          <w:b w:val="0"/>
-          <w:i w:val="0"/>
-          <w:sz w:val="24"/>
-        </w:rPr>
-        <w:t>Rauschenbusch, W. (1917). *A theology for the social gospel*. New York: Macmillan.</w:t>
-      </w:r>
-    </w:p>
-    <w:p>
-      <w:pPr>
-        <w:spacing w:line="360" w:lineRule="auto" w:after="80"/>
-        <w:ind w:left="482" w:hanging="482"/>
-      </w:pPr>
-      <w:r>
-        <w:rPr>
-          <w:rFonts w:ascii="Times New Roman" w:hAnsi="Times New Roman" w:eastAsia="新細明體"/>
-          <w:b w:val="0"/>
-          <w:i w:val="0"/>
-          <w:sz w:val="24"/>
-        </w:rPr>
-        <w:t>Ritzinger, J. R. (2017). *Anarchy in the Pure Land: Tradition and modernity in the movements of Taixu and Yinshun*. Honolulu: University of Hawaii Press.</w:t>
-      </w:r>
-    </w:p>
-    <w:p>
-      <w:pPr>
-        <w:spacing w:line="360" w:lineRule="auto" w:after="80"/>
-        <w:ind w:left="482" w:hanging="482"/>
-      </w:pPr>
-      <w:r>
-        <w:rPr>
-          <w:rFonts w:ascii="Times New Roman" w:hAnsi="Times New Roman" w:eastAsia="新細明體"/>
-          <w:b w:val="0"/>
-          <w:i w:val="0"/>
-          <w:sz w:val="24"/>
-        </w:rPr>
-        <w:t>Shields, J. M. (2017). *Against harmony: Progressive and radical Buddhism in modern Japan*. Oxford: Oxford University Press.</w:t>
-      </w:r>
-    </w:p>
-    <w:p>
-      <w:pPr>
-        <w:spacing w:line="360" w:lineRule="auto" w:after="80"/>
-        <w:ind w:left="482" w:hanging="482"/>
-      </w:pPr>
-      <w:r>
-        <w:rPr>
-          <w:rFonts w:ascii="Times New Roman" w:hAnsi="Times New Roman" w:eastAsia="新細明體"/>
-          <w:b w:val="0"/>
-          <w:i w:val="0"/>
-          <w:sz w:val="24"/>
-        </w:rPr>
-        <w:t>Starr, C. (2016). *Chinese theology: Text and context*. New Haven: Yale University Press.</w:t>
-      </w:r>
-    </w:p>
-    <w:p>
-      <w:pPr>
-        <w:spacing w:line="360" w:lineRule="auto" w:after="80"/>
-        <w:ind w:left="482" w:hanging="482"/>
-      </w:pPr>
-      <w:r>
-        <w:rPr>
-          <w:rFonts w:ascii="Times New Roman" w:hAnsi="Times New Roman" w:eastAsia="新細明體"/>
-          <w:b w:val="0"/>
-          <w:i w:val="0"/>
-          <w:sz w:val="24"/>
-        </w:rPr>
-        <w:t>Xing, J. (1996). *Baptized in the fire of revolution: The American social gospel and the YMCA in China, 1919-1937*. Bethlehem: Lehigh University Press.</w:t>
-      </w:r>
-    </w:p>
-    <w:p>
-      <w:pPr>
-        <w:pageBreakBefore/>
-        <w:spacing w:line="360" w:lineRule="auto" w:after="200" w:before="240"/>
-      </w:pPr>
-      <w:r>
-        <w:rPr>
-          <w:rFonts w:ascii="Times New Roman" w:hAnsi="Times New Roman" w:eastAsia="新細明體"/>
-          <w:b/>
-          <w:i w:val="0"/>
-          <w:sz w:val="28"/>
-        </w:rPr>
-        <w:t>附錄　十個月研究工作計畫（2026年9月–2027年6月）</w:t>
-      </w:r>
-    </w:p>
-    <w:p>
-      <w:pPr>
-        <w:spacing w:line="360" w:lineRule="auto" w:after="120"/>
-        <w:ind w:firstLine="480"/>
-      </w:pPr>
-      <w:r>
-        <w:rPr>
-          <w:rFonts w:ascii="Times New Roman" w:hAnsi="Times New Roman" w:eastAsia="新細明體"/>
-          <w:b w:val="0"/>
-          <w:i w:val="0"/>
-          <w:sz w:val="24"/>
-        </w:rPr>
-        <w:t>本研究預定以四年完成：第一年確立研究架構、完成第一、二章並著手口述訪談規劃；第二年完成第三、四章初稿；第三年完成第五、六章（含口述歷史採集）；第四年全稿修訂與學位考試準備。以下為未來十個月的工作項目。</w:t>
-      </w:r>
-    </w:p>
-    <w:p>
-      <w:pPr>
-        <w:spacing w:line="360" w:lineRule="auto" w:after="120"/>
-        <w:ind w:firstLine="480"/>
-      </w:pPr>
-      <w:r>
-        <w:rPr>
-          <w:rFonts w:ascii="Times New Roman" w:hAnsi="Times New Roman" w:eastAsia="新細明體"/>
-          <w:b w:val="0"/>
-          <w:i w:val="0"/>
-          <w:sz w:val="24"/>
-        </w:rPr>
-        <w:t>第一學期以研讀與史料整理為主，第二學期進入分章寫作。每月與指導教授進行二次以上研究進度討論，並於2027年1月與6月各繳交一次論文進度審查表。</w:t>
-      </w:r>
-    </w:p>
-    <w:p>
-      <w:pPr>
-        <w:pageBreakBefore w:val="0"/>
-        <w:spacing w:line="360" w:lineRule="auto" w:after="200" w:before="160"/>
-      </w:pPr>
-      <w:r>
-        <w:rPr>
-          <w:rFonts w:ascii="Times New Roman" w:hAnsi="Times New Roman" w:eastAsia="新細明體"/>
-          <w:b/>
-          <w:i w:val="0"/>
-          <w:sz w:val="26"/>
-        </w:rPr>
-        <w:t>第一學期（2026年9月–2027年1月）</w:t>
-      </w:r>
-    </w:p>
-    <w:p>
-      <w:pPr>
-        <w:spacing w:line="360" w:lineRule="auto" w:after="120"/>
-        <w:ind w:firstLine="480"/>
-      </w:pPr>
-      <w:r>
-        <w:rPr>
-          <w:rFonts w:ascii="Times New Roman" w:hAnsi="Times New Roman" w:eastAsia="新細明體"/>
-          <w:b/>
-          <w:i w:val="0"/>
-          <w:sz w:val="24"/>
-        </w:rPr>
-        <w:t>九月　人間佛教的歷史脈絡（一）</w:t>
-      </w:r>
-    </w:p>
-    <w:p>
-      <w:pPr>
-        <w:spacing w:line="360" w:lineRule="auto" w:after="120"/>
-        <w:ind w:firstLine="480"/>
-      </w:pPr>
-      <w:r>
-        <w:rPr>
-          <w:rFonts w:ascii="Times New Roman" w:hAnsi="Times New Roman" w:eastAsia="新細明體"/>
-          <w:b w:val="0"/>
-          <w:i w:val="0"/>
-          <w:sz w:val="24"/>
-        </w:rPr>
-        <w:t>研讀《太虛大師全書》相關編帙與印順教史著作（《印度之佛教》、《印度佛教思想史》、《原始佛教聖典之集成》、《初期大乘佛教之起源與開展》）及〈契理契機之人間佛教〉。產出：太虛、印順著作編年目錄；研讀札記與問題清單。</w:t>
-      </w:r>
-    </w:p>
-    <w:p>
-      <w:pPr>
-        <w:spacing w:line="360" w:lineRule="auto" w:after="120"/>
-        <w:ind w:firstLine="480"/>
-      </w:pPr>
-      <w:r>
-        <w:rPr>
-          <w:rFonts w:ascii="Times New Roman" w:hAnsi="Times New Roman" w:eastAsia="新細明體"/>
-          <w:b/>
-          <w:i w:val="0"/>
-          <w:sz w:val="24"/>
-        </w:rPr>
-        <w:t>十月　人間佛教的歷史脈絡（二）</w:t>
-      </w:r>
-    </w:p>
-    <w:p>
-      <w:pPr>
-        <w:spacing w:line="360" w:lineRule="auto" w:after="120"/>
-        <w:ind w:firstLine="480"/>
-      </w:pPr>
-      <w:r>
-        <w:rPr>
-          <w:rFonts w:ascii="Times New Roman" w:hAnsi="Times New Roman" w:eastAsia="新細明體"/>
-          <w:b w:val="0"/>
-          <w:i w:val="0"/>
-          <w:sz w:val="24"/>
-        </w:rPr>
-        <w:t>研讀傳道法師著述、《人間佛教的理論與實踐——傳道法師訪談錄》、邱敏捷《傳道法師年譜》，及昭慧法師律學與倫理學著作。產出：傳道、昭慧著作編年目錄；《妙心雜誌》、《弘誓雙月刊》、《法印學報》篇目索引；第三章問題清單。</w:t>
-      </w:r>
-    </w:p>
-    <w:p>
-      <w:pPr>
-        <w:spacing w:line="360" w:lineRule="auto" w:after="120"/>
-        <w:ind w:firstLine="480"/>
-      </w:pPr>
-      <w:r>
-        <w:rPr>
-          <w:rFonts w:ascii="Times New Roman" w:hAnsi="Times New Roman" w:eastAsia="新細明體"/>
-          <w:b/>
-          <w:i w:val="0"/>
-          <w:sz w:val="24"/>
-        </w:rPr>
-        <w:t>十一月　長老教會公共神學（一）</w:t>
-      </w:r>
-    </w:p>
-    <w:p>
-      <w:pPr>
-        <w:spacing w:line="360" w:lineRule="auto" w:after="120"/>
-        <w:ind w:firstLine="480"/>
-      </w:pPr>
-      <w:r>
-        <w:rPr>
-          <w:rFonts w:ascii="Times New Roman" w:hAnsi="Times New Roman" w:eastAsia="新細明體"/>
-          <w:b w:val="0"/>
-          <w:i w:val="0"/>
-          <w:sz w:val="24"/>
-        </w:rPr>
-        <w:t>研讀《台灣基督長老教會史》兩卷、三大聲明相關文獻，及黃彰輝回憶錄與文集。產出：長老教會公共性年表；黃彰輝著作編年目錄。</w:t>
-      </w:r>
-    </w:p>
-    <w:p>
-      <w:pPr>
-        <w:spacing w:line="360" w:lineRule="auto" w:after="120"/>
-        <w:ind w:firstLine="480"/>
-      </w:pPr>
-      <w:r>
-        <w:rPr>
-          <w:rFonts w:ascii="Times New Roman" w:hAnsi="Times New Roman" w:eastAsia="新細明體"/>
-          <w:b/>
-          <w:i w:val="0"/>
-          <w:sz w:val="24"/>
-        </w:rPr>
-        <w:t>十二月　長老教會公共神學（二）</w:t>
-      </w:r>
-    </w:p>
-    <w:p>
-      <w:pPr>
-        <w:spacing w:line="360" w:lineRule="auto" w:after="120"/>
-        <w:ind w:firstLine="480"/>
-      </w:pPr>
-      <w:r>
-        <w:rPr>
-          <w:rFonts w:ascii="Times New Roman" w:hAnsi="Times New Roman" w:eastAsia="新細明體"/>
-          <w:b w:val="0"/>
-          <w:i w:val="0"/>
-          <w:sz w:val="24"/>
-        </w:rPr>
-        <w:t>研讀宋泉盛中英文著作、王憲治《台灣鄉土神學論文集》及其南神時期論述、黃伯和自一九九〇年代至二〇二二年的系列著作。產出：三人著作編年目錄；《台灣教會公報》、《新使者》、《神學與教會》、《道雜誌》篇目索引；第四章問題清單。</w:t>
-      </w:r>
-    </w:p>
-    <w:p>
-      <w:pPr>
-        <w:spacing w:line="360" w:lineRule="auto" w:after="120"/>
-        <w:ind w:firstLine="480"/>
-      </w:pPr>
-      <w:r>
-        <w:rPr>
-          <w:rFonts w:ascii="Times New Roman" w:hAnsi="Times New Roman" w:eastAsia="新細明體"/>
-          <w:b/>
-          <w:i w:val="0"/>
-          <w:sz w:val="24"/>
-        </w:rPr>
-        <w:t>一月　收束為第一章初稿｜第一學期查核</w:t>
-      </w:r>
-    </w:p>
-    <w:p>
-      <w:pPr>
-        <w:spacing w:line="360" w:lineRule="auto" w:after="120"/>
-        <w:ind w:firstLine="480"/>
-      </w:pPr>
-      <w:r>
-        <w:rPr>
-          <w:rFonts w:ascii="Times New Roman" w:hAnsi="Times New Roman" w:eastAsia="新細明體"/>
-          <w:b w:val="0"/>
-          <w:i w:val="0"/>
-          <w:sz w:val="24"/>
-        </w:rPr>
-        <w:t>將前四個月的研讀成果收束為第一章〈研究方法與文獻回顧〉初稿；建置兩組關鍵詞（人生佛教／人間佛教／此時此地此人；本色化／實況化／鄉土／出頭天）的出處編年索引。產出：第一章初稿（約兩萬字）；關鍵詞概念史索引；</w:t>
-      </w:r>
-      <w:r>
-        <w:rPr>
-          <w:rFonts w:ascii="Times New Roman" w:hAnsi="Times New Roman" w:eastAsia="新細明體"/>
-          <w:b/>
-          <w:i w:val="0"/>
-          <w:sz w:val="24"/>
-        </w:rPr>
-        <w:t>第一學期論文進度審查表</w:t>
-      </w:r>
-      <w:r>
-        <w:rPr>
-          <w:rFonts w:ascii="Times New Roman" w:hAnsi="Times New Roman" w:eastAsia="新細明體"/>
-          <w:b w:val="0"/>
-          <w:i w:val="0"/>
-          <w:sz w:val="24"/>
-        </w:rPr>
-        <w:t>。</w:t>
-      </w:r>
-    </w:p>
-    <w:p>
-      <w:pPr>
-        <w:pageBreakBefore w:val="0"/>
-        <w:spacing w:line="360" w:lineRule="auto" w:after="200" w:before="160"/>
-      </w:pPr>
-      <w:r>
-        <w:rPr>
-          <w:rFonts w:ascii="Times New Roman" w:hAnsi="Times New Roman" w:eastAsia="新細明體"/>
-          <w:b/>
-          <w:i w:val="0"/>
-          <w:sz w:val="26"/>
-        </w:rPr>
-        <w:t>第二學期（2027年2月–6月）</w:t>
-      </w:r>
-    </w:p>
-    <w:p>
-      <w:pPr>
-        <w:spacing w:line="360" w:lineRule="auto" w:after="120"/>
-        <w:ind w:firstLine="480"/>
-      </w:pPr>
-      <w:r>
-        <w:rPr>
-          <w:rFonts w:ascii="Times New Roman" w:hAnsi="Times New Roman" w:eastAsia="新細明體"/>
-          <w:b/>
-          <w:i w:val="0"/>
-          <w:sz w:val="24"/>
-        </w:rPr>
-        <w:t>二月　第二章：日本線與中國線</w:t>
-      </w:r>
-    </w:p>
-    <w:p>
-      <w:pPr>
-        <w:spacing w:line="360" w:lineRule="auto" w:after="120"/>
-        <w:ind w:firstLine="480"/>
-      </w:pPr>
-      <w:r>
-        <w:rPr>
-          <w:rFonts w:ascii="Times New Roman" w:hAnsi="Times New Roman" w:eastAsia="新細明體"/>
-          <w:b w:val="0"/>
-          <w:i w:val="0"/>
-          <w:sz w:val="24"/>
-        </w:rPr>
-        <w:t>完成第二章第一節（共同的歷史條件）、第二節（日本）、第三節（中國）初稿，約一萬六千字。</w:t>
-      </w:r>
-    </w:p>
-    <w:p>
-      <w:pPr>
-        <w:spacing w:line="360" w:lineRule="auto" w:after="120"/>
-        <w:ind w:firstLine="480"/>
-      </w:pPr>
-      <w:r>
-        <w:rPr>
-          <w:rFonts w:ascii="Times New Roman" w:hAnsi="Times New Roman" w:eastAsia="新細明體"/>
-          <w:b/>
-          <w:i w:val="0"/>
-          <w:sz w:val="24"/>
-        </w:rPr>
-        <w:t>三月　第二章：朝鮮線、台灣線與比較歸納</w:t>
-      </w:r>
-    </w:p>
-    <w:p>
-      <w:pPr>
-        <w:spacing w:line="360" w:lineRule="auto" w:after="120"/>
-        <w:ind w:firstLine="480"/>
-      </w:pPr>
-      <w:r>
-        <w:rPr>
-          <w:rFonts w:ascii="Times New Roman" w:hAnsi="Times New Roman" w:eastAsia="新細明體"/>
-          <w:b w:val="0"/>
-          <w:i w:val="0"/>
-          <w:sz w:val="24"/>
-        </w:rPr>
-        <w:t>完成第四至六節初稿並整章統稿。產出：第二章全章初稿（約四萬字）。</w:t>
-      </w:r>
-    </w:p>
-    <w:p>
-      <w:pPr>
-        <w:spacing w:line="360" w:lineRule="auto" w:after="120"/>
-        <w:ind w:firstLine="480"/>
-      </w:pPr>
-      <w:r>
-        <w:rPr>
-          <w:rFonts w:ascii="Times New Roman" w:hAnsi="Times New Roman" w:eastAsia="新細明體"/>
-          <w:b/>
-          <w:i w:val="0"/>
-          <w:sz w:val="24"/>
-        </w:rPr>
-        <w:t>四月　第三章前三節：太虛、印順、傳道</w:t>
-      </w:r>
-    </w:p>
-    <w:p>
-      <w:pPr>
-        <w:spacing w:line="360" w:lineRule="auto" w:after="120"/>
-        <w:ind w:firstLine="480"/>
-      </w:pPr>
-      <w:r>
-        <w:rPr>
-          <w:rFonts w:ascii="Times New Roman" w:hAnsi="Times New Roman" w:eastAsia="新細明體"/>
-          <w:b w:val="0"/>
-          <w:i w:val="0"/>
-          <w:sz w:val="24"/>
-        </w:rPr>
-        <w:t>以第一學期的長編為基礎完成初稿；赴台南妙心寺與中華佛教百科文獻基金會訪查，補齊傳道一節的一手材料。產出：第三章第一至三節初稿（約兩萬字）；妙心寺訪查紀錄。</w:t>
-      </w:r>
-    </w:p>
-    <w:p>
-      <w:pPr>
-        <w:spacing w:line="360" w:lineRule="auto" w:after="120"/>
-        <w:ind w:firstLine="480"/>
-      </w:pPr>
-      <w:r>
-        <w:rPr>
-          <w:rFonts w:ascii="Times New Roman" w:hAnsi="Times New Roman" w:eastAsia="新細明體"/>
-          <w:b/>
-          <w:i w:val="0"/>
-          <w:sz w:val="24"/>
-        </w:rPr>
-        <w:t>五月　第三章第四節與第四章大綱</w:t>
-      </w:r>
-    </w:p>
-    <w:p>
-      <w:pPr>
-        <w:spacing w:line="360" w:lineRule="auto" w:after="120"/>
-        <w:ind w:firstLine="480"/>
-      </w:pPr>
-      <w:r>
-        <w:rPr>
-          <w:rFonts w:ascii="Times New Roman" w:hAnsi="Times New Roman" w:eastAsia="新細明體"/>
-          <w:b w:val="0"/>
-          <w:i w:val="0"/>
-          <w:sz w:val="24"/>
-        </w:rPr>
-        <w:t>完成第三章第四節（昭慧）與小結；赴台南神學院、台灣教會公報社訪查。產出：第三章全章初稿；第四章寫作大綱與引文長編。</w:t>
-      </w:r>
-    </w:p>
-    <w:p>
-      <w:pPr>
-        <w:spacing w:line="360" w:lineRule="auto" w:after="120"/>
-        <w:ind w:firstLine="480"/>
-      </w:pPr>
-      <w:r>
-        <w:rPr>
-          <w:rFonts w:ascii="Times New Roman" w:hAnsi="Times New Roman" w:eastAsia="新細明體"/>
-          <w:b/>
-          <w:i w:val="0"/>
-          <w:sz w:val="24"/>
-        </w:rPr>
-        <w:t>六月　投稿、口述訪談啟動｜第二學期查核</w:t>
-      </w:r>
-    </w:p>
-    <w:p>
-      <w:pPr>
-        <w:spacing w:line="360" w:lineRule="auto" w:after="120"/>
-        <w:ind w:firstLine="480"/>
-      </w:pPr>
-      <w:r>
-        <w:rPr>
-          <w:rFonts w:ascii="Times New Roman" w:hAnsi="Times New Roman" w:eastAsia="新細明體"/>
-          <w:b w:val="0"/>
-          <w:i w:val="0"/>
-          <w:sz w:val="24"/>
-        </w:rPr>
-        <w:t>第二章定稿並投稿學術研討會；完成口述歷史受訪名單、訪綱與學術倫理程序，進行第一批訪談（至少三場）。產出：第二章定稿與投稿紀錄；訪談逐字稿三份；第二年工作計畫；</w:t>
-      </w:r>
-      <w:r>
-        <w:rPr>
-          <w:rFonts w:ascii="Times New Roman" w:hAnsi="Times New Roman" w:eastAsia="新細明體"/>
-          <w:b/>
-          <w:i w:val="0"/>
-          <w:sz w:val="24"/>
-        </w:rPr>
-        <w:t>第二學期論文進度審查表</w:t>
-      </w:r>
-      <w:r>
-        <w:rPr>
-          <w:rFonts w:ascii="Times New Roman" w:hAnsi="Times New Roman" w:eastAsia="新細明體"/>
-          <w:b w:val="0"/>
-          <w:i w:val="0"/>
-          <w:sz w:val="24"/>
-        </w:rPr>
-        <w:t>。</w:t>
-      </w:r>
-    </w:p>
-    <w:p>
-      <w:pPr>
-        <w:pageBreakBefore w:val="0"/>
-        <w:spacing w:line="360" w:lineRule="auto" w:after="200" w:before="160"/>
-      </w:pPr>
-      <w:r>
-        <w:rPr>
-          <w:rFonts w:ascii="Times New Roman" w:hAnsi="Times New Roman" w:eastAsia="新細明體"/>
-          <w:b/>
-          <w:i w:val="0"/>
-          <w:sz w:val="26"/>
-        </w:rPr>
         <w:t>十個月後的預期成果</w:t>
       </w:r>
-    </w:p>
-    <w:p>
-      <w:pPr>
-        <w:spacing w:line="360" w:lineRule="auto" w:after="120"/>
-        <w:ind w:firstLine="480"/>
-      </w:pPr>
-      <w:r>
-        <w:rPr>
-          <w:rFonts w:ascii="Times New Roman" w:hAnsi="Times New Roman" w:eastAsia="新細明體"/>
-          <w:b w:val="0"/>
-          <w:i w:val="0"/>
-          <w:sz w:val="24"/>
-        </w:rPr>
-        <w:t>1. 第一章〈研究方法與文獻回顧〉初稿（約兩萬字）。</w:t>
-      </w:r>
-    </w:p>
-    <w:p>
-      <w:pPr>
-        <w:spacing w:line="360" w:lineRule="auto" w:after="120"/>
-        <w:ind w:firstLine="480"/>
-      </w:pPr>
-      <w:r>
-        <w:rPr>
-          <w:rFonts w:ascii="Times New Roman" w:hAnsi="Times New Roman" w:eastAsia="新細明體"/>
-          <w:b w:val="0"/>
-          <w:i w:val="0"/>
-          <w:sz w:val="24"/>
-        </w:rPr>
-        <w:t>2. 第二章〈東亞近代宗教變革〉定稿（約四萬字），並完成一場學術研討會發表。</w:t>
-      </w:r>
-    </w:p>
-    <w:p>
-      <w:pPr>
-        <w:spacing w:line="360" w:lineRule="auto" w:after="120"/>
-        <w:ind w:firstLine="480"/>
-      </w:pPr>
-      <w:r>
-        <w:rPr>
-          <w:rFonts w:ascii="Times New Roman" w:hAnsi="Times New Roman" w:eastAsia="新細明體"/>
-          <w:b w:val="0"/>
-          <w:i w:val="0"/>
-          <w:sz w:val="24"/>
-        </w:rPr>
-        <w:t>3. 第三章〈人間佛教在台灣的發展〉全章初稿。</w:t>
-      </w:r>
-    </w:p>
-    <w:p>
-      <w:pPr>
-        <w:spacing w:line="360" w:lineRule="auto" w:after="120"/>
-        <w:ind w:firstLine="480"/>
-      </w:pPr>
-      <w:r>
-        <w:rPr>
-          <w:rFonts w:ascii="Times New Roman" w:hAnsi="Times New Roman" w:eastAsia="新細明體"/>
-          <w:b w:val="0"/>
-          <w:i w:val="0"/>
-          <w:sz w:val="24"/>
-        </w:rPr>
-        <w:t>4. 第四章〈台灣長老教會的公共神學發展〉寫作大綱與引文長編。</w:t>
-      </w:r>
-    </w:p>
-    <w:p>
-      <w:pPr>
-        <w:spacing w:line="360" w:lineRule="auto" w:after="120"/>
-        <w:ind w:firstLine="480"/>
-      </w:pPr>
-      <w:r>
-        <w:rPr>
-          <w:rFonts w:ascii="Times New Roman" w:hAnsi="Times New Roman" w:eastAsia="新細明體"/>
-          <w:b w:val="0"/>
-          <w:i w:val="0"/>
-          <w:sz w:val="24"/>
-        </w:rPr>
-        <w:t>5. 八位人物的著作編年目錄、七份教團刊物的篇目索引、兩組關鍵詞的概念史索引。</w:t>
-      </w:r>
-    </w:p>
-    <w:p>
-      <w:pPr>
-        <w:spacing w:line="360" w:lineRule="auto" w:after="120"/>
-        <w:ind w:firstLine="480"/>
-      </w:pPr>
-      <w:r>
-        <w:rPr>
-          <w:rFonts w:ascii="Times New Roman" w:hAnsi="Times New Roman" w:eastAsia="新細明體"/>
-          <w:b w:val="0"/>
-          <w:i w:val="0"/>
-          <w:sz w:val="24"/>
-        </w:rPr>
-        <w:t>6. 口述歷史訪談三場以上之逐字稿。</w:t>
-      </w:r>
-    </w:p>
-    <w:p>
-      <w:pPr>
-        <w:spacing w:line="360" w:lineRule="auto" w:after="120"/>
-        <w:ind w:firstLine="480"/>
-      </w:pPr>
-      <w:r>
-        <w:rPr>
-          <w:rFonts w:ascii="Times New Roman" w:hAnsi="Times New Roman" w:eastAsia="新細明體"/>
-          <w:b w:val="0"/>
-          <w:i w:val="0"/>
-          <w:sz w:val="24"/>
-        </w:rPr>
-        <w:t>7. 兩份論文進度審查表與十個月份的論文指導紀錄表。</w:t>
-      </w:r>
-    </w:p>
-    <w:p>
-      <w:pPr>
-        <w:spacing w:line="360" w:lineRule="auto" w:after="120"/>
-        <w:ind w:firstLine="480"/>
-      </w:pPr>
-      <w:r>
-        <w:rPr>
-          <w:rFonts w:ascii="Times New Roman" w:hAnsi="Times New Roman" w:eastAsia="新細明體"/>
-          <w:b w:val="0"/>
-          <w:i w:val="0"/>
-          <w:sz w:val="24"/>
-        </w:rPr>
-        <w:t>指導教授簽名：＿＿＿＿＿＿＿＿＿　　研究生簽名：＿＿＿＿＿＿＿＿＿　　日期：＿＿＿＿＿＿</w:t>
+      <w:r>
+        <w:rPr>
+          <w:rFonts w:ascii="Times New Roman" w:hAnsi="Times New Roman" w:eastAsia="新細明體"/>
+          <w:b w:val="0"/>
+          <w:i w:val="0"/>
+          <w:sz w:val="24"/>
+        </w:rPr>
+        <w:t>：第一章初稿、第二章定稿（含一場研討會發表）、第三章全章初稿、第四章寫作大綱；八人著作編年目錄、七份教團刊物篇目索引、兩組關鍵詞概念史索引；訪談逐字稿三份。研究期間每月與指導教授進行二次以上進度討論，按月填具論文指導紀錄表。</w:t>
       </w:r>
     </w:p>
     <w:sectPr>

--- a/public/content/works/hcu-phd-proposal.docx
+++ b/public/content/works/hcu-phd-proposal.docx
@@ -638,7 +638,7 @@
           <w:i w:val="0"/>
           <w:sz w:val="24"/>
         </w:rPr>
-        <w:t>附錄二　十個月研究工作計畫　　52</w:t>
+        <w:t>附錄二　十個月研究工作計畫　　55</w:t>
       </w:r>
     </w:p>
     <w:p>
@@ -709,7 +709,7 @@
           <w:i w:val="0"/>
           <w:sz w:val="24"/>
         </w:rPr>
-        <w:t>表四　傳道法師主要著作與相關文獻　　47</w:t>
+        <w:t>表四　傳道法師著作　　47</w:t>
       </w:r>
     </w:p>
     <w:p>
@@ -723,7 +723,7 @@
           <w:i w:val="0"/>
           <w:sz w:val="24"/>
         </w:rPr>
-        <w:t>表五　昭慧法師專書著作　　47</w:t>
+        <w:t>表五　昭慧法師專書著作　　48</w:t>
       </w:r>
     </w:p>
     <w:p>
@@ -737,7 +737,7 @@
           <w:i w:val="0"/>
           <w:sz w:val="24"/>
         </w:rPr>
-        <w:t>表六　黃彰輝牧師主要著作　　49</w:t>
+        <w:t>表六　黃彰輝牧師主要著作　　51</w:t>
       </w:r>
     </w:p>
     <w:p>
@@ -751,7 +751,7 @@
           <w:i w:val="0"/>
           <w:sz w:val="24"/>
         </w:rPr>
-        <w:t>表七　宋泉盛牧師主要著作（含中譯本）　　50</w:t>
+        <w:t>表七　宋泉盛牧師主要著作（含中譯本）　　51</w:t>
       </w:r>
     </w:p>
     <w:p>
@@ -765,7 +765,7 @@
           <w:i w:val="0"/>
           <w:sz w:val="24"/>
         </w:rPr>
-        <w:t>表八　王憲治牧師主要著作　　50</w:t>
+        <w:t>表八　王憲治牧師主要著作　　52</w:t>
       </w:r>
     </w:p>
     <w:p>
@@ -779,7 +779,7 @@
           <w:i w:val="0"/>
           <w:sz w:val="24"/>
         </w:rPr>
-        <w:t>表九　黃伯和牧師主要著作　　51</w:t>
+        <w:t>表九　黃伯和牧師主要著作　　53</w:t>
       </w:r>
     </w:p>
     <w:p>
@@ -793,7 +793,7 @@
           <w:i w:val="0"/>
           <w:sz w:val="24"/>
         </w:rPr>
-        <w:t>表十　十個月研究工作計畫期程與成果對應　　52</w:t>
+        <w:t>表十　十個月研究工作計畫期程與成果對應　　55</w:t>
       </w:r>
     </w:p>
     <w:p>
@@ -6782,7 +6782,7 @@
           <w:i w:val="0"/>
           <w:sz w:val="24"/>
         </w:rPr>
-        <w:t>本附錄列出本研究兩條系譜八位人物目前已查證之主要著作，作為第三、四章史料工作的起點。八人完整之著作編年目錄為本研究第一年的工作項目（見附錄二），屆時將補足傳道法師、黃彰輝牧師、王憲治牧師三人尚待查證的部分。表列以出版時間先後為序。</w:t>
+        <w:t>本附錄列出本研究兩條系譜八位人物已查證之主要著作，作為第三、四章史料工作的起點。各表出處見表下說明；未經查證者一律不列，查得其書而未能確認出版年者，出版日期欄以「—」表示，留待第一年赴各典藏機構查閱時補齊（見附錄二）。表列以出版時間先後為序，同一人之編著與訪談錄一併附列，並於書名後標明其身分。</w:t>
       </w:r>
     </w:p>
     <w:p>
@@ -7664,7 +7664,7 @@
           <w:i w:val="0"/>
           <w:sz w:val="24"/>
         </w:rPr>
-        <w:t>＊《太虛大師全書》一九四八年定稿，總計一千四百四十八篇、二十編，統攝「法、制、論、雜」四藏；本研究使用一九八〇年台北善導寺佛經流通處版。另有印順導師編《太虛大師年譜》（新竹：正聞出版社，1950）。</w:t>
+        <w:t>＊《太虛大師全書》一九四八年五月定稿，收文一千四百四十八篇、七百萬言，分二十編，統攝「法、制、論、雜」四藏；本研究使用一九八〇年台北善導寺佛經流通處版，並參校中華電子佛典協會（CBETA）電子版。另有印順導師編《太虛大師年譜》（新竹：正聞出版社，1950）。</w:t>
       </w:r>
     </w:p>
     <w:p>
@@ -7771,7 +7771,7 @@
                 <w:i w:val="0"/>
                 <w:sz w:val="24"/>
               </w:rPr>
-              <w:t>印度之佛教</w:t>
+              <w:t>唯識學探源</w:t>
             </w:r>
           </w:p>
         </w:tc>
@@ -7809,7 +7809,7 @@
                 <w:i w:val="0"/>
                 <w:sz w:val="24"/>
               </w:rPr>
-              <w:t>1943</w:t>
+              <w:t>1940</w:t>
             </w:r>
           </w:p>
         </w:tc>
@@ -7830,7 +7830,7 @@
                 <w:i w:val="0"/>
                 <w:sz w:val="24"/>
               </w:rPr>
-              <w:t>太虛大師年譜</w:t>
+              <w:t>印度之佛教</w:t>
             </w:r>
           </w:p>
         </w:tc>
@@ -7868,7 +7868,7 @@
                 <w:i w:val="0"/>
                 <w:sz w:val="24"/>
               </w:rPr>
-              <w:t>1950</w:t>
+              <w:t>1943</w:t>
             </w:r>
           </w:p>
         </w:tc>
@@ -7889,7 +7889,7 @@
                 <w:i w:val="0"/>
                 <w:sz w:val="24"/>
               </w:rPr>
-              <w:t>說一切有部為主的論書與論師之研究</w:t>
+              <w:t>攝大乘論講記</w:t>
             </w:r>
           </w:p>
         </w:tc>
@@ -7927,7 +7927,7 @@
                 <w:i w:val="0"/>
                 <w:sz w:val="24"/>
               </w:rPr>
-              <w:t>1968</w:t>
+              <w:t>1946</w:t>
             </w:r>
           </w:p>
         </w:tc>
@@ -7948,7 +7948,7 @@
                 <w:i w:val="0"/>
                 <w:sz w:val="24"/>
               </w:rPr>
-              <w:t>妙雲集（全二十四冊）</w:t>
+              <w:t>中國佛教史略</w:t>
             </w:r>
           </w:p>
         </w:tc>
@@ -7986,7 +7986,7 @@
                 <w:i w:val="0"/>
                 <w:sz w:val="24"/>
               </w:rPr>
-              <w:t>1969–1973 編成</w:t>
+              <w:t>1947</w:t>
             </w:r>
           </w:p>
         </w:tc>
@@ -8007,7 +8007,7 @@
                 <w:i w:val="0"/>
                 <w:sz w:val="24"/>
               </w:rPr>
-              <w:t>原始佛教聖典之集成</w:t>
+              <w:t>佛法概論</w:t>
             </w:r>
           </w:p>
         </w:tc>
@@ -8045,7 +8045,7 @@
                 <w:i w:val="0"/>
                 <w:sz w:val="24"/>
               </w:rPr>
-              <w:t>1971</w:t>
+              <w:t>1949</w:t>
             </w:r>
           </w:p>
         </w:tc>
@@ -8066,7 +8066,7 @@
                 <w:i w:val="0"/>
                 <w:sz w:val="24"/>
               </w:rPr>
-              <w:t>中國禪宗史——從印度禪到中華禪</w:t>
+              <w:t>中觀今論</w:t>
             </w:r>
           </w:p>
         </w:tc>
@@ -8104,7 +8104,7 @@
                 <w:i w:val="0"/>
                 <w:sz w:val="24"/>
               </w:rPr>
-              <w:t>1971</w:t>
+              <w:t>1950</w:t>
             </w:r>
           </w:p>
         </w:tc>
@@ -8125,7 +8125,7 @@
                 <w:i w:val="0"/>
                 <w:sz w:val="24"/>
               </w:rPr>
-              <w:t>中國古代民族神話與文化之研究</w:t>
+              <w:t>性空學探源</w:t>
             </w:r>
           </w:p>
         </w:tc>
@@ -8163,7 +8163,7 @@
                 <w:i w:val="0"/>
                 <w:sz w:val="24"/>
               </w:rPr>
-              <w:t>1975</w:t>
+              <w:t>1950</w:t>
             </w:r>
           </w:p>
         </w:tc>
@@ -8184,7 +8184,7 @@
                 <w:i w:val="0"/>
                 <w:sz w:val="24"/>
               </w:rPr>
-              <w:t>初期大乘佛教之起源與開展</w:t>
+              <w:t>大乘是佛說論</w:t>
             </w:r>
           </w:p>
         </w:tc>
@@ -8222,7 +8222,7 @@
                 <w:i w:val="0"/>
                 <w:sz w:val="24"/>
               </w:rPr>
-              <w:t>1981</w:t>
+              <w:t>1950</w:t>
             </w:r>
           </w:p>
         </w:tc>
@@ -8243,7 +8243,7 @@
                 <w:i w:val="0"/>
                 <w:sz w:val="24"/>
               </w:rPr>
-              <w:t>如來藏之研究</w:t>
+              <w:t>太虛大師年譜</w:t>
             </w:r>
           </w:p>
         </w:tc>
@@ -8281,7 +8281,7 @@
                 <w:i w:val="0"/>
                 <w:sz w:val="24"/>
               </w:rPr>
-              <w:t>1981</w:t>
+              <w:t>1950</w:t>
             </w:r>
           </w:p>
         </w:tc>
@@ -8302,7 +8302,1128 @@
                 <w:i w:val="0"/>
                 <w:sz w:val="24"/>
               </w:rPr>
-              <w:t>雜阿含經論會編</w:t>
+              <w:t>評熊十力的新唯識論</w:t>
+            </w:r>
+          </w:p>
+        </w:tc>
+        <w:tc>
+          <w:tcPr>
+            <w:tcW w:type="dxa" w:w="2771"/>
+          </w:tcPr>
+          <w:p>
+            <w:pPr>
+              <w:spacing w:line="240" w:lineRule="auto" w:after="40"/>
+            </w:pPr>
+            <w:r>
+              <w:rPr>
+                <w:rFonts w:ascii="Times New Roman" w:hAnsi="Times New Roman" w:eastAsia="標楷體"/>
+                <w:b w:val="0"/>
+                <w:i w:val="0"/>
+                <w:sz w:val="24"/>
+              </w:rPr>
+              <w:t>正聞出版社</w:t>
+            </w:r>
+          </w:p>
+        </w:tc>
+        <w:tc>
+          <w:tcPr>
+            <w:tcW w:type="dxa" w:w="2771"/>
+          </w:tcPr>
+          <w:p>
+            <w:pPr>
+              <w:spacing w:line="240" w:lineRule="auto" w:after="40"/>
+            </w:pPr>
+            <w:r>
+              <w:rPr>
+                <w:rFonts w:ascii="Times New Roman" w:hAnsi="Times New Roman" w:eastAsia="標楷體"/>
+                <w:b w:val="0"/>
+                <w:i w:val="0"/>
+                <w:sz w:val="24"/>
+              </w:rPr>
+              <w:t>1950</w:t>
+            </w:r>
+          </w:p>
+        </w:tc>
+      </w:tr>
+      <w:tr>
+        <w:tc>
+          <w:tcPr>
+            <w:tcW w:type="dxa" w:w="2771"/>
+          </w:tcPr>
+          <w:p>
+            <w:pPr>
+              <w:spacing w:line="240" w:lineRule="auto" w:after="40"/>
+            </w:pPr>
+            <w:r>
+              <w:rPr>
+                <w:rFonts w:ascii="Times New Roman" w:hAnsi="Times New Roman" w:eastAsia="標楷體"/>
+                <w:b w:val="0"/>
+                <w:i w:val="0"/>
+                <w:sz w:val="24"/>
+              </w:rPr>
+              <w:t>大乘起信論講記</w:t>
+            </w:r>
+          </w:p>
+        </w:tc>
+        <w:tc>
+          <w:tcPr>
+            <w:tcW w:type="dxa" w:w="2771"/>
+          </w:tcPr>
+          <w:p>
+            <w:pPr>
+              <w:spacing w:line="240" w:lineRule="auto" w:after="40"/>
+            </w:pPr>
+            <w:r>
+              <w:rPr>
+                <w:rFonts w:ascii="Times New Roman" w:hAnsi="Times New Roman" w:eastAsia="標楷體"/>
+                <w:b w:val="0"/>
+                <w:i w:val="0"/>
+                <w:sz w:val="24"/>
+              </w:rPr>
+              <w:t>正聞出版社</w:t>
+            </w:r>
+          </w:p>
+        </w:tc>
+        <w:tc>
+          <w:tcPr>
+            <w:tcW w:type="dxa" w:w="2771"/>
+          </w:tcPr>
+          <w:p>
+            <w:pPr>
+              <w:spacing w:line="240" w:lineRule="auto" w:after="40"/>
+            </w:pPr>
+            <w:r>
+              <w:rPr>
+                <w:rFonts w:ascii="Times New Roman" w:hAnsi="Times New Roman" w:eastAsia="標楷體"/>
+                <w:b w:val="0"/>
+                <w:i w:val="0"/>
+                <w:sz w:val="24"/>
+              </w:rPr>
+              <w:t>1951</w:t>
+            </w:r>
+          </w:p>
+        </w:tc>
+      </w:tr>
+      <w:tr>
+        <w:tc>
+          <w:tcPr>
+            <w:tcW w:type="dxa" w:w="2771"/>
+          </w:tcPr>
+          <w:p>
+            <w:pPr>
+              <w:spacing w:line="240" w:lineRule="auto" w:after="40"/>
+            </w:pPr>
+            <w:r>
+              <w:rPr>
+                <w:rFonts w:ascii="Times New Roman" w:hAnsi="Times New Roman" w:eastAsia="標楷體"/>
+                <w:b w:val="0"/>
+                <w:i w:val="0"/>
+                <w:sz w:val="24"/>
+              </w:rPr>
+              <w:t>淨土新論</w:t>
+            </w:r>
+          </w:p>
+        </w:tc>
+        <w:tc>
+          <w:tcPr>
+            <w:tcW w:type="dxa" w:w="2771"/>
+          </w:tcPr>
+          <w:p>
+            <w:pPr>
+              <w:spacing w:line="240" w:lineRule="auto" w:after="40"/>
+            </w:pPr>
+            <w:r>
+              <w:rPr>
+                <w:rFonts w:ascii="Times New Roman" w:hAnsi="Times New Roman" w:eastAsia="標楷體"/>
+                <w:b w:val="0"/>
+                <w:i w:val="0"/>
+                <w:sz w:val="24"/>
+              </w:rPr>
+              <w:t>正聞出版社</w:t>
+            </w:r>
+          </w:p>
+        </w:tc>
+        <w:tc>
+          <w:tcPr>
+            <w:tcW w:type="dxa" w:w="2771"/>
+          </w:tcPr>
+          <w:p>
+            <w:pPr>
+              <w:spacing w:line="240" w:lineRule="auto" w:after="40"/>
+            </w:pPr>
+            <w:r>
+              <w:rPr>
+                <w:rFonts w:ascii="Times New Roman" w:hAnsi="Times New Roman" w:eastAsia="標楷體"/>
+                <w:b w:val="0"/>
+                <w:i w:val="0"/>
+                <w:sz w:val="24"/>
+              </w:rPr>
+              <w:t>1951</w:t>
+            </w:r>
+          </w:p>
+        </w:tc>
+      </w:tr>
+      <w:tr>
+        <w:tc>
+          <w:tcPr>
+            <w:tcW w:type="dxa" w:w="2771"/>
+          </w:tcPr>
+          <w:p>
+            <w:pPr>
+              <w:spacing w:line="240" w:lineRule="auto" w:after="40"/>
+            </w:pPr>
+            <w:r>
+              <w:rPr>
+                <w:rFonts w:ascii="Times New Roman" w:hAnsi="Times New Roman" w:eastAsia="標楷體"/>
+                <w:b w:val="0"/>
+                <w:i w:val="0"/>
+                <w:sz w:val="24"/>
+              </w:rPr>
+              <w:t>中觀論頌講記</w:t>
+            </w:r>
+          </w:p>
+        </w:tc>
+        <w:tc>
+          <w:tcPr>
+            <w:tcW w:type="dxa" w:w="2771"/>
+          </w:tcPr>
+          <w:p>
+            <w:pPr>
+              <w:spacing w:line="240" w:lineRule="auto" w:after="40"/>
+            </w:pPr>
+            <w:r>
+              <w:rPr>
+                <w:rFonts w:ascii="Times New Roman" w:hAnsi="Times New Roman" w:eastAsia="標楷體"/>
+                <w:b w:val="0"/>
+                <w:i w:val="0"/>
+                <w:sz w:val="24"/>
+              </w:rPr>
+              <w:t>正聞出版社</w:t>
+            </w:r>
+          </w:p>
+        </w:tc>
+        <w:tc>
+          <w:tcPr>
+            <w:tcW w:type="dxa" w:w="2771"/>
+          </w:tcPr>
+          <w:p>
+            <w:pPr>
+              <w:spacing w:line="240" w:lineRule="auto" w:after="40"/>
+            </w:pPr>
+            <w:r>
+              <w:rPr>
+                <w:rFonts w:ascii="Times New Roman" w:hAnsi="Times New Roman" w:eastAsia="標楷體"/>
+                <w:b w:val="0"/>
+                <w:i w:val="0"/>
+                <w:sz w:val="24"/>
+              </w:rPr>
+              <w:t>1952</w:t>
+            </w:r>
+          </w:p>
+        </w:tc>
+      </w:tr>
+      <w:tr>
+        <w:tc>
+          <w:tcPr>
+            <w:tcW w:type="dxa" w:w="2771"/>
+          </w:tcPr>
+          <w:p>
+            <w:pPr>
+              <w:spacing w:line="240" w:lineRule="auto" w:after="40"/>
+            </w:pPr>
+            <w:r>
+              <w:rPr>
+                <w:rFonts w:ascii="Times New Roman" w:hAnsi="Times New Roman" w:eastAsia="標楷體"/>
+                <w:b w:val="0"/>
+                <w:i w:val="0"/>
+                <w:sz w:val="24"/>
+              </w:rPr>
+              <w:t>勝鬘經講記</w:t>
+            </w:r>
+          </w:p>
+        </w:tc>
+        <w:tc>
+          <w:tcPr>
+            <w:tcW w:type="dxa" w:w="2771"/>
+          </w:tcPr>
+          <w:p>
+            <w:pPr>
+              <w:spacing w:line="240" w:lineRule="auto" w:after="40"/>
+            </w:pPr>
+            <w:r>
+              <w:rPr>
+                <w:rFonts w:ascii="Times New Roman" w:hAnsi="Times New Roman" w:eastAsia="標楷體"/>
+                <w:b w:val="0"/>
+                <w:i w:val="0"/>
+                <w:sz w:val="24"/>
+              </w:rPr>
+              <w:t>正聞出版社</w:t>
+            </w:r>
+          </w:p>
+        </w:tc>
+        <w:tc>
+          <w:tcPr>
+            <w:tcW w:type="dxa" w:w="2771"/>
+          </w:tcPr>
+          <w:p>
+            <w:pPr>
+              <w:spacing w:line="240" w:lineRule="auto" w:after="40"/>
+            </w:pPr>
+            <w:r>
+              <w:rPr>
+                <w:rFonts w:ascii="Times New Roman" w:hAnsi="Times New Roman" w:eastAsia="標楷體"/>
+                <w:b w:val="0"/>
+                <w:i w:val="0"/>
+                <w:sz w:val="24"/>
+              </w:rPr>
+              <w:t>1952</w:t>
+            </w:r>
+          </w:p>
+        </w:tc>
+      </w:tr>
+      <w:tr>
+        <w:tc>
+          <w:tcPr>
+            <w:tcW w:type="dxa" w:w="2771"/>
+          </w:tcPr>
+          <w:p>
+            <w:pPr>
+              <w:spacing w:line="240" w:lineRule="auto" w:after="40"/>
+            </w:pPr>
+            <w:r>
+              <w:rPr>
+                <w:rFonts w:ascii="Times New Roman" w:hAnsi="Times New Roman" w:eastAsia="標楷體"/>
+                <w:b w:val="0"/>
+                <w:i w:val="0"/>
+                <w:sz w:val="24"/>
+              </w:rPr>
+              <w:t>金剛般若波羅蜜經講記</w:t>
+            </w:r>
+          </w:p>
+        </w:tc>
+        <w:tc>
+          <w:tcPr>
+            <w:tcW w:type="dxa" w:w="2771"/>
+          </w:tcPr>
+          <w:p>
+            <w:pPr>
+              <w:spacing w:line="240" w:lineRule="auto" w:after="40"/>
+            </w:pPr>
+            <w:r>
+              <w:rPr>
+                <w:rFonts w:ascii="Times New Roman" w:hAnsi="Times New Roman" w:eastAsia="標楷體"/>
+                <w:b w:val="0"/>
+                <w:i w:val="0"/>
+                <w:sz w:val="24"/>
+              </w:rPr>
+              <w:t>正聞出版社</w:t>
+            </w:r>
+          </w:p>
+        </w:tc>
+        <w:tc>
+          <w:tcPr>
+            <w:tcW w:type="dxa" w:w="2771"/>
+          </w:tcPr>
+          <w:p>
+            <w:pPr>
+              <w:spacing w:line="240" w:lineRule="auto" w:after="40"/>
+            </w:pPr>
+            <w:r>
+              <w:rPr>
+                <w:rFonts w:ascii="Times New Roman" w:hAnsi="Times New Roman" w:eastAsia="標楷體"/>
+                <w:b w:val="0"/>
+                <w:i w:val="0"/>
+                <w:sz w:val="24"/>
+              </w:rPr>
+              <w:t>1952</w:t>
+            </w:r>
+          </w:p>
+        </w:tc>
+      </w:tr>
+      <w:tr>
+        <w:tc>
+          <w:tcPr>
+            <w:tcW w:type="dxa" w:w="2771"/>
+          </w:tcPr>
+          <w:p>
+            <w:pPr>
+              <w:spacing w:line="240" w:lineRule="auto" w:after="40"/>
+            </w:pPr>
+            <w:r>
+              <w:rPr>
+                <w:rFonts w:ascii="Times New Roman" w:hAnsi="Times New Roman" w:eastAsia="標楷體"/>
+                <w:b w:val="0"/>
+                <w:i w:val="0"/>
+                <w:sz w:val="24"/>
+              </w:rPr>
+              <w:t>藥師經講記</w:t>
+            </w:r>
+          </w:p>
+        </w:tc>
+        <w:tc>
+          <w:tcPr>
+            <w:tcW w:type="dxa" w:w="2771"/>
+          </w:tcPr>
+          <w:p>
+            <w:pPr>
+              <w:spacing w:line="240" w:lineRule="auto" w:after="40"/>
+            </w:pPr>
+            <w:r>
+              <w:rPr>
+                <w:rFonts w:ascii="Times New Roman" w:hAnsi="Times New Roman" w:eastAsia="標楷體"/>
+                <w:b w:val="0"/>
+                <w:i w:val="0"/>
+                <w:sz w:val="24"/>
+              </w:rPr>
+              <w:t>正聞出版社</w:t>
+            </w:r>
+          </w:p>
+        </w:tc>
+        <w:tc>
+          <w:tcPr>
+            <w:tcW w:type="dxa" w:w="2771"/>
+          </w:tcPr>
+          <w:p>
+            <w:pPr>
+              <w:spacing w:line="240" w:lineRule="auto" w:after="40"/>
+            </w:pPr>
+            <w:r>
+              <w:rPr>
+                <w:rFonts w:ascii="Times New Roman" w:hAnsi="Times New Roman" w:eastAsia="標楷體"/>
+                <w:b w:val="0"/>
+                <w:i w:val="0"/>
+                <w:sz w:val="24"/>
+              </w:rPr>
+              <w:t>1955</w:t>
+            </w:r>
+          </w:p>
+        </w:tc>
+      </w:tr>
+      <w:tr>
+        <w:tc>
+          <w:tcPr>
+            <w:tcW w:type="dxa" w:w="2771"/>
+          </w:tcPr>
+          <w:p>
+            <w:pPr>
+              <w:spacing w:line="240" w:lineRule="auto" w:after="40"/>
+            </w:pPr>
+            <w:r>
+              <w:rPr>
+                <w:rFonts w:ascii="Times New Roman" w:hAnsi="Times New Roman" w:eastAsia="標楷體"/>
+                <w:b w:val="0"/>
+                <w:i w:val="0"/>
+                <w:sz w:val="24"/>
+              </w:rPr>
+              <w:t>佛在人間</w:t>
+            </w:r>
+          </w:p>
+        </w:tc>
+        <w:tc>
+          <w:tcPr>
+            <w:tcW w:type="dxa" w:w="2771"/>
+          </w:tcPr>
+          <w:p>
+            <w:pPr>
+              <w:spacing w:line="240" w:lineRule="auto" w:after="40"/>
+            </w:pPr>
+            <w:r>
+              <w:rPr>
+                <w:rFonts w:ascii="Times New Roman" w:hAnsi="Times New Roman" w:eastAsia="標楷體"/>
+                <w:b w:val="0"/>
+                <w:i w:val="0"/>
+                <w:sz w:val="24"/>
+              </w:rPr>
+              <w:t>正聞出版社</w:t>
+            </w:r>
+          </w:p>
+        </w:tc>
+        <w:tc>
+          <w:tcPr>
+            <w:tcW w:type="dxa" w:w="2771"/>
+          </w:tcPr>
+          <w:p>
+            <w:pPr>
+              <w:spacing w:line="240" w:lineRule="auto" w:after="40"/>
+            </w:pPr>
+            <w:r>
+              <w:rPr>
+                <w:rFonts w:ascii="Times New Roman" w:hAnsi="Times New Roman" w:eastAsia="標楷體"/>
+                <w:b w:val="0"/>
+                <w:i w:val="0"/>
+                <w:sz w:val="24"/>
+              </w:rPr>
+              <w:t>1956</w:t>
+            </w:r>
+          </w:p>
+        </w:tc>
+      </w:tr>
+      <w:tr>
+        <w:tc>
+          <w:tcPr>
+            <w:tcW w:type="dxa" w:w="2771"/>
+          </w:tcPr>
+          <w:p>
+            <w:pPr>
+              <w:spacing w:line="240" w:lineRule="auto" w:after="40"/>
+            </w:pPr>
+            <w:r>
+              <w:rPr>
+                <w:rFonts w:ascii="Times New Roman" w:hAnsi="Times New Roman" w:eastAsia="標楷體"/>
+                <w:b w:val="0"/>
+                <w:i w:val="0"/>
+                <w:sz w:val="24"/>
+              </w:rPr>
+              <w:t>學佛三要</w:t>
+            </w:r>
+          </w:p>
+        </w:tc>
+        <w:tc>
+          <w:tcPr>
+            <w:tcW w:type="dxa" w:w="2771"/>
+          </w:tcPr>
+          <w:p>
+            <w:pPr>
+              <w:spacing w:line="240" w:lineRule="auto" w:after="40"/>
+            </w:pPr>
+            <w:r>
+              <w:rPr>
+                <w:rFonts w:ascii="Times New Roman" w:hAnsi="Times New Roman" w:eastAsia="標楷體"/>
+                <w:b w:val="0"/>
+                <w:i w:val="0"/>
+                <w:sz w:val="24"/>
+              </w:rPr>
+              <w:t>正聞出版社</w:t>
+            </w:r>
+          </w:p>
+        </w:tc>
+        <w:tc>
+          <w:tcPr>
+            <w:tcW w:type="dxa" w:w="2771"/>
+          </w:tcPr>
+          <w:p>
+            <w:pPr>
+              <w:spacing w:line="240" w:lineRule="auto" w:after="40"/>
+            </w:pPr>
+            <w:r>
+              <w:rPr>
+                <w:rFonts w:ascii="Times New Roman" w:hAnsi="Times New Roman" w:eastAsia="標楷體"/>
+                <w:b w:val="0"/>
+                <w:i w:val="0"/>
+                <w:sz w:val="24"/>
+              </w:rPr>
+              <w:t>1956</w:t>
+            </w:r>
+          </w:p>
+        </w:tc>
+      </w:tr>
+      <w:tr>
+        <w:tc>
+          <w:tcPr>
+            <w:tcW w:type="dxa" w:w="2771"/>
+          </w:tcPr>
+          <w:p>
+            <w:pPr>
+              <w:spacing w:line="240" w:lineRule="auto" w:after="40"/>
+            </w:pPr>
+            <w:r>
+              <w:rPr>
+                <w:rFonts w:ascii="Times New Roman" w:hAnsi="Times New Roman" w:eastAsia="標楷體"/>
+                <w:b w:val="0"/>
+                <w:i w:val="0"/>
+                <w:sz w:val="24"/>
+              </w:rPr>
+              <w:t>以佛法研究佛法</w:t>
+            </w:r>
+          </w:p>
+        </w:tc>
+        <w:tc>
+          <w:tcPr>
+            <w:tcW w:type="dxa" w:w="2771"/>
+          </w:tcPr>
+          <w:p>
+            <w:pPr>
+              <w:spacing w:line="240" w:lineRule="auto" w:after="40"/>
+            </w:pPr>
+            <w:r>
+              <w:rPr>
+                <w:rFonts w:ascii="Times New Roman" w:hAnsi="Times New Roman" w:eastAsia="標楷體"/>
+                <w:b w:val="0"/>
+                <w:i w:val="0"/>
+                <w:sz w:val="24"/>
+              </w:rPr>
+              <w:t>正聞出版社</w:t>
+            </w:r>
+          </w:p>
+        </w:tc>
+        <w:tc>
+          <w:tcPr>
+            <w:tcW w:type="dxa" w:w="2771"/>
+          </w:tcPr>
+          <w:p>
+            <w:pPr>
+              <w:spacing w:line="240" w:lineRule="auto" w:after="40"/>
+            </w:pPr>
+            <w:r>
+              <w:rPr>
+                <w:rFonts w:ascii="Times New Roman" w:hAnsi="Times New Roman" w:eastAsia="標楷體"/>
+                <w:b w:val="0"/>
+                <w:i w:val="0"/>
+                <w:sz w:val="24"/>
+              </w:rPr>
+              <w:t>1956</w:t>
+            </w:r>
+          </w:p>
+        </w:tc>
+      </w:tr>
+      <w:tr>
+        <w:tc>
+          <w:tcPr>
+            <w:tcW w:type="dxa" w:w="2771"/>
+          </w:tcPr>
+          <w:p>
+            <w:pPr>
+              <w:spacing w:line="240" w:lineRule="auto" w:after="40"/>
+            </w:pPr>
+            <w:r>
+              <w:rPr>
+                <w:rFonts w:ascii="Times New Roman" w:hAnsi="Times New Roman" w:eastAsia="標楷體"/>
+                <w:b w:val="0"/>
+                <w:i w:val="0"/>
+                <w:sz w:val="24"/>
+              </w:rPr>
+              <w:t>成佛之道</w:t>
+            </w:r>
+          </w:p>
+        </w:tc>
+        <w:tc>
+          <w:tcPr>
+            <w:tcW w:type="dxa" w:w="2771"/>
+          </w:tcPr>
+          <w:p>
+            <w:pPr>
+              <w:spacing w:line="240" w:lineRule="auto" w:after="40"/>
+            </w:pPr>
+            <w:r>
+              <w:rPr>
+                <w:rFonts w:ascii="Times New Roman" w:hAnsi="Times New Roman" w:eastAsia="標楷體"/>
+                <w:b w:val="0"/>
+                <w:i w:val="0"/>
+                <w:sz w:val="24"/>
+              </w:rPr>
+              <w:t>正聞出版社</w:t>
+            </w:r>
+          </w:p>
+        </w:tc>
+        <w:tc>
+          <w:tcPr>
+            <w:tcW w:type="dxa" w:w="2771"/>
+          </w:tcPr>
+          <w:p>
+            <w:pPr>
+              <w:spacing w:line="240" w:lineRule="auto" w:after="40"/>
+            </w:pPr>
+            <w:r>
+              <w:rPr>
+                <w:rFonts w:ascii="Times New Roman" w:hAnsi="Times New Roman" w:eastAsia="標楷體"/>
+                <w:b w:val="0"/>
+                <w:i w:val="0"/>
+                <w:sz w:val="24"/>
+              </w:rPr>
+              <w:t>1960</w:t>
+            </w:r>
+          </w:p>
+        </w:tc>
+      </w:tr>
+      <w:tr>
+        <w:tc>
+          <w:tcPr>
+            <w:tcW w:type="dxa" w:w="2771"/>
+          </w:tcPr>
+          <w:p>
+            <w:pPr>
+              <w:spacing w:line="240" w:lineRule="auto" w:after="40"/>
+            </w:pPr>
+            <w:r>
+              <w:rPr>
+                <w:rFonts w:ascii="Times New Roman" w:hAnsi="Times New Roman" w:eastAsia="標楷體"/>
+                <w:b w:val="0"/>
+                <w:i w:val="0"/>
+                <w:sz w:val="24"/>
+              </w:rPr>
+              <w:t>寶積經講記</w:t>
+            </w:r>
+          </w:p>
+        </w:tc>
+        <w:tc>
+          <w:tcPr>
+            <w:tcW w:type="dxa" w:w="2771"/>
+          </w:tcPr>
+          <w:p>
+            <w:pPr>
+              <w:spacing w:line="240" w:lineRule="auto" w:after="40"/>
+            </w:pPr>
+            <w:r>
+              <w:rPr>
+                <w:rFonts w:ascii="Times New Roman" w:hAnsi="Times New Roman" w:eastAsia="標楷體"/>
+                <w:b w:val="0"/>
+                <w:i w:val="0"/>
+                <w:sz w:val="24"/>
+              </w:rPr>
+              <w:t>正聞出版社</w:t>
+            </w:r>
+          </w:p>
+        </w:tc>
+        <w:tc>
+          <w:tcPr>
+            <w:tcW w:type="dxa" w:w="2771"/>
+          </w:tcPr>
+          <w:p>
+            <w:pPr>
+              <w:spacing w:line="240" w:lineRule="auto" w:after="40"/>
+            </w:pPr>
+            <w:r>
+              <w:rPr>
+                <w:rFonts w:ascii="Times New Roman" w:hAnsi="Times New Roman" w:eastAsia="標楷體"/>
+                <w:b w:val="0"/>
+                <w:i w:val="0"/>
+                <w:sz w:val="24"/>
+              </w:rPr>
+              <w:t>1964</w:t>
+            </w:r>
+          </w:p>
+        </w:tc>
+      </w:tr>
+      <w:tr>
+        <w:tc>
+          <w:tcPr>
+            <w:tcW w:type="dxa" w:w="2771"/>
+          </w:tcPr>
+          <w:p>
+            <w:pPr>
+              <w:spacing w:line="240" w:lineRule="auto" w:after="40"/>
+            </w:pPr>
+            <w:r>
+              <w:rPr>
+                <w:rFonts w:ascii="Times New Roman" w:hAnsi="Times New Roman" w:eastAsia="標楷體"/>
+                <w:b w:val="0"/>
+                <w:i w:val="0"/>
+                <w:sz w:val="24"/>
+              </w:rPr>
+              <w:t>說一切有部為主的論書與論師之研究</w:t>
+            </w:r>
+          </w:p>
+        </w:tc>
+        <w:tc>
+          <w:tcPr>
+            <w:tcW w:type="dxa" w:w="2771"/>
+          </w:tcPr>
+          <w:p>
+            <w:pPr>
+              <w:spacing w:line="240" w:lineRule="auto" w:after="40"/>
+            </w:pPr>
+            <w:r>
+              <w:rPr>
+                <w:rFonts w:ascii="Times New Roman" w:hAnsi="Times New Roman" w:eastAsia="標楷體"/>
+                <w:b w:val="0"/>
+                <w:i w:val="0"/>
+                <w:sz w:val="24"/>
+              </w:rPr>
+              <w:t>正聞出版社</w:t>
+            </w:r>
+          </w:p>
+        </w:tc>
+        <w:tc>
+          <w:tcPr>
+            <w:tcW w:type="dxa" w:w="2771"/>
+          </w:tcPr>
+          <w:p>
+            <w:pPr>
+              <w:spacing w:line="240" w:lineRule="auto" w:after="40"/>
+            </w:pPr>
+            <w:r>
+              <w:rPr>
+                <w:rFonts w:ascii="Times New Roman" w:hAnsi="Times New Roman" w:eastAsia="標楷體"/>
+                <w:b w:val="0"/>
+                <w:i w:val="0"/>
+                <w:sz w:val="24"/>
+              </w:rPr>
+              <w:t>1968</w:t>
+            </w:r>
+          </w:p>
+        </w:tc>
+      </w:tr>
+      <w:tr>
+        <w:tc>
+          <w:tcPr>
+            <w:tcW w:type="dxa" w:w="2771"/>
+          </w:tcPr>
+          <w:p>
+            <w:pPr>
+              <w:spacing w:line="240" w:lineRule="auto" w:after="40"/>
+            </w:pPr>
+            <w:r>
+              <w:rPr>
+                <w:rFonts w:ascii="Times New Roman" w:hAnsi="Times New Roman" w:eastAsia="標楷體"/>
+                <w:b w:val="0"/>
+                <w:i w:val="0"/>
+                <w:sz w:val="24"/>
+              </w:rPr>
+              <w:t>妙雲集（全二十四冊）</w:t>
+            </w:r>
+          </w:p>
+        </w:tc>
+        <w:tc>
+          <w:tcPr>
+            <w:tcW w:type="dxa" w:w="2771"/>
+          </w:tcPr>
+          <w:p>
+            <w:pPr>
+              <w:spacing w:line="240" w:lineRule="auto" w:after="40"/>
+            </w:pPr>
+            <w:r>
+              <w:rPr>
+                <w:rFonts w:ascii="Times New Roman" w:hAnsi="Times New Roman" w:eastAsia="標楷體"/>
+                <w:b w:val="0"/>
+                <w:i w:val="0"/>
+                <w:sz w:val="24"/>
+              </w:rPr>
+              <w:t>正聞出版社</w:t>
+            </w:r>
+          </w:p>
+        </w:tc>
+        <w:tc>
+          <w:tcPr>
+            <w:tcW w:type="dxa" w:w="2771"/>
+          </w:tcPr>
+          <w:p>
+            <w:pPr>
+              <w:spacing w:line="240" w:lineRule="auto" w:after="40"/>
+            </w:pPr>
+            <w:r>
+              <w:rPr>
+                <w:rFonts w:ascii="Times New Roman" w:hAnsi="Times New Roman" w:eastAsia="標楷體"/>
+                <w:b w:val="0"/>
+                <w:i w:val="0"/>
+                <w:sz w:val="24"/>
+              </w:rPr>
+              <w:t>1969–1973 編成</w:t>
+            </w:r>
+          </w:p>
+        </w:tc>
+      </w:tr>
+      <w:tr>
+        <w:tc>
+          <w:tcPr>
+            <w:tcW w:type="dxa" w:w="2771"/>
+          </w:tcPr>
+          <w:p>
+            <w:pPr>
+              <w:spacing w:line="240" w:lineRule="auto" w:after="40"/>
+            </w:pPr>
+            <w:r>
+              <w:rPr>
+                <w:rFonts w:ascii="Times New Roman" w:hAnsi="Times New Roman" w:eastAsia="標楷體"/>
+                <w:b w:val="0"/>
+                <w:i w:val="0"/>
+                <w:sz w:val="24"/>
+              </w:rPr>
+              <w:t>原始佛教聖典之集成</w:t>
+            </w:r>
+          </w:p>
+        </w:tc>
+        <w:tc>
+          <w:tcPr>
+            <w:tcW w:type="dxa" w:w="2771"/>
+          </w:tcPr>
+          <w:p>
+            <w:pPr>
+              <w:spacing w:line="240" w:lineRule="auto" w:after="40"/>
+            </w:pPr>
+            <w:r>
+              <w:rPr>
+                <w:rFonts w:ascii="Times New Roman" w:hAnsi="Times New Roman" w:eastAsia="標楷體"/>
+                <w:b w:val="0"/>
+                <w:i w:val="0"/>
+                <w:sz w:val="24"/>
+              </w:rPr>
+              <w:t>正聞出版社</w:t>
+            </w:r>
+          </w:p>
+        </w:tc>
+        <w:tc>
+          <w:tcPr>
+            <w:tcW w:type="dxa" w:w="2771"/>
+          </w:tcPr>
+          <w:p>
+            <w:pPr>
+              <w:spacing w:line="240" w:lineRule="auto" w:after="40"/>
+            </w:pPr>
+            <w:r>
+              <w:rPr>
+                <w:rFonts w:ascii="Times New Roman" w:hAnsi="Times New Roman" w:eastAsia="標楷體"/>
+                <w:b w:val="0"/>
+                <w:i w:val="0"/>
+                <w:sz w:val="24"/>
+              </w:rPr>
+              <w:t>1971</w:t>
+            </w:r>
+          </w:p>
+        </w:tc>
+      </w:tr>
+      <w:tr>
+        <w:tc>
+          <w:tcPr>
+            <w:tcW w:type="dxa" w:w="2771"/>
+          </w:tcPr>
+          <w:p>
+            <w:pPr>
+              <w:spacing w:line="240" w:lineRule="auto" w:after="40"/>
+            </w:pPr>
+            <w:r>
+              <w:rPr>
+                <w:rFonts w:ascii="Times New Roman" w:hAnsi="Times New Roman" w:eastAsia="標楷體"/>
+                <w:b w:val="0"/>
+                <w:i w:val="0"/>
+                <w:sz w:val="24"/>
+              </w:rPr>
+              <w:t>中國禪宗史——從印度禪到中華禪</w:t>
+            </w:r>
+          </w:p>
+        </w:tc>
+        <w:tc>
+          <w:tcPr>
+            <w:tcW w:type="dxa" w:w="2771"/>
+          </w:tcPr>
+          <w:p>
+            <w:pPr>
+              <w:spacing w:line="240" w:lineRule="auto" w:after="40"/>
+            </w:pPr>
+            <w:r>
+              <w:rPr>
+                <w:rFonts w:ascii="Times New Roman" w:hAnsi="Times New Roman" w:eastAsia="標楷體"/>
+                <w:b w:val="0"/>
+                <w:i w:val="0"/>
+                <w:sz w:val="24"/>
+              </w:rPr>
+              <w:t>正聞出版社</w:t>
+            </w:r>
+          </w:p>
+        </w:tc>
+        <w:tc>
+          <w:tcPr>
+            <w:tcW w:type="dxa" w:w="2771"/>
+          </w:tcPr>
+          <w:p>
+            <w:pPr>
+              <w:spacing w:line="240" w:lineRule="auto" w:after="40"/>
+            </w:pPr>
+            <w:r>
+              <w:rPr>
+                <w:rFonts w:ascii="Times New Roman" w:hAnsi="Times New Roman" w:eastAsia="標楷體"/>
+                <w:b w:val="0"/>
+                <w:i w:val="0"/>
+                <w:sz w:val="24"/>
+              </w:rPr>
+              <w:t>1971</w:t>
+            </w:r>
+          </w:p>
+        </w:tc>
+      </w:tr>
+      <w:tr>
+        <w:tc>
+          <w:tcPr>
+            <w:tcW w:type="dxa" w:w="2771"/>
+          </w:tcPr>
+          <w:p>
+            <w:pPr>
+              <w:spacing w:line="240" w:lineRule="auto" w:after="40"/>
+            </w:pPr>
+            <w:r>
+              <w:rPr>
+                <w:rFonts w:ascii="Times New Roman" w:hAnsi="Times New Roman" w:eastAsia="標楷體"/>
+                <w:b w:val="0"/>
+                <w:i w:val="0"/>
+                <w:sz w:val="24"/>
+              </w:rPr>
+              <w:t>中國古代民族神話與文化之研究</w:t>
+            </w:r>
+          </w:p>
+        </w:tc>
+        <w:tc>
+          <w:tcPr>
+            <w:tcW w:type="dxa" w:w="2771"/>
+          </w:tcPr>
+          <w:p>
+            <w:pPr>
+              <w:spacing w:line="240" w:lineRule="auto" w:after="40"/>
+            </w:pPr>
+            <w:r>
+              <w:rPr>
+                <w:rFonts w:ascii="Times New Roman" w:hAnsi="Times New Roman" w:eastAsia="標楷體"/>
+                <w:b w:val="0"/>
+                <w:i w:val="0"/>
+                <w:sz w:val="24"/>
+              </w:rPr>
+              <w:t>正聞出版社</w:t>
+            </w:r>
+          </w:p>
+        </w:tc>
+        <w:tc>
+          <w:tcPr>
+            <w:tcW w:type="dxa" w:w="2771"/>
+          </w:tcPr>
+          <w:p>
+            <w:pPr>
+              <w:spacing w:line="240" w:lineRule="auto" w:after="40"/>
+            </w:pPr>
+            <w:r>
+              <w:rPr>
+                <w:rFonts w:ascii="Times New Roman" w:hAnsi="Times New Roman" w:eastAsia="標楷體"/>
+                <w:b w:val="0"/>
+                <w:i w:val="0"/>
+                <w:sz w:val="24"/>
+              </w:rPr>
+              <w:t>1975</w:t>
+            </w:r>
+          </w:p>
+        </w:tc>
+      </w:tr>
+      <w:tr>
+        <w:tc>
+          <w:tcPr>
+            <w:tcW w:type="dxa" w:w="2771"/>
+          </w:tcPr>
+          <w:p>
+            <w:pPr>
+              <w:spacing w:line="240" w:lineRule="auto" w:after="40"/>
+            </w:pPr>
+            <w:r>
+              <w:rPr>
+                <w:rFonts w:ascii="Times New Roman" w:hAnsi="Times New Roman" w:eastAsia="標楷體"/>
+                <w:b w:val="0"/>
+                <w:i w:val="0"/>
+                <w:sz w:val="24"/>
+              </w:rPr>
+              <w:t>初期大乘佛教之起源與開展</w:t>
+            </w:r>
+          </w:p>
+        </w:tc>
+        <w:tc>
+          <w:tcPr>
+            <w:tcW w:type="dxa" w:w="2771"/>
+          </w:tcPr>
+          <w:p>
+            <w:pPr>
+              <w:spacing w:line="240" w:lineRule="auto" w:after="40"/>
+            </w:pPr>
+            <w:r>
+              <w:rPr>
+                <w:rFonts w:ascii="Times New Roman" w:hAnsi="Times New Roman" w:eastAsia="標楷體"/>
+                <w:b w:val="0"/>
+                <w:i w:val="0"/>
+                <w:sz w:val="24"/>
+              </w:rPr>
+              <w:t>正聞出版社</w:t>
+            </w:r>
+          </w:p>
+        </w:tc>
+        <w:tc>
+          <w:tcPr>
+            <w:tcW w:type="dxa" w:w="2771"/>
+          </w:tcPr>
+          <w:p>
+            <w:pPr>
+              <w:spacing w:line="240" w:lineRule="auto" w:after="40"/>
+            </w:pPr>
+            <w:r>
+              <w:rPr>
+                <w:rFonts w:ascii="Times New Roman" w:hAnsi="Times New Roman" w:eastAsia="標楷體"/>
+                <w:b w:val="0"/>
+                <w:i w:val="0"/>
+                <w:sz w:val="24"/>
+              </w:rPr>
+              <w:t>1981</w:t>
+            </w:r>
+          </w:p>
+        </w:tc>
+      </w:tr>
+      <w:tr>
+        <w:tc>
+          <w:tcPr>
+            <w:tcW w:type="dxa" w:w="2771"/>
+          </w:tcPr>
+          <w:p>
+            <w:pPr>
+              <w:spacing w:line="240" w:lineRule="auto" w:after="40"/>
+            </w:pPr>
+            <w:r>
+              <w:rPr>
+                <w:rFonts w:ascii="Times New Roman" w:hAnsi="Times New Roman" w:eastAsia="標楷體"/>
+                <w:b w:val="0"/>
+                <w:i w:val="0"/>
+                <w:sz w:val="24"/>
+              </w:rPr>
+              <w:t>如來藏之研究</w:t>
+            </w:r>
+          </w:p>
+        </w:tc>
+        <w:tc>
+          <w:tcPr>
+            <w:tcW w:type="dxa" w:w="2771"/>
+          </w:tcPr>
+          <w:p>
+            <w:pPr>
+              <w:spacing w:line="240" w:lineRule="auto" w:after="40"/>
+            </w:pPr>
+            <w:r>
+              <w:rPr>
+                <w:rFonts w:ascii="Times New Roman" w:hAnsi="Times New Roman" w:eastAsia="標楷體"/>
+                <w:b w:val="0"/>
+                <w:i w:val="0"/>
+                <w:sz w:val="24"/>
+              </w:rPr>
+              <w:t>正聞出版社</w:t>
+            </w:r>
+          </w:p>
+        </w:tc>
+        <w:tc>
+          <w:tcPr>
+            <w:tcW w:type="dxa" w:w="2771"/>
+          </w:tcPr>
+          <w:p>
+            <w:pPr>
+              <w:spacing w:line="240" w:lineRule="auto" w:after="40"/>
+            </w:pPr>
+            <w:r>
+              <w:rPr>
+                <w:rFonts w:ascii="Times New Roman" w:hAnsi="Times New Roman" w:eastAsia="標楷體"/>
+                <w:b w:val="0"/>
+                <w:i w:val="0"/>
+                <w:sz w:val="24"/>
+              </w:rPr>
+              <w:t>1981</w:t>
+            </w:r>
+          </w:p>
+        </w:tc>
+      </w:tr>
+      <w:tr>
+        <w:tc>
+          <w:tcPr>
+            <w:tcW w:type="dxa" w:w="2771"/>
+          </w:tcPr>
+          <w:p>
+            <w:pPr>
+              <w:spacing w:line="240" w:lineRule="auto" w:after="40"/>
+            </w:pPr>
+            <w:r>
+              <w:rPr>
+                <w:rFonts w:ascii="Times New Roman" w:hAnsi="Times New Roman" w:eastAsia="標楷體"/>
+                <w:b w:val="0"/>
+                <w:i w:val="0"/>
+                <w:sz w:val="24"/>
+              </w:rPr>
+              <w:t>雜阿含經論會編（上、中、下）</w:t>
             </w:r>
           </w:p>
         </w:tc>
@@ -9301,7 +10422,61 @@
           <w:i w:val="0"/>
           <w:sz w:val="24"/>
         </w:rPr>
-        <w:t>＊資料來源：印順文教基金會「印順導師著作」編年表。《妙雲集》二十四冊與《華雨集》五冊各卷書名於本研究第一年的編年目錄中另行細列。</w:t>
+        <w:t>＊資料來源：印順文教基金會「印順導師著作」編年表與「印順法師佛學著作集」目次。出版年取首次出版之年。《妙雲集》二十四冊分三編。</w:t>
+      </w:r>
+      <w:r>
+        <w:rPr>
+          <w:rFonts w:ascii="Times New Roman" w:hAnsi="Times New Roman" w:eastAsia="標楷體"/>
+          <w:b/>
+          <w:i w:val="0"/>
+          <w:sz w:val="24"/>
+        </w:rPr>
+        <w:t>上編七冊</w:t>
+      </w:r>
+      <w:r>
+        <w:rPr>
+          <w:rFonts w:ascii="Times New Roman" w:hAnsi="Times New Roman" w:eastAsia="標楷體"/>
+          <w:b w:val="0"/>
+          <w:i w:val="0"/>
+          <w:sz w:val="24"/>
+        </w:rPr>
+        <w:t>：般若經講記、寶積經講記、勝鬘經講記、藥師經講記、中觀論頌講記、攝大乘論講記、大乘起信論講記。</w:t>
+      </w:r>
+      <w:r>
+        <w:rPr>
+          <w:rFonts w:ascii="Times New Roman" w:hAnsi="Times New Roman" w:eastAsia="標楷體"/>
+          <w:b/>
+          <w:i w:val="0"/>
+          <w:sz w:val="24"/>
+        </w:rPr>
+        <w:t>中編六冊</w:t>
+      </w:r>
+      <w:r>
+        <w:rPr>
+          <w:rFonts w:ascii="Times New Roman" w:hAnsi="Times New Roman" w:eastAsia="標楷體"/>
+          <w:b w:val="0"/>
+          <w:i w:val="0"/>
+          <w:sz w:val="24"/>
+        </w:rPr>
+        <w:t>：佛法概論、中觀今論、唯識學探源、性空學探源、成佛之道、太虛大師年譜。</w:t>
+      </w:r>
+      <w:r>
+        <w:rPr>
+          <w:rFonts w:ascii="Times New Roman" w:hAnsi="Times New Roman" w:eastAsia="標楷體"/>
+          <w:b/>
+          <w:i w:val="0"/>
+          <w:sz w:val="24"/>
+        </w:rPr>
+        <w:t>下編十一冊</w:t>
+      </w:r>
+      <w:r>
+        <w:rPr>
+          <w:rFonts w:ascii="Times New Roman" w:hAnsi="Times New Roman" w:eastAsia="標楷體"/>
+          <w:b w:val="0"/>
+          <w:i w:val="0"/>
+          <w:sz w:val="24"/>
+        </w:rPr>
+        <w:t>：佛在人間、學佛三要、以佛法研究佛法、淨土與禪、青年之佛教、我之宗教觀、無諍之辯、教制教典與教學、佛教史地考論、華雨香雲、佛法是救世之光。</w:t>
       </w:r>
     </w:p>
     <w:p>
@@ -9315,7 +10490,7 @@
           <w:i w:val="0"/>
           <w:sz w:val="24"/>
         </w:rPr>
-        <w:t>表四　傳道法師主要著作與相關文獻</w:t>
+        <w:t>表四　傳道法師著作</w:t>
       </w:r>
     </w:p>
     <w:tbl>
@@ -9408,7 +10583,7 @@
                 <w:i w:val="0"/>
                 <w:sz w:val="24"/>
               </w:rPr>
-              <w:t>印順導師與人間佛教</w:t>
+              <w:t>妙心文集（全四冊），第一冊《印順導師與人間佛教》</w:t>
             </w:r>
           </w:p>
         </w:tc>
@@ -9467,7 +10642,7 @@
                 <w:i w:val="0"/>
                 <w:sz w:val="24"/>
               </w:rPr>
-              <w:t>法句經講記（三）</w:t>
+              <w:t>印順導師人間佛教思想概說</w:t>
             </w:r>
           </w:p>
         </w:tc>
@@ -9505,7 +10680,7 @@
                 <w:i w:val="0"/>
                 <w:sz w:val="24"/>
               </w:rPr>
-              <w:t>2017</w:t>
+              <w:t>—</w:t>
             </w:r>
           </w:p>
         </w:tc>
@@ -9526,45 +10701,45 @@
                 <w:i w:val="0"/>
                 <w:sz w:val="24"/>
               </w:rPr>
-              <w:t>〈太虛大師對僧伽教育的貢獻〉，《妙心雜誌》第16期</w:t>
-            </w:r>
-          </w:p>
-        </w:tc>
-        <w:tc>
-          <w:tcPr>
-            <w:tcW w:type="dxa" w:w="2771"/>
-          </w:tcPr>
-          <w:p>
-            <w:pPr>
-              <w:spacing w:line="240" w:lineRule="auto" w:after="40"/>
-            </w:pPr>
-            <w:r>
-              <w:rPr>
-                <w:rFonts w:ascii="Times New Roman" w:hAnsi="Times New Roman" w:eastAsia="標楷體"/>
-                <w:b w:val="0"/>
-                <w:i w:val="0"/>
-                <w:sz w:val="24"/>
-              </w:rPr>
-              <w:t>妙心寺</w:t>
-            </w:r>
-          </w:p>
-        </w:tc>
-        <w:tc>
-          <w:tcPr>
-            <w:tcW w:type="dxa" w:w="2771"/>
-          </w:tcPr>
-          <w:p>
-            <w:pPr>
-              <w:spacing w:line="240" w:lineRule="auto" w:after="40"/>
-            </w:pPr>
-            <w:r>
-              <w:rPr>
-                <w:rFonts w:ascii="Times New Roman" w:hAnsi="Times New Roman" w:eastAsia="標楷體"/>
-                <w:b w:val="0"/>
-                <w:i w:val="0"/>
-                <w:sz w:val="24"/>
-              </w:rPr>
-              <w:t>1997</w:t>
+              <w:t>學佛行儀（編述）</w:t>
+            </w:r>
+          </w:p>
+        </w:tc>
+        <w:tc>
+          <w:tcPr>
+            <w:tcW w:type="dxa" w:w="2771"/>
+          </w:tcPr>
+          <w:p>
+            <w:pPr>
+              <w:spacing w:line="240" w:lineRule="auto" w:after="40"/>
+            </w:pPr>
+            <w:r>
+              <w:rPr>
+                <w:rFonts w:ascii="Times New Roman" w:hAnsi="Times New Roman" w:eastAsia="標楷體"/>
+                <w:b w:val="0"/>
+                <w:i w:val="0"/>
+                <w:sz w:val="24"/>
+              </w:rPr>
+              <w:t>中華佛教百科文獻基金會</w:t>
+            </w:r>
+          </w:p>
+        </w:tc>
+        <w:tc>
+          <w:tcPr>
+            <w:tcW w:type="dxa" w:w="2771"/>
+          </w:tcPr>
+          <w:p>
+            <w:pPr>
+              <w:spacing w:line="240" w:lineRule="auto" w:after="40"/>
+            </w:pPr>
+            <w:r>
+              <w:rPr>
+                <w:rFonts w:ascii="Times New Roman" w:hAnsi="Times New Roman" w:eastAsia="標楷體"/>
+                <w:b w:val="0"/>
+                <w:i w:val="0"/>
+                <w:sz w:val="24"/>
+              </w:rPr>
+              <w:t>—</w:t>
             </w:r>
           </w:p>
         </w:tc>
@@ -9585,45 +10760,45 @@
                 <w:i w:val="0"/>
                 <w:sz w:val="24"/>
               </w:rPr>
-              <w:t>〈印順導師「人間佛教思想」之實踐——以妙心寺為例〉（與伍麗滿合撰）</w:t>
-            </w:r>
-          </w:p>
-        </w:tc>
-        <w:tc>
-          <w:tcPr>
-            <w:tcW w:type="dxa" w:w="2771"/>
-          </w:tcPr>
-          <w:p>
-            <w:pPr>
-              <w:spacing w:line="240" w:lineRule="auto" w:after="40"/>
-            </w:pPr>
-            <w:r>
-              <w:rPr>
-                <w:rFonts w:ascii="Times New Roman" w:hAnsi="Times New Roman" w:eastAsia="標楷體"/>
-                <w:b w:val="0"/>
-                <w:i w:val="0"/>
-                <w:sz w:val="24"/>
-              </w:rPr>
-              <w:t>玄奘大學宗教學系</w:t>
-            </w:r>
-          </w:p>
-        </w:tc>
-        <w:tc>
-          <w:tcPr>
-            <w:tcW w:type="dxa" w:w="2771"/>
-          </w:tcPr>
-          <w:p>
-            <w:pPr>
-              <w:spacing w:line="240" w:lineRule="auto" w:after="40"/>
-            </w:pPr>
-            <w:r>
-              <w:rPr>
-                <w:rFonts w:ascii="Times New Roman" w:hAnsi="Times New Roman" w:eastAsia="標楷體"/>
-                <w:b w:val="0"/>
-                <w:i w:val="0"/>
-                <w:sz w:val="24"/>
-              </w:rPr>
-              <w:t>2005</w:t>
+              <w:t>法句經講記（一）</w:t>
+            </w:r>
+          </w:p>
+        </w:tc>
+        <w:tc>
+          <w:tcPr>
+            <w:tcW w:type="dxa" w:w="2771"/>
+          </w:tcPr>
+          <w:p>
+            <w:pPr>
+              <w:spacing w:line="240" w:lineRule="auto" w:after="40"/>
+            </w:pPr>
+            <w:r>
+              <w:rPr>
+                <w:rFonts w:ascii="Times New Roman" w:hAnsi="Times New Roman" w:eastAsia="標楷體"/>
+                <w:b w:val="0"/>
+                <w:i w:val="0"/>
+                <w:sz w:val="24"/>
+              </w:rPr>
+              <w:t>中華佛教百科文獻基金會</w:t>
+            </w:r>
+          </w:p>
+        </w:tc>
+        <w:tc>
+          <w:tcPr>
+            <w:tcW w:type="dxa" w:w="2771"/>
+          </w:tcPr>
+          <w:p>
+            <w:pPr>
+              <w:spacing w:line="240" w:lineRule="auto" w:after="40"/>
+            </w:pPr>
+            <w:r>
+              <w:rPr>
+                <w:rFonts w:ascii="Times New Roman" w:hAnsi="Times New Roman" w:eastAsia="標楷體"/>
+                <w:b w:val="0"/>
+                <w:i w:val="0"/>
+                <w:sz w:val="24"/>
+              </w:rPr>
+              <w:t>—</w:t>
             </w:r>
           </w:p>
         </w:tc>
@@ -9644,45 +10819,45 @@
                 <w:i w:val="0"/>
                 <w:sz w:val="24"/>
               </w:rPr>
-              <w:t>人間佛教的理論與實踐——傳道法師訪談錄（闞正宗、卓遵宏、侯坤宏訪問）</w:t>
-            </w:r>
-          </w:p>
-        </w:tc>
-        <w:tc>
-          <w:tcPr>
-            <w:tcW w:type="dxa" w:w="2771"/>
-          </w:tcPr>
-          <w:p>
-            <w:pPr>
-              <w:spacing w:line="240" w:lineRule="auto" w:after="40"/>
-            </w:pPr>
-            <w:r>
-              <w:rPr>
-                <w:rFonts w:ascii="Times New Roman" w:hAnsi="Times New Roman" w:eastAsia="標楷體"/>
-                <w:b w:val="0"/>
-                <w:i w:val="0"/>
-                <w:sz w:val="24"/>
-              </w:rPr>
-              <w:t>國史館</w:t>
-            </w:r>
-          </w:p>
-        </w:tc>
-        <w:tc>
-          <w:tcPr>
-            <w:tcW w:type="dxa" w:w="2771"/>
-          </w:tcPr>
-          <w:p>
-            <w:pPr>
-              <w:spacing w:line="240" w:lineRule="auto" w:after="40"/>
-            </w:pPr>
-            <w:r>
-              <w:rPr>
-                <w:rFonts w:ascii="Times New Roman" w:hAnsi="Times New Roman" w:eastAsia="標楷體"/>
-                <w:b w:val="0"/>
-                <w:i w:val="0"/>
-                <w:sz w:val="24"/>
-              </w:rPr>
-              <w:t>2007</w:t>
+              <w:t>法句經講記（二）</w:t>
+            </w:r>
+          </w:p>
+        </w:tc>
+        <w:tc>
+          <w:tcPr>
+            <w:tcW w:type="dxa" w:w="2771"/>
+          </w:tcPr>
+          <w:p>
+            <w:pPr>
+              <w:spacing w:line="240" w:lineRule="auto" w:after="40"/>
+            </w:pPr>
+            <w:r>
+              <w:rPr>
+                <w:rFonts w:ascii="Times New Roman" w:hAnsi="Times New Roman" w:eastAsia="標楷體"/>
+                <w:b w:val="0"/>
+                <w:i w:val="0"/>
+                <w:sz w:val="24"/>
+              </w:rPr>
+              <w:t>中華佛教百科文獻基金會</w:t>
+            </w:r>
+          </w:p>
+        </w:tc>
+        <w:tc>
+          <w:tcPr>
+            <w:tcW w:type="dxa" w:w="2771"/>
+          </w:tcPr>
+          <w:p>
+            <w:pPr>
+              <w:spacing w:line="240" w:lineRule="auto" w:after="40"/>
+            </w:pPr>
+            <w:r>
+              <w:rPr>
+                <w:rFonts w:ascii="Times New Roman" w:hAnsi="Times New Roman" w:eastAsia="標楷體"/>
+                <w:b w:val="0"/>
+                <w:i w:val="0"/>
+                <w:sz w:val="24"/>
+              </w:rPr>
+              <w:t>—</w:t>
             </w:r>
           </w:p>
         </w:tc>
@@ -9703,7 +10878,125 @@
                 <w:i w:val="0"/>
                 <w:sz w:val="24"/>
               </w:rPr>
-              <w:t>《妙心雜誌》（發行人，1993年創刊）</w:t>
+              <w:t>法句經講記（三）</w:t>
+            </w:r>
+          </w:p>
+        </w:tc>
+        <w:tc>
+          <w:tcPr>
+            <w:tcW w:type="dxa" w:w="2771"/>
+          </w:tcPr>
+          <w:p>
+            <w:pPr>
+              <w:spacing w:line="240" w:lineRule="auto" w:after="40"/>
+            </w:pPr>
+            <w:r>
+              <w:rPr>
+                <w:rFonts w:ascii="Times New Roman" w:hAnsi="Times New Roman" w:eastAsia="標楷體"/>
+                <w:b w:val="0"/>
+                <w:i w:val="0"/>
+                <w:sz w:val="24"/>
+              </w:rPr>
+              <w:t>中華佛教百科文獻基金會</w:t>
+            </w:r>
+          </w:p>
+        </w:tc>
+        <w:tc>
+          <w:tcPr>
+            <w:tcW w:type="dxa" w:w="2771"/>
+          </w:tcPr>
+          <w:p>
+            <w:pPr>
+              <w:spacing w:line="240" w:lineRule="auto" w:after="40"/>
+            </w:pPr>
+            <w:r>
+              <w:rPr>
+                <w:rFonts w:ascii="Times New Roman" w:hAnsi="Times New Roman" w:eastAsia="標楷體"/>
+                <w:b w:val="0"/>
+                <w:i w:val="0"/>
+                <w:sz w:val="24"/>
+              </w:rPr>
+              <w:t>2017</w:t>
+            </w:r>
+          </w:p>
+        </w:tc>
+      </w:tr>
+      <w:tr>
+        <w:tc>
+          <w:tcPr>
+            <w:tcW w:type="dxa" w:w="2771"/>
+          </w:tcPr>
+          <w:p>
+            <w:pPr>
+              <w:spacing w:line="240" w:lineRule="auto" w:after="40"/>
+            </w:pPr>
+            <w:r>
+              <w:rPr>
+                <w:rFonts w:ascii="Times New Roman" w:hAnsi="Times New Roman" w:eastAsia="標楷體"/>
+                <w:b w:val="0"/>
+                <w:i w:val="0"/>
+                <w:sz w:val="24"/>
+              </w:rPr>
+              <w:t>佛法十講</w:t>
+            </w:r>
+          </w:p>
+        </w:tc>
+        <w:tc>
+          <w:tcPr>
+            <w:tcW w:type="dxa" w:w="2771"/>
+          </w:tcPr>
+          <w:p>
+            <w:pPr>
+              <w:spacing w:line="240" w:lineRule="auto" w:after="40"/>
+            </w:pPr>
+            <w:r>
+              <w:rPr>
+                <w:rFonts w:ascii="Times New Roman" w:hAnsi="Times New Roman" w:eastAsia="標楷體"/>
+                <w:b w:val="0"/>
+                <w:i w:val="0"/>
+                <w:sz w:val="24"/>
+              </w:rPr>
+              <w:t>中華佛教百科文獻基金會</w:t>
+            </w:r>
+          </w:p>
+        </w:tc>
+        <w:tc>
+          <w:tcPr>
+            <w:tcW w:type="dxa" w:w="2771"/>
+          </w:tcPr>
+          <w:p>
+            <w:pPr>
+              <w:spacing w:line="240" w:lineRule="auto" w:after="40"/>
+            </w:pPr>
+            <w:r>
+              <w:rPr>
+                <w:rFonts w:ascii="Times New Roman" w:hAnsi="Times New Roman" w:eastAsia="標楷體"/>
+                <w:b w:val="0"/>
+                <w:i w:val="0"/>
+                <w:sz w:val="24"/>
+              </w:rPr>
+              <w:t>2021</w:t>
+            </w:r>
+          </w:p>
+        </w:tc>
+      </w:tr>
+      <w:tr>
+        <w:tc>
+          <w:tcPr>
+            <w:tcW w:type="dxa" w:w="2771"/>
+          </w:tcPr>
+          <w:p>
+            <w:pPr>
+              <w:spacing w:line="240" w:lineRule="auto" w:after="40"/>
+            </w:pPr>
+            <w:r>
+              <w:rPr>
+                <w:rFonts w:ascii="Times New Roman" w:hAnsi="Times New Roman" w:eastAsia="標楷體"/>
+                <w:b w:val="0"/>
+                <w:i w:val="0"/>
+                <w:sz w:val="24"/>
+              </w:rPr>
+              <w:t>〈太虛大師對僧伽教育的貢獻〉，《妙心雜誌》第16期</w:t>
             </w:r>
           </w:p>
         </w:tc>
@@ -9741,7 +11034,125 @@
                 <w:i w:val="0"/>
                 <w:sz w:val="24"/>
               </w:rPr>
-              <w:t>1993–</w:t>
+              <w:t>1997</w:t>
+            </w:r>
+          </w:p>
+        </w:tc>
+      </w:tr>
+      <w:tr>
+        <w:tc>
+          <w:tcPr>
+            <w:tcW w:type="dxa" w:w="2771"/>
+          </w:tcPr>
+          <w:p>
+            <w:pPr>
+              <w:spacing w:line="240" w:lineRule="auto" w:after="40"/>
+            </w:pPr>
+            <w:r>
+              <w:rPr>
+                <w:rFonts w:ascii="Times New Roman" w:hAnsi="Times New Roman" w:eastAsia="標楷體"/>
+                <w:b w:val="0"/>
+                <w:i w:val="0"/>
+                <w:sz w:val="24"/>
+              </w:rPr>
+              <w:t>〈印順導師「人間佛教思想」之實踐——以妙心寺為例〉（與伍麗滿合撰）</w:t>
+            </w:r>
+          </w:p>
+        </w:tc>
+        <w:tc>
+          <w:tcPr>
+            <w:tcW w:type="dxa" w:w="2771"/>
+          </w:tcPr>
+          <w:p>
+            <w:pPr>
+              <w:spacing w:line="240" w:lineRule="auto" w:after="40"/>
+            </w:pPr>
+            <w:r>
+              <w:rPr>
+                <w:rFonts w:ascii="Times New Roman" w:hAnsi="Times New Roman" w:eastAsia="標楷體"/>
+                <w:b w:val="0"/>
+                <w:i w:val="0"/>
+                <w:sz w:val="24"/>
+              </w:rPr>
+              <w:t>玄奘大學宗教學系</w:t>
+            </w:r>
+          </w:p>
+        </w:tc>
+        <w:tc>
+          <w:tcPr>
+            <w:tcW w:type="dxa" w:w="2771"/>
+          </w:tcPr>
+          <w:p>
+            <w:pPr>
+              <w:spacing w:line="240" w:lineRule="auto" w:after="40"/>
+            </w:pPr>
+            <w:r>
+              <w:rPr>
+                <w:rFonts w:ascii="Times New Roman" w:hAnsi="Times New Roman" w:eastAsia="標楷體"/>
+                <w:b w:val="0"/>
+                <w:i w:val="0"/>
+                <w:sz w:val="24"/>
+              </w:rPr>
+              <w:t>2005</w:t>
+            </w:r>
+          </w:p>
+        </w:tc>
+      </w:tr>
+      <w:tr>
+        <w:tc>
+          <w:tcPr>
+            <w:tcW w:type="dxa" w:w="2771"/>
+          </w:tcPr>
+          <w:p>
+            <w:pPr>
+              <w:spacing w:line="240" w:lineRule="auto" w:after="40"/>
+            </w:pPr>
+            <w:r>
+              <w:rPr>
+                <w:rFonts w:ascii="Times New Roman" w:hAnsi="Times New Roman" w:eastAsia="標楷體"/>
+                <w:b w:val="0"/>
+                <w:i w:val="0"/>
+                <w:sz w:val="24"/>
+              </w:rPr>
+              <w:t>《妙心雜誌》（發行人）</w:t>
+            </w:r>
+          </w:p>
+        </w:tc>
+        <w:tc>
+          <w:tcPr>
+            <w:tcW w:type="dxa" w:w="2771"/>
+          </w:tcPr>
+          <w:p>
+            <w:pPr>
+              <w:spacing w:line="240" w:lineRule="auto" w:after="40"/>
+            </w:pPr>
+            <w:r>
+              <w:rPr>
+                <w:rFonts w:ascii="Times New Roman" w:hAnsi="Times New Roman" w:eastAsia="標楷體"/>
+                <w:b w:val="0"/>
+                <w:i w:val="0"/>
+                <w:sz w:val="24"/>
+              </w:rPr>
+              <w:t>妙心寺</w:t>
+            </w:r>
+          </w:p>
+        </w:tc>
+        <w:tc>
+          <w:tcPr>
+            <w:tcW w:type="dxa" w:w="2771"/>
+          </w:tcPr>
+          <w:p>
+            <w:pPr>
+              <w:spacing w:line="240" w:lineRule="auto" w:after="40"/>
+            </w:pPr>
+            <w:r>
+              <w:rPr>
+                <w:rFonts w:ascii="Times New Roman" w:hAnsi="Times New Roman" w:eastAsia="標楷體"/>
+                <w:b w:val="0"/>
+                <w:i w:val="0"/>
+                <w:sz w:val="24"/>
+              </w:rPr>
+              <w:t>1993 創刊</w:t>
             </w:r>
           </w:p>
         </w:tc>
@@ -9758,7 +11169,7 @@
           <w:i w:val="0"/>
           <w:sz w:val="24"/>
         </w:rPr>
-        <w:t>＊傳道法師著述多散見於《妙心雜誌》與講記錄音，尚無完整目錄，為本研究第一年重點補白工作之一。</w:t>
+        <w:t>＊資料來源：妙心寺網站「中華佛教百科文獻基金會出版品」各書頁。傳道法師之專書全數由妙心出版社與中華佛教百科文獻基金會兩家出版；經逐本核對著者，妙心出版社所出《認識日本佛教》《大乘佛法》《佛教史論十八篇》等分屬藍吉富、邱敏捷、王翠玲、呂姝貞、侯坤宏、黃文樹之作，故不列入本表。關於傳道法師之基本史料另有邱敏捷《傳道法師年譜》（台南：妙心出版社）、《三心了不可得——與傳道法師對話錄》，及闞正宗、卓遵宏、侯坤宏訪問《人間佛教的理論與實踐——傳道法師訪談錄》（台北：國史館，2007）。法師講記多存於《妙心雜誌》與錄音，尚無完整目錄，為本研究第一年重點補白工作之一。</w:t>
       </w:r>
     </w:p>
     <w:p>
@@ -12107,6 +13518,65 @@
                 <w:i w:val="0"/>
                 <w:sz w:val="24"/>
               </w:rPr>
+              <w:t>The Buddhist and the Ethicist（與彼得‧辛格合著，《心靈的交會》英文改訂版）</w:t>
+            </w:r>
+          </w:p>
+        </w:tc>
+        <w:tc>
+          <w:tcPr>
+            <w:tcW w:type="dxa" w:w="2771"/>
+          </w:tcPr>
+          <w:p>
+            <w:pPr>
+              <w:spacing w:line="240" w:lineRule="auto" w:after="40"/>
+            </w:pPr>
+            <w:r>
+              <w:rPr>
+                <w:rFonts w:ascii="Times New Roman" w:hAnsi="Times New Roman" w:eastAsia="標楷體"/>
+                <w:b w:val="0"/>
+                <w:i w:val="0"/>
+                <w:sz w:val="24"/>
+              </w:rPr>
+              <w:t>Shambhala</w:t>
+            </w:r>
+          </w:p>
+        </w:tc>
+        <w:tc>
+          <w:tcPr>
+            <w:tcW w:type="dxa" w:w="2771"/>
+          </w:tcPr>
+          <w:p>
+            <w:pPr>
+              <w:spacing w:line="240" w:lineRule="auto" w:after="40"/>
+            </w:pPr>
+            <w:r>
+              <w:rPr>
+                <w:rFonts w:ascii="Times New Roman" w:hAnsi="Times New Roman" w:eastAsia="標楷體"/>
+                <w:b w:val="0"/>
+                <w:i w:val="0"/>
+                <w:sz w:val="24"/>
+              </w:rPr>
+              <w:t>2023.12；泰文版 2024.03</w:t>
+            </w:r>
+          </w:p>
+        </w:tc>
+      </w:tr>
+      <w:tr>
+        <w:tc>
+          <w:tcPr>
+            <w:tcW w:type="dxa" w:w="2771"/>
+          </w:tcPr>
+          <w:p>
+            <w:pPr>
+              <w:spacing w:line="240" w:lineRule="auto" w:after="40"/>
+            </w:pPr>
+            <w:r>
+              <w:rPr>
+                <w:rFonts w:ascii="Times New Roman" w:hAnsi="Times New Roman" w:eastAsia="標楷體"/>
+                <w:b w:val="0"/>
+                <w:i w:val="0"/>
+                <w:sz w:val="24"/>
+              </w:rPr>
               <w:t>令梵行久住：僧制與戒規之當代註釋</w:t>
             </w:r>
           </w:p>
@@ -12162,7 +13632,7 @@
           <w:i w:val="0"/>
           <w:sz w:val="24"/>
         </w:rPr>
-        <w:t>＊資料來源：佛教弘誓學院網站「昭慧法師著作一覽」。</w:t>
+        <w:t>＊資料來源：佛教弘誓學院「昭慧法師著作一覽」，並據該院現行網站出版品頁補入The Buddhist and the Ethicist 一種。</w:t>
       </w:r>
     </w:p>
     <w:p>
@@ -12288,7 +13758,7 @@
                 <w:i w:val="0"/>
                 <w:sz w:val="24"/>
               </w:rPr>
-              <w:t>The Rev. Dr. Shoki Coe’s Memorial Fund</w:t>
+              <w:t>Taiwan Church News／The Rev. Dr. Shoki Coe’s Memorial Fund</w:t>
             </w:r>
           </w:p>
         </w:tc>
@@ -12485,6 +13955,65 @@
                 <w:sz w:val="24"/>
               </w:rPr>
               <w:t>2012</w:t>
+            </w:r>
+          </w:p>
+        </w:tc>
+      </w:tr>
+      <w:tr>
+        <w:tc>
+          <w:tcPr>
+            <w:tcW w:type="dxa" w:w="2771"/>
+          </w:tcPr>
+          <w:p>
+            <w:pPr>
+              <w:spacing w:line="240" w:lineRule="auto" w:after="40"/>
+            </w:pPr>
+            <w:r>
+              <w:rPr>
+                <w:rFonts w:ascii="Times New Roman" w:hAnsi="Times New Roman" w:eastAsia="標楷體"/>
+                <w:b w:val="0"/>
+                <w:i w:val="0"/>
+                <w:sz w:val="24"/>
+              </w:rPr>
+              <w:t>道在處境：處境神學的基礎、模型與多元視野（與貝文斯、龔立人、黃慧貞、關瑞文合著）</w:t>
+            </w:r>
+          </w:p>
+        </w:tc>
+        <w:tc>
+          <w:tcPr>
+            <w:tcW w:type="dxa" w:w="2771"/>
+          </w:tcPr>
+          <w:p>
+            <w:pPr>
+              <w:spacing w:line="240" w:lineRule="auto" w:after="40"/>
+            </w:pPr>
+            <w:r>
+              <w:rPr>
+                <w:rFonts w:ascii="Times New Roman" w:hAnsi="Times New Roman" w:eastAsia="標楷體"/>
+                <w:b w:val="0"/>
+                <w:i w:val="0"/>
+                <w:sz w:val="24"/>
+              </w:rPr>
+              <w:t>香港：基督教文藝出版社</w:t>
+            </w:r>
+          </w:p>
+        </w:tc>
+        <w:tc>
+          <w:tcPr>
+            <w:tcW w:type="dxa" w:w="2771"/>
+          </w:tcPr>
+          <w:p>
+            <w:pPr>
+              <w:spacing w:line="240" w:lineRule="auto" w:after="40"/>
+            </w:pPr>
+            <w:r>
+              <w:rPr>
+                <w:rFonts w:ascii="Times New Roman" w:hAnsi="Times New Roman" w:eastAsia="標楷體"/>
+                <w:b w:val="0"/>
+                <w:i w:val="0"/>
+                <w:sz w:val="24"/>
+              </w:rPr>
+              <w:t>2025.07</w:t>
             </w:r>
           </w:p>
         </w:tc>
@@ -12501,7 +14030,7 @@
           <w:i w:val="0"/>
           <w:sz w:val="24"/>
         </w:rPr>
-        <w:t>＊黃彰輝牧師之講稿、書信與普世教會協會神學教育基金會時期文獻散存於各檔案機構，完整目錄待赴台灣基督長老教會歷史檔案館查閱後補齊。</w:t>
+        <w:t>＊黃彰輝牧師畢生以神學教育與普世事工為主，專書甚少，其講稿、書信與普世教會協會神學教育基金會時期文獻散存於各檔案機構，尚未結集；相關生平與文獻線索見《華人基督教史人物辭典》「黃彰輝」條所附徵引資料。完整目錄待赴台灣基督長老教會歷史檔案館查閱後補齊，此為本研究第一年工作項目之一。</w:t>
       </w:r>
     </w:p>
     <w:p>
@@ -12882,7 +14411,7 @@
                 <w:i w:val="0"/>
                 <w:sz w:val="24"/>
               </w:rPr>
-              <w:t>1989</w:t>
+              <w:t>1989.10</w:t>
             </w:r>
           </w:p>
         </w:tc>
@@ -12903,26 +14432,26 @@
                 <w:i w:val="0"/>
                 <w:sz w:val="24"/>
               </w:rPr>
-              <w:t>故事神學（莊雅棠譯）</w:t>
-            </w:r>
-          </w:p>
-        </w:tc>
-        <w:tc>
-          <w:tcPr>
-            <w:tcW w:type="dxa" w:w="2771"/>
-          </w:tcPr>
-          <w:p>
-            <w:pPr>
-              <w:spacing w:line="240" w:lineRule="auto" w:after="40"/>
-            </w:pPr>
-            <w:r>
-              <w:rPr>
-                <w:rFonts w:ascii="Times New Roman" w:hAnsi="Times New Roman" w:eastAsia="標楷體"/>
-                <w:b w:val="0"/>
-                <w:i w:val="0"/>
-                <w:sz w:val="24"/>
-              </w:rPr>
-              <w:t>台灣教會公報社</w:t>
+              <w:t>Jesus the Crucified People</w:t>
+            </w:r>
+          </w:p>
+        </w:tc>
+        <w:tc>
+          <w:tcPr>
+            <w:tcW w:type="dxa" w:w="2771"/>
+          </w:tcPr>
+          <w:p>
+            <w:pPr>
+              <w:spacing w:line="240" w:lineRule="auto" w:after="40"/>
+            </w:pPr>
+            <w:r>
+              <w:rPr>
+                <w:rFonts w:ascii="Times New Roman" w:hAnsi="Times New Roman" w:eastAsia="標楷體"/>
+                <w:b w:val="0"/>
+                <w:i w:val="0"/>
+                <w:sz w:val="24"/>
+              </w:rPr>
+              <w:t>Fortress Press</w:t>
             </w:r>
           </w:p>
         </w:tc>
@@ -12962,45 +14491,45 @@
                 <w:i w:val="0"/>
                 <w:sz w:val="24"/>
               </w:rPr>
-              <w:t>Jesus the Crucified People</w:t>
-            </w:r>
-          </w:p>
-        </w:tc>
-        <w:tc>
-          <w:tcPr>
-            <w:tcW w:type="dxa" w:w="2771"/>
-          </w:tcPr>
-          <w:p>
-            <w:pPr>
-              <w:spacing w:line="240" w:lineRule="auto" w:after="40"/>
-            </w:pPr>
-            <w:r>
-              <w:rPr>
-                <w:rFonts w:ascii="Times New Roman" w:hAnsi="Times New Roman" w:eastAsia="標楷體"/>
-                <w:b w:val="0"/>
-                <w:i w:val="0"/>
-                <w:sz w:val="24"/>
-              </w:rPr>
-              <w:t>Fortress Press</w:t>
-            </w:r>
-          </w:p>
-        </w:tc>
-        <w:tc>
-          <w:tcPr>
-            <w:tcW w:type="dxa" w:w="2771"/>
-          </w:tcPr>
-          <w:p>
-            <w:pPr>
-              <w:spacing w:line="240" w:lineRule="auto" w:after="40"/>
-            </w:pPr>
-            <w:r>
-              <w:rPr>
-                <w:rFonts w:ascii="Times New Roman" w:hAnsi="Times New Roman" w:eastAsia="標楷體"/>
-                <w:b w:val="0"/>
-                <w:i w:val="0"/>
-                <w:sz w:val="24"/>
-              </w:rPr>
-              <w:t>1990</w:t>
+              <w:t>故事神學（莊雅棠譯）</w:t>
+            </w:r>
+          </w:p>
+        </w:tc>
+        <w:tc>
+          <w:tcPr>
+            <w:tcW w:type="dxa" w:w="2771"/>
+          </w:tcPr>
+          <w:p>
+            <w:pPr>
+              <w:spacing w:line="240" w:lineRule="auto" w:after="40"/>
+            </w:pPr>
+            <w:r>
+              <w:rPr>
+                <w:rFonts w:ascii="Times New Roman" w:hAnsi="Times New Roman" w:eastAsia="標楷體"/>
+                <w:b w:val="0"/>
+                <w:i w:val="0"/>
+                <w:sz w:val="24"/>
+              </w:rPr>
+              <w:t>台灣教會公報社</w:t>
+            </w:r>
+          </w:p>
+        </w:tc>
+        <w:tc>
+          <w:tcPr>
+            <w:tcW w:type="dxa" w:w="2771"/>
+          </w:tcPr>
+          <w:p>
+            <w:pPr>
+              <w:spacing w:line="240" w:lineRule="auto" w:after="40"/>
+            </w:pPr>
+            <w:r>
+              <w:rPr>
+                <w:rFonts w:ascii="Times New Roman" w:hAnsi="Times New Roman" w:eastAsia="標楷體"/>
+                <w:b w:val="0"/>
+                <w:i w:val="0"/>
+                <w:sz w:val="24"/>
+              </w:rPr>
+              <w:t>1990.12</w:t>
             </w:r>
           </w:p>
         </w:tc>
@@ -13257,7 +14786,7 @@
                 <w:i w:val="0"/>
                 <w:sz w:val="24"/>
               </w:rPr>
-              <w:t>悲天憫人的上帝（林弘宣譯）</w:t>
+              <w:t>與聖靈同工的耶穌</w:t>
             </w:r>
           </w:p>
         </w:tc>
@@ -13295,7 +14824,7 @@
                 <w:i w:val="0"/>
                 <w:sz w:val="24"/>
               </w:rPr>
-              <w:t>2012</w:t>
+              <w:t>2003.08</w:t>
             </w:r>
           </w:p>
         </w:tc>
@@ -13316,6 +14845,301 @@
                 <w:i w:val="0"/>
                 <w:sz w:val="24"/>
               </w:rPr>
+              <w:t>信心的探索（一）你們來看吧！——故事神學的約請</w:t>
+            </w:r>
+          </w:p>
+        </w:tc>
+        <w:tc>
+          <w:tcPr>
+            <w:tcW w:type="dxa" w:w="2771"/>
+          </w:tcPr>
+          <w:p>
+            <w:pPr>
+              <w:spacing w:line="240" w:lineRule="auto" w:after="40"/>
+            </w:pPr>
+            <w:r>
+              <w:rPr>
+                <w:rFonts w:ascii="Times New Roman" w:hAnsi="Times New Roman" w:eastAsia="標楷體"/>
+                <w:b w:val="0"/>
+                <w:i w:val="0"/>
+                <w:sz w:val="24"/>
+              </w:rPr>
+              <w:t>人光出版社</w:t>
+            </w:r>
+          </w:p>
+        </w:tc>
+        <w:tc>
+          <w:tcPr>
+            <w:tcW w:type="dxa" w:w="2771"/>
+          </w:tcPr>
+          <w:p>
+            <w:pPr>
+              <w:spacing w:line="240" w:lineRule="auto" w:after="40"/>
+            </w:pPr>
+            <w:r>
+              <w:rPr>
+                <w:rFonts w:ascii="Times New Roman" w:hAnsi="Times New Roman" w:eastAsia="標楷體"/>
+                <w:b w:val="0"/>
+                <w:i w:val="0"/>
+                <w:sz w:val="24"/>
+              </w:rPr>
+              <w:t>—</w:t>
+            </w:r>
+          </w:p>
+        </w:tc>
+      </w:tr>
+      <w:tr>
+        <w:tc>
+          <w:tcPr>
+            <w:tcW w:type="dxa" w:w="2771"/>
+          </w:tcPr>
+          <w:p>
+            <w:pPr>
+              <w:spacing w:line="240" w:lineRule="auto" w:after="40"/>
+            </w:pPr>
+            <w:r>
+              <w:rPr>
+                <w:rFonts w:ascii="Times New Roman" w:hAnsi="Times New Roman" w:eastAsia="標楷體"/>
+                <w:b w:val="0"/>
+                <w:i w:val="0"/>
+                <w:sz w:val="24"/>
+              </w:rPr>
+              <w:t>信心的探索（二）生死大事</w:t>
+            </w:r>
+          </w:p>
+        </w:tc>
+        <w:tc>
+          <w:tcPr>
+            <w:tcW w:type="dxa" w:w="2771"/>
+          </w:tcPr>
+          <w:p>
+            <w:pPr>
+              <w:spacing w:line="240" w:lineRule="auto" w:after="40"/>
+            </w:pPr>
+            <w:r>
+              <w:rPr>
+                <w:rFonts w:ascii="Times New Roman" w:hAnsi="Times New Roman" w:eastAsia="標楷體"/>
+                <w:b w:val="0"/>
+                <w:i w:val="0"/>
+                <w:sz w:val="24"/>
+              </w:rPr>
+              <w:t>人光出版社</w:t>
+            </w:r>
+          </w:p>
+        </w:tc>
+        <w:tc>
+          <w:tcPr>
+            <w:tcW w:type="dxa" w:w="2771"/>
+          </w:tcPr>
+          <w:p>
+            <w:pPr>
+              <w:spacing w:line="240" w:lineRule="auto" w:after="40"/>
+            </w:pPr>
+            <w:r>
+              <w:rPr>
+                <w:rFonts w:ascii="Times New Roman" w:hAnsi="Times New Roman" w:eastAsia="標楷體"/>
+                <w:b w:val="0"/>
+                <w:i w:val="0"/>
+                <w:sz w:val="24"/>
+              </w:rPr>
+              <w:t>—</w:t>
+            </w:r>
+          </w:p>
+        </w:tc>
+      </w:tr>
+      <w:tr>
+        <w:tc>
+          <w:tcPr>
+            <w:tcW w:type="dxa" w:w="2771"/>
+          </w:tcPr>
+          <w:p>
+            <w:pPr>
+              <w:spacing w:line="240" w:lineRule="auto" w:after="40"/>
+            </w:pPr>
+            <w:r>
+              <w:rPr>
+                <w:rFonts w:ascii="Times New Roman" w:hAnsi="Times New Roman" w:eastAsia="標楷體"/>
+                <w:b w:val="0"/>
+                <w:i w:val="0"/>
+                <w:sz w:val="24"/>
+              </w:rPr>
+              <w:t>信心的探索（三）盼望的誕生（林明貞譯）</w:t>
+            </w:r>
+          </w:p>
+        </w:tc>
+        <w:tc>
+          <w:tcPr>
+            <w:tcW w:type="dxa" w:w="2771"/>
+          </w:tcPr>
+          <w:p>
+            <w:pPr>
+              <w:spacing w:line="240" w:lineRule="auto" w:after="40"/>
+            </w:pPr>
+            <w:r>
+              <w:rPr>
+                <w:rFonts w:ascii="Times New Roman" w:hAnsi="Times New Roman" w:eastAsia="標楷體"/>
+                <w:b w:val="0"/>
+                <w:i w:val="0"/>
+                <w:sz w:val="24"/>
+              </w:rPr>
+              <w:t>人光出版社</w:t>
+            </w:r>
+          </w:p>
+        </w:tc>
+        <w:tc>
+          <w:tcPr>
+            <w:tcW w:type="dxa" w:w="2771"/>
+          </w:tcPr>
+          <w:p>
+            <w:pPr>
+              <w:spacing w:line="240" w:lineRule="auto" w:after="40"/>
+            </w:pPr>
+            <w:r>
+              <w:rPr>
+                <w:rFonts w:ascii="Times New Roman" w:hAnsi="Times New Roman" w:eastAsia="標楷體"/>
+                <w:b w:val="0"/>
+                <w:i w:val="0"/>
+                <w:sz w:val="24"/>
+              </w:rPr>
+              <w:t>—</w:t>
+            </w:r>
+          </w:p>
+        </w:tc>
+      </w:tr>
+      <w:tr>
+        <w:tc>
+          <w:tcPr>
+            <w:tcW w:type="dxa" w:w="2771"/>
+          </w:tcPr>
+          <w:p>
+            <w:pPr>
+              <w:spacing w:line="240" w:lineRule="auto" w:after="40"/>
+            </w:pPr>
+            <w:r>
+              <w:rPr>
+                <w:rFonts w:ascii="Times New Roman" w:hAnsi="Times New Roman" w:eastAsia="標楷體"/>
+                <w:b w:val="0"/>
+                <w:i w:val="0"/>
+                <w:sz w:val="24"/>
+              </w:rPr>
+              <w:t>信心的探索（四）信心的探索（林弘宣譯）</w:t>
+            </w:r>
+          </w:p>
+        </w:tc>
+        <w:tc>
+          <w:tcPr>
+            <w:tcW w:type="dxa" w:w="2771"/>
+          </w:tcPr>
+          <w:p>
+            <w:pPr>
+              <w:spacing w:line="240" w:lineRule="auto" w:after="40"/>
+            </w:pPr>
+            <w:r>
+              <w:rPr>
+                <w:rFonts w:ascii="Times New Roman" w:hAnsi="Times New Roman" w:eastAsia="標楷體"/>
+                <w:b w:val="0"/>
+                <w:i w:val="0"/>
+                <w:sz w:val="24"/>
+              </w:rPr>
+              <w:t>人光出版社</w:t>
+            </w:r>
+          </w:p>
+        </w:tc>
+        <w:tc>
+          <w:tcPr>
+            <w:tcW w:type="dxa" w:w="2771"/>
+          </w:tcPr>
+          <w:p>
+            <w:pPr>
+              <w:spacing w:line="240" w:lineRule="auto" w:after="40"/>
+            </w:pPr>
+            <w:r>
+              <w:rPr>
+                <w:rFonts w:ascii="Times New Roman" w:hAnsi="Times New Roman" w:eastAsia="標楷體"/>
+                <w:b w:val="0"/>
+                <w:i w:val="0"/>
+                <w:sz w:val="24"/>
+              </w:rPr>
+              <w:t>—</w:t>
+            </w:r>
+          </w:p>
+        </w:tc>
+      </w:tr>
+      <w:tr>
+        <w:tc>
+          <w:tcPr>
+            <w:tcW w:type="dxa" w:w="2771"/>
+          </w:tcPr>
+          <w:p>
+            <w:pPr>
+              <w:spacing w:line="240" w:lineRule="auto" w:after="40"/>
+            </w:pPr>
+            <w:r>
+              <w:rPr>
+                <w:rFonts w:ascii="Times New Roman" w:hAnsi="Times New Roman" w:eastAsia="標楷體"/>
+                <w:b w:val="0"/>
+                <w:i w:val="0"/>
+                <w:sz w:val="24"/>
+              </w:rPr>
+              <w:t>悲天憫人的上帝（林弘宣譯）</w:t>
+            </w:r>
+          </w:p>
+        </w:tc>
+        <w:tc>
+          <w:tcPr>
+            <w:tcW w:type="dxa" w:w="2771"/>
+          </w:tcPr>
+          <w:p>
+            <w:pPr>
+              <w:spacing w:line="240" w:lineRule="auto" w:after="40"/>
+            </w:pPr>
+            <w:r>
+              <w:rPr>
+                <w:rFonts w:ascii="Times New Roman" w:hAnsi="Times New Roman" w:eastAsia="標楷體"/>
+                <w:b w:val="0"/>
+                <w:i w:val="0"/>
+                <w:sz w:val="24"/>
+              </w:rPr>
+              <w:t>台灣教會公報社</w:t>
+            </w:r>
+          </w:p>
+        </w:tc>
+        <w:tc>
+          <w:tcPr>
+            <w:tcW w:type="dxa" w:w="2771"/>
+          </w:tcPr>
+          <w:p>
+            <w:pPr>
+              <w:spacing w:line="240" w:lineRule="auto" w:after="40"/>
+            </w:pPr>
+            <w:r>
+              <w:rPr>
+                <w:rFonts w:ascii="Times New Roman" w:hAnsi="Times New Roman" w:eastAsia="標楷體"/>
+                <w:b w:val="0"/>
+                <w:i w:val="0"/>
+                <w:sz w:val="24"/>
+              </w:rPr>
+              <w:t>2012</w:t>
+            </w:r>
+          </w:p>
+        </w:tc>
+      </w:tr>
+      <w:tr>
+        <w:tc>
+          <w:tcPr>
+            <w:tcW w:type="dxa" w:w="2771"/>
+          </w:tcPr>
+          <w:p>
+            <w:pPr>
+              <w:spacing w:line="240" w:lineRule="auto" w:after="40"/>
+            </w:pPr>
+            <w:r>
+              <w:rPr>
+                <w:rFonts w:ascii="Times New Roman" w:hAnsi="Times New Roman" w:eastAsia="標楷體"/>
+                <w:b w:val="0"/>
+                <w:i w:val="0"/>
+                <w:sz w:val="24"/>
+              </w:rPr>
               <w:t>故事神學家開講——宋泉盛牧師文集（陳榮爝編）</w:t>
             </w:r>
           </w:p>
@@ -13354,12 +15178,26 @@
                 <w:i w:val="0"/>
                 <w:sz w:val="24"/>
               </w:rPr>
-              <w:t>2025</w:t>
+              <w:t>2025.09</w:t>
             </w:r>
           </w:p>
         </w:tc>
       </w:tr>
     </w:tbl>
+    <w:p>
+      <w:pPr>
+        <w:spacing w:line="360" w:lineRule="auto" w:after="120"/>
+      </w:pPr>
+      <w:r>
+        <w:rPr>
+          <w:rFonts w:ascii="Times New Roman" w:hAnsi="Times New Roman" w:eastAsia="標楷體"/>
+          <w:b w:val="0"/>
+          <w:i w:val="0"/>
+          <w:sz w:val="24"/>
+        </w:rPr>
+        <w:t>＊資料來源：台灣教會公報社網路書房各書頁與維基百科「宋泉盛」條所列英文著作。《信心的探索》系列各冊出版年未見於書訊，待查。另有《道在人間——慶賀宋泉盛牧師九十壽誕文集》（台南：南神出版社）與《上主的話語》（台南：台灣教會公報社）兩種祝壽與紀念文集，為研究其影響的重要參考。</w:t>
+      </w:r>
+    </w:p>
     <w:p>
       <w:pPr>
         <w:spacing w:line="360" w:lineRule="auto" w:after="120"/>
@@ -13578,7 +15416,7 @@
           <w:i w:val="0"/>
           <w:sz w:val="24"/>
         </w:rPr>
-        <w:t>＊王憲治牧師另有講義、講章與《神學與教會》等刊物論文，尚未結集，為本研究補白重點之一。</w:t>
+        <w:t>＊經查《華人基督教史人物辭典》「王憲治」條，其主要著作即上列兩種；另有講義、講章與《神學與教會》等刊物論文，尚未結集。王憲治（1941–1996）一九六八年畢業於台南神學院，一九七八年為東南亞神學研究院第一位神學博士，一九七五至一九九三年任教台南神學院十八年。其著作之稀少與研究之空白，正是本研究補白的重點之一。</w:t>
       </w:r>
     </w:p>
     <w:p>
@@ -13803,45 +15641,45 @@
                 <w:i w:val="0"/>
                 <w:sz w:val="24"/>
               </w:rPr>
-              <w:t>道‧自決出頭天：神學的道成肉身</w:t>
-            </w:r>
-          </w:p>
-        </w:tc>
-        <w:tc>
-          <w:tcPr>
-            <w:tcW w:type="dxa" w:w="2771"/>
-          </w:tcPr>
-          <w:p>
-            <w:pPr>
-              <w:spacing w:line="240" w:lineRule="auto" w:after="40"/>
-            </w:pPr>
-            <w:r>
-              <w:rPr>
-                <w:rFonts w:ascii="Times New Roman" w:hAnsi="Times New Roman" w:eastAsia="標楷體"/>
-                <w:b w:val="0"/>
-                <w:i w:val="0"/>
-                <w:sz w:val="24"/>
-              </w:rPr>
-              <w:t>恩惠文教基金會</w:t>
-            </w:r>
-          </w:p>
-        </w:tc>
-        <w:tc>
-          <w:tcPr>
-            <w:tcW w:type="dxa" w:w="2771"/>
-          </w:tcPr>
-          <w:p>
-            <w:pPr>
-              <w:spacing w:line="240" w:lineRule="auto" w:after="40"/>
-            </w:pPr>
-            <w:r>
-              <w:rPr>
-                <w:rFonts w:ascii="Times New Roman" w:hAnsi="Times New Roman" w:eastAsia="標楷體"/>
-                <w:b w:val="0"/>
-                <w:i w:val="0"/>
-                <w:sz w:val="24"/>
-              </w:rPr>
-              <w:t>2022</w:t>
+              <w:t>釘根本土ê信仰</w:t>
+            </w:r>
+          </w:p>
+        </w:tc>
+        <w:tc>
+          <w:tcPr>
+            <w:tcW w:type="dxa" w:w="2771"/>
+          </w:tcPr>
+          <w:p>
+            <w:pPr>
+              <w:spacing w:line="240" w:lineRule="auto" w:after="40"/>
+            </w:pPr>
+            <w:r>
+              <w:rPr>
+                <w:rFonts w:ascii="Times New Roman" w:hAnsi="Times New Roman" w:eastAsia="標楷體"/>
+                <w:b w:val="0"/>
+                <w:i w:val="0"/>
+                <w:sz w:val="24"/>
+              </w:rPr>
+              <w:t>台灣全民台語聖經協會</w:t>
+            </w:r>
+          </w:p>
+        </w:tc>
+        <w:tc>
+          <w:tcPr>
+            <w:tcW w:type="dxa" w:w="2771"/>
+          </w:tcPr>
+          <w:p>
+            <w:pPr>
+              <w:spacing w:line="240" w:lineRule="auto" w:after="40"/>
+            </w:pPr>
+            <w:r>
+              <w:rPr>
+                <w:rFonts w:ascii="Times New Roman" w:hAnsi="Times New Roman" w:eastAsia="標楷體"/>
+                <w:b w:val="0"/>
+                <w:i w:val="0"/>
+                <w:sz w:val="24"/>
+              </w:rPr>
+              <w:t>—</w:t>
             </w:r>
           </w:p>
         </w:tc>
@@ -13862,45 +15700,45 @@
                 <w:i w:val="0"/>
                 <w:sz w:val="24"/>
               </w:rPr>
-              <w:t>旅‧轉身與啟程：神學的典範轉移</w:t>
-            </w:r>
-          </w:p>
-        </w:tc>
-        <w:tc>
-          <w:tcPr>
-            <w:tcW w:type="dxa" w:w="2771"/>
-          </w:tcPr>
-          <w:p>
-            <w:pPr>
-              <w:spacing w:line="240" w:lineRule="auto" w:after="40"/>
-            </w:pPr>
-            <w:r>
-              <w:rPr>
-                <w:rFonts w:ascii="Times New Roman" w:hAnsi="Times New Roman" w:eastAsia="標楷體"/>
-                <w:b w:val="0"/>
-                <w:i w:val="0"/>
-                <w:sz w:val="24"/>
-              </w:rPr>
-              <w:t>恩惠文教基金會</w:t>
-            </w:r>
-          </w:p>
-        </w:tc>
-        <w:tc>
-          <w:tcPr>
-            <w:tcW w:type="dxa" w:w="2771"/>
-          </w:tcPr>
-          <w:p>
-            <w:pPr>
-              <w:spacing w:line="240" w:lineRule="auto" w:after="40"/>
-            </w:pPr>
-            <w:r>
-              <w:rPr>
-                <w:rFonts w:ascii="Times New Roman" w:hAnsi="Times New Roman" w:eastAsia="標楷體"/>
-                <w:b w:val="0"/>
-                <w:i w:val="0"/>
-                <w:sz w:val="24"/>
-              </w:rPr>
-              <w:t>2022</w:t>
+              <w:t>基督教要理問答（修訂版）</w:t>
+            </w:r>
+          </w:p>
+        </w:tc>
+        <w:tc>
+          <w:tcPr>
+            <w:tcW w:type="dxa" w:w="2771"/>
+          </w:tcPr>
+          <w:p>
+            <w:pPr>
+              <w:spacing w:line="240" w:lineRule="auto" w:after="40"/>
+            </w:pPr>
+            <w:r>
+              <w:rPr>
+                <w:rFonts w:ascii="Times New Roman" w:hAnsi="Times New Roman" w:eastAsia="標楷體"/>
+                <w:b w:val="0"/>
+                <w:i w:val="0"/>
+                <w:sz w:val="24"/>
+              </w:rPr>
+              <w:t>台灣教會公報社</w:t>
+            </w:r>
+          </w:p>
+        </w:tc>
+        <w:tc>
+          <w:tcPr>
+            <w:tcW w:type="dxa" w:w="2771"/>
+          </w:tcPr>
+          <w:p>
+            <w:pPr>
+              <w:spacing w:line="240" w:lineRule="auto" w:after="40"/>
+            </w:pPr>
+            <w:r>
+              <w:rPr>
+                <w:rFonts w:ascii="Times New Roman" w:hAnsi="Times New Roman" w:eastAsia="標楷體"/>
+                <w:b w:val="0"/>
+                <w:i w:val="0"/>
+                <w:sz w:val="24"/>
+              </w:rPr>
+              <w:t>2018.09</w:t>
             </w:r>
           </w:p>
         </w:tc>
@@ -13921,7 +15759,7 @@
                 <w:i w:val="0"/>
                 <w:sz w:val="24"/>
               </w:rPr>
-              <w:t>盼‧委身再告白：神學的應許之地</w:t>
+              <w:t>民主與召命的距離</w:t>
             </w:r>
           </w:p>
         </w:tc>
@@ -13959,7 +15797,7 @@
                 <w:i w:val="0"/>
                 <w:sz w:val="24"/>
               </w:rPr>
-              <w:t>2022</w:t>
+              <w:t>—</w:t>
             </w:r>
           </w:p>
         </w:tc>
@@ -13980,7 +15818,7 @@
                 <w:i w:val="0"/>
                 <w:sz w:val="24"/>
               </w:rPr>
-              <w:t>悲憫‧虛己的愛：本土的倫理學</w:t>
+              <w:t>帝國與上帝國</w:t>
             </w:r>
           </w:p>
         </w:tc>
@@ -14018,7 +15856,7 @@
                 <w:i w:val="0"/>
                 <w:sz w:val="24"/>
               </w:rPr>
-              <w:t>2022</w:t>
+              <w:t>—</w:t>
             </w:r>
           </w:p>
         </w:tc>
@@ -14039,7 +15877,7 @@
                 <w:i w:val="0"/>
                 <w:sz w:val="24"/>
               </w:rPr>
-              <w:t>希望‧使命傳承：處境化神學教育</w:t>
+              <w:t>新冠疫情對教會的挑戰與啟示（編）</w:t>
             </w:r>
           </w:p>
         </w:tc>
@@ -14077,12 +15915,793 @@
                 <w:i w:val="0"/>
                 <w:sz w:val="24"/>
               </w:rPr>
+              <w:t>—</w:t>
+            </w:r>
+          </w:p>
+        </w:tc>
+      </w:tr>
+      <w:tr>
+        <w:tc>
+          <w:tcPr>
+            <w:tcW w:type="dxa" w:w="2771"/>
+          </w:tcPr>
+          <w:p>
+            <w:pPr>
+              <w:spacing w:line="240" w:lineRule="auto" w:after="40"/>
+            </w:pPr>
+            <w:r>
+              <w:rPr>
+                <w:rFonts w:ascii="Times New Roman" w:hAnsi="Times New Roman" w:eastAsia="標楷體"/>
+                <w:b w:val="0"/>
+                <w:i w:val="0"/>
+                <w:sz w:val="24"/>
+              </w:rPr>
+              <w:t>歧視or障礙（編）</w:t>
+            </w:r>
+          </w:p>
+        </w:tc>
+        <w:tc>
+          <w:tcPr>
+            <w:tcW w:type="dxa" w:w="2771"/>
+          </w:tcPr>
+          <w:p>
+            <w:pPr>
+              <w:spacing w:line="240" w:lineRule="auto" w:after="40"/>
+            </w:pPr>
+            <w:r>
+              <w:rPr>
+                <w:rFonts w:ascii="Times New Roman" w:hAnsi="Times New Roman" w:eastAsia="標楷體"/>
+                <w:b w:val="0"/>
+                <w:i w:val="0"/>
+                <w:sz w:val="24"/>
+              </w:rPr>
+              <w:t>恩惠文教基金會</w:t>
+            </w:r>
+          </w:p>
+        </w:tc>
+        <w:tc>
+          <w:tcPr>
+            <w:tcW w:type="dxa" w:w="2771"/>
+          </w:tcPr>
+          <w:p>
+            <w:pPr>
+              <w:spacing w:line="240" w:lineRule="auto" w:after="40"/>
+            </w:pPr>
+            <w:r>
+              <w:rPr>
+                <w:rFonts w:ascii="Times New Roman" w:hAnsi="Times New Roman" w:eastAsia="標楷體"/>
+                <w:b w:val="0"/>
+                <w:i w:val="0"/>
+                <w:sz w:val="24"/>
+              </w:rPr>
+              <w:t>—</w:t>
+            </w:r>
+          </w:p>
+        </w:tc>
+      </w:tr>
+      <w:tr>
+        <w:tc>
+          <w:tcPr>
+            <w:tcW w:type="dxa" w:w="2771"/>
+          </w:tcPr>
+          <w:p>
+            <w:pPr>
+              <w:spacing w:line="240" w:lineRule="auto" w:after="40"/>
+            </w:pPr>
+            <w:r>
+              <w:rPr>
+                <w:rFonts w:ascii="Times New Roman" w:hAnsi="Times New Roman" w:eastAsia="標楷體"/>
+                <w:b w:val="0"/>
+                <w:i w:val="0"/>
+                <w:sz w:val="24"/>
+              </w:rPr>
+              <w:t>道‧自決出頭天：神學的道成肉身</w:t>
+            </w:r>
+          </w:p>
+        </w:tc>
+        <w:tc>
+          <w:tcPr>
+            <w:tcW w:type="dxa" w:w="2771"/>
+          </w:tcPr>
+          <w:p>
+            <w:pPr>
+              <w:spacing w:line="240" w:lineRule="auto" w:after="40"/>
+            </w:pPr>
+            <w:r>
+              <w:rPr>
+                <w:rFonts w:ascii="Times New Roman" w:hAnsi="Times New Roman" w:eastAsia="標楷體"/>
+                <w:b w:val="0"/>
+                <w:i w:val="0"/>
+                <w:sz w:val="24"/>
+              </w:rPr>
+              <w:t>恩惠文教基金會</w:t>
+            </w:r>
+          </w:p>
+        </w:tc>
+        <w:tc>
+          <w:tcPr>
+            <w:tcW w:type="dxa" w:w="2771"/>
+          </w:tcPr>
+          <w:p>
+            <w:pPr>
+              <w:spacing w:line="240" w:lineRule="auto" w:after="40"/>
+            </w:pPr>
+            <w:r>
+              <w:rPr>
+                <w:rFonts w:ascii="Times New Roman" w:hAnsi="Times New Roman" w:eastAsia="標楷體"/>
+                <w:b w:val="0"/>
+                <w:i w:val="0"/>
+                <w:sz w:val="24"/>
+              </w:rPr>
+              <w:t>2022.07</w:t>
+            </w:r>
+          </w:p>
+        </w:tc>
+      </w:tr>
+      <w:tr>
+        <w:tc>
+          <w:tcPr>
+            <w:tcW w:type="dxa" w:w="2771"/>
+          </w:tcPr>
+          <w:p>
+            <w:pPr>
+              <w:spacing w:line="240" w:lineRule="auto" w:after="40"/>
+            </w:pPr>
+            <w:r>
+              <w:rPr>
+                <w:rFonts w:ascii="Times New Roman" w:hAnsi="Times New Roman" w:eastAsia="標楷體"/>
+                <w:b w:val="0"/>
+                <w:i w:val="0"/>
+                <w:sz w:val="24"/>
+              </w:rPr>
+              <w:t>旅‧轉身與啟程：神學的典範轉移</w:t>
+            </w:r>
+          </w:p>
+        </w:tc>
+        <w:tc>
+          <w:tcPr>
+            <w:tcW w:type="dxa" w:w="2771"/>
+          </w:tcPr>
+          <w:p>
+            <w:pPr>
+              <w:spacing w:line="240" w:lineRule="auto" w:after="40"/>
+            </w:pPr>
+            <w:r>
+              <w:rPr>
+                <w:rFonts w:ascii="Times New Roman" w:hAnsi="Times New Roman" w:eastAsia="標楷體"/>
+                <w:b w:val="0"/>
+                <w:i w:val="0"/>
+                <w:sz w:val="24"/>
+              </w:rPr>
+              <w:t>恩惠文教基金會</w:t>
+            </w:r>
+          </w:p>
+        </w:tc>
+        <w:tc>
+          <w:tcPr>
+            <w:tcW w:type="dxa" w:w="2771"/>
+          </w:tcPr>
+          <w:p>
+            <w:pPr>
+              <w:spacing w:line="240" w:lineRule="auto" w:after="40"/>
+            </w:pPr>
+            <w:r>
+              <w:rPr>
+                <w:rFonts w:ascii="Times New Roman" w:hAnsi="Times New Roman" w:eastAsia="標楷體"/>
+                <w:b w:val="0"/>
+                <w:i w:val="0"/>
+                <w:sz w:val="24"/>
+              </w:rPr>
               <w:t>2022</w:t>
+            </w:r>
+          </w:p>
+        </w:tc>
+      </w:tr>
+      <w:tr>
+        <w:tc>
+          <w:tcPr>
+            <w:tcW w:type="dxa" w:w="2771"/>
+          </w:tcPr>
+          <w:p>
+            <w:pPr>
+              <w:spacing w:line="240" w:lineRule="auto" w:after="40"/>
+            </w:pPr>
+            <w:r>
+              <w:rPr>
+                <w:rFonts w:ascii="Times New Roman" w:hAnsi="Times New Roman" w:eastAsia="標楷體"/>
+                <w:b w:val="0"/>
+                <w:i w:val="0"/>
+                <w:sz w:val="24"/>
+              </w:rPr>
+              <w:t>盼‧委身再告白：神學的應許之地</w:t>
+            </w:r>
+          </w:p>
+        </w:tc>
+        <w:tc>
+          <w:tcPr>
+            <w:tcW w:type="dxa" w:w="2771"/>
+          </w:tcPr>
+          <w:p>
+            <w:pPr>
+              <w:spacing w:line="240" w:lineRule="auto" w:after="40"/>
+            </w:pPr>
+            <w:r>
+              <w:rPr>
+                <w:rFonts w:ascii="Times New Roman" w:hAnsi="Times New Roman" w:eastAsia="標楷體"/>
+                <w:b w:val="0"/>
+                <w:i w:val="0"/>
+                <w:sz w:val="24"/>
+              </w:rPr>
+              <w:t>恩惠文教基金會</w:t>
+            </w:r>
+          </w:p>
+        </w:tc>
+        <w:tc>
+          <w:tcPr>
+            <w:tcW w:type="dxa" w:w="2771"/>
+          </w:tcPr>
+          <w:p>
+            <w:pPr>
+              <w:spacing w:line="240" w:lineRule="auto" w:after="40"/>
+            </w:pPr>
+            <w:r>
+              <w:rPr>
+                <w:rFonts w:ascii="Times New Roman" w:hAnsi="Times New Roman" w:eastAsia="標楷體"/>
+                <w:b w:val="0"/>
+                <w:i w:val="0"/>
+                <w:sz w:val="24"/>
+              </w:rPr>
+              <w:t>2022</w:t>
+            </w:r>
+          </w:p>
+        </w:tc>
+      </w:tr>
+      <w:tr>
+        <w:tc>
+          <w:tcPr>
+            <w:tcW w:type="dxa" w:w="2771"/>
+          </w:tcPr>
+          <w:p>
+            <w:pPr>
+              <w:spacing w:line="240" w:lineRule="auto" w:after="40"/>
+            </w:pPr>
+            <w:r>
+              <w:rPr>
+                <w:rFonts w:ascii="Times New Roman" w:hAnsi="Times New Roman" w:eastAsia="標楷體"/>
+                <w:b w:val="0"/>
+                <w:i w:val="0"/>
+                <w:sz w:val="24"/>
+              </w:rPr>
+              <w:t>悲憫‧虛己的愛：本土的倫理神學（主編）</w:t>
+            </w:r>
+          </w:p>
+        </w:tc>
+        <w:tc>
+          <w:tcPr>
+            <w:tcW w:type="dxa" w:w="2771"/>
+          </w:tcPr>
+          <w:p>
+            <w:pPr>
+              <w:spacing w:line="240" w:lineRule="auto" w:after="40"/>
+            </w:pPr>
+            <w:r>
+              <w:rPr>
+                <w:rFonts w:ascii="Times New Roman" w:hAnsi="Times New Roman" w:eastAsia="標楷體"/>
+                <w:b w:val="0"/>
+                <w:i w:val="0"/>
+                <w:sz w:val="24"/>
+              </w:rPr>
+              <w:t>恩惠文教基金會</w:t>
+            </w:r>
+          </w:p>
+        </w:tc>
+        <w:tc>
+          <w:tcPr>
+            <w:tcW w:type="dxa" w:w="2771"/>
+          </w:tcPr>
+          <w:p>
+            <w:pPr>
+              <w:spacing w:line="240" w:lineRule="auto" w:after="40"/>
+            </w:pPr>
+            <w:r>
+              <w:rPr>
+                <w:rFonts w:ascii="Times New Roman" w:hAnsi="Times New Roman" w:eastAsia="標楷體"/>
+                <w:b w:val="0"/>
+                <w:i w:val="0"/>
+                <w:sz w:val="24"/>
+              </w:rPr>
+              <w:t>2022</w:t>
+            </w:r>
+          </w:p>
+        </w:tc>
+      </w:tr>
+      <w:tr>
+        <w:tc>
+          <w:tcPr>
+            <w:tcW w:type="dxa" w:w="2771"/>
+          </w:tcPr>
+          <w:p>
+            <w:pPr>
+              <w:spacing w:line="240" w:lineRule="auto" w:after="40"/>
+            </w:pPr>
+            <w:r>
+              <w:rPr>
+                <w:rFonts w:ascii="Times New Roman" w:hAnsi="Times New Roman" w:eastAsia="標楷體"/>
+                <w:b w:val="0"/>
+                <w:i w:val="0"/>
+                <w:sz w:val="24"/>
+              </w:rPr>
+              <w:t>希望‧使命傳承：處境化神學教育（主編）</w:t>
+            </w:r>
+          </w:p>
+        </w:tc>
+        <w:tc>
+          <w:tcPr>
+            <w:tcW w:type="dxa" w:w="2771"/>
+          </w:tcPr>
+          <w:p>
+            <w:pPr>
+              <w:spacing w:line="240" w:lineRule="auto" w:after="40"/>
+            </w:pPr>
+            <w:r>
+              <w:rPr>
+                <w:rFonts w:ascii="Times New Roman" w:hAnsi="Times New Roman" w:eastAsia="標楷體"/>
+                <w:b w:val="0"/>
+                <w:i w:val="0"/>
+                <w:sz w:val="24"/>
+              </w:rPr>
+              <w:t>恩惠文教基金會</w:t>
+            </w:r>
+          </w:p>
+        </w:tc>
+        <w:tc>
+          <w:tcPr>
+            <w:tcW w:type="dxa" w:w="2771"/>
+          </w:tcPr>
+          <w:p>
+            <w:pPr>
+              <w:spacing w:line="240" w:lineRule="auto" w:after="40"/>
+            </w:pPr>
+            <w:r>
+              <w:rPr>
+                <w:rFonts w:ascii="Times New Roman" w:hAnsi="Times New Roman" w:eastAsia="標楷體"/>
+                <w:b w:val="0"/>
+                <w:i w:val="0"/>
+                <w:sz w:val="24"/>
+              </w:rPr>
+              <w:t>2022</w:t>
+            </w:r>
+          </w:p>
+        </w:tc>
+      </w:tr>
+      <w:tr>
+        <w:tc>
+          <w:tcPr>
+            <w:tcW w:type="dxa" w:w="2771"/>
+          </w:tcPr>
+          <w:p>
+            <w:pPr>
+              <w:spacing w:line="240" w:lineRule="auto" w:after="40"/>
+            </w:pPr>
+            <w:r>
+              <w:rPr>
+                <w:rFonts w:ascii="Times New Roman" w:hAnsi="Times New Roman" w:eastAsia="標楷體"/>
+                <w:b w:val="0"/>
+                <w:i w:val="0"/>
+                <w:sz w:val="24"/>
+              </w:rPr>
+              <w:t>認同‧在地宣教：釘根本地的教會</w:t>
+            </w:r>
+          </w:p>
+        </w:tc>
+        <w:tc>
+          <w:tcPr>
+            <w:tcW w:type="dxa" w:w="2771"/>
+          </w:tcPr>
+          <w:p>
+            <w:pPr>
+              <w:spacing w:line="240" w:lineRule="auto" w:after="40"/>
+            </w:pPr>
+            <w:r>
+              <w:rPr>
+                <w:rFonts w:ascii="Times New Roman" w:hAnsi="Times New Roman" w:eastAsia="標楷體"/>
+                <w:b w:val="0"/>
+                <w:i w:val="0"/>
+                <w:sz w:val="24"/>
+              </w:rPr>
+              <w:t>恩惠文教基金會</w:t>
+            </w:r>
+          </w:p>
+        </w:tc>
+        <w:tc>
+          <w:tcPr>
+            <w:tcW w:type="dxa" w:w="2771"/>
+          </w:tcPr>
+          <w:p>
+            <w:pPr>
+              <w:spacing w:line="240" w:lineRule="auto" w:after="40"/>
+            </w:pPr>
+            <w:r>
+              <w:rPr>
+                <w:rFonts w:ascii="Times New Roman" w:hAnsi="Times New Roman" w:eastAsia="標楷體"/>
+                <w:b w:val="0"/>
+                <w:i w:val="0"/>
+                <w:sz w:val="24"/>
+              </w:rPr>
+              <w:t>—</w:t>
+            </w:r>
+          </w:p>
+        </w:tc>
+      </w:tr>
+      <w:tr>
+        <w:tc>
+          <w:tcPr>
+            <w:tcW w:type="dxa" w:w="2771"/>
+          </w:tcPr>
+          <w:p>
+            <w:pPr>
+              <w:spacing w:line="240" w:lineRule="auto" w:after="40"/>
+            </w:pPr>
+            <w:r>
+              <w:rPr>
+                <w:rFonts w:ascii="Times New Roman" w:hAnsi="Times New Roman" w:eastAsia="標楷體"/>
+                <w:b w:val="0"/>
+                <w:i w:val="0"/>
+                <w:sz w:val="24"/>
+              </w:rPr>
+              <w:t>告白‧宣認我信：根植處境的信仰</w:t>
+            </w:r>
+          </w:p>
+        </w:tc>
+        <w:tc>
+          <w:tcPr>
+            <w:tcW w:type="dxa" w:w="2771"/>
+          </w:tcPr>
+          <w:p>
+            <w:pPr>
+              <w:spacing w:line="240" w:lineRule="auto" w:after="40"/>
+            </w:pPr>
+            <w:r>
+              <w:rPr>
+                <w:rFonts w:ascii="Times New Roman" w:hAnsi="Times New Roman" w:eastAsia="標楷體"/>
+                <w:b w:val="0"/>
+                <w:i w:val="0"/>
+                <w:sz w:val="24"/>
+              </w:rPr>
+              <w:t>恩惠文教基金會</w:t>
+            </w:r>
+          </w:p>
+        </w:tc>
+        <w:tc>
+          <w:tcPr>
+            <w:tcW w:type="dxa" w:w="2771"/>
+          </w:tcPr>
+          <w:p>
+            <w:pPr>
+              <w:spacing w:line="240" w:lineRule="auto" w:after="40"/>
+            </w:pPr>
+            <w:r>
+              <w:rPr>
+                <w:rFonts w:ascii="Times New Roman" w:hAnsi="Times New Roman" w:eastAsia="標楷體"/>
+                <w:b w:val="0"/>
+                <w:i w:val="0"/>
+                <w:sz w:val="24"/>
+              </w:rPr>
+              <w:t>—</w:t>
+            </w:r>
+          </w:p>
+        </w:tc>
+      </w:tr>
+      <w:tr>
+        <w:tc>
+          <w:tcPr>
+            <w:tcW w:type="dxa" w:w="2771"/>
+          </w:tcPr>
+          <w:p>
+            <w:pPr>
+              <w:spacing w:line="240" w:lineRule="auto" w:after="40"/>
+            </w:pPr>
+            <w:r>
+              <w:rPr>
+                <w:rFonts w:ascii="Times New Roman" w:hAnsi="Times New Roman" w:eastAsia="標楷體"/>
+                <w:b w:val="0"/>
+                <w:i w:val="0"/>
+                <w:sz w:val="24"/>
+              </w:rPr>
+              <w:t>翻轉‧靈命塑造：本土神學與靈修</w:t>
+            </w:r>
+          </w:p>
+        </w:tc>
+        <w:tc>
+          <w:tcPr>
+            <w:tcW w:type="dxa" w:w="2771"/>
+          </w:tcPr>
+          <w:p>
+            <w:pPr>
+              <w:spacing w:line="240" w:lineRule="auto" w:after="40"/>
+            </w:pPr>
+            <w:r>
+              <w:rPr>
+                <w:rFonts w:ascii="Times New Roman" w:hAnsi="Times New Roman" w:eastAsia="標楷體"/>
+                <w:b w:val="0"/>
+                <w:i w:val="0"/>
+                <w:sz w:val="24"/>
+              </w:rPr>
+              <w:t>恩惠文教基金會</w:t>
+            </w:r>
+          </w:p>
+        </w:tc>
+        <w:tc>
+          <w:tcPr>
+            <w:tcW w:type="dxa" w:w="2771"/>
+          </w:tcPr>
+          <w:p>
+            <w:pPr>
+              <w:spacing w:line="240" w:lineRule="auto" w:after="40"/>
+            </w:pPr>
+            <w:r>
+              <w:rPr>
+                <w:rFonts w:ascii="Times New Roman" w:hAnsi="Times New Roman" w:eastAsia="標楷體"/>
+                <w:b w:val="0"/>
+                <w:i w:val="0"/>
+                <w:sz w:val="24"/>
+              </w:rPr>
+              <w:t>—</w:t>
+            </w:r>
+          </w:p>
+        </w:tc>
+      </w:tr>
+      <w:tr>
+        <w:tc>
+          <w:tcPr>
+            <w:tcW w:type="dxa" w:w="2771"/>
+          </w:tcPr>
+          <w:p>
+            <w:pPr>
+              <w:spacing w:line="240" w:lineRule="auto" w:after="40"/>
+            </w:pPr>
+            <w:r>
+              <w:rPr>
+                <w:rFonts w:ascii="Times New Roman" w:hAnsi="Times New Roman" w:eastAsia="標楷體"/>
+                <w:b w:val="0"/>
+                <w:i w:val="0"/>
+                <w:sz w:val="24"/>
+              </w:rPr>
+              <w:t>善終的爭議：有關《病人自主權利法》的神學倫理省思（主編）</w:t>
+            </w:r>
+          </w:p>
+        </w:tc>
+        <w:tc>
+          <w:tcPr>
+            <w:tcW w:type="dxa" w:w="2771"/>
+          </w:tcPr>
+          <w:p>
+            <w:pPr>
+              <w:spacing w:line="240" w:lineRule="auto" w:after="40"/>
+            </w:pPr>
+            <w:r>
+              <w:rPr>
+                <w:rFonts w:ascii="Times New Roman" w:hAnsi="Times New Roman" w:eastAsia="標楷體"/>
+                <w:b w:val="0"/>
+                <w:i w:val="0"/>
+                <w:sz w:val="24"/>
+              </w:rPr>
+              <w:t>恩惠文教基金會</w:t>
+            </w:r>
+          </w:p>
+        </w:tc>
+        <w:tc>
+          <w:tcPr>
+            <w:tcW w:type="dxa" w:w="2771"/>
+          </w:tcPr>
+          <w:p>
+            <w:pPr>
+              <w:spacing w:line="240" w:lineRule="auto" w:after="40"/>
+            </w:pPr>
+            <w:r>
+              <w:rPr>
+                <w:rFonts w:ascii="Times New Roman" w:hAnsi="Times New Roman" w:eastAsia="標楷體"/>
+                <w:b w:val="0"/>
+                <w:i w:val="0"/>
+                <w:sz w:val="24"/>
+              </w:rPr>
+              <w:t>—</w:t>
+            </w:r>
+          </w:p>
+        </w:tc>
+      </w:tr>
+      <w:tr>
+        <w:tc>
+          <w:tcPr>
+            <w:tcW w:type="dxa" w:w="2771"/>
+          </w:tcPr>
+          <w:p>
+            <w:pPr>
+              <w:spacing w:line="240" w:lineRule="auto" w:after="40"/>
+            </w:pPr>
+            <w:r>
+              <w:rPr>
+                <w:rFonts w:ascii="Times New Roman" w:hAnsi="Times New Roman" w:eastAsia="標楷體"/>
+                <w:b w:val="0"/>
+                <w:i w:val="0"/>
+                <w:sz w:val="24"/>
+              </w:rPr>
+              <w:t>轉型正義在台灣：扭曲的歷史與曖昧的正義（編）</w:t>
+            </w:r>
+          </w:p>
+        </w:tc>
+        <w:tc>
+          <w:tcPr>
+            <w:tcW w:type="dxa" w:w="2771"/>
+          </w:tcPr>
+          <w:p>
+            <w:pPr>
+              <w:spacing w:line="240" w:lineRule="auto" w:after="40"/>
+            </w:pPr>
+            <w:r>
+              <w:rPr>
+                <w:rFonts w:ascii="Times New Roman" w:hAnsi="Times New Roman" w:eastAsia="標楷體"/>
+                <w:b w:val="0"/>
+                <w:i w:val="0"/>
+                <w:sz w:val="24"/>
+              </w:rPr>
+              <w:t>恩惠文教基金會</w:t>
+            </w:r>
+          </w:p>
+        </w:tc>
+        <w:tc>
+          <w:tcPr>
+            <w:tcW w:type="dxa" w:w="2771"/>
+          </w:tcPr>
+          <w:p>
+            <w:pPr>
+              <w:spacing w:line="240" w:lineRule="auto" w:after="40"/>
+            </w:pPr>
+            <w:r>
+              <w:rPr>
+                <w:rFonts w:ascii="Times New Roman" w:hAnsi="Times New Roman" w:eastAsia="標楷體"/>
+                <w:b w:val="0"/>
+                <w:i w:val="0"/>
+                <w:sz w:val="24"/>
+              </w:rPr>
+              <w:t>2023.11</w:t>
+            </w:r>
+          </w:p>
+        </w:tc>
+      </w:tr>
+      <w:tr>
+        <w:tc>
+          <w:tcPr>
+            <w:tcW w:type="dxa" w:w="2771"/>
+          </w:tcPr>
+          <w:p>
+            <w:pPr>
+              <w:spacing w:line="240" w:lineRule="auto" w:after="40"/>
+            </w:pPr>
+            <w:r>
+              <w:rPr>
+                <w:rFonts w:ascii="Times New Roman" w:hAnsi="Times New Roman" w:eastAsia="標楷體"/>
+                <w:b w:val="0"/>
+                <w:i w:val="0"/>
+                <w:sz w:val="24"/>
+              </w:rPr>
+              <w:t>感恩‧雲般的天使：神學之旅的邂逅</w:t>
+            </w:r>
+          </w:p>
+        </w:tc>
+        <w:tc>
+          <w:tcPr>
+            <w:tcW w:type="dxa" w:w="2771"/>
+          </w:tcPr>
+          <w:p>
+            <w:pPr>
+              <w:spacing w:line="240" w:lineRule="auto" w:after="40"/>
+            </w:pPr>
+            <w:r>
+              <w:rPr>
+                <w:rFonts w:ascii="Times New Roman" w:hAnsi="Times New Roman" w:eastAsia="標楷體"/>
+                <w:b w:val="0"/>
+                <w:i w:val="0"/>
+                <w:sz w:val="24"/>
+              </w:rPr>
+              <w:t>恩惠文教基金會</w:t>
+            </w:r>
+          </w:p>
+        </w:tc>
+        <w:tc>
+          <w:tcPr>
+            <w:tcW w:type="dxa" w:w="2771"/>
+          </w:tcPr>
+          <w:p>
+            <w:pPr>
+              <w:spacing w:line="240" w:lineRule="auto" w:after="40"/>
+            </w:pPr>
+            <w:r>
+              <w:rPr>
+                <w:rFonts w:ascii="Times New Roman" w:hAnsi="Times New Roman" w:eastAsia="標楷體"/>
+                <w:b w:val="0"/>
+                <w:i w:val="0"/>
+                <w:sz w:val="24"/>
+              </w:rPr>
+              <w:t>2024.07</w:t>
+            </w:r>
+          </w:p>
+        </w:tc>
+      </w:tr>
+      <w:tr>
+        <w:tc>
+          <w:tcPr>
+            <w:tcW w:type="dxa" w:w="2771"/>
+          </w:tcPr>
+          <w:p>
+            <w:pPr>
+              <w:spacing w:line="240" w:lineRule="auto" w:after="40"/>
+            </w:pPr>
+            <w:r>
+              <w:rPr>
+                <w:rFonts w:ascii="Times New Roman" w:hAnsi="Times New Roman" w:eastAsia="標楷體"/>
+                <w:b w:val="0"/>
+                <w:i w:val="0"/>
+                <w:sz w:val="24"/>
+              </w:rPr>
+              <w:t>釋經‧活在基督裡——歲序之路同主行</w:t>
+            </w:r>
+          </w:p>
+        </w:tc>
+        <w:tc>
+          <w:tcPr>
+            <w:tcW w:type="dxa" w:w="2771"/>
+          </w:tcPr>
+          <w:p>
+            <w:pPr>
+              <w:spacing w:line="240" w:lineRule="auto" w:after="40"/>
+            </w:pPr>
+            <w:r>
+              <w:rPr>
+                <w:rFonts w:ascii="Times New Roman" w:hAnsi="Times New Roman" w:eastAsia="標楷體"/>
+                <w:b w:val="0"/>
+                <w:i w:val="0"/>
+                <w:sz w:val="24"/>
+              </w:rPr>
+              <w:t>恩惠文教基金會</w:t>
+            </w:r>
+          </w:p>
+        </w:tc>
+        <w:tc>
+          <w:tcPr>
+            <w:tcW w:type="dxa" w:w="2771"/>
+          </w:tcPr>
+          <w:p>
+            <w:pPr>
+              <w:spacing w:line="240" w:lineRule="auto" w:after="40"/>
+            </w:pPr>
+            <w:r>
+              <w:rPr>
+                <w:rFonts w:ascii="Times New Roman" w:hAnsi="Times New Roman" w:eastAsia="標楷體"/>
+                <w:b w:val="0"/>
+                <w:i w:val="0"/>
+                <w:sz w:val="24"/>
+              </w:rPr>
+              <w:t>—</w:t>
             </w:r>
           </w:p>
         </w:tc>
       </w:tr>
     </w:tbl>
+    <w:p>
+      <w:pPr>
+        <w:spacing w:line="360" w:lineRule="auto" w:after="120"/>
+      </w:pPr>
+      <w:r>
+        <w:rPr>
+          <w:rFonts w:ascii="Times New Roman" w:hAnsi="Times New Roman" w:eastAsia="標楷體"/>
+          <w:b w:val="0"/>
+          <w:i w:val="0"/>
+          <w:sz w:val="24"/>
+        </w:rPr>
+        <w:t>＊資料來源：台灣教會公報社網路書房各書頁。恩惠文教基金會自二〇二二年起陸續刊行「道、旅、盼、悲憫、希望、認同、告白、翻轉、感恩、釋經」為題的系列，其中數種為黃伯和主編之論文集而非個人專著，已於書名後標明；部分書冊僅見國際標準書號而未見出版年月，待查。</w:t>
+      </w:r>
+    </w:p>
     <w:p>
       <w:pPr>
         <w:pageBreakBefore/>

--- a/public/content/works/hcu-phd-proposal.docx
+++ b/public/content/works/hcu-phd-proposal.docx
@@ -442,7 +442,7 @@
           <w:i w:val="0"/>
           <w:sz w:val="24"/>
         </w:rPr>
-        <w:t>摘要　　3</w:t>
+        <w:t>摘要　　2</w:t>
       </w:r>
     </w:p>
     <w:p>
@@ -456,7 +456,7 @@
           <w:i w:val="0"/>
           <w:sz w:val="24"/>
         </w:rPr>
-        <w:t>Abstract　　4</w:t>
+        <w:t>Abstract　　3</w:t>
       </w:r>
     </w:p>
     <w:p>
@@ -470,7 +470,7 @@
           <w:i w:val="0"/>
           <w:sz w:val="24"/>
         </w:rPr>
-        <w:t>圖表目錄　　7</w:t>
+        <w:t>圖表目錄　　6</w:t>
       </w:r>
     </w:p>
     <w:p>
@@ -484,7 +484,7 @@
           <w:i w:val="0"/>
           <w:sz w:val="24"/>
         </w:rPr>
-        <w:t>前言　　8</w:t>
+        <w:t>前言　　7</w:t>
       </w:r>
     </w:p>
     <w:p>
@@ -498,7 +498,7 @@
           <w:i w:val="0"/>
           <w:sz w:val="24"/>
         </w:rPr>
-        <w:t>一、研究背景與問題意識　　8</w:t>
+        <w:t>一、研究背景與問題意識　　7</w:t>
       </w:r>
     </w:p>
     <w:p>
@@ -512,7 +512,7 @@
           <w:i w:val="0"/>
           <w:sz w:val="24"/>
         </w:rPr>
-        <w:t>二、研究目的　　13</w:t>
+        <w:t>二、研究目的　　12</w:t>
       </w:r>
     </w:p>
     <w:p>
@@ -526,7 +526,7 @@
           <w:i w:val="0"/>
           <w:sz w:val="24"/>
         </w:rPr>
-        <w:t>三、文獻回顧與探討　　14</w:t>
+        <w:t>三、文獻回顧與探討　　13</w:t>
       </w:r>
     </w:p>
     <w:p>
@@ -554,7 +554,7 @@
           <w:i w:val="0"/>
           <w:sz w:val="24"/>
         </w:rPr>
-        <w:t>五、研究時程　　22</w:t>
+        <w:t>五、研究時程　　21</w:t>
       </w:r>
     </w:p>
     <w:p>
@@ -568,7 +568,7 @@
           <w:i w:val="0"/>
           <w:sz w:val="24"/>
         </w:rPr>
-        <w:t>六、論文架構（章節安排）　　23</w:t>
+        <w:t>六、論文架構（章節安排）　　22</w:t>
       </w:r>
     </w:p>
     <w:p>
@@ -582,7 +582,7 @@
           <w:i w:val="0"/>
           <w:sz w:val="24"/>
         </w:rPr>
-        <w:t>七、預期研究成果與貢獻　　29</w:t>
+        <w:t>七、預期研究成果與貢獻　　28</w:t>
       </w:r>
     </w:p>
     <w:p>
@@ -596,7 +596,7 @@
           <w:i w:val="0"/>
           <w:sz w:val="24"/>
         </w:rPr>
-        <w:t>八、結論　　31</w:t>
+        <w:t>八、結論　　30</w:t>
       </w:r>
     </w:p>
     <w:p>
@@ -610,7 +610,7 @@
           <w:i w:val="0"/>
           <w:sz w:val="24"/>
         </w:rPr>
-        <w:t>參考書目　　33</w:t>
+        <w:t>參考書目　　31</w:t>
       </w:r>
     </w:p>
     <w:p>
@@ -624,7 +624,7 @@
           <w:i w:val="0"/>
           <w:sz w:val="24"/>
         </w:rPr>
-        <w:t>附錄一　八位人物主要著作一覽　　45</w:t>
+        <w:t>附錄一　八位人物主要著作一覽　　42</w:t>
       </w:r>
     </w:p>
     <w:p>
@@ -638,7 +638,7 @@
           <w:i w:val="0"/>
           <w:sz w:val="24"/>
         </w:rPr>
-        <w:t>附錄二　十個月研究工作計畫　　55</w:t>
+        <w:t>附錄二　十個月研究工作計畫　　51</w:t>
       </w:r>
     </w:p>
     <w:p>
@@ -667,7 +667,7 @@
           <w:i w:val="0"/>
           <w:sz w:val="24"/>
         </w:rPr>
-        <w:t>表一　兩條系譜的四個歷史位置對應　　13</w:t>
+        <w:t>表一　兩條系譜的四個歷史位置對應　　11</w:t>
       </w:r>
     </w:p>
     <w:p>
@@ -681,7 +681,7 @@
           <w:i w:val="0"/>
           <w:sz w:val="24"/>
         </w:rPr>
-        <w:t>表二　太虛大師著作：《太虛大師全書》二十編　　45</w:t>
+        <w:t>表二　太虛大師著作：《太虛大師全書》二十編　　42</w:t>
       </w:r>
     </w:p>
     <w:p>
@@ -695,7 +695,7 @@
           <w:i w:val="0"/>
           <w:sz w:val="24"/>
         </w:rPr>
-        <w:t>表三　印順導師主要著作　　46</w:t>
+        <w:t>表三　印順導師主要著作　　43</w:t>
       </w:r>
     </w:p>
     <w:p>
@@ -709,7 +709,7 @@
           <w:i w:val="0"/>
           <w:sz w:val="24"/>
         </w:rPr>
-        <w:t>表四　傳道法師著作　　47</w:t>
+        <w:t>表四　傳道法師著作　　44</w:t>
       </w:r>
     </w:p>
     <w:p>
@@ -723,7 +723,7 @@
           <w:i w:val="0"/>
           <w:sz w:val="24"/>
         </w:rPr>
-        <w:t>表五　昭慧法師專書著作　　48</w:t>
+        <w:t>表五　昭慧法師專書著作　　45</w:t>
       </w:r>
     </w:p>
     <w:p>
@@ -737,7 +737,7 @@
           <w:i w:val="0"/>
           <w:sz w:val="24"/>
         </w:rPr>
-        <w:t>表六　黃彰輝牧師主要著作　　51</w:t>
+        <w:t>表六　黃彰輝牧師主要著作　　47</w:t>
       </w:r>
     </w:p>
     <w:p>
@@ -751,7 +751,7 @@
           <w:i w:val="0"/>
           <w:sz w:val="24"/>
         </w:rPr>
-        <w:t>表七　宋泉盛牧師主要著作（含中譯本）　　51</w:t>
+        <w:t>表七　宋泉盛牧師主要著作（含中譯本）　　48</w:t>
       </w:r>
     </w:p>
     <w:p>
@@ -765,7 +765,7 @@
           <w:i w:val="0"/>
           <w:sz w:val="24"/>
         </w:rPr>
-        <w:t>表八　王憲治牧師主要著作　　52</w:t>
+        <w:t>表八　王憲治牧師主要著作　　49</w:t>
       </w:r>
     </w:p>
     <w:p>
@@ -779,7 +779,7 @@
           <w:i w:val="0"/>
           <w:sz w:val="24"/>
         </w:rPr>
-        <w:t>表九　黃伯和牧師主要著作　　53</w:t>
+        <w:t>表九　黃伯和牧師主要著作　　49</w:t>
       </w:r>
     </w:p>
     <w:p>
@@ -793,7 +793,7 @@
           <w:i w:val="0"/>
           <w:sz w:val="24"/>
         </w:rPr>
-        <w:t>表十　十個月研究工作計畫期程與成果對應　　55</w:t>
+        <w:t>表十　十個月研究工作計畫期程與成果對應　　51</w:t>
       </w:r>
     </w:p>
     <w:p>
@@ -1217,7 +1217,24 @@
           <w:i w:val="0"/>
           <w:sz w:val="24"/>
         </w:rPr>
-        <w:t>則是將這套理論落地於在地社會的關鍵實踐者，他主持台南妙心寺，率先採用台語弘法，並將人間佛教的精神具體化為環境保護、社區參與以及文教事業等實質行動；藍吉富於《臺灣佛教辭典》中曾將傳道法師與昭慧法師、宏印法師並列為印順學派的三大法系，然而相較於其他兩者，既有學界對傳道法師的專題研究極為薄弱。</w:t>
+        <w:t>則是將這套理論落地於在地社會的關鍵實踐者，他主持台南妙心寺，率先採用台語弘法，並將人間佛教的精神具體化為環境保護、社區參與以及文教事業等實質行動；藍吉富於《臺灣佛教辭典》中曾將傳道法師與昭慧法師、宏印法師並列為印順學派的三大法系</w:t>
+      </w:r>
+      <w:r>
+        <w:rPr>
+          <w:rFonts w:ascii="Times New Roman" w:hAnsi="Times New Roman" w:eastAsia="新細明體"/>
+          <w:sz w:val="20"/>
+          <w:vertAlign w:val="superscript"/>
+        </w:rPr>
+        <w:footnoteReference w:id="2"/>
+      </w:r>
+      <w:r>
+        <w:rPr>
+          <w:rFonts w:ascii="Times New Roman" w:hAnsi="Times New Roman" w:eastAsia="標楷體"/>
+          <w:b w:val="0"/>
+          <w:i w:val="0"/>
+          <w:sz w:val="24"/>
+        </w:rPr>
+        <w:t>，然而相較於其他兩者，既有學界對傳道法師的專題研究極為薄弱。</w:t>
       </w:r>
       <w:r>
         <w:rPr>
@@ -1249,7 +1266,7 @@
           <w:i w:val="0"/>
           <w:sz w:val="24"/>
         </w:rPr>
-        <w:t>在基督教系譜方面：</w:t>
+        <w:t>在基督教系譜方面，</w:t>
       </w:r>
       <w:r>
         <w:rPr>
@@ -1303,7 +1320,24 @@
           <w:i w:val="0"/>
           <w:sz w:val="24"/>
         </w:rPr>
-        <w:t>則是將實況神學落地的關鍵人物，他提出「鄉土神學」，以人民、鄉土、權力與上帝四個軸線重構台灣在地神學，並將其直接扣連至政治自決與土地關懷；可惜王憲治英年早逝（1941–1996），學界目前對其神學遺產的研究極少，極具學術補白的空間。最後，</w:t>
+        <w:t>（1941–1996）則是將實況神學落地的關鍵人物，他提出「鄉土神學」，以人民、鄉土、權力與上帝四個軸線重構台灣在地神學，並將其直接扣連至政治自決與土地關懷；王憲治雖為聖公會牧師，卻自一九七五年至一九九三年任教於台南神學院達十八年，長期於長老教會的神學教育體制內部工作，其鄉土神學的實質影響因而主要落在長老教會，並由長老教會的神學家所承接，本研究將其納入此一系譜乃是就其影響所及而言，而非依據宗派歸屬劃分；</w:t>
+      </w:r>
+      <w:r>
+        <w:rPr>
+          <w:rFonts w:ascii="Times New Roman" w:hAnsi="Times New Roman" w:eastAsia="新細明體"/>
+          <w:sz w:val="20"/>
+          <w:vertAlign w:val="superscript"/>
+        </w:rPr>
+        <w:footnoteReference w:id="3"/>
+      </w:r>
+      <w:r>
+        <w:rPr>
+          <w:rFonts w:ascii="Times New Roman" w:hAnsi="Times New Roman" w:eastAsia="標楷體"/>
+          <w:b w:val="0"/>
+          <w:i w:val="0"/>
+          <w:sz w:val="24"/>
+        </w:rPr>
+        <w:t>可惜王憲治英年早逝，學界目前對其神學遺產的研究極少，極具學術補白的空間。最後，</w:t>
       </w:r>
       <w:r>
         <w:rPr>
@@ -1800,7 +1834,7 @@
           <w:i w:val="0"/>
           <w:sz w:val="24"/>
         </w:rPr>
-        <w:t>本研究之總目的，旨在立足於歷史學研究取徑，系統性重建一九二〇年代至二〇二〇年代台灣佛教與台灣長老教會向此岸轉向、生成「公共性」與「人間性」之歷程。本研究不以既有理論為預設，而是先釐清兩條信仰傳統在台灣土地上交織發展的史實，進而在嚴謹的經驗基礎上歸納出一個可供檢驗的範式。為達此總目的，本研究具體拆解為以下五項目的：</w:t>
+        <w:t>本研究之總目的，旨在立足於歷史學研究取徑，系統性重建一九二〇年代至二〇二〇年代台灣佛教與台灣本土神學向此岸轉向、生成「公共性」與「人間性」之歷程。本研究不以既有理論為預設，而是先釐清兩條信仰傳統在台灣土地上交織發展的史實，進而在嚴謹的經驗基礎上歸納出一個可供檢驗的範式。為達此總目的，本研究具體拆解為以下五項目的：</w:t>
       </w:r>
     </w:p>
     <w:p>
@@ -1846,7 +1880,7 @@
           <w:i w:val="0"/>
           <w:sz w:val="24"/>
         </w:rPr>
-        <w:t>，以兩條四人系譜為取徑，分別重建台灣佛教與台灣長老教會公共性的生成階段，並檢驗兩者是否具有「發動、詮釋、落地、建制」之同構結構。須強調的是，擇取佛教系譜（太虛大師、印順導師、傳道法師、昭慧法師）與長老教會系譜（黃彰輝牧師、宋泉盛牧師、王憲治牧師、黃伯和牧師）乃研究路徑之選擇，目的在於透過清晰脈絡看清公共性生成的四個階段，而非宣稱此八位人物即可代表台灣佛教與基督教之全部。</w:t>
+        <w:t>，以兩條四人系譜為取徑，分別重建台灣佛教與台灣本土神學公共性的生成階段，並檢驗兩者是否具有「發動、詮釋、落地、建制」之同構結構。須強調的是，擇取佛教系譜（太虛大師、印順導師、傳道法師、昭慧法師）與長老教會系譜（黃彰輝牧師、宋泉盛牧師、王憲治牧師、黃伯和牧師）乃研究路徑之選擇，目的在於透過清晰脈絡看清公共性生成的四個階段，而非宣稱此八位人物即可代表台灣佛教與基督教之全部。</w:t>
       </w:r>
     </w:p>
     <w:p>
@@ -1987,7 +2021,134 @@
           <w:i w:val="0"/>
           <w:sz w:val="24"/>
         </w:rPr>
-        <w:t>近二十年來，英語學界對於東亞宗教現代性的討論，已逐步捨棄「現代化即世俗化」的單線敘事，轉而將近代東亞的宗教變革視為現代性建構中不可或缺的組成部分。Goossaert 與 Palmer 對近代中國「宗教問題」進行的長時段研究，以及 Duara 對亞洲傳統如何與可持續未來進行對話的討論，均為理解東亞宗教的轉型提供了宏觀視角。在具體宗教實踐方面，Lian Xi 對中國本土基督教興起的分析，以及 Xing Jun 對社會福音與中國基督教青年會的研究，揭示了基督教在東亞實況化的多重面貌；而在佛教研究領域，Ritzinger 對太虛大師與印順導師運動的專論，以及 Shields 對近代日本進步與激進佛教的考察，則呈現了佛教在面對近代國家與社會變革時的激進回應。此外，Queen 與 King 所編之入世佛教文集，以及 Madsen 對戰後台灣宗教復興與政治發展關係的社會學分析，亦共同構成了本研究在比較史層面的基礎。</w:t>
+        <w:t>近二十年來，英語學界對於東亞宗教現代性的討論，已逐步捨棄「現代化即世俗化」的單線敘事，轉而將近代東亞的宗教變革視為現代性建構中不可或缺的組成部分。Goossaert 與 Palmer 對近代中國「宗教問題」進行的長時段研究</w:t>
+      </w:r>
+      <w:r>
+        <w:rPr>
+          <w:rFonts w:ascii="Times New Roman" w:hAnsi="Times New Roman" w:eastAsia="新細明體"/>
+          <w:sz w:val="20"/>
+          <w:vertAlign w:val="superscript"/>
+        </w:rPr>
+        <w:footnoteReference w:id="4"/>
+      </w:r>
+      <w:r>
+        <w:rPr>
+          <w:rFonts w:ascii="Times New Roman" w:hAnsi="Times New Roman" w:eastAsia="標楷體"/>
+          <w:b w:val="0"/>
+          <w:i w:val="0"/>
+          <w:sz w:val="24"/>
+        </w:rPr>
+        <w:t>，以及 Duara 對亞洲傳統如何與可持續未來進行對話的討論，均為理解東亞宗教的轉型提供了宏觀視角。</w:t>
+      </w:r>
+      <w:r>
+        <w:rPr>
+          <w:rFonts w:ascii="Times New Roman" w:hAnsi="Times New Roman" w:eastAsia="新細明體"/>
+          <w:sz w:val="20"/>
+          <w:vertAlign w:val="superscript"/>
+        </w:rPr>
+        <w:footnoteReference w:id="5"/>
+      </w:r>
+      <w:r>
+        <w:rPr>
+          <w:rFonts w:ascii="Times New Roman" w:hAnsi="Times New Roman" w:eastAsia="標楷體"/>
+          <w:b w:val="0"/>
+          <w:i w:val="0"/>
+          <w:sz w:val="24"/>
+        </w:rPr>
+        <w:t>在具體宗教實踐方面，Lian Xi 對中國本土基督教興起的分析</w:t>
+      </w:r>
+      <w:r>
+        <w:rPr>
+          <w:rFonts w:ascii="Times New Roman" w:hAnsi="Times New Roman" w:eastAsia="新細明體"/>
+          <w:sz w:val="20"/>
+          <w:vertAlign w:val="superscript"/>
+        </w:rPr>
+        <w:footnoteReference w:id="6"/>
+      </w:r>
+      <w:r>
+        <w:rPr>
+          <w:rFonts w:ascii="Times New Roman" w:hAnsi="Times New Roman" w:eastAsia="標楷體"/>
+          <w:b w:val="0"/>
+          <w:i w:val="0"/>
+          <w:sz w:val="24"/>
+        </w:rPr>
+        <w:t>，以及 Xing Jun 對社會福音與中國基督教青年會的研究，揭示了基督教在東亞實況化的多重面貌；</w:t>
+      </w:r>
+      <w:r>
+        <w:rPr>
+          <w:rFonts w:ascii="Times New Roman" w:hAnsi="Times New Roman" w:eastAsia="新細明體"/>
+          <w:sz w:val="20"/>
+          <w:vertAlign w:val="superscript"/>
+        </w:rPr>
+        <w:footnoteReference w:id="7"/>
+      </w:r>
+      <w:r>
+        <w:rPr>
+          <w:rFonts w:ascii="Times New Roman" w:hAnsi="Times New Roman" w:eastAsia="標楷體"/>
+          <w:b w:val="0"/>
+          <w:i w:val="0"/>
+          <w:sz w:val="24"/>
+        </w:rPr>
+        <w:t>而在佛教研究領域，Ritzinger 對太虛大師與印順導師運動的專論</w:t>
+      </w:r>
+      <w:r>
+        <w:rPr>
+          <w:rFonts w:ascii="Times New Roman" w:hAnsi="Times New Roman" w:eastAsia="新細明體"/>
+          <w:sz w:val="20"/>
+          <w:vertAlign w:val="superscript"/>
+        </w:rPr>
+        <w:footnoteReference w:id="8"/>
+      </w:r>
+      <w:r>
+        <w:rPr>
+          <w:rFonts w:ascii="Times New Roman" w:hAnsi="Times New Roman" w:eastAsia="標楷體"/>
+          <w:b w:val="0"/>
+          <w:i w:val="0"/>
+          <w:sz w:val="24"/>
+        </w:rPr>
+        <w:t>，以及 Shields 對近代日本進步與激進佛教的考察，則呈現了佛教在面對近代國家與社會變革時的激進回應。</w:t>
+      </w:r>
+      <w:r>
+        <w:rPr>
+          <w:rFonts w:ascii="Times New Roman" w:hAnsi="Times New Roman" w:eastAsia="新細明體"/>
+          <w:sz w:val="20"/>
+          <w:vertAlign w:val="superscript"/>
+        </w:rPr>
+        <w:footnoteReference w:id="9"/>
+      </w:r>
+      <w:r>
+        <w:rPr>
+          <w:rFonts w:ascii="Times New Roman" w:hAnsi="Times New Roman" w:eastAsia="標楷體"/>
+          <w:b w:val="0"/>
+          <w:i w:val="0"/>
+          <w:sz w:val="24"/>
+        </w:rPr>
+        <w:t>此外，Queen 與 King 所編之入世佛教文集</w:t>
+      </w:r>
+      <w:r>
+        <w:rPr>
+          <w:rFonts w:ascii="Times New Roman" w:hAnsi="Times New Roman" w:eastAsia="新細明體"/>
+          <w:sz w:val="20"/>
+          <w:vertAlign w:val="superscript"/>
+        </w:rPr>
+        <w:footnoteReference w:id="10"/>
+      </w:r>
+      <w:r>
+        <w:rPr>
+          <w:rFonts w:ascii="Times New Roman" w:hAnsi="Times New Roman" w:eastAsia="標楷體"/>
+          <w:b w:val="0"/>
+          <w:i w:val="0"/>
+          <w:sz w:val="24"/>
+        </w:rPr>
+        <w:t>，以及 Madsen 對戰後台灣宗教復興與政治發展關係的社會學分析，亦共同構成了本研究在比較史層面的基礎。</w:t>
+      </w:r>
+      <w:r>
+        <w:rPr>
+          <w:rFonts w:ascii="Times New Roman" w:hAnsi="Times New Roman" w:eastAsia="新細明體"/>
+          <w:sz w:val="20"/>
+          <w:vertAlign w:val="superscript"/>
+        </w:rPr>
+        <w:footnoteReference w:id="11"/>
       </w:r>
     </w:p>
     <w:p>
@@ -2039,7 +2200,66 @@
           <w:i w:val="0"/>
           <w:sz w:val="24"/>
         </w:rPr>
-        <w:t>關於台灣佛教的發展，侯坤宏對民國佛教與戰後台灣佛教的一系列研究，如《太虛時代》、《真實與方便》及《台灣佛教通史》，為本題奠定了扎實的史實基礎。藍吉富對「後印順時代」的判定，以及邱敏捷對印順思想與印順學派核心之析論，深化了學界對「人間佛教」思想體系的理解。林建德對印順學派傳承譜系的辨析，闞正宗對傳道法師人間佛教理路的整理，以及楊惠南、江燦騰對當代台灣佛教入世性格與社會參與的長期觀察，皆為本研究第三章直接對話的對象。此外，筆者亦曾於碩士論文與相關期刊論文中，處理過昭慧法師與性廣對印順導師學說的傳承與詮釋問題。</w:t>
+        <w:t>關於台灣佛教的發展，侯坤宏對民國佛教與戰後台灣佛教的一系列研究，如《太虛時代》、《真實與方便》及《台灣佛教通史》，為本題奠定了扎實的史實基礎。</w:t>
+      </w:r>
+      <w:r>
+        <w:rPr>
+          <w:rFonts w:ascii="Times New Roman" w:hAnsi="Times New Roman" w:eastAsia="新細明體"/>
+          <w:sz w:val="20"/>
+          <w:vertAlign w:val="superscript"/>
+        </w:rPr>
+        <w:footnoteReference w:id="12"/>
+      </w:r>
+      <w:r>
+        <w:rPr>
+          <w:rFonts w:ascii="Times New Roman" w:hAnsi="Times New Roman" w:eastAsia="標楷體"/>
+          <w:b w:val="0"/>
+          <w:i w:val="0"/>
+          <w:sz w:val="24"/>
+        </w:rPr>
+        <w:t>藍吉富對「後印順時代」的判定，以及邱敏捷對印順思想與印順學派核心之析論，深化了學界對「人間佛教」思想體系的理解。</w:t>
+      </w:r>
+      <w:r>
+        <w:rPr>
+          <w:rFonts w:ascii="Times New Roman" w:hAnsi="Times New Roman" w:eastAsia="新細明體"/>
+          <w:sz w:val="20"/>
+          <w:vertAlign w:val="superscript"/>
+        </w:rPr>
+        <w:footnoteReference w:id="13"/>
+      </w:r>
+      <w:r>
+        <w:rPr>
+          <w:rFonts w:ascii="Times New Roman" w:hAnsi="Times New Roman" w:eastAsia="標楷體"/>
+          <w:b w:val="0"/>
+          <w:i w:val="0"/>
+          <w:sz w:val="24"/>
+        </w:rPr>
+        <w:t>林建德對印順學派傳承譜系的辨析，闞正宗對傳道法師人間佛教理路的整理，以及楊惠南、江燦騰對當代台灣佛教入世性格與社會參與的長期觀察，皆為本研究第三章直接對話的對象。</w:t>
+      </w:r>
+      <w:r>
+        <w:rPr>
+          <w:rFonts w:ascii="Times New Roman" w:hAnsi="Times New Roman" w:eastAsia="新細明體"/>
+          <w:sz w:val="20"/>
+          <w:vertAlign w:val="superscript"/>
+        </w:rPr>
+        <w:footnoteReference w:id="14"/>
+      </w:r>
+      <w:r>
+        <w:rPr>
+          <w:rFonts w:ascii="Times New Roman" w:hAnsi="Times New Roman" w:eastAsia="標楷體"/>
+          <w:b w:val="0"/>
+          <w:i w:val="0"/>
+          <w:sz w:val="24"/>
+        </w:rPr>
+        <w:t>此外，筆者亦曾於碩士論文與相關期刊論文中，處理過昭慧法師與性廣對印順導師學說的傳承與詮釋問題。</w:t>
+      </w:r>
+      <w:r>
+        <w:rPr>
+          <w:rFonts w:ascii="Times New Roman" w:hAnsi="Times New Roman" w:eastAsia="新細明體"/>
+          <w:sz w:val="20"/>
+          <w:vertAlign w:val="superscript"/>
+        </w:rPr>
+        <w:footnoteReference w:id="15"/>
       </w:r>
     </w:p>
     <w:p>
@@ -2062,7 +2282,24 @@
           <w:i w:val="0"/>
           <w:sz w:val="24"/>
         </w:rPr>
-        <w:t>：首先，儘管太虛大師與印順導師的思想關聯已有大量研究定論，但對於印順導師的思想如何從純粹的思想體系轉化為戰後台灣具體寺院與社會運動的「落地機制」，特別是針對傳道法師與台南妙心寺一系的實踐歷程，既有研究仍顯不足。其次，多數文獻傾向於「思想的傳承」之敘述框架，較少從制度史與社會史的角度，探討宗教的「公共性」如何在特定的歷史時空中取得其正當性，並進而影響社會進程。</w:t>
+        <w:t>：首先，儘管太虛大師與印順導師的思想關聯已有大量研究定論，但對於印順導師的思想如何從純粹的思想體系轉化為戰後台灣具體寺院與社會運動的「落地機制」，特別是針對傳道法師與台南妙心寺一系的實踐歷程，既有研究仍顯不足。</w:t>
+      </w:r>
+      <w:r>
+        <w:rPr>
+          <w:rFonts w:ascii="Times New Roman" w:hAnsi="Times New Roman" w:eastAsia="新細明體"/>
+          <w:sz w:val="20"/>
+          <w:vertAlign w:val="superscript"/>
+        </w:rPr>
+        <w:footnoteReference w:id="16"/>
+      </w:r>
+      <w:r>
+        <w:rPr>
+          <w:rFonts w:ascii="Times New Roman" w:hAnsi="Times New Roman" w:eastAsia="標楷體"/>
+          <w:b w:val="0"/>
+          <w:i w:val="0"/>
+          <w:sz w:val="24"/>
+        </w:rPr>
+        <w:t>其次，多數文獻傾向於「思想的傳承」之敘述框架，較少從制度史與社會史的角度，探討宗教的「公共性」如何在特定的歷史時空中取得其正當性，並進而影響社會進程。</w:t>
       </w:r>
     </w:p>
     <w:p>
@@ -2091,7 +2328,49 @@
           <w:i w:val="0"/>
           <w:sz w:val="24"/>
         </w:rPr>
-        <w:t>在台灣基督教研究領域，鄭仰恩主編之《台灣基督長老教會史》兩卷，以及蔡榮芳對於黃彰輝普世神學實踐的專著、張瑞雄所撰之黃彰輝傳記，皆為理解長老教會本土化歷程的重要文獻。鄭睦群對長老教會國家認同論述轉換的研究，以及黃克先透過監控檔案對政教關係的再探，則從政治與社會控制的角度提供了新的史料支撐。在神學理路方面，莊雅棠與歐力仁對宋泉盛故事神學的方法論分析，以及邱凱莉從後殖民視角對台灣神學的解構，均豐富了本研究第四章的論述基礎。</w:t>
+        <w:t>在台灣基督教研究領域，鄭仰恩主編之《台灣基督長老教會史》兩卷，以及蔡榮芳對於黃彰輝普世神學實踐的專著、張瑞雄所撰之黃彰輝傳記，皆為理解長老教會本土化歷程的重要文獻。</w:t>
+      </w:r>
+      <w:r>
+        <w:rPr>
+          <w:rFonts w:ascii="Times New Roman" w:hAnsi="Times New Roman" w:eastAsia="新細明體"/>
+          <w:sz w:val="20"/>
+          <w:vertAlign w:val="superscript"/>
+        </w:rPr>
+        <w:footnoteReference w:id="17"/>
+      </w:r>
+      <w:r>
+        <w:rPr>
+          <w:rFonts w:ascii="Times New Roman" w:hAnsi="Times New Roman" w:eastAsia="標楷體"/>
+          <w:b w:val="0"/>
+          <w:i w:val="0"/>
+          <w:sz w:val="24"/>
+        </w:rPr>
+        <w:t>鄭睦群對長老教會國家認同論述轉換的研究，以及黃克先透過監控檔案對政教關係的再探，則從政治與社會控制的角度提供了新的史料支撐。</w:t>
+      </w:r>
+      <w:r>
+        <w:rPr>
+          <w:rFonts w:ascii="Times New Roman" w:hAnsi="Times New Roman" w:eastAsia="新細明體"/>
+          <w:sz w:val="20"/>
+          <w:vertAlign w:val="superscript"/>
+        </w:rPr>
+        <w:footnoteReference w:id="18"/>
+      </w:r>
+      <w:r>
+        <w:rPr>
+          <w:rFonts w:ascii="Times New Roman" w:hAnsi="Times New Roman" w:eastAsia="標楷體"/>
+          <w:b w:val="0"/>
+          <w:i w:val="0"/>
+          <w:sz w:val="24"/>
+        </w:rPr>
+        <w:t>在神學理路方面，莊雅棠與歐力仁對宋泉盛故事神學的方法論分析，以及邱凱莉從後殖民視角對台灣神學的解構，均豐富了本研究第四章的論述基礎。</w:t>
+      </w:r>
+      <w:r>
+        <w:rPr>
+          <w:rFonts w:ascii="Times New Roman" w:hAnsi="Times New Roman" w:eastAsia="新細明體"/>
+          <w:sz w:val="20"/>
+          <w:vertAlign w:val="superscript"/>
+        </w:rPr>
+        <w:footnoteReference w:id="19"/>
       </w:r>
     </w:p>
     <w:p>
@@ -2114,7 +2393,24 @@
           <w:i w:val="0"/>
           <w:sz w:val="24"/>
         </w:rPr>
-        <w:t>：雖然黃彰輝與宋泉盛的研究已相對充分，但作為系譜中重要環節的王憲治，除莊雅棠的紀念性文章外，幾乎缺乏專門的學術研究；而對於黃伯和的研究，亦多侷限於神學內部的教義評述，缺乏嚴謹的史學考察。更重要的是，台灣本土神學從黃彰輝、宋泉盛到王憲治、黃伯和的「四代系譜」，尚未被系統性地整合為一段具備內在邏輯的歷史敘事，這使得基督教公共性的生成歷程在史學呈現上顯得支離破碎。</w:t>
+        <w:t>：雖然黃彰輝與宋泉盛的研究已相對充分，但作為系譜中重要環節的王憲治，除莊雅棠的紀念性文章外，幾乎缺乏專門的學術研究；</w:t>
+      </w:r>
+      <w:r>
+        <w:rPr>
+          <w:rFonts w:ascii="Times New Roman" w:hAnsi="Times New Roman" w:eastAsia="新細明體"/>
+          <w:sz w:val="20"/>
+          <w:vertAlign w:val="superscript"/>
+        </w:rPr>
+        <w:footnoteReference w:id="20"/>
+      </w:r>
+      <w:r>
+        <w:rPr>
+          <w:rFonts w:ascii="Times New Roman" w:hAnsi="Times New Roman" w:eastAsia="標楷體"/>
+          <w:b w:val="0"/>
+          <w:i w:val="0"/>
+          <w:sz w:val="24"/>
+        </w:rPr>
+        <w:t>而對於黃伯和的研究，亦多侷限於神學內部的教義評述，缺乏嚴謹的史學考察。更重要的是，台灣本土神學從黃彰輝、宋泉盛到王憲治、黃伯和的「四代系譜」，尚未被系統性地整合為一段具備內在邏輯的歷史敘事，這使得基督教公共性的生成歷程在史學呈現上顯得支離破碎。</w:t>
       </w:r>
     </w:p>
     <w:p>
@@ -2145,6 +2441,14 @@
         </w:rPr>
         <w:t>關於戰後台灣的跨宗教互動，賴品超及其與學愚合編之耶佛對話研究，以及賴賢宗對當代台灣佛耶對話史料的整理，提供了寶貴的文獻清單。莊秉潔的碩士論文亦對此一領域有所涉獵。此外，筆者過去針對昭慧法師與盧俊義牧師、洪山川主教之跨宗教友誼，以及其在具體社會議題上之合作所進行的研究，亦構成本研究第五章關於交會與結盟部分的經驗基礎。</w:t>
       </w:r>
+      <w:r>
+        <w:rPr>
+          <w:rFonts w:ascii="Times New Roman" w:hAnsi="Times New Roman" w:eastAsia="新細明體"/>
+          <w:sz w:val="20"/>
+          <w:vertAlign w:val="superscript"/>
+        </w:rPr>
+        <w:footnoteReference w:id="21"/>
+      </w:r>
     </w:p>
     <w:p>
       <w:pPr>
@@ -2355,6 +2659,14 @@
         </w:rPr>
         <w:t>在佛教部分，以《太虛大師全書》為起點，核心文本包括印順導師的著作全集（正聞出版社出版），含《妙雲集》、《華雨集》及《印度之佛教》、《印度佛教思想史》、《原始佛教聖典之集成》、《初期大乘佛教之起源與開展》等教史專著。本研究將印順導師對教史的重新詮釋視為一種「激進正統主義」，是對佛陀本懷的回歸。此外，亦包含傳道法師的著述與其主編之《妙心雜誌》；昭慧法師的《律學今詮》、《令梵行久住》等律學著作，以及《佛教倫理學》、《佛教規範倫理學》、《倫理抉擇的中道智慧》等倫理學論著，並參考《弘誓雙月刊》與《法印學報》。口述史料則參考國史館所編之《人間佛教的理論與實踐——傳道法師訪談錄》與《浩蕩赴前程：昭慧法師訪談錄》。</w:t>
       </w:r>
+      <w:r>
+        <w:rPr>
+          <w:rFonts w:ascii="Times New Roman" w:hAnsi="Times New Roman" w:eastAsia="新細明體"/>
+          <w:sz w:val="20"/>
+          <w:vertAlign w:val="superscript"/>
+        </w:rPr>
+        <w:footnoteReference w:id="22"/>
+      </w:r>
     </w:p>
     <w:p>
       <w:pPr>
@@ -2369,6 +2681,14 @@
         </w:rPr>
         <w:t>在基督教部分，以台灣基督長老教會的文獻為核心，包括黃彰輝的回憶錄《Recollections and Reflections》及其文集《Christian Mission in the Context of Asian Nation Building》與《Christian Mission and the Test of Discipleship》；宋泉盛的系列著作如《第三眼神學》、《故事神學》、《孟姜女的眼淚》、《耶穌，被釘十字架的人民》及《悲天憫人的上帝》。此外，亦納入王憲治的《台灣鄉土神學論文集》及其在台南神學院時期的論述，以及黃伯和自一九九〇年代至二〇二二年的系列著作。期刊與檔案方面，則包含《台灣教會公報》、《新使者》、《神學與教會》、《道雜誌》以及台灣基督長老教會總會的歷次聲明與檔案。</w:t>
       </w:r>
+      <w:r>
+        <w:rPr>
+          <w:rFonts w:ascii="Times New Roman" w:hAnsi="Times New Roman" w:eastAsia="新細明體"/>
+          <w:sz w:val="20"/>
+          <w:vertAlign w:val="superscript"/>
+        </w:rPr>
+        <w:footnoteReference w:id="23"/>
+      </w:r>
     </w:p>
     <w:p>
       <w:pPr>
@@ -2383,6 +2703,14 @@
         </w:rPr>
         <w:t>在跨宗教與社會參與部分，蒐集一九五〇至七〇年代護教論戰的關鍵文獻，如煮雲法師《佛教與基督教的比較》、聖嚴法師《基督教之研究》、吳恩溥牧師《駁〈佛教與基督教的比較〉》、龔天民牧師《真理自明：基督教與佛教的比較》等。一九八〇年代以降的對話文獻則包含《聖嚴法師與宗教對話》、單國璽樞機《生命告別之旅》、昭慧法師與古倫神父合著之《你信什麼？》。同時，亦將關懷生命協會、台灣動物社會研究會、廢死聯盟等組織的運動文件與新聞報導納入考量，以檢證宗教公共性的實踐過程。</w:t>
       </w:r>
+      <w:r>
+        <w:rPr>
+          <w:rFonts w:ascii="Times New Roman" w:hAnsi="Times New Roman" w:eastAsia="新細明體"/>
+          <w:sz w:val="20"/>
+          <w:vertAlign w:val="superscript"/>
+        </w:rPr>
+        <w:footnoteReference w:id="24"/>
+      </w:r>
     </w:p>
     <w:p>
       <w:pPr>
@@ -2481,7 +2809,7 @@
           <w:i w:val="0"/>
           <w:sz w:val="24"/>
         </w:rPr>
-        <w:t>在宗教對象上，本研究以佛教與基督教（特別是台灣基督長老教會）為兩條主線。天主教在第五章的議題結盟中將作為重要參與者出現，但本研究不另行為其建立系譜。必須強調的是，本研究擇取兩條四人系譜作為研究取徑，是基於對「公共性如何生成」這一核心問題的考量，旨在透過這條清晰的線索觀察宗教從彼岸向此岸轉向的完整階段。這並不意味著台灣佛教與基督教的其他脈絡不重要，只是那些不屬於此一入世轉向路徑的發展，不在本研究的處理範圍之內。</w:t>
+        <w:t>在宗教對象上，本研究以佛教與基督教為兩條主線。基督教一線雖以台灣基督長老教會為主要場域，然系譜中的王憲治實為聖公會牧師。考量其長期任教於台南神學院達十八年，其神學實踐與影響所及均在長老教會之內，本研究乃以「影響所及的神學社群」而非單一的「宗派歸屬」作為系譜的界定標準；第四章因而題為「台灣本土神學的公共性發展」，第五章於議題結盟中納入天主教人士亦同此原則。必須強調的是，本研究擇取兩條四人系譜作為分析取徑，係基於對「公共性如何生成」這一核心問題的考量，旨在透過此一線索觀察宗教從彼岸向此岸轉向的完整階段。這並不意味著台灣佛教與基督教的其他脈絡不重要，僅因不屬於此一入世轉向路徑的歷史發展，不在本研究的處理範圍之內。</w:t>
       </w:r>
     </w:p>
     <w:p>
@@ -2688,7 +3016,7 @@
           <w:i w:val="0"/>
           <w:sz w:val="24"/>
         </w:rPr>
-        <w:t>全論文共分七章。第一章交代研究方法與文獻缺口；第二章梳理東亞近代宗教變革之歷史前史；第三章與第四章分別重建台灣佛教與長老教會的實踐系譜；第五章將兩線並置比較，以其戰後之交會與結盟作為經驗檢證；第六章歸納「人間宗教」範式並檢討其理論意義；第七章為結論。</w:t>
+        <w:t>全論文共分七章。第一章交代研究方法與文獻缺口；第二章梳理東亞近代宗教變革之歷史前史；第三章與第四章分別重建台灣佛教與台灣本土神學兩條實踐系譜；第五章將兩線並置比較，以其戰後之交會與結盟作為經驗檢證；第六章歸納「人間宗教」範式並檢討其理論意義；第七章為結論。</w:t>
       </w:r>
     </w:p>
     <w:p>
@@ -3116,7 +3444,7 @@
           <w:i w:val="0"/>
           <w:sz w:val="24"/>
         </w:rPr>
-        <w:t>第四章　台灣長老教會的公共神學發展：黃彰輝、宋泉盛、王憲治、黃伯和</w:t>
+        <w:t>第四章　台灣本土神學的公共性發展：黃彰輝、宋泉盛、王憲治、黃伯和</w:t>
       </w:r>
     </w:p>
     <w:p>
@@ -3139,7 +3467,7 @@
           <w:i w:val="0"/>
           <w:sz w:val="24"/>
         </w:rPr>
-        <w:t>：梳理長老教會自日治時期的自立運動、戰後的在地認同轉折，至一九七〇年代〈國是聲明〉、〈我們的呼籲〉與〈人權宣言〉三大聲明的形成脈絡，分析教育、醫療與地方教會網絡如何構成公共介入的組織基礎。</w:t>
+        <w:t>：本章所謂「本土神學」以台灣基督長老教會為主要場域，但不以宗派歸屬為界，而以在此一神學社群中實際發生作用者為準。梳理長老教會自日治時期的自立運動、戰後的在地認同轉折，至一九七〇年代〈國是聲明〉、〈我們的呼籲〉與〈人權宣言〉三大聲明的形成脈絡，分析教育、醫療與地方教會網絡如何構成公共介入的組織基礎。</w:t>
       </w:r>
     </w:p>
     <w:p>
@@ -3208,7 +3536,24 @@
           <w:i w:val="0"/>
           <w:sz w:val="24"/>
         </w:rPr>
-        <w:t>：剖析王憲治牧師《台灣鄉土神學論文集》中關於人民、鄉土、權力、上帝四大主題的問題架構，探討鄉土神學與自決論述的接合，檢視台南神學院教學現場作為神學生產場所的機制，並追蹤此一路線因其早逝而中斷的部分與承接狀況。</w:t>
+        <w:t>：王憲治牧師（1941–1996）為高雄人，宗派身分屬聖公會牧師。一九六八年畢業於台南神學院，一九七三年獲紐約聖公會總會神學院神學碩士，一九七八年獲東南亞神學研究院神學博士，為該院第一位神學博士。一九七五年至一九九三年任教於台南神學院達十八年；一九七九年受長老教會總會所託，與彭明敏、黃彰輝牧師等出席美國國會「台灣關係法」聽證會</w:t>
+      </w:r>
+      <w:r>
+        <w:rPr>
+          <w:rFonts w:ascii="Times New Roman" w:hAnsi="Times New Roman" w:eastAsia="新細明體"/>
+          <w:sz w:val="20"/>
+          <w:vertAlign w:val="superscript"/>
+        </w:rPr>
+        <w:footnoteReference w:id="25"/>
+      </w:r>
+      <w:r>
+        <w:rPr>
+          <w:rFonts w:ascii="Times New Roman" w:hAnsi="Times New Roman" w:eastAsia="標楷體"/>
+          <w:b w:val="0"/>
+          <w:i w:val="0"/>
+          <w:sz w:val="24"/>
+        </w:rPr>
+        <w:t>，並於一九七〇年代長老教會因發布三大聲明而遭國民黨政權迫害時挺身為其言論辯護。本研究將其納入本土神學線索，係因其雖為聖公會神學家，然長期任教於台南神學院這個長老教會的神學教育體制核心，其鄉土神學實際上主要在長老教會內部發生影響並由長老教會後繼者承接，就影響所及而言更甚於其母會聖公會。本節剖析《台灣鄉土神學論文集》中關於人民、鄉土、權力、上帝四大主題的問題架構，探討鄉土神學與自決論述的接合，檢視台南神學院教學現場作為神學生產場所的機制，並追蹤此一路線因其早逝而中斷的部分與承接狀況。</w:t>
       </w:r>
     </w:p>
     <w:p>
@@ -3231,7 +3576,7 @@
           <w:i w:val="0"/>
           <w:sz w:val="24"/>
         </w:rPr>
-        <w:t>：探討黃伯和牧師提出「出頭天」作為神學範疇的意義，梳理其自《宗教與自決》、《奔向出頭天的子民》至二〇二二年五卷本系列的長期工程，並分析其在神學教育與亞洲普世網絡中的制度性佈局。</w:t>
+        <w:t>：探討黃伯和牧師提出「出頭天」作為神學範疇的意義，梳理其自《宗教與自決》、《奔向出頭天的子民》到恩惠文教基金會自二〇二二年起陸續刊行的系列著作，並分析其在神學教育與亞洲普世網絡中的制度性佈局。</w:t>
       </w:r>
     </w:p>
     <w:p>
@@ -3254,7 +3599,7 @@
           <w:i w:val="0"/>
           <w:sz w:val="24"/>
         </w:rPr>
-        <w:t>：歸納基督教公共性與人間性的生成機制，展現與佛教高度同構的四段結構在長老教會脈絡中的具體形態，並指向第五章對兩條實踐線索的並置比較與歷史交會。</w:t>
+        <w:t>：歸納基督教公共性與人間性的生成機制，展現與佛教高度同構的四段結構在台灣本土神學脈絡中的具體形態，並指向第五章對兩條實踐線索的並置比較與歷史交會。</w:t>
       </w:r>
     </w:p>
     <w:p>
@@ -3684,7 +4029,7 @@
           <w:i w:val="0"/>
           <w:sz w:val="24"/>
         </w:rPr>
-        <w:t>在具體史實的梳理上，本研究將補足兩條長期被學術界低估或忽略的線索。首先，在人間佛教的系譜中，本研究將深入探討傳道法師與台南妙心寺一系。過往研究多聚焦於太虛大師與印順導師的思想建構，對於「落地者」如何將抽象教理轉化為具體的社會抗爭與社區實踐，缺乏系統性論述；本研究將補強傳道法師在人間佛教「在地化」與「公共化」過程中的關鍵位置。其次，在基督教系譜方面，本研究將重新評價王憲治在台灣鄉土神學中的中介角色。王憲治不僅承襲了黃彰輝與宋泉盛的實況化神學，更在神學理論與本土社會運動之間搭建了橋樑，其作為「落地者」的貢獻，是理解台灣長老教會公共神學由理論走向建制的重要環節。</w:t>
+        <w:t>在具體史實的梳理上，本研究將補足兩條長期被學術界低估或忽略的線索。首先，在人間佛教的系譜中，本研究將深入探討傳道法師與台南妙心寺一系。過往研究多聚焦於太虛大師與印順導師的思想建構，對於「落地者」如何將抽象教理轉化為具體的社會抗爭與社區實踐，缺乏系統性論述；本研究將補強傳道法師在人間佛教「在地化」與「公共化」過程中的關鍵位置。其次，在基督教系譜方面，本研究將重新評價王憲治在台灣鄉土神學中的中介角色。王憲治不僅承襲了黃彰輝與宋泉盛的實況化神學，更在神學理論與本土社會運動之間搭建了橋樑，其作為「落地者」的貢獻，是理解台灣本土神學由理論走向建制的重要環節。</w:t>
       </w:r>
     </w:p>
     <w:p>
@@ -6754,6 +7099,111 @@
           <w:sz w:val="24"/>
         </w:rPr>
         <w:t>. Bethlehem: Lehigh University Press.</w:t>
+      </w:r>
+    </w:p>
+    <w:p>
+      <w:pPr>
+        <w:pageBreakBefore w:val="0"/>
+        <w:spacing w:line="360" w:lineRule="auto" w:after="200" w:before="160"/>
+      </w:pPr>
+      <w:r>
+        <w:rPr>
+          <w:rFonts w:ascii="Times New Roman" w:hAnsi="Times New Roman" w:eastAsia="標楷體"/>
+          <w:b/>
+          <w:i w:val="0"/>
+          <w:sz w:val="24"/>
+        </w:rPr>
+        <w:t>五、網路資源</w:t>
+      </w:r>
+    </w:p>
+    <w:p>
+      <w:pPr>
+        <w:spacing w:line="360" w:lineRule="auto" w:after="80"/>
+        <w:ind w:left="482" w:hanging="482"/>
+      </w:pPr>
+      <w:r>
+        <w:rPr>
+          <w:rFonts w:ascii="Times New Roman" w:hAnsi="Times New Roman" w:eastAsia="標楷體"/>
+          <w:b w:val="0"/>
+          <w:i w:val="0"/>
+          <w:sz w:val="24"/>
+        </w:rPr>
+        <w:t>《華人基督教史人物辭典》（Biographical Dictionary of Chinese Christianity）。https://www.bdcconline.net/</w:t>
+      </w:r>
+    </w:p>
+    <w:p>
+      <w:pPr>
+        <w:spacing w:line="360" w:lineRule="auto" w:after="80"/>
+        <w:ind w:left="482" w:hanging="482"/>
+      </w:pPr>
+      <w:r>
+        <w:rPr>
+          <w:rFonts w:ascii="Times New Roman" w:hAnsi="Times New Roman" w:eastAsia="標楷體"/>
+          <w:b w:val="0"/>
+          <w:i w:val="0"/>
+          <w:sz w:val="24"/>
+        </w:rPr>
+        <w:t>中華電子佛典協會（CBETA）。https://www.cbeta.org/</w:t>
+      </w:r>
+    </w:p>
+    <w:p>
+      <w:pPr>
+        <w:spacing w:line="360" w:lineRule="auto" w:after="80"/>
+        <w:ind w:left="482" w:hanging="482"/>
+      </w:pPr>
+      <w:r>
+        <w:rPr>
+          <w:rFonts w:ascii="Times New Roman" w:hAnsi="Times New Roman" w:eastAsia="標楷體"/>
+          <w:b w:val="0"/>
+          <w:i w:val="0"/>
+          <w:sz w:val="24"/>
+        </w:rPr>
+        <w:t>台灣教會公報社網路書房。https://buy.pctpress.org/</w:t>
+      </w:r>
+    </w:p>
+    <w:p>
+      <w:pPr>
+        <w:spacing w:line="360" w:lineRule="auto" w:after="80"/>
+        <w:ind w:left="482" w:hanging="482"/>
+      </w:pPr>
+      <w:r>
+        <w:rPr>
+          <w:rFonts w:ascii="Times New Roman" w:hAnsi="Times New Roman" w:eastAsia="標楷體"/>
+          <w:b w:val="0"/>
+          <w:i w:val="0"/>
+          <w:sz w:val="24"/>
+        </w:rPr>
+        <w:t>佛教弘誓學院。https://www.hongshi.org.tw/</w:t>
+      </w:r>
+    </w:p>
+    <w:p>
+      <w:pPr>
+        <w:spacing w:line="360" w:lineRule="auto" w:after="80"/>
+        <w:ind w:left="482" w:hanging="482"/>
+      </w:pPr>
+      <w:r>
+        <w:rPr>
+          <w:rFonts w:ascii="Times New Roman" w:hAnsi="Times New Roman" w:eastAsia="標楷體"/>
+          <w:b w:val="0"/>
+          <w:i w:val="0"/>
+          <w:sz w:val="24"/>
+        </w:rPr>
+        <w:t>妙心寺全球資訊網。http://www.mst.org.tw/</w:t>
+      </w:r>
+    </w:p>
+    <w:p>
+      <w:pPr>
+        <w:spacing w:line="360" w:lineRule="auto" w:after="80"/>
+        <w:ind w:left="482" w:hanging="482"/>
+      </w:pPr>
+      <w:r>
+        <w:rPr>
+          <w:rFonts w:ascii="Times New Roman" w:hAnsi="Times New Roman" w:eastAsia="標楷體"/>
+          <w:b w:val="0"/>
+          <w:i w:val="0"/>
+          <w:sz w:val="24"/>
+        </w:rPr>
+        <w:t>印順文教基金會。https://www.yinshun.org.tw/</w:t>
       </w:r>
     </w:p>
     <w:p>
@@ -7664,7 +8114,7 @@
           <w:i w:val="0"/>
           <w:sz w:val="24"/>
         </w:rPr>
-        <w:t>＊《太虛大師全書》一九四八年五月定稿，收文一千四百四十八篇、七百萬言，分二十編，統攝「法、制、論、雜」四藏；本研究使用一九八〇年台北善導寺佛經流通處版，並參校中華電子佛典協會（CBETA）電子版。另有印順導師編《太虛大師年譜》（新竹：正聞出版社，1950）。</w:t>
+        <w:t>＊編名據中華電子佛典協會（CBETA）所收本與《佛光大辭典》「太虛大師全書」條。《太虛大師全書》一九四八年五月定稿，收文一千四百四十八篇、七百萬言，分二十編，統攝「法、制、論、雜」四藏；本研究使用一九八〇年台北善導寺佛經流通處版，並參校中華電子佛典協會（CBETA）電子版。另有印順導師編《太虛大師年譜》（新竹：正聞出版社，1950）。</w:t>
       </w:r>
     </w:p>
     <w:p>
@@ -10422,7 +10872,7 @@
           <w:i w:val="0"/>
           <w:sz w:val="24"/>
         </w:rPr>
-        <w:t>＊資料來源：印順文教基金會「印順導師著作」編年表與「印順法師佛學著作集」目次。出版年取首次出版之年。《妙雲集》二十四冊分三編。</w:t>
+        <w:t>＊資料來源：印順文教基金會，〈印順導師著作〉，https://www.yinshun.org.tw/yinshun/publication.html；同會，〈印順法師佛學著作集〉目次，https://www.mahabodhi.org/files/yinshun/index.html（瀏覽日期：2026年9月5日）。出版年取首次出版之年。《妙雲集》二十四冊分三編。</w:t>
       </w:r>
       <w:r>
         <w:rPr>
@@ -11169,7 +11619,7 @@
           <w:i w:val="0"/>
           <w:sz w:val="24"/>
         </w:rPr>
-        <w:t>＊資料來源：妙心寺網站「中華佛教百科文獻基金會出版品」各書頁。傳道法師之專書全數由妙心出版社與中華佛教百科文獻基金會兩家出版；經逐本核對著者，妙心出版社所出《認識日本佛教》《大乘佛法》《佛教史論十八篇》等分屬藍吉富、邱敏捷、王翠玲、呂姝貞、侯坤宏、黃文樹之作，故不列入本表。關於傳道法師之基本史料另有邱敏捷《傳道法師年譜》（台南：妙心出版社）、《三心了不可得——與傳道法師對話錄》，及闞正宗、卓遵宏、侯坤宏訪問《人間佛教的理論與實踐——傳道法師訪談錄》（台北：國史館，2007）。法師講記多存於《妙心雜誌》與錄音，尚無完整目錄，為本研究第一年重點補白工作之一。</w:t>
+        <w:t>＊資料來源：妙心寺，〈出版品專區〉，http://www.mst.org.tw/found/（瀏覽日期：2026年9月5日），各書著者係逐書頁核對所得。傳道法師之專書全數由妙心出版社與中華佛教百科文獻基金會兩家出版；經逐本核對著者，妙心出版社所出《認識日本佛教》《大乘佛法》《佛教史論十八篇》等分屬藍吉富、邱敏捷、王翠玲、呂姝貞、侯坤宏、黃文樹之作，故不列入本表。關於傳道法師之基本史料另有邱敏捷《傳道法師年譜》（台南：妙心出版社）、《三心了不可得——與傳道法師對話錄》，及闞正宗、卓遵宏、侯坤宏訪問《人間佛教的理論與實踐——傳道法師訪談錄》（台北：國史館，2007）。法師講記多存於《妙心雜誌》與錄音，尚無完整目錄，為本研究第一年重點補白工作之一。</w:t>
       </w:r>
     </w:p>
     <w:p>
@@ -13632,7 +14082,7 @@
           <w:i w:val="0"/>
           <w:sz w:val="24"/>
         </w:rPr>
-        <w:t>＊資料來源：佛教弘誓學院「昭慧法師著作一覽」，並據該院現行網站出版品頁補入The Buddhist and the Ethicist 一種。</w:t>
+        <w:t>＊資料來源：佛教弘誓學院「昭慧法師著作一覽」，並據該院〈出版品〉（https://www.hongshi.org.tw/archive/publications/（瀏覽日期：2026年9月5日））補入The Buddhist and the Ethicist 一種。</w:t>
       </w:r>
     </w:p>
     <w:p>
@@ -15195,7 +15645,7 @@
           <w:i w:val="0"/>
           <w:sz w:val="24"/>
         </w:rPr>
-        <w:t>＊資料來源：台灣教會公報社網路書房各書頁與維基百科「宋泉盛」條所列英文著作。《信心的探索》系列各冊出版年未見於書訊，待查。另有《道在人間——慶賀宋泉盛牧師九十壽誕文集》（台南：南神出版社）與《上主的話語》（台南：台灣教會公報社）兩種祝壽與紀念文集，為研究其影響的重要參考。</w:t>
+        <w:t>＊資料來源：台灣教會公報社網路書房（https://buy.pctpress.org/（瀏覽日期：2026年9月5日））各書頁，與維基百科「宋泉盛」條所列英文著作。《信心的探索》系列各冊出版年未見於書訊，待查。另有《道在人間——慶賀宋泉盛牧師九十壽誕文集》（台南：南神出版社）與《上主的話語》（台南：台灣教會公報社）兩種祝壽與紀念文集，為研究其影響的重要參考。</w:t>
       </w:r>
     </w:p>
     <w:p>
@@ -15416,7 +15866,7 @@
           <w:i w:val="0"/>
           <w:sz w:val="24"/>
         </w:rPr>
-        <w:t>＊經查《華人基督教史人物辭典》「王憲治」條，其主要著作即上列兩種；另有講義、講章與《神學與教會》等刊物論文，尚未結集。王憲治（1941–1996）一九六八年畢業於台南神學院，一九七八年為東南亞神學研究院第一位神學博士，一九七五至一九九三年任教台南神學院十八年。其著作之稀少與研究之空白，正是本研究補白的重點之一。</w:t>
+        <w:t>＊經查《華人基督教史人物辭典》「王憲治」條（https://www.bdcconline.net/zh-hant/stories/wang-xianzhi（瀏覽日期：2026年9月5日）），其主要著作即上列兩種；另有講義、講章與《神學與教會》等刊物論文，尚未結集。王憲治（1941–1996）一九六八年畢業於台南神學院，一九七八年為東南亞神學研究院第一位神學博士，一九七五至一九九三年任教台南神學院十八年。其著作之稀少與研究之空白，正是本研究補白的重點之一。</w:t>
       </w:r>
     </w:p>
     <w:p>
@@ -16699,7 +17149,7 @@
           <w:i w:val="0"/>
           <w:sz w:val="24"/>
         </w:rPr>
-        <w:t>＊資料來源：台灣教會公報社網路書房各書頁。恩惠文教基金會自二〇二二年起陸續刊行「道、旅、盼、悲憫、希望、認同、告白、翻轉、感恩、釋經」為題的系列，其中數種為黃伯和主編之論文集而非個人專著，已於書名後標明；部分書冊僅見國際標準書號而未見出版年月，待查。</w:t>
+        <w:t>＊資料來源：台灣教會公報社網路書房（https://buy.pctpress.org/（瀏覽日期：2026年9月5日））各書頁。恩惠文教基金會自二〇二二年起陸續刊行「道、旅、盼、悲憫、希望、認同、告白、翻轉、感恩、釋經」為題的系列，其中數種為黃伯和主編之論文集而非個人專著，已於書名後標明；部分書冊僅見國際標準書號而未見出版年月，待查。</w:t>
       </w:r>
     </w:p>
     <w:p>
@@ -17262,6 +17712,583 @@
     </w:sectPr>
   </w:body>
 </w:document>
+</file>
+
+<file path=word/footnotes.xml><?xml version="1.0" encoding="utf-8"?>
+<w:footnotes xmlns:w="http://schemas.openxmlformats.org/wordprocessingml/2006/main" xmlns:r="http://schemas.openxmlformats.org/officeDocument/2006/relationships">
+  <w:footnote w:type="separator" w:id="0">
+    <w:p>
+      <w:pPr>
+        <w:spacing w:after="0" w:line="240" w:lineRule="auto"/>
+      </w:pPr>
+      <w:r>
+        <w:separator/>
+      </w:r>
+    </w:p>
+  </w:footnote>
+  <w:footnote w:type="continuationSeparator" w:id="1">
+    <w:p>
+      <w:pPr>
+        <w:spacing w:after="0" w:line="240" w:lineRule="auto"/>
+      </w:pPr>
+      <w:r>
+        <w:continuationSeparator/>
+      </w:r>
+    </w:p>
+  </w:footnote>
+  <w:footnote w:id="2">
+    <w:p>
+      <w:pPr>
+        <w:spacing w:after="0" w:line="240" w:lineRule="auto"/>
+        <w:ind w:left="284" w:hanging="284"/>
+      </w:pPr>
+      <w:r>
+        <w:rPr>
+          <w:rFonts w:ascii="Times New Roman" w:hAnsi="Times New Roman" w:eastAsia="新細明體"/>
+          <w:sz w:val="20"/>
+          <w:vertAlign w:val="superscript"/>
+        </w:rPr>
+        <w:footnoteRef/>
+      </w:r>
+      <w:r>
+        <w:rPr>
+          <w:rFonts w:ascii="Times New Roman" w:hAnsi="Times New Roman" w:eastAsia="新細明體"/>
+          <w:sz w:val="20"/>
+        </w:rPr>
+        <w:t xml:space="preserve"> 藍吉富編，《臺灣佛教辭典》（台南：妙心出版社、中華佛教百科文獻基金會，2013）。</w:t>
+      </w:r>
+    </w:p>
+  </w:footnote>
+  <w:footnote w:id="3">
+    <w:p>
+      <w:pPr>
+        <w:spacing w:after="0" w:line="240" w:lineRule="auto"/>
+        <w:ind w:left="284" w:hanging="284"/>
+      </w:pPr>
+      <w:r>
+        <w:rPr>
+          <w:rFonts w:ascii="Times New Roman" w:hAnsi="Times New Roman" w:eastAsia="新細明體"/>
+          <w:sz w:val="20"/>
+          <w:vertAlign w:val="superscript"/>
+        </w:rPr>
+        <w:footnoteRef/>
+      </w:r>
+      <w:r>
+        <w:rPr>
+          <w:rFonts w:ascii="Times New Roman" w:hAnsi="Times New Roman" w:eastAsia="新細明體"/>
+          <w:sz w:val="20"/>
+        </w:rPr>
+        <w:t xml:space="preserve"> 鄭維琪，〈王憲治〉，《華人基督教史人物辭典》，https://www.bdcconline.net/zh-hant/stories/wang-xianzhi（瀏覽日期：2026年9月5日）。</w:t>
+      </w:r>
+    </w:p>
+  </w:footnote>
+  <w:footnote w:id="4">
+    <w:p>
+      <w:pPr>
+        <w:spacing w:after="0" w:line="240" w:lineRule="auto"/>
+        <w:ind w:left="284" w:hanging="284"/>
+      </w:pPr>
+      <w:r>
+        <w:rPr>
+          <w:rFonts w:ascii="Times New Roman" w:hAnsi="Times New Roman" w:eastAsia="新細明體"/>
+          <w:sz w:val="20"/>
+          <w:vertAlign w:val="superscript"/>
+        </w:rPr>
+        <w:footnoteRef/>
+      </w:r>
+      <w:r>
+        <w:rPr>
+          <w:rFonts w:ascii="Times New Roman" w:hAnsi="Times New Roman" w:eastAsia="新細明體"/>
+          <w:sz w:val="20"/>
+        </w:rPr>
+        <w:t xml:space="preserve"> Vincent Goossaert and David A. Palmer, The Religious Question in Modern China (Chicago: University of Chicago Press, 2011).</w:t>
+      </w:r>
+    </w:p>
+  </w:footnote>
+  <w:footnote w:id="5">
+    <w:p>
+      <w:pPr>
+        <w:spacing w:after="0" w:line="240" w:lineRule="auto"/>
+        <w:ind w:left="284" w:hanging="284"/>
+      </w:pPr>
+      <w:r>
+        <w:rPr>
+          <w:rFonts w:ascii="Times New Roman" w:hAnsi="Times New Roman" w:eastAsia="新細明體"/>
+          <w:sz w:val="20"/>
+          <w:vertAlign w:val="superscript"/>
+        </w:rPr>
+        <w:footnoteRef/>
+      </w:r>
+      <w:r>
+        <w:rPr>
+          <w:rFonts w:ascii="Times New Roman" w:hAnsi="Times New Roman" w:eastAsia="新細明體"/>
+          <w:sz w:val="20"/>
+        </w:rPr>
+        <w:t xml:space="preserve"> Prasenjit Duara, The Crisis of Global Modernity: Asian Traditions and a Sustainable Future (Cambridge: Cambridge University Press, 2015).</w:t>
+      </w:r>
+    </w:p>
+  </w:footnote>
+  <w:footnote w:id="6">
+    <w:p>
+      <w:pPr>
+        <w:spacing w:after="0" w:line="240" w:lineRule="auto"/>
+        <w:ind w:left="284" w:hanging="284"/>
+      </w:pPr>
+      <w:r>
+        <w:rPr>
+          <w:rFonts w:ascii="Times New Roman" w:hAnsi="Times New Roman" w:eastAsia="新細明體"/>
+          <w:sz w:val="20"/>
+          <w:vertAlign w:val="superscript"/>
+        </w:rPr>
+        <w:footnoteRef/>
+      </w:r>
+      <w:r>
+        <w:rPr>
+          <w:rFonts w:ascii="Times New Roman" w:hAnsi="Times New Roman" w:eastAsia="新細明體"/>
+          <w:sz w:val="20"/>
+        </w:rPr>
+        <w:t xml:space="preserve"> Lian Xi, Redeemed by Fire: The Rise of Popular Christianity in Modern China (New Haven: Yale University Press, 2010).</w:t>
+      </w:r>
+    </w:p>
+  </w:footnote>
+  <w:footnote w:id="7">
+    <w:p>
+      <w:pPr>
+        <w:spacing w:after="0" w:line="240" w:lineRule="auto"/>
+        <w:ind w:left="284" w:hanging="284"/>
+      </w:pPr>
+      <w:r>
+        <w:rPr>
+          <w:rFonts w:ascii="Times New Roman" w:hAnsi="Times New Roman" w:eastAsia="新細明體"/>
+          <w:sz w:val="20"/>
+          <w:vertAlign w:val="superscript"/>
+        </w:rPr>
+        <w:footnoteRef/>
+      </w:r>
+      <w:r>
+        <w:rPr>
+          <w:rFonts w:ascii="Times New Roman" w:hAnsi="Times New Roman" w:eastAsia="新細明體"/>
+          <w:sz w:val="20"/>
+        </w:rPr>
+        <w:t xml:space="preserve"> Xing Jun, Baptized in the Fire of Revolution: The American Social Gospel and the YMCA in China, 1919-1937 (Bethlehem: Lehigh University Press, 1996).</w:t>
+      </w:r>
+    </w:p>
+  </w:footnote>
+  <w:footnote w:id="8">
+    <w:p>
+      <w:pPr>
+        <w:spacing w:after="0" w:line="240" w:lineRule="auto"/>
+        <w:ind w:left="284" w:hanging="284"/>
+      </w:pPr>
+      <w:r>
+        <w:rPr>
+          <w:rFonts w:ascii="Times New Roman" w:hAnsi="Times New Roman" w:eastAsia="新細明體"/>
+          <w:sz w:val="20"/>
+          <w:vertAlign w:val="superscript"/>
+        </w:rPr>
+        <w:footnoteRef/>
+      </w:r>
+      <w:r>
+        <w:rPr>
+          <w:rFonts w:ascii="Times New Roman" w:hAnsi="Times New Roman" w:eastAsia="新細明體"/>
+          <w:sz w:val="20"/>
+        </w:rPr>
+        <w:t xml:space="preserve"> Justin R. Ritzinger, Anarchy in the Pure Land: Tradition and Modernity in the Movements of Taixu and Yinshun (Honolulu: University of Hawaii Press, 2017).</w:t>
+      </w:r>
+    </w:p>
+  </w:footnote>
+  <w:footnote w:id="9">
+    <w:p>
+      <w:pPr>
+        <w:spacing w:after="0" w:line="240" w:lineRule="auto"/>
+        <w:ind w:left="284" w:hanging="284"/>
+      </w:pPr>
+      <w:r>
+        <w:rPr>
+          <w:rFonts w:ascii="Times New Roman" w:hAnsi="Times New Roman" w:eastAsia="新細明體"/>
+          <w:sz w:val="20"/>
+          <w:vertAlign w:val="superscript"/>
+        </w:rPr>
+        <w:footnoteRef/>
+      </w:r>
+      <w:r>
+        <w:rPr>
+          <w:rFonts w:ascii="Times New Roman" w:hAnsi="Times New Roman" w:eastAsia="新細明體"/>
+          <w:sz w:val="20"/>
+        </w:rPr>
+        <w:t xml:space="preserve"> James Mark Shields, Against Harmony: Progressive and Radical Buddhism in Modern Japan (Oxford: Oxford University Press, 2017).</w:t>
+      </w:r>
+    </w:p>
+  </w:footnote>
+  <w:footnote w:id="10">
+    <w:p>
+      <w:pPr>
+        <w:spacing w:after="0" w:line="240" w:lineRule="auto"/>
+        <w:ind w:left="284" w:hanging="284"/>
+      </w:pPr>
+      <w:r>
+        <w:rPr>
+          <w:rFonts w:ascii="Times New Roman" w:hAnsi="Times New Roman" w:eastAsia="新細明體"/>
+          <w:sz w:val="20"/>
+          <w:vertAlign w:val="superscript"/>
+        </w:rPr>
+        <w:footnoteRef/>
+      </w:r>
+      <w:r>
+        <w:rPr>
+          <w:rFonts w:ascii="Times New Roman" w:hAnsi="Times New Roman" w:eastAsia="新細明體"/>
+          <w:sz w:val="20"/>
+        </w:rPr>
+        <w:t xml:space="preserve"> Christopher S. Queen and Sallie B. King, eds., Engaged Buddhism: Buddhist Liberation Movements in Asia (Albany: State University of New York Press, 1996).</w:t>
+      </w:r>
+    </w:p>
+  </w:footnote>
+  <w:footnote w:id="11">
+    <w:p>
+      <w:pPr>
+        <w:spacing w:after="0" w:line="240" w:lineRule="auto"/>
+        <w:ind w:left="284" w:hanging="284"/>
+      </w:pPr>
+      <w:r>
+        <w:rPr>
+          <w:rFonts w:ascii="Times New Roman" w:hAnsi="Times New Roman" w:eastAsia="新細明體"/>
+          <w:sz w:val="20"/>
+          <w:vertAlign w:val="superscript"/>
+        </w:rPr>
+        <w:footnoteRef/>
+      </w:r>
+      <w:r>
+        <w:rPr>
+          <w:rFonts w:ascii="Times New Roman" w:hAnsi="Times New Roman" w:eastAsia="新細明體"/>
+          <w:sz w:val="20"/>
+        </w:rPr>
+        <w:t xml:space="preserve"> Richard Madsen, Democracy’s Dharma: Religious Renaissance and Political Development in Taiwan (Berkeley: University of California Press, 2007).</w:t>
+      </w:r>
+    </w:p>
+  </w:footnote>
+  <w:footnote w:id="12">
+    <w:p>
+      <w:pPr>
+        <w:spacing w:after="0" w:line="240" w:lineRule="auto"/>
+        <w:ind w:left="284" w:hanging="284"/>
+      </w:pPr>
+      <w:r>
+        <w:rPr>
+          <w:rFonts w:ascii="Times New Roman" w:hAnsi="Times New Roman" w:eastAsia="新細明體"/>
+          <w:sz w:val="20"/>
+          <w:vertAlign w:val="superscript"/>
+        </w:rPr>
+        <w:footnoteRef/>
+      </w:r>
+      <w:r>
+        <w:rPr>
+          <w:rFonts w:ascii="Times New Roman" w:hAnsi="Times New Roman" w:eastAsia="新細明體"/>
+          <w:sz w:val="20"/>
+        </w:rPr>
+        <w:t xml:space="preserve"> 侯坤宏，《真實與方便：印順思想研究》（台北：法界出版社，2009）；同氏，《太虛時代：多維視角下的民國佛教（1912-1949）》（台北：政大出版社，2018）；同氏編，《台灣佛教通史》第八冊（台北：彌陀出版社，2022）。</w:t>
+      </w:r>
+    </w:p>
+  </w:footnote>
+  <w:footnote w:id="13">
+    <w:p>
+      <w:pPr>
+        <w:spacing w:after="0" w:line="240" w:lineRule="auto"/>
+        <w:ind w:left="284" w:hanging="284"/>
+      </w:pPr>
+      <w:r>
+        <w:rPr>
+          <w:rFonts w:ascii="Times New Roman" w:hAnsi="Times New Roman" w:eastAsia="新細明體"/>
+          <w:sz w:val="20"/>
+          <w:vertAlign w:val="superscript"/>
+        </w:rPr>
+        <w:footnoteRef/>
+      </w:r>
+      <w:r>
+        <w:rPr>
+          <w:rFonts w:ascii="Times New Roman" w:hAnsi="Times New Roman" w:eastAsia="新細明體"/>
+          <w:sz w:val="20"/>
+        </w:rPr>
+        <w:t xml:space="preserve"> 藍吉富，〈台灣佛教思想史上的後印順時代〉，收於弘誓文教基金會編，《第三屆「印順導師思想之理論與實踐」學術研討會論文集》（桃園：弘誓文教基金會，2002）；邱敏捷，《印順導師的佛教思想》（台北：法界出版社，2000）。</w:t>
+      </w:r>
+    </w:p>
+  </w:footnote>
+  <w:footnote w:id="14">
+    <w:p>
+      <w:pPr>
+        <w:spacing w:after="0" w:line="240" w:lineRule="auto"/>
+        <w:ind w:left="284" w:hanging="284"/>
+      </w:pPr>
+      <w:r>
+        <w:rPr>
+          <w:rFonts w:ascii="Times New Roman" w:hAnsi="Times New Roman" w:eastAsia="新細明體"/>
+          <w:sz w:val="20"/>
+          <w:vertAlign w:val="superscript"/>
+        </w:rPr>
+        <w:footnoteRef/>
+      </w:r>
+      <w:r>
+        <w:rPr>
+          <w:rFonts w:ascii="Times New Roman" w:hAnsi="Times New Roman" w:eastAsia="新細明體"/>
+          <w:sz w:val="20"/>
+        </w:rPr>
+        <w:t xml:space="preserve"> 林建德，〈台灣「人間佛教」之承傳與開展——從證嚴法師是否為「印順學派」探討起〉，《成大中文學報》第81期（2023），頁69-98；闞正宗，〈傳法弘道——傳道法師人間佛教理路〉，《法印學報》第1期（2011），頁119-143；楊惠南，《當代佛教思想展望》（台北：東大圖書公司，1991）。</w:t>
+      </w:r>
+    </w:p>
+  </w:footnote>
+  <w:footnote w:id="15">
+    <w:p>
+      <w:pPr>
+        <w:spacing w:after="0" w:line="240" w:lineRule="auto"/>
+        <w:ind w:left="284" w:hanging="284"/>
+      </w:pPr>
+      <w:r>
+        <w:rPr>
+          <w:rFonts w:ascii="Times New Roman" w:hAnsi="Times New Roman" w:eastAsia="新細明體"/>
+          <w:sz w:val="20"/>
+          <w:vertAlign w:val="superscript"/>
+        </w:rPr>
+        <w:footnoteRef/>
+      </w:r>
+      <w:r>
+        <w:rPr>
+          <w:rFonts w:ascii="Times New Roman" w:hAnsi="Times New Roman" w:eastAsia="新細明體"/>
+          <w:sz w:val="20"/>
+        </w:rPr>
+        <w:t xml:space="preserve"> 張辰瑋，《印順導師人間佛教思想的傳承與實踐：以昭慧法師、性廣法師為核心》（碩士論文，國立台北教育大學台灣文化研究所，2025）；同氏，〈昭慧法師與性廣法師對印順學的傳承與實踐〉，《法印學報》第14期（2023），頁181-204。</w:t>
+      </w:r>
+    </w:p>
+  </w:footnote>
+  <w:footnote w:id="16">
+    <w:p>
+      <w:pPr>
+        <w:spacing w:after="0" w:line="240" w:lineRule="auto"/>
+        <w:ind w:left="284" w:hanging="284"/>
+      </w:pPr>
+      <w:r>
+        <w:rPr>
+          <w:rFonts w:ascii="Times New Roman" w:hAnsi="Times New Roman" w:eastAsia="新細明體"/>
+          <w:sz w:val="20"/>
+          <w:vertAlign w:val="superscript"/>
+        </w:rPr>
+        <w:footnoteRef/>
+      </w:r>
+      <w:r>
+        <w:rPr>
+          <w:rFonts w:ascii="Times New Roman" w:hAnsi="Times New Roman" w:eastAsia="新細明體"/>
+          <w:sz w:val="20"/>
+        </w:rPr>
+        <w:t xml:space="preserve"> 相關者僅見闞正宗，〈傳法弘道——傳道法師人間佛教理路〉，《法印學報》第1期（2011），頁119-143；伍麗滿，《台南妙心寺對印順「人間佛教」的落實與弘展》（碩士論文，玄奘大學宗教學系碩士在職專班，2006）；邱敏捷，《傳道法師年譜》（台南：妙心出版社，2015）。</w:t>
+      </w:r>
+    </w:p>
+  </w:footnote>
+  <w:footnote w:id="17">
+    <w:p>
+      <w:pPr>
+        <w:spacing w:after="0" w:line="240" w:lineRule="auto"/>
+        <w:ind w:left="284" w:hanging="284"/>
+      </w:pPr>
+      <w:r>
+        <w:rPr>
+          <w:rFonts w:ascii="Times New Roman" w:hAnsi="Times New Roman" w:eastAsia="新細明體"/>
+          <w:sz w:val="20"/>
+          <w:vertAlign w:val="superscript"/>
+        </w:rPr>
+        <w:footnoteRef/>
+      </w:r>
+      <w:r>
+        <w:rPr>
+          <w:rFonts w:ascii="Times New Roman" w:hAnsi="Times New Roman" w:eastAsia="新細明體"/>
+          <w:sz w:val="20"/>
+        </w:rPr>
+        <w:t xml:space="preserve"> 鄭仰恩主編，《台灣基督長老教會史（1865-2015）卷一：分期史》（台北：使徒出版社，2024）；同編，《卷二：專題史》（台北：使徒出版社，2025）；蔡榮芳，《從宗教到政治：黃彰輝牧師普世神學的實踐》（台北：玉山社，2020）；張瑞雄，《台灣人的先覺：黃彰輝》（台南：南神出版社，2014）。</w:t>
+      </w:r>
+    </w:p>
+  </w:footnote>
+  <w:footnote w:id="18">
+    <w:p>
+      <w:pPr>
+        <w:spacing w:after="0" w:line="240" w:lineRule="auto"/>
+        <w:ind w:left="284" w:hanging="284"/>
+      </w:pPr>
+      <w:r>
+        <w:rPr>
+          <w:rFonts w:ascii="Times New Roman" w:hAnsi="Times New Roman" w:eastAsia="新細明體"/>
+          <w:sz w:val="20"/>
+          <w:vertAlign w:val="superscript"/>
+        </w:rPr>
+        <w:footnoteRef/>
+      </w:r>
+      <w:r>
+        <w:rPr>
+          <w:rFonts w:ascii="Times New Roman" w:hAnsi="Times New Roman" w:eastAsia="新細明體"/>
+          <w:sz w:val="20"/>
+        </w:rPr>
+        <w:t xml:space="preserve"> 鄭睦群，《從大中華到台灣國：台灣基督長老教會的國家認同及其論述轉換》（台北：政大出版社，2023）；黃克先，〈跨國宗教與受限制的黨國：從監控檔案再探長老教會的政教關係〉，《臺灣社會學刊》第70期（2021），頁1-76。</w:t>
+      </w:r>
+    </w:p>
+  </w:footnote>
+  <w:footnote w:id="19">
+    <w:p>
+      <w:pPr>
+        <w:spacing w:after="0" w:line="240" w:lineRule="auto"/>
+        <w:ind w:left="284" w:hanging="284"/>
+      </w:pPr>
+      <w:r>
+        <w:rPr>
+          <w:rFonts w:ascii="Times New Roman" w:hAnsi="Times New Roman" w:eastAsia="新細明體"/>
+          <w:sz w:val="20"/>
+          <w:vertAlign w:val="superscript"/>
+        </w:rPr>
+        <w:footnoteRef/>
+      </w:r>
+      <w:r>
+        <w:rPr>
+          <w:rFonts w:ascii="Times New Roman" w:hAnsi="Times New Roman" w:eastAsia="新細明體"/>
+          <w:sz w:val="20"/>
+        </w:rPr>
+        <w:t xml:space="preserve"> 莊雅棠，〈宋泉盛的故事神學〉，《神學與教會》第28卷第1期（2003），頁123-145；歐力仁，〈訴說苦難生命的故事——宋泉盛的故事神學方法論及其批判〉，《道風：基督教文化評論》第35期（2011），頁245-277；邱凱莉，〈從人民自決到獨立建國〉，《輔仁宗教研究》第42期（2021），頁121-146。</w:t>
+      </w:r>
+    </w:p>
+  </w:footnote>
+  <w:footnote w:id="20">
+    <w:p>
+      <w:pPr>
+        <w:spacing w:after="0" w:line="240" w:lineRule="auto"/>
+        <w:ind w:left="284" w:hanging="284"/>
+      </w:pPr>
+      <w:r>
+        <w:rPr>
+          <w:rFonts w:ascii="Times New Roman" w:hAnsi="Times New Roman" w:eastAsia="新細明體"/>
+          <w:sz w:val="20"/>
+          <w:vertAlign w:val="superscript"/>
+        </w:rPr>
+        <w:footnoteRef/>
+      </w:r>
+      <w:r>
+        <w:rPr>
+          <w:rFonts w:ascii="Times New Roman" w:hAnsi="Times New Roman" w:eastAsia="新細明體"/>
+          <w:sz w:val="20"/>
+        </w:rPr>
+        <w:t xml:space="preserve"> 莊雅棠，〈台灣鄉土神學的開拓者——王憲治牧師〉，《新使者》第43期（1997）。</w:t>
+      </w:r>
+    </w:p>
+  </w:footnote>
+  <w:footnote w:id="21">
+    <w:p>
+      <w:pPr>
+        <w:spacing w:after="0" w:line="240" w:lineRule="auto"/>
+        <w:ind w:left="284" w:hanging="284"/>
+      </w:pPr>
+      <w:r>
+        <w:rPr>
+          <w:rFonts w:ascii="Times New Roman" w:hAnsi="Times New Roman" w:eastAsia="新細明體"/>
+          <w:sz w:val="20"/>
+          <w:vertAlign w:val="superscript"/>
+        </w:rPr>
+        <w:footnoteRef/>
+      </w:r>
+      <w:r>
+        <w:rPr>
+          <w:rFonts w:ascii="Times New Roman" w:hAnsi="Times New Roman" w:eastAsia="新細明體"/>
+          <w:sz w:val="20"/>
+        </w:rPr>
+        <w:t xml:space="preserve"> 賴品超主編，《佛耶對話：近代中國佛教與基督宗教的相遇》（北京：宗教文化出版社，2008）；賴品超、學愚主編，《天國、淨土與人間：耶佛對話與社會關懷》（香港：中華書局，2008）；賴賢宗，〈佛教與基督教的對話：以當代台灣宗教界為中心〉，《哲學與文化》第31卷第5期（2004），頁23-41。</w:t>
+      </w:r>
+    </w:p>
+  </w:footnote>
+  <w:footnote w:id="22">
+    <w:p>
+      <w:pPr>
+        <w:spacing w:after="0" w:line="240" w:lineRule="auto"/>
+        <w:ind w:left="284" w:hanging="284"/>
+      </w:pPr>
+      <w:r>
+        <w:rPr>
+          <w:rFonts w:ascii="Times New Roman" w:hAnsi="Times New Roman" w:eastAsia="新細明體"/>
+          <w:sz w:val="20"/>
+          <w:vertAlign w:val="superscript"/>
+        </w:rPr>
+        <w:footnoteRef/>
+      </w:r>
+      <w:r>
+        <w:rPr>
+          <w:rFonts w:ascii="Times New Roman" w:hAnsi="Times New Roman" w:eastAsia="新細明體"/>
+          <w:sz w:val="20"/>
+        </w:rPr>
+        <w:t xml:space="preserve"> 釋太虛，《太虛大師全書》全二十編（台北：善導寺佛經流通處，1980）；印順著作全集（新竹：正聞出版社）；闞正宗、卓遵宏、侯坤宏訪問，《人間佛教的理論與實踐——傳道法師訪談錄》（台北：國史館，2007）；釋昭慧口述，侯坤宏、卓遵宏訪問，《浩蕩赴前程：昭慧法師訪談錄》（桃園：法界出版社，2017）。</w:t>
+      </w:r>
+    </w:p>
+  </w:footnote>
+  <w:footnote w:id="23">
+    <w:p>
+      <w:pPr>
+        <w:spacing w:after="0" w:line="240" w:lineRule="auto"/>
+        <w:ind w:left="284" w:hanging="284"/>
+      </w:pPr>
+      <w:r>
+        <w:rPr>
+          <w:rFonts w:ascii="Times New Roman" w:hAnsi="Times New Roman" w:eastAsia="新細明體"/>
+          <w:sz w:val="20"/>
+          <w:vertAlign w:val="superscript"/>
+        </w:rPr>
+        <w:footnoteRef/>
+      </w:r>
+      <w:r>
+        <w:rPr>
+          <w:rFonts w:ascii="Times New Roman" w:hAnsi="Times New Roman" w:eastAsia="新細明體"/>
+          <w:sz w:val="20"/>
+        </w:rPr>
+        <w:t xml:space="preserve"> Shoki Coe, Recollections and Reflections, ed. Boris Anderson (Taiwan: Taiwan Church News, 1993)；王憲治，《台灣鄉土神學論文集（一）》（台南：台南神學院，1988）；黃伯和，《宗教與自決》（台北：稻鄉出版社，1990）。各書詳目見附錄一。</w:t>
+      </w:r>
+    </w:p>
+  </w:footnote>
+  <w:footnote w:id="24">
+    <w:p>
+      <w:pPr>
+        <w:spacing w:after="0" w:line="240" w:lineRule="auto"/>
+        <w:ind w:left="284" w:hanging="284"/>
+      </w:pPr>
+      <w:r>
+        <w:rPr>
+          <w:rFonts w:ascii="Times New Roman" w:hAnsi="Times New Roman" w:eastAsia="新細明體"/>
+          <w:sz w:val="20"/>
+          <w:vertAlign w:val="superscript"/>
+        </w:rPr>
+        <w:footnoteRef/>
+      </w:r>
+      <w:r>
+        <w:rPr>
+          <w:rFonts w:ascii="Times New Roman" w:hAnsi="Times New Roman" w:eastAsia="新細明體"/>
+          <w:sz w:val="20"/>
+        </w:rPr>
+        <w:t xml:space="preserve"> 釋煮雲，《佛教與基督教的比較》（新北：華成書局，1960）；吳恩溥，《駁「佛教與基督教的比較」》（台北：聖文社，1956）；釋聖嚴，《基督教之研究》（台北：佛教文化服務處，1967）；釋昭慧、古倫（Anselm Grün），《你信什麼？——基督宗教與佛教之對話》（吳信如譯，台北：南與北文化，2013）。</w:t>
+      </w:r>
+    </w:p>
+  </w:footnote>
+  <w:footnote w:id="25">
+    <w:p>
+      <w:pPr>
+        <w:spacing w:after="0" w:line="240" w:lineRule="auto"/>
+        <w:ind w:left="284" w:hanging="284"/>
+      </w:pPr>
+      <w:r>
+        <w:rPr>
+          <w:rFonts w:ascii="Times New Roman" w:hAnsi="Times New Roman" w:eastAsia="新細明體"/>
+          <w:sz w:val="20"/>
+          <w:vertAlign w:val="superscript"/>
+        </w:rPr>
+        <w:footnoteRef/>
+      </w:r>
+      <w:r>
+        <w:rPr>
+          <w:rFonts w:ascii="Times New Roman" w:hAnsi="Times New Roman" w:eastAsia="新細明體"/>
+          <w:sz w:val="20"/>
+        </w:rPr>
+        <w:t xml:space="preserve"> 莊雅棠，〈台灣鄉土神學的開拓者——王憲治牧師〉，《新使者》第43期（1997）。</w:t>
+      </w:r>
+    </w:p>
+  </w:footnote>
+</w:footnotes>
 </file>
 
 <file path=word/numbering.xml><?xml version="1.0" encoding="utf-8"?>
